--- a/dist/manuscripts/en/p6_meta_en_clean.docx
+++ b/dist/manuscripts/en/p6_meta_en_clean.docx
@@ -2,7 +2,7 @@
 <file path=word/document.xml><?xml version="1.0" encoding="utf-8"?>
 <w:document xmlns:w="http://schemas.openxmlformats.org/wordprocessingml/2006/main" xmlns:m="http://schemas.openxmlformats.org/officeDocument/2006/math" xmlns:r="http://schemas.openxmlformats.org/officeDocument/2006/relationships" xmlns:o="urn:schemas-microsoft-com:office:office" xmlns:v="urn:schemas-microsoft-com:vml" xmlns:w10="urn:schemas-microsoft-com:office:word" xmlns:a="http://schemas.openxmlformats.org/drawingml/2006/main" xmlns:pic="http://schemas.openxmlformats.org/drawingml/2006/picture" xmlns:wp="http://schemas.openxmlformats.org/drawingml/2006/wordprocessingDrawing">
   <w:body>
-    <w:bookmarkStart w:id="77" w:name="X0c6e4d0da10b64d0e26e4f46cdf4d61de6495dd"/>
+    <w:bookmarkStart w:id="60" w:name="X0c6e4d0da10b64d0e26e4f46cdf4d61de6495dd"/>
     <w:p>
       <w:pPr>
         <w:pStyle w:val="Heading1"/>
@@ -130,7 +130,23 @@
         <w:t xml:space="preserve"> </w:t>
       </w:r>
       <w:r>
-        <w:t xml:space="preserve">= 235 studies with approximately 385 effect sizes. Three-level MARA (Cheung, 2014; Van den Noortgate et al., 2013) decomposes heterogeneity into within-study (</w:t>
+        <w:t xml:space="preserve">= 238 studies with</w:t>
+      </w:r>
+      <w:r>
+        <w:t xml:space="preserve"> </w:t>
+      </w:r>
+      <w:r>
+        <w:rPr>
+          <w:iCs/>
+          <w:i/>
+        </w:rPr>
+        <w:t xml:space="preserve">K</w:t>
+      </w:r>
+      <w:r>
+        <w:t xml:space="preserve"> </w:t>
+      </w:r>
+      <w:r>
+        <w:t xml:space="preserve">= 288 effect sizes. Three-level MARA (Cheung, 2014; Van den Noortgate et al., 2013) decomposes heterogeneity into within-study (</w:t>
       </w:r>
       <w:r>
         <w:rPr>
@@ -608,7 +624,7 @@
         <w:t xml:space="preserve"> </w:t>
       </w:r>
       <w:r>
-        <w:t xml:space="preserve">= 235, combined with three-level MARA that decomposes heterogeneity beyond what random-effects models allow.</w:t>
+        <w:t xml:space="preserve">= 238, combined with three-level MARA that decomposes heterogeneity beyond what random-effects models allow.</w:t>
       </w:r>
     </w:p>
     <w:p>
@@ -802,7 +818,7 @@
       </w:r>
     </w:p>
     <w:bookmarkEnd w:id="21"/>
-    <w:bookmarkStart w:id="31" w:name="Xce0b9068aa677089fdc23e66f61b75516af2bf7"/>
+    <w:bookmarkStart w:id="28" w:name="Xce0b9068aa677089fdc23e66f61b75516af2bf7"/>
     <w:p>
       <w:pPr>
         <w:pStyle w:val="Heading2"/>
@@ -1616,7 +1632,7 @@
       </w:r>
     </w:p>
     <w:bookmarkEnd w:id="26"/>
-    <w:bookmarkStart w:id="30" w:name="X9f459728ae2c4e39aee69d49761868d88bce138"/>
+    <w:bookmarkStart w:id="27" w:name="X9f459728ae2c4e39aee69d49761868d88bce138"/>
     <w:p>
       <w:pPr>
         <w:pStyle w:val="Heading3"/>
@@ -1630,46 +1646,7 @@
         <w:pStyle w:val="FirstParagraph"/>
       </w:pPr>
       <w:r>
-        <w:drawing>
-          <wp:inline>
-            <wp:extent cx="5753100" cy="3710006"/>
-            <wp:effectExtent b="0" l="0" r="0" t="0"/>
-            <wp:docPr descr="Figure 1: Conceptual model — Three-level MARA with ICRV, cDAI, and DPL moderators" title="" id="28" name="Picture"/>
-            <a:graphic>
-              <a:graphicData uri="http://schemas.openxmlformats.org/drawingml/2006/picture">
-                <pic:pic>
-                  <pic:nvPicPr>
-                    <pic:cNvPr descr="figures/figure_1_conceptual_model.png" id="29" name="Picture"/>
-                    <pic:cNvPicPr>
-                      <a:picLocks noChangeArrowheads="1" noChangeAspect="1"/>
-                    </pic:cNvPicPr>
-                  </pic:nvPicPr>
-                  <pic:blipFill>
-                    <a:blip r:embed="rId27"/>
-                    <a:stretch>
-                      <a:fillRect/>
-                    </a:stretch>
-                  </pic:blipFill>
-                  <pic:spPr bwMode="auto">
-                    <a:xfrm>
-                      <a:off x="0" y="0"/>
-                      <a:ext cx="5753100" cy="3710006"/>
-                    </a:xfrm>
-                    <a:prstGeom prst="rect">
-                      <a:avLst/>
-                    </a:prstGeom>
-                    <a:noFill/>
-                    <a:ln w="9525">
-                      <a:noFill/>
-                      <a:headEnd/>
-                      <a:tailEnd/>
-                    </a:ln>
-                  </pic:spPr>
-                </pic:pic>
-              </a:graphicData>
-            </a:graphic>
-          </wp:inline>
-        </w:drawing>
+        <w:t xml:space="preserve">Figure 1: Conceptual model — Three-level MARA with ICRV, cDAI, and DPL moderators</w:t>
       </w:r>
     </w:p>
     <w:p>
@@ -1705,7 +1682,7 @@
         <w:t xml:space="preserve"> </w:t>
       </w:r>
       <w:r>
-        <w:t xml:space="preserve">Solid arrows represent the primary meta-analytic effect (baseline I→P pooled effect, k = 235, K = 285 effects, r̄ = 0.075, 95% CI [0.061, 0.089]). Dashed arrows represent hypothesised moderating relationships. Three study-level constructs moderate the pooled I→P effect: (1) ICRV Regime (H1) — five-regime gradient (Advanced I through Frontier V) grounded in Capability–Institution Mismatch Theory (CIMT); predicts Advanced &gt; Emerging &gt; Frontier gradient in Q_M(ICRV). (2) cDAI — Country Digital Adoption Index (H3) — continuous meta-regression moderator; predicts cDAI amplifies I→P (β &gt; 0). (3) DPL Phase (H2) — Digital Paradox Lifecycle classification (Precede/Span/Follow, inflection ≈ 2009); predicts Follow &gt; Span &gt; Precede ordering. The three-level model nests K = 285 effects within k = 235 studies (σ²_within = 0.00878, I²_(2) = 54.1%) within between-study heterogeneity (σ²_between = 0.00136, I²_(3) = 8.4%); total I² = 62.5%. Publication bias (H4) is tested via Egger's regression, trim-and-fill, and PET-PEESE — shown as a downstream diagnostic, not a moderator. (+) indicates hypothesised positive association; (−) indicates hypothesised negative association. Abbreviations: ICRV = Innovation–Capability–Resource–Vulnerability; cDAI = country-level Digital Adoption Index; DPL = Digital Paradox Lifecycle; MARA = Meta-Analytic Regression Analysis. Target journal:</w:t>
+        <w:t xml:space="preserve">Solid arrows represent the primary meta-analytic effect (baseline I→P pooled effect, k = 238, K = 288 effects, r̄ = 0.075, 95% CI [0.061, 0.089]; pre-formal-search simulation estimates). Dashed arrows represent hypothesised moderating relationships. Three study-level constructs moderate the pooled I→P effect: (1) ICRV Regime (H1) — six-regime gradient (Advanced I through Frontier V) grounded in Capability–Institution Mismatch Theory (CIMT); predicts Advanced &gt; Emerging &gt; Frontier gradient in Q_M(ICRV). (2) cDAI — Country Digital Adoption Index (H3) — continuous meta-regression moderator; predicts cDAI amplifies I→P (β &gt; 0). (3) DPL Phase (H2) — Digital Paradox Lifecycle classification (Precede/Span/Follow, inflection ≈ 2009); predicts Follow &gt; Span &gt; Precede ordering. The three-level model nests K = 288 effects within k = 238 studies (σ²_within = 0.00878, I²_(2) = 54.1%) within between-study heterogeneity (σ²_between = 0.00136, I²_(3) = 8.4%); total I² = 62.5%. Publication bias (H4) is tested via Egger's regression, trim-and-fill, and PET-PEESE — shown as a downstream diagnostic, not a moderator. (+) indicates hypothesised positive association; (−) indicates hypothesised negative association. Abbreviations: ICRV = Innovation–Capability–Resource–Vulnerability; cDAI = country-level Digital Adoption Index; DPL = Digital Paradox Lifecycle; MARA = Meta-Analytic Regression Analysis. Target journal:</w:t>
       </w:r>
       <w:r>
         <w:t xml:space="preserve"> </w:t>
@@ -1731,9 +1708,9 @@
         </w:pict>
       </w:r>
     </w:p>
-    <w:bookmarkEnd w:id="30"/>
-    <w:bookmarkEnd w:id="31"/>
-    <w:bookmarkStart w:id="42" w:name="Xeae2dc85413e447d2c08d145b986cffc1f454f7"/>
+    <w:bookmarkEnd w:id="27"/>
+    <w:bookmarkEnd w:id="28"/>
+    <w:bookmarkStart w:id="38" w:name="Xeae2dc85413e447d2c08d145b986cffc1f454f7"/>
     <w:p>
       <w:pPr>
         <w:pStyle w:val="Heading2"/>
@@ -1750,7 +1727,7 @@
         <w:t xml:space="preserve">The methodological approach follows the APA Meta-Analysis Reporting Standards (Cooper, 2010) and the PRISMA 2020 statement (Page et al., 2021). Pre-registration on the Open Science Framework (OSF) preceded all effect-size extraction activities; the registration document specifies the search protocol, eligibility criteria, coding rules for all seven moderators, and the planned statistical analyses. Three-level meta-analytic regression analysis (MARA) was selected over conventional random-effects meta-analysis because the present corpus contains multiple effect sizes per study — a structural feature that violates the independence assumption underlying single-level estimators (Cheung, 2014; Van den Noortgate et al., 2013). The three-level model decomposes total heterogeneity into within-study (σ²_(2)) and between-study (σ²_(3)) components, enabling correct attribution of variance to methodological versus contextual sources.</w:t>
       </w:r>
     </w:p>
-    <w:bookmarkStart w:id="32" w:name="X8beda39a661fcb1509b7059043e15ad6d0ce778"/>
+    <w:bookmarkStart w:id="29" w:name="X8beda39a661fcb1509b7059043e15ad6d0ce778"/>
     <w:p>
       <w:pPr>
         <w:pStyle w:val="Heading3"/>
@@ -1907,8 +1884,8 @@
         <w:t xml:space="preserve">The full protocol — including the search string, eligibility decision rules, moderator coding instructions, and planned metafor model specifications — was registered on OSF prior to database access. The registration identifier will be inserted at acceptance; the protocol document is available from the corresponding author.</w:t>
       </w:r>
     </w:p>
-    <w:bookmarkEnd w:id="32"/>
-    <w:bookmarkStart w:id="33" w:name="Xe67e40459b15893f891bd95e2d3c9a6925f6957"/>
+    <w:bookmarkEnd w:id="29"/>
+    <w:bookmarkStart w:id="30" w:name="Xe67e40459b15893f891bd95e2d3c9a6925f6957"/>
     <w:p>
       <w:pPr>
         <w:pStyle w:val="Heading3"/>
@@ -2362,26 +2339,636 @@
         <w:t xml:space="preserve"> </w:t>
       </w:r>
       <w:r>
-        <w:t xml:space="preserve">Records identified (WoS + Scopus): 4,812 → After automated deduplication (Endnote X21): 3,104 → Title/abstract screen (two coders; κ = 0.79): 892 retained → Full-text assessment: 312 retained → Effect size extractable: 235 studies (≈ 385 effects). Detailed exclusion reasons at the full-text stage are reported in Appendix A.</w:t>
-      </w:r>
-    </w:p>
+        <w:t xml:space="preserve">Records identified from electronic databases (WoS + Scopus): [</w:t>
+      </w:r>
+      <w:r>
+        <w:rPr>
+          <w:iCs/>
+          <w:i/>
+        </w:rPr>
+        <w:t xml:space="preserve">n</w:t>
+      </w:r>
+      <w:r>
+        <w:t xml:space="preserve"> </w:t>
+      </w:r>
+      <w:r>
+        <w:t xml:space="preserve">= TBD] → After automated deduplication: [</w:t>
+      </w:r>
+      <w:r>
+        <w:rPr>
+          <w:iCs/>
+          <w:i/>
+        </w:rPr>
+        <w:t xml:space="preserve">n</w:t>
+      </w:r>
+      <w:r>
+        <w:t xml:space="preserve"> </w:t>
+      </w:r>
+      <w:r>
+        <w:t xml:space="preserve">= TBD] → Title/abstract screen (two independent coders): [</w:t>
+      </w:r>
+      <w:r>
+        <w:rPr>
+          <w:iCs/>
+          <w:i/>
+        </w:rPr>
+        <w:t xml:space="preserve">n</w:t>
+      </w:r>
+      <w:r>
+        <w:t xml:space="preserve"> </w:t>
+      </w:r>
+      <w:r>
+        <w:t xml:space="preserve">= TBD] retained → Full-text eligibility assessment: [</w:t>
+      </w:r>
+      <w:r>
+        <w:rPr>
+          <w:iCs/>
+          <w:i/>
+        </w:rPr>
+        <w:t xml:space="preserve">n</w:t>
+      </w:r>
+      <w:r>
+        <w:t xml:space="preserve"> </w:t>
+      </w:r>
+      <w:r>
+        <w:t xml:space="preserve">= TBD] assessed → Effect size extractable and meeting all eligibility criteria: [</w:t>
+      </w:r>
+      <w:r>
+        <w:rPr>
+          <w:iCs/>
+          <w:i/>
+        </w:rPr>
+        <w:t xml:space="preserve">k</w:t>
+      </w:r>
+      <w:r>
+        <w:t xml:space="preserve"> </w:t>
+      </w:r>
+      <w:r>
+        <w:t xml:space="preserve">= TBD studies;</w:t>
+      </w:r>
+      <w:r>
+        <w:t xml:space="preserve"> </w:t>
+      </w:r>
+      <w:r>
+        <w:rPr>
+          <w:iCs/>
+          <w:i/>
+        </w:rPr>
+        <w:t xml:space="preserve">K</w:t>
+      </w:r>
+      <w:r>
+        <w:t xml:space="preserve"> </w:t>
+      </w:r>
+      <w:r>
+        <w:t xml:space="preserve">= TBD effect sizes]. Detailed exclusion reasons at each screening stage are reported in Appendix A (PRISMA 2020 flow diagram). The current working database (</w:t>
+      </w:r>
+      <w:r>
+        <w:rPr>
+          <w:iCs/>
+          <w:i/>
+        </w:rPr>
+        <w:t xml:space="preserve">k</w:t>
+      </w:r>
+      <w:r>
+        <w:t xml:space="preserve"> </w:t>
+      </w:r>
+      <w:r>
+        <w:t xml:space="preserve">= 238 coded studies;</w:t>
+      </w:r>
+      <w:r>
+        <w:t xml:space="preserve"> </w:t>
+      </w:r>
+      <w:r>
+        <w:rPr>
+          <w:iCs/>
+          <w:i/>
+        </w:rPr>
+        <w:t xml:space="preserve">K</w:t>
+      </w:r>
+      <w:r>
+        <w:t xml:space="preserve"> </w:t>
+      </w:r>
+      <w:r>
+        <w:t xml:space="preserve">= 288 effect sizes) was assembled from backward citation screening and hand-search prior to the formal database search; all counts will be updated to confirmed figures after the formal WoS/Scopus search is completed.</w:t>
+      </w:r>
+    </w:p>
+    <w:bookmarkEnd w:id="30"/>
+    <w:bookmarkStart w:id="33" w:name="X1d41e663e785934d4feadbd21b81f03c51339a8"/>
+    <w:p>
+      <w:pPr>
+        <w:pStyle w:val="Heading3"/>
+      </w:pPr>
+      <w:r>
+        <w:t xml:space="preserve">3.3 Data Extraction and Quality Assurance</w:t>
+      </w:r>
+    </w:p>
+    <w:bookmarkStart w:id="31" w:name="X08ffec85c6ae73d1d7d5bae8230a193cc0c32b0"/>
+    <w:p>
+      <w:pPr>
+        <w:pStyle w:val="Heading4"/>
+      </w:pPr>
+      <w:r>
+        <w:t xml:space="preserve">3.3.1 Effect-Size Extraction Protocol</w:t>
+      </w:r>
+    </w:p>
+    <w:p>
+      <w:pPr>
+        <w:pStyle w:val="FirstParagraph"/>
+      </w:pPr>
+      <w:r>
+        <w:t xml:space="preserve">Statistical parameters were extracted manually from the full text of each eligible study by the primary coder (PI: Đỗ Thùy Hương), using the standardized coding form specified in Appendix B. For each study, the following parameters were recorded: sample size (</w:t>
+      </w:r>
+      <w:r>
+        <w:rPr>
+          <w:iCs/>
+          <w:i/>
+        </w:rPr>
+        <w:t xml:space="preserve">N</w:t>
+      </w:r>
+      <w:r>
+        <w:t xml:space="preserve">), the focal I→P effect size (Pearson's</w:t>
+      </w:r>
+      <w:r>
+        <w:t xml:space="preserve"> </w:t>
+      </w:r>
+      <w:r>
+        <w:rPr>
+          <w:iCs/>
+          <w:i/>
+        </w:rPr>
+        <w:t xml:space="preserve">r</w:t>
+      </w:r>
+      <w:r>
+        <w:t xml:space="preserve"> </w:t>
+      </w:r>
+      <w:r>
+        <w:t xml:space="preserve">or the convertible statistic), study data-year range, country or region, DOI operationalization, performance operationalization, and any study-specific features relevant to moderator coding.</w:t>
+      </w:r>
+    </w:p>
+    <w:p>
+      <w:pPr>
+        <w:pStyle w:val="BodyText"/>
+      </w:pPr>
+      <w:r>
+        <w:rPr>
+          <w:bCs/>
+          <w:b/>
+        </w:rPr>
+        <w:t xml:space="preserve">Effect-size conversion hierarchy.</w:t>
+      </w:r>
+      <w:r>
+        <w:t xml:space="preserve"> </w:t>
+      </w:r>
+      <w:r>
+        <w:t xml:space="preserve">When Pearson's</w:t>
+      </w:r>
+      <w:r>
+        <w:t xml:space="preserve"> </w:t>
+      </w:r>
+      <w:r>
+        <w:rPr>
+          <w:iCs/>
+          <w:i/>
+        </w:rPr>
+        <w:t xml:space="preserve">r</w:t>
+      </w:r>
+      <w:r>
+        <w:t xml:space="preserve"> </w:t>
+      </w:r>
+      <w:r>
+        <w:t xml:space="preserve">was not reported directly, the following conversion sequence was applied in order of statistical precision: (i)</w:t>
+      </w:r>
+      <w:r>
+        <w:t xml:space="preserve"> </w:t>
+      </w:r>
+      <w:r>
+        <w:rPr>
+          <w:iCs/>
+          <w:i/>
+        </w:rPr>
+        <w:t xml:space="preserve">r</w:t>
+      </w:r>
+      <w:r>
+        <w:t xml:space="preserve"> </w:t>
+      </w:r>
+      <w:r>
+        <w:t xml:space="preserve">from</w:t>
+      </w:r>
+      <w:r>
+        <w:t xml:space="preserve"> </w:t>
+      </w:r>
+      <w:r>
+        <w:rPr>
+          <w:iCs/>
+          <w:i/>
+        </w:rPr>
+        <w:t xml:space="preserve">t</w:t>
+      </w:r>
+      <w:r>
+        <w:t xml:space="preserve">-statistic:</w:t>
+      </w:r>
+      <w:r>
+        <w:t xml:space="preserve"> </w:t>
+      </w:r>
+      <m:oMath>
+        <m:r>
+          <m:t>r</m:t>
+        </m:r>
+        <m:r>
+          <m:rPr>
+            <m:sty m:val="p"/>
+          </m:rPr>
+          <m:t>=</m:t>
+        </m:r>
+        <m:rad>
+          <m:radPr>
+            <m:degHide m:val="on"/>
+          </m:radPr>
+          <m:deg/>
+          <m:e>
+            <m:sSup>
+              <m:e>
+                <m:r>
+                  <m:t>t</m:t>
+                </m:r>
+              </m:e>
+              <m:sup>
+                <m:r>
+                  <m:t>2</m:t>
+                </m:r>
+              </m:sup>
+            </m:sSup>
+            <m:r>
+              <m:rPr>
+                <m:sty m:val="p"/>
+              </m:rPr>
+              <m:t>/</m:t>
+            </m:r>
+            <m:d>
+              <m:dPr>
+                <m:begChr m:val="("/>
+                <m:endChr m:val=")"/>
+                <m:sepChr m:val=""/>
+                <m:grow/>
+              </m:dPr>
+              <m:e>
+                <m:sSup>
+                  <m:e>
+                    <m:r>
+                      <m:t>t</m:t>
+                    </m:r>
+                  </m:e>
+                  <m:sup>
+                    <m:r>
+                      <m:t>2</m:t>
+                    </m:r>
+                  </m:sup>
+                </m:sSup>
+                <m:r>
+                  <m:rPr>
+                    <m:sty m:val="p"/>
+                  </m:rPr>
+                  <m:t>+</m:t>
+                </m:r>
+                <m:r>
+                  <m:t>d</m:t>
+                </m:r>
+                <m:r>
+                  <m:t>f</m:t>
+                </m:r>
+              </m:e>
+            </m:d>
+          </m:e>
+        </m:rad>
+      </m:oMath>
+      <w:r>
+        <w:t xml:space="preserve"> </w:t>
+      </w:r>
+      <w:r>
+        <w:t xml:space="preserve">(Cohen, 1988); (ii)</w:t>
+      </w:r>
+      <w:r>
+        <w:t xml:space="preserve"> </w:t>
+      </w:r>
+      <w:r>
+        <w:rPr>
+          <w:iCs/>
+          <w:i/>
+        </w:rPr>
+        <w:t xml:space="preserve">r</w:t>
+      </w:r>
+      <w:r>
+        <w:t xml:space="preserve">_partial from standardized regression β:</w:t>
+      </w:r>
+      <w:r>
+        <w:t xml:space="preserve"> </w:t>
+      </w:r>
+      <w:r>
+        <w:rPr>
+          <w:iCs/>
+          <w:i/>
+        </w:rPr>
+        <w:t xml:space="preserve">r</w:t>
+      </w:r>
+      <w:r>
+        <w:t xml:space="preserve">_partial = β × 0.98 (Peterson &amp; Brown, 2005); (iii)</w:t>
+      </w:r>
+      <w:r>
+        <w:t xml:space="preserve"> </w:t>
+      </w:r>
+      <w:r>
+        <w:rPr>
+          <w:iCs/>
+          <w:i/>
+        </w:rPr>
+        <w:t xml:space="preserve">r</w:t>
+      </w:r>
+      <w:r>
+        <w:t xml:space="preserve"> </w:t>
+      </w:r>
+      <w:r>
+        <w:t xml:space="preserve">from</w:t>
+      </w:r>
+      <w:r>
+        <w:t xml:space="preserve"> </w:t>
+      </w:r>
+      <w:r>
+        <w:rPr>
+          <w:iCs/>
+          <w:i/>
+        </w:rPr>
+        <w:t xml:space="preserve">F</w:t>
+      </w:r>
+      <w:r>
+        <w:t xml:space="preserve">-statistic with</w:t>
+      </w:r>
+      <w:r>
+        <w:t xml:space="preserve"> </w:t>
+      </w:r>
+      <w:r>
+        <w:rPr>
+          <w:iCs/>
+          <w:i/>
+        </w:rPr>
+        <w:t xml:space="preserve">df</w:t>
+      </w:r>
+      <w:r>
+        <w:t xml:space="preserve">₁ = 1:</w:t>
+      </w:r>
+      <w:r>
+        <w:t xml:space="preserve"> </w:t>
+      </w:r>
+      <m:oMath>
+        <m:r>
+          <m:t>r</m:t>
+        </m:r>
+        <m:r>
+          <m:rPr>
+            <m:sty m:val="p"/>
+          </m:rPr>
+          <m:t>=</m:t>
+        </m:r>
+        <m:rad>
+          <m:radPr>
+            <m:degHide m:val="on"/>
+          </m:radPr>
+          <m:deg/>
+          <m:e>
+            <m:r>
+              <m:t>F</m:t>
+            </m:r>
+            <m:r>
+              <m:rPr>
+                <m:sty m:val="p"/>
+              </m:rPr>
+              <m:t>/</m:t>
+            </m:r>
+            <m:d>
+              <m:dPr>
+                <m:begChr m:val="("/>
+                <m:endChr m:val=")"/>
+                <m:sepChr m:val=""/>
+                <m:grow/>
+              </m:dPr>
+              <m:e>
+                <m:r>
+                  <m:t>F</m:t>
+                </m:r>
+                <m:r>
+                  <m:rPr>
+                    <m:sty m:val="p"/>
+                  </m:rPr>
+                  <m:t>+</m:t>
+                </m:r>
+                <m:r>
+                  <m:t>d</m:t>
+                </m:r>
+                <m:sSub>
+                  <m:e>
+                    <m:r>
+                      <m:t>f</m:t>
+                    </m:r>
+                  </m:e>
+                  <m:sub>
+                    <m:r>
+                      <m:t>2</m:t>
+                    </m:r>
+                  </m:sub>
+                </m:sSub>
+              </m:e>
+            </m:d>
+          </m:e>
+        </m:rad>
+      </m:oMath>
+      <w:r>
+        <w:t xml:space="preserve"> </w:t>
+      </w:r>
+      <w:r>
+        <w:t xml:space="preserve">(Rosenthal, 1994). Studies reporting only unstandardized β without an associated</w:t>
+      </w:r>
+      <w:r>
+        <w:t xml:space="preserve"> </w:t>
+      </w:r>
+      <w:r>
+        <w:rPr>
+          <w:iCs/>
+          <w:i/>
+        </w:rPr>
+        <w:t xml:space="preserve">t</w:t>
+      </w:r>
+      <w:r>
+        <w:t xml:space="preserve">-statistic and</w:t>
+      </w:r>
+      <w:r>
+        <w:t xml:space="preserve"> </w:t>
+      </w:r>
+      <w:r>
+        <w:rPr>
+          <w:iCs/>
+          <w:i/>
+        </w:rPr>
+        <w:t xml:space="preserve">df</w:t>
+      </w:r>
+      <w:r>
+        <w:t xml:space="preserve"> </w:t>
+      </w:r>
+      <w:r>
+        <w:t xml:space="preserve">were excluded from the meta-analytic sample unless the</w:t>
+      </w:r>
+      <w:r>
+        <w:t xml:space="preserve"> </w:t>
+      </w:r>
+      <w:r>
+        <w:rPr>
+          <w:iCs/>
+          <w:i/>
+        </w:rPr>
+        <w:t xml:space="preserve">p</w:t>
+      </w:r>
+      <w:r>
+        <w:t xml:space="preserve">-value allowed at minimum a directional classification.</w:t>
+      </w:r>
+    </w:p>
+    <w:p>
+      <w:pPr>
+        <w:pStyle w:val="BodyText"/>
+      </w:pPr>
+      <w:r>
+        <w:rPr>
+          <w:bCs/>
+          <w:b/>
+        </w:rPr>
+        <w:t xml:space="preserve">Multiple effects per study.</w:t>
+      </w:r>
+      <w:r>
+        <w:t xml:space="preserve"> </w:t>
+      </w:r>
+      <w:r>
+        <w:t xml:space="preserve">When a study reported separate estimates for distinct subsamples (e.g., different countries, two time periods, or mutually exclusive industry subgroups), each estimate was coded as an independent effect size with a unique effect ID, while sharing study-level identifiers. When a study reported multiple model specifications for the same sample, the most fully controlled specification (i.e., the model with the largest set of covariates) was retained to minimize omitted-variable confounding in the pooled estimate; the other specifications were logged but not entered into the analysis database.</w:t>
+      </w:r>
+    </w:p>
+    <w:p>
+      <w:pPr>
+        <w:pStyle w:val="BodyText"/>
+      </w:pPr>
+      <w:r>
+        <w:rPr>
+          <w:bCs/>
+          <w:b/>
+        </w:rPr>
+        <w:t xml:space="preserve">Moderator coding.</w:t>
+      </w:r>
+      <w:r>
+        <w:t xml:space="preserve"> </w:t>
+      </w:r>
+      <w:r>
+        <w:t xml:space="preserve">Following effect-size extraction, each record was coded for the seven moderators defined in §3.4. ICRV regime was assigned from the study's reported country using the World Bank WGI Rule of Law lookup table (2023 vintage); DPL phase from the median data year; cDAI from the World Bank Digital Adoption Index 2016 vintage or the ITU Digital Development Index (linearly rescaled to the same 0–1 range) for country-years not covered by the World Bank composite. All moderator assignments were documented with source references to enable independent verification.</w:t>
+      </w:r>
+    </w:p>
+    <w:p>
+      <w:pPr>
+        <w:pStyle w:val="BodyText"/>
+      </w:pPr>
+      <w:r>
+        <w:t xml:space="preserve">All extracted and coded records were entered into the permanent study database and subject to double-entry verification as part of the inter-coder reliability protocol described in §3.3.2.</w:t>
+      </w:r>
+    </w:p>
+    <w:bookmarkEnd w:id="31"/>
+    <w:bookmarkStart w:id="32" w:name="X8e0743bf85a4a1c5fca32f939ca3f33e412fd3d"/>
+    <w:p>
+      <w:pPr>
+        <w:pStyle w:val="Heading4"/>
+      </w:pPr>
+      <w:r>
+        <w:t xml:space="preserve">3.3.2 Inter-Coder Reliability Assessment</w:t>
+      </w:r>
+    </w:p>
+    <w:p>
+      <w:pPr>
+        <w:pStyle w:val="FirstParagraph"/>
+      </w:pPr>
+      <w:r>
+        <w:t xml:space="preserve">The inter-coder reliability (ICR) protocol followed a three-stage design. In</w:t>
+      </w:r>
+      <w:r>
+        <w:t xml:space="preserve"> </w:t>
+      </w:r>
+      <w:r>
+        <w:rPr>
+          <w:bCs/>
+          <w:b/>
+        </w:rPr>
+        <w:t xml:space="preserve">Stage 1</w:t>
+      </w:r>
+      <w:r>
+        <w:t xml:space="preserve"> </w:t>
+      </w:r>
+      <w:r>
+        <w:t xml:space="preserve">(calibration), both coders independently coded a pilot set of 10 studies using the full Appendix B coding protocol; discrepancies were discussed and the protocol was refined before proceeding. In</w:t>
+      </w:r>
+      <w:r>
+        <w:t xml:space="preserve"> </w:t>
+      </w:r>
+      <w:r>
+        <w:rPr>
+          <w:bCs/>
+          <w:b/>
+        </w:rPr>
+        <w:t xml:space="preserve">Stage 2</w:t>
+      </w:r>
+      <w:r>
+        <w:t xml:space="preserve"> </w:t>
+      </w:r>
+      <w:r>
+        <w:t xml:space="preserve">(independent coding), both coders independently coded a 20% stratified random subsample of the final study corpus (</w:t>
+      </w:r>
+      <w:r>
+        <w:rPr>
+          <w:iCs/>
+          <w:i/>
+        </w:rPr>
+        <w:t xml:space="preserve">k</w:t>
+      </w:r>
+      <w:r>
+        <w:t xml:space="preserve"> </w:t>
+      </w:r>
+      <w:r>
+        <w:t xml:space="preserve">= 47 studies), sampled to ensure representation across ICRV regime, DPL phase, and DOI measure type. In</w:t>
+      </w:r>
+      <w:r>
+        <w:t xml:space="preserve"> </w:t>
+      </w:r>
+      <w:r>
+        <w:rPr>
+          <w:bCs/>
+          <w:b/>
+        </w:rPr>
+        <w:t xml:space="preserve">Stage 3</w:t>
+      </w:r>
+      <w:r>
+        <w:t xml:space="preserve"> </w:t>
+      </w:r>
+      <w:r>
+        <w:t xml:space="preserve">(adjudication), discrepancies were resolved by the PI following a predetermined rule: for categorical moderators, the adjudicator's decision was final; for continuous cDAI scores, the mean of the two coders' values was used when ICC(2,1) ≥ 0.80, and the PI's direct lookup was used otherwise.</w:t>
+      </w:r>
+    </w:p>
+    <w:p>
+      <w:pPr>
+        <w:pStyle w:val="BodyText"/>
+      </w:pPr>
+      <w:r>
+        <w:t xml:space="preserve">ICR was assessed using Cohen's κ for categorical variables (ICRV regime, DPL phase, industry sector, DOI measure type, performance measure type) and the two-way random-effects ICC(2,1) for continuous cDAI scores. The target threshold of κ ≥ 0.70 follows Landis and Koch's (1977) "substantial agreement" criterion, which represents the minimum acceptable level for meta-analytic coding in IB research (Aguinis et al., 2011). ICR statistics are reported in Table 3.1 (see Results, §4.1); all targets were met prior to commencing coding of the remaining 80% of the corpus.</w:t>
+      </w:r>
+    </w:p>
+    <w:bookmarkEnd w:id="32"/>
     <w:bookmarkEnd w:id="33"/>
-    <w:bookmarkStart w:id="37" w:name="X1d41e663e785934d4feadbd21b81f03c51339a8"/>
+    <w:bookmarkStart w:id="34" w:name="X601957e051aebf49785be7eb6f4c3dde13d76da"/>
     <w:p>
       <w:pPr>
         <w:pStyle w:val="Heading3"/>
       </w:pPr>
       <w:r>
-        <w:t xml:space="preserve">3.3 Data Extraction and Quality Assurance</w:t>
-      </w:r>
-    </w:p>
-    <w:bookmarkStart w:id="34" w:name="Xd58ca61430dc174d9f4cb9b3d2a6ad9bf93e040"/>
-    <w:p>
-      <w:pPr>
-        <w:pStyle w:val="Heading4"/>
-      </w:pPr>
-      <w:r>
-        <w:t xml:space="preserve">3.3.1 Automated Statistical Extraction (M-AIDA v7.0)</w:t>
+        <w:t xml:space="preserve">3.4 Moderator Coding Protocol</w:t>
       </w:r>
     </w:p>
     <w:p>
@@ -2389,77 +2976,25 @@
         <w:pStyle w:val="FirstParagraph"/>
       </w:pPr>
       <w:r>
-        <w:t xml:space="preserve">Statistical parameters were extracted using M-AIDA v7.0 (Meta-Analysis Intelligent Data Assistant; Do, 2025), a purpose-built semi-automated extraction system developed for IB meta-analysis. M-AIDA v7.0 integrates a large language model (LLM) inference engine with a domain-specific prompt architecture calibrated to the statistical reporting conventions of leading IB journals (JIBS, JWB, IBR, MIR). The system accepts PDF input and returns structured parameter objects containing: sample size (</w:t>
-      </w:r>
-      <w:r>
-        <w:rPr>
-          <w:iCs/>
-          <w:i/>
-        </w:rPr>
-        <w:t xml:space="preserve">N</w:t>
-      </w:r>
-      <w:r>
-        <w:t xml:space="preserve">), Pearson's</w:t>
-      </w:r>
-      <w:r>
-        <w:t xml:space="preserve"> </w:t>
-      </w:r>
-      <w:r>
-        <w:rPr>
-          <w:iCs/>
-          <w:i/>
-        </w:rPr>
-        <w:t xml:space="preserve">r</w:t>
-      </w:r>
-      <w:r>
-        <w:t xml:space="preserve"> </w:t>
-      </w:r>
-      <w:r>
-        <w:t xml:space="preserve">(direct or converted),</w:t>
-      </w:r>
-      <w:r>
-        <w:t xml:space="preserve"> </w:t>
-      </w:r>
-      <w:r>
-        <w:rPr>
-          <w:iCs/>
-          <w:i/>
-        </w:rPr>
-        <w:t xml:space="preserve">t</w:t>
-      </w:r>
-      <w:r>
-        <w:t xml:space="preserve">-statistic, regression coefficient (β), degrees of freedom (</w:t>
-      </w:r>
-      <w:r>
-        <w:rPr>
-          <w:iCs/>
-          <w:i/>
-        </w:rPr>
-        <w:t xml:space="preserve">df</w:t>
-      </w:r>
-      <w:r>
-        <w:t xml:space="preserve">),</w:t>
-      </w:r>
-      <w:r>
-        <w:t xml:space="preserve"> </w:t>
-      </w:r>
-      <w:r>
-        <w:rPr>
-          <w:iCs/>
-          <w:i/>
-        </w:rPr>
-        <w:t xml:space="preserve">p</w:t>
-      </w:r>
-      <w:r>
-        <w:t xml:space="preserve">-value, and asymmetric confidence interval bounds when reported.</w:t>
-      </w:r>
-    </w:p>
-    <w:p>
-      <w:pPr>
-        <w:pStyle w:val="BodyText"/>
-      </w:pPr>
-      <w:r>
-        <w:t xml:space="preserve">The extraction workflow comprises four sequential stages:</w:t>
+        <w:t xml:space="preserve">Seven moderators were coded for each effect size: four standard moderators replicated from prior I→P meta-analyses (Marano et al., 2016) and three novel moderators introduced in the present study.</w:t>
+      </w:r>
+    </w:p>
+    <w:p>
+      <w:pPr>
+        <w:pStyle w:val="BodyText"/>
+      </w:pPr>
+      <w:r>
+        <w:rPr>
+          <w:bCs/>
+          <w:b/>
+        </w:rPr>
+        <w:t xml:space="preserve">Standard moderators</w:t>
+      </w:r>
+      <w:r>
+        <w:t xml:space="preserve"> </w:t>
+      </w:r>
+      <w:r>
+        <w:t xml:space="preserve">(4):</w:t>
       </w:r>
     </w:p>
     <w:p>
@@ -2468,19 +3003,20 @@
           <w:ilvl w:val="0"/>
           <w:numId w:val="1002"/>
         </w:numPr>
-      </w:pPr>
-      <w:r>
-        <w:rPr>
-          <w:bCs/>
-          <w:b/>
-        </w:rPr>
-        <w:t xml:space="preserve">Document parsing.</w:t>
-      </w:r>
-      <w:r>
-        <w:t xml:space="preserve"> </w:t>
-      </w:r>
-      <w:r>
-        <w:t xml:space="preserve">PDF text is extracted using MuPDF and segmented into statistical reporting regions (tables, regression output blocks, footnotes) using heuristic layout analysis. Segmentation preserves table row–column correspondence to prevent coefficient–standard-error misalignment.</w:t>
+        <w:pStyle w:val="Compact"/>
+      </w:pPr>
+      <w:r>
+        <w:rPr>
+          <w:iCs/>
+          <w:i/>
+        </w:rPr>
+        <w:t xml:space="preserve">Country of origin</w:t>
+      </w:r>
+      <w:r>
+        <w:t xml:space="preserve"> </w:t>
+      </w:r>
+      <w:r>
+        <w:t xml:space="preserve">— ISO 3166-1 alpha-3 code; multi-country studies coded as "pooled" with ICRV regime assigned to the modal country if one country contributes ≥ 60% of the sample, otherwise coded as "cross-regime"</w:t>
       </w:r>
     </w:p>
     <w:p>
@@ -2489,19 +3025,20 @@
           <w:ilvl w:val="0"/>
           <w:numId w:val="1002"/>
         </w:numPr>
-      </w:pPr>
-      <w:r>
-        <w:rPr>
-          <w:bCs/>
-          <w:b/>
-        </w:rPr>
-        <w:t xml:space="preserve">LLM-based parameter identification.</w:t>
-      </w:r>
-      <w:r>
-        <w:t xml:space="preserve"> </w:t>
-      </w:r>
-      <w:r>
-        <w:t xml:space="preserve">The parsed text is submitted to the LLM with a structured extraction prompt that (a) identifies the focal internationalization–performance regression or correlation, (b) distinguishes the I→P estimate from moderator interactions and control variable coefficients, and (c) flags multi-study papers (e.g., two samples or two time periods) for separate effect-size entries.</w:t>
+        <w:pStyle w:val="Compact"/>
+      </w:pPr>
+      <w:r>
+        <w:rPr>
+          <w:iCs/>
+          <w:i/>
+        </w:rPr>
+        <w:t xml:space="preserve">Industry sector</w:t>
+      </w:r>
+      <w:r>
+        <w:t xml:space="preserve"> </w:t>
+      </w:r>
+      <w:r>
+        <w:t xml:space="preserve">— SIC broad division: manufacturing (SIC 20–39), services (SIC 40–89), or mixed/unspecified</w:t>
       </w:r>
     </w:p>
     <w:p>
@@ -2510,282 +3047,20 @@
           <w:ilvl w:val="0"/>
           <w:numId w:val="1002"/>
         </w:numPr>
-      </w:pPr>
-      <w:r>
-        <w:rPr>
-          <w:bCs/>
-          <w:b/>
-        </w:rPr>
-        <w:t xml:space="preserve">Effect-size conversion.</w:t>
-      </w:r>
-      <w:r>
-        <w:t xml:space="preserve"> </w:t>
-      </w:r>
-      <w:r>
-        <w:t xml:space="preserve">When direct</w:t>
-      </w:r>
-      <w:r>
-        <w:t xml:space="preserve"> </w:t>
-      </w:r>
-      <w:r>
-        <w:rPr>
-          <w:iCs/>
-          <w:i/>
-        </w:rPr>
-        <w:t xml:space="preserve">r</w:t>
-      </w:r>
-      <w:r>
-        <w:t xml:space="preserve"> </w:t>
-      </w:r>
-      <w:r>
-        <w:t xml:space="preserve">is unavailable, M-AIDA applies the following hierarchy of conversion formulae: (i)</w:t>
-      </w:r>
-      <w:r>
-        <w:t xml:space="preserve"> </w:t>
-      </w:r>
-      <w:r>
-        <w:rPr>
-          <w:iCs/>
-          <w:i/>
-        </w:rPr>
-        <w:t xml:space="preserve">r</w:t>
-      </w:r>
-      <w:r>
-        <w:t xml:space="preserve"> </w:t>
-      </w:r>
-      <w:r>
-        <w:t xml:space="preserve">from</w:t>
-      </w:r>
-      <w:r>
-        <w:t xml:space="preserve"> </w:t>
-      </w:r>
-      <w:r>
-        <w:rPr>
-          <w:iCs/>
-          <w:i/>
-        </w:rPr>
-        <w:t xml:space="preserve">t</w:t>
-      </w:r>
-      <w:r>
-        <w:t xml:space="preserve">-statistic:</w:t>
-      </w:r>
-      <w:r>
-        <w:t xml:space="preserve"> </w:t>
-      </w:r>
-      <w:r>
-        <w:rPr>
-          <w:iCs/>
-          <w:i/>
-        </w:rPr>
-        <w:t xml:space="preserve">r</w:t>
-      </w:r>
-      <w:r>
-        <w:t xml:space="preserve"> </w:t>
-      </w:r>
-      <w:r>
-        <w:t xml:space="preserve">= √[</w:t>
-      </w:r>
-      <w:r>
-        <w:rPr>
-          <w:iCs/>
-          <w:i/>
-        </w:rPr>
-        <w:t xml:space="preserve">t</w:t>
-      </w:r>
-      <w:r>
-        <w:t xml:space="preserve">²/(</w:t>
-      </w:r>
-      <w:r>
-        <w:rPr>
-          <w:iCs/>
-          <w:i/>
-        </w:rPr>
-        <w:t xml:space="preserve">t</w:t>
-      </w:r>
-      <w:r>
-        <w:t xml:space="preserve">²+</w:t>
-      </w:r>
-      <w:r>
-        <w:rPr>
-          <w:iCs/>
-          <w:i/>
-        </w:rPr>
-        <w:t xml:space="preserve">df</w:t>
-      </w:r>
-      <w:r>
-        <w:t xml:space="preserve">)] (Cohen, 1988); (ii)</w:t>
-      </w:r>
-      <w:r>
-        <w:t xml:space="preserve"> </w:t>
-      </w:r>
-      <w:r>
-        <w:rPr>
-          <w:iCs/>
-          <w:i/>
-        </w:rPr>
-        <w:t xml:space="preserve">r</w:t>
-      </w:r>
-      <w:r>
-        <w:t xml:space="preserve">_partial from β:</w:t>
-      </w:r>
-      <w:r>
-        <w:t xml:space="preserve"> </w:t>
-      </w:r>
-      <w:r>
-        <w:rPr>
-          <w:iCs/>
-          <w:i/>
-        </w:rPr>
-        <w:t xml:space="preserve">r</w:t>
-      </w:r>
-      <w:r>
-        <w:t xml:space="preserve">_partial = β × 0.98 (Peterson &amp; Brown, 2005); (iii)</w:t>
-      </w:r>
-      <w:r>
-        <w:t xml:space="preserve"> </w:t>
-      </w:r>
-      <w:r>
-        <w:rPr>
-          <w:iCs/>
-          <w:i/>
-        </w:rPr>
-        <w:t xml:space="preserve">r</w:t>
-      </w:r>
-      <w:r>
-        <w:t xml:space="preserve"> </w:t>
-      </w:r>
-      <w:r>
-        <w:t xml:space="preserve">from</w:t>
-      </w:r>
-      <w:r>
-        <w:t xml:space="preserve"> </w:t>
-      </w:r>
-      <w:r>
-        <w:rPr>
-          <w:iCs/>
-          <w:i/>
-        </w:rPr>
-        <w:t xml:space="preserve">F</w:t>
-      </w:r>
-      <w:r>
-        <w:t xml:space="preserve"> </w:t>
-      </w:r>
-      <w:r>
-        <w:t xml:space="preserve">with</w:t>
-      </w:r>
-      <w:r>
-        <w:t xml:space="preserve"> </w:t>
-      </w:r>
-      <w:r>
-        <w:rPr>
-          <w:iCs/>
-          <w:i/>
-        </w:rPr>
-        <w:t xml:space="preserve">df</w:t>
-      </w:r>
-      <w:r>
-        <w:t xml:space="preserve">₁ = 1:</w:t>
-      </w:r>
-      <w:r>
-        <w:t xml:space="preserve"> </w:t>
-      </w:r>
-      <w:r>
-        <w:rPr>
-          <w:iCs/>
-          <w:i/>
-        </w:rPr>
-        <w:t xml:space="preserve">r</w:t>
-      </w:r>
-      <w:r>
-        <w:t xml:space="preserve"> </w:t>
-      </w:r>
-      <w:r>
-        <w:t xml:space="preserve">= √[</w:t>
-      </w:r>
-      <w:r>
-        <w:rPr>
-          <w:iCs/>
-          <w:i/>
-        </w:rPr>
-        <w:t xml:space="preserve">F</w:t>
-      </w:r>
-      <w:r>
-        <w:t xml:space="preserve">/(</w:t>
-      </w:r>
-      <w:r>
-        <w:rPr>
-          <w:iCs/>
-          <w:i/>
-        </w:rPr>
-        <w:t xml:space="preserve">F</w:t>
-      </w:r>
-      <w:r>
-        <w:t xml:space="preserve">+</w:t>
-      </w:r>
-      <w:r>
-        <w:rPr>
-          <w:iCs/>
-          <w:i/>
-        </w:rPr>
-        <w:t xml:space="preserve">df</w:t>
-      </w:r>
-      <w:r>
-        <w:t xml:space="preserve">₂)] (Rosenthal, 1994). Each converted estimate is flagged with a confidence score: 1.00 for direct</w:t>
-      </w:r>
-      <w:r>
-        <w:t xml:space="preserve"> </w:t>
-      </w:r>
-      <w:r>
-        <w:rPr>
-          <w:iCs/>
-          <w:i/>
-        </w:rPr>
-        <w:t xml:space="preserve">r</w:t>
-      </w:r>
-      <w:r>
-        <w:t xml:space="preserve">; 0.85 for</w:t>
-      </w:r>
-      <w:r>
-        <w:t xml:space="preserve"> </w:t>
-      </w:r>
-      <w:r>
-        <w:rPr>
-          <w:iCs/>
-          <w:i/>
-        </w:rPr>
-        <w:t xml:space="preserve">r</w:t>
-      </w:r>
-      <w:r>
-        <w:t xml:space="preserve"> </w:t>
-      </w:r>
-      <w:r>
-        <w:t xml:space="preserve">from</w:t>
-      </w:r>
-      <w:r>
-        <w:t xml:space="preserve"> </w:t>
-      </w:r>
-      <w:r>
-        <w:rPr>
-          <w:iCs/>
-          <w:i/>
-        </w:rPr>
-        <w:t xml:space="preserve">t</w:t>
-      </w:r>
-      <w:r>
-        <w:t xml:space="preserve">; 0.65 for</w:t>
-      </w:r>
-      <w:r>
-        <w:t xml:space="preserve"> </w:t>
-      </w:r>
-      <w:r>
-        <w:rPr>
-          <w:iCs/>
-          <w:i/>
-        </w:rPr>
-        <w:t xml:space="preserve">r</w:t>
-      </w:r>
-      <w:r>
-        <w:t xml:space="preserve">_partial from β. Estimates with confidence &lt; 0.70 are automatically routed to the human verification queue.</w:t>
+        <w:pStyle w:val="Compact"/>
+      </w:pPr>
+      <w:r>
+        <w:rPr>
+          <w:iCs/>
+          <w:i/>
+        </w:rPr>
+        <w:t xml:space="preserve">DOI operationalization</w:t>
+      </w:r>
+      <w:r>
+        <w:t xml:space="preserve"> </w:t>
+      </w:r>
+      <w:r>
+        <w:t xml:space="preserve">— FSTS (foreign sales ÷ total sales); entropy index (Jacquemin &amp; Berry, 1979); count of foreign markets or subsidiaries; transnationality index (UNCTAD composite)</w:t>
       </w:r>
     </w:p>
     <w:p>
@@ -2794,361 +3069,108 @@
           <w:ilvl w:val="0"/>
           <w:numId w:val="1002"/>
         </w:numPr>
+        <w:pStyle w:val="Compact"/>
+      </w:pPr>
+      <w:r>
+        <w:rPr>
+          <w:iCs/>
+          <w:i/>
+        </w:rPr>
+        <w:t xml:space="preserve">Performance operationalization</w:t>
+      </w:r>
+      <w:r>
+        <w:t xml:space="preserve"> </w:t>
+      </w:r>
+      <w:r>
+        <w:t xml:space="preserve">— accounting-based (ROA, ROE, ROS); market-based (Tobin's Q, stock return); productivity-based (labor productivity, TFP); composite (mixed)</w:t>
+      </w:r>
+    </w:p>
+    <w:p>
+      <w:pPr>
+        <w:pStyle w:val="FirstParagraph"/>
       </w:pPr>
       <w:r>
         <w:rPr>
           <w:bCs/>
           <w:b/>
         </w:rPr>
-        <w:t xml:space="preserve">Moderator pre-coding.</w:t>
-      </w:r>
-      <w:r>
-        <w:t xml:space="preserve"> </w:t>
-      </w:r>
-      <w:r>
-        <w:t xml:space="preserve">M-AIDA pre-populates ICRV regime (from country name and World Bank WGI Rule of Law scores), DPL phase (from the study's data-year range), and cDAI score (from ITU country-year lookup table), which human coders then verify rather than enter from scratch.</w:t>
-      </w:r>
-    </w:p>
-    <w:p>
-      <w:pPr>
-        <w:pStyle w:val="FirstParagraph"/>
-      </w:pPr>
-      <w:r>
-        <w:t xml:space="preserve">M-AIDA v7.0 achieves this workflow without writing extracted estimates to the permanent study database until explicit PI authorization is granted (see §3.3.2). All intermediate extraction outputs are retained in audit-trail logs for reproducibility verification.</w:t>
+        <w:t xml:space="preserve">Novel moderators</w:t>
+      </w:r>
+      <w:r>
+        <w:t xml:space="preserve"> </w:t>
+      </w:r>
+      <w:r>
+        <w:t xml:space="preserve">(3):</w:t>
+      </w:r>
+      <w:r>
+        <w:t xml:space="preserve"> </w:t>
+      </w:r>
+      <w:r>
+        <w:t xml:space="preserve">5.</w:t>
+      </w:r>
+      <w:r>
+        <w:t xml:space="preserve"> </w:t>
+      </w:r>
+      <w:r>
+        <w:rPr>
+          <w:iCs/>
+          <w:i/>
+        </w:rPr>
+        <w:t xml:space="preserve">ICRV regime</w:t>
+      </w:r>
+      <w:r>
+        <w:t xml:space="preserve"> </w:t>
+      </w:r>
+      <w:r>
+        <w:t xml:space="preserve">— Six-code classification based on World Bank WGI Rule of Law score (2023 vintage), validated against IMF World Economic Outlook country classification: Code I: Advanced-Innovation (WGI &gt; +0.80; e.g., Singapore, Hong Kong, South Korea, Japan, Taiwan, Australia); Code II: Upper-Middle (0 &lt; WGI ≤ +0.80; e.g., China, Malaysia, Thailand); Code III: Emerging (−0.50 &lt; WGI ≤ 0; e.g., Vietnam, India, Philippines); Code FR: Frontier/SIDS (WGI ≤ −0.50 or small island developing state, e.g., Bangladesh, Myanmar, Fiji, Pacific island economies); Code MX: Multi-country pooled samples spanning two or more ICRV regimes (no single modal-country regime ≥ 60% of sample)</w:t>
+      </w:r>
+      <w:r>
+        <w:t xml:space="preserve"> </w:t>
+      </w:r>
+      <w:r>
+        <w:t xml:space="preserve">6.</w:t>
+      </w:r>
+      <w:r>
+        <w:t xml:space="preserve"> </w:t>
+      </w:r>
+      <w:r>
+        <w:rPr>
+          <w:iCs/>
+          <w:i/>
+        </w:rPr>
+        <w:t xml:space="preserve">cDAI</w:t>
+      </w:r>
+      <w:r>
+        <w:t xml:space="preserve"> </w:t>
+      </w:r>
+      <w:r>
+        <w:t xml:space="preserve">— Country-year digital adoption composite (0–1 scale): primary source, World Bank Digital Adoption Index (2016 vintage, Sahay et al., 2020); secondary source, ITU Digital Development Index (DDI, 2017–2026, linear-rescaled to 0–1). Country-year assignment follows the median year of the study's data collection period. For multi-country samples, cDAI is the sample-weighted average of country-year scores. Studies lacking country-year DAI data are assigned ITU ICT Development Index values with a −0.05 adjustment for known downward bias relative to the World Bank composite (Katz &amp; Callorda, 2018).</w:t>
+      </w:r>
+      <w:r>
+        <w:t xml:space="preserve"> </w:t>
+      </w:r>
+      <w:r>
+        <w:t xml:space="preserve">7.</w:t>
+      </w:r>
+      <w:r>
+        <w:t xml:space="preserve"> </w:t>
+      </w:r>
+      <w:r>
+        <w:rPr>
+          <w:iCs/>
+          <w:i/>
+        </w:rPr>
+        <w:t xml:space="preserve">DPL phase</w:t>
+      </w:r>
+      <w:r>
+        <w:t xml:space="preserve"> </w:t>
+      </w:r>
+      <w:r>
+        <w:t xml:space="preserve">— "Precede": data collection predominantly prior to 2009 (median data year &lt; 2009); "Span": data collection spans 2005–2014 or cannot be classified as predominantly Precede or Follow; "Follow": data collection predominantly post-2014 (median data year ≥ 2015). Studies where data years cannot be determined from the paper are coded as "Span" by default and flagged.</w:t>
       </w:r>
     </w:p>
     <w:bookmarkEnd w:id="34"/>
-    <w:bookmarkStart w:id="35" w:name="X74b89673e7a1c1b3e57d768d3e5c9868450e6c4"/>
-    <w:p>
-      <w:pPr>
-        <w:pStyle w:val="Heading4"/>
-      </w:pPr>
-      <w:r>
-        <w:t xml:space="preserve">3.3.2 Human Verification and PI Data Lock Protocol</w:t>
-      </w:r>
-    </w:p>
-    <w:p>
-      <w:pPr>
-        <w:pStyle w:val="FirstParagraph"/>
-      </w:pPr>
-      <w:r>
-        <w:t xml:space="preserve">Every M-AIDA-extracted record passes through a structured human verification stage before it is admitted to the analysis database. The verification interface presents the extracted parameter alongside the source text excerpt (highlighted in the original PDF) and the pre-coded moderator values. The PI reviews each field, applies overrides where the LLM extraction is incorrect or ambiguous, and enters a brief verification note. Verification is mandatory for all records with confidence score &lt; 0.70; it is recommended but optional for records with confidence ≥ 0.85.</w:t>
-      </w:r>
-    </w:p>
-    <w:p>
-      <w:pPr>
-        <w:pStyle w:val="BodyText"/>
-      </w:pPr>
-      <w:r>
-        <w:t xml:space="preserve">Upon PI approval, records are committed to the permanent study database via a PI data lock operation that is cryptographically timestamped and irreversible. Locked records constitute the analysis sample and cannot be modified; any correction requires documentation of the original error, the corrected value, and the PI's approval note in a versioned audit log. This protocol satisfies the reproducibility standards proposed by Lakens et al. (2020) for pre-registered meta-analyses and ensures that the analysis sample is immutably traceable to source documents.</w:t>
-      </w:r>
-    </w:p>
-    <w:p>
-      <w:pPr>
-        <w:pStyle w:val="BodyText"/>
-      </w:pPr>
-      <w:r>
-        <w:t xml:space="preserve">The M-AIDA extraction architecture — LLM-assisted parsing, automated conversion, staged human verification, and immutable data lock — constitutes a methodological contribution of the present study: it provides a replicable, partially automatable alternative to fully manual extraction for the IB meta-analysis domain, where effect-size extraction is particularly demanding due to heterogeneous reporting conventions across journals (Borenstein et al., 2021).</w:t>
-      </w:r>
-    </w:p>
-    <w:bookmarkEnd w:id="35"/>
-    <w:bookmarkStart w:id="36" w:name="X53d7a102e1079f9a0a3d8daa38852762d7bab5a"/>
-    <w:p>
-      <w:pPr>
-        <w:pStyle w:val="Heading4"/>
-      </w:pPr>
-      <w:r>
-        <w:t xml:space="preserve">3.3.3 Inter-Coder Reliability Assessment</w:t>
-      </w:r>
-    </w:p>
-    <w:p>
-      <w:pPr>
-        <w:pStyle w:val="FirstParagraph"/>
-      </w:pPr>
-      <w:r>
-        <w:t xml:space="preserve">The inter-coder reliability (ICR) protocol followed a three-stage design. In</w:t>
-      </w:r>
-      <w:r>
-        <w:t xml:space="preserve"> </w:t>
-      </w:r>
-      <w:r>
-        <w:rPr>
-          <w:bCs/>
-          <w:b/>
-        </w:rPr>
-        <w:t xml:space="preserve">Stage 1</w:t>
-      </w:r>
-      <w:r>
-        <w:t xml:space="preserve"> </w:t>
-      </w:r>
-      <w:r>
-        <w:t xml:space="preserve">(calibration), both coders independently coded a pilot set of 10 studies using the full Appendix B coding protocol; discrepancies were discussed and the protocol was refined before proceeding. In</w:t>
-      </w:r>
-      <w:r>
-        <w:t xml:space="preserve"> </w:t>
-      </w:r>
-      <w:r>
-        <w:rPr>
-          <w:bCs/>
-          <w:b/>
-        </w:rPr>
-        <w:t xml:space="preserve">Stage 2</w:t>
-      </w:r>
-      <w:r>
-        <w:t xml:space="preserve"> </w:t>
-      </w:r>
-      <w:r>
-        <w:t xml:space="preserve">(independent coding), both coders independently coded a 20% stratified random subsample of the final study corpus (</w:t>
-      </w:r>
-      <w:r>
-        <w:rPr>
-          <w:iCs/>
-          <w:i/>
-        </w:rPr>
-        <w:t xml:space="preserve">k</w:t>
-      </w:r>
-      <w:r>
-        <w:t xml:space="preserve"> </w:t>
-      </w:r>
-      <w:r>
-        <w:t xml:space="preserve">= 47 studies), sampled to ensure representation across ICRV regime, DPL phase, and DOI measure type. In</w:t>
-      </w:r>
-      <w:r>
-        <w:t xml:space="preserve"> </w:t>
-      </w:r>
-      <w:r>
-        <w:rPr>
-          <w:bCs/>
-          <w:b/>
-        </w:rPr>
-        <w:t xml:space="preserve">Stage 3</w:t>
-      </w:r>
-      <w:r>
-        <w:t xml:space="preserve"> </w:t>
-      </w:r>
-      <w:r>
-        <w:t xml:space="preserve">(adjudication), discrepancies were resolved by the PI following a predetermined rule: for categorical moderators, the adjudicator's decision was final; for continuous cDAI scores, the mean of the two coders' values was used when ICC(2,1) ≥ 0.80, and the PI's direct lookup was used otherwise.</w:t>
-      </w:r>
-    </w:p>
-    <w:p>
-      <w:pPr>
-        <w:pStyle w:val="BodyText"/>
-      </w:pPr>
-      <w:r>
-        <w:t xml:space="preserve">ICR was assessed using Cohen's κ for categorical variables (ICRV regime, DPL phase, industry sector, DOI measure type, performance measure type) and the two-way random-effects ICC(2,1) for continuous cDAI scores. The target threshold of κ ≥ 0.70 follows Landis and Koch's (1977) "substantial agreement" criterion, which represents the minimum acceptable level for meta-analytic coding in IB research (Aguinis et al., 2011). ICR statistics are reported in Table 3.1 (see Results, §4.1); all targets were met prior to commencing coding of the remaining 80% of the corpus.</w:t>
-      </w:r>
-    </w:p>
-    <w:bookmarkEnd w:id="36"/>
-    <w:bookmarkEnd w:id="37"/>
-    <w:bookmarkStart w:id="38" w:name="X601957e051aebf49785be7eb6f4c3dde13d76da"/>
-    <w:p>
-      <w:pPr>
-        <w:pStyle w:val="Heading3"/>
-      </w:pPr>
-      <w:r>
-        <w:t xml:space="preserve">3.4 Moderator Coding Protocol</w:t>
-      </w:r>
-    </w:p>
-    <w:p>
-      <w:pPr>
-        <w:pStyle w:val="FirstParagraph"/>
-      </w:pPr>
-      <w:r>
-        <w:t xml:space="preserve">Seven moderators were coded for each effect size: four standard moderators replicated from prior I→P meta-analyses (Marano et al., 2016) and three novel moderators introduced in the present study.</w:t>
-      </w:r>
-    </w:p>
-    <w:p>
-      <w:pPr>
-        <w:pStyle w:val="BodyText"/>
-      </w:pPr>
-      <w:r>
-        <w:rPr>
-          <w:bCs/>
-          <w:b/>
-        </w:rPr>
-        <w:t xml:space="preserve">Standard moderators</w:t>
-      </w:r>
-      <w:r>
-        <w:t xml:space="preserve"> </w:t>
-      </w:r>
-      <w:r>
-        <w:t xml:space="preserve">(4):</w:t>
-      </w:r>
-    </w:p>
-    <w:p>
-      <w:pPr>
-        <w:numPr>
-          <w:ilvl w:val="0"/>
-          <w:numId w:val="1003"/>
-        </w:numPr>
-        <w:pStyle w:val="Compact"/>
-      </w:pPr>
-      <w:r>
-        <w:rPr>
-          <w:iCs/>
-          <w:i/>
-        </w:rPr>
-        <w:t xml:space="preserve">Country of origin</w:t>
-      </w:r>
-      <w:r>
-        <w:t xml:space="preserve"> </w:t>
-      </w:r>
-      <w:r>
-        <w:t xml:space="preserve">— ISO 3166-1 alpha-3 code; multi-country studies coded as "pooled" with ICRV regime assigned to the modal country if one country contributes ≥ 60% of the sample, otherwise coded as "cross-regime"</w:t>
-      </w:r>
-    </w:p>
-    <w:p>
-      <w:pPr>
-        <w:numPr>
-          <w:ilvl w:val="0"/>
-          <w:numId w:val="1003"/>
-        </w:numPr>
-        <w:pStyle w:val="Compact"/>
-      </w:pPr>
-      <w:r>
-        <w:rPr>
-          <w:iCs/>
-          <w:i/>
-        </w:rPr>
-        <w:t xml:space="preserve">Industry sector</w:t>
-      </w:r>
-      <w:r>
-        <w:t xml:space="preserve"> </w:t>
-      </w:r>
-      <w:r>
-        <w:t xml:space="preserve">— SIC broad division: manufacturing (SIC 20–39), services (SIC 40–89), or mixed/unspecified</w:t>
-      </w:r>
-    </w:p>
-    <w:p>
-      <w:pPr>
-        <w:numPr>
-          <w:ilvl w:val="0"/>
-          <w:numId w:val="1003"/>
-        </w:numPr>
-        <w:pStyle w:val="Compact"/>
-      </w:pPr>
-      <w:r>
-        <w:rPr>
-          <w:iCs/>
-          <w:i/>
-        </w:rPr>
-        <w:t xml:space="preserve">DOI operationalization</w:t>
-      </w:r>
-      <w:r>
-        <w:t xml:space="preserve"> </w:t>
-      </w:r>
-      <w:r>
-        <w:t xml:space="preserve">— FSTS (foreign sales ÷ total sales); entropy index (Jacquemin &amp; Berry, 1979); count of foreign markets or subsidiaries; transnationality index (UNCTAD composite)</w:t>
-      </w:r>
-    </w:p>
-    <w:p>
-      <w:pPr>
-        <w:numPr>
-          <w:ilvl w:val="0"/>
-          <w:numId w:val="1003"/>
-        </w:numPr>
-        <w:pStyle w:val="Compact"/>
-      </w:pPr>
-      <w:r>
-        <w:rPr>
-          <w:iCs/>
-          <w:i/>
-        </w:rPr>
-        <w:t xml:space="preserve">Performance operationalization</w:t>
-      </w:r>
-      <w:r>
-        <w:t xml:space="preserve"> </w:t>
-      </w:r>
-      <w:r>
-        <w:t xml:space="preserve">— accounting-based (ROA, ROE, ROS); market-based (Tobin's Q, stock return); productivity-based (labor productivity, TFP); composite (mixed)</w:t>
-      </w:r>
-    </w:p>
-    <w:p>
-      <w:pPr>
-        <w:pStyle w:val="FirstParagraph"/>
-      </w:pPr>
-      <w:r>
-        <w:rPr>
-          <w:bCs/>
-          <w:b/>
-        </w:rPr>
-        <w:t xml:space="preserve">Novel moderators</w:t>
-      </w:r>
-      <w:r>
-        <w:t xml:space="preserve"> </w:t>
-      </w:r>
-      <w:r>
-        <w:t xml:space="preserve">(3):</w:t>
-      </w:r>
-      <w:r>
-        <w:t xml:space="preserve"> </w:t>
-      </w:r>
-      <w:r>
-        <w:t xml:space="preserve">5.</w:t>
-      </w:r>
-      <w:r>
-        <w:t xml:space="preserve"> </w:t>
-      </w:r>
-      <w:r>
-        <w:rPr>
-          <w:iCs/>
-          <w:i/>
-        </w:rPr>
-        <w:t xml:space="preserve">ICRV regime</w:t>
-      </w:r>
-      <w:r>
-        <w:t xml:space="preserve"> </w:t>
-      </w:r>
-      <w:r>
-        <w:t xml:space="preserve">— Five-regime classification based on World Bank WGI Rule of Law score (2023 vintage), validated against IMF World Economic Outlook country classification: Regime I: Advanced-Innovation (WGI &gt; +0.80; e.g., Singapore, Hong Kong, South Korea, Japan, Australia); Regime II: Upper-Middle (0 &lt; WGI ≤ +0.80; e.g., China, Malaysia, Thailand); Regime III: Emerging (−0.50 &lt; WGI ≤ 0; e.g., Vietnam, India, Philippines); Regime IV: SIDS (small island developing states with WGI boundary; e.g., Fiji, PNG, Pacific island economies); Regime V: Frontier (WGI ≤ −0.50; e.g., Bangladesh, Myanmar, Cambodia)</w:t>
-      </w:r>
-      <w:r>
-        <w:t xml:space="preserve"> </w:t>
-      </w:r>
-      <w:r>
-        <w:t xml:space="preserve">6.</w:t>
-      </w:r>
-      <w:r>
-        <w:t xml:space="preserve"> </w:t>
-      </w:r>
-      <w:r>
-        <w:rPr>
-          <w:iCs/>
-          <w:i/>
-        </w:rPr>
-        <w:t xml:space="preserve">cDAI</w:t>
-      </w:r>
-      <w:r>
-        <w:t xml:space="preserve"> </w:t>
-      </w:r>
-      <w:r>
-        <w:t xml:space="preserve">— Country-year digital adoption composite (0–1 scale): primary source, World Bank Digital Adoption Index (2016 vintage, Sahay et al., 2020); secondary source, ITU Digital Development Index (DDI, 2017–2026, linear-rescaled to 0–1). Country-year assignment follows the median year of the study's data collection period. For multi-country samples, cDAI is the sample-weighted average of country-year scores. Studies lacking country-year DAI data are assigned ITU ICT Development Index values with a −0.05 adjustment for known downward bias relative to the World Bank composite (Katz &amp; Callorda, 2018).</w:t>
-      </w:r>
-      <w:r>
-        <w:t xml:space="preserve"> </w:t>
-      </w:r>
-      <w:r>
-        <w:t xml:space="preserve">7.</w:t>
-      </w:r>
-      <w:r>
-        <w:t xml:space="preserve"> </w:t>
-      </w:r>
-      <w:r>
-        <w:rPr>
-          <w:iCs/>
-          <w:i/>
-        </w:rPr>
-        <w:t xml:space="preserve">DPL phase</w:t>
-      </w:r>
-      <w:r>
-        <w:t xml:space="preserve"> </w:t>
-      </w:r>
-      <w:r>
-        <w:t xml:space="preserve">— "Precede": data collection predominantly prior to 2009 (median data year &lt; 2009); "Span": data collection spans 2005–2014 or cannot be classified as predominantly Precede or Follow; "Follow": data collection predominantly post-2014 (median data year ≥ 2015). Studies where data years cannot be determined from the paper are coded as "Span" by default and flagged.</w:t>
-      </w:r>
-    </w:p>
-    <w:bookmarkEnd w:id="38"/>
-    <w:bookmarkStart w:id="39" w:name="X39398803b6212107b1d34889a3ed87f1d2a89f2"/>
+    <w:bookmarkStart w:id="35" w:name="X39398803b6212107b1d34889a3ed87f1d2a89f2"/>
     <w:p>
       <w:pPr>
         <w:pStyle w:val="Heading3"/>
@@ -4724,8 +4746,8 @@
         <w:t xml:space="preserve">-test.</w:t>
       </w:r>
     </w:p>
-    <w:bookmarkEnd w:id="39"/>
-    <w:bookmarkStart w:id="40" w:name="X2f1abb1755f8cc5892d8e5725c0dbd361d50806"/>
+    <w:bookmarkEnd w:id="35"/>
+    <w:bookmarkStart w:id="36" w:name="X2f1abb1755f8cc5892d8e5725c0dbd361d50806"/>
     <w:p>
       <w:pPr>
         <w:pStyle w:val="Heading3"/>
@@ -4920,8 +4942,8 @@
         <w:t xml:space="preserve">(Stanley &amp; Doucouliagos, 2014) is applied as a model-based publication bias correction: the precision-effect test (PET) regresses effect sizes on their standard errors; if significant, the precision-effect estimate with standard error (PEESE) substitutes the standard error squared as the regressor, providing an estimate of the true effect after correcting for small-study bias.</w:t>
       </w:r>
     </w:p>
-    <w:bookmarkEnd w:id="40"/>
-    <w:bookmarkStart w:id="41" w:name="Xe36430cf7d8e0a8c6df93020e9507d5e203e939"/>
+    <w:bookmarkEnd w:id="36"/>
+    <w:bookmarkStart w:id="37" w:name="Xe36430cf7d8e0a8c6df93020e9507d5e203e939"/>
     <w:p>
       <w:pPr>
         <w:pStyle w:val="Heading3"/>
@@ -4942,7 +4964,7 @@
       <w:pPr>
         <w:numPr>
           <w:ilvl w:val="0"/>
-          <w:numId w:val="1004"/>
+          <w:numId w:val="1003"/>
         </w:numPr>
         <w:pStyle w:val="Compact"/>
       </w:pPr>
@@ -4993,7 +5015,7 @@
       <w:pPr>
         <w:numPr>
           <w:ilvl w:val="0"/>
-          <w:numId w:val="1004"/>
+          <w:numId w:val="1003"/>
         </w:numPr>
         <w:pStyle w:val="Compact"/>
       </w:pPr>
@@ -5041,7 +5063,7 @@
       <w:pPr>
         <w:numPr>
           <w:ilvl w:val="0"/>
-          <w:numId w:val="1004"/>
+          <w:numId w:val="1003"/>
         </w:numPr>
         <w:pStyle w:val="Compact"/>
       </w:pPr>
@@ -5063,7 +5085,7 @@
       <w:pPr>
         <w:numPr>
           <w:ilvl w:val="0"/>
-          <w:numId w:val="1004"/>
+          <w:numId w:val="1003"/>
         </w:numPr>
         <w:pStyle w:val="Compact"/>
       </w:pPr>
@@ -5085,7 +5107,7 @@
       <w:pPr>
         <w:numPr>
           <w:ilvl w:val="0"/>
-          <w:numId w:val="1004"/>
+          <w:numId w:val="1003"/>
         </w:numPr>
         <w:pStyle w:val="Compact"/>
       </w:pPr>
@@ -5123,9 +5145,9 @@
         </w:pict>
       </w:r>
     </w:p>
-    <w:bookmarkEnd w:id="41"/>
-    <w:bookmarkEnd w:id="42"/>
-    <w:bookmarkStart w:id="62" w:name="X121719332867ee227f0a04b486098cee978c6e6"/>
+    <w:bookmarkEnd w:id="37"/>
+    <w:bookmarkEnd w:id="38"/>
+    <w:bookmarkStart w:id="46" w:name="X121719332867ee227f0a04b486098cee978c6e6"/>
     <w:p>
       <w:pPr>
         <w:pStyle w:val="Heading2"/>
@@ -5134,7 +5156,7 @@
         <w:t xml:space="preserve">4. Results</w:t>
       </w:r>
     </w:p>
-    <w:bookmarkStart w:id="43" w:name="X404e116a6fc5d40bc82ca2b5ca0e91216768dfb"/>
+    <w:bookmarkStart w:id="39" w:name="X404e116a6fc5d40bc82ca2b5ca0e91216768dfb"/>
     <w:p>
       <w:pPr>
         <w:pStyle w:val="Heading3"/>
@@ -5158,7 +5180,23 @@
         <w:t xml:space="preserve"> </w:t>
       </w:r>
       <w:r>
-        <w:t xml:space="preserve">= 235 studies, approximately 385 effect sizes.</w:t>
+        <w:t xml:space="preserve">= 238 studies (coded),</w:t>
+      </w:r>
+      <w:r>
+        <w:t xml:space="preserve"> </w:t>
+      </w:r>
+      <w:r>
+        <w:rPr>
+          <w:iCs/>
+          <w:i/>
+        </w:rPr>
+        <w:t xml:space="preserve">K</w:t>
+      </w:r>
+      <w:r>
+        <w:t xml:space="preserve"> </w:t>
+      </w:r>
+      <w:r>
+        <w:t xml:space="preserve">= 288 effect sizes (working database, pre-formal-search).</w:t>
       </w:r>
     </w:p>
     <w:p>
@@ -5180,7 +5218,7 @@
           <w:iCs/>
           <w:i/>
         </w:rPr>
-        <w:t xml:space="preserve">(20% double-coded subsample, k = 47 studies)</w:t>
+        <w:t xml:space="preserve">(20% double-coded subsample, k = [TBD] studies; to be completed post-formal-search)</w:t>
       </w:r>
     </w:p>
     <w:tbl>
@@ -5296,7 +5334,7 @@
               <w:jc w:val="left"/>
             </w:pPr>
             <w:r>
-              <w:t xml:space="preserve">Categorical (5)</w:t>
+              <w:t xml:space="preserve">Categorical (6)</w:t>
             </w:r>
           </w:p>
         </w:tc>
@@ -5320,7 +5358,7 @@
               <w:jc w:val="left"/>
             </w:pPr>
             <w:r>
-              <w:t xml:space="preserve">0.79</w:t>
+              <w:t xml:space="preserve">[TBD]</w:t>
             </w:r>
           </w:p>
         </w:tc>
@@ -5344,7 +5382,7 @@
               <w:jc w:val="left"/>
             </w:pPr>
             <w:r>
-              <w:t xml:space="preserve">✓</w:t>
+              <w:t xml:space="preserve">[TBD]</w:t>
             </w:r>
           </w:p>
         </w:tc>
@@ -5394,7 +5432,7 @@
               <w:jc w:val="left"/>
             </w:pPr>
             <w:r>
-              <w:t xml:space="preserve">0.81</w:t>
+              <w:t xml:space="preserve">[TBD]</w:t>
             </w:r>
           </w:p>
         </w:tc>
@@ -5418,7 +5456,7 @@
               <w:jc w:val="left"/>
             </w:pPr>
             <w:r>
-              <w:t xml:space="preserve">✓</w:t>
+              <w:t xml:space="preserve">[TBD]</w:t>
             </w:r>
           </w:p>
         </w:tc>
@@ -5468,7 +5506,7 @@
               <w:jc w:val="left"/>
             </w:pPr>
             <w:r>
-              <w:t xml:space="preserve">0.87</w:t>
+              <w:t xml:space="preserve">[TBD]</w:t>
             </w:r>
           </w:p>
         </w:tc>
@@ -5492,7 +5530,7 @@
               <w:jc w:val="left"/>
             </w:pPr>
             <w:r>
-              <w:t xml:space="preserve">✓</w:t>
+              <w:t xml:space="preserve">[TBD]</w:t>
             </w:r>
           </w:p>
         </w:tc>
@@ -5542,7 +5580,7 @@
               <w:jc w:val="left"/>
             </w:pPr>
             <w:r>
-              <w:t xml:space="preserve">0.83</w:t>
+              <w:t xml:space="preserve">[TBD]</w:t>
             </w:r>
           </w:p>
         </w:tc>
@@ -5566,7 +5604,7 @@
               <w:jc w:val="left"/>
             </w:pPr>
             <w:r>
-              <w:t xml:space="preserve">✓</w:t>
+              <w:t xml:space="preserve">[TBD]</w:t>
             </w:r>
           </w:p>
         </w:tc>
@@ -5616,7 +5654,7 @@
               <w:jc w:val="left"/>
             </w:pPr>
             <w:r>
-              <w:t xml:space="preserve">0.76</w:t>
+              <w:t xml:space="preserve">[TBD]</w:t>
             </w:r>
           </w:p>
         </w:tc>
@@ -5640,7 +5678,7 @@
               <w:jc w:val="left"/>
             </w:pPr>
             <w:r>
-              <w:t xml:space="preserve">✓</w:t>
+              <w:t xml:space="preserve">[TBD]</w:t>
             </w:r>
           </w:p>
         </w:tc>
@@ -5690,7 +5728,7 @@
               <w:jc w:val="left"/>
             </w:pPr>
             <w:r>
-              <w:t xml:space="preserve">0.92</w:t>
+              <w:t xml:space="preserve">[TBD]</w:t>
             </w:r>
           </w:p>
         </w:tc>
@@ -5714,7 +5752,7 @@
               <w:jc w:val="left"/>
             </w:pPr>
             <w:r>
-              <w:t xml:space="preserve">✓</w:t>
+              <w:t xml:space="preserve">[TBD]</w:t>
             </w:r>
           </w:p>
         </w:tc>
@@ -5735,7 +5773,59 @@
         <w:t xml:space="preserve"> </w:t>
       </w:r>
       <w:r>
-        <w:t xml:space="preserve">All thresholds met prior to independent coding of the remaining 80% of the corpus. The lowest κ (ICRV regime, 0.79) reflects legitimate disagreement on Regime II/III boundary cases, resolved by PI lookup of WGI Rule of Law vintages.</w:t>
+        <w:t xml:space="preserve">Target threshold: κ ≥ 0.70 (Landis &amp; Koch, 1977) for all categorical moderators and ICC(2,1) ≥ 0.80 for cDAI. Final values to be reported after the 20% random subsample coding is complete. Protocol for resolving Regime II/III boundary disagreements: PI lookup of WGI Rule of Law vintage scores.</w:t>
+      </w:r>
+    </w:p>
+    <w:p>
+      <w:pPr>
+        <w:pStyle w:val="BodyText"/>
+      </w:pPr>
+      <w:r>
+        <w:rPr>
+          <w:bCs/>
+          <w:b/>
+        </w:rPr>
+        <w:t xml:space="preserve">Table 4.1 — Working-database sample composition</w:t>
+      </w:r>
+      <w:r>
+        <w:t xml:space="preserve"> </w:t>
+      </w:r>
+      <w:r>
+        <w:rPr>
+          <w:iCs/>
+          <w:i/>
+        </w:rPr>
+        <w:t xml:space="preserve">(pre-formal-search;</w:t>
+      </w:r>
+      <w:r>
+        <w:rPr>
+          <w:iCs/>
+          <w:i/>
+        </w:rPr>
+        <w:t xml:space="preserve"> </w:t>
+      </w:r>
+      <w:r>
+        <w:rPr>
+          <w:iCs/>
+          <w:i/>
+          <w:iCs/>
+          <w:i/>
+        </w:rPr>
+        <w:t xml:space="preserve">K</w:t>
+      </w:r>
+      <w:r>
+        <w:rPr>
+          <w:iCs/>
+          <w:i/>
+        </w:rPr>
+        <w:t xml:space="preserve"> </w:t>
+      </w:r>
+      <w:r>
+        <w:rPr>
+          <w:iCs/>
+          <w:i/>
+        </w:rPr>
+        <w:t xml:space="preserve">= 288 effect sizes, k = 238 coded studies)</w:t>
       </w:r>
     </w:p>
     <w:tbl>
@@ -5746,8 +5836,9 @@
         <w:jc w:val="start"/>
       </w:tblPr>
       <w:tblGrid>
-        <w:gridCol w:w="3960"/>
-        <w:gridCol w:w="3960"/>
+        <w:gridCol w:w="2640"/>
+        <w:gridCol w:w="2640"/>
+        <w:gridCol w:w="2640"/>
       </w:tblGrid>
       <w:tr>
         <w:trPr>
@@ -5777,7 +5868,35 @@
                 <w:iCs/>
                 <w:i/>
               </w:rPr>
+              <w:t xml:space="preserve">K</w:t>
+            </w:r>
+            <w:r>
+              <w:t xml:space="preserve"> </w:t>
+            </w:r>
+            <w:r>
+              <w:t xml:space="preserve">effects</w:t>
+            </w:r>
+          </w:p>
+        </w:tc>
+        <w:tc>
+          <w:tcPr/>
+          <w:p>
+            <w:pPr>
+              <w:pStyle w:val="Compact"/>
+              <w:jc w:val="left"/>
+            </w:pPr>
+            <w:r>
+              <w:rPr>
+                <w:iCs/>
+                <w:i/>
+              </w:rPr>
               <w:t xml:space="preserve">k</w:t>
+            </w:r>
+            <w:r>
+              <w:t xml:space="preserve"> </w:t>
+            </w:r>
+            <w:r>
+              <w:t xml:space="preserve">studies</w:t>
             </w:r>
           </w:p>
         </w:tc>
@@ -5791,19 +5910,31 @@
               <w:jc w:val="left"/>
             </w:pPr>
             <w:r>
-              <w:t xml:space="preserve">ICRV Regime I — Advanced</w:t>
-            </w:r>
-          </w:p>
-        </w:tc>
-        <w:tc>
-          <w:tcPr/>
-          <w:p>
-            <w:pPr>
-              <w:pStyle w:val="Compact"/>
-              <w:jc w:val="left"/>
-            </w:pPr>
-            <w:r>
-              <w:t xml:space="preserve">~18</w:t>
+              <w:t xml:space="preserve">ICRV Regime I — Advanced (e.g., Korea, Japan, Singapore, HK, Australia)</w:t>
+            </w:r>
+          </w:p>
+        </w:tc>
+        <w:tc>
+          <w:tcPr/>
+          <w:p>
+            <w:pPr>
+              <w:pStyle w:val="Compact"/>
+              <w:jc w:val="left"/>
+            </w:pPr>
+            <w:r>
+              <w:t xml:space="preserve">140</w:t>
+            </w:r>
+          </w:p>
+        </w:tc>
+        <w:tc>
+          <w:tcPr/>
+          <w:p>
+            <w:pPr>
+              <w:pStyle w:val="Compact"/>
+              <w:jc w:val="left"/>
+            </w:pPr>
+            <w:r>
+              <w:t xml:space="preserve">108</w:t>
             </w:r>
           </w:p>
         </w:tc>
@@ -5817,19 +5948,31 @@
               <w:jc w:val="left"/>
             </w:pPr>
             <w:r>
-              <w:t xml:space="preserve">ICRV Regime II — Upper-middle</w:t>
-            </w:r>
-          </w:p>
-        </w:tc>
-        <w:tc>
-          <w:tcPr/>
-          <w:p>
-            <w:pPr>
-              <w:pStyle w:val="Compact"/>
-              <w:jc w:val="left"/>
-            </w:pPr>
-            <w:r>
-              <w:t xml:space="preserve">~42</w:t>
+              <w:t xml:space="preserve">ICRV Regime II — Upper-middle (e.g., China, Malaysia, Thailand)</w:t>
+            </w:r>
+          </w:p>
+        </w:tc>
+        <w:tc>
+          <w:tcPr/>
+          <w:p>
+            <w:pPr>
+              <w:pStyle w:val="Compact"/>
+              <w:jc w:val="left"/>
+            </w:pPr>
+            <w:r>
+              <w:t xml:space="preserve">25</w:t>
+            </w:r>
+          </w:p>
+        </w:tc>
+        <w:tc>
+          <w:tcPr/>
+          <w:p>
+            <w:pPr>
+              <w:pStyle w:val="Compact"/>
+              <w:jc w:val="left"/>
+            </w:pPr>
+            <w:r>
+              <w:t xml:space="preserve">21</w:t>
             </w:r>
           </w:p>
         </w:tc>
@@ -5843,19 +5986,31 @@
               <w:jc w:val="left"/>
             </w:pPr>
             <w:r>
-              <w:t xml:space="preserve">ICRV Regime III — Emerging</w:t>
-            </w:r>
-          </w:p>
-        </w:tc>
-        <w:tc>
-          <w:tcPr/>
-          <w:p>
-            <w:pPr>
-              <w:pStyle w:val="Compact"/>
-              <w:jc w:val="left"/>
-            </w:pPr>
-            <w:r>
-              <w:t xml:space="preserve">~35</w:t>
+              <w:t xml:space="preserve">ICRV Regime III — Emerging (e.g., Vietnam, India, Philippines)</w:t>
+            </w:r>
+          </w:p>
+        </w:tc>
+        <w:tc>
+          <w:tcPr/>
+          <w:p>
+            <w:pPr>
+              <w:pStyle w:val="Compact"/>
+              <w:jc w:val="left"/>
+            </w:pPr>
+            <w:r>
+              <w:t xml:space="preserve">90</w:t>
+            </w:r>
+          </w:p>
+        </w:tc>
+        <w:tc>
+          <w:tcPr/>
+          <w:p>
+            <w:pPr>
+              <w:pStyle w:val="Compact"/>
+              <w:jc w:val="left"/>
+            </w:pPr>
+            <w:r>
+              <w:t xml:space="preserve">78</w:t>
             </w:r>
           </w:p>
         </w:tc>
@@ -5869,19 +6024,31 @@
               <w:jc w:val="left"/>
             </w:pPr>
             <w:r>
-              <w:t xml:space="preserve">ICRV SIDS</w:t>
-            </w:r>
-          </w:p>
-        </w:tc>
-        <w:tc>
-          <w:tcPr/>
-          <w:p>
-            <w:pPr>
-              <w:pStyle w:val="Compact"/>
-              <w:jc w:val="left"/>
-            </w:pPr>
-            <w:r>
-              <w:t xml:space="preserve">~5</w:t>
+              <w:t xml:space="preserve">ICRV Frontier / SIDS (FR)</w:t>
+            </w:r>
+          </w:p>
+        </w:tc>
+        <w:tc>
+          <w:tcPr/>
+          <w:p>
+            <w:pPr>
+              <w:pStyle w:val="Compact"/>
+              <w:jc w:val="left"/>
+            </w:pPr>
+            <w:r>
+              <w:t xml:space="preserve">3</w:t>
+            </w:r>
+          </w:p>
+        </w:tc>
+        <w:tc>
+          <w:tcPr/>
+          <w:p>
+            <w:pPr>
+              <w:pStyle w:val="Compact"/>
+              <w:jc w:val="left"/>
+            </w:pPr>
+            <w:r>
+              <w:t xml:space="preserve">3</w:t>
             </w:r>
           </w:p>
         </w:tc>
@@ -5895,19 +6062,31 @@
               <w:jc w:val="left"/>
             </w:pPr>
             <w:r>
-              <w:t xml:space="preserve">ICRV Frontier</w:t>
-            </w:r>
-          </w:p>
-        </w:tc>
-        <w:tc>
-          <w:tcPr/>
-          <w:p>
-            <w:pPr>
-              <w:pStyle w:val="Compact"/>
-              <w:jc w:val="left"/>
-            </w:pPr>
-            <w:r>
-              <w:t xml:space="preserve">~10</w:t>
+              <w:t xml:space="preserve">Cross-regime / multi-country (MX)</w:t>
+            </w:r>
+          </w:p>
+        </w:tc>
+        <w:tc>
+          <w:tcPr/>
+          <w:p>
+            <w:pPr>
+              <w:pStyle w:val="Compact"/>
+              <w:jc w:val="left"/>
+            </w:pPr>
+            <w:r>
+              <w:t xml:space="preserve">30</w:t>
+            </w:r>
+          </w:p>
+        </w:tc>
+        <w:tc>
+          <w:tcPr/>
+          <w:p>
+            <w:pPr>
+              <w:pStyle w:val="Compact"/>
+              <w:jc w:val="left"/>
+            </w:pPr>
+            <w:r>
+              <w:t xml:space="preserve">28</w:t>
             </w:r>
           </w:p>
         </w:tc>
@@ -5921,19 +6100,89 @@
               <w:jc w:val="left"/>
             </w:pPr>
             <w:r>
-              <w:t xml:space="preserve">Cross-regime / multi-country</w:t>
-            </w:r>
-          </w:p>
-        </w:tc>
-        <w:tc>
-          <w:tcPr/>
-          <w:p>
-            <w:pPr>
-              <w:pStyle w:val="Compact"/>
-              <w:jc w:val="left"/>
-            </w:pPr>
-            <w:r>
-              <w:t xml:space="preserve">~125</w:t>
+              <w:rPr>
+                <w:iCs/>
+                <w:i/>
+                <w:bCs/>
+                <w:b/>
+              </w:rPr>
+              <w:t xml:space="preserve">K</w:t>
+            </w:r>
+            <w:r>
+              <w:rPr>
+                <w:bCs/>
+                <w:b/>
+              </w:rPr>
+              <w:t xml:space="preserve"> </w:t>
+            </w:r>
+            <w:r>
+              <w:rPr>
+                <w:bCs/>
+                <w:b/>
+              </w:rPr>
+              <w:t xml:space="preserve">/</w:t>
+            </w:r>
+            <w:r>
+              <w:rPr>
+                <w:bCs/>
+                <w:b/>
+              </w:rPr>
+              <w:t xml:space="preserve"> </w:t>
+            </w:r>
+            <w:r>
+              <w:rPr>
+                <w:iCs/>
+                <w:i/>
+                <w:bCs/>
+                <w:b/>
+              </w:rPr>
+              <w:t xml:space="preserve">k</w:t>
+            </w:r>
+            <w:r>
+              <w:rPr>
+                <w:bCs/>
+                <w:b/>
+              </w:rPr>
+              <w:t xml:space="preserve"> </w:t>
+            </w:r>
+            <w:r>
+              <w:rPr>
+                <w:bCs/>
+                <w:b/>
+              </w:rPr>
+              <w:t xml:space="preserve">total</w:t>
+            </w:r>
+          </w:p>
+        </w:tc>
+        <w:tc>
+          <w:tcPr/>
+          <w:p>
+            <w:pPr>
+              <w:pStyle w:val="Compact"/>
+              <w:jc w:val="left"/>
+            </w:pPr>
+            <w:r>
+              <w:rPr>
+                <w:bCs/>
+                <w:b/>
+              </w:rPr>
+              <w:t xml:space="preserve">288</w:t>
+            </w:r>
+          </w:p>
+        </w:tc>
+        <w:tc>
+          <w:tcPr/>
+          <w:p>
+            <w:pPr>
+              <w:pStyle w:val="Compact"/>
+              <w:jc w:val="left"/>
+            </w:pPr>
+            <w:r>
+              <w:rPr>
+                <w:bCs/>
+                <w:b/>
+              </w:rPr>
+              <w:t xml:space="preserve">238</w:t>
             </w:r>
           </w:p>
         </w:tc>
@@ -5947,19 +6196,31 @@
               <w:jc w:val="left"/>
             </w:pPr>
             <w:r>
-              <w:t xml:space="preserve">cDAI High (Q4)</w:t>
-            </w:r>
-          </w:p>
-        </w:tc>
-        <w:tc>
-          <w:tcPr/>
-          <w:p>
-            <w:pPr>
-              <w:pStyle w:val="Compact"/>
-              <w:jc w:val="left"/>
-            </w:pPr>
-            <w:r>
-              <w:t xml:space="preserve">~33</w:t>
+              <w:t xml:space="preserve">cDAI High (H)</w:t>
+            </w:r>
+          </w:p>
+        </w:tc>
+        <w:tc>
+          <w:tcPr/>
+          <w:p>
+            <w:pPr>
+              <w:pStyle w:val="Compact"/>
+              <w:jc w:val="left"/>
+            </w:pPr>
+            <w:r>
+              <w:t xml:space="preserve">38</w:t>
+            </w:r>
+          </w:p>
+        </w:tc>
+        <w:tc>
+          <w:tcPr/>
+          <w:p>
+            <w:pPr>
+              <w:pStyle w:val="Compact"/>
+              <w:jc w:val="left"/>
+            </w:pPr>
+            <w:r>
+              <w:t xml:space="preserve">—</w:t>
             </w:r>
           </w:p>
         </w:tc>
@@ -5973,19 +6234,31 @@
               <w:jc w:val="left"/>
             </w:pPr>
             <w:r>
-              <w:t xml:space="preserve">cDAI Medium (Q2–Q3)</w:t>
-            </w:r>
-          </w:p>
-        </w:tc>
-        <w:tc>
-          <w:tcPr/>
-          <w:p>
-            <w:pPr>
-              <w:pStyle w:val="Compact"/>
-              <w:jc w:val="left"/>
-            </w:pPr>
-            <w:r>
-              <w:t xml:space="preserve">~65</w:t>
+              <w:t xml:space="preserve">cDAI Medium (M)</w:t>
+            </w:r>
+          </w:p>
+        </w:tc>
+        <w:tc>
+          <w:tcPr/>
+          <w:p>
+            <w:pPr>
+              <w:pStyle w:val="Compact"/>
+              <w:jc w:val="left"/>
+            </w:pPr>
+            <w:r>
+              <w:t xml:space="preserve">76</w:t>
+            </w:r>
+          </w:p>
+        </w:tc>
+        <w:tc>
+          <w:tcPr/>
+          <w:p>
+            <w:pPr>
+              <w:pStyle w:val="Compact"/>
+              <w:jc w:val="left"/>
+            </w:pPr>
+            <w:r>
+              <w:t xml:space="preserve">—</w:t>
             </w:r>
           </w:p>
         </w:tc>
@@ -5999,19 +6272,31 @@
               <w:jc w:val="left"/>
             </w:pPr>
             <w:r>
-              <w:t xml:space="preserve">cDAI Low (Q1)</w:t>
-            </w:r>
-          </w:p>
-        </w:tc>
-        <w:tc>
-          <w:tcPr/>
-          <w:p>
-            <w:pPr>
-              <w:pStyle w:val="Compact"/>
-              <w:jc w:val="left"/>
-            </w:pPr>
-            <w:r>
-              <w:t xml:space="preserve">~32</w:t>
+              <w:t xml:space="preserve">cDAI Low (L)</w:t>
+            </w:r>
+          </w:p>
+        </w:tc>
+        <w:tc>
+          <w:tcPr/>
+          <w:p>
+            <w:pPr>
+              <w:pStyle w:val="Compact"/>
+              <w:jc w:val="left"/>
+            </w:pPr>
+            <w:r>
+              <w:t xml:space="preserve">174</w:t>
+            </w:r>
+          </w:p>
+        </w:tc>
+        <w:tc>
+          <w:tcPr/>
+          <w:p>
+            <w:pPr>
+              <w:pStyle w:val="Compact"/>
+              <w:jc w:val="left"/>
+            </w:pPr>
+            <w:r>
+              <w:t xml:space="preserve">—</w:t>
             </w:r>
           </w:p>
         </w:tc>
@@ -6025,19 +6310,31 @@
               <w:jc w:val="left"/>
             </w:pPr>
             <w:r>
-              <w:t xml:space="preserve">DPL Precede</w:t>
-            </w:r>
-          </w:p>
-        </w:tc>
-        <w:tc>
-          <w:tcPr/>
-          <w:p>
-            <w:pPr>
-              <w:pStyle w:val="Compact"/>
-              <w:jc w:val="left"/>
-            </w:pPr>
-            <w:r>
-              <w:t xml:space="preserve">~38</w:t>
+              <w:t xml:space="preserve">DPL Precede (PRE, ≤2008)</w:t>
+            </w:r>
+          </w:p>
+        </w:tc>
+        <w:tc>
+          <w:tcPr/>
+          <w:p>
+            <w:pPr>
+              <w:pStyle w:val="Compact"/>
+              <w:jc w:val="left"/>
+            </w:pPr>
+            <w:r>
+              <w:t xml:space="preserve">100</w:t>
+            </w:r>
+          </w:p>
+        </w:tc>
+        <w:tc>
+          <w:tcPr/>
+          <w:p>
+            <w:pPr>
+              <w:pStyle w:val="Compact"/>
+              <w:jc w:val="left"/>
+            </w:pPr>
+            <w:r>
+              <w:t xml:space="preserve">—</w:t>
             </w:r>
           </w:p>
         </w:tc>
@@ -6051,19 +6348,31 @@
               <w:jc w:val="left"/>
             </w:pPr>
             <w:r>
-              <w:t xml:space="preserve">DPL Span</w:t>
-            </w:r>
-          </w:p>
-        </w:tc>
-        <w:tc>
-          <w:tcPr/>
-          <w:p>
-            <w:pPr>
-              <w:pStyle w:val="Compact"/>
-              <w:jc w:val="left"/>
-            </w:pPr>
-            <w:r>
-              <w:t xml:space="preserve">~52</w:t>
+              <w:t xml:space="preserve">DPL Span (SPN, 2009–2013)</w:t>
+            </w:r>
+          </w:p>
+        </w:tc>
+        <w:tc>
+          <w:tcPr/>
+          <w:p>
+            <w:pPr>
+              <w:pStyle w:val="Compact"/>
+              <w:jc w:val="left"/>
+            </w:pPr>
+            <w:r>
+              <w:t xml:space="preserve">108</w:t>
+            </w:r>
+          </w:p>
+        </w:tc>
+        <w:tc>
+          <w:tcPr/>
+          <w:p>
+            <w:pPr>
+              <w:pStyle w:val="Compact"/>
+              <w:jc w:val="left"/>
+            </w:pPr>
+            <w:r>
+              <w:t xml:space="preserve">—</w:t>
             </w:r>
           </w:p>
         </w:tc>
@@ -6077,19 +6386,335 @@
               <w:jc w:val="left"/>
             </w:pPr>
             <w:r>
-              <w:t xml:space="preserve">DPL Follow</w:t>
-            </w:r>
-          </w:p>
-        </w:tc>
-        <w:tc>
-          <w:tcPr/>
-          <w:p>
-            <w:pPr>
-              <w:pStyle w:val="Compact"/>
-              <w:jc w:val="left"/>
-            </w:pPr>
-            <w:r>
-              <w:t xml:space="preserve">~40</w:t>
+              <w:t xml:space="preserve">DPL Follow (FOL, ≥2014)</w:t>
+            </w:r>
+          </w:p>
+        </w:tc>
+        <w:tc>
+          <w:tcPr/>
+          <w:p>
+            <w:pPr>
+              <w:pStyle w:val="Compact"/>
+              <w:jc w:val="left"/>
+            </w:pPr>
+            <w:r>
+              <w:t xml:space="preserve">80</w:t>
+            </w:r>
+          </w:p>
+        </w:tc>
+        <w:tc>
+          <w:tcPr/>
+          <w:p>
+            <w:pPr>
+              <w:pStyle w:val="Compact"/>
+              <w:jc w:val="left"/>
+            </w:pPr>
+            <w:r>
+              <w:t xml:space="preserve">—</w:t>
+            </w:r>
+          </w:p>
+        </w:tc>
+      </w:tr>
+      <w:tr>
+        <w:tc>
+          <w:tcPr/>
+          <w:p>
+            <w:pPr>
+              <w:pStyle w:val="Compact"/>
+              <w:jc w:val="left"/>
+            </w:pPr>
+            <w:r>
+              <w:t xml:space="preserve">By DOI type: FSTS</w:t>
+            </w:r>
+          </w:p>
+        </w:tc>
+        <w:tc>
+          <w:tcPr/>
+          <w:p>
+            <w:pPr>
+              <w:pStyle w:val="Compact"/>
+              <w:jc w:val="left"/>
+            </w:pPr>
+            <w:r>
+              <w:t xml:space="preserve">138</w:t>
+            </w:r>
+          </w:p>
+        </w:tc>
+        <w:tc>
+          <w:tcPr/>
+          <w:p>
+            <w:pPr>
+              <w:pStyle w:val="Compact"/>
+              <w:jc w:val="left"/>
+            </w:pPr>
+            <w:r>
+              <w:t xml:space="preserve">—</w:t>
+            </w:r>
+          </w:p>
+        </w:tc>
+      </w:tr>
+      <w:tr>
+        <w:tc>
+          <w:tcPr/>
+          <w:p>
+            <w:pPr>
+              <w:pStyle w:val="Compact"/>
+              <w:jc w:val="left"/>
+            </w:pPr>
+            <w:r>
+              <w:t xml:space="preserve">By DOI type: GEO</w:t>
+            </w:r>
+          </w:p>
+        </w:tc>
+        <w:tc>
+          <w:tcPr/>
+          <w:p>
+            <w:pPr>
+              <w:pStyle w:val="Compact"/>
+              <w:jc w:val="left"/>
+            </w:pPr>
+            <w:r>
+              <w:t xml:space="preserve">50</w:t>
+            </w:r>
+          </w:p>
+        </w:tc>
+        <w:tc>
+          <w:tcPr/>
+          <w:p>
+            <w:pPr>
+              <w:pStyle w:val="Compact"/>
+              <w:jc w:val="left"/>
+            </w:pPr>
+            <w:r>
+              <w:t xml:space="preserve">—</w:t>
+            </w:r>
+          </w:p>
+        </w:tc>
+      </w:tr>
+      <w:tr>
+        <w:tc>
+          <w:tcPr/>
+          <w:p>
+            <w:pPr>
+              <w:pStyle w:val="Compact"/>
+              <w:jc w:val="left"/>
+            </w:pPr>
+            <w:r>
+              <w:t xml:space="preserve">By DOI type: EXP</w:t>
+            </w:r>
+          </w:p>
+        </w:tc>
+        <w:tc>
+          <w:tcPr/>
+          <w:p>
+            <w:pPr>
+              <w:pStyle w:val="Compact"/>
+              <w:jc w:val="left"/>
+            </w:pPr>
+            <w:r>
+              <w:t xml:space="preserve">65</w:t>
+            </w:r>
+          </w:p>
+        </w:tc>
+        <w:tc>
+          <w:tcPr/>
+          <w:p>
+            <w:pPr>
+              <w:pStyle w:val="Compact"/>
+              <w:jc w:val="left"/>
+            </w:pPr>
+            <w:r>
+              <w:t xml:space="preserve">—</w:t>
+            </w:r>
+          </w:p>
+        </w:tc>
+      </w:tr>
+      <w:tr>
+        <w:tc>
+          <w:tcPr/>
+          <w:p>
+            <w:pPr>
+              <w:pStyle w:val="Compact"/>
+              <w:jc w:val="left"/>
+            </w:pPr>
+            <w:r>
+              <w:t xml:space="preserve">By DOI type: COMP</w:t>
+            </w:r>
+          </w:p>
+        </w:tc>
+        <w:tc>
+          <w:tcPr/>
+          <w:p>
+            <w:pPr>
+              <w:pStyle w:val="Compact"/>
+              <w:jc w:val="left"/>
+            </w:pPr>
+            <w:r>
+              <w:t xml:space="preserve">31</w:t>
+            </w:r>
+          </w:p>
+        </w:tc>
+        <w:tc>
+          <w:tcPr/>
+          <w:p>
+            <w:pPr>
+              <w:pStyle w:val="Compact"/>
+              <w:jc w:val="left"/>
+            </w:pPr>
+            <w:r>
+              <w:t xml:space="preserve">—</w:t>
+            </w:r>
+          </w:p>
+        </w:tc>
+      </w:tr>
+      <w:tr>
+        <w:tc>
+          <w:tcPr/>
+          <w:p>
+            <w:pPr>
+              <w:pStyle w:val="Compact"/>
+              <w:jc w:val="left"/>
+            </w:pPr>
+            <w:r>
+              <w:t xml:space="preserve">By FP type: ACC (accounting)</w:t>
+            </w:r>
+          </w:p>
+        </w:tc>
+        <w:tc>
+          <w:tcPr/>
+          <w:p>
+            <w:pPr>
+              <w:pStyle w:val="Compact"/>
+              <w:jc w:val="left"/>
+            </w:pPr>
+            <w:r>
+              <w:t xml:space="preserve">246</w:t>
+            </w:r>
+          </w:p>
+        </w:tc>
+        <w:tc>
+          <w:tcPr/>
+          <w:p>
+            <w:pPr>
+              <w:pStyle w:val="Compact"/>
+              <w:jc w:val="left"/>
+            </w:pPr>
+            <w:r>
+              <w:t xml:space="preserve">—</w:t>
+            </w:r>
+          </w:p>
+        </w:tc>
+      </w:tr>
+      <w:tr>
+        <w:tc>
+          <w:tcPr/>
+          <w:p>
+            <w:pPr>
+              <w:pStyle w:val="Compact"/>
+              <w:jc w:val="left"/>
+            </w:pPr>
+            <w:r>
+              <w:t xml:space="preserve">By FP type: MKT (market-based)</w:t>
+            </w:r>
+          </w:p>
+        </w:tc>
+        <w:tc>
+          <w:tcPr/>
+          <w:p>
+            <w:pPr>
+              <w:pStyle w:val="Compact"/>
+              <w:jc w:val="left"/>
+            </w:pPr>
+            <w:r>
+              <w:t xml:space="preserve">16</w:t>
+            </w:r>
+          </w:p>
+        </w:tc>
+        <w:tc>
+          <w:tcPr/>
+          <w:p>
+            <w:pPr>
+              <w:pStyle w:val="Compact"/>
+              <w:jc w:val="left"/>
+            </w:pPr>
+            <w:r>
+              <w:t xml:space="preserve">—</w:t>
+            </w:r>
+          </w:p>
+        </w:tc>
+      </w:tr>
+      <w:tr>
+        <w:tc>
+          <w:tcPr/>
+          <w:p>
+            <w:pPr>
+              <w:pStyle w:val="Compact"/>
+              <w:jc w:val="left"/>
+            </w:pPr>
+            <w:r>
+              <w:t xml:space="preserve">By FP type: LAB (labour productivity)</w:t>
+            </w:r>
+          </w:p>
+        </w:tc>
+        <w:tc>
+          <w:tcPr/>
+          <w:p>
+            <w:pPr>
+              <w:pStyle w:val="Compact"/>
+              <w:jc w:val="left"/>
+            </w:pPr>
+            <w:r>
+              <w:t xml:space="preserve">12</w:t>
+            </w:r>
+          </w:p>
+        </w:tc>
+        <w:tc>
+          <w:tcPr/>
+          <w:p>
+            <w:pPr>
+              <w:pStyle w:val="Compact"/>
+              <w:jc w:val="left"/>
+            </w:pPr>
+            <w:r>
+              <w:t xml:space="preserve">—</w:t>
+            </w:r>
+          </w:p>
+        </w:tc>
+      </w:tr>
+      <w:tr>
+        <w:tc>
+          <w:tcPr/>
+          <w:p>
+            <w:pPr>
+              <w:pStyle w:val="Compact"/>
+              <w:jc w:val="left"/>
+            </w:pPr>
+            <w:r>
+              <w:t xml:space="preserve">By FP type: MIX</w:t>
+            </w:r>
+          </w:p>
+        </w:tc>
+        <w:tc>
+          <w:tcPr/>
+          <w:p>
+            <w:pPr>
+              <w:pStyle w:val="Compact"/>
+              <w:jc w:val="left"/>
+            </w:pPr>
+            <w:r>
+              <w:t xml:space="preserve">14</w:t>
+            </w:r>
+          </w:p>
+        </w:tc>
+        <w:tc>
+          <w:tcPr/>
+          <w:p>
+            <w:pPr>
+              <w:pStyle w:val="Compact"/>
+              <w:jc w:val="left"/>
+            </w:pPr>
+            <w:r>
+              <w:t xml:space="preserve">—</w:t>
             </w:r>
           </w:p>
         </w:tc>
@@ -6110,7 +6735,16 @@
         <w:t xml:space="preserve"> </w:t>
       </w:r>
       <w:r>
-        <w:t xml:space="preserve">Row totals exceed</w:t>
+        <w:t xml:space="preserve">Counts from working database (</w:t>
+      </w:r>
+      <w:r>
+        <w:rPr>
+          <w:rStyle w:val="VerbatimChar"/>
+        </w:rPr>
+        <w:t xml:space="preserve">p6/results/forest_data.csv</w:t>
+      </w:r>
+      <w:r>
+        <w:t xml:space="preserve">, K=288 rows, k=238 unique study IDs, updated 15/05/2026). ICRV</w:t>
       </w:r>
       <w:r>
         <w:t xml:space="preserve"> </w:t>
@@ -6126,11 +6760,37 @@
         <w:t xml:space="preserve"> </w:t>
       </w:r>
       <w:r>
-        <w:t xml:space="preserve">= 235 because cross-regime studies contribute to multiple subgroups. Publication year median: 2016 (IQR: 2009–2021).</w:t>
-      </w:r>
-    </w:p>
-    <w:bookmarkEnd w:id="43"/>
-    <w:bookmarkStart w:id="44" w:name="X484949e7994e09bd70500137e9d7c8f884b58c1"/>
+        <w:t xml:space="preserve">and</w:t>
+      </w:r>
+      <w:r>
+        <w:t xml:space="preserve"> </w:t>
+      </w:r>
+      <w:r>
+        <w:rPr>
+          <w:iCs/>
+          <w:i/>
+        </w:rPr>
+        <w:t xml:space="preserve">K</w:t>
+      </w:r>
+      <w:r>
+        <w:t xml:space="preserve"> </w:t>
+      </w:r>
+      <w:r>
+        <w:t xml:space="preserve">counts sum to &gt; total because MX studies may span multiple regimes. cDAI and DPL counts are pre-formal-search; final values will be updated after formal WoS/Scopus search and complete coding. Study (</w:t>
+      </w:r>
+      <w:r>
+        <w:rPr>
+          <w:iCs/>
+          <w:i/>
+        </w:rPr>
+        <w:t xml:space="preserve">k</w:t>
+      </w:r>
+      <w:r>
+        <w:t xml:space="preserve">) counts by cDAI/DPL will be reported after multi-effect deduplication.</w:t>
+      </w:r>
+    </w:p>
+    <w:bookmarkEnd w:id="39"/>
+    <w:bookmarkStart w:id="40" w:name="X484949e7994e09bd70500137e9d7c8f884b58c1"/>
     <w:p>
       <w:pPr>
         <w:pStyle w:val="Heading3"/>
@@ -6461,7 +7121,7 @@
         <w:t xml:space="preserve"> </w:t>
       </w:r>
       <w:r>
-        <w:t xml:space="preserve">(metafor REML, k = 235 studies, K = 285 effects):</w:t>
+        <w:t xml:space="preserve">(metafor REML, pre-formal-search simulation; k = 238 studies, K = 288 effects):</w:t>
       </w:r>
     </w:p>
     <w:tbl>
@@ -6843,8 +7503,8 @@
         <w:t xml:space="preserve">²_(3) = 8.4%) captures the country-context differences that ICRV, cDAI, and DPL phase are designed to explain. Total I² = 62.5%, indicating substantial heterogeneity beyond sampling error — the motivation for moderator analysis.</w:t>
       </w:r>
     </w:p>
-    <w:bookmarkEnd w:id="44"/>
-    <w:bookmarkStart w:id="48" w:name="Xa97dc1af7f7d522b04ad4b6d2a4fed8000451ef"/>
+    <w:bookmarkEnd w:id="40"/>
+    <w:bookmarkStart w:id="41" w:name="Xa97dc1af7f7d522b04ad4b6d2a4fed8000451ef"/>
     <w:p>
       <w:pPr>
         <w:pStyle w:val="Heading3"/>
@@ -7319,46 +7979,7 @@
         <w:pStyle w:val="BodyText"/>
       </w:pPr>
       <w:r>
-        <w:drawing>
-          <wp:inline>
-            <wp:extent cx="5753100" cy="3502261"/>
-            <wp:effectExtent b="0" l="0" r="0" t="0"/>
-            <wp:docPr descr="Figure 2: ICRV 5-regime forest plot — subgroup pooled effects with 95% CI" title="" id="46" name="Picture"/>
-            <a:graphic>
-              <a:graphicData uri="http://schemas.openxmlformats.org/drawingml/2006/picture">
-                <pic:pic>
-                  <pic:nvPicPr>
-                    <pic:cNvPr descr="figures/figure2_icrv_forest.png" id="47" name="Picture"/>
-                    <pic:cNvPicPr>
-                      <a:picLocks noChangeArrowheads="1" noChangeAspect="1"/>
-                    </pic:cNvPicPr>
-                  </pic:nvPicPr>
-                  <pic:blipFill>
-                    <a:blip r:embed="rId45"/>
-                    <a:stretch>
-                      <a:fillRect/>
-                    </a:stretch>
-                  </pic:blipFill>
-                  <pic:spPr bwMode="auto">
-                    <a:xfrm>
-                      <a:off x="0" y="0"/>
-                      <a:ext cx="5753100" cy="3502261"/>
-                    </a:xfrm>
-                    <a:prstGeom prst="rect">
-                      <a:avLst/>
-                    </a:prstGeom>
-                    <a:noFill/>
-                    <a:ln w="9525">
-                      <a:noFill/>
-                      <a:headEnd/>
-                      <a:tailEnd/>
-                    </a:ln>
-                  </pic:spPr>
-                </pic:pic>
-              </a:graphicData>
-            </a:graphic>
-          </wp:inline>
-        </w:drawing>
+        <w:t xml:space="preserve">Figure 2: ICRV 5-regime forest plot — subgroup pooled effects with 95% CI</w:t>
       </w:r>
     </w:p>
     <w:p>
@@ -7472,8 +8093,8 @@
         <w:t xml:space="preserve">= 0.21 vs. pooled 0.07). This is consistent with the institutional complementarity argument: in high-quality institutional environments, firms can sustain productive export intensification well beyond levels viable in Emerging or Frontier contexts, where coordination costs accumulate faster (Khanna &amp; Palepu, 2010).</w:t>
       </w:r>
     </w:p>
-    <w:bookmarkEnd w:id="48"/>
-    <w:bookmarkStart w:id="49" w:name="X541c92fe8ae9c523bbb1875dcc9c5525c218523"/>
+    <w:bookmarkEnd w:id="41"/>
+    <w:bookmarkStart w:id="42" w:name="X541c92fe8ae9c523bbb1875dcc9c5525c218523"/>
     <w:p>
       <w:pPr>
         <w:pStyle w:val="Heading3"/>
@@ -7796,8 +8417,8 @@
         <w:t xml:space="preserve">= .61). This confirms the CDCM: national digital infrastructure amplifies I→P only after digital platforms reach maturity sufficient to compress coordination costs — i.e., in the DPL Follow phase (post-2014).</w:t>
       </w:r>
     </w:p>
-    <w:bookmarkEnd w:id="49"/>
-    <w:bookmarkStart w:id="53" w:name="X0f13fb15b20194b37c5b9d050ad7a7079c0644a"/>
+    <w:bookmarkEnd w:id="42"/>
+    <w:bookmarkStart w:id="43" w:name="X0f13fb15b20194b37c5b9d050ad7a7079c0644a"/>
     <w:p>
       <w:pPr>
         <w:pStyle w:val="Heading3"/>
@@ -8236,46 +8857,7 @@
         <w:pStyle w:val="BodyText"/>
       </w:pPr>
       <w:r>
-        <w:drawing>
-          <wp:inline>
-            <wp:extent cx="5753100" cy="4394853"/>
-            <wp:effectExtent b="0" l="0" r="0" t="0"/>
-            <wp:docPr descr="Figure 3: DPL phase moderation — pooled I→P effect by digital adoption epoch" title="" id="51" name="Picture"/>
-            <a:graphic>
-              <a:graphicData uri="http://schemas.openxmlformats.org/drawingml/2006/picture">
-                <pic:pic>
-                  <pic:nvPicPr>
-                    <pic:cNvPr descr="figures/figure3_dpl_phase.png" id="52" name="Picture"/>
-                    <pic:cNvPicPr>
-                      <a:picLocks noChangeArrowheads="1" noChangeAspect="1"/>
-                    </pic:cNvPicPr>
-                  </pic:nvPicPr>
-                  <pic:blipFill>
-                    <a:blip r:embed="rId50"/>
-                    <a:stretch>
-                      <a:fillRect/>
-                    </a:stretch>
-                  </pic:blipFill>
-                  <pic:spPr bwMode="auto">
-                    <a:xfrm>
-                      <a:off x="0" y="0"/>
-                      <a:ext cx="5753100" cy="4394853"/>
-                    </a:xfrm>
-                    <a:prstGeom prst="rect">
-                      <a:avLst/>
-                    </a:prstGeom>
-                    <a:noFill/>
-                    <a:ln w="9525">
-                      <a:noFill/>
-                      <a:headEnd/>
-                      <a:tailEnd/>
-                    </a:ln>
-                  </pic:spPr>
-                </pic:pic>
-              </a:graphicData>
-            </a:graphic>
-          </wp:inline>
-        </w:drawing>
+        <w:t xml:space="preserve">Figure 3: DPL phase moderation — pooled I→P effect by digital adoption epoch</w:t>
       </w:r>
     </w:p>
     <w:p>
@@ -8296,8 +8878,8 @@
         <w:t xml:space="preserve">DPL phase subgroup results. Pooled effect sizes by Precede / Span / Follow epoch, with 95% CI. The J-curve pattern (monotonic increase from Precede to Follow) is consistent with H2.</w:t>
       </w:r>
     </w:p>
-    <w:bookmarkEnd w:id="53"/>
-    <w:bookmarkStart w:id="57" w:name="X19c46ecf699f27e790e5a8fa6520cb51f104e4a"/>
+    <w:bookmarkEnd w:id="43"/>
+    <w:bookmarkStart w:id="44" w:name="X19c46ecf699f27e790e5a8fa6520cb51f104e4a"/>
     <w:p>
       <w:pPr>
         <w:pStyle w:val="Heading3"/>
@@ -8409,46 +8991,7 @@
         <w:pStyle w:val="BodyText"/>
       </w:pPr>
       <w:r>
-        <w:drawing>
-          <wp:inline>
-            <wp:extent cx="5753100" cy="4596268"/>
-            <wp:effectExtent b="0" l="0" r="0" t="0"/>
-            <wp:docPr descr="Figure 5: Funnel plot with trim-and-fill imputed studies" title="" id="55" name="Picture"/>
-            <a:graphic>
-              <a:graphicData uri="http://schemas.openxmlformats.org/drawingml/2006/picture">
-                <pic:pic>
-                  <pic:nvPicPr>
-                    <pic:cNvPr descr="figures/figure5_funnel_plot.png" id="56" name="Picture"/>
-                    <pic:cNvPicPr>
-                      <a:picLocks noChangeArrowheads="1" noChangeAspect="1"/>
-                    </pic:cNvPicPr>
-                  </pic:nvPicPr>
-                  <pic:blipFill>
-                    <a:blip r:embed="rId54"/>
-                    <a:stretch>
-                      <a:fillRect/>
-                    </a:stretch>
-                  </pic:blipFill>
-                  <pic:spPr bwMode="auto">
-                    <a:xfrm>
-                      <a:off x="0" y="0"/>
-                      <a:ext cx="5753100" cy="4596268"/>
-                    </a:xfrm>
-                    <a:prstGeom prst="rect">
-                      <a:avLst/>
-                    </a:prstGeom>
-                    <a:noFill/>
-                    <a:ln w="9525">
-                      <a:noFill/>
-                      <a:headEnd/>
-                      <a:tailEnd/>
-                    </a:ln>
-                  </pic:spPr>
-                </pic:pic>
-              </a:graphicData>
-            </a:graphic>
-          </wp:inline>
-        </w:drawing>
+        <w:t xml:space="preserve">Figure 5: Funnel plot with trim-and-fill imputed studies</w:t>
       </w:r>
     </w:p>
     <w:p>
@@ -8482,8 +9025,8 @@
         <w:t xml:space="preserve">= 8). Mild left-side asymmetry is visible but does not reverse the positive pooled effect.</w:t>
       </w:r>
     </w:p>
-    <w:bookmarkEnd w:id="57"/>
-    <w:bookmarkStart w:id="61" w:name="X2944bef6cd2d25cd29d80b35f2bf895bc8ca4c2"/>
+    <w:bookmarkEnd w:id="44"/>
+    <w:bookmarkStart w:id="45" w:name="X2944bef6cd2d25cd29d80b35f2bf895bc8ca4c2"/>
     <w:p>
       <w:pPr>
         <w:pStyle w:val="Heading3"/>
@@ -8749,46 +9292,23 @@
         <w:pStyle w:val="BodyText"/>
       </w:pPr>
       <w:r>
-        <w:drawing>
-          <wp:inline>
-            <wp:extent cx="5753100" cy="2528007"/>
-            <wp:effectExtent b="0" l="0" r="0" t="0"/>
-            <wp:docPr descr="Figure 4: Leave-one-out sensitivity — pooled r̄ range across leave-one-out iterations" title="" id="59" name="Picture"/>
-            <a:graphic>
-              <a:graphicData uri="http://schemas.openxmlformats.org/drawingml/2006/picture">
-                <pic:pic>
-                  <pic:nvPicPr>
-                    <pic:cNvPr descr="figures/figure4_sensitivity.png" id="60" name="Picture"/>
-                    <pic:cNvPicPr>
-                      <a:picLocks noChangeArrowheads="1" noChangeAspect="1"/>
-                    </pic:cNvPicPr>
-                  </pic:nvPicPr>
-                  <pic:blipFill>
-                    <a:blip r:embed="rId58"/>
-                    <a:stretch>
-                      <a:fillRect/>
-                    </a:stretch>
-                  </pic:blipFill>
-                  <pic:spPr bwMode="auto">
-                    <a:xfrm>
-                      <a:off x="0" y="0"/>
-                      <a:ext cx="5753100" cy="2528007"/>
-                    </a:xfrm>
-                    <a:prstGeom prst="rect">
-                      <a:avLst/>
-                    </a:prstGeom>
-                    <a:noFill/>
-                    <a:ln w="9525">
-                      <a:noFill/>
-                      <a:headEnd/>
-                      <a:tailEnd/>
-                    </a:ln>
-                  </pic:spPr>
-                </pic:pic>
-              </a:graphicData>
-            </a:graphic>
-          </wp:inline>
-        </w:drawing>
+        <w:t xml:space="preserve">Figure 4: Leave-one-out sensitivity — pooled</w:t>
+      </w:r>
+      <w:r>
+        <w:t xml:space="preserve"> </w:t>
+      </w:r>
+      <w:r>
+        <w:rPr>
+          <w:iCs/>
+          <w:i/>
+        </w:rPr>
+        <w:t xml:space="preserve">r̄</w:t>
+      </w:r>
+      <w:r>
+        <w:t xml:space="preserve"> </w:t>
+      </w:r>
+      <w:r>
+        <w:t xml:space="preserve">range across leave-one-out iterations</w:t>
       </w:r>
     </w:p>
     <w:p>
@@ -8832,9 +9352,9 @@
         </w:pict>
       </w:r>
     </w:p>
-    <w:bookmarkEnd w:id="61"/>
-    <w:bookmarkEnd w:id="62"/>
-    <w:bookmarkStart w:id="67" w:name="X735612638e4e736e4693e459c258977262c0dfc"/>
+    <w:bookmarkEnd w:id="45"/>
+    <w:bookmarkEnd w:id="46"/>
+    <w:bookmarkStart w:id="51" w:name="X735612638e4e736e4693e459c258977262c0dfc"/>
     <w:p>
       <w:pPr>
         <w:pStyle w:val="Heading2"/>
@@ -8843,7 +9363,7 @@
         <w:t xml:space="preserve">5. Discussion</w:t>
       </w:r>
     </w:p>
-    <w:bookmarkStart w:id="63" w:name="X358d8a6bfbc612aa554abb1739dd28765579392"/>
+    <w:bookmarkStart w:id="47" w:name="X358d8a6bfbc612aa554abb1739dd28765579392"/>
     <w:p>
       <w:pPr>
         <w:pStyle w:val="Heading3"/>
@@ -9064,8 +9584,8 @@
         <w:t xml:space="preserve">: its amplification effect depends on the institutional quality of the operating environment. The pattern is consistent with the broader Asia-Pacific evidence base (Do &amp; Phan, 2024) and advances the CIMT framework by providing systematic cross-study validation of the regime-contingent I→P mechanism.</w:t>
       </w:r>
     </w:p>
-    <w:bookmarkEnd w:id="63"/>
-    <w:bookmarkStart w:id="64" w:name="X688563909f8febb75275ad832e560c448093230"/>
+    <w:bookmarkEnd w:id="47"/>
+    <w:bookmarkStart w:id="48" w:name="X688563909f8febb75275ad832e560c448093230"/>
     <w:p>
       <w:pPr>
         <w:pStyle w:val="Heading3"/>
@@ -9193,8 +9713,8 @@
         <w:t xml:space="preserve">= .024), concentrated in DPL Follow (post-2014), shows that national digital infrastructure is a contextual amplifier of firm-level internationalization benefits. The result advances Stallkamp and Schotter's (2021) platform-based IB theory by providing the first meta-analytic causal identification.</w:t>
       </w:r>
     </w:p>
-    <w:bookmarkEnd w:id="64"/>
-    <w:bookmarkStart w:id="65" w:name="Xb1fcf2c8d5f0b973be8539a5c4cf4005bf85f3d"/>
+    <w:bookmarkEnd w:id="48"/>
+    <w:bookmarkStart w:id="49" w:name="Xb1fcf2c8d5f0b973be8539a5c4cf4005bf85f3d"/>
     <w:p>
       <w:pPr>
         <w:pStyle w:val="Heading3"/>
@@ -9296,8 +9816,8 @@
         <w:t xml:space="preserve">= 0.21 vs. −0.02) confirms that institutional quality and digital infrastructure investment are prerequisites for export-led productivity growth. Policies targeting both simultaneously — strengthening regulatory quality alongside national digital infrastructure investment — are more likely to shift the turning point outward than either intervention alone.</w:t>
       </w:r>
     </w:p>
-    <w:bookmarkEnd w:id="65"/>
-    <w:bookmarkStart w:id="66" w:name="X0f6e89d87400594fb1abd2d07a881153acd68bb"/>
+    <w:bookmarkEnd w:id="49"/>
+    <w:bookmarkStart w:id="50" w:name="X0f6e89d87400594fb1abd2d07a881153acd68bb"/>
     <w:p>
       <w:pPr>
         <w:pStyle w:val="Heading3"/>
@@ -9401,9 +9921,9 @@
         </w:pict>
       </w:r>
     </w:p>
-    <w:bookmarkEnd w:id="66"/>
-    <w:bookmarkEnd w:id="67"/>
-    <w:bookmarkStart w:id="68" w:name="X6b297cc947e0db5526be369b1f0f4ddc67b2415"/>
+    <w:bookmarkEnd w:id="50"/>
+    <w:bookmarkEnd w:id="51"/>
+    <w:bookmarkStart w:id="52" w:name="X6b297cc947e0db5526be369b1f0f4ddc67b2415"/>
     <w:p>
       <w:pPr>
         <w:pStyle w:val="Heading2"/>
@@ -9449,7 +9969,7 @@
         <w:t xml:space="preserve"> </w:t>
       </w:r>
       <w:r>
-        <w:t xml:space="preserve">= 235 (K = 285 effects) and introducing three novel moderators: ICRV institutional regime, country-level digital adoption (cDAI), and Digital Paradox Lifecycle phase. The three-level pooled effect (</w:t>
+        <w:t xml:space="preserve">= 238 (K = 288 effects; pre-formal-search) and introducing three novel moderators: ICRV institutional regime, country-level digital adoption (cDAI), and Digital Paradox Lifecycle phase. The three-level pooled effect (</w:t>
       </w:r>
       <w:r>
         <w:rPr>
@@ -9667,7 +10187,7 @@
         <w:t xml:space="preserve"> </w:t>
       </w:r>
       <w:r>
-        <w:t xml:space="preserve">= 235 corpus is Asia-Pacific-weighted, reflecting that region's concentration of WBES-based and emerging-market I→P studies; European and North American studies — where institutional quality is uniformly high and ICRV variation is compressed — are underrepresented, potentially inflating the apparent institutional gradient. Third, the cDAI construct is computed from WBES Tier-1 and Tier-2 adoption items (website presence, digital transaction enabling), capturing foundational digital infrastructure rather than Tier-3 integration or Tier-4 dynamic capability. If advanced digital capability is the true amplifier of I→P, the effects reported here represent a lower bound on the full digitalization–performance moderation.</w:t>
+        <w:t xml:space="preserve">= 238 corpus is Asia-Pacific-weighted, reflecting that region's concentration of WBES-based and emerging-market I→P studies; European and North American studies — where institutional quality is uniformly high and ICRV variation is compressed — are underrepresented, potentially inflating the apparent institutional gradient. Third, the cDAI construct is computed from WBES Tier-1 and Tier-2 adoption items (website presence, digital transaction enabling), capturing foundational digital infrastructure rather than Tier-3 integration or Tier-4 dynamic capability. If advanced digital capability is the true amplifier of I→P, the effects reported here represent a lower bound on the full digitalization–performance moderation.</w:t>
       </w:r>
     </w:p>
     <w:p>
@@ -9713,8 +10233,8 @@
         </w:pict>
       </w:r>
     </w:p>
-    <w:bookmarkEnd w:id="68"/>
-    <w:bookmarkStart w:id="73" w:name="references"/>
+    <w:bookmarkEnd w:id="52"/>
+    <w:bookmarkStart w:id="56" w:name="references"/>
     <w:p>
       <w:pPr>
         <w:pStyle w:val="Heading2"/>
@@ -10010,41 +10530,6 @@
         <w:pStyle w:val="BodyText"/>
       </w:pPr>
       <w:r>
-        <w:t xml:space="preserve">Do, T. H. (2025).</w:t>
-      </w:r>
-      <w:r>
-        <w:t xml:space="preserve"> </w:t>
-      </w:r>
-      <w:r>
-        <w:rPr>
-          <w:iCs/>
-          <w:i/>
-        </w:rPr>
-        <w:t xml:space="preserve">M-AIDA v7.0: Meta-Analysis Intelligent Data Assistant</w:t>
-      </w:r>
-      <w:r>
-        <w:t xml:space="preserve"> </w:t>
-      </w:r>
-      <w:r>
-        <w:t xml:space="preserve">[Software]. Can Tho University.</w:t>
-      </w:r>
-      <w:r>
-        <w:t xml:space="preserve"> </w:t>
-      </w:r>
-      <w:hyperlink r:id="rId69">
-        <w:r>
-          <w:rPr>
-            <w:rStyle w:val="Hyperlink"/>
-          </w:rPr>
-          <w:t xml:space="preserve">https://github.com/thuyhuongctu-cell/maida-core</w:t>
-        </w:r>
-      </w:hyperlink>
-    </w:p>
-    <w:p>
-      <w:pPr>
-        <w:pStyle w:val="BodyText"/>
-      </w:pPr>
-      <w:r>
         <w:t xml:space="preserve">Do, T. H., &amp; Phan, A. T. (2024, December).</w:t>
       </w:r>
       <w:r>
@@ -10087,7 +10572,7 @@
       <w:r>
         <w:t xml:space="preserve"> </w:t>
       </w:r>
-      <w:hyperlink r:id="rId70">
+      <w:hyperlink r:id="rId53">
         <w:r>
           <w:rPr>
             <w:rStyle w:val="Hyperlink"/>
@@ -10476,7 +10961,7 @@
       <w:r>
         <w:t xml:space="preserve"> </w:t>
       </w:r>
-      <w:hyperlink r:id="rId71">
+      <w:hyperlink r:id="rId54">
         <w:r>
           <w:rPr>
             <w:rStyle w:val="Hyperlink"/>
@@ -10832,7 +11317,7 @@
       <w:r>
         <w:t xml:space="preserve"> </w:t>
       </w:r>
-      <w:hyperlink r:id="rId72">
+      <w:hyperlink r:id="rId55">
         <w:r>
           <w:rPr>
             <w:rStyle w:val="Hyperlink"/>
@@ -10890,8 +11375,8 @@
         </w:pict>
       </w:r>
     </w:p>
-    <w:bookmarkEnd w:id="73"/>
-    <w:bookmarkStart w:id="74" w:name="appendix-a--prisma-2020-flow-diagram"/>
+    <w:bookmarkEnd w:id="56"/>
+    <w:bookmarkStart w:id="57" w:name="appendix-a--prisma-2020-flow-diagram"/>
     <w:p>
       <w:pPr>
         <w:pStyle w:val="Heading2"/>
@@ -10902,13 +11387,31 @@
     </w:p>
     <w:p>
       <w:pPr>
+        <w:pStyle w:val="BlockText"/>
+      </w:pPr>
+      <w:r>
+        <w:rPr>
+          <w:bCs/>
+          <w:b/>
+        </w:rPr>
+        <w:t xml:space="preserve">⚠️ All counts marked [TBD] will be confirmed after formal WoS + Scopus search.</w:t>
+      </w:r>
+      <w:r>
+        <w:t xml:space="preserve"> </w:t>
+      </w:r>
+      <w:r>
+        <w:t xml:space="preserve">The diagram below follows PRISMA 2020 (Page et al., 2021).</w:t>
+      </w:r>
+    </w:p>
+    <w:p>
+      <w:pPr>
         <w:pStyle w:val="SourceCode"/>
       </w:pPr>
       <w:r>
         <w:rPr>
           <w:rStyle w:val="VerbatimChar"/>
         </w:rPr>
-        <w:t xml:space="preserve">Records identified (WoS + Scopus): 4,812</w:t>
+        <w:t xml:space="preserve">IDENTIFICATION</w:t>
       </w:r>
       <w:r>
         <w:br/>
@@ -10917,7 +11420,7 @@
         <w:rPr>
           <w:rStyle w:val="VerbatimChar"/>
         </w:rPr>
-        <w:t xml:space="preserve">├── Duplicates removed: 1,708</w:t>
+        <w:t xml:space="preserve">─────────────────────────────────────────────────────────────────</w:t>
       </w:r>
       <w:r>
         <w:br/>
@@ -10926,7 +11429,7 @@
         <w:rPr>
           <w:rStyle w:val="VerbatimChar"/>
         </w:rPr>
-        <w:t xml:space="preserve">└── Unique records: 3,104</w:t>
+        <w:t xml:space="preserve">Records from electronic databases (WoS Core Collection + Scopus):</w:t>
       </w:r>
       <w:r>
         <w:br/>
@@ -10935,7 +11438,7 @@
         <w:rPr>
           <w:rStyle w:val="VerbatimChar"/>
         </w:rPr>
-        <w:t xml:space="preserve">    ├── Title/abstract excluded: 2,212</w:t>
+        <w:t xml:space="preserve">  [n = TBD]</w:t>
       </w:r>
       <w:r>
         <w:br/>
@@ -10944,7 +11447,7 @@
         <w:rPr>
           <w:rStyle w:val="VerbatimChar"/>
         </w:rPr>
-        <w:t xml:space="preserve">    └── Full-text assessed: 892</w:t>
+        <w:t xml:space="preserve">Records from supplementary methods</w:t>
       </w:r>
       <w:r>
         <w:br/>
@@ -10953,7 +11456,7 @@
         <w:rPr>
           <w:rStyle w:val="VerbatimChar"/>
         </w:rPr>
-        <w:t xml:space="preserve">        ├── Excluded (no convertible ES): 580</w:t>
+        <w:t xml:space="preserve">  Backward citation scan (5 anchor meta-analyses): [n = TBD]</w:t>
       </w:r>
       <w:r>
         <w:br/>
@@ -10962,7 +11465,7 @@
         <w:rPr>
           <w:rStyle w:val="VerbatimChar"/>
         </w:rPr>
-        <w:t xml:space="preserve">        └── Included: 312</w:t>
+        <w:t xml:space="preserve">  Hand-search (author's corpus, 2020–2026): n = 19</w:t>
       </w:r>
       <w:r>
         <w:br/>
@@ -10971,7 +11474,7 @@
         <w:rPr>
           <w:rStyle w:val="VerbatimChar"/>
         </w:rPr>
-        <w:t xml:space="preserve">            ├── Effect size extraction failed: 77</w:t>
+        <w:t xml:space="preserve">  ──────────────────────────────────────</w:t>
       </w:r>
       <w:r>
         <w:br/>
@@ -10980,7 +11483,232 @@
         <w:rPr>
           <w:rStyle w:val="VerbatimChar"/>
         </w:rPr>
-        <w:t xml:space="preserve">            └── Final sample: k = 235 studies (≈385 effect sizes)</w:t>
+        <w:t xml:space="preserve">  Total identified: [N = TBD]</w:t>
+      </w:r>
+      <w:r>
+        <w:br/>
+      </w:r>
+      <w:r>
+        <w:br/>
+      </w:r>
+      <w:r>
+        <w:rPr>
+          <w:rStyle w:val="VerbatimChar"/>
+        </w:rPr>
+        <w:t xml:space="preserve">SCREENING — Level 1 (Title / Abstract)</w:t>
+      </w:r>
+      <w:r>
+        <w:br/>
+      </w:r>
+      <w:r>
+        <w:rPr>
+          <w:rStyle w:val="VerbatimChar"/>
+        </w:rPr>
+        <w:t xml:space="preserve">─────────────────────────────────────────────────────────────────</w:t>
+      </w:r>
+      <w:r>
+        <w:br/>
+      </w:r>
+      <w:r>
+        <w:rPr>
+          <w:rStyle w:val="VerbatimChar"/>
+        </w:rPr>
+        <w:t xml:space="preserve">After deduplication: [n = TBD]</w:t>
+      </w:r>
+      <w:r>
+        <w:br/>
+      </w:r>
+      <w:r>
+        <w:rPr>
+          <w:rStyle w:val="VerbatimChar"/>
+        </w:rPr>
+        <w:t xml:space="preserve">  Excluded (title/abstract screen): [n = TBD]</w:t>
+      </w:r>
+      <w:r>
+        <w:br/>
+      </w:r>
+      <w:r>
+        <w:rPr>
+          <w:rStyle w:val="VerbatimChar"/>
+        </w:rPr>
+        <w:t xml:space="preserve">    - Does not examine I→P relationship: [n = TBD]</w:t>
+      </w:r>
+      <w:r>
+        <w:br/>
+      </w:r>
+      <w:r>
+        <w:rPr>
+          <w:rStyle w:val="VerbatimChar"/>
+        </w:rPr>
+        <w:t xml:space="preserve">    - Not firm-level analysis: [n = TBD]</w:t>
+      </w:r>
+      <w:r>
+        <w:br/>
+      </w:r>
+      <w:r>
+        <w:rPr>
+          <w:rStyle w:val="VerbatimChar"/>
+        </w:rPr>
+        <w:t xml:space="preserve">    - Non-English, no convertible ES in abstract: [n = TBD]</w:t>
+      </w:r>
+      <w:r>
+        <w:br/>
+      </w:r>
+      <w:r>
+        <w:rPr>
+          <w:rStyle w:val="VerbatimChar"/>
+        </w:rPr>
+        <w:t xml:space="preserve">    - Qualitative / conceptual only: [n = TBD]</w:t>
+      </w:r>
+      <w:r>
+        <w:br/>
+      </w:r>
+      <w:r>
+        <w:rPr>
+          <w:rStyle w:val="VerbatimChar"/>
+        </w:rPr>
+        <w:t xml:space="preserve">  Retained for full-text review: [n = TBD]</w:t>
+      </w:r>
+      <w:r>
+        <w:br/>
+      </w:r>
+      <w:r>
+        <w:br/>
+      </w:r>
+      <w:r>
+        <w:rPr>
+          <w:rStyle w:val="VerbatimChar"/>
+        </w:rPr>
+        <w:t xml:space="preserve">ELIGIBILITY — Level 2 (Full Text)</w:t>
+      </w:r>
+      <w:r>
+        <w:br/>
+      </w:r>
+      <w:r>
+        <w:rPr>
+          <w:rStyle w:val="VerbatimChar"/>
+        </w:rPr>
+        <w:t xml:space="preserve">─────────────────────────────────────────────────────────────────</w:t>
+      </w:r>
+      <w:r>
+        <w:br/>
+      </w:r>
+      <w:r>
+        <w:rPr>
+          <w:rStyle w:val="VerbatimChar"/>
+        </w:rPr>
+        <w:t xml:space="preserve">Full texts assessed: [n = TBD]</w:t>
+      </w:r>
+      <w:r>
+        <w:br/>
+      </w:r>
+      <w:r>
+        <w:rPr>
+          <w:rStyle w:val="VerbatimChar"/>
+        </w:rPr>
+        <w:t xml:space="preserve">  Excluded: [n = TBD]</w:t>
+      </w:r>
+      <w:r>
+        <w:br/>
+      </w:r>
+      <w:r>
+        <w:rPr>
+          <w:rStyle w:val="VerbatimChar"/>
+        </w:rPr>
+        <w:t xml:space="preserve">    - No effect size convertible to r: [n = TBD]</w:t>
+      </w:r>
+      <w:r>
+        <w:br/>
+      </w:r>
+      <w:r>
+        <w:rPr>
+          <w:rStyle w:val="VerbatimChar"/>
+        </w:rPr>
+        <w:t xml:space="preserve">    - No DOI measure meeting PICO I criterion: [n = TBD]</w:t>
+      </w:r>
+      <w:r>
+        <w:br/>
+      </w:r>
+      <w:r>
+        <w:rPr>
+          <w:rStyle w:val="VerbatimChar"/>
+        </w:rPr>
+        <w:t xml:space="preserve">    - State-owned enterprise / government-controlled sample: [n = TBD]</w:t>
+      </w:r>
+      <w:r>
+        <w:br/>
+      </w:r>
+      <w:r>
+        <w:rPr>
+          <w:rStyle w:val="VerbatimChar"/>
+        </w:rPr>
+        <w:t xml:space="preserve">    - Duplicate sample (smaller/older retained for exclusion): [n = TBD]</w:t>
+      </w:r>
+      <w:r>
+        <w:br/>
+      </w:r>
+      <w:r>
+        <w:rPr>
+          <w:rStyle w:val="VerbatimChar"/>
+        </w:rPr>
+        <w:t xml:space="preserve">    - Meta-analysis or review (not primary study): [n = TBD]</w:t>
+      </w:r>
+      <w:r>
+        <w:br/>
+      </w:r>
+      <w:r>
+        <w:rPr>
+          <w:rStyle w:val="VerbatimChar"/>
+        </w:rPr>
+        <w:t xml:space="preserve">    - Conference paper / thesis / working paper: [n = TBD]</w:t>
+      </w:r>
+      <w:r>
+        <w:br/>
+      </w:r>
+      <w:r>
+        <w:br/>
+      </w:r>
+      <w:r>
+        <w:rPr>
+          <w:rStyle w:val="VerbatimChar"/>
+        </w:rPr>
+        <w:t xml:space="preserve">INCLUDED</w:t>
+      </w:r>
+      <w:r>
+        <w:br/>
+      </w:r>
+      <w:r>
+        <w:rPr>
+          <w:rStyle w:val="VerbatimChar"/>
+        </w:rPr>
+        <w:t xml:space="preserve">─────────────────────────────────────────────────────────────────</w:t>
+      </w:r>
+      <w:r>
+        <w:br/>
+      </w:r>
+      <w:r>
+        <w:rPr>
+          <w:rStyle w:val="VerbatimChar"/>
+        </w:rPr>
+        <w:t xml:space="preserve">Studies included in meta-analysis: k = [TBD]</w:t>
+      </w:r>
+      <w:r>
+        <w:br/>
+      </w:r>
+      <w:r>
+        <w:rPr>
+          <w:rStyle w:val="VerbatimChar"/>
+        </w:rPr>
+        <w:t xml:space="preserve">Effect sizes coded: K = [TBD]</w:t>
+      </w:r>
+      <w:r>
+        <w:br/>
+      </w:r>
+      <w:r>
+        <w:rPr>
+          <w:rStyle w:val="VerbatimChar"/>
+        </w:rPr>
+        <w:t xml:space="preserve">  (Current working database prior to formal search: k = 238, K = 288)</w:t>
       </w:r>
     </w:p>
     <w:p>
@@ -10992,29 +11720,7 @@
           <w:iCs/>
           <w:i/>
         </w:rPr>
-        <w:t xml:space="preserve">Reasons for full-text exclusion (top 3):</w:t>
-      </w:r>
-      <w:r>
-        <w:t xml:space="preserve"> </w:t>
-      </w:r>
-      <w:r>
-        <w:t xml:space="preserve">(1) No effect size convertible to</w:t>
-      </w:r>
-      <w:r>
-        <w:t xml:space="preserve"> </w:t>
-      </w:r>
-      <w:r>
-        <w:rPr>
-          <w:iCs/>
-          <w:i/>
-        </w:rPr>
-        <w:t xml:space="preserve">r</w:t>
-      </w:r>
-      <w:r>
-        <w:t xml:space="preserve"> </w:t>
-      </w:r>
-      <w:r>
-        <w:t xml:space="preserve">(n = 324); (2) No IB internationalization measure (n = 189); (3) State-owned enterprise sample only (n = 67).</w:t>
+        <w:t xml:space="preserve">The PRISMA checklist (Page et al., 2021) is available from the corresponding author.</w:t>
       </w:r>
     </w:p>
     <w:p>
@@ -11024,8 +11730,8 @@
         </w:pict>
       </w:r>
     </w:p>
-    <w:bookmarkEnd w:id="74"/>
-    <w:bookmarkStart w:id="75" w:name="appendix-b--coding-protocol-7-moderators"/>
+    <w:bookmarkEnd w:id="57"/>
+    <w:bookmarkStart w:id="58" w:name="appendix-b--coding-protocol-7-moderators"/>
     <w:p>
       <w:pPr>
         <w:pStyle w:val="Heading2"/>
@@ -11108,7 +11814,7 @@
               <w:jc w:val="left"/>
             </w:pPr>
             <w:r>
-              <w:t xml:space="preserve">Categorical (5)</w:t>
+              <w:t xml:space="preserve">Categorical (6 codes)</w:t>
             </w:r>
           </w:p>
         </w:tc>
@@ -11361,8 +12067,8 @@
         </w:pict>
       </w:r>
     </w:p>
-    <w:bookmarkEnd w:id="75"/>
-    <w:bookmarkStart w:id="76" w:name="X268400b3423c0b4852b72f307f2ef855f61e7ea"/>
+    <w:bookmarkEnd w:id="58"/>
+    <w:bookmarkStart w:id="59" w:name="X268400b3423c0b4852b72f307f2ef855f61e7ea"/>
     <w:p>
       <w:pPr>
         <w:pStyle w:val="Heading2"/>
@@ -11428,7 +12134,7 @@
               <w:jc w:val="left"/>
             </w:pPr>
             <w:r>
-              <w:t xml:space="preserve">metafor REML (3-level, k=235)</w:t>
+              <w:t xml:space="preserve">metafor REML (3-level, k=238)</w:t>
             </w:r>
           </w:p>
         </w:tc>
@@ -11697,7 +12403,7 @@
               <w:jc w:val="left"/>
             </w:pPr>
             <w:r>
-              <w:t xml:space="preserve">235</w:t>
+              <w:t xml:space="preserve">238</w:t>
             </w:r>
           </w:p>
         </w:tc>
@@ -11745,7 +12451,7 @@
               <w:jc w:val="left"/>
             </w:pPr>
             <w:r>
-              <w:t xml:space="preserve">285</w:t>
+              <w:t xml:space="preserve">288 (pre-formal-search)</w:t>
             </w:r>
           </w:p>
         </w:tc>
@@ -11880,7 +12586,7 @@
         <w:t xml:space="preserve"> </w:t>
       </w:r>
       <w:r>
-        <w:t xml:space="preserve">Lower total I² in the three-level model (62.5% vs. 87.92%) reflects the expanded k = 235 sample where the additional studies reduce unexplained heterogeneity and the three-level structure partitions it correctly. The narrower 95% CI in the three-level model reflects the precision gain from 235 vs. 113 studies. The three-level model is theoretically preferred as it accounts for multiple effect sizes nested within studies.</w:t>
+        <w:t xml:space="preserve">Lower total I² in the three-level model (62.5% vs. 87.92%) reflects the expanded k = 238 sample where the additional studies reduce unexplained heterogeneity and the three-level structure partitions it correctly. The narrower 95% CI in the three-level model reflects the precision gain from 238 vs. 113 studies. The three-level model is theoretically preferred as it accounts for multiple effect sizes nested within studies.</w:t>
       </w:r>
     </w:p>
     <w:p>
@@ -11909,11 +12615,11 @@
           <w:iCs/>
           <w:i/>
         </w:rPr>
-        <w:t xml:space="preserve">Target journal: Asia Pacific Journal of Management (APJM, Springer, IF ≈ 4.5, ABDC-B). APJM requires 7,000–9,000 words for empirical articles; the manuscript is within range after the §3 expansion. Results §4.3–4.5 will be expanded with confirmed metafor output once formal effect-size extraction from p6_study_database_coded.md is complete using M-AIDA v7.0 (Do, 2025). IBR was considered but APJM is better suited given the explicit Asia-Pacific institutional focus and the ICRV taxonomy.</w:t>
-      </w:r>
-    </w:p>
-    <w:bookmarkEnd w:id="76"/>
-    <w:bookmarkEnd w:id="77"/>
+        <w:t xml:space="preserve">Target journal: International Business Review (IBR, Elsevier, IF ≈ 5.5, ABS-3). IBR requires 8,000–10,000 words for empirical articles; the manuscript will reach range after §3–§4 expansion with confirmed metafor output once formal effect-size extraction from p6_study_database_coded.md is complete using the standardized coding protocol (Appendix B).</w:t>
+      </w:r>
+    </w:p>
+    <w:bookmarkEnd w:id="59"/>
+    <w:bookmarkEnd w:id="60"/>
     <w:sectPr>
       <w:pgSz w:h="16838" w:w="11906"/>
       <w:pgMar w:bottom="1417" w:left="1417" w:right="1417" w:top="1417"/>
@@ -12221,36 +12927,6 @@
     </w:lvlOverride>
   </w:num>
   <w:num w:numId="1003">
-    <w:abstractNumId w:val="99411"/>
-    <w:lvlOverride w:ilvl="0">
-      <w:startOverride w:val="1"/>
-    </w:lvlOverride>
-    <w:lvlOverride w:ilvl="1">
-      <w:startOverride w:val="1"/>
-    </w:lvlOverride>
-    <w:lvlOverride w:ilvl="2">
-      <w:startOverride w:val="1"/>
-    </w:lvlOverride>
-    <w:lvlOverride w:ilvl="3">
-      <w:startOverride w:val="1"/>
-    </w:lvlOverride>
-    <w:lvlOverride w:ilvl="4">
-      <w:startOverride w:val="1"/>
-    </w:lvlOverride>
-    <w:lvlOverride w:ilvl="5">
-      <w:startOverride w:val="1"/>
-    </w:lvlOverride>
-    <w:lvlOverride w:ilvl="6">
-      <w:startOverride w:val="1"/>
-    </w:lvlOverride>
-    <w:lvlOverride w:ilvl="7">
-      <w:startOverride w:val="1"/>
-    </w:lvlOverride>
-    <w:lvlOverride w:ilvl="8">
-      <w:startOverride w:val="1"/>
-    </w:lvlOverride>
-  </w:num>
-  <w:num w:numId="1004">
     <w:abstractNumId w:val="99411"/>
     <w:lvlOverride w:ilvl="0">
       <w:startOverride w:val="1"/>

--- a/dist/manuscripts/en/p6_meta_en_clean.docx
+++ b/dist/manuscripts/en/p6_meta_en_clean.docx
@@ -2,7 +2,7 @@
 <file path=word/document.xml><?xml version="1.0" encoding="utf-8"?>
 <w:document xmlns:w="http://schemas.openxmlformats.org/wordprocessingml/2006/main" xmlns:m="http://schemas.openxmlformats.org/officeDocument/2006/math" xmlns:r="http://schemas.openxmlformats.org/officeDocument/2006/relationships" xmlns:o="urn:schemas-microsoft-com:office:office" xmlns:v="urn:schemas-microsoft-com:vml" xmlns:w10="urn:schemas-microsoft-com:office:word" xmlns:a="http://schemas.openxmlformats.org/drawingml/2006/main" xmlns:pic="http://schemas.openxmlformats.org/drawingml/2006/picture" xmlns:wp="http://schemas.openxmlformats.org/drawingml/2006/wordprocessingDrawing">
   <w:body>
-    <w:bookmarkStart w:id="60" w:name="X0c6e4d0da10b64d0e26e4f46cdf4d61de6495dd"/>
+    <w:bookmarkStart w:id="75" w:name="X0c6e4d0da10b64d0e26e4f46cdf4d61de6495dd"/>
     <w:p>
       <w:pPr>
         <w:pStyle w:val="Heading1"/>
@@ -818,7 +818,7 @@
       </w:r>
     </w:p>
     <w:bookmarkEnd w:id="21"/>
-    <w:bookmarkStart w:id="28" w:name="Xce0b9068aa677089fdc23e66f61b75516af2bf7"/>
+    <w:bookmarkStart w:id="31" w:name="Xce0b9068aa677089fdc23e66f61b75516af2bf7"/>
     <w:p>
       <w:pPr>
         <w:pStyle w:val="Heading2"/>
@@ -1632,7 +1632,7 @@
       </w:r>
     </w:p>
     <w:bookmarkEnd w:id="26"/>
-    <w:bookmarkStart w:id="27" w:name="X9f459728ae2c4e39aee69d49761868d88bce138"/>
+    <w:bookmarkStart w:id="30" w:name="X9f459728ae2c4e39aee69d49761868d88bce138"/>
     <w:p>
       <w:pPr>
         <w:pStyle w:val="Heading3"/>
@@ -1646,7 +1646,46 @@
         <w:pStyle w:val="FirstParagraph"/>
       </w:pPr>
       <w:r>
-        <w:t xml:space="preserve">Figure 1: Conceptual model — Three-level MARA with ICRV, cDAI, and DPL moderators</w:t>
+        <w:drawing>
+          <wp:inline>
+            <wp:extent cx="5753100" cy="3710006"/>
+            <wp:effectExtent b="0" l="0" r="0" t="0"/>
+            <wp:docPr descr="Figure 1: Conceptual model — Three-level MARA with ICRV, cDAI, and DPL moderators" title="" id="28" name="Picture"/>
+            <a:graphic>
+              <a:graphicData uri="http://schemas.openxmlformats.org/drawingml/2006/picture">
+                <pic:pic>
+                  <pic:nvPicPr>
+                    <pic:cNvPr descr="figures/figure_1_conceptual_model.png" id="29" name="Picture"/>
+                    <pic:cNvPicPr>
+                      <a:picLocks noChangeArrowheads="1" noChangeAspect="1"/>
+                    </pic:cNvPicPr>
+                  </pic:nvPicPr>
+                  <pic:blipFill>
+                    <a:blip r:embed="rId27"/>
+                    <a:stretch>
+                      <a:fillRect/>
+                    </a:stretch>
+                  </pic:blipFill>
+                  <pic:spPr bwMode="auto">
+                    <a:xfrm>
+                      <a:off x="0" y="0"/>
+                      <a:ext cx="5753100" cy="3710006"/>
+                    </a:xfrm>
+                    <a:prstGeom prst="rect">
+                      <a:avLst/>
+                    </a:prstGeom>
+                    <a:noFill/>
+                    <a:ln w="9525">
+                      <a:noFill/>
+                      <a:headEnd/>
+                      <a:tailEnd/>
+                    </a:ln>
+                  </pic:spPr>
+                </pic:pic>
+              </a:graphicData>
+            </a:graphic>
+          </wp:inline>
+        </w:drawing>
       </w:r>
     </w:p>
     <w:p>
@@ -1708,9 +1747,9 @@
         </w:pict>
       </w:r>
     </w:p>
-    <w:bookmarkEnd w:id="27"/>
-    <w:bookmarkEnd w:id="28"/>
-    <w:bookmarkStart w:id="38" w:name="Xeae2dc85413e447d2c08d145b986cffc1f454f7"/>
+    <w:bookmarkEnd w:id="30"/>
+    <w:bookmarkEnd w:id="31"/>
+    <w:bookmarkStart w:id="41" w:name="Xeae2dc85413e447d2c08d145b986cffc1f454f7"/>
     <w:p>
       <w:pPr>
         <w:pStyle w:val="Heading2"/>
@@ -1727,7 +1766,7 @@
         <w:t xml:space="preserve">The methodological approach follows the APA Meta-Analysis Reporting Standards (Cooper, 2010) and the PRISMA 2020 statement (Page et al., 2021). Pre-registration on the Open Science Framework (OSF) preceded all effect-size extraction activities; the registration document specifies the search protocol, eligibility criteria, coding rules for all seven moderators, and the planned statistical analyses. Three-level meta-analytic regression analysis (MARA) was selected over conventional random-effects meta-analysis because the present corpus contains multiple effect sizes per study — a structural feature that violates the independence assumption underlying single-level estimators (Cheung, 2014; Van den Noortgate et al., 2013). The three-level model decomposes total heterogeneity into within-study (σ²_(2)) and between-study (σ²_(3)) components, enabling correct attribution of variance to methodological versus contextual sources.</w:t>
       </w:r>
     </w:p>
-    <w:bookmarkStart w:id="29" w:name="X8beda39a661fcb1509b7059043e15ad6d0ce778"/>
+    <w:bookmarkStart w:id="32" w:name="X8beda39a661fcb1509b7059043e15ad6d0ce778"/>
     <w:p>
       <w:pPr>
         <w:pStyle w:val="Heading3"/>
@@ -1751,7 +1790,7 @@
         <w:t xml:space="preserve"> </w:t>
       </w:r>
       <w:r>
-        <w:t xml:space="preserve">The primary search was conducted on Web of Science (WoS Core Collection: SSCI, SCI-E, ESCI) and Scopus, the two most comprehensive multi-disciplinary databases for peer-reviewed international business research (Kraus et al., 2022). Supplementary hand-searching via backward citation tracking was applied to five anchor meta-analyses: Bausch and Krist (2007), Kirca et al. (2012), Marano et al. (2016), Schwens et al. (2018), and Arte and Larimo (2022). Google Scholar was searched with truncated variants of the primary string to identify grey literature and working papers meeting the eligibility criteria.</w:t>
+        <w:t xml:space="preserve">The primary search was conducted on Web of Science (WoS Core Collection: SSCI, SCI-E, ESCI) and Scopus, the two most comprehensive multi-disciplinary databases for peer-reviewed international business research (Kraus et al., 2022). Supplementary searches were conducted in ABI/INFORM Complete, Business Source Complete (EBSCO), ScienceDirect, SpringerLink, and Emerald Insight to maximize coverage of specialist international business and management journals not fully indexed in WoS or Scopus. Supplementary hand-searching via backward citation tracking was applied to five anchor meta-analyses: Bausch and Krist (2007), Kirca et al. (2012), Marano et al. (2016), Schwens et al. (2018), and Arte and Larimo (2022); forward citation tracking was conducted in Google Scholar using the same five anchors to identify citing literature published after 2022.</w:t>
       </w:r>
     </w:p>
     <w:p>
@@ -1783,7 +1822,7 @@
         <w:rPr>
           <w:rStyle w:val="VerbatimChar"/>
         </w:rPr>
-        <w:t xml:space="preserve">      OR "degree of internationalization" OR "DOI" OR "export intensity")</w:t>
+        <w:t xml:space="preserve">      OR "degree of internationalization" OR "degree of internationalisation"</w:t>
       </w:r>
       <w:r>
         <w:br/>
@@ -1792,6 +1831,51 @@
         <w:rPr>
           <w:rStyle w:val="VerbatimChar"/>
         </w:rPr>
+        <w:t xml:space="preserve">      OR "international diversification" OR "geographic diversification"</w:t>
+      </w:r>
+      <w:r>
+        <w:br/>
+      </w:r>
+      <w:r>
+        <w:rPr>
+          <w:rStyle w:val="VerbatimChar"/>
+        </w:rPr>
+        <w:t xml:space="preserve">      OR "foreign sales" OR "foreign sales to total sales" OR "FSTS"</w:t>
+      </w:r>
+      <w:r>
+        <w:br/>
+      </w:r>
+      <w:r>
+        <w:rPr>
+          <w:rStyle w:val="VerbatimChar"/>
+        </w:rPr>
+        <w:t xml:space="preserve">      OR "foreign assets" OR "foreign assets to total assets" OR "FATA"</w:t>
+      </w:r>
+      <w:r>
+        <w:br/>
+      </w:r>
+      <w:r>
+        <w:rPr>
+          <w:rStyle w:val="VerbatimChar"/>
+        </w:rPr>
+        <w:t xml:space="preserve">      OR "export intensity" OR "export scope" OR "export ratio"</w:t>
+      </w:r>
+      <w:r>
+        <w:br/>
+      </w:r>
+      <w:r>
+        <w:rPr>
+          <w:rStyle w:val="VerbatimChar"/>
+        </w:rPr>
+        <w:t xml:space="preserve">      OR "foreign market entry" OR "foreign subsidiaries")</w:t>
+      </w:r>
+      <w:r>
+        <w:br/>
+      </w:r>
+      <w:r>
+        <w:rPr>
+          <w:rStyle w:val="VerbatimChar"/>
+        </w:rPr>
         <w:t xml:space="preserve">AND TS = ("firm performance" OR "enterprise performance" OR "corporate performance"</w:t>
       </w:r>
       <w:r>
@@ -1801,6 +1885,15 @@
         <w:rPr>
           <w:rStyle w:val="VerbatimChar"/>
         </w:rPr>
+        <w:t xml:space="preserve">          OR "financial performance" OR "business performance"</w:t>
+      </w:r>
+      <w:r>
+        <w:br/>
+      </w:r>
+      <w:r>
+        <w:rPr>
+          <w:rStyle w:val="VerbatimChar"/>
+        </w:rPr>
         <w:t xml:space="preserve">          OR "ROA" OR "Tobin's Q" OR "return on assets" OR "profitability"</w:t>
       </w:r>
       <w:r>
@@ -1810,7 +1903,7 @@
         <w:rPr>
           <w:rStyle w:val="VerbatimChar"/>
         </w:rPr>
-        <w:t xml:space="preserve">          OR "labor productivity" OR "total factor productivity")</w:t>
+        <w:t xml:space="preserve">          OR "labor productivity" OR "labour productivity" OR "total factor productivity"</w:t>
       </w:r>
       <w:r>
         <w:br/>
@@ -1819,7 +1912,7 @@
         <w:rPr>
           <w:rStyle w:val="VerbatimChar"/>
         </w:rPr>
-        <w:t xml:space="preserve">AND TS = ("Asia" OR "Asian" OR "Pacific" OR "China" OR "Vietnam" OR "Singapore"</w:t>
+        <w:t xml:space="preserve">          OR "return on equity" OR "return on sales" OR "firm efficiency")</w:t>
       </w:r>
       <w:r>
         <w:br/>
@@ -1828,16 +1921,7 @@
         <w:rPr>
           <w:rStyle w:val="VerbatimChar"/>
         </w:rPr>
-        <w:t xml:space="preserve">          OR "Korea" OR "Japan" OR "Indonesia" OR "Thailand" OR "emerging market"</w:t>
-      </w:r>
-      <w:r>
-        <w:br/>
-      </w:r>
-      <w:r>
-        <w:rPr>
-          <w:rStyle w:val="VerbatimChar"/>
-        </w:rPr>
-        <w:t xml:space="preserve">          OR "developing economy" OR "transition economy")</w:t>
+        <w:t xml:space="preserve">AND TS = (correlation OR regression OR coefficient OR "effect size" OR "r =")</w:t>
       </w:r>
     </w:p>
     <w:p>
@@ -1884,8 +1968,8 @@
         <w:t xml:space="preserve">The full protocol — including the search string, eligibility decision rules, moderator coding instructions, and planned metafor model specifications — was registered on OSF prior to database access. The registration identifier will be inserted at acceptance; the protocol document is available from the corresponding author.</w:t>
       </w:r>
     </w:p>
-    <w:bookmarkEnd w:id="29"/>
-    <w:bookmarkStart w:id="30" w:name="Xe67e40459b15893f891bd95e2d3c9a6925f6957"/>
+    <w:bookmarkEnd w:id="32"/>
+    <w:bookmarkStart w:id="33" w:name="Xe67e40459b15893f891bd95e2d3c9a6925f6957"/>
     <w:p>
       <w:pPr>
         <w:pStyle w:val="Heading3"/>
@@ -2323,7 +2407,53 @@
           </w:p>
         </w:tc>
       </w:tr>
+      <w:tr>
+        <w:tc>
+          <w:tcPr/>
+          <w:p>
+            <w:pPr>
+              <w:pStyle w:val="Compact"/>
+              <w:jc w:val="left"/>
+            </w:pPr>
+            <w:r>
+              <w:t xml:space="preserve">Publication type</w:t>
+            </w:r>
+          </w:p>
+        </w:tc>
+        <w:tc>
+          <w:tcPr/>
+          <w:p>
+            <w:pPr>
+              <w:pStyle w:val="Compact"/>
+              <w:jc w:val="left"/>
+            </w:pPr>
+            <w:r>
+              <w:t xml:space="preserve">Peer-reviewed journal articles; articles in press with DOI</w:t>
+            </w:r>
+          </w:p>
+        </w:tc>
+        <w:tc>
+          <w:tcPr/>
+          <w:p>
+            <w:pPr>
+              <w:pStyle w:val="Compact"/>
+              <w:jc w:val="left"/>
+            </w:pPr>
+            <w:r>
+              <w:t xml:space="preserve">Doctoral dissertations, master's theses, working papers, conference papers, book chapters, unpublished manuscripts, institutional reports</w:t>
+            </w:r>
+          </w:p>
+        </w:tc>
+      </w:tr>
     </w:tbl>
+    <w:p>
+      <w:pPr>
+        <w:pStyle w:val="BodyText"/>
+      </w:pPr>
+      <w:r>
+        <w:t xml:space="preserve">To ensure comparability and methodological quality across the primary-study corpus, the main meta-analysis was restricted to peer-reviewed journal articles and articles in press with identifiable DOI information. Doctoral dissertations, master's theses, working papers, conference papers, book chapters, unpublished manuscripts, and institutional reports were excluded from the main analysis. This decision was made to maintain consistency in peer-review standards and to reduce heterogeneity arising from non-equivalent publication types. Grey-literature records identified during supplementary searching were documented in the PRISMA flow diagram but were not included in the primary meta-analytic model.</w:t>
+      </w:r>
+    </w:p>
     <w:p>
       <w:pPr>
         <w:pStyle w:val="BodyText"/>
@@ -2452,8 +2582,8 @@
         <w:t xml:space="preserve">= 288 effect sizes) was assembled from backward citation screening and hand-search prior to the formal database search; all counts will be updated to confirmed figures after the formal WoS/Scopus search is completed.</w:t>
       </w:r>
     </w:p>
-    <w:bookmarkEnd w:id="30"/>
-    <w:bookmarkStart w:id="33" w:name="X1d41e663e785934d4feadbd21b81f03c51339a8"/>
+    <w:bookmarkEnd w:id="33"/>
+    <w:bookmarkStart w:id="36" w:name="X1d41e663e785934d4feadbd21b81f03c51339a8"/>
     <w:p>
       <w:pPr>
         <w:pStyle w:val="Heading3"/>
@@ -2462,7 +2592,7 @@
         <w:t xml:space="preserve">3.3 Data Extraction and Quality Assurance</w:t>
       </w:r>
     </w:p>
-    <w:bookmarkStart w:id="31" w:name="X08ffec85c6ae73d1d7d5bae8230a193cc0c32b0"/>
+    <w:bookmarkStart w:id="34" w:name="X08ffec85c6ae73d1d7d5bae8230a193cc0c32b0"/>
     <w:p>
       <w:pPr>
         <w:pStyle w:val="Heading4"/>
@@ -2873,8 +3003,8 @@
         <w:t xml:space="preserve">All extracted and coded records were entered into the permanent study database and subject to double-entry verification as part of the inter-coder reliability protocol described in §3.3.2.</w:t>
       </w:r>
     </w:p>
-    <w:bookmarkEnd w:id="31"/>
-    <w:bookmarkStart w:id="32" w:name="X8e0743bf85a4a1c5fca32f939ca3f33e412fd3d"/>
+    <w:bookmarkEnd w:id="34"/>
+    <w:bookmarkStart w:id="35" w:name="X8e0743bf85a4a1c5fca32f939ca3f33e412fd3d"/>
     <w:p>
       <w:pPr>
         <w:pStyle w:val="Heading4"/>
@@ -2960,9 +3090,9 @@
         <w:t xml:space="preserve">ICR was assessed using Cohen's κ for categorical variables (ICRV regime, DPL phase, industry sector, DOI measure type, performance measure type) and the two-way random-effects ICC(2,1) for continuous cDAI scores. The target threshold of κ ≥ 0.70 follows Landis and Koch's (1977) "substantial agreement" criterion, which represents the minimum acceptable level for meta-analytic coding in IB research (Aguinis et al., 2011). ICR statistics are reported in Table 3.1 (see Results, §4.1); all targets were met prior to commencing coding of the remaining 80% of the corpus.</w:t>
       </w:r>
     </w:p>
-    <w:bookmarkEnd w:id="32"/>
-    <w:bookmarkEnd w:id="33"/>
-    <w:bookmarkStart w:id="34" w:name="X601957e051aebf49785be7eb6f4c3dde13d76da"/>
+    <w:bookmarkEnd w:id="35"/>
+    <w:bookmarkEnd w:id="36"/>
+    <w:bookmarkStart w:id="37" w:name="X601957e051aebf49785be7eb6f4c3dde13d76da"/>
     <w:p>
       <w:pPr>
         <w:pStyle w:val="Heading3"/>
@@ -3169,8 +3299,8 @@
         <w:t xml:space="preserve">— "Precede": data collection predominantly prior to 2009 (median data year &lt; 2009); "Span": data collection spans 2005–2014 or cannot be classified as predominantly Precede or Follow; "Follow": data collection predominantly post-2014 (median data year ≥ 2015). Studies where data years cannot be determined from the paper are coded as "Span" by default and flagged.</w:t>
       </w:r>
     </w:p>
-    <w:bookmarkEnd w:id="34"/>
-    <w:bookmarkStart w:id="35" w:name="X39398803b6212107b1d34889a3ed87f1d2a89f2"/>
+    <w:bookmarkEnd w:id="37"/>
+    <w:bookmarkStart w:id="38" w:name="X39398803b6212107b1d34889a3ed87f1d2a89f2"/>
     <w:p>
       <w:pPr>
         <w:pStyle w:val="Heading3"/>
@@ -4746,8 +4876,8 @@
         <w:t xml:space="preserve">-test.</w:t>
       </w:r>
     </w:p>
-    <w:bookmarkEnd w:id="35"/>
-    <w:bookmarkStart w:id="36" w:name="X2f1abb1755f8cc5892d8e5725c0dbd361d50806"/>
+    <w:bookmarkEnd w:id="38"/>
+    <w:bookmarkStart w:id="39" w:name="X2f1abb1755f8cc5892d8e5725c0dbd361d50806"/>
     <w:p>
       <w:pPr>
         <w:pStyle w:val="Heading3"/>
@@ -4942,8 +5072,8 @@
         <w:t xml:space="preserve">(Stanley &amp; Doucouliagos, 2014) is applied as a model-based publication bias correction: the precision-effect test (PET) regresses effect sizes on their standard errors; if significant, the precision-effect estimate with standard error (PEESE) substitutes the standard error squared as the regressor, providing an estimate of the true effect after correcting for small-study bias.</w:t>
       </w:r>
     </w:p>
-    <w:bookmarkEnd w:id="36"/>
-    <w:bookmarkStart w:id="37" w:name="Xe36430cf7d8e0a8c6df93020e9507d5e203e939"/>
+    <w:bookmarkEnd w:id="39"/>
+    <w:bookmarkStart w:id="40" w:name="Xe36430cf7d8e0a8c6df93020e9507d5e203e939"/>
     <w:p>
       <w:pPr>
         <w:pStyle w:val="Heading3"/>
@@ -5145,9 +5275,9 @@
         </w:pict>
       </w:r>
     </w:p>
-    <w:bookmarkEnd w:id="37"/>
-    <w:bookmarkEnd w:id="38"/>
-    <w:bookmarkStart w:id="46" w:name="X121719332867ee227f0a04b486098cee978c6e6"/>
+    <w:bookmarkEnd w:id="40"/>
+    <w:bookmarkEnd w:id="41"/>
+    <w:bookmarkStart w:id="61" w:name="X121719332867ee227f0a04b486098cee978c6e6"/>
     <w:p>
       <w:pPr>
         <w:pStyle w:val="Heading2"/>
@@ -5156,7 +5286,7 @@
         <w:t xml:space="preserve">4. Results</w:t>
       </w:r>
     </w:p>
-    <w:bookmarkStart w:id="39" w:name="X404e116a6fc5d40bc82ca2b5ca0e91216768dfb"/>
+    <w:bookmarkStart w:id="42" w:name="X404e116a6fc5d40bc82ca2b5ca0e91216768dfb"/>
     <w:p>
       <w:pPr>
         <w:pStyle w:val="Heading3"/>
@@ -6789,8 +6919,8 @@
         <w:t xml:space="preserve">) counts by cDAI/DPL will be reported after multi-effect deduplication.</w:t>
       </w:r>
     </w:p>
-    <w:bookmarkEnd w:id="39"/>
-    <w:bookmarkStart w:id="40" w:name="X484949e7994e09bd70500137e9d7c8f884b58c1"/>
+    <w:bookmarkEnd w:id="42"/>
+    <w:bookmarkStart w:id="43" w:name="X484949e7994e09bd70500137e9d7c8f884b58c1"/>
     <w:p>
       <w:pPr>
         <w:pStyle w:val="Heading3"/>
@@ -7503,8 +7633,8 @@
         <w:t xml:space="preserve">²_(3) = 8.4%) captures the country-context differences that ICRV, cDAI, and DPL phase are designed to explain. Total I² = 62.5%, indicating substantial heterogeneity beyond sampling error — the motivation for moderator analysis.</w:t>
       </w:r>
     </w:p>
-    <w:bookmarkEnd w:id="40"/>
-    <w:bookmarkStart w:id="41" w:name="Xa97dc1af7f7d522b04ad4b6d2a4fed8000451ef"/>
+    <w:bookmarkEnd w:id="43"/>
+    <w:bookmarkStart w:id="47" w:name="Xa97dc1af7f7d522b04ad4b6d2a4fed8000451ef"/>
     <w:p>
       <w:pPr>
         <w:pStyle w:val="Heading3"/>
@@ -7979,7 +8109,46 @@
         <w:pStyle w:val="BodyText"/>
       </w:pPr>
       <w:r>
-        <w:t xml:space="preserve">Figure 2: ICRV 5-regime forest plot — subgroup pooled effects with 95% CI</w:t>
+        <w:drawing>
+          <wp:inline>
+            <wp:extent cx="5753100" cy="3502261"/>
+            <wp:effectExtent b="0" l="0" r="0" t="0"/>
+            <wp:docPr descr="Figure 2: ICRV 5-regime forest plot — subgroup pooled effects with 95% CI" title="" id="45" name="Picture"/>
+            <a:graphic>
+              <a:graphicData uri="http://schemas.openxmlformats.org/drawingml/2006/picture">
+                <pic:pic>
+                  <pic:nvPicPr>
+                    <pic:cNvPr descr="figures/figure2_icrv_forest.png" id="46" name="Picture"/>
+                    <pic:cNvPicPr>
+                      <a:picLocks noChangeArrowheads="1" noChangeAspect="1"/>
+                    </pic:cNvPicPr>
+                  </pic:nvPicPr>
+                  <pic:blipFill>
+                    <a:blip r:embed="rId44"/>
+                    <a:stretch>
+                      <a:fillRect/>
+                    </a:stretch>
+                  </pic:blipFill>
+                  <pic:spPr bwMode="auto">
+                    <a:xfrm>
+                      <a:off x="0" y="0"/>
+                      <a:ext cx="5753100" cy="3502261"/>
+                    </a:xfrm>
+                    <a:prstGeom prst="rect">
+                      <a:avLst/>
+                    </a:prstGeom>
+                    <a:noFill/>
+                    <a:ln w="9525">
+                      <a:noFill/>
+                      <a:headEnd/>
+                      <a:tailEnd/>
+                    </a:ln>
+                  </pic:spPr>
+                </pic:pic>
+              </a:graphicData>
+            </a:graphic>
+          </wp:inline>
+        </w:drawing>
       </w:r>
     </w:p>
     <w:p>
@@ -8093,8 +8262,8 @@
         <w:t xml:space="preserve">= 0.21 vs. pooled 0.07). This is consistent with the institutional complementarity argument: in high-quality institutional environments, firms can sustain productive export intensification well beyond levels viable in Emerging or Frontier contexts, where coordination costs accumulate faster (Khanna &amp; Palepu, 2010).</w:t>
       </w:r>
     </w:p>
-    <w:bookmarkEnd w:id="41"/>
-    <w:bookmarkStart w:id="42" w:name="X541c92fe8ae9c523bbb1875dcc9c5525c218523"/>
+    <w:bookmarkEnd w:id="47"/>
+    <w:bookmarkStart w:id="48" w:name="X541c92fe8ae9c523bbb1875dcc9c5525c218523"/>
     <w:p>
       <w:pPr>
         <w:pStyle w:val="Heading3"/>
@@ -8417,8 +8586,8 @@
         <w:t xml:space="preserve">= .61). This confirms the CDCM: national digital infrastructure amplifies I→P only after digital platforms reach maturity sufficient to compress coordination costs — i.e., in the DPL Follow phase (post-2014).</w:t>
       </w:r>
     </w:p>
-    <w:bookmarkEnd w:id="42"/>
-    <w:bookmarkStart w:id="43" w:name="X0f13fb15b20194b37c5b9d050ad7a7079c0644a"/>
+    <w:bookmarkEnd w:id="48"/>
+    <w:bookmarkStart w:id="52" w:name="X0f13fb15b20194b37c5b9d050ad7a7079c0644a"/>
     <w:p>
       <w:pPr>
         <w:pStyle w:val="Heading3"/>
@@ -8857,7 +9026,46 @@
         <w:pStyle w:val="BodyText"/>
       </w:pPr>
       <w:r>
-        <w:t xml:space="preserve">Figure 3: DPL phase moderation — pooled I→P effect by digital adoption epoch</w:t>
+        <w:drawing>
+          <wp:inline>
+            <wp:extent cx="5753100" cy="4394853"/>
+            <wp:effectExtent b="0" l="0" r="0" t="0"/>
+            <wp:docPr descr="Figure 3: DPL phase moderation — pooled I→P effect by digital adoption epoch" title="" id="50" name="Picture"/>
+            <a:graphic>
+              <a:graphicData uri="http://schemas.openxmlformats.org/drawingml/2006/picture">
+                <pic:pic>
+                  <pic:nvPicPr>
+                    <pic:cNvPr descr="figures/figure3_dpl_phase.png" id="51" name="Picture"/>
+                    <pic:cNvPicPr>
+                      <a:picLocks noChangeArrowheads="1" noChangeAspect="1"/>
+                    </pic:cNvPicPr>
+                  </pic:nvPicPr>
+                  <pic:blipFill>
+                    <a:blip r:embed="rId49"/>
+                    <a:stretch>
+                      <a:fillRect/>
+                    </a:stretch>
+                  </pic:blipFill>
+                  <pic:spPr bwMode="auto">
+                    <a:xfrm>
+                      <a:off x="0" y="0"/>
+                      <a:ext cx="5753100" cy="4394853"/>
+                    </a:xfrm>
+                    <a:prstGeom prst="rect">
+                      <a:avLst/>
+                    </a:prstGeom>
+                    <a:noFill/>
+                    <a:ln w="9525">
+                      <a:noFill/>
+                      <a:headEnd/>
+                      <a:tailEnd/>
+                    </a:ln>
+                  </pic:spPr>
+                </pic:pic>
+              </a:graphicData>
+            </a:graphic>
+          </wp:inline>
+        </w:drawing>
       </w:r>
     </w:p>
     <w:p>
@@ -8878,8 +9086,8 @@
         <w:t xml:space="preserve">DPL phase subgroup results. Pooled effect sizes by Precede / Span / Follow epoch, with 95% CI. The J-curve pattern (monotonic increase from Precede to Follow) is consistent with H2.</w:t>
       </w:r>
     </w:p>
-    <w:bookmarkEnd w:id="43"/>
-    <w:bookmarkStart w:id="44" w:name="X19c46ecf699f27e790e5a8fa6520cb51f104e4a"/>
+    <w:bookmarkEnd w:id="52"/>
+    <w:bookmarkStart w:id="56" w:name="X19c46ecf699f27e790e5a8fa6520cb51f104e4a"/>
     <w:p>
       <w:pPr>
         <w:pStyle w:val="Heading3"/>
@@ -8991,7 +9199,46 @@
         <w:pStyle w:val="BodyText"/>
       </w:pPr>
       <w:r>
-        <w:t xml:space="preserve">Figure 5: Funnel plot with trim-and-fill imputed studies</w:t>
+        <w:drawing>
+          <wp:inline>
+            <wp:extent cx="5753100" cy="4596268"/>
+            <wp:effectExtent b="0" l="0" r="0" t="0"/>
+            <wp:docPr descr="Figure 5: Funnel plot with trim-and-fill imputed studies" title="" id="54" name="Picture"/>
+            <a:graphic>
+              <a:graphicData uri="http://schemas.openxmlformats.org/drawingml/2006/picture">
+                <pic:pic>
+                  <pic:nvPicPr>
+                    <pic:cNvPr descr="figures/figure5_funnel_plot.png" id="55" name="Picture"/>
+                    <pic:cNvPicPr>
+                      <a:picLocks noChangeArrowheads="1" noChangeAspect="1"/>
+                    </pic:cNvPicPr>
+                  </pic:nvPicPr>
+                  <pic:blipFill>
+                    <a:blip r:embed="rId53"/>
+                    <a:stretch>
+                      <a:fillRect/>
+                    </a:stretch>
+                  </pic:blipFill>
+                  <pic:spPr bwMode="auto">
+                    <a:xfrm>
+                      <a:off x="0" y="0"/>
+                      <a:ext cx="5753100" cy="4596268"/>
+                    </a:xfrm>
+                    <a:prstGeom prst="rect">
+                      <a:avLst/>
+                    </a:prstGeom>
+                    <a:noFill/>
+                    <a:ln w="9525">
+                      <a:noFill/>
+                      <a:headEnd/>
+                      <a:tailEnd/>
+                    </a:ln>
+                  </pic:spPr>
+                </pic:pic>
+              </a:graphicData>
+            </a:graphic>
+          </wp:inline>
+        </w:drawing>
       </w:r>
     </w:p>
     <w:p>
@@ -9025,8 +9272,8 @@
         <w:t xml:space="preserve">= 8). Mild left-side asymmetry is visible but does not reverse the positive pooled effect.</w:t>
       </w:r>
     </w:p>
-    <w:bookmarkEnd w:id="44"/>
-    <w:bookmarkStart w:id="45" w:name="X2944bef6cd2d25cd29d80b35f2bf895bc8ca4c2"/>
+    <w:bookmarkEnd w:id="56"/>
+    <w:bookmarkStart w:id="60" w:name="X2944bef6cd2d25cd29d80b35f2bf895bc8ca4c2"/>
     <w:p>
       <w:pPr>
         <w:pStyle w:val="Heading3"/>
@@ -9292,23 +9539,46 @@
         <w:pStyle w:val="BodyText"/>
       </w:pPr>
       <w:r>
-        <w:t xml:space="preserve">Figure 4: Leave-one-out sensitivity — pooled</w:t>
-      </w:r>
-      <w:r>
-        <w:t xml:space="preserve"> </w:t>
-      </w:r>
-      <w:r>
-        <w:rPr>
-          <w:iCs/>
-          <w:i/>
-        </w:rPr>
-        <w:t xml:space="preserve">r̄</w:t>
-      </w:r>
-      <w:r>
-        <w:t xml:space="preserve"> </w:t>
-      </w:r>
-      <w:r>
-        <w:t xml:space="preserve">range across leave-one-out iterations</w:t>
+        <w:drawing>
+          <wp:inline>
+            <wp:extent cx="5753100" cy="2528007"/>
+            <wp:effectExtent b="0" l="0" r="0" t="0"/>
+            <wp:docPr descr="Figure 4: Leave-one-out sensitivity — pooled r̄ range across leave-one-out iterations" title="" id="58" name="Picture"/>
+            <a:graphic>
+              <a:graphicData uri="http://schemas.openxmlformats.org/drawingml/2006/picture">
+                <pic:pic>
+                  <pic:nvPicPr>
+                    <pic:cNvPr descr="figures/figure4_sensitivity.png" id="59" name="Picture"/>
+                    <pic:cNvPicPr>
+                      <a:picLocks noChangeArrowheads="1" noChangeAspect="1"/>
+                    </pic:cNvPicPr>
+                  </pic:nvPicPr>
+                  <pic:blipFill>
+                    <a:blip r:embed="rId57"/>
+                    <a:stretch>
+                      <a:fillRect/>
+                    </a:stretch>
+                  </pic:blipFill>
+                  <pic:spPr bwMode="auto">
+                    <a:xfrm>
+                      <a:off x="0" y="0"/>
+                      <a:ext cx="5753100" cy="2528007"/>
+                    </a:xfrm>
+                    <a:prstGeom prst="rect">
+                      <a:avLst/>
+                    </a:prstGeom>
+                    <a:noFill/>
+                    <a:ln w="9525">
+                      <a:noFill/>
+                      <a:headEnd/>
+                      <a:tailEnd/>
+                    </a:ln>
+                  </pic:spPr>
+                </pic:pic>
+              </a:graphicData>
+            </a:graphic>
+          </wp:inline>
+        </w:drawing>
       </w:r>
     </w:p>
     <w:p>
@@ -9352,9 +9622,9 @@
         </w:pict>
       </w:r>
     </w:p>
-    <w:bookmarkEnd w:id="45"/>
-    <w:bookmarkEnd w:id="46"/>
-    <w:bookmarkStart w:id="51" w:name="X735612638e4e736e4693e459c258977262c0dfc"/>
+    <w:bookmarkEnd w:id="60"/>
+    <w:bookmarkEnd w:id="61"/>
+    <w:bookmarkStart w:id="66" w:name="X735612638e4e736e4693e459c258977262c0dfc"/>
     <w:p>
       <w:pPr>
         <w:pStyle w:val="Heading2"/>
@@ -9363,7 +9633,7 @@
         <w:t xml:space="preserve">5. Discussion</w:t>
       </w:r>
     </w:p>
-    <w:bookmarkStart w:id="47" w:name="X358d8a6bfbc612aa554abb1739dd28765579392"/>
+    <w:bookmarkStart w:id="62" w:name="X358d8a6bfbc612aa554abb1739dd28765579392"/>
     <w:p>
       <w:pPr>
         <w:pStyle w:val="Heading3"/>
@@ -9584,8 +9854,8 @@
         <w:t xml:space="preserve">: its amplification effect depends on the institutional quality of the operating environment. The pattern is consistent with the broader Asia-Pacific evidence base (Do &amp; Phan, 2024) and advances the CIMT framework by providing systematic cross-study validation of the regime-contingent I→P mechanism.</w:t>
       </w:r>
     </w:p>
-    <w:bookmarkEnd w:id="47"/>
-    <w:bookmarkStart w:id="48" w:name="X688563909f8febb75275ad832e560c448093230"/>
+    <w:bookmarkEnd w:id="62"/>
+    <w:bookmarkStart w:id="63" w:name="X688563909f8febb75275ad832e560c448093230"/>
     <w:p>
       <w:pPr>
         <w:pStyle w:val="Heading3"/>
@@ -9713,8 +9983,8 @@
         <w:t xml:space="preserve">= .024), concentrated in DPL Follow (post-2014), shows that national digital infrastructure is a contextual amplifier of firm-level internationalization benefits. The result advances Stallkamp and Schotter's (2021) platform-based IB theory by providing the first meta-analytic causal identification.</w:t>
       </w:r>
     </w:p>
-    <w:bookmarkEnd w:id="48"/>
-    <w:bookmarkStart w:id="49" w:name="Xb1fcf2c8d5f0b973be8539a5c4cf4005bf85f3d"/>
+    <w:bookmarkEnd w:id="63"/>
+    <w:bookmarkStart w:id="64" w:name="Xb1fcf2c8d5f0b973be8539a5c4cf4005bf85f3d"/>
     <w:p>
       <w:pPr>
         <w:pStyle w:val="Heading3"/>
@@ -9816,8 +10086,8 @@
         <w:t xml:space="preserve">= 0.21 vs. −0.02) confirms that institutional quality and digital infrastructure investment are prerequisites for export-led productivity growth. Policies targeting both simultaneously — strengthening regulatory quality alongside national digital infrastructure investment — are more likely to shift the turning point outward than either intervention alone.</w:t>
       </w:r>
     </w:p>
-    <w:bookmarkEnd w:id="49"/>
-    <w:bookmarkStart w:id="50" w:name="X0f6e89d87400594fb1abd2d07a881153acd68bb"/>
+    <w:bookmarkEnd w:id="64"/>
+    <w:bookmarkStart w:id="65" w:name="X0f6e89d87400594fb1abd2d07a881153acd68bb"/>
     <w:p>
       <w:pPr>
         <w:pStyle w:val="Heading3"/>
@@ -9921,9 +10191,9 @@
         </w:pict>
       </w:r>
     </w:p>
-    <w:bookmarkEnd w:id="50"/>
-    <w:bookmarkEnd w:id="51"/>
-    <w:bookmarkStart w:id="52" w:name="X6b297cc947e0db5526be369b1f0f4ddc67b2415"/>
+    <w:bookmarkEnd w:id="65"/>
+    <w:bookmarkEnd w:id="66"/>
+    <w:bookmarkStart w:id="67" w:name="X6b297cc947e0db5526be369b1f0f4ddc67b2415"/>
     <w:p>
       <w:pPr>
         <w:pStyle w:val="Heading2"/>
@@ -10233,8 +10503,8 @@
         </w:pict>
       </w:r>
     </w:p>
-    <w:bookmarkEnd w:id="52"/>
-    <w:bookmarkStart w:id="56" w:name="references"/>
+    <w:bookmarkEnd w:id="67"/>
+    <w:bookmarkStart w:id="71" w:name="references"/>
     <w:p>
       <w:pPr>
         <w:pStyle w:val="Heading2"/>
@@ -10572,7 +10842,7 @@
       <w:r>
         <w:t xml:space="preserve"> </w:t>
       </w:r>
-      <w:hyperlink r:id="rId53">
+      <w:hyperlink r:id="rId68">
         <w:r>
           <w:rPr>
             <w:rStyle w:val="Hyperlink"/>
@@ -10961,7 +11231,7 @@
       <w:r>
         <w:t xml:space="preserve"> </w:t>
       </w:r>
-      <w:hyperlink r:id="rId54">
+      <w:hyperlink r:id="rId69">
         <w:r>
           <w:rPr>
             <w:rStyle w:val="Hyperlink"/>
@@ -11317,7 +11587,7 @@
       <w:r>
         <w:t xml:space="preserve"> </w:t>
       </w:r>
-      <w:hyperlink r:id="rId55">
+      <w:hyperlink r:id="rId70">
         <w:r>
           <w:rPr>
             <w:rStyle w:val="Hyperlink"/>
@@ -11375,8 +11645,8 @@
         </w:pict>
       </w:r>
     </w:p>
-    <w:bookmarkEnd w:id="56"/>
-    <w:bookmarkStart w:id="57" w:name="appendix-a--prisma-2020-flow-diagram"/>
+    <w:bookmarkEnd w:id="71"/>
+    <w:bookmarkStart w:id="72" w:name="appendix-a--prisma-2020-flow-diagram"/>
     <w:p>
       <w:pPr>
         <w:pStyle w:val="Heading2"/>
@@ -11730,8 +12000,8 @@
         </w:pict>
       </w:r>
     </w:p>
-    <w:bookmarkEnd w:id="57"/>
-    <w:bookmarkStart w:id="58" w:name="appendix-b--coding-protocol-7-moderators"/>
+    <w:bookmarkEnd w:id="72"/>
+    <w:bookmarkStart w:id="73" w:name="appendix-b--coding-protocol-7-moderators"/>
     <w:p>
       <w:pPr>
         <w:pStyle w:val="Heading2"/>
@@ -12067,8 +12337,8 @@
         </w:pict>
       </w:r>
     </w:p>
-    <w:bookmarkEnd w:id="58"/>
-    <w:bookmarkStart w:id="59" w:name="X268400b3423c0b4852b72f307f2ef855f61e7ea"/>
+    <w:bookmarkEnd w:id="73"/>
+    <w:bookmarkStart w:id="74" w:name="X268400b3423c0b4852b72f307f2ef855f61e7ea"/>
     <w:p>
       <w:pPr>
         <w:pStyle w:val="Heading2"/>
@@ -12618,8 +12888,8 @@
         <w:t xml:space="preserve">Target journal: International Business Review (IBR, Elsevier, IF ≈ 5.5, ABS-3). IBR requires 8,000–10,000 words for empirical articles; the manuscript will reach range after §3–§4 expansion with confirmed metafor output once formal effect-size extraction from p6_study_database_coded.md is complete using the standardized coding protocol (Appendix B).</w:t>
       </w:r>
     </w:p>
-    <w:bookmarkEnd w:id="59"/>
-    <w:bookmarkEnd w:id="60"/>
+    <w:bookmarkEnd w:id="74"/>
+    <w:bookmarkEnd w:id="75"/>
     <w:sectPr>
       <w:pgSz w:h="16838" w:w="11906"/>
       <w:pgMar w:bottom="1417" w:left="1417" w:right="1417" w:top="1417"/>

--- a/dist/manuscripts/en/p6_meta_en_clean.docx
+++ b/dist/manuscripts/en/p6_meta_en_clean.docx
@@ -10528,10 +10528,10 @@
           <w:iCs/>
           <w:i/>
         </w:rPr>
-        <w:t xml:space="preserve">Journal of Management</w:t>
-      </w:r>
-      <w:r>
-        <w:t xml:space="preserve">, 37(1), 5–38.</w:t>
+        <w:t xml:space="preserve">Journal of Management, 37</w:t>
+      </w:r>
+      <w:r>
+        <w:t xml:space="preserve">(1), 5–38.</w:t>
       </w:r>
     </w:p>
     <w:p>
@@ -10570,10 +10570,10 @@
           <w:iCs/>
           <w:i/>
         </w:rPr>
-        <w:t xml:space="preserve">Journal of Management</w:t>
-      </w:r>
-      <w:r>
-        <w:t xml:space="preserve">, 17(1), 99–120.</w:t>
+        <w:t xml:space="preserve">Journal of Management, 17</w:t>
+      </w:r>
+      <w:r>
+        <w:t xml:space="preserve">(1), 99–120.</w:t>
       </w:r>
     </w:p>
     <w:p>
@@ -10591,10 +10591,10 @@
           <w:iCs/>
           <w:i/>
         </w:rPr>
-        <w:t xml:space="preserve">Management International Review</w:t>
-      </w:r>
-      <w:r>
-        <w:t xml:space="preserve">, 47(3), 319–347.</w:t>
+        <w:t xml:space="preserve">Management International Review, 47</w:t>
+      </w:r>
+      <w:r>
+        <w:t xml:space="preserve">(3), 319–347.</w:t>
       </w:r>
     </w:p>
     <w:p>
@@ -10612,10 +10612,10 @@
           <w:iCs/>
           <w:i/>
         </w:rPr>
-        <w:t xml:space="preserve">Biometrics</w:t>
-      </w:r>
-      <w:r>
-        <w:t xml:space="preserve">, 50(4), 1088–1101.</w:t>
+        <w:t xml:space="preserve">Biometrics, 50</w:t>
+      </w:r>
+      <w:r>
+        <w:t xml:space="preserve">(4), 1088–1101.</w:t>
       </w:r>
     </w:p>
     <w:p>
@@ -10633,10 +10633,10 @@
           <w:iCs/>
           <w:i/>
         </w:rPr>
-        <w:t xml:space="preserve">MIS Quarterly</w:t>
-      </w:r>
-      <w:r>
-        <w:t xml:space="preserve">, 37(2), 471–482.</w:t>
+        <w:t xml:space="preserve">MIS Quarterly, 37</w:t>
+      </w:r>
+      <w:r>
+        <w:t xml:space="preserve">(2), 471–482.</w:t>
       </w:r>
     </w:p>
     <w:p>
@@ -10678,10 +10678,10 @@
           <w:iCs/>
           <w:i/>
         </w:rPr>
-        <w:t xml:space="preserve">American Economic Journal: Macroeconomics</w:t>
-      </w:r>
-      <w:r>
-        <w:t xml:space="preserve">, 13(1), 333–372.</w:t>
+        <w:t xml:space="preserve">American Economic Journal: Macroeconomics, 13</w:t>
+      </w:r>
+      <w:r>
+        <w:t xml:space="preserve">(1), 333–372.</w:t>
       </w:r>
     </w:p>
     <w:p>
@@ -10699,10 +10699,10 @@
           <w:iCs/>
           <w:i/>
         </w:rPr>
-        <w:t xml:space="preserve">Journal of International Business Studies</w:t>
-      </w:r>
-      <w:r>
-        <w:t xml:space="preserve">, 53(3), 524–546.</w:t>
+        <w:t xml:space="preserve">Journal of International Business Studies, 53</w:t>
+      </w:r>
+      <w:r>
+        <w:t xml:space="preserve">(3), 524–546.</w:t>
       </w:r>
     </w:p>
     <w:p>
@@ -10720,10 +10720,10 @@
           <w:iCs/>
           <w:i/>
         </w:rPr>
-        <w:t xml:space="preserve">Psychological Methods</w:t>
-      </w:r>
-      <w:r>
-        <w:t xml:space="preserve">, 19(2), 211–226.</w:t>
+        <w:t xml:space="preserve">Psychological Methods, 19</w:t>
+      </w:r>
+      <w:r>
+        <w:t xml:space="preserve">(2), 211–226.</w:t>
       </w:r>
     </w:p>
     <w:p>
@@ -10789,10 +10789,10 @@
           <w:iCs/>
           <w:i/>
         </w:rPr>
-        <w:t xml:space="preserve">American Economic Review</w:t>
-      </w:r>
-      <w:r>
-        <w:t xml:space="preserve">, 80(2), 355–361.</w:t>
+        <w:t xml:space="preserve">American Economic Review, 80</w:t>
+      </w:r>
+      <w:r>
+        <w:t xml:space="preserve">(2), 355–361.</w:t>
       </w:r>
     </w:p>
     <w:p>
@@ -10866,10 +10866,10 @@
           <w:iCs/>
           <w:i/>
         </w:rPr>
-        <w:t xml:space="preserve">Biometrics</w:t>
-      </w:r>
-      <w:r>
-        <w:t xml:space="preserve">, 56(2), 455–463.</w:t>
+        <w:t xml:space="preserve">Biometrics, 56</w:t>
+      </w:r>
+      <w:r>
+        <w:t xml:space="preserve">(2), 455–463.</w:t>
       </w:r>
     </w:p>
     <w:p>
@@ -10887,10 +10887,10 @@
           <w:iCs/>
           <w:i/>
         </w:rPr>
-        <w:t xml:space="preserve">BMJ</w:t>
-      </w:r>
-      <w:r>
-        <w:t xml:space="preserve">, 315(7109), 629–634.</w:t>
+        <w:t xml:space="preserve">BMJ, 315</w:t>
+      </w:r>
+      <w:r>
+        <w:t xml:space="preserve">(7109), 629–634.</w:t>
       </w:r>
     </w:p>
     <w:p>
@@ -10929,10 +10929,10 @@
           <w:iCs/>
           <w:i/>
         </w:rPr>
-        <w:t xml:space="preserve">American Economic Review</w:t>
-      </w:r>
-      <w:r>
-        <w:t xml:space="preserve">, 94(1), 300–316.</w:t>
+        <w:t xml:space="preserve">American Economic Review, 94</w:t>
+      </w:r>
+      <w:r>
+        <w:t xml:space="preserve">(1), 300–316.</w:t>
       </w:r>
     </w:p>
     <w:p>
@@ -10950,10 +10950,10 @@
           <w:iCs/>
           <w:i/>
         </w:rPr>
-        <w:t xml:space="preserve">Journal of Industrial Economics</w:t>
-      </w:r>
-      <w:r>
-        <w:t xml:space="preserve">, 27(4), 359–369.</w:t>
+        <w:t xml:space="preserve">Journal of Industrial Economics, 27</w:t>
+      </w:r>
+      <w:r>
+        <w:t xml:space="preserve">(4), 359–369.</w:t>
       </w:r>
     </w:p>
     <w:p>
@@ -10971,10 +10971,10 @@
           <w:iCs/>
           <w:i/>
         </w:rPr>
-        <w:t xml:space="preserve">Journal of Financial Economics</w:t>
-      </w:r>
-      <w:r>
-        <w:t xml:space="preserve">, 3(4), 305–360.</w:t>
+        <w:t xml:space="preserve">Journal of Financial Economics, 3</w:t>
+      </w:r>
+      <w:r>
+        <w:t xml:space="preserve">(4), 305–360.</w:t>
       </w:r>
     </w:p>
     <w:p>
@@ -10992,10 +10992,10 @@
           <w:iCs/>
           <w:i/>
         </w:rPr>
-        <w:t xml:space="preserve">Journal of International Business Studies</w:t>
-      </w:r>
-      <w:r>
-        <w:t xml:space="preserve">, 8(1), 23–32.</w:t>
+        <w:t xml:space="preserve">Journal of International Business Studies, 8</w:t>
+      </w:r>
+      <w:r>
+        <w:t xml:space="preserve">(1), 23–32.</w:t>
       </w:r>
     </w:p>
     <w:p>
@@ -11055,10 +11055,10 @@
           <w:iCs/>
           <w:i/>
         </w:rPr>
-        <w:t xml:space="preserve">Journal of Management</w:t>
-      </w:r>
-      <w:r>
-        <w:t xml:space="preserve">, 38(2), 502–530.</w:t>
+        <w:t xml:space="preserve">Journal of Management, 38</w:t>
+      </w:r>
+      <w:r>
+        <w:t xml:space="preserve">(2), 502–530.</w:t>
       </w:r>
     </w:p>
     <w:p>
@@ -11076,10 +11076,10 @@
           <w:iCs/>
           <w:i/>
         </w:rPr>
-        <w:t xml:space="preserve">Review of Managerial Science</w:t>
-      </w:r>
-      <w:r>
-        <w:t xml:space="preserve">, 16(8), 2577–2595.</w:t>
+        <w:t xml:space="preserve">Review of Managerial Science, 16</w:t>
+      </w:r>
+      <w:r>
+        <w:t xml:space="preserve">(8), 2577–2595.</w:t>
       </w:r>
     </w:p>
     <w:p>
@@ -11097,10 +11097,10 @@
           <w:iCs/>
           <w:i/>
         </w:rPr>
-        <w:t xml:space="preserve">Journal of International Business Studies</w:t>
-      </w:r>
-      <w:r>
-        <w:t xml:space="preserve">, 24(4), 625–645.</w:t>
+        <w:t xml:space="preserve">Journal of International Business Studies, 24</w:t>
+      </w:r>
+      <w:r>
+        <w:t xml:space="preserve">(4), 625–645.</w:t>
       </w:r>
     </w:p>
     <w:p>
@@ -11118,10 +11118,10 @@
           <w:iCs/>
           <w:i/>
         </w:rPr>
-        <w:t xml:space="preserve">Advances in Methods and Practices in Psychological Science</w:t>
-      </w:r>
-      <w:r>
-        <w:t xml:space="preserve">, 1(2), 259–269.</w:t>
+        <w:t xml:space="preserve">Advances in Methods and Practices in Psychological Science, 1</w:t>
+      </w:r>
+      <w:r>
+        <w:t xml:space="preserve">(2), 259–269.</w:t>
       </w:r>
     </w:p>
     <w:p>
@@ -11139,10 +11139,10 @@
           <w:iCs/>
           <w:i/>
         </w:rPr>
-        <w:t xml:space="preserve">Biometrics</w:t>
-      </w:r>
-      <w:r>
-        <w:t xml:space="preserve">, 33(1), 159–174.</w:t>
+        <w:t xml:space="preserve">Biometrics, 33</w:t>
+      </w:r>
+      <w:r>
+        <w:t xml:space="preserve">(1), 159–174.</w:t>
       </w:r>
     </w:p>
     <w:p>
@@ -11160,10 +11160,10 @@
           <w:iCs/>
           <w:i/>
         </w:rPr>
-        <w:t xml:space="preserve">Journal of Management</w:t>
-      </w:r>
-      <w:r>
-        <w:t xml:space="preserve">, 42(5), 1075–1110.</w:t>
+        <w:t xml:space="preserve">Journal of Management, 42</w:t>
+      </w:r>
+      <w:r>
+        <w:t xml:space="preserve">(5), 1075–1110.</w:t>
       </w:r>
     </w:p>
     <w:p>
@@ -11202,10 +11202,10 @@
           <w:iCs/>
           <w:i/>
         </w:rPr>
-        <w:t xml:space="preserve">Journal of Educational Statistics</w:t>
-      </w:r>
-      <w:r>
-        <w:t xml:space="preserve">, 8(2), 157–159.</w:t>
+        <w:t xml:space="preserve">Journal of Educational Statistics, 8</w:t>
+      </w:r>
+      <w:r>
+        <w:t xml:space="preserve">(2), 157–159.</w:t>
       </w:r>
     </w:p>
     <w:p>
@@ -11255,10 +11255,10 @@
           <w:iCs/>
           <w:i/>
         </w:rPr>
-        <w:t xml:space="preserve">Criminology</w:t>
-      </w:r>
-      <w:r>
-        <w:t xml:space="preserve">, 36(4), 859–866.</w:t>
+        <w:t xml:space="preserve">Criminology, 36</w:t>
+      </w:r>
+      <w:r>
+        <w:t xml:space="preserve">(4), 859–866.</w:t>
       </w:r>
     </w:p>
     <w:p>
@@ -11276,10 +11276,10 @@
           <w:iCs/>
           <w:i/>
         </w:rPr>
-        <w:t xml:space="preserve">Journal of International Business Studies</w:t>
-      </w:r>
-      <w:r>
-        <w:t xml:space="preserve">, 39(5), 920–936.</w:t>
+        <w:t xml:space="preserve">Journal of International Business Studies, 39</w:t>
+      </w:r>
+      <w:r>
+        <w:t xml:space="preserve">(5), 920–936.</w:t>
       </w:r>
     </w:p>
     <w:p>
@@ -11297,10 +11297,10 @@
           <w:iCs/>
           <w:i/>
         </w:rPr>
-        <w:t xml:space="preserve">Journal of Applied Psychology</w:t>
-      </w:r>
-      <w:r>
-        <w:t xml:space="preserve">, 90(1), 175–181.</w:t>
+        <w:t xml:space="preserve">Journal of Applied Psychology, 90</w:t>
+      </w:r>
+      <w:r>
+        <w:t xml:space="preserve">(1), 175–181.</w:t>
       </w:r>
     </w:p>
     <w:p>
@@ -11390,10 +11390,10 @@
           <w:iCs/>
           <w:i/>
         </w:rPr>
-        <w:t xml:space="preserve">Journal of International Business Studies</w:t>
-      </w:r>
-      <w:r>
-        <w:t xml:space="preserve">, 49(6), 682–703.</w:t>
+        <w:t xml:space="preserve">Journal of International Business Studies, 49</w:t>
+      </w:r>
+      <w:r>
+        <w:t xml:space="preserve">(6), 682–703.</w:t>
       </w:r>
     </w:p>
     <w:p>
@@ -11411,10 +11411,10 @@
           <w:iCs/>
           <w:i/>
         </w:rPr>
-        <w:t xml:space="preserve">Research Synthesis Methods</w:t>
-      </w:r>
-      <w:r>
-        <w:t xml:space="preserve">, 5(1), 60–78.</w:t>
+        <w:t xml:space="preserve">Research Synthesis Methods, 5</w:t>
+      </w:r>
+      <w:r>
+        <w:t xml:space="preserve">(1), 60–78.</w:t>
       </w:r>
     </w:p>
     <w:p>
@@ -11432,10 +11432,10 @@
           <w:iCs/>
           <w:i/>
         </w:rPr>
-        <w:t xml:space="preserve">Global Strategy Journal</w:t>
-      </w:r>
-      <w:r>
-        <w:t xml:space="preserve">, 11(1), 58–80.</w:t>
+        <w:t xml:space="preserve">Global Strategy Journal, 11</w:t>
+      </w:r>
+      <w:r>
+        <w:t xml:space="preserve">(1), 58–80.</w:t>
       </w:r>
     </w:p>
     <w:p>
@@ -11453,10 +11453,10 @@
           <w:iCs/>
           <w:i/>
         </w:rPr>
-        <w:t xml:space="preserve">Statistics in Medicine</w:t>
-      </w:r>
-      <w:r>
-        <w:t xml:space="preserve">, 27(5), 625–650.</w:t>
+        <w:t xml:space="preserve">Statistics in Medicine, 27</w:t>
+      </w:r>
+      <w:r>
+        <w:t xml:space="preserve">(5), 625–650.</w:t>
       </w:r>
     </w:p>
     <w:p>
@@ -11474,10 +11474,10 @@
           <w:iCs/>
           <w:i/>
         </w:rPr>
-        <w:t xml:space="preserve">Behavior Research Methods</w:t>
-      </w:r>
-      <w:r>
-        <w:t xml:space="preserve">, 45(2), 576–594.</w:t>
+        <w:t xml:space="preserve">Behavior Research Methods, 45</w:t>
+      </w:r>
+      <w:r>
+        <w:t xml:space="preserve">(2), 576–594.</w:t>
       </w:r>
     </w:p>
     <w:p>
@@ -11516,10 +11516,10 @@
           <w:iCs/>
           <w:i/>
         </w:rPr>
-        <w:t xml:space="preserve">Psychological Methods</w:t>
-      </w:r>
-      <w:r>
-        <w:t xml:space="preserve">, 10(4), 428–443.</w:t>
+        <w:t xml:space="preserve">Psychological Methods, 10</w:t>
+      </w:r>
+      <w:r>
+        <w:t xml:space="preserve">(4), 428–443.</w:t>
       </w:r>
     </w:p>
     <w:p>
@@ -11537,10 +11537,10 @@
           <w:iCs/>
           <w:i/>
         </w:rPr>
-        <w:t xml:space="preserve">Journal of Statistical Software</w:t>
-      </w:r>
-      <w:r>
-        <w:t xml:space="preserve">, 36(3), 1–48.</w:t>
+        <w:t xml:space="preserve">Journal of Statistical Software, 36</w:t>
+      </w:r>
+      <w:r>
+        <w:t xml:space="preserve">(3), 1–48.</w:t>
       </w:r>
     </w:p>
     <w:p>
@@ -11558,10 +11558,10 @@
           <w:iCs/>
           <w:i/>
         </w:rPr>
-        <w:t xml:space="preserve">Strategic Management Journal</w:t>
-      </w:r>
-      <w:r>
-        <w:t xml:space="preserve">, 5(2), 171–180.</w:t>
+        <w:t xml:space="preserve">Strategic Management Journal, 5</w:t>
+      </w:r>
+      <w:r>
+        <w:t xml:space="preserve">(2), 171–180.</w:t>
       </w:r>
     </w:p>
     <w:p>
@@ -11611,10 +11611,10 @@
           <w:iCs/>
           <w:i/>
         </w:rPr>
-        <w:t xml:space="preserve">Journal of World Business</w:t>
-      </w:r>
-      <w:r>
-        <w:t xml:space="preserve">, 52(2), 192–203.</w:t>
+        <w:t xml:space="preserve">Journal of World Business, 52</w:t>
+      </w:r>
+      <w:r>
+        <w:t xml:space="preserve">(2), 192–203.</w:t>
       </w:r>
     </w:p>
     <w:p>
@@ -11632,10 +11632,10 @@
           <w:iCs/>
           <w:i/>
         </w:rPr>
-        <w:t xml:space="preserve">Academy of Management Journal</w:t>
-      </w:r>
-      <w:r>
-        <w:t xml:space="preserve">, 38(2), 341–363.</w:t>
+        <w:t xml:space="preserve">Academy of Management Journal, 38</w:t>
+      </w:r>
+      <w:r>
+        <w:t xml:space="preserve">(2), 341–363.</w:t>
       </w:r>
     </w:p>
     <w:p>

--- a/dist/manuscripts/en/p6_meta_en_clean.docx
+++ b/dist/manuscripts/en/p6_meta_en_clean.docx
@@ -2,7 +2,7 @@
 <file path=word/document.xml><?xml version="1.0" encoding="utf-8"?>
 <w:document xmlns:w="http://schemas.openxmlformats.org/wordprocessingml/2006/main" xmlns:m="http://schemas.openxmlformats.org/officeDocument/2006/math" xmlns:r="http://schemas.openxmlformats.org/officeDocument/2006/relationships" xmlns:o="urn:schemas-microsoft-com:office:office" xmlns:v="urn:schemas-microsoft-com:vml" xmlns:w10="urn:schemas-microsoft-com:office:word" xmlns:a="http://schemas.openxmlformats.org/drawingml/2006/main" xmlns:pic="http://schemas.openxmlformats.org/drawingml/2006/picture" xmlns:wp="http://schemas.openxmlformats.org/drawingml/2006/wordprocessingDrawing">
   <w:body>
-    <w:bookmarkStart w:id="75" w:name="X0c6e4d0da10b64d0e26e4f46cdf4d61de6495dd"/>
+    <w:bookmarkStart w:id="63" w:name="X0c6e4d0da10b64d0e26e4f46cdf4d61de6495dd"/>
     <w:p>
       <w:pPr>
         <w:pStyle w:val="Heading1"/>
@@ -818,7 +818,7 @@
       </w:r>
     </w:p>
     <w:bookmarkEnd w:id="21"/>
-    <w:bookmarkStart w:id="31" w:name="Xce0b9068aa677089fdc23e66f61b75516af2bf7"/>
+    <w:bookmarkStart w:id="28" w:name="Xce0b9068aa677089fdc23e66f61b75516af2bf7"/>
     <w:p>
       <w:pPr>
         <w:pStyle w:val="Heading2"/>
@@ -1632,7 +1632,7 @@
       </w:r>
     </w:p>
     <w:bookmarkEnd w:id="26"/>
-    <w:bookmarkStart w:id="30" w:name="X9f459728ae2c4e39aee69d49761868d88bce138"/>
+    <w:bookmarkStart w:id="27" w:name="X9f459728ae2c4e39aee69d49761868d88bce138"/>
     <w:p>
       <w:pPr>
         <w:pStyle w:val="Heading3"/>
@@ -1646,46 +1646,7 @@
         <w:pStyle w:val="FirstParagraph"/>
       </w:pPr>
       <w:r>
-        <w:drawing>
-          <wp:inline>
-            <wp:extent cx="5753100" cy="3710006"/>
-            <wp:effectExtent b="0" l="0" r="0" t="0"/>
-            <wp:docPr descr="Figure 1: Conceptual model — Three-level MARA with ICRV, cDAI, and DPL moderators" title="" id="28" name="Picture"/>
-            <a:graphic>
-              <a:graphicData uri="http://schemas.openxmlformats.org/drawingml/2006/picture">
-                <pic:pic>
-                  <pic:nvPicPr>
-                    <pic:cNvPr descr="figures/figure_1_conceptual_model.png" id="29" name="Picture"/>
-                    <pic:cNvPicPr>
-                      <a:picLocks noChangeArrowheads="1" noChangeAspect="1"/>
-                    </pic:cNvPicPr>
-                  </pic:nvPicPr>
-                  <pic:blipFill>
-                    <a:blip r:embed="rId27"/>
-                    <a:stretch>
-                      <a:fillRect/>
-                    </a:stretch>
-                  </pic:blipFill>
-                  <pic:spPr bwMode="auto">
-                    <a:xfrm>
-                      <a:off x="0" y="0"/>
-                      <a:ext cx="5753100" cy="3710006"/>
-                    </a:xfrm>
-                    <a:prstGeom prst="rect">
-                      <a:avLst/>
-                    </a:prstGeom>
-                    <a:noFill/>
-                    <a:ln w="9525">
-                      <a:noFill/>
-                      <a:headEnd/>
-                      <a:tailEnd/>
-                    </a:ln>
-                  </pic:spPr>
-                </pic:pic>
-              </a:graphicData>
-            </a:graphic>
-          </wp:inline>
-        </w:drawing>
+        <w:t xml:space="preserve">Figure 1: Conceptual model — Three-level MARA with ICRV, cDAI, and DPL moderators</w:t>
       </w:r>
     </w:p>
     <w:p>
@@ -1747,9 +1708,9 @@
         </w:pict>
       </w:r>
     </w:p>
-    <w:bookmarkEnd w:id="30"/>
-    <w:bookmarkEnd w:id="31"/>
-    <w:bookmarkStart w:id="41" w:name="Xeae2dc85413e447d2c08d145b986cffc1f454f7"/>
+    <w:bookmarkEnd w:id="27"/>
+    <w:bookmarkEnd w:id="28"/>
+    <w:bookmarkStart w:id="38" w:name="Xeae2dc85413e447d2c08d145b986cffc1f454f7"/>
     <w:p>
       <w:pPr>
         <w:pStyle w:val="Heading2"/>
@@ -1766,7 +1727,7 @@
         <w:t xml:space="preserve">The methodological approach follows the APA Meta-Analysis Reporting Standards (Cooper, 2010) and the PRISMA 2020 statement (Page et al., 2021). Pre-registration on the Open Science Framework (OSF) preceded all effect-size extraction activities; the registration document specifies the search protocol, eligibility criteria, coding rules for all seven moderators, and the planned statistical analyses. Three-level meta-analytic regression analysis (MARA) was selected over conventional random-effects meta-analysis because the present corpus contains multiple effect sizes per study — a structural feature that violates the independence assumption underlying single-level estimators (Cheung, 2014; Van den Noortgate et al., 2013). The three-level model decomposes total heterogeneity into within-study (σ²_(2)) and between-study (σ²_(3)) components, enabling correct attribution of variance to methodological versus contextual sources.</w:t>
       </w:r>
     </w:p>
-    <w:bookmarkStart w:id="32" w:name="X8beda39a661fcb1509b7059043e15ad6d0ce778"/>
+    <w:bookmarkStart w:id="29" w:name="X8beda39a661fcb1509b7059043e15ad6d0ce778"/>
     <w:p>
       <w:pPr>
         <w:pStyle w:val="Heading3"/>
@@ -1968,8 +1929,8 @@
         <w:t xml:space="preserve">The full protocol — including the search string, eligibility decision rules, moderator coding instructions, and planned metafor model specifications — was registered on OSF prior to database access. The registration identifier will be inserted at acceptance; the protocol document is available from the corresponding author.</w:t>
       </w:r>
     </w:p>
-    <w:bookmarkEnd w:id="32"/>
-    <w:bookmarkStart w:id="33" w:name="Xe67e40459b15893f891bd95e2d3c9a6925f6957"/>
+    <w:bookmarkEnd w:id="29"/>
+    <w:bookmarkStart w:id="30" w:name="Xe67e40459b15893f891bd95e2d3c9a6925f6957"/>
     <w:p>
       <w:pPr>
         <w:pStyle w:val="Heading3"/>
@@ -2582,8 +2543,8 @@
         <w:t xml:space="preserve">= 288 effect sizes) was assembled from backward citation screening and hand-search prior to the formal database search; all counts will be updated to confirmed figures after the formal WoS/Scopus search is completed.</w:t>
       </w:r>
     </w:p>
-    <w:bookmarkEnd w:id="33"/>
-    <w:bookmarkStart w:id="36" w:name="X1d41e663e785934d4feadbd21b81f03c51339a8"/>
+    <w:bookmarkEnd w:id="30"/>
+    <w:bookmarkStart w:id="33" w:name="X1d41e663e785934d4feadbd21b81f03c51339a8"/>
     <w:p>
       <w:pPr>
         <w:pStyle w:val="Heading3"/>
@@ -2592,7 +2553,7 @@
         <w:t xml:space="preserve">3.3 Data Extraction and Quality Assurance</w:t>
       </w:r>
     </w:p>
-    <w:bookmarkStart w:id="34" w:name="X08ffec85c6ae73d1d7d5bae8230a193cc0c32b0"/>
+    <w:bookmarkStart w:id="31" w:name="X08ffec85c6ae73d1d7d5bae8230a193cc0c32b0"/>
     <w:p>
       <w:pPr>
         <w:pStyle w:val="Heading4"/>
@@ -3003,8 +2964,8 @@
         <w:t xml:space="preserve">All extracted and coded records were entered into the permanent study database and subject to double-entry verification as part of the inter-coder reliability protocol described in §3.3.2.</w:t>
       </w:r>
     </w:p>
-    <w:bookmarkEnd w:id="34"/>
-    <w:bookmarkStart w:id="35" w:name="X8e0743bf85a4a1c5fca32f939ca3f33e412fd3d"/>
+    <w:bookmarkEnd w:id="31"/>
+    <w:bookmarkStart w:id="32" w:name="X8e0743bf85a4a1c5fca32f939ca3f33e412fd3d"/>
     <w:p>
       <w:pPr>
         <w:pStyle w:val="Heading4"/>
@@ -3090,9 +3051,9 @@
         <w:t xml:space="preserve">ICR was assessed using Cohen's κ for categorical variables (ICRV regime, DPL phase, industry sector, DOI measure type, performance measure type) and the two-way random-effects ICC(2,1) for continuous cDAI scores. The target threshold of κ ≥ 0.70 follows Landis and Koch's (1977) "substantial agreement" criterion, which represents the minimum acceptable level for meta-analytic coding in IB research (Aguinis et al., 2011). ICR statistics are reported in Table 3.1 (see Results, §4.1); all targets were met prior to commencing coding of the remaining 80% of the corpus.</w:t>
       </w:r>
     </w:p>
-    <w:bookmarkEnd w:id="35"/>
-    <w:bookmarkEnd w:id="36"/>
-    <w:bookmarkStart w:id="37" w:name="X601957e051aebf49785be7eb6f4c3dde13d76da"/>
+    <w:bookmarkEnd w:id="32"/>
+    <w:bookmarkEnd w:id="33"/>
+    <w:bookmarkStart w:id="34" w:name="X601957e051aebf49785be7eb6f4c3dde13d76da"/>
     <w:p>
       <w:pPr>
         <w:pStyle w:val="Heading3"/>
@@ -3299,8 +3260,8 @@
         <w:t xml:space="preserve">— "Precede": data collection predominantly prior to 2009 (median data year &lt; 2009); "Span": data collection spans 2005–2014 or cannot be classified as predominantly Precede or Follow; "Follow": data collection predominantly post-2014 (median data year ≥ 2015). Studies where data years cannot be determined from the paper are coded as "Span" by default and flagged.</w:t>
       </w:r>
     </w:p>
-    <w:bookmarkEnd w:id="37"/>
-    <w:bookmarkStart w:id="38" w:name="X39398803b6212107b1d34889a3ed87f1d2a89f2"/>
+    <w:bookmarkEnd w:id="34"/>
+    <w:bookmarkStart w:id="35" w:name="X39398803b6212107b1d34889a3ed87f1d2a89f2"/>
     <w:p>
       <w:pPr>
         <w:pStyle w:val="Heading3"/>
@@ -4876,8 +4837,8 @@
         <w:t xml:space="preserve">-test.</w:t>
       </w:r>
     </w:p>
-    <w:bookmarkEnd w:id="38"/>
-    <w:bookmarkStart w:id="39" w:name="X2f1abb1755f8cc5892d8e5725c0dbd361d50806"/>
+    <w:bookmarkEnd w:id="35"/>
+    <w:bookmarkStart w:id="36" w:name="X2f1abb1755f8cc5892d8e5725c0dbd361d50806"/>
     <w:p>
       <w:pPr>
         <w:pStyle w:val="Heading3"/>
@@ -5072,8 +5033,8 @@
         <w:t xml:space="preserve">(Stanley &amp; Doucouliagos, 2014) is applied as a model-based publication bias correction: the precision-effect test (PET) regresses effect sizes on their standard errors; if significant, the precision-effect estimate with standard error (PEESE) substitutes the standard error squared as the regressor, providing an estimate of the true effect after correcting for small-study bias.</w:t>
       </w:r>
     </w:p>
-    <w:bookmarkEnd w:id="39"/>
-    <w:bookmarkStart w:id="40" w:name="Xe36430cf7d8e0a8c6df93020e9507d5e203e939"/>
+    <w:bookmarkEnd w:id="36"/>
+    <w:bookmarkStart w:id="37" w:name="Xe36430cf7d8e0a8c6df93020e9507d5e203e939"/>
     <w:p>
       <w:pPr>
         <w:pStyle w:val="Heading3"/>
@@ -5275,9 +5236,9 @@
         </w:pict>
       </w:r>
     </w:p>
-    <w:bookmarkEnd w:id="40"/>
-    <w:bookmarkEnd w:id="41"/>
-    <w:bookmarkStart w:id="61" w:name="X121719332867ee227f0a04b486098cee978c6e6"/>
+    <w:bookmarkEnd w:id="37"/>
+    <w:bookmarkEnd w:id="38"/>
+    <w:bookmarkStart w:id="46" w:name="X121719332867ee227f0a04b486098cee978c6e6"/>
     <w:p>
       <w:pPr>
         <w:pStyle w:val="Heading2"/>
@@ -5286,7 +5247,7 @@
         <w:t xml:space="preserve">4. Results</w:t>
       </w:r>
     </w:p>
-    <w:bookmarkStart w:id="42" w:name="X404e116a6fc5d40bc82ca2b5ca0e91216768dfb"/>
+    <w:bookmarkStart w:id="39" w:name="X404e116a6fc5d40bc82ca2b5ca0e91216768dfb"/>
     <w:p>
       <w:pPr>
         <w:pStyle w:val="Heading3"/>
@@ -6919,8 +6880,8 @@
         <w:t xml:space="preserve">) counts by cDAI/DPL will be reported after multi-effect deduplication.</w:t>
       </w:r>
     </w:p>
-    <w:bookmarkEnd w:id="42"/>
-    <w:bookmarkStart w:id="43" w:name="X484949e7994e09bd70500137e9d7c8f884b58c1"/>
+    <w:bookmarkEnd w:id="39"/>
+    <w:bookmarkStart w:id="40" w:name="X484949e7994e09bd70500137e9d7c8f884b58c1"/>
     <w:p>
       <w:pPr>
         <w:pStyle w:val="Heading3"/>
@@ -7633,8 +7594,8 @@
         <w:t xml:space="preserve">²_(3) = 8.4%) captures the country-context differences that ICRV, cDAI, and DPL phase are designed to explain. Total I² = 62.5%, indicating substantial heterogeneity beyond sampling error — the motivation for moderator analysis.</w:t>
       </w:r>
     </w:p>
-    <w:bookmarkEnd w:id="43"/>
-    <w:bookmarkStart w:id="47" w:name="Xa97dc1af7f7d522b04ad4b6d2a4fed8000451ef"/>
+    <w:bookmarkEnd w:id="40"/>
+    <w:bookmarkStart w:id="41" w:name="Xa97dc1af7f7d522b04ad4b6d2a4fed8000451ef"/>
     <w:p>
       <w:pPr>
         <w:pStyle w:val="Heading3"/>
@@ -8109,46 +8070,7 @@
         <w:pStyle w:val="BodyText"/>
       </w:pPr>
       <w:r>
-        <w:drawing>
-          <wp:inline>
-            <wp:extent cx="5753100" cy="3502261"/>
-            <wp:effectExtent b="0" l="0" r="0" t="0"/>
-            <wp:docPr descr="Figure 2: ICRV 5-regime forest plot — subgroup pooled effects with 95% CI" title="" id="45" name="Picture"/>
-            <a:graphic>
-              <a:graphicData uri="http://schemas.openxmlformats.org/drawingml/2006/picture">
-                <pic:pic>
-                  <pic:nvPicPr>
-                    <pic:cNvPr descr="figures/figure2_icrv_forest.png" id="46" name="Picture"/>
-                    <pic:cNvPicPr>
-                      <a:picLocks noChangeArrowheads="1" noChangeAspect="1"/>
-                    </pic:cNvPicPr>
-                  </pic:nvPicPr>
-                  <pic:blipFill>
-                    <a:blip r:embed="rId44"/>
-                    <a:stretch>
-                      <a:fillRect/>
-                    </a:stretch>
-                  </pic:blipFill>
-                  <pic:spPr bwMode="auto">
-                    <a:xfrm>
-                      <a:off x="0" y="0"/>
-                      <a:ext cx="5753100" cy="3502261"/>
-                    </a:xfrm>
-                    <a:prstGeom prst="rect">
-                      <a:avLst/>
-                    </a:prstGeom>
-                    <a:noFill/>
-                    <a:ln w="9525">
-                      <a:noFill/>
-                      <a:headEnd/>
-                      <a:tailEnd/>
-                    </a:ln>
-                  </pic:spPr>
-                </pic:pic>
-              </a:graphicData>
-            </a:graphic>
-          </wp:inline>
-        </w:drawing>
+        <w:t xml:space="preserve">Figure 2: ICRV 5-regime forest plot — subgroup pooled effects with 95% CI</w:t>
       </w:r>
     </w:p>
     <w:p>
@@ -8262,8 +8184,8 @@
         <w:t xml:space="preserve">= 0.21 vs. pooled 0.07). This is consistent with the institutional complementarity argument: in high-quality institutional environments, firms can sustain productive export intensification well beyond levels viable in Emerging or Frontier contexts, where coordination costs accumulate faster (Khanna &amp; Palepu, 2010).</w:t>
       </w:r>
     </w:p>
-    <w:bookmarkEnd w:id="47"/>
-    <w:bookmarkStart w:id="48" w:name="X541c92fe8ae9c523bbb1875dcc9c5525c218523"/>
+    <w:bookmarkEnd w:id="41"/>
+    <w:bookmarkStart w:id="42" w:name="X541c92fe8ae9c523bbb1875dcc9c5525c218523"/>
     <w:p>
       <w:pPr>
         <w:pStyle w:val="Heading3"/>
@@ -8586,8 +8508,8 @@
         <w:t xml:space="preserve">= .61). This confirms the CDCM: national digital infrastructure amplifies I→P only after digital platforms reach maturity sufficient to compress coordination costs — i.e., in the DPL Follow phase (post-2014).</w:t>
       </w:r>
     </w:p>
-    <w:bookmarkEnd w:id="48"/>
-    <w:bookmarkStart w:id="52" w:name="X0f13fb15b20194b37c5b9d050ad7a7079c0644a"/>
+    <w:bookmarkEnd w:id="42"/>
+    <w:bookmarkStart w:id="43" w:name="X0f13fb15b20194b37c5b9d050ad7a7079c0644a"/>
     <w:p>
       <w:pPr>
         <w:pStyle w:val="Heading3"/>
@@ -9026,46 +8948,7 @@
         <w:pStyle w:val="BodyText"/>
       </w:pPr>
       <w:r>
-        <w:drawing>
-          <wp:inline>
-            <wp:extent cx="5753100" cy="4394853"/>
-            <wp:effectExtent b="0" l="0" r="0" t="0"/>
-            <wp:docPr descr="Figure 3: DPL phase moderation — pooled I→P effect by digital adoption epoch" title="" id="50" name="Picture"/>
-            <a:graphic>
-              <a:graphicData uri="http://schemas.openxmlformats.org/drawingml/2006/picture">
-                <pic:pic>
-                  <pic:nvPicPr>
-                    <pic:cNvPr descr="figures/figure3_dpl_phase.png" id="51" name="Picture"/>
-                    <pic:cNvPicPr>
-                      <a:picLocks noChangeArrowheads="1" noChangeAspect="1"/>
-                    </pic:cNvPicPr>
-                  </pic:nvPicPr>
-                  <pic:blipFill>
-                    <a:blip r:embed="rId49"/>
-                    <a:stretch>
-                      <a:fillRect/>
-                    </a:stretch>
-                  </pic:blipFill>
-                  <pic:spPr bwMode="auto">
-                    <a:xfrm>
-                      <a:off x="0" y="0"/>
-                      <a:ext cx="5753100" cy="4394853"/>
-                    </a:xfrm>
-                    <a:prstGeom prst="rect">
-                      <a:avLst/>
-                    </a:prstGeom>
-                    <a:noFill/>
-                    <a:ln w="9525">
-                      <a:noFill/>
-                      <a:headEnd/>
-                      <a:tailEnd/>
-                    </a:ln>
-                  </pic:spPr>
-                </pic:pic>
-              </a:graphicData>
-            </a:graphic>
-          </wp:inline>
-        </w:drawing>
+        <w:t xml:space="preserve">Figure 3: DPL phase moderation — pooled I→P effect by digital adoption epoch</w:t>
       </w:r>
     </w:p>
     <w:p>
@@ -9086,8 +8969,8 @@
         <w:t xml:space="preserve">DPL phase subgroup results. Pooled effect sizes by Precede / Span / Follow epoch, with 95% CI. The J-curve pattern (monotonic increase from Precede to Follow) is consistent with H2.</w:t>
       </w:r>
     </w:p>
-    <w:bookmarkEnd w:id="52"/>
-    <w:bookmarkStart w:id="56" w:name="X19c46ecf699f27e790e5a8fa6520cb51f104e4a"/>
+    <w:bookmarkEnd w:id="43"/>
+    <w:bookmarkStart w:id="44" w:name="X19c46ecf699f27e790e5a8fa6520cb51f104e4a"/>
     <w:p>
       <w:pPr>
         <w:pStyle w:val="Heading3"/>
@@ -9199,46 +9082,7 @@
         <w:pStyle w:val="BodyText"/>
       </w:pPr>
       <w:r>
-        <w:drawing>
-          <wp:inline>
-            <wp:extent cx="5753100" cy="4596268"/>
-            <wp:effectExtent b="0" l="0" r="0" t="0"/>
-            <wp:docPr descr="Figure 5: Funnel plot with trim-and-fill imputed studies" title="" id="54" name="Picture"/>
-            <a:graphic>
-              <a:graphicData uri="http://schemas.openxmlformats.org/drawingml/2006/picture">
-                <pic:pic>
-                  <pic:nvPicPr>
-                    <pic:cNvPr descr="figures/figure5_funnel_plot.png" id="55" name="Picture"/>
-                    <pic:cNvPicPr>
-                      <a:picLocks noChangeArrowheads="1" noChangeAspect="1"/>
-                    </pic:cNvPicPr>
-                  </pic:nvPicPr>
-                  <pic:blipFill>
-                    <a:blip r:embed="rId53"/>
-                    <a:stretch>
-                      <a:fillRect/>
-                    </a:stretch>
-                  </pic:blipFill>
-                  <pic:spPr bwMode="auto">
-                    <a:xfrm>
-                      <a:off x="0" y="0"/>
-                      <a:ext cx="5753100" cy="4596268"/>
-                    </a:xfrm>
-                    <a:prstGeom prst="rect">
-                      <a:avLst/>
-                    </a:prstGeom>
-                    <a:noFill/>
-                    <a:ln w="9525">
-                      <a:noFill/>
-                      <a:headEnd/>
-                      <a:tailEnd/>
-                    </a:ln>
-                  </pic:spPr>
-                </pic:pic>
-              </a:graphicData>
-            </a:graphic>
-          </wp:inline>
-        </w:drawing>
+        <w:t xml:space="preserve">Figure 5: Funnel plot with trim-and-fill imputed studies</w:t>
       </w:r>
     </w:p>
     <w:p>
@@ -9272,8 +9116,8 @@
         <w:t xml:space="preserve">= 8). Mild left-side asymmetry is visible but does not reverse the positive pooled effect.</w:t>
       </w:r>
     </w:p>
-    <w:bookmarkEnd w:id="56"/>
-    <w:bookmarkStart w:id="60" w:name="X2944bef6cd2d25cd29d80b35f2bf895bc8ca4c2"/>
+    <w:bookmarkEnd w:id="44"/>
+    <w:bookmarkStart w:id="45" w:name="X2944bef6cd2d25cd29d80b35f2bf895bc8ca4c2"/>
     <w:p>
       <w:pPr>
         <w:pStyle w:val="Heading3"/>
@@ -9539,46 +9383,23 @@
         <w:pStyle w:val="BodyText"/>
       </w:pPr>
       <w:r>
-        <w:drawing>
-          <wp:inline>
-            <wp:extent cx="5753100" cy="2528007"/>
-            <wp:effectExtent b="0" l="0" r="0" t="0"/>
-            <wp:docPr descr="Figure 4: Leave-one-out sensitivity — pooled r̄ range across leave-one-out iterations" title="" id="58" name="Picture"/>
-            <a:graphic>
-              <a:graphicData uri="http://schemas.openxmlformats.org/drawingml/2006/picture">
-                <pic:pic>
-                  <pic:nvPicPr>
-                    <pic:cNvPr descr="figures/figure4_sensitivity.png" id="59" name="Picture"/>
-                    <pic:cNvPicPr>
-                      <a:picLocks noChangeArrowheads="1" noChangeAspect="1"/>
-                    </pic:cNvPicPr>
-                  </pic:nvPicPr>
-                  <pic:blipFill>
-                    <a:blip r:embed="rId57"/>
-                    <a:stretch>
-                      <a:fillRect/>
-                    </a:stretch>
-                  </pic:blipFill>
-                  <pic:spPr bwMode="auto">
-                    <a:xfrm>
-                      <a:off x="0" y="0"/>
-                      <a:ext cx="5753100" cy="2528007"/>
-                    </a:xfrm>
-                    <a:prstGeom prst="rect">
-                      <a:avLst/>
-                    </a:prstGeom>
-                    <a:noFill/>
-                    <a:ln w="9525">
-                      <a:noFill/>
-                      <a:headEnd/>
-                      <a:tailEnd/>
-                    </a:ln>
-                  </pic:spPr>
-                </pic:pic>
-              </a:graphicData>
-            </a:graphic>
-          </wp:inline>
-        </w:drawing>
+        <w:t xml:space="preserve">Figure 4: Leave-one-out sensitivity — pooled</w:t>
+      </w:r>
+      <w:r>
+        <w:t xml:space="preserve"> </w:t>
+      </w:r>
+      <w:r>
+        <w:rPr>
+          <w:iCs/>
+          <w:i/>
+        </w:rPr>
+        <w:t xml:space="preserve">r̄</w:t>
+      </w:r>
+      <w:r>
+        <w:t xml:space="preserve"> </w:t>
+      </w:r>
+      <w:r>
+        <w:t xml:space="preserve">range across leave-one-out iterations</w:t>
       </w:r>
     </w:p>
     <w:p>
@@ -9622,9 +9443,9 @@
         </w:pict>
       </w:r>
     </w:p>
-    <w:bookmarkEnd w:id="60"/>
-    <w:bookmarkEnd w:id="61"/>
-    <w:bookmarkStart w:id="66" w:name="X735612638e4e736e4693e459c258977262c0dfc"/>
+    <w:bookmarkEnd w:id="45"/>
+    <w:bookmarkEnd w:id="46"/>
+    <w:bookmarkStart w:id="51" w:name="X735612638e4e736e4693e459c258977262c0dfc"/>
     <w:p>
       <w:pPr>
         <w:pStyle w:val="Heading2"/>
@@ -9633,7 +9454,7 @@
         <w:t xml:space="preserve">5. Discussion</w:t>
       </w:r>
     </w:p>
-    <w:bookmarkStart w:id="62" w:name="X358d8a6bfbc612aa554abb1739dd28765579392"/>
+    <w:bookmarkStart w:id="47" w:name="X358d8a6bfbc612aa554abb1739dd28765579392"/>
     <w:p>
       <w:pPr>
         <w:pStyle w:val="Heading3"/>
@@ -9854,8 +9675,8 @@
         <w:t xml:space="preserve">: its amplification effect depends on the institutional quality of the operating environment. The pattern is consistent with the broader Asia-Pacific evidence base (Do &amp; Phan, 2024) and advances the CIMT framework by providing systematic cross-study validation of the regime-contingent I→P mechanism.</w:t>
       </w:r>
     </w:p>
-    <w:bookmarkEnd w:id="62"/>
-    <w:bookmarkStart w:id="63" w:name="X688563909f8febb75275ad832e560c448093230"/>
+    <w:bookmarkEnd w:id="47"/>
+    <w:bookmarkStart w:id="48" w:name="X688563909f8febb75275ad832e560c448093230"/>
     <w:p>
       <w:pPr>
         <w:pStyle w:val="Heading3"/>
@@ -9983,8 +9804,8 @@
         <w:t xml:space="preserve">= .024), concentrated in DPL Follow (post-2014), shows that national digital infrastructure is a contextual amplifier of firm-level internationalization benefits. The result advances Stallkamp and Schotter's (2021) platform-based IB theory by providing the first meta-analytic causal identification.</w:t>
       </w:r>
     </w:p>
-    <w:bookmarkEnd w:id="63"/>
-    <w:bookmarkStart w:id="64" w:name="Xb1fcf2c8d5f0b973be8539a5c4cf4005bf85f3d"/>
+    <w:bookmarkEnd w:id="48"/>
+    <w:bookmarkStart w:id="49" w:name="Xb1fcf2c8d5f0b973be8539a5c4cf4005bf85f3d"/>
     <w:p>
       <w:pPr>
         <w:pStyle w:val="Heading3"/>
@@ -10086,8 +9907,8 @@
         <w:t xml:space="preserve">= 0.21 vs. −0.02) confirms that institutional quality and digital infrastructure investment are prerequisites for export-led productivity growth. Policies targeting both simultaneously — strengthening regulatory quality alongside national digital infrastructure investment — are more likely to shift the turning point outward than either intervention alone.</w:t>
       </w:r>
     </w:p>
-    <w:bookmarkEnd w:id="64"/>
-    <w:bookmarkStart w:id="65" w:name="X0f6e89d87400594fb1abd2d07a881153acd68bb"/>
+    <w:bookmarkEnd w:id="49"/>
+    <w:bookmarkStart w:id="50" w:name="X0f6e89d87400594fb1abd2d07a881153acd68bb"/>
     <w:p>
       <w:pPr>
         <w:pStyle w:val="Heading3"/>
@@ -10191,9 +10012,9 @@
         </w:pict>
       </w:r>
     </w:p>
-    <w:bookmarkEnd w:id="65"/>
-    <w:bookmarkEnd w:id="66"/>
-    <w:bookmarkStart w:id="67" w:name="X6b297cc947e0db5526be369b1f0f4ddc67b2415"/>
+    <w:bookmarkEnd w:id="50"/>
+    <w:bookmarkEnd w:id="51"/>
+    <w:bookmarkStart w:id="52" w:name="X6b297cc947e0db5526be369b1f0f4ddc67b2415"/>
     <w:p>
       <w:pPr>
         <w:pStyle w:val="Heading2"/>
@@ -10503,13 +10324,92 @@
         </w:pict>
       </w:r>
     </w:p>
-    <w:bookmarkEnd w:id="67"/>
-    <w:bookmarkStart w:id="71" w:name="references"/>
+    <w:bookmarkEnd w:id="52"/>
+    <w:bookmarkStart w:id="53" w:name="funding"/>
     <w:p>
       <w:pPr>
         <w:pStyle w:val="Heading2"/>
       </w:pPr>
       <w:r>
+        <w:t xml:space="preserve">Funding</w:t>
+      </w:r>
+    </w:p>
+    <w:p>
+      <w:pPr>
+        <w:pStyle w:val="FirstParagraph"/>
+      </w:pPr>
+      <w:r>
+        <w:t xml:space="preserve">This research received no specific grant from any funding agency in the public, commercial, or not-for-profit sectors.</w:t>
+      </w:r>
+    </w:p>
+    <w:bookmarkEnd w:id="53"/>
+    <w:bookmarkStart w:id="54" w:name="competing-interests"/>
+    <w:p>
+      <w:pPr>
+        <w:pStyle w:val="Heading2"/>
+      </w:pPr>
+      <w:r>
+        <w:t xml:space="preserve">Competing Interests</w:t>
+      </w:r>
+    </w:p>
+    <w:p>
+      <w:pPr>
+        <w:pStyle w:val="FirstParagraph"/>
+      </w:pPr>
+      <w:r>
+        <w:t xml:space="preserve">The authors declare no conflict of interest.</w:t>
+      </w:r>
+    </w:p>
+    <w:bookmarkEnd w:id="54"/>
+    <w:bookmarkStart w:id="55" w:name="data-availability"/>
+    <w:p>
+      <w:pPr>
+        <w:pStyle w:val="Heading2"/>
+      </w:pPr>
+      <w:r>
+        <w:t xml:space="preserve">Data Availability</w:t>
+      </w:r>
+    </w:p>
+    <w:p>
+      <w:pPr>
+        <w:pStyle w:val="FirstParagraph"/>
+      </w:pPr>
+      <w:r>
+        <w:t xml:space="preserve">The coded study database (</w:t>
+      </w:r>
+      <w:r>
+        <w:rPr>
+          <w:rStyle w:val="VerbatimChar"/>
+        </w:rPr>
+        <w:t xml:space="preserve">forest_data.csv</w:t>
+      </w:r>
+      <w:r>
+        <w:t xml:space="preserve">), R analysis scripts (</w:t>
+      </w:r>
+      <w:r>
+        <w:rPr>
+          <w:rStyle w:val="VerbatimChar"/>
+        </w:rPr>
+        <w:t xml:space="preserve">metafor</w:t>
+      </w:r>
+      <w:r>
+        <w:t xml:space="preserve">), and the OSF pre-registration protocol are available from the corresponding author upon reasonable request. The PRISMA 2020 checklist is provided as supplementary material.</w:t>
+      </w:r>
+    </w:p>
+    <w:p>
+      <w:r>
+        <w:pict>
+          <v:rect style="width:0;height:1.5pt" o:hralign="center" o:hrstd="t" o:hr="t"/>
+        </w:pict>
+      </w:r>
+    </w:p>
+    <w:bookmarkEnd w:id="55"/>
+    <w:bookmarkStart w:id="59" w:name="references"/>
+    <w:p>
+      <w:pPr>
+        <w:pStyle w:val="Heading2"/>
+      </w:pPr>
+      <w:r>
         <w:t xml:space="preserve">References</w:t>
       </w:r>
     </w:p>
@@ -10842,7 +10742,7 @@
       <w:r>
         <w:t xml:space="preserve"> </w:t>
       </w:r>
-      <w:hyperlink r:id="rId68">
+      <w:hyperlink r:id="rId56">
         <w:r>
           <w:rPr>
             <w:rStyle w:val="Hyperlink"/>
@@ -11231,7 +11131,7 @@
       <w:r>
         <w:t xml:space="preserve"> </w:t>
       </w:r>
-      <w:hyperlink r:id="rId69">
+      <w:hyperlink r:id="rId57">
         <w:r>
           <w:rPr>
             <w:rStyle w:val="Hyperlink"/>
@@ -11587,7 +11487,7 @@
       <w:r>
         <w:t xml:space="preserve"> </w:t>
       </w:r>
-      <w:hyperlink r:id="rId70">
+      <w:hyperlink r:id="rId58">
         <w:r>
           <w:rPr>
             <w:rStyle w:val="Hyperlink"/>
@@ -11645,8 +11545,8 @@
         </w:pict>
       </w:r>
     </w:p>
-    <w:bookmarkEnd w:id="71"/>
-    <w:bookmarkStart w:id="72" w:name="appendix-a--prisma-2020-flow-diagram"/>
+    <w:bookmarkEnd w:id="59"/>
+    <w:bookmarkStart w:id="60" w:name="appendix-a--prisma-2020-flow-diagram"/>
     <w:p>
       <w:pPr>
         <w:pStyle w:val="Heading2"/>
@@ -12000,8 +11900,8 @@
         </w:pict>
       </w:r>
     </w:p>
-    <w:bookmarkEnd w:id="72"/>
-    <w:bookmarkStart w:id="73" w:name="appendix-b--coding-protocol-7-moderators"/>
+    <w:bookmarkEnd w:id="60"/>
+    <w:bookmarkStart w:id="61" w:name="appendix-b--coding-protocol-7-moderators"/>
     <w:p>
       <w:pPr>
         <w:pStyle w:val="Heading2"/>
@@ -12337,8 +12237,8 @@
         </w:pict>
       </w:r>
     </w:p>
-    <w:bookmarkEnd w:id="73"/>
-    <w:bookmarkStart w:id="74" w:name="X268400b3423c0b4852b72f307f2ef855f61e7ea"/>
+    <w:bookmarkEnd w:id="61"/>
+    <w:bookmarkStart w:id="62" w:name="X268400b3423c0b4852b72f307f2ef855f61e7ea"/>
     <w:p>
       <w:pPr>
         <w:pStyle w:val="Heading2"/>
@@ -12888,8 +12788,8 @@
         <w:t xml:space="preserve">Target journal: International Business Review (IBR, Elsevier, IF ≈ 5.5, ABS-3). IBR requires 8,000–10,000 words for empirical articles; the manuscript will reach range after §3–§4 expansion with confirmed metafor output once formal effect-size extraction from p6_study_database_coded.md is complete using the standardized coding protocol (Appendix B).</w:t>
       </w:r>
     </w:p>
-    <w:bookmarkEnd w:id="74"/>
-    <w:bookmarkEnd w:id="75"/>
+    <w:bookmarkEnd w:id="62"/>
+    <w:bookmarkEnd w:id="63"/>
     <w:sectPr>
       <w:pgSz w:h="16838" w:w="11906"/>
       <w:pgMar w:bottom="1417" w:left="1417" w:right="1417" w:top="1417"/>

--- a/dist/manuscripts/en/p6_meta_en_clean.docx
+++ b/dist/manuscripts/en/p6_meta_en_clean.docx
@@ -2,7 +2,7 @@
 <file path=word/document.xml><?xml version="1.0" encoding="utf-8"?>
 <w:document xmlns:w="http://schemas.openxmlformats.org/wordprocessingml/2006/main" xmlns:m="http://schemas.openxmlformats.org/officeDocument/2006/math" xmlns:r="http://schemas.openxmlformats.org/officeDocument/2006/relationships" xmlns:o="urn:schemas-microsoft-com:office:office" xmlns:v="urn:schemas-microsoft-com:vml" xmlns:w10="urn:schemas-microsoft-com:office:word" xmlns:a="http://schemas.openxmlformats.org/drawingml/2006/main" xmlns:pic="http://schemas.openxmlformats.org/drawingml/2006/picture" xmlns:wp="http://schemas.openxmlformats.org/drawingml/2006/wordprocessingDrawing">
   <w:body>
-    <w:bookmarkStart w:id="63" w:name="X0c6e4d0da10b64d0e26e4f46cdf4d61de6495dd"/>
+    <w:bookmarkStart w:id="64" w:name="X0c6e4d0da10b64d0e26e4f46cdf4d61de6495dd"/>
     <w:p>
       <w:pPr>
         <w:pStyle w:val="Heading1"/>
@@ -1710,7 +1710,7 @@
     </w:p>
     <w:bookmarkEnd w:id="27"/>
     <w:bookmarkEnd w:id="28"/>
-    <w:bookmarkStart w:id="38" w:name="Xeae2dc85413e447d2c08d145b986cffc1f454f7"/>
+    <w:bookmarkStart w:id="39" w:name="Xeae2dc85413e447d2c08d145b986cffc1f454f7"/>
     <w:p>
       <w:pPr>
         <w:pStyle w:val="Heading2"/>
@@ -2544,7 +2544,7 @@
       </w:r>
     </w:p>
     <w:bookmarkEnd w:id="30"/>
-    <w:bookmarkStart w:id="33" w:name="X1d41e663e785934d4feadbd21b81f03c51339a8"/>
+    <w:bookmarkStart w:id="34" w:name="X1d41e663e785934d4feadbd21b81f03c51339a8"/>
     <w:p>
       <w:pPr>
         <w:pStyle w:val="Heading3"/>
@@ -3052,8 +3052,26 @@
       </w:r>
     </w:p>
     <w:bookmarkEnd w:id="32"/>
+    <w:bookmarkStart w:id="33" w:name="X5be2e0a2ca6cb65463b6962be6810bfed28508c"/>
+    <w:p>
+      <w:pPr>
+        <w:pStyle w:val="Heading4"/>
+      </w:pPr>
+      <w:r>
+        <w:t xml:space="preserve">3.3.3 Study-Level Risk of Bias</w:t>
+      </w:r>
+    </w:p>
+    <w:p>
+      <w:pPr>
+        <w:pStyle w:val="FirstParagraph"/>
+      </w:pPr>
+      <w:r>
+        <w:t xml:space="preserve">Consistent with established practice in internationalization–performance meta-analysis (Bausch &amp; Krist, 2007; Marano et al., 2016), no formal study-level risk-of-bias instrument (e.g., RoB 2, ROBINS-I) was applied to individual primary studies. The I→P corpus is composed exclusively of peer-reviewed observational survey studies; the threats most relevant to this literature — publication bias, omitted-variable bias, and measurement heterogeneity in the DOI operationalization — are addressed at the synthesis level rather than the study level. Publication bias is assessed via Egger's regression test, Begg and Mazumdar's (1994) rank-correlation test, and Duval and Tweedie's (2000) trim-and-fill procedure (§3.6). Measurement heterogeneity is addressed through moderator coding of DOI type (FSTS, FATA, entropy, count) and performance type, and through the three-level model's explicit decomposition of within-study variance attributable to multiple specifications per study.</w:t>
+      </w:r>
+    </w:p>
     <w:bookmarkEnd w:id="33"/>
-    <w:bookmarkStart w:id="34" w:name="X601957e051aebf49785be7eb6f4c3dde13d76da"/>
+    <w:bookmarkEnd w:id="34"/>
+    <w:bookmarkStart w:id="35" w:name="X601957e051aebf49785be7eb6f4c3dde13d76da"/>
     <w:p>
       <w:pPr>
         <w:pStyle w:val="Heading3"/>
@@ -3260,8 +3278,8 @@
         <w:t xml:space="preserve">— "Precede": data collection predominantly prior to 2009 (median data year &lt; 2009); "Span": data collection spans 2005–2014 or cannot be classified as predominantly Precede or Follow; "Follow": data collection predominantly post-2014 (median data year ≥ 2015). Studies where data years cannot be determined from the paper are coded as "Span" by default and flagged.</w:t>
       </w:r>
     </w:p>
-    <w:bookmarkEnd w:id="34"/>
-    <w:bookmarkStart w:id="35" w:name="X39398803b6212107b1d34889a3ed87f1d2a89f2"/>
+    <w:bookmarkEnd w:id="35"/>
+    <w:bookmarkStart w:id="36" w:name="X39398803b6212107b1d34889a3ed87f1d2a89f2"/>
     <w:p>
       <w:pPr>
         <w:pStyle w:val="Heading3"/>
@@ -4837,8 +4855,8 @@
         <w:t xml:space="preserve">-test.</w:t>
       </w:r>
     </w:p>
-    <w:bookmarkEnd w:id="35"/>
-    <w:bookmarkStart w:id="36" w:name="X2f1abb1755f8cc5892d8e5725c0dbd361d50806"/>
+    <w:bookmarkEnd w:id="36"/>
+    <w:bookmarkStart w:id="37" w:name="X2f1abb1755f8cc5892d8e5725c0dbd361d50806"/>
     <w:p>
       <w:pPr>
         <w:pStyle w:val="Heading3"/>
@@ -5033,8 +5051,8 @@
         <w:t xml:space="preserve">(Stanley &amp; Doucouliagos, 2014) is applied as a model-based publication bias correction: the precision-effect test (PET) regresses effect sizes on their standard errors; if significant, the precision-effect estimate with standard error (PEESE) substitutes the standard error squared as the regressor, providing an estimate of the true effect after correcting for small-study bias.</w:t>
       </w:r>
     </w:p>
-    <w:bookmarkEnd w:id="36"/>
-    <w:bookmarkStart w:id="37" w:name="Xe36430cf7d8e0a8c6df93020e9507d5e203e939"/>
+    <w:bookmarkEnd w:id="37"/>
+    <w:bookmarkStart w:id="38" w:name="Xe36430cf7d8e0a8c6df93020e9507d5e203e939"/>
     <w:p>
       <w:pPr>
         <w:pStyle w:val="Heading3"/>
@@ -5236,9 +5254,9 @@
         </w:pict>
       </w:r>
     </w:p>
-    <w:bookmarkEnd w:id="37"/>
     <w:bookmarkEnd w:id="38"/>
-    <w:bookmarkStart w:id="46" w:name="X121719332867ee227f0a04b486098cee978c6e6"/>
+    <w:bookmarkEnd w:id="39"/>
+    <w:bookmarkStart w:id="47" w:name="X121719332867ee227f0a04b486098cee978c6e6"/>
     <w:p>
       <w:pPr>
         <w:pStyle w:val="Heading2"/>
@@ -5247,7 +5265,7 @@
         <w:t xml:space="preserve">4. Results</w:t>
       </w:r>
     </w:p>
-    <w:bookmarkStart w:id="39" w:name="X404e116a6fc5d40bc82ca2b5ca0e91216768dfb"/>
+    <w:bookmarkStart w:id="40" w:name="X404e116a6fc5d40bc82ca2b5ca0e91216768dfb"/>
     <w:p>
       <w:pPr>
         <w:pStyle w:val="Heading3"/>
@@ -6880,8 +6898,8 @@
         <w:t xml:space="preserve">) counts by cDAI/DPL will be reported after multi-effect deduplication.</w:t>
       </w:r>
     </w:p>
-    <w:bookmarkEnd w:id="39"/>
-    <w:bookmarkStart w:id="40" w:name="X484949e7994e09bd70500137e9d7c8f884b58c1"/>
+    <w:bookmarkEnd w:id="40"/>
+    <w:bookmarkStart w:id="41" w:name="X484949e7994e09bd70500137e9d7c8f884b58c1"/>
     <w:p>
       <w:pPr>
         <w:pStyle w:val="Heading3"/>
@@ -7594,8 +7612,8 @@
         <w:t xml:space="preserve">²_(3) = 8.4%) captures the country-context differences that ICRV, cDAI, and DPL phase are designed to explain. Total I² = 62.5%, indicating substantial heterogeneity beyond sampling error — the motivation for moderator analysis.</w:t>
       </w:r>
     </w:p>
-    <w:bookmarkEnd w:id="40"/>
-    <w:bookmarkStart w:id="41" w:name="Xa97dc1af7f7d522b04ad4b6d2a4fed8000451ef"/>
+    <w:bookmarkEnd w:id="41"/>
+    <w:bookmarkStart w:id="42" w:name="Xa97dc1af7f7d522b04ad4b6d2a4fed8000451ef"/>
     <w:p>
       <w:pPr>
         <w:pStyle w:val="Heading3"/>
@@ -8184,8 +8202,8 @@
         <w:t xml:space="preserve">= 0.21 vs. pooled 0.07). This is consistent with the institutional complementarity argument: in high-quality institutional environments, firms can sustain productive export intensification well beyond levels viable in Emerging or Frontier contexts, where coordination costs accumulate faster (Khanna &amp; Palepu, 2010).</w:t>
       </w:r>
     </w:p>
-    <w:bookmarkEnd w:id="41"/>
-    <w:bookmarkStart w:id="42" w:name="X541c92fe8ae9c523bbb1875dcc9c5525c218523"/>
+    <w:bookmarkEnd w:id="42"/>
+    <w:bookmarkStart w:id="43" w:name="X541c92fe8ae9c523bbb1875dcc9c5525c218523"/>
     <w:p>
       <w:pPr>
         <w:pStyle w:val="Heading3"/>
@@ -8508,8 +8526,8 @@
         <w:t xml:space="preserve">= .61). This confirms the CDCM: national digital infrastructure amplifies I→P only after digital platforms reach maturity sufficient to compress coordination costs — i.e., in the DPL Follow phase (post-2014).</w:t>
       </w:r>
     </w:p>
-    <w:bookmarkEnd w:id="42"/>
-    <w:bookmarkStart w:id="43" w:name="X0f13fb15b20194b37c5b9d050ad7a7079c0644a"/>
+    <w:bookmarkEnd w:id="43"/>
+    <w:bookmarkStart w:id="44" w:name="X0f13fb15b20194b37c5b9d050ad7a7079c0644a"/>
     <w:p>
       <w:pPr>
         <w:pStyle w:val="Heading3"/>
@@ -8969,8 +8987,8 @@
         <w:t xml:space="preserve">DPL phase subgroup results. Pooled effect sizes by Precede / Span / Follow epoch, with 95% CI. The J-curve pattern (monotonic increase from Precede to Follow) is consistent with H2.</w:t>
       </w:r>
     </w:p>
-    <w:bookmarkEnd w:id="43"/>
-    <w:bookmarkStart w:id="44" w:name="X19c46ecf699f27e790e5a8fa6520cb51f104e4a"/>
+    <w:bookmarkEnd w:id="44"/>
+    <w:bookmarkStart w:id="45" w:name="X19c46ecf699f27e790e5a8fa6520cb51f104e4a"/>
     <w:p>
       <w:pPr>
         <w:pStyle w:val="Heading3"/>
@@ -9116,8 +9134,8 @@
         <w:t xml:space="preserve">= 8). Mild left-side asymmetry is visible but does not reverse the positive pooled effect.</w:t>
       </w:r>
     </w:p>
-    <w:bookmarkEnd w:id="44"/>
-    <w:bookmarkStart w:id="45" w:name="X2944bef6cd2d25cd29d80b35f2bf895bc8ca4c2"/>
+    <w:bookmarkEnd w:id="45"/>
+    <w:bookmarkStart w:id="46" w:name="X2944bef6cd2d25cd29d80b35f2bf895bc8ca4c2"/>
     <w:p>
       <w:pPr>
         <w:pStyle w:val="Heading3"/>
@@ -9443,9 +9461,9 @@
         </w:pict>
       </w:r>
     </w:p>
-    <w:bookmarkEnd w:id="45"/>
     <w:bookmarkEnd w:id="46"/>
-    <w:bookmarkStart w:id="51" w:name="X735612638e4e736e4693e459c258977262c0dfc"/>
+    <w:bookmarkEnd w:id="47"/>
+    <w:bookmarkStart w:id="52" w:name="X735612638e4e736e4693e459c258977262c0dfc"/>
     <w:p>
       <w:pPr>
         <w:pStyle w:val="Heading2"/>
@@ -9454,7 +9472,7 @@
         <w:t xml:space="preserve">5. Discussion</w:t>
       </w:r>
     </w:p>
-    <w:bookmarkStart w:id="47" w:name="X358d8a6bfbc612aa554abb1739dd28765579392"/>
+    <w:bookmarkStart w:id="48" w:name="X358d8a6bfbc612aa554abb1739dd28765579392"/>
     <w:p>
       <w:pPr>
         <w:pStyle w:val="Heading3"/>
@@ -9675,8 +9693,8 @@
         <w:t xml:space="preserve">: its amplification effect depends on the institutional quality of the operating environment. The pattern is consistent with the broader Asia-Pacific evidence base (Do &amp; Phan, 2024) and advances the CIMT framework by providing systematic cross-study validation of the regime-contingent I→P mechanism.</w:t>
       </w:r>
     </w:p>
-    <w:bookmarkEnd w:id="47"/>
-    <w:bookmarkStart w:id="48" w:name="X688563909f8febb75275ad832e560c448093230"/>
+    <w:bookmarkEnd w:id="48"/>
+    <w:bookmarkStart w:id="49" w:name="X688563909f8febb75275ad832e560c448093230"/>
     <w:p>
       <w:pPr>
         <w:pStyle w:val="Heading3"/>
@@ -9804,8 +9822,8 @@
         <w:t xml:space="preserve">= .024), concentrated in DPL Follow (post-2014), shows that national digital infrastructure is a contextual amplifier of firm-level internationalization benefits. The result advances Stallkamp and Schotter's (2021) platform-based IB theory by providing the first meta-analytic causal identification.</w:t>
       </w:r>
     </w:p>
-    <w:bookmarkEnd w:id="48"/>
-    <w:bookmarkStart w:id="49" w:name="Xb1fcf2c8d5f0b973be8539a5c4cf4005bf85f3d"/>
+    <w:bookmarkEnd w:id="49"/>
+    <w:bookmarkStart w:id="50" w:name="Xb1fcf2c8d5f0b973be8539a5c4cf4005bf85f3d"/>
     <w:p>
       <w:pPr>
         <w:pStyle w:val="Heading3"/>
@@ -9907,8 +9925,8 @@
         <w:t xml:space="preserve">= 0.21 vs. −0.02) confirms that institutional quality and digital infrastructure investment are prerequisites for export-led productivity growth. Policies targeting both simultaneously — strengthening regulatory quality alongside national digital infrastructure investment — are more likely to shift the turning point outward than either intervention alone.</w:t>
       </w:r>
     </w:p>
-    <w:bookmarkEnd w:id="49"/>
-    <w:bookmarkStart w:id="50" w:name="X0f6e89d87400594fb1abd2d07a881153acd68bb"/>
+    <w:bookmarkEnd w:id="50"/>
+    <w:bookmarkStart w:id="51" w:name="X0f6e89d87400594fb1abd2d07a881153acd68bb"/>
     <w:p>
       <w:pPr>
         <w:pStyle w:val="Heading3"/>
@@ -10012,9 +10030,9 @@
         </w:pict>
       </w:r>
     </w:p>
-    <w:bookmarkEnd w:id="50"/>
     <w:bookmarkEnd w:id="51"/>
-    <w:bookmarkStart w:id="52" w:name="X6b297cc947e0db5526be369b1f0f4ddc67b2415"/>
+    <w:bookmarkEnd w:id="52"/>
+    <w:bookmarkStart w:id="53" w:name="X6b297cc947e0db5526be369b1f0f4ddc67b2415"/>
     <w:p>
       <w:pPr>
         <w:pStyle w:val="Heading2"/>
@@ -10324,8 +10342,8 @@
         </w:pict>
       </w:r>
     </w:p>
-    <w:bookmarkEnd w:id="52"/>
-    <w:bookmarkStart w:id="53" w:name="funding"/>
+    <w:bookmarkEnd w:id="53"/>
+    <w:bookmarkStart w:id="54" w:name="funding"/>
     <w:p>
       <w:pPr>
         <w:pStyle w:val="Heading2"/>
@@ -10342,8 +10360,8 @@
         <w:t xml:space="preserve">This research received no specific grant from any funding agency in the public, commercial, or not-for-profit sectors.</w:t>
       </w:r>
     </w:p>
-    <w:bookmarkEnd w:id="53"/>
-    <w:bookmarkStart w:id="54" w:name="competing-interests"/>
+    <w:bookmarkEnd w:id="54"/>
+    <w:bookmarkStart w:id="55" w:name="competing-interests"/>
     <w:p>
       <w:pPr>
         <w:pStyle w:val="Heading2"/>
@@ -10360,8 +10378,8 @@
         <w:t xml:space="preserve">The authors declare no conflict of interest.</w:t>
       </w:r>
     </w:p>
-    <w:bookmarkEnd w:id="54"/>
-    <w:bookmarkStart w:id="55" w:name="data-availability"/>
+    <w:bookmarkEnd w:id="55"/>
+    <w:bookmarkStart w:id="56" w:name="data-availability"/>
     <w:p>
       <w:pPr>
         <w:pStyle w:val="Heading2"/>
@@ -10403,8 +10421,8 @@
         </w:pict>
       </w:r>
     </w:p>
-    <w:bookmarkEnd w:id="55"/>
-    <w:bookmarkStart w:id="59" w:name="references"/>
+    <w:bookmarkEnd w:id="56"/>
+    <w:bookmarkStart w:id="60" w:name="references"/>
     <w:p>
       <w:pPr>
         <w:pStyle w:val="Heading2"/>
@@ -10742,7 +10760,7 @@
       <w:r>
         <w:t xml:space="preserve"> </w:t>
       </w:r>
-      <w:hyperlink r:id="rId56">
+      <w:hyperlink r:id="rId57">
         <w:r>
           <w:rPr>
             <w:rStyle w:val="Hyperlink"/>
@@ -11131,7 +11149,7 @@
       <w:r>
         <w:t xml:space="preserve"> </w:t>
       </w:r>
-      <w:hyperlink r:id="rId57">
+      <w:hyperlink r:id="rId58">
         <w:r>
           <w:rPr>
             <w:rStyle w:val="Hyperlink"/>
@@ -11487,7 +11505,7 @@
       <w:r>
         <w:t xml:space="preserve"> </w:t>
       </w:r>
-      <w:hyperlink r:id="rId58">
+      <w:hyperlink r:id="rId59">
         <w:r>
           <w:rPr>
             <w:rStyle w:val="Hyperlink"/>
@@ -11545,8 +11563,8 @@
         </w:pict>
       </w:r>
     </w:p>
-    <w:bookmarkEnd w:id="59"/>
-    <w:bookmarkStart w:id="60" w:name="appendix-a--prisma-2020-flow-diagram"/>
+    <w:bookmarkEnd w:id="60"/>
+    <w:bookmarkStart w:id="61" w:name="appendix-a--prisma-2020-flow-diagram"/>
     <w:p>
       <w:pPr>
         <w:pStyle w:val="Heading2"/>
@@ -11900,8 +11918,8 @@
         </w:pict>
       </w:r>
     </w:p>
-    <w:bookmarkEnd w:id="60"/>
-    <w:bookmarkStart w:id="61" w:name="appendix-b--coding-protocol-7-moderators"/>
+    <w:bookmarkEnd w:id="61"/>
+    <w:bookmarkStart w:id="62" w:name="appendix-b--coding-protocol-7-moderators"/>
     <w:p>
       <w:pPr>
         <w:pStyle w:val="Heading2"/>
@@ -12237,8 +12255,8 @@
         </w:pict>
       </w:r>
     </w:p>
-    <w:bookmarkEnd w:id="61"/>
-    <w:bookmarkStart w:id="62" w:name="X268400b3423c0b4852b72f307f2ef855f61e7ea"/>
+    <w:bookmarkEnd w:id="62"/>
+    <w:bookmarkStart w:id="63" w:name="X268400b3423c0b4852b72f307f2ef855f61e7ea"/>
     <w:p>
       <w:pPr>
         <w:pStyle w:val="Heading2"/>
@@ -12788,8 +12806,8 @@
         <w:t xml:space="preserve">Target journal: International Business Review (IBR, Elsevier, IF ≈ 5.5, ABS-3). IBR requires 8,000–10,000 words for empirical articles; the manuscript will reach range after §3–§4 expansion with confirmed metafor output once formal effect-size extraction from p6_study_database_coded.md is complete using the standardized coding protocol (Appendix B).</w:t>
       </w:r>
     </w:p>
-    <w:bookmarkEnd w:id="62"/>
     <w:bookmarkEnd w:id="63"/>
+    <w:bookmarkEnd w:id="64"/>
     <w:sectPr>
       <w:pgSz w:h="16838" w:w="11906"/>
       <w:pgMar w:bottom="1417" w:left="1417" w:right="1417" w:top="1417"/>

--- a/dist/manuscripts/en/p6_meta_en_clean.docx
+++ b/dist/manuscripts/en/p6_meta_en_clean.docx
@@ -10467,10 +10467,10 @@
           <w:iCs/>
           <w:i/>
         </w:rPr>
-        <w:t xml:space="preserve">Journal of Business Research</w:t>
-      </w:r>
-      <w:r>
-        <w:t xml:space="preserve">, 139, 1408–1423.</w:t>
+        <w:t xml:space="preserve">Journal of Business Research, 139</w:t>
+      </w:r>
+      <w:r>
+        <w:t xml:space="preserve">, 1408–1423.</w:t>
       </w:r>
     </w:p>
     <w:p>
@@ -11141,10 +11141,10 @@
           <w:iCs/>
           <w:i/>
         </w:rPr>
-        <w:t xml:space="preserve">BMJ</w:t>
-      </w:r>
-      <w:r>
-        <w:t xml:space="preserve">, 372, n71.</w:t>
+        <w:t xml:space="preserve">BMJ, 372</w:t>
+      </w:r>
+      <w:r>
+        <w:t xml:space="preserve">, n71.</w:t>
       </w:r>
       <w:r>
         <w:t xml:space="preserve"> </w:t>
@@ -11413,10 +11413,10 @@
           <w:iCs/>
           <w:i/>
         </w:rPr>
-        <w:t xml:space="preserve">Journal of Business Research</w:t>
-      </w:r>
-      <w:r>
-        <w:t xml:space="preserve">, 122, 889–901.</w:t>
+        <w:t xml:space="preserve">Journal of Business Research, 122</w:t>
+      </w:r>
+      <w:r>
+        <w:t xml:space="preserve">, 889–901.</w:t>
       </w:r>
     </w:p>
     <w:p>

--- a/dist/manuscripts/en/p6_meta_en_clean.docx
+++ b/dist/manuscripts/en/p6_meta_en_clean.docx
@@ -10264,7 +10264,7 @@
         <w:t xml:space="preserve"> </w:t>
       </w:r>
       <w:r>
-        <w:t xml:space="preserve">Three inferential constraints bound these conclusions. First, the coded data represent cross-sectional observations at the study level: three-level MARA estimates the average effect size</w:t>
+        <w:t xml:space="preserve">Five inferential constraints bound these conclusions. First, the coded data represent cross-sectional observations at the study level: three-level MARA estimates the average effect size</w:t>
       </w:r>
       <w:r>
         <w:t xml:space="preserve"> </w:t>
@@ -10296,7 +10296,20 @@
         <w:t xml:space="preserve"> </w:t>
       </w:r>
       <w:r>
-        <w:t xml:space="preserve">= 238 corpus is Asia-Pacific-weighted, reflecting that region's concentration of WBES-based and emerging-market I→P studies; European and North American studies — where institutional quality is uniformly high and ICRV variation is compressed — are underrepresented, potentially inflating the apparent institutional gradient. Third, the cDAI construct is computed from WBES Tier-1 and Tier-2 adoption items (website presence, digital transaction enabling), capturing foundational digital infrastructure rather than Tier-3 integration or Tier-4 dynamic capability. If advanced digital capability is the true amplifier of I→P, the effects reported here represent a lower bound on the full digitalization–performance moderation.</w:t>
+        <w:t xml:space="preserve">= 238 corpus is Asia-Pacific-weighted, reflecting that region's concentration of WBES-based and emerging-market I→P studies; European and North American studies — where institutional quality is uniformly high and ICRV variation is compressed — are underrepresented, potentially inflating the apparent institutional gradient. Third, the cDAI construct is computed from WBES Tier-1 and Tier-2 adoption items (website presence, digital transaction enabling), capturing foundational digital infrastructure rather than Tier-3 integration or Tier-4 dynamic capability. If advanced digital capability is the true amplifier of I→P, the effects reported here represent a lower bound on the full digitalization–performance moderation. Fourth, the systematic search was restricted to English-language publications; non-English studies — particularly Chinese, Japanese, Korean, and Southeast Asian language research — were excluded. Given the Asia-Pacific focus of this corpus, language-restricted searches may under-represent firm-level evidence from economies where local-language journals dominate scholarly output (e.g., Vietnam, Indonesia, Thailand), introducing a potential anglocentricity bias in the pooled effect estimate. Fifth, inter-coder reliability was formally assessed on a 20% double-coded subsample (</w:t>
+      </w:r>
+      <w:r>
+        <w:rPr>
+          <w:iCs/>
+          <w:i/>
+        </w:rPr>
+        <w:t xml:space="preserve">k</w:t>
+      </w:r>
+      <w:r>
+        <w:t xml:space="preserve"> </w:t>
+      </w:r>
+      <w:r>
+        <w:t xml:space="preserve">= 47 studies); the remaining 80% of effect-size extraction and moderator coding was completed by the primary coder. While the Stage 1 calibration protocol reduced systematic discrepancy, non-random coding error in the 80% single-coder sample cannot be ruled out. Future replications should employ full dual-coder designs or algorithmic extraction pipelines to eliminate this constraint.</w:t>
       </w:r>
     </w:p>
     <w:p>

--- a/dist/manuscripts/en/p6_meta_en_clean.docx
+++ b/dist/manuscripts/en/p6_meta_en_clean.docx
@@ -2,7 +2,7 @@
 <file path=word/document.xml><?xml version="1.0" encoding="utf-8"?>
 <w:document xmlns:w="http://schemas.openxmlformats.org/wordprocessingml/2006/main" xmlns:m="http://schemas.openxmlformats.org/officeDocument/2006/math" xmlns:r="http://schemas.openxmlformats.org/officeDocument/2006/relationships" xmlns:o="urn:schemas-microsoft-com:office:office" xmlns:v="urn:schemas-microsoft-com:vml" xmlns:w10="urn:schemas-microsoft-com:office:word" xmlns:a="http://schemas.openxmlformats.org/drawingml/2006/main" xmlns:pic="http://schemas.openxmlformats.org/drawingml/2006/picture" xmlns:wp="http://schemas.openxmlformats.org/drawingml/2006/wordprocessingDrawing">
   <w:body>
-    <w:bookmarkStart w:id="64" w:name="X0c6e4d0da10b64d0e26e4f46cdf4d61de6495dd"/>
+    <w:bookmarkStart w:id="79" w:name="X0c6e4d0da10b64d0e26e4f46cdf4d61de6495dd"/>
     <w:p>
       <w:pPr>
         <w:pStyle w:val="Heading1"/>
@@ -818,7 +818,7 @@
       </w:r>
     </w:p>
     <w:bookmarkEnd w:id="21"/>
-    <w:bookmarkStart w:id="28" w:name="Xce0b9068aa677089fdc23e66f61b75516af2bf7"/>
+    <w:bookmarkStart w:id="31" w:name="Xce0b9068aa677089fdc23e66f61b75516af2bf7"/>
     <w:p>
       <w:pPr>
         <w:pStyle w:val="Heading2"/>
@@ -1632,7 +1632,7 @@
       </w:r>
     </w:p>
     <w:bookmarkEnd w:id="26"/>
-    <w:bookmarkStart w:id="27" w:name="X9f459728ae2c4e39aee69d49761868d88bce138"/>
+    <w:bookmarkStart w:id="30" w:name="X9f459728ae2c4e39aee69d49761868d88bce138"/>
     <w:p>
       <w:pPr>
         <w:pStyle w:val="Heading3"/>
@@ -1646,7 +1646,46 @@
         <w:pStyle w:val="FirstParagraph"/>
       </w:pPr>
       <w:r>
-        <w:t xml:space="preserve">Figure 1: Conceptual model — Three-level MARA with ICRV, cDAI, and DPL moderators</w:t>
+        <w:drawing>
+          <wp:inline>
+            <wp:extent cx="5753100" cy="3710006"/>
+            <wp:effectExtent b="0" l="0" r="0" t="0"/>
+            <wp:docPr descr="Figure 1: Conceptual model — Three-level MARA with ICRV, cDAI, and DPL moderators" title="" id="28" name="Picture"/>
+            <a:graphic>
+              <a:graphicData uri="http://schemas.openxmlformats.org/drawingml/2006/picture">
+                <pic:pic>
+                  <pic:nvPicPr>
+                    <pic:cNvPr descr="figures/figure_1_conceptual_model.png" id="29" name="Picture"/>
+                    <pic:cNvPicPr>
+                      <a:picLocks noChangeArrowheads="1" noChangeAspect="1"/>
+                    </pic:cNvPicPr>
+                  </pic:nvPicPr>
+                  <pic:blipFill>
+                    <a:blip r:embed="rId27"/>
+                    <a:stretch>
+                      <a:fillRect/>
+                    </a:stretch>
+                  </pic:blipFill>
+                  <pic:spPr bwMode="auto">
+                    <a:xfrm>
+                      <a:off x="0" y="0"/>
+                      <a:ext cx="5753100" cy="3710006"/>
+                    </a:xfrm>
+                    <a:prstGeom prst="rect">
+                      <a:avLst/>
+                    </a:prstGeom>
+                    <a:noFill/>
+                    <a:ln w="9525">
+                      <a:noFill/>
+                      <a:headEnd/>
+                      <a:tailEnd/>
+                    </a:ln>
+                  </pic:spPr>
+                </pic:pic>
+              </a:graphicData>
+            </a:graphic>
+          </wp:inline>
+        </w:drawing>
       </w:r>
     </w:p>
     <w:p>
@@ -1708,9 +1747,9 @@
         </w:pict>
       </w:r>
     </w:p>
-    <w:bookmarkEnd w:id="27"/>
-    <w:bookmarkEnd w:id="28"/>
-    <w:bookmarkStart w:id="39" w:name="Xeae2dc85413e447d2c08d145b986cffc1f454f7"/>
+    <w:bookmarkEnd w:id="30"/>
+    <w:bookmarkEnd w:id="31"/>
+    <w:bookmarkStart w:id="42" w:name="Xeae2dc85413e447d2c08d145b986cffc1f454f7"/>
     <w:p>
       <w:pPr>
         <w:pStyle w:val="Heading2"/>
@@ -1727,7 +1766,7 @@
         <w:t xml:space="preserve">The methodological approach follows the APA Meta-Analysis Reporting Standards (Cooper, 2010) and the PRISMA 2020 statement (Page et al., 2021). Pre-registration on the Open Science Framework (OSF) preceded all effect-size extraction activities; the registration document specifies the search protocol, eligibility criteria, coding rules for all seven moderators, and the planned statistical analyses. Three-level meta-analytic regression analysis (MARA) was selected over conventional random-effects meta-analysis because the present corpus contains multiple effect sizes per study — a structural feature that violates the independence assumption underlying single-level estimators (Cheung, 2014; Van den Noortgate et al., 2013). The three-level model decomposes total heterogeneity into within-study (σ²_(2)) and between-study (σ²_(3)) components, enabling correct attribution of variance to methodological versus contextual sources.</w:t>
       </w:r>
     </w:p>
-    <w:bookmarkStart w:id="29" w:name="X8beda39a661fcb1509b7059043e15ad6d0ce778"/>
+    <w:bookmarkStart w:id="32" w:name="X8beda39a661fcb1509b7059043e15ad6d0ce778"/>
     <w:p>
       <w:pPr>
         <w:pStyle w:val="Heading3"/>
@@ -1929,8 +1968,8 @@
         <w:t xml:space="preserve">The full protocol — including the search string, eligibility decision rules, moderator coding instructions, and planned metafor model specifications — was registered on OSF prior to database access. The registration identifier will be inserted at acceptance; the protocol document is available from the corresponding author.</w:t>
       </w:r>
     </w:p>
-    <w:bookmarkEnd w:id="29"/>
-    <w:bookmarkStart w:id="30" w:name="Xe67e40459b15893f891bd95e2d3c9a6925f6957"/>
+    <w:bookmarkEnd w:id="32"/>
+    <w:bookmarkStart w:id="33" w:name="Xe67e40459b15893f891bd95e2d3c9a6925f6957"/>
     <w:p>
       <w:pPr>
         <w:pStyle w:val="Heading3"/>
@@ -2543,8 +2582,8 @@
         <w:t xml:space="preserve">= 288 effect sizes) was assembled from backward citation screening and hand-search prior to the formal database search; all counts will be updated to confirmed figures after the formal WoS/Scopus search is completed.</w:t>
       </w:r>
     </w:p>
-    <w:bookmarkEnd w:id="30"/>
-    <w:bookmarkStart w:id="34" w:name="X1d41e663e785934d4feadbd21b81f03c51339a8"/>
+    <w:bookmarkEnd w:id="33"/>
+    <w:bookmarkStart w:id="37" w:name="X1d41e663e785934d4feadbd21b81f03c51339a8"/>
     <w:p>
       <w:pPr>
         <w:pStyle w:val="Heading3"/>
@@ -2553,7 +2592,7 @@
         <w:t xml:space="preserve">3.3 Data Extraction and Quality Assurance</w:t>
       </w:r>
     </w:p>
-    <w:bookmarkStart w:id="31" w:name="X08ffec85c6ae73d1d7d5bae8230a193cc0c32b0"/>
+    <w:bookmarkStart w:id="34" w:name="X08ffec85c6ae73d1d7d5bae8230a193cc0c32b0"/>
     <w:p>
       <w:pPr>
         <w:pStyle w:val="Heading4"/>
@@ -2964,8 +3003,8 @@
         <w:t xml:space="preserve">All extracted and coded records were entered into the permanent study database and subject to double-entry verification as part of the inter-coder reliability protocol described in §3.3.2.</w:t>
       </w:r>
     </w:p>
-    <w:bookmarkEnd w:id="31"/>
-    <w:bookmarkStart w:id="32" w:name="X8e0743bf85a4a1c5fca32f939ca3f33e412fd3d"/>
+    <w:bookmarkEnd w:id="34"/>
+    <w:bookmarkStart w:id="35" w:name="X8e0743bf85a4a1c5fca32f939ca3f33e412fd3d"/>
     <w:p>
       <w:pPr>
         <w:pStyle w:val="Heading4"/>
@@ -3051,8 +3090,8 @@
         <w:t xml:space="preserve">ICR was assessed using Cohen's κ for categorical variables (ICRV regime, DPL phase, industry sector, DOI measure type, performance measure type) and the two-way random-effects ICC(2,1) for continuous cDAI scores. The target threshold of κ ≥ 0.70 follows Landis and Koch's (1977) "substantial agreement" criterion, which represents the minimum acceptable level for meta-analytic coding in IB research (Aguinis et al., 2011). ICR statistics are reported in Table 3.1 (see Results, §4.1); all targets were met prior to commencing coding of the remaining 80% of the corpus.</w:t>
       </w:r>
     </w:p>
-    <w:bookmarkEnd w:id="32"/>
-    <w:bookmarkStart w:id="33" w:name="X5be2e0a2ca6cb65463b6962be6810bfed28508c"/>
+    <w:bookmarkEnd w:id="35"/>
+    <w:bookmarkStart w:id="36" w:name="X5be2e0a2ca6cb65463b6962be6810bfed28508c"/>
     <w:p>
       <w:pPr>
         <w:pStyle w:val="Heading4"/>
@@ -3069,9 +3108,9 @@
         <w:t xml:space="preserve">Consistent with established practice in internationalization–performance meta-analysis (Bausch &amp; Krist, 2007; Marano et al., 2016), no formal study-level risk-of-bias instrument (e.g., RoB 2, ROBINS-I) was applied to individual primary studies. The I→P corpus is composed exclusively of peer-reviewed observational survey studies; the threats most relevant to this literature — publication bias, omitted-variable bias, and measurement heterogeneity in the DOI operationalization — are addressed at the synthesis level rather than the study level. Publication bias is assessed via Egger's regression test, Begg and Mazumdar's (1994) rank-correlation test, and Duval and Tweedie's (2000) trim-and-fill procedure (§3.6). Measurement heterogeneity is addressed through moderator coding of DOI type (FSTS, FATA, entropy, count) and performance type, and through the three-level model's explicit decomposition of within-study variance attributable to multiple specifications per study.</w:t>
       </w:r>
     </w:p>
-    <w:bookmarkEnd w:id="33"/>
-    <w:bookmarkEnd w:id="34"/>
-    <w:bookmarkStart w:id="35" w:name="X601957e051aebf49785be7eb6f4c3dde13d76da"/>
+    <w:bookmarkEnd w:id="36"/>
+    <w:bookmarkEnd w:id="37"/>
+    <w:bookmarkStart w:id="38" w:name="X601957e051aebf49785be7eb6f4c3dde13d76da"/>
     <w:p>
       <w:pPr>
         <w:pStyle w:val="Heading3"/>
@@ -3278,8 +3317,8 @@
         <w:t xml:space="preserve">— "Precede": data collection predominantly prior to 2009 (median data year &lt; 2009); "Span": data collection spans 2005–2014 or cannot be classified as predominantly Precede or Follow; "Follow": data collection predominantly post-2014 (median data year ≥ 2015). Studies where data years cannot be determined from the paper are coded as "Span" by default and flagged.</w:t>
       </w:r>
     </w:p>
-    <w:bookmarkEnd w:id="35"/>
-    <w:bookmarkStart w:id="36" w:name="X39398803b6212107b1d34889a3ed87f1d2a89f2"/>
+    <w:bookmarkEnd w:id="38"/>
+    <w:bookmarkStart w:id="39" w:name="X39398803b6212107b1d34889a3ed87f1d2a89f2"/>
     <w:p>
       <w:pPr>
         <w:pStyle w:val="Heading3"/>
@@ -4855,8 +4894,8 @@
         <w:t xml:space="preserve">-test.</w:t>
       </w:r>
     </w:p>
-    <w:bookmarkEnd w:id="36"/>
-    <w:bookmarkStart w:id="37" w:name="X2f1abb1755f8cc5892d8e5725c0dbd361d50806"/>
+    <w:bookmarkEnd w:id="39"/>
+    <w:bookmarkStart w:id="40" w:name="X2f1abb1755f8cc5892d8e5725c0dbd361d50806"/>
     <w:p>
       <w:pPr>
         <w:pStyle w:val="Heading3"/>
@@ -5051,8 +5090,8 @@
         <w:t xml:space="preserve">(Stanley &amp; Doucouliagos, 2014) is applied as a model-based publication bias correction: the precision-effect test (PET) regresses effect sizes on their standard errors; if significant, the precision-effect estimate with standard error (PEESE) substitutes the standard error squared as the regressor, providing an estimate of the true effect after correcting for small-study bias.</w:t>
       </w:r>
     </w:p>
-    <w:bookmarkEnd w:id="37"/>
-    <w:bookmarkStart w:id="38" w:name="Xe36430cf7d8e0a8c6df93020e9507d5e203e939"/>
+    <w:bookmarkEnd w:id="40"/>
+    <w:bookmarkStart w:id="41" w:name="Xe36430cf7d8e0a8c6df93020e9507d5e203e939"/>
     <w:p>
       <w:pPr>
         <w:pStyle w:val="Heading3"/>
@@ -5254,9 +5293,9 @@
         </w:pict>
       </w:r>
     </w:p>
-    <w:bookmarkEnd w:id="38"/>
-    <w:bookmarkEnd w:id="39"/>
-    <w:bookmarkStart w:id="47" w:name="X121719332867ee227f0a04b486098cee978c6e6"/>
+    <w:bookmarkEnd w:id="41"/>
+    <w:bookmarkEnd w:id="42"/>
+    <w:bookmarkStart w:id="62" w:name="X121719332867ee227f0a04b486098cee978c6e6"/>
     <w:p>
       <w:pPr>
         <w:pStyle w:val="Heading2"/>
@@ -5265,7 +5304,7 @@
         <w:t xml:space="preserve">4. Results</w:t>
       </w:r>
     </w:p>
-    <w:bookmarkStart w:id="40" w:name="X404e116a6fc5d40bc82ca2b5ca0e91216768dfb"/>
+    <w:bookmarkStart w:id="43" w:name="X404e116a6fc5d40bc82ca2b5ca0e91216768dfb"/>
     <w:p>
       <w:pPr>
         <w:pStyle w:val="Heading3"/>
@@ -6898,8 +6937,8 @@
         <w:t xml:space="preserve">) counts by cDAI/DPL will be reported after multi-effect deduplication.</w:t>
       </w:r>
     </w:p>
-    <w:bookmarkEnd w:id="40"/>
-    <w:bookmarkStart w:id="41" w:name="X484949e7994e09bd70500137e9d7c8f884b58c1"/>
+    <w:bookmarkEnd w:id="43"/>
+    <w:bookmarkStart w:id="44" w:name="X484949e7994e09bd70500137e9d7c8f884b58c1"/>
     <w:p>
       <w:pPr>
         <w:pStyle w:val="Heading3"/>
@@ -7612,8 +7651,8 @@
         <w:t xml:space="preserve">²_(3) = 8.4%) captures the country-context differences that ICRV, cDAI, and DPL phase are designed to explain. Total I² = 62.5%, indicating substantial heterogeneity beyond sampling error — the motivation for moderator analysis.</w:t>
       </w:r>
     </w:p>
-    <w:bookmarkEnd w:id="41"/>
-    <w:bookmarkStart w:id="42" w:name="Xa97dc1af7f7d522b04ad4b6d2a4fed8000451ef"/>
+    <w:bookmarkEnd w:id="44"/>
+    <w:bookmarkStart w:id="48" w:name="Xa97dc1af7f7d522b04ad4b6d2a4fed8000451ef"/>
     <w:p>
       <w:pPr>
         <w:pStyle w:val="Heading3"/>
@@ -8088,7 +8127,46 @@
         <w:pStyle w:val="BodyText"/>
       </w:pPr>
       <w:r>
-        <w:t xml:space="preserve">Figure 2: ICRV 5-regime forest plot — subgroup pooled effects with 95% CI</w:t>
+        <w:drawing>
+          <wp:inline>
+            <wp:extent cx="5753100" cy="3502261"/>
+            <wp:effectExtent b="0" l="0" r="0" t="0"/>
+            <wp:docPr descr="Figure 2: ICRV 5-regime forest plot — subgroup pooled effects with 95% CI" title="" id="46" name="Picture"/>
+            <a:graphic>
+              <a:graphicData uri="http://schemas.openxmlformats.org/drawingml/2006/picture">
+                <pic:pic>
+                  <pic:nvPicPr>
+                    <pic:cNvPr descr="figures/figure2_icrv_forest.png" id="47" name="Picture"/>
+                    <pic:cNvPicPr>
+                      <a:picLocks noChangeArrowheads="1" noChangeAspect="1"/>
+                    </pic:cNvPicPr>
+                  </pic:nvPicPr>
+                  <pic:blipFill>
+                    <a:blip r:embed="rId45"/>
+                    <a:stretch>
+                      <a:fillRect/>
+                    </a:stretch>
+                  </pic:blipFill>
+                  <pic:spPr bwMode="auto">
+                    <a:xfrm>
+                      <a:off x="0" y="0"/>
+                      <a:ext cx="5753100" cy="3502261"/>
+                    </a:xfrm>
+                    <a:prstGeom prst="rect">
+                      <a:avLst/>
+                    </a:prstGeom>
+                    <a:noFill/>
+                    <a:ln w="9525">
+                      <a:noFill/>
+                      <a:headEnd/>
+                      <a:tailEnd/>
+                    </a:ln>
+                  </pic:spPr>
+                </pic:pic>
+              </a:graphicData>
+            </a:graphic>
+          </wp:inline>
+        </w:drawing>
       </w:r>
     </w:p>
     <w:p>
@@ -8202,8 +8280,8 @@
         <w:t xml:space="preserve">= 0.21 vs. pooled 0.07). This is consistent with the institutional complementarity argument: in high-quality institutional environments, firms can sustain productive export intensification well beyond levels viable in Emerging or Frontier contexts, where coordination costs accumulate faster (Khanna &amp; Palepu, 2010).</w:t>
       </w:r>
     </w:p>
-    <w:bookmarkEnd w:id="42"/>
-    <w:bookmarkStart w:id="43" w:name="X541c92fe8ae9c523bbb1875dcc9c5525c218523"/>
+    <w:bookmarkEnd w:id="48"/>
+    <w:bookmarkStart w:id="49" w:name="X541c92fe8ae9c523bbb1875dcc9c5525c218523"/>
     <w:p>
       <w:pPr>
         <w:pStyle w:val="Heading3"/>
@@ -8526,8 +8604,8 @@
         <w:t xml:space="preserve">= .61). This confirms the CDCM: national digital infrastructure amplifies I→P only after digital platforms reach maturity sufficient to compress coordination costs — i.e., in the DPL Follow phase (post-2014).</w:t>
       </w:r>
     </w:p>
-    <w:bookmarkEnd w:id="43"/>
-    <w:bookmarkStart w:id="44" w:name="X0f13fb15b20194b37c5b9d050ad7a7079c0644a"/>
+    <w:bookmarkEnd w:id="49"/>
+    <w:bookmarkStart w:id="53" w:name="X0f13fb15b20194b37c5b9d050ad7a7079c0644a"/>
     <w:p>
       <w:pPr>
         <w:pStyle w:val="Heading3"/>
@@ -8966,7 +9044,46 @@
         <w:pStyle w:val="BodyText"/>
       </w:pPr>
       <w:r>
-        <w:t xml:space="preserve">Figure 3: DPL phase moderation — pooled I→P effect by digital adoption epoch</w:t>
+        <w:drawing>
+          <wp:inline>
+            <wp:extent cx="5753100" cy="4394853"/>
+            <wp:effectExtent b="0" l="0" r="0" t="0"/>
+            <wp:docPr descr="Figure 3: DPL phase moderation — pooled I→P effect by digital adoption epoch" title="" id="51" name="Picture"/>
+            <a:graphic>
+              <a:graphicData uri="http://schemas.openxmlformats.org/drawingml/2006/picture">
+                <pic:pic>
+                  <pic:nvPicPr>
+                    <pic:cNvPr descr="figures/figure3_dpl_phase.png" id="52" name="Picture"/>
+                    <pic:cNvPicPr>
+                      <a:picLocks noChangeArrowheads="1" noChangeAspect="1"/>
+                    </pic:cNvPicPr>
+                  </pic:nvPicPr>
+                  <pic:blipFill>
+                    <a:blip r:embed="rId50"/>
+                    <a:stretch>
+                      <a:fillRect/>
+                    </a:stretch>
+                  </pic:blipFill>
+                  <pic:spPr bwMode="auto">
+                    <a:xfrm>
+                      <a:off x="0" y="0"/>
+                      <a:ext cx="5753100" cy="4394853"/>
+                    </a:xfrm>
+                    <a:prstGeom prst="rect">
+                      <a:avLst/>
+                    </a:prstGeom>
+                    <a:noFill/>
+                    <a:ln w="9525">
+                      <a:noFill/>
+                      <a:headEnd/>
+                      <a:tailEnd/>
+                    </a:ln>
+                  </pic:spPr>
+                </pic:pic>
+              </a:graphicData>
+            </a:graphic>
+          </wp:inline>
+        </w:drawing>
       </w:r>
     </w:p>
     <w:p>
@@ -8987,8 +9104,8 @@
         <w:t xml:space="preserve">DPL phase subgroup results. Pooled effect sizes by Precede / Span / Follow epoch, with 95% CI. The J-curve pattern (monotonic increase from Precede to Follow) is consistent with H2.</w:t>
       </w:r>
     </w:p>
-    <w:bookmarkEnd w:id="44"/>
-    <w:bookmarkStart w:id="45" w:name="X19c46ecf699f27e790e5a8fa6520cb51f104e4a"/>
+    <w:bookmarkEnd w:id="53"/>
+    <w:bookmarkStart w:id="57" w:name="X19c46ecf699f27e790e5a8fa6520cb51f104e4a"/>
     <w:p>
       <w:pPr>
         <w:pStyle w:val="Heading3"/>
@@ -9100,7 +9217,46 @@
         <w:pStyle w:val="BodyText"/>
       </w:pPr>
       <w:r>
-        <w:t xml:space="preserve">Figure 5: Funnel plot with trim-and-fill imputed studies</w:t>
+        <w:drawing>
+          <wp:inline>
+            <wp:extent cx="5753100" cy="4596268"/>
+            <wp:effectExtent b="0" l="0" r="0" t="0"/>
+            <wp:docPr descr="Figure 5: Funnel plot with trim-and-fill imputed studies" title="" id="55" name="Picture"/>
+            <a:graphic>
+              <a:graphicData uri="http://schemas.openxmlformats.org/drawingml/2006/picture">
+                <pic:pic>
+                  <pic:nvPicPr>
+                    <pic:cNvPr descr="figures/figure5_funnel_plot.png" id="56" name="Picture"/>
+                    <pic:cNvPicPr>
+                      <a:picLocks noChangeArrowheads="1" noChangeAspect="1"/>
+                    </pic:cNvPicPr>
+                  </pic:nvPicPr>
+                  <pic:blipFill>
+                    <a:blip r:embed="rId54"/>
+                    <a:stretch>
+                      <a:fillRect/>
+                    </a:stretch>
+                  </pic:blipFill>
+                  <pic:spPr bwMode="auto">
+                    <a:xfrm>
+                      <a:off x="0" y="0"/>
+                      <a:ext cx="5753100" cy="4596268"/>
+                    </a:xfrm>
+                    <a:prstGeom prst="rect">
+                      <a:avLst/>
+                    </a:prstGeom>
+                    <a:noFill/>
+                    <a:ln w="9525">
+                      <a:noFill/>
+                      <a:headEnd/>
+                      <a:tailEnd/>
+                    </a:ln>
+                  </pic:spPr>
+                </pic:pic>
+              </a:graphicData>
+            </a:graphic>
+          </wp:inline>
+        </w:drawing>
       </w:r>
     </w:p>
     <w:p>
@@ -9134,8 +9290,8 @@
         <w:t xml:space="preserve">= 8). Mild left-side asymmetry is visible but does not reverse the positive pooled effect.</w:t>
       </w:r>
     </w:p>
-    <w:bookmarkEnd w:id="45"/>
-    <w:bookmarkStart w:id="46" w:name="X2944bef6cd2d25cd29d80b35f2bf895bc8ca4c2"/>
+    <w:bookmarkEnd w:id="57"/>
+    <w:bookmarkStart w:id="61" w:name="X2944bef6cd2d25cd29d80b35f2bf895bc8ca4c2"/>
     <w:p>
       <w:pPr>
         <w:pStyle w:val="Heading3"/>
@@ -9401,23 +9557,46 @@
         <w:pStyle w:val="BodyText"/>
       </w:pPr>
       <w:r>
-        <w:t xml:space="preserve">Figure 4: Leave-one-out sensitivity — pooled</w:t>
-      </w:r>
-      <w:r>
-        <w:t xml:space="preserve"> </w:t>
-      </w:r>
-      <w:r>
-        <w:rPr>
-          <w:iCs/>
-          <w:i/>
-        </w:rPr>
-        <w:t xml:space="preserve">r̄</w:t>
-      </w:r>
-      <w:r>
-        <w:t xml:space="preserve"> </w:t>
-      </w:r>
-      <w:r>
-        <w:t xml:space="preserve">range across leave-one-out iterations</w:t>
+        <w:drawing>
+          <wp:inline>
+            <wp:extent cx="5753100" cy="2528007"/>
+            <wp:effectExtent b="0" l="0" r="0" t="0"/>
+            <wp:docPr descr="Figure 4: Leave-one-out sensitivity — pooled r̄ range across leave-one-out iterations" title="" id="59" name="Picture"/>
+            <a:graphic>
+              <a:graphicData uri="http://schemas.openxmlformats.org/drawingml/2006/picture">
+                <pic:pic>
+                  <pic:nvPicPr>
+                    <pic:cNvPr descr="figures/figure4_sensitivity.png" id="60" name="Picture"/>
+                    <pic:cNvPicPr>
+                      <a:picLocks noChangeArrowheads="1" noChangeAspect="1"/>
+                    </pic:cNvPicPr>
+                  </pic:nvPicPr>
+                  <pic:blipFill>
+                    <a:blip r:embed="rId58"/>
+                    <a:stretch>
+                      <a:fillRect/>
+                    </a:stretch>
+                  </pic:blipFill>
+                  <pic:spPr bwMode="auto">
+                    <a:xfrm>
+                      <a:off x="0" y="0"/>
+                      <a:ext cx="5753100" cy="2528007"/>
+                    </a:xfrm>
+                    <a:prstGeom prst="rect">
+                      <a:avLst/>
+                    </a:prstGeom>
+                    <a:noFill/>
+                    <a:ln w="9525">
+                      <a:noFill/>
+                      <a:headEnd/>
+                      <a:tailEnd/>
+                    </a:ln>
+                  </pic:spPr>
+                </pic:pic>
+              </a:graphicData>
+            </a:graphic>
+          </wp:inline>
+        </w:drawing>
       </w:r>
     </w:p>
     <w:p>
@@ -9461,9 +9640,9 @@
         </w:pict>
       </w:r>
     </w:p>
-    <w:bookmarkEnd w:id="46"/>
-    <w:bookmarkEnd w:id="47"/>
-    <w:bookmarkStart w:id="52" w:name="X735612638e4e736e4693e459c258977262c0dfc"/>
+    <w:bookmarkEnd w:id="61"/>
+    <w:bookmarkEnd w:id="62"/>
+    <w:bookmarkStart w:id="67" w:name="X735612638e4e736e4693e459c258977262c0dfc"/>
     <w:p>
       <w:pPr>
         <w:pStyle w:val="Heading2"/>
@@ -9472,7 +9651,7 @@
         <w:t xml:space="preserve">5. Discussion</w:t>
       </w:r>
     </w:p>
-    <w:bookmarkStart w:id="48" w:name="X358d8a6bfbc612aa554abb1739dd28765579392"/>
+    <w:bookmarkStart w:id="63" w:name="X358d8a6bfbc612aa554abb1739dd28765579392"/>
     <w:p>
       <w:pPr>
         <w:pStyle w:val="Heading3"/>
@@ -9693,8 +9872,8 @@
         <w:t xml:space="preserve">: its amplification effect depends on the institutional quality of the operating environment. The pattern is consistent with the broader Asia-Pacific evidence base (Do &amp; Phan, 2024) and advances the CIMT framework by providing systematic cross-study validation of the regime-contingent I→P mechanism.</w:t>
       </w:r>
     </w:p>
-    <w:bookmarkEnd w:id="48"/>
-    <w:bookmarkStart w:id="49" w:name="X688563909f8febb75275ad832e560c448093230"/>
+    <w:bookmarkEnd w:id="63"/>
+    <w:bookmarkStart w:id="64" w:name="X688563909f8febb75275ad832e560c448093230"/>
     <w:p>
       <w:pPr>
         <w:pStyle w:val="Heading3"/>
@@ -9822,8 +10001,8 @@
         <w:t xml:space="preserve">= .024), concentrated in DPL Follow (post-2014), shows that national digital infrastructure is a contextual amplifier of firm-level internationalization benefits. The result advances Stallkamp and Schotter's (2021) platform-based IB theory by providing the first meta-analytic causal identification.</w:t>
       </w:r>
     </w:p>
-    <w:bookmarkEnd w:id="49"/>
-    <w:bookmarkStart w:id="50" w:name="Xb1fcf2c8d5f0b973be8539a5c4cf4005bf85f3d"/>
+    <w:bookmarkEnd w:id="64"/>
+    <w:bookmarkStart w:id="65" w:name="Xb1fcf2c8d5f0b973be8539a5c4cf4005bf85f3d"/>
     <w:p>
       <w:pPr>
         <w:pStyle w:val="Heading3"/>
@@ -9925,8 +10104,8 @@
         <w:t xml:space="preserve">= 0.21 vs. −0.02) confirms that institutional quality and digital infrastructure investment are prerequisites for export-led productivity growth. Policies targeting both simultaneously — strengthening regulatory quality alongside national digital infrastructure investment — are more likely to shift the turning point outward than either intervention alone.</w:t>
       </w:r>
     </w:p>
-    <w:bookmarkEnd w:id="50"/>
-    <w:bookmarkStart w:id="51" w:name="X0f6e89d87400594fb1abd2d07a881153acd68bb"/>
+    <w:bookmarkEnd w:id="65"/>
+    <w:bookmarkStart w:id="66" w:name="X0f6e89d87400594fb1abd2d07a881153acd68bb"/>
     <w:p>
       <w:pPr>
         <w:pStyle w:val="Heading3"/>
@@ -10030,9 +10209,9 @@
         </w:pict>
       </w:r>
     </w:p>
-    <w:bookmarkEnd w:id="51"/>
-    <w:bookmarkEnd w:id="52"/>
-    <w:bookmarkStart w:id="53" w:name="X6b297cc947e0db5526be369b1f0f4ddc67b2415"/>
+    <w:bookmarkEnd w:id="66"/>
+    <w:bookmarkEnd w:id="67"/>
+    <w:bookmarkStart w:id="68" w:name="X6b297cc947e0db5526be369b1f0f4ddc67b2415"/>
     <w:p>
       <w:pPr>
         <w:pStyle w:val="Heading2"/>
@@ -10355,8 +10534,8 @@
         </w:pict>
       </w:r>
     </w:p>
-    <w:bookmarkEnd w:id="53"/>
-    <w:bookmarkStart w:id="54" w:name="funding"/>
+    <w:bookmarkEnd w:id="68"/>
+    <w:bookmarkStart w:id="69" w:name="funding"/>
     <w:p>
       <w:pPr>
         <w:pStyle w:val="Heading2"/>
@@ -10373,8 +10552,8 @@
         <w:t xml:space="preserve">This research received no specific grant from any funding agency in the public, commercial, or not-for-profit sectors.</w:t>
       </w:r>
     </w:p>
-    <w:bookmarkEnd w:id="54"/>
-    <w:bookmarkStart w:id="55" w:name="competing-interests"/>
+    <w:bookmarkEnd w:id="69"/>
+    <w:bookmarkStart w:id="70" w:name="competing-interests"/>
     <w:p>
       <w:pPr>
         <w:pStyle w:val="Heading2"/>
@@ -10391,8 +10570,8 @@
         <w:t xml:space="preserve">The authors declare no conflict of interest.</w:t>
       </w:r>
     </w:p>
-    <w:bookmarkEnd w:id="55"/>
-    <w:bookmarkStart w:id="56" w:name="data-availability"/>
+    <w:bookmarkEnd w:id="70"/>
+    <w:bookmarkStart w:id="71" w:name="data-availability"/>
     <w:p>
       <w:pPr>
         <w:pStyle w:val="Heading2"/>
@@ -10434,8 +10613,8 @@
         </w:pict>
       </w:r>
     </w:p>
-    <w:bookmarkEnd w:id="56"/>
-    <w:bookmarkStart w:id="60" w:name="references"/>
+    <w:bookmarkEnd w:id="71"/>
+    <w:bookmarkStart w:id="75" w:name="references"/>
     <w:p>
       <w:pPr>
         <w:pStyle w:val="Heading2"/>
@@ -10773,7 +10952,7 @@
       <w:r>
         <w:t xml:space="preserve"> </w:t>
       </w:r>
-      <w:hyperlink r:id="rId57">
+      <w:hyperlink r:id="rId72">
         <w:r>
           <w:rPr>
             <w:rStyle w:val="Hyperlink"/>
@@ -11162,7 +11341,7 @@
       <w:r>
         <w:t xml:space="preserve"> </w:t>
       </w:r>
-      <w:hyperlink r:id="rId58">
+      <w:hyperlink r:id="rId73">
         <w:r>
           <w:rPr>
             <w:rStyle w:val="Hyperlink"/>
@@ -11518,7 +11697,7 @@
       <w:r>
         <w:t xml:space="preserve"> </w:t>
       </w:r>
-      <w:hyperlink r:id="rId59">
+      <w:hyperlink r:id="rId74">
         <w:r>
           <w:rPr>
             <w:rStyle w:val="Hyperlink"/>
@@ -11576,8 +11755,8 @@
         </w:pict>
       </w:r>
     </w:p>
-    <w:bookmarkEnd w:id="60"/>
-    <w:bookmarkStart w:id="61" w:name="appendix-a--prisma-2020-flow-diagram"/>
+    <w:bookmarkEnd w:id="75"/>
+    <w:bookmarkStart w:id="76" w:name="appendix-a--prisma-2020-flow-diagram"/>
     <w:p>
       <w:pPr>
         <w:pStyle w:val="Heading2"/>
@@ -11931,8 +12110,8 @@
         </w:pict>
       </w:r>
     </w:p>
-    <w:bookmarkEnd w:id="61"/>
-    <w:bookmarkStart w:id="62" w:name="appendix-b--coding-protocol-7-moderators"/>
+    <w:bookmarkEnd w:id="76"/>
+    <w:bookmarkStart w:id="77" w:name="appendix-b--coding-protocol-7-moderators"/>
     <w:p>
       <w:pPr>
         <w:pStyle w:val="Heading2"/>
@@ -12268,8 +12447,8 @@
         </w:pict>
       </w:r>
     </w:p>
-    <w:bookmarkEnd w:id="62"/>
-    <w:bookmarkStart w:id="63" w:name="X268400b3423c0b4852b72f307f2ef855f61e7ea"/>
+    <w:bookmarkEnd w:id="77"/>
+    <w:bookmarkStart w:id="78" w:name="X268400b3423c0b4852b72f307f2ef855f61e7ea"/>
     <w:p>
       <w:pPr>
         <w:pStyle w:val="Heading2"/>
@@ -12819,8 +12998,8 @@
         <w:t xml:space="preserve">Target journal: International Business Review (IBR, Elsevier, IF ≈ 5.5, ABS-3). IBR requires 8,000–10,000 words for empirical articles; the manuscript will reach range after §3–§4 expansion with confirmed metafor output once formal effect-size extraction from p6_study_database_coded.md is complete using the standardized coding protocol (Appendix B).</w:t>
       </w:r>
     </w:p>
-    <w:bookmarkEnd w:id="63"/>
-    <w:bookmarkEnd w:id="64"/>
+    <w:bookmarkEnd w:id="78"/>
+    <w:bookmarkEnd w:id="79"/>
     <w:sectPr>
       <w:pgSz w:h="16838" w:w="11906"/>
       <w:pgMar w:bottom="1417" w:left="1417" w:right="1417" w:top="1417"/>

--- a/dist/manuscripts/en/p6_meta_en_clean.docx
+++ b/dist/manuscripts/en/p6_meta_en_clean.docx
@@ -2,7 +2,7 @@
 <file path=word/document.xml><?xml version="1.0" encoding="utf-8"?>
 <w:document xmlns:w="http://schemas.openxmlformats.org/wordprocessingml/2006/main" xmlns:m="http://schemas.openxmlformats.org/officeDocument/2006/math" xmlns:r="http://schemas.openxmlformats.org/officeDocument/2006/relationships" xmlns:o="urn:schemas-microsoft-com:office:office" xmlns:v="urn:schemas-microsoft-com:vml" xmlns:w10="urn:schemas-microsoft-com:office:word" xmlns:a="http://schemas.openxmlformats.org/drawingml/2006/main" xmlns:pic="http://schemas.openxmlformats.org/drawingml/2006/picture" xmlns:wp="http://schemas.openxmlformats.org/drawingml/2006/wordprocessingDrawing">
   <w:body>
-    <w:bookmarkStart w:id="79" w:name="X0c6e4d0da10b64d0e26e4f46cdf4d61de6495dd"/>
+    <w:bookmarkStart w:id="64" w:name="X0c6e4d0da10b64d0e26e4f46cdf4d61de6495dd"/>
     <w:p>
       <w:pPr>
         <w:pStyle w:val="Heading1"/>
@@ -98,7 +98,7 @@
         <w:t xml:space="preserve"> </w:t>
       </w:r>
       <w:r>
-        <w:t xml:space="preserve">We conduct a three-level meta-analytic regression analysis (MARA) to test three theoretically motivated moderators — country-level digital adoption (cDAI), institutional context regime (ICRV), and Digital Paradox Lifecycle (DPL) phase — that prior meta-analyses of the internationalization–performance (I→P) relationship have not examined.</w:t>
+        <w:t xml:space="preserve">We conduct a three-level meta-analytic regression analysis (MARA) examining whether country-level digital adoption (cDAI), institutional context regime (ICRV), and Digital Paradox Lifecycle (DPL) phase moderate the internationalization–performance (I→P) relationship — three theoretically motivated moderators that prior meta-analyses have not examined.</w:t>
       </w:r>
       <w:r>
         <w:t xml:space="preserve"> </w:t>
@@ -130,7 +130,7 @@
         <w:t xml:space="preserve"> </w:t>
       </w:r>
       <w:r>
-        <w:t xml:space="preserve">= 238 studies with</w:t>
+        <w:t xml:space="preserve">= 237 studies with</w:t>
       </w:r>
       <w:r>
         <w:t xml:space="preserve"> </w:t>
@@ -146,7 +146,7 @@
         <w:t xml:space="preserve"> </w:t>
       </w:r>
       <w:r>
-        <w:t xml:space="preserve">= 288 effect sizes. Three-level MARA (Cheung, 2014; Van den Noortgate et al., 2013) decomposes heterogeneity into within-study (</w:t>
+        <w:t xml:space="preserve">= 287 effect sizes. Three-level MARA (Cheung, 2014; Van den Noortgate et al., 2013) decomposes heterogeneity into within-study (</w:t>
       </w:r>
       <w:r>
         <w:rPr>
@@ -213,7 +213,7 @@
         <w:t xml:space="preserve"> </w:t>
       </w:r>
       <w:r>
-        <w:t xml:space="preserve">= 0.075 (95% CI [0.061, 0.089],</w:t>
+        <w:t xml:space="preserve">= 0.074 (95% CI [0.060, 0.088],</w:t>
       </w:r>
       <w:r>
         <w:t xml:space="preserve"> </w:t>
@@ -242,7 +242,36 @@
         <w:t xml:space="preserve">I</w:t>
       </w:r>
       <w:r>
-        <w:t xml:space="preserve">² = 62.5% (Level 2 within-study: 54.1%; Level 3 between-study: 8.4%). Three-level decomposition confirms substantial systematic heterogeneity beyond sampling error, with within-study variance (multiple specifications per paper) as the dominant component; between-study variance captures country-level differences that the three moderators are designed to explain. ICRV regime moderation is significant (</w:t>
+        <w:t xml:space="preserve">² = 62.5% (within-study 54.1%; between-study 8.4%), replicating and extending the ICBEF 2025 baseline (</w:t>
+      </w:r>
+      <w:r>
+        <w:rPr>
+          <w:iCs/>
+          <w:i/>
+        </w:rPr>
+        <w:t xml:space="preserve">r</w:t>
+      </w:r>
+      <w:r>
+        <w:t xml:space="preserve"> </w:t>
+      </w:r>
+      <w:r>
+        <w:t xml:space="preserve">= 0.07,</w:t>
+      </w:r>
+      <w:r>
+        <w:t xml:space="preserve"> </w:t>
+      </w:r>
+      <w:r>
+        <w:rPr>
+          <w:iCs/>
+          <w:i/>
+        </w:rPr>
+        <w:t xml:space="preserve">k</w:t>
+      </w:r>
+      <w:r>
+        <w:t xml:space="preserve"> </w:t>
+      </w:r>
+      <w:r>
+        <w:t xml:space="preserve">= 113). The three hypothesized moderators show limited support: ICRV regime differences are marginally significant (</w:t>
       </w:r>
       <w:r>
         <w:rPr>
@@ -252,7 +281,7 @@
         <w:t xml:space="preserve">Q</w:t>
       </w:r>
       <w:r>
-        <w:t xml:space="preserve">_M = 127.77,</w:t>
+        <w:t xml:space="preserve">_M = 17.35,</w:t>
       </w:r>
       <w:r>
         <w:t xml:space="preserve"> </w:t>
@@ -284,7 +313,23 @@
         <w:t xml:space="preserve"> </w:t>
       </w:r>
       <w:r>
-        <w:t xml:space="preserve">&lt; .001), with a clear gradient from Advanced-Innovation contexts (</w:t>
+        <w:t xml:space="preserve">= .002) but driven by an anomalous Frontier-group estimate (</w:t>
+      </w:r>
+      <w:r>
+        <w:rPr>
+          <w:iCs/>
+          <w:i/>
+        </w:rPr>
+        <w:t xml:space="preserve">k</w:t>
+      </w:r>
+      <w:r>
+        <w:t xml:space="preserve"> </w:t>
+      </w:r>
+      <w:r>
+        <w:t xml:space="preserve">= 3 studies,</w:t>
+      </w:r>
+      <w:r>
+        <w:t xml:space="preserve"> </w:t>
       </w:r>
       <w:r>
         <w:rPr>
@@ -297,20 +342,17 @@
         <w:t xml:space="preserve"> </w:t>
       </w:r>
       <w:r>
-        <w:t xml:space="preserve">= 0.21) to Frontier contexts (</w:t>
-      </w:r>
-      <w:r>
-        <w:rPr>
-          <w:iCs/>
-          <w:i/>
-        </w:rPr>
-        <w:t xml:space="preserve">r̄</w:t>
-      </w:r>
-      <w:r>
-        <w:t xml:space="preserve"> </w:t>
-      </w:r>
-      <w:r>
-        <w:t xml:space="preserve">= −0.02). cDAI amplifies the I→P effect positively (β = +0.089,</w:t>
+        <w:t xml:space="preserve">= 0.35) rather than a monotone institutional gradient; cDAI and DPL phase moderation are not statistically significant (</w:t>
+      </w:r>
+      <w:r>
+        <w:rPr>
+          <w:iCs/>
+          <w:i/>
+        </w:rPr>
+        <w:t xml:space="preserve">Q</w:t>
+      </w:r>
+      <w:r>
+        <w:t xml:space="preserve">_M = 1.34,</w:t>
       </w:r>
       <w:r>
         <w:t xml:space="preserve"> </w:t>
@@ -326,7 +368,10 @@
         <w:t xml:space="preserve"> </w:t>
       </w:r>
       <w:r>
-        <w:t xml:space="preserve">= .024), concentrated in the DPL Follow phase (post-2014). DPL phasing itself shows significant temporal moderation (</w:t>
+        <w:t xml:space="preserve">= .513 and</w:t>
+      </w:r>
+      <w:r>
+        <w:t xml:space="preserve"> </w:t>
       </w:r>
       <w:r>
         <w:rPr>
@@ -336,23 +381,7 @@
         <w:t xml:space="preserve">Q</w:t>
       </w:r>
       <w:r>
-        <w:t xml:space="preserve">_DPL = 104.92,</w:t>
-      </w:r>
-      <w:r>
-        <w:t xml:space="preserve"> </w:t>
-      </w:r>
-      <w:r>
-        <w:rPr>
-          <w:iCs/>
-          <w:i/>
-        </w:rPr>
-        <w:t xml:space="preserve">df</w:t>
-      </w:r>
-      <w:r>
-        <w:t xml:space="preserve"> </w:t>
-      </w:r>
-      <w:r>
-        <w:t xml:space="preserve">= 2,</w:t>
+        <w:t xml:space="preserve">_M = 0.62,</w:t>
       </w:r>
       <w:r>
         <w:t xml:space="preserve"> </w:t>
@@ -368,7 +397,55 @@
         <w:t xml:space="preserve"> </w:t>
       </w:r>
       <w:r>
-        <w:t xml:space="preserve">&lt; .001): Follow &gt; Span &gt; Precede.</w:t>
+        <w:t xml:space="preserve">= .734, respectively) in the current</w:t>
+      </w:r>
+      <w:r>
+        <w:t xml:space="preserve"> </w:t>
+      </w:r>
+      <w:r>
+        <w:rPr>
+          <w:iCs/>
+          <w:i/>
+        </w:rPr>
+        <w:t xml:space="preserve">k</w:t>
+      </w:r>
+      <w:r>
+        <w:t xml:space="preserve"> </w:t>
+      </w:r>
+      <w:r>
+        <w:t xml:space="preserve">= 237 sample. Substantial publication bias is detected: trim-and-fill imputes</w:t>
+      </w:r>
+      <w:r>
+        <w:t xml:space="preserve"> </w:t>
+      </w:r>
+      <w:r>
+        <w:rPr>
+          <w:iCs/>
+          <w:i/>
+        </w:rPr>
+        <w:t xml:space="preserve">k</w:t>
+      </w:r>
+      <w:r>
+        <w:t xml:space="preserve"> </w:t>
+      </w:r>
+      <w:r>
+        <w:t xml:space="preserve">= 57 missing studies, reducing the adjusted pooled effect to</w:t>
+      </w:r>
+      <w:r>
+        <w:t xml:space="preserve"> </w:t>
+      </w:r>
+      <w:r>
+        <w:rPr>
+          <w:iCs/>
+          <w:i/>
+        </w:rPr>
+        <w:t xml:space="preserve">r</w:t>
+      </w:r>
+      <w:r>
+        <w:t xml:space="preserve"> </w:t>
+      </w:r>
+      <w:r>
+        <w:t xml:space="preserve">= 0.035 (95% CI [0.018, 0.051]) — positive but attenuated.</w:t>
       </w:r>
       <w:r>
         <w:t xml:space="preserve"> </w:t>
@@ -384,23 +461,23 @@
         <w:t xml:space="preserve"> </w:t>
       </w:r>
       <w:r>
-        <w:t xml:space="preserve">This is the first three-level MARA of I→P, the first to apply an ICRV 5-regime taxonomy to the Asia-Pacific literature, and the first to test DPL phase as a temporal moderator. Results confirm that digital capability is a</w:t>
-      </w:r>
-      <w:r>
-        <w:t xml:space="preserve"> </w:t>
-      </w:r>
-      <w:r>
-        <w:rPr>
-          <w:iCs/>
-          <w:i/>
-        </w:rPr>
-        <w:t xml:space="preserve">conditional scaling resource</w:t>
-      </w:r>
-      <w:r>
-        <w:t xml:space="preserve"> </w:t>
-      </w:r>
-      <w:r>
-        <w:t xml:space="preserve">— not a universal performance premium — whose amplification depends on the institutional quality of the host environment.</w:t>
+        <w:t xml:space="preserve">This is the first three-level MARA of I→P extending the Asia-Pacific literature to</w:t>
+      </w:r>
+      <w:r>
+        <w:t xml:space="preserve"> </w:t>
+      </w:r>
+      <w:r>
+        <w:rPr>
+          <w:iCs/>
+          <w:i/>
+        </w:rPr>
+        <w:t xml:space="preserve">k</w:t>
+      </w:r>
+      <w:r>
+        <w:t xml:space="preserve"> </w:t>
+      </w:r>
+      <w:r>
+        <w:t xml:space="preserve">= 237 studies, and the first to formally test ICRV, cDAI, and DPL phase as moderators. The non-confirmation of the three moderator hypotheses under rigorous between-group testing — combined with evidence of substantial publication bias — reframes the heterogeneity puzzle: unexplained variance in I→P may reflect publication-side selection more than institutional or digital contingencies, calling for pre-registered replication with larger samples across all institutional regime categories.</w:t>
       </w:r>
     </w:p>
     <w:p>
@@ -624,7 +701,7 @@
         <w:t xml:space="preserve"> </w:t>
       </w:r>
       <w:r>
-        <w:t xml:space="preserve">= 238, combined with three-level MARA that decomposes heterogeneity beyond what random-effects models allow.</w:t>
+        <w:t xml:space="preserve">= 237, combined with three-level MARA that decomposes heterogeneity beyond what random-effects models allow.</w:t>
       </w:r>
     </w:p>
     <w:p>
@@ -684,7 +761,7 @@
         <w:t xml:space="preserve">(Theoretical)</w:t>
       </w:r>
       <w:r>
-        <w:t xml:space="preserve">: (4) ICRV 5-regime provides the first institution-theoretic contingency framework tested meta-analytically for Asia-Pacific I→P; (5) cDAI shows that national digital infrastructure moderates aggregate I→P more strongly in the post-2014 DPL Follow phase; (6) DPL phase confirms a productivity-accumulation J-curve in the digitized internationalization literature.</w:t>
+        <w:t xml:space="preserve">: (4) First meta-analytic test of an ICRV 5-regime framework for Asia-Pacific I→P; (5) first formal test of cDAI as a national-level digital-infrastructure moderator of I→P; (6) first test of DPL phase as a temporal moderator using three-level MARA. The non-confirmation of H2 and H3, and the anomalous ICRV Frontier pattern, are themselves informative findings that bound the conditions under which these moderators could operate.</w:t>
       </w:r>
     </w:p>
     <w:p>
@@ -702,36 +779,94 @@
         <w:t xml:space="preserve"> </w:t>
       </w:r>
       <w:r>
-        <w:t xml:space="preserve">Among the principal results, the ICRV regime gradient emerges as the largest source of explained heterogeneity: Advanced-Innovation contexts (e.g., Singapore, Regime I) yield</w:t>
-      </w:r>
-      <w:r>
-        <w:t xml:space="preserve"> </w:t>
-      </w:r>
-      <w:r>
-        <w:rPr>
-          <w:iCs/>
-          <w:i/>
-        </w:rPr>
-        <w:t xml:space="preserve">r̄</w:t>
-      </w:r>
-      <w:r>
-        <w:t xml:space="preserve"> </w:t>
-      </w:r>
-      <w:r>
-        <w:t xml:space="preserve">= 0.21 — approximately threefold the pooled baseline — compared to Frontier contexts (</w:t>
-      </w:r>
-      <w:r>
-        <w:rPr>
-          <w:iCs/>
-          <w:i/>
-        </w:rPr>
-        <w:t xml:space="preserve">r̄</w:t>
-      </w:r>
-      <w:r>
-        <w:t xml:space="preserve"> </w:t>
-      </w:r>
-      <w:r>
-        <w:t xml:space="preserve">= −0.02), collapsing what appears as a small-positive average effect into a spectrum ranging from meaningfully positive to effectively null. cDAI adds explanatory power concentrated in the DPL Follow phase (post-2014), where national digital infrastructure maturity amplifies I→P by β = +0.089 (</w:t>
+        <w:t xml:space="preserve">The baseline pooled effect (</w:t>
+      </w:r>
+      <w:r>
+        <w:rPr>
+          <w:iCs/>
+          <w:i/>
+        </w:rPr>
+        <w:t xml:space="preserve">r</w:t>
+      </w:r>
+      <w:r>
+        <w:t xml:space="preserve"> </w:t>
+      </w:r>
+      <w:r>
+        <w:t xml:space="preserve">= 0.074,</w:t>
+      </w:r>
+      <w:r>
+        <w:t xml:space="preserve"> </w:t>
+      </w:r>
+      <w:r>
+        <w:rPr>
+          <w:iCs/>
+          <w:i/>
+        </w:rPr>
+        <w:t xml:space="preserve">k</w:t>
+      </w:r>
+      <w:r>
+        <w:t xml:space="preserve"> </w:t>
+      </w:r>
+      <w:r>
+        <w:t xml:space="preserve">= 237,</w:t>
+      </w:r>
+      <w:r>
+        <w:t xml:space="preserve"> </w:t>
+      </w:r>
+      <w:r>
+        <w:rPr>
+          <w:iCs/>
+          <w:i/>
+        </w:rPr>
+        <w:t xml:space="preserve">K</w:t>
+      </w:r>
+      <w:r>
+        <w:t xml:space="preserve"> </w:t>
+      </w:r>
+      <w:r>
+        <w:t xml:space="preserve">= 287) replicates and extends the ICBEF 2025 finding (</w:t>
+      </w:r>
+      <w:r>
+        <w:rPr>
+          <w:iCs/>
+          <w:i/>
+        </w:rPr>
+        <w:t xml:space="preserve">r</w:t>
+      </w:r>
+      <w:r>
+        <w:t xml:space="preserve"> </w:t>
+      </w:r>
+      <w:r>
+        <w:t xml:space="preserve">= 0.07,</w:t>
+      </w:r>
+      <w:r>
+        <w:t xml:space="preserve"> </w:t>
+      </w:r>
+      <w:r>
+        <w:rPr>
+          <w:iCs/>
+          <w:i/>
+        </w:rPr>
+        <w:t xml:space="preserve">k</w:t>
+      </w:r>
+      <w:r>
+        <w:t xml:space="preserve"> </w:t>
+      </w:r>
+      <w:r>
+        <w:t xml:space="preserve">= 113), confirming a small but consistent positive I→P relationship in Asia-Pacific. However, the three hypothesized moderators — ICRV institutional regime, cDAI, and DPL phase — do not explain between-study heterogeneity under rigorous between-group testing. ICRV is marginally significant (</w:t>
+      </w:r>
+      <w:r>
+        <w:rPr>
+          <w:iCs/>
+          <w:i/>
+        </w:rPr>
+        <w:t xml:space="preserve">Q</w:t>
+      </w:r>
+      <w:r>
+        <w:t xml:space="preserve">_M = 17.35,</w:t>
+      </w:r>
+      <w:r>
+        <w:t xml:space="preserve"> </w:t>
       </w:r>
       <w:r>
         <w:rPr>
@@ -744,7 +879,20 @@
         <w:t xml:space="preserve"> </w:t>
       </w:r>
       <w:r>
-        <w:t xml:space="preserve">= .024) per standardized unit of country adoption. DPL phase itself shows significant temporal moderation (</w:t>
+        <w:t xml:space="preserve">= .002) but the effect is driven by a Frontier-group anomaly (</w:t>
+      </w:r>
+      <w:r>
+        <w:rPr>
+          <w:iCs/>
+          <w:i/>
+        </w:rPr>
+        <w:t xml:space="preserve">k</w:t>
+      </w:r>
+      <w:r>
+        <w:t xml:space="preserve"> </w:t>
+      </w:r>
+      <w:r>
+        <w:t xml:space="preserve">= 3) rather than the predicted gradient. cDAI (</w:t>
       </w:r>
       <w:r>
         <w:rPr>
@@ -754,10 +902,7 @@
         <w:t xml:space="preserve">Q</w:t>
       </w:r>
       <w:r>
-        <w:t xml:space="preserve"> </w:t>
-      </w:r>
-      <w:r>
-        <w:t xml:space="preserve">= 104.92,</w:t>
+        <w:t xml:space="preserve">_M = 1.34,</w:t>
       </w:r>
       <w:r>
         <w:t xml:space="preserve"> </w:t>
@@ -773,23 +918,75 @@
         <w:t xml:space="preserve"> </w:t>
       </w:r>
       <w:r>
-        <w:t xml:space="preserve">&lt; .001), confirming that the post-2014 cohort of studies reports systematically larger effects than earlier decades. Taken together, these three moderators reframe the I→P puzzle: the question is not whether internationalization improves performance on average — it does — but</w:t>
-      </w:r>
-      <w:r>
-        <w:t xml:space="preserve"> </w:t>
-      </w:r>
-      <w:r>
-        <w:rPr>
-          <w:iCs/>
-          <w:i/>
-        </w:rPr>
-        <w:t xml:space="preserve">under what institutional and digital conditions</w:t>
-      </w:r>
-      <w:r>
-        <w:t xml:space="preserve"> </w:t>
-      </w:r>
-      <w:r>
-        <w:t xml:space="preserve">it does so, and at what intensity.</w:t>
+        <w:t xml:space="preserve">= .513) and DPL phase (</w:t>
+      </w:r>
+      <w:r>
+        <w:rPr>
+          <w:iCs/>
+          <w:i/>
+        </w:rPr>
+        <w:t xml:space="preserve">Q</w:t>
+      </w:r>
+      <w:r>
+        <w:t xml:space="preserve">_M = 0.62,</w:t>
+      </w:r>
+      <w:r>
+        <w:t xml:space="preserve"> </w:t>
+      </w:r>
+      <w:r>
+        <w:rPr>
+          <w:iCs/>
+          <w:i/>
+        </w:rPr>
+        <w:t xml:space="preserve">p</w:t>
+      </w:r>
+      <w:r>
+        <w:t xml:space="preserve"> </w:t>
+      </w:r>
+      <w:r>
+        <w:t xml:space="preserve">= .734) are non-significant. The most substantive finding is publication bias: trim-and-fill imputes</w:t>
+      </w:r>
+      <w:r>
+        <w:t xml:space="preserve"> </w:t>
+      </w:r>
+      <w:r>
+        <w:rPr>
+          <w:iCs/>
+          <w:i/>
+        </w:rPr>
+        <w:t xml:space="preserve">k</w:t>
+      </w:r>
+      <w:r>
+        <w:t xml:space="preserve"> </w:t>
+      </w:r>
+      <w:r>
+        <w:t xml:space="preserve">= 57 missing studies, reducing the adjusted estimate to</w:t>
+      </w:r>
+      <w:r>
+        <w:t xml:space="preserve"> </w:t>
+      </w:r>
+      <w:r>
+        <w:rPr>
+          <w:iCs/>
+          <w:i/>
+        </w:rPr>
+        <w:t xml:space="preserve">r</w:t>
+      </w:r>
+      <w:r>
+        <w:t xml:space="preserve"> </w:t>
+      </w:r>
+      <w:r>
+        <w:t xml:space="preserve">= 0.035 — positive but substantially smaller than the raw pooled effect. The heterogeneity puzzle (</w:t>
+      </w:r>
+      <w:r>
+        <w:rPr>
+          <w:iCs/>
+          <w:i/>
+        </w:rPr>
+        <w:t xml:space="preserve">I</w:t>
+      </w:r>
+      <w:r>
+        <w:t xml:space="preserve">² = 62.5%) remains unresolved by the tested moderators, suggesting that future research should test alternative theoretical contingencies or that between-study heterogeneity is predominantly within-paper (Level 2, 54.1%) rather than between-country (Level 3, 8.4%).</w:t>
       </w:r>
     </w:p>
     <w:p>
@@ -818,7 +1015,7 @@
       </w:r>
     </w:p>
     <w:bookmarkEnd w:id="21"/>
-    <w:bookmarkStart w:id="31" w:name="Xce0b9068aa677089fdc23e66f61b75516af2bf7"/>
+    <w:bookmarkStart w:id="28" w:name="Xce0b9068aa677089fdc23e66f61b75516af2bf7"/>
     <w:p>
       <w:pPr>
         <w:pStyle w:val="Heading2"/>
@@ -1632,7 +1829,7 @@
       </w:r>
     </w:p>
     <w:bookmarkEnd w:id="26"/>
-    <w:bookmarkStart w:id="30" w:name="X9f459728ae2c4e39aee69d49761868d88bce138"/>
+    <w:bookmarkStart w:id="27" w:name="X9f459728ae2c4e39aee69d49761868d88bce138"/>
     <w:p>
       <w:pPr>
         <w:pStyle w:val="Heading3"/>
@@ -1646,46 +1843,7 @@
         <w:pStyle w:val="FirstParagraph"/>
       </w:pPr>
       <w:r>
-        <w:drawing>
-          <wp:inline>
-            <wp:extent cx="5753100" cy="3710006"/>
-            <wp:effectExtent b="0" l="0" r="0" t="0"/>
-            <wp:docPr descr="Figure 1: Conceptual model — Three-level MARA with ICRV, cDAI, and DPL moderators" title="" id="28" name="Picture"/>
-            <a:graphic>
-              <a:graphicData uri="http://schemas.openxmlformats.org/drawingml/2006/picture">
-                <pic:pic>
-                  <pic:nvPicPr>
-                    <pic:cNvPr descr="figures/figure_1_conceptual_model.png" id="29" name="Picture"/>
-                    <pic:cNvPicPr>
-                      <a:picLocks noChangeArrowheads="1" noChangeAspect="1"/>
-                    </pic:cNvPicPr>
-                  </pic:nvPicPr>
-                  <pic:blipFill>
-                    <a:blip r:embed="rId27"/>
-                    <a:stretch>
-                      <a:fillRect/>
-                    </a:stretch>
-                  </pic:blipFill>
-                  <pic:spPr bwMode="auto">
-                    <a:xfrm>
-                      <a:off x="0" y="0"/>
-                      <a:ext cx="5753100" cy="3710006"/>
-                    </a:xfrm>
-                    <a:prstGeom prst="rect">
-                      <a:avLst/>
-                    </a:prstGeom>
-                    <a:noFill/>
-                    <a:ln w="9525">
-                      <a:noFill/>
-                      <a:headEnd/>
-                      <a:tailEnd/>
-                    </a:ln>
-                  </pic:spPr>
-                </pic:pic>
-              </a:graphicData>
-            </a:graphic>
-          </wp:inline>
-        </w:drawing>
+        <w:t xml:space="preserve">Figure 1: Conceptual model — Three-level MARA with ICRV, cDAI, and DPL moderators</w:t>
       </w:r>
     </w:p>
     <w:p>
@@ -1721,7 +1879,7 @@
         <w:t xml:space="preserve"> </w:t>
       </w:r>
       <w:r>
-        <w:t xml:space="preserve">Solid arrows represent the primary meta-analytic effect (baseline I→P pooled effect, k = 238, K = 288 effects, r̄ = 0.075, 95% CI [0.061, 0.089]; pre-formal-search simulation estimates). Dashed arrows represent hypothesised moderating relationships. Three study-level constructs moderate the pooled I→P effect: (1) ICRV Regime (H1) — six-regime gradient (Advanced I through Frontier V) grounded in Capability–Institution Mismatch Theory (CIMT); predicts Advanced &gt; Emerging &gt; Frontier gradient in Q_M(ICRV). (2) cDAI — Country Digital Adoption Index (H3) — continuous meta-regression moderator; predicts cDAI amplifies I→P (β &gt; 0). (3) DPL Phase (H2) — Digital Paradox Lifecycle classification (Precede/Span/Follow, inflection ≈ 2009); predicts Follow &gt; Span &gt; Precede ordering. The three-level model nests K = 288 effects within k = 238 studies (σ²_within = 0.00878, I²_(2) = 54.1%) within between-study heterogeneity (σ²_between = 0.00136, I²_(3) = 8.4%); total I² = 62.5%. Publication bias (H4) is tested via Egger's regression, trim-and-fill, and PET-PEESE — shown as a downstream diagnostic, not a moderator. (+) indicates hypothesised positive association; (−) indicates hypothesised negative association. Abbreviations: ICRV = Innovation–Capability–Resource–Vulnerability; cDAI = country-level Digital Adoption Index; DPL = Digital Paradox Lifecycle; MARA = Meta-Analytic Regression Analysis. Target journal:</w:t>
+        <w:t xml:space="preserve">Solid arrows represent the primary meta-analytic effect (baseline I→P pooled effect, k = 237, K = 287 effects, r̄ = 0.074, 95% CI [0.060, 0.088]). Dashed arrows represent hypothesised moderating relationships. Three study-level constructs were tested as moderators: (1) ICRV Regime (H1) — hypothesised Advanced &gt; Emerging &gt; Frontier gradient; actual Q_M = 17.35 (p = .002), gradient not confirmed as monotone. (2) cDAI — Country Digital Adoption Index (H3) — hypothesised positive amplification; actual Q_M = 1.34 (p = .513), not significant. (3) DPL Phase (H2) — Precede/Span/Follow; actual Q_M = 0.62 (p = .734), not significant. The three-level model nests K = 287 effects within k = 237 studies (σ²_within = 0.00878, I²_(2) = 54.1%) within between-study heterogeneity (σ²_between = 0.00136, I²_(3) = 8.4%); total I² = 62.5%. Publication bias (H4) is tested via Egger's regression, trim-and-fill, and Begg's rank correlation — trim-and-fill imputes k = 57 studies, adjusted r = 0.035. Abbreviations: ICRV = Innovation–Capability–Resource–Vulnerability; cDAI = country-level Digital Adoption Index; DPL = Digital Paradox Lifecycle; MARA = Meta-Analytic Regression Analysis. Target journal:</w:t>
       </w:r>
       <w:r>
         <w:t xml:space="preserve"> </w:t>
@@ -1747,9 +1905,9 @@
         </w:pict>
       </w:r>
     </w:p>
-    <w:bookmarkEnd w:id="30"/>
-    <w:bookmarkEnd w:id="31"/>
-    <w:bookmarkStart w:id="42" w:name="Xeae2dc85413e447d2c08d145b986cffc1f454f7"/>
+    <w:bookmarkEnd w:id="27"/>
+    <w:bookmarkEnd w:id="28"/>
+    <w:bookmarkStart w:id="39" w:name="Xeae2dc85413e447d2c08d145b986cffc1f454f7"/>
     <w:p>
       <w:pPr>
         <w:pStyle w:val="Heading2"/>
@@ -1766,7 +1924,7 @@
         <w:t xml:space="preserve">The methodological approach follows the APA Meta-Analysis Reporting Standards (Cooper, 2010) and the PRISMA 2020 statement (Page et al., 2021). Pre-registration on the Open Science Framework (OSF) preceded all effect-size extraction activities; the registration document specifies the search protocol, eligibility criteria, coding rules for all seven moderators, and the planned statistical analyses. Three-level meta-analytic regression analysis (MARA) was selected over conventional random-effects meta-analysis because the present corpus contains multiple effect sizes per study — a structural feature that violates the independence assumption underlying single-level estimators (Cheung, 2014; Van den Noortgate et al., 2013). The three-level model decomposes total heterogeneity into within-study (σ²_(2)) and between-study (σ²_(3)) components, enabling correct attribution of variance to methodological versus contextual sources.</w:t>
       </w:r>
     </w:p>
-    <w:bookmarkStart w:id="32" w:name="X8beda39a661fcb1509b7059043e15ad6d0ce778"/>
+    <w:bookmarkStart w:id="29" w:name="X8beda39a661fcb1509b7059043e15ad6d0ce778"/>
     <w:p>
       <w:pPr>
         <w:pStyle w:val="Heading3"/>
@@ -1968,8 +2126,8 @@
         <w:t xml:space="preserve">The full protocol — including the search string, eligibility decision rules, moderator coding instructions, and planned metafor model specifications — was registered on OSF prior to database access. The registration identifier will be inserted at acceptance; the protocol document is available from the corresponding author.</w:t>
       </w:r>
     </w:p>
-    <w:bookmarkEnd w:id="32"/>
-    <w:bookmarkStart w:id="33" w:name="Xe67e40459b15893f891bd95e2d3c9a6925f6957"/>
+    <w:bookmarkEnd w:id="29"/>
+    <w:bookmarkStart w:id="30" w:name="Xe67e40459b15893f891bd95e2d3c9a6925f6957"/>
     <w:p>
       <w:pPr>
         <w:pStyle w:val="Heading3"/>
@@ -2563,7 +2721,7 @@
         <w:t xml:space="preserve"> </w:t>
       </w:r>
       <w:r>
-        <w:t xml:space="preserve">= 238 coded studies;</w:t>
+        <w:t xml:space="preserve">= 237 coded studies;</w:t>
       </w:r>
       <w:r>
         <w:t xml:space="preserve"> </w:t>
@@ -2579,11 +2737,11 @@
         <w:t xml:space="preserve"> </w:t>
       </w:r>
       <w:r>
-        <w:t xml:space="preserve">= 288 effect sizes) was assembled from backward citation screening and hand-search prior to the formal database search; all counts will be updated to confirmed figures after the formal WoS/Scopus search is completed.</w:t>
-      </w:r>
-    </w:p>
-    <w:bookmarkEnd w:id="33"/>
-    <w:bookmarkStart w:id="37" w:name="X1d41e663e785934d4feadbd21b81f03c51339a8"/>
+        <w:t xml:space="preserve">= 287 effect sizes) was assembled from backward citation screening and hand-search prior to the formal database search; all counts will be updated to confirmed figures after the formal WoS/Scopus search is completed.</w:t>
+      </w:r>
+    </w:p>
+    <w:bookmarkEnd w:id="30"/>
+    <w:bookmarkStart w:id="34" w:name="X1d41e663e785934d4feadbd21b81f03c51339a8"/>
     <w:p>
       <w:pPr>
         <w:pStyle w:val="Heading3"/>
@@ -2592,7 +2750,7 @@
         <w:t xml:space="preserve">3.3 Data Extraction and Quality Assurance</w:t>
       </w:r>
     </w:p>
-    <w:bookmarkStart w:id="34" w:name="X08ffec85c6ae73d1d7d5bae8230a193cc0c32b0"/>
+    <w:bookmarkStart w:id="31" w:name="X08ffec85c6ae73d1d7d5bae8230a193cc0c32b0"/>
     <w:p>
       <w:pPr>
         <w:pStyle w:val="Heading4"/>
@@ -3003,8 +3161,8 @@
         <w:t xml:space="preserve">All extracted and coded records were entered into the permanent study database and subject to double-entry verification as part of the inter-coder reliability protocol described in §3.3.2.</w:t>
       </w:r>
     </w:p>
-    <w:bookmarkEnd w:id="34"/>
-    <w:bookmarkStart w:id="35" w:name="X8e0743bf85a4a1c5fca32f939ca3f33e412fd3d"/>
+    <w:bookmarkEnd w:id="31"/>
+    <w:bookmarkStart w:id="32" w:name="X8e0743bf85a4a1c5fca32f939ca3f33e412fd3d"/>
     <w:p>
       <w:pPr>
         <w:pStyle w:val="Heading4"/>
@@ -3090,8 +3248,8 @@
         <w:t xml:space="preserve">ICR was assessed using Cohen's κ for categorical variables (ICRV regime, DPL phase, industry sector, DOI measure type, performance measure type) and the two-way random-effects ICC(2,1) for continuous cDAI scores. The target threshold of κ ≥ 0.70 follows Landis and Koch's (1977) "substantial agreement" criterion, which represents the minimum acceptable level for meta-analytic coding in IB research (Aguinis et al., 2011). ICR statistics are reported in Table 3.1 (see Results, §4.1); all targets were met prior to commencing coding of the remaining 80% of the corpus.</w:t>
       </w:r>
     </w:p>
-    <w:bookmarkEnd w:id="35"/>
-    <w:bookmarkStart w:id="36" w:name="X5be2e0a2ca6cb65463b6962be6810bfed28508c"/>
+    <w:bookmarkEnd w:id="32"/>
+    <w:bookmarkStart w:id="33" w:name="X5be2e0a2ca6cb65463b6962be6810bfed28508c"/>
     <w:p>
       <w:pPr>
         <w:pStyle w:val="Heading4"/>
@@ -3108,9 +3266,9 @@
         <w:t xml:space="preserve">Consistent with established practice in internationalization–performance meta-analysis (Bausch &amp; Krist, 2007; Marano et al., 2016), no formal study-level risk-of-bias instrument (e.g., RoB 2, ROBINS-I) was applied to individual primary studies. The I→P corpus is composed exclusively of peer-reviewed observational survey studies; the threats most relevant to this literature — publication bias, omitted-variable bias, and measurement heterogeneity in the DOI operationalization — are addressed at the synthesis level rather than the study level. Publication bias is assessed via Egger's regression test, Begg and Mazumdar's (1994) rank-correlation test, and Duval and Tweedie's (2000) trim-and-fill procedure (§3.6). Measurement heterogeneity is addressed through moderator coding of DOI type (FSTS, FATA, entropy, count) and performance type, and through the three-level model's explicit decomposition of within-study variance attributable to multiple specifications per study.</w:t>
       </w:r>
     </w:p>
-    <w:bookmarkEnd w:id="36"/>
-    <w:bookmarkEnd w:id="37"/>
-    <w:bookmarkStart w:id="38" w:name="X601957e051aebf49785be7eb6f4c3dde13d76da"/>
+    <w:bookmarkEnd w:id="33"/>
+    <w:bookmarkEnd w:id="34"/>
+    <w:bookmarkStart w:id="35" w:name="X601957e051aebf49785be7eb6f4c3dde13d76da"/>
     <w:p>
       <w:pPr>
         <w:pStyle w:val="Heading3"/>
@@ -3317,8 +3475,8 @@
         <w:t xml:space="preserve">— "Precede": data collection predominantly prior to 2009 (median data year &lt; 2009); "Span": data collection spans 2005–2014 or cannot be classified as predominantly Precede or Follow; "Follow": data collection predominantly post-2014 (median data year ≥ 2015). Studies where data years cannot be determined from the paper are coded as "Span" by default and flagged.</w:t>
       </w:r>
     </w:p>
-    <w:bookmarkEnd w:id="38"/>
-    <w:bookmarkStart w:id="39" w:name="X39398803b6212107b1d34889a3ed87f1d2a89f2"/>
+    <w:bookmarkEnd w:id="35"/>
+    <w:bookmarkStart w:id="36" w:name="X39398803b6212107b1d34889a3ed87f1d2a89f2"/>
     <w:p>
       <w:pPr>
         <w:pStyle w:val="Heading3"/>
@@ -4894,8 +5052,8 @@
         <w:t xml:space="preserve">-test.</w:t>
       </w:r>
     </w:p>
-    <w:bookmarkEnd w:id="39"/>
-    <w:bookmarkStart w:id="40" w:name="X2f1abb1755f8cc5892d8e5725c0dbd361d50806"/>
+    <w:bookmarkEnd w:id="36"/>
+    <w:bookmarkStart w:id="37" w:name="X2f1abb1755f8cc5892d8e5725c0dbd361d50806"/>
     <w:p>
       <w:pPr>
         <w:pStyle w:val="Heading3"/>
@@ -5090,8 +5248,8 @@
         <w:t xml:space="preserve">(Stanley &amp; Doucouliagos, 2014) is applied as a model-based publication bias correction: the precision-effect test (PET) regresses effect sizes on their standard errors; if significant, the precision-effect estimate with standard error (PEESE) substitutes the standard error squared as the regressor, providing an estimate of the true effect after correcting for small-study bias.</w:t>
       </w:r>
     </w:p>
-    <w:bookmarkEnd w:id="40"/>
-    <w:bookmarkStart w:id="41" w:name="Xe36430cf7d8e0a8c6df93020e9507d5e203e939"/>
+    <w:bookmarkEnd w:id="37"/>
+    <w:bookmarkStart w:id="38" w:name="Xe36430cf7d8e0a8c6df93020e9507d5e203e939"/>
     <w:p>
       <w:pPr>
         <w:pStyle w:val="Heading3"/>
@@ -5293,9 +5451,9 @@
         </w:pict>
       </w:r>
     </w:p>
-    <w:bookmarkEnd w:id="41"/>
-    <w:bookmarkEnd w:id="42"/>
-    <w:bookmarkStart w:id="62" w:name="X121719332867ee227f0a04b486098cee978c6e6"/>
+    <w:bookmarkEnd w:id="38"/>
+    <w:bookmarkEnd w:id="39"/>
+    <w:bookmarkStart w:id="47" w:name="X121719332867ee227f0a04b486098cee978c6e6"/>
     <w:p>
       <w:pPr>
         <w:pStyle w:val="Heading2"/>
@@ -5304,7 +5462,7 @@
         <w:t xml:space="preserve">4. Results</w:t>
       </w:r>
     </w:p>
-    <w:bookmarkStart w:id="43" w:name="X404e116a6fc5d40bc82ca2b5ca0e91216768dfb"/>
+    <w:bookmarkStart w:id="40" w:name="X404e116a6fc5d40bc82ca2b5ca0e91216768dfb"/>
     <w:p>
       <w:pPr>
         <w:pStyle w:val="Heading3"/>
@@ -5328,7 +5486,7 @@
         <w:t xml:space="preserve"> </w:t>
       </w:r>
       <w:r>
-        <w:t xml:space="preserve">= 238 studies (coded),</w:t>
+        <w:t xml:space="preserve">= 237 studies (coded),</w:t>
       </w:r>
       <w:r>
         <w:t xml:space="preserve"> </w:t>
@@ -5344,7 +5502,7 @@
         <w:t xml:space="preserve"> </w:t>
       </w:r>
       <w:r>
-        <w:t xml:space="preserve">= 288 effect sizes (working database, pre-formal-search).</w:t>
+        <w:t xml:space="preserve">= 287 effect sizes (working database, pre-formal-search).</w:t>
       </w:r>
     </w:p>
     <w:p>
@@ -5973,7 +6131,7 @@
           <w:iCs/>
           <w:i/>
         </w:rPr>
-        <w:t xml:space="preserve">= 288 effect sizes, k = 238 coded studies)</w:t>
+        <w:t xml:space="preserve">= 287 effect sizes, k = 237 coded studies)</w:t>
       </w:r>
     </w:p>
     <w:tbl>
@@ -6314,7 +6472,7 @@
                 <w:bCs/>
                 <w:b/>
               </w:rPr>
-              <w:t xml:space="preserve">288</w:t>
+              <w:t xml:space="preserve">287</w:t>
             </w:r>
           </w:p>
         </w:tc>
@@ -6330,7 +6488,7 @@
                 <w:bCs/>
                 <w:b/>
               </w:rPr>
-              <w:t xml:space="preserve">238</w:t>
+              <w:t xml:space="preserve">237</w:t>
             </w:r>
           </w:p>
         </w:tc>
@@ -6892,7 +7050,7 @@
         <w:t xml:space="preserve">p6/results/forest_data.csv</w:t>
       </w:r>
       <w:r>
-        <w:t xml:space="preserve">, K=288 rows, k=238 unique study IDs, updated 15/05/2026). ICRV</w:t>
+        <w:t xml:space="preserve">, K=287 rows, k=237 unique study IDs, updated 15/05/2026). ICRV</w:t>
       </w:r>
       <w:r>
         <w:t xml:space="preserve"> </w:t>
@@ -6937,8 +7095,8 @@
         <w:t xml:space="preserve">) counts by cDAI/DPL will be reported after multi-effect deduplication.</w:t>
       </w:r>
     </w:p>
-    <w:bookmarkEnd w:id="43"/>
-    <w:bookmarkStart w:id="44" w:name="X484949e7994e09bd70500137e9d7c8f884b58c1"/>
+    <w:bookmarkEnd w:id="40"/>
+    <w:bookmarkStart w:id="41" w:name="X484949e7994e09bd70500137e9d7c8f884b58c1"/>
     <w:p>
       <w:pPr>
         <w:pStyle w:val="Heading3"/>
@@ -7269,7 +7427,7 @@
         <w:t xml:space="preserve"> </w:t>
       </w:r>
       <w:r>
-        <w:t xml:space="preserve">(metafor REML, pre-formal-search simulation; k = 238 studies, K = 288 effects):</w:t>
+        <w:t xml:space="preserve">(metafor REML, k = 237 studies, K = 287 effects):</w:t>
       </w:r>
     </w:p>
     <w:tbl>
@@ -7373,32 +7531,6 @@
               <w:jc w:val="left"/>
             </w:pPr>
             <w:r>
-              <w:t xml:space="preserve">Sampling variance v̄</w:t>
-            </w:r>
-          </w:p>
-        </w:tc>
-        <w:tc>
-          <w:tcPr/>
-          <w:p>
-            <w:pPr>
-              <w:pStyle w:val="Compact"/>
-              <w:jc w:val="left"/>
-            </w:pPr>
-            <w:r>
-              <w:t xml:space="preserve">—</w:t>
-            </w:r>
-          </w:p>
-        </w:tc>
-      </w:tr>
-      <w:tr>
-        <w:tc>
-          <w:tcPr/>
-          <w:p>
-            <w:pPr>
-              <w:pStyle w:val="Compact"/>
-              <w:jc w:val="left"/>
-            </w:pPr>
-            <w:r>
               <w:rPr>
                 <w:iCs/>
                 <w:i/>
@@ -7523,7 +7655,7 @@
               <w:jc w:val="left"/>
             </w:pPr>
             <w:r>
-              <w:t xml:space="preserve">0.075 (95% CI [0.061, 0.089])</w:t>
+              <w:t xml:space="preserve">0.074 (95% CI [0.060, 0.088])</w:t>
             </w:r>
           </w:p>
         </w:tc>
@@ -7556,7 +7688,7 @@
               <w:jc w:val="left"/>
             </w:pPr>
             <w:r>
-              <w:t xml:space="preserve">1,893.56 (</w:t>
+              <w:t xml:space="preserve">1,895.58 (</w:t>
             </w:r>
             <w:r>
               <w:rPr>
@@ -7569,7 +7701,7 @@
               <w:t xml:space="preserve"> </w:t>
             </w:r>
             <w:r>
-              <w:t xml:space="preserve">= 284,</w:t>
+              <w:t xml:space="preserve">= 286,</w:t>
             </w:r>
             <w:r>
               <w:t xml:space="preserve"> </w:t>
@@ -7609,7 +7741,7 @@
         <w:t xml:space="preserve"> </w:t>
       </w:r>
       <w:r>
-        <w:t xml:space="preserve">= 0.075) is consistent with the ICBEF 2025 single-level baseline (</w:t>
+        <w:t xml:space="preserve">= 0.074) is consistent with the ICBEF 2025 single-level baseline (</w:t>
       </w:r>
       <w:r>
         <w:rPr>
@@ -7648,11 +7780,24 @@
         <w:t xml:space="preserve">I</w:t>
       </w:r>
       <w:r>
-        <w:t xml:space="preserve">²_(3) = 8.4%) captures the country-context differences that ICRV, cDAI, and DPL phase are designed to explain. Total I² = 62.5%, indicating substantial heterogeneity beyond sampling error — the motivation for moderator analysis.</w:t>
-      </w:r>
-    </w:p>
-    <w:bookmarkEnd w:id="44"/>
-    <w:bookmarkStart w:id="48" w:name="Xa97dc1af7f7d522b04ad4b6d2a4fed8000451ef"/>
+        <w:t xml:space="preserve">²_(3) = 8.4%) represents country-context differences that ICRV, cDAI, and DPL phase were designed to explain. Total</w:t>
+      </w:r>
+      <w:r>
+        <w:t xml:space="preserve"> </w:t>
+      </w:r>
+      <w:r>
+        <w:rPr>
+          <w:iCs/>
+          <w:i/>
+        </w:rPr>
+        <w:t xml:space="preserve">I</w:t>
+      </w:r>
+      <w:r>
+        <w:t xml:space="preserve">² = 62.5%, indicating substantial heterogeneity beyond sampling error — the motivation for moderator analysis, though the moderator analyses in §§4.3–4.5 do not resolve this heterogeneity significantly.</w:t>
+      </w:r>
+    </w:p>
+    <w:bookmarkEnd w:id="41"/>
+    <w:bookmarkStart w:id="42" w:name="Xa97dc1af7f7d522b04ad4b6d2a4fed8000451ef"/>
     <w:p>
       <w:pPr>
         <w:pStyle w:val="Heading3"/>
@@ -7673,7 +7818,7 @@
         <w:t xml:space="preserve">Q</w:t>
       </w:r>
       <w:r>
-        <w:t xml:space="preserve">_M(ICRV) = 127.77 (</w:t>
+        <w:t xml:space="preserve">_M(ICRV) = 17.35 (</w:t>
       </w:r>
       <w:r>
         <w:rPr>
@@ -7702,19 +7847,45 @@
         <w:t xml:space="preserve"> </w:t>
       </w:r>
       <w:r>
-        <w:t xml:space="preserve">&lt; .001). H1 supported.</w:t>
-      </w:r>
-    </w:p>
-    <w:p>
-      <w:pPr>
-        <w:pStyle w:val="BodyText"/>
-      </w:pPr>
+        <w:t xml:space="preserve">= .002). H1</w:t>
+      </w:r>
+      <w:r>
+        <w:t xml:space="preserve"> </w:t>
+      </w:r>
       <w:r>
         <w:rPr>
           <w:bCs/>
           <w:b/>
         </w:rPr>
-        <w:t xml:space="preserve">Table 4.1 — ICRV 5-regime subgroup results</w:t>
+        <w:t xml:space="preserve">partially supported</w:t>
+      </w:r>
+      <w:r>
+        <w:t xml:space="preserve"> </w:t>
+      </w:r>
+      <w:r>
+        <w:t xml:space="preserve">— significant between-regime differences exist, but the pattern does not conform to the hypothesized monotone gradient; see below.</w:t>
+      </w:r>
+    </w:p>
+    <w:p>
+      <w:pPr>
+        <w:pStyle w:val="BodyText"/>
+      </w:pPr>
+      <w:r>
+        <w:rPr>
+          <w:bCs/>
+          <w:b/>
+        </w:rPr>
+        <w:t xml:space="preserve">Table 4.1 — ICRV regime subgroup results</w:t>
+      </w:r>
+      <w:r>
+        <w:t xml:space="preserve"> </w:t>
+      </w:r>
+      <w:r>
+        <w:rPr>
+          <w:iCs/>
+          <w:i/>
+        </w:rPr>
+        <w:t xml:space="preserve">(actual MARA output, k=237/K=287)</w:t>
       </w:r>
     </w:p>
     <w:tbl>
@@ -7799,14 +7970,147 @@
               <w:jc w:val="left"/>
             </w:pPr>
             <w:r>
+              <w:t xml:space="preserve">Note</w:t>
+            </w:r>
+          </w:p>
+        </w:tc>
+      </w:tr>
+      <w:tr>
+        <w:tc>
+          <w:tcPr/>
+          <w:p>
+            <w:pPr>
+              <w:pStyle w:val="Compact"/>
+              <w:jc w:val="left"/>
+            </w:pPr>
+            <w:r>
+              <w:t xml:space="preserve">I — Advanced-Innovation (SG, HK, KR, JP, UK, US…)</w:t>
+            </w:r>
+          </w:p>
+        </w:tc>
+        <w:tc>
+          <w:tcPr/>
+          <w:p>
+            <w:pPr>
+              <w:pStyle w:val="Compact"/>
+              <w:jc w:val="left"/>
+            </w:pPr>
+            <w:r>
+              <w:t xml:space="preserve">139</w:t>
+            </w:r>
+          </w:p>
+        </w:tc>
+        <w:tc>
+          <w:tcPr/>
+          <w:p>
+            <w:pPr>
+              <w:pStyle w:val="Compact"/>
+              <w:jc w:val="left"/>
+            </w:pPr>
+            <w:r>
+              <w:t xml:space="preserve">0.079</w:t>
+            </w:r>
+          </w:p>
+        </w:tc>
+        <w:tc>
+          <w:tcPr/>
+          <w:p>
+            <w:pPr>
+              <w:pStyle w:val="Compact"/>
+              <w:jc w:val="left"/>
+            </w:pPr>
+            <w:r>
+              <w:t xml:space="preserve">[0.058, 0.099]</w:t>
+            </w:r>
+          </w:p>
+        </w:tc>
+        <w:tc>
+          <w:tcPr/>
+          <w:p>
+            <w:pPr>
+              <w:pStyle w:val="Compact"/>
+              <w:jc w:val="left"/>
+            </w:pPr>
+            <w:r>
+              <w:t xml:space="preserve">Largest group; broadly consistent with H1</w:t>
+            </w:r>
+          </w:p>
+        </w:tc>
+      </w:tr>
+      <w:tr>
+        <w:tc>
+          <w:tcPr/>
+          <w:p>
+            <w:pPr>
+              <w:pStyle w:val="Compact"/>
+              <w:jc w:val="left"/>
+            </w:pPr>
+            <w:r>
+              <w:t xml:space="preserve">II — Upper-middle</w:t>
+            </w:r>
+          </w:p>
+        </w:tc>
+        <w:tc>
+          <w:tcPr/>
+          <w:p>
+            <w:pPr>
+              <w:pStyle w:val="Compact"/>
+              <w:jc w:val="left"/>
+            </w:pPr>
+            <w:r>
+              <w:t xml:space="preserve">25</w:t>
+            </w:r>
+          </w:p>
+        </w:tc>
+        <w:tc>
+          <w:tcPr/>
+          <w:p>
+            <w:pPr>
+              <w:pStyle w:val="Compact"/>
+              <w:jc w:val="left"/>
+            </w:pPr>
+            <w:r>
+              <w:t xml:space="preserve">0.065</w:t>
+            </w:r>
+          </w:p>
+        </w:tc>
+        <w:tc>
+          <w:tcPr/>
+          <w:p>
+            <w:pPr>
+              <w:pStyle w:val="Compact"/>
+              <w:jc w:val="left"/>
+            </w:pPr>
+            <w:r>
+              <w:t xml:space="preserve">[0.020, 0.109]</w:t>
+            </w:r>
+          </w:p>
+        </w:tc>
+        <w:tc>
+          <w:tcPr/>
+          <w:p>
+            <w:pPr>
+              <w:pStyle w:val="Compact"/>
+              <w:jc w:val="left"/>
+            </w:pPr>
+            <w:r>
+              <w:t xml:space="preserve">ns vs. Group I (b = −0.014,</w:t>
+            </w:r>
+            <w:r>
+              <w:t xml:space="preserve"> </w:t>
+            </w:r>
+            <w:r>
               <w:rPr>
                 <w:iCs/>
                 <w:i/>
               </w:rPr>
-              <w:t xml:space="preserve">I</w:t>
-            </w:r>
-            <w:r>
-              <w:t xml:space="preserve">²</w:t>
+              <w:t xml:space="preserve">p</w:t>
+            </w:r>
+            <w:r>
+              <w:t xml:space="preserve"> </w:t>
+            </w:r>
+            <w:r>
+              <w:t xml:space="preserve">= .581)</w:t>
             </w:r>
           </w:p>
         </w:tc>
@@ -7820,55 +8124,71 @@
               <w:jc w:val="left"/>
             </w:pPr>
             <w:r>
-              <w:t xml:space="preserve">I — Advanced-Innovation (SG, HK, KR, JP…)</w:t>
-            </w:r>
-          </w:p>
-        </w:tc>
-        <w:tc>
-          <w:tcPr/>
-          <w:p>
-            <w:pPr>
-              <w:pStyle w:val="Compact"/>
-              <w:jc w:val="left"/>
-            </w:pPr>
-            <w:r>
-              <w:t xml:space="preserve">~18</w:t>
-            </w:r>
-          </w:p>
-        </w:tc>
-        <w:tc>
-          <w:tcPr/>
-          <w:p>
-            <w:pPr>
-              <w:pStyle w:val="Compact"/>
-              <w:jc w:val="left"/>
-            </w:pPr>
-            <w:r>
-              <w:t xml:space="preserve">0.21</w:t>
-            </w:r>
-          </w:p>
-        </w:tc>
-        <w:tc>
-          <w:tcPr/>
-          <w:p>
-            <w:pPr>
-              <w:pStyle w:val="Compact"/>
-              <w:jc w:val="left"/>
-            </w:pPr>
-            <w:r>
-              <w:t xml:space="preserve">[0.12, 0.29]</w:t>
-            </w:r>
-          </w:p>
-        </w:tc>
-        <w:tc>
-          <w:tcPr/>
-          <w:p>
-            <w:pPr>
-              <w:pStyle w:val="Compact"/>
-              <w:jc w:val="left"/>
-            </w:pPr>
-            <w:r>
-              <w:t xml:space="preserve">61%</w:t>
+              <w:t xml:space="preserve">III — Emerging (VN, IN, CN, PH…)</w:t>
+            </w:r>
+          </w:p>
+        </w:tc>
+        <w:tc>
+          <w:tcPr/>
+          <w:p>
+            <w:pPr>
+              <w:pStyle w:val="Compact"/>
+              <w:jc w:val="left"/>
+            </w:pPr>
+            <w:r>
+              <w:t xml:space="preserve">90</w:t>
+            </w:r>
+          </w:p>
+        </w:tc>
+        <w:tc>
+          <w:tcPr/>
+          <w:p>
+            <w:pPr>
+              <w:pStyle w:val="Compact"/>
+              <w:jc w:val="left"/>
+            </w:pPr>
+            <w:r>
+              <w:t xml:space="preserve">0.068</w:t>
+            </w:r>
+          </w:p>
+        </w:tc>
+        <w:tc>
+          <w:tcPr/>
+          <w:p>
+            <w:pPr>
+              <w:pStyle w:val="Compact"/>
+              <w:jc w:val="left"/>
+            </w:pPr>
+            <w:r>
+              <w:t xml:space="preserve">[0.044, 0.092]</w:t>
+            </w:r>
+          </w:p>
+        </w:tc>
+        <w:tc>
+          <w:tcPr/>
+          <w:p>
+            <w:pPr>
+              <w:pStyle w:val="Compact"/>
+              <w:jc w:val="left"/>
+            </w:pPr>
+            <w:r>
+              <w:t xml:space="preserve">ns vs. Group I (b = −0.011,</w:t>
+            </w:r>
+            <w:r>
+              <w:t xml:space="preserve"> </w:t>
+            </w:r>
+            <w:r>
+              <w:rPr>
+                <w:iCs/>
+                <w:i/>
+              </w:rPr>
+              <w:t xml:space="preserve">p</w:t>
+            </w:r>
+            <w:r>
+              <w:t xml:space="preserve"> </w:t>
+            </w:r>
+            <w:r>
+              <w:t xml:space="preserve">= .502)</w:t>
             </w:r>
           </w:p>
         </w:tc>
@@ -7882,499 +8202,59 @@
               <w:jc w:val="left"/>
             </w:pPr>
             <w:r>
-              <w:t xml:space="preserve">II — Upper-middle (CN, MY, TH…)</w:t>
-            </w:r>
-          </w:p>
-        </w:tc>
-        <w:tc>
-          <w:tcPr/>
-          <w:p>
-            <w:pPr>
-              <w:pStyle w:val="Compact"/>
-              <w:jc w:val="left"/>
-            </w:pPr>
-            <w:r>
-              <w:t xml:space="preserve">~42</w:t>
-            </w:r>
-          </w:p>
-        </w:tc>
-        <w:tc>
-          <w:tcPr/>
-          <w:p>
-            <w:pPr>
-              <w:pStyle w:val="Compact"/>
-              <w:jc w:val="left"/>
-            </w:pPr>
-            <w:r>
-              <w:t xml:space="preserve">0.12</w:t>
-            </w:r>
-          </w:p>
-        </w:tc>
-        <w:tc>
-          <w:tcPr/>
-          <w:p>
-            <w:pPr>
-              <w:pStyle w:val="Compact"/>
-              <w:jc w:val="left"/>
-            </w:pPr>
-            <w:r>
-              <w:t xml:space="preserve">[0.06, 0.17]</w:t>
-            </w:r>
-          </w:p>
-        </w:tc>
-        <w:tc>
-          <w:tcPr/>
-          <w:p>
-            <w:pPr>
-              <w:pStyle w:val="Compact"/>
-              <w:jc w:val="left"/>
-            </w:pPr>
-            <w:r>
-              <w:t xml:space="preserve">79%</w:t>
-            </w:r>
-          </w:p>
-        </w:tc>
-      </w:tr>
-      <w:tr>
-        <w:tc>
-          <w:tcPr/>
-          <w:p>
-            <w:pPr>
-              <w:pStyle w:val="Compact"/>
-              <w:jc w:val="left"/>
-            </w:pPr>
-            <w:r>
-              <w:t xml:space="preserve">III — Emerging (VN, IN, PH…)</w:t>
-            </w:r>
-          </w:p>
-        </w:tc>
-        <w:tc>
-          <w:tcPr/>
-          <w:p>
-            <w:pPr>
-              <w:pStyle w:val="Compact"/>
-              <w:jc w:val="left"/>
-            </w:pPr>
-            <w:r>
-              <w:t xml:space="preserve">~35</w:t>
-            </w:r>
-          </w:p>
-        </w:tc>
-        <w:tc>
-          <w:tcPr/>
-          <w:p>
-            <w:pPr>
-              <w:pStyle w:val="Compact"/>
-              <w:jc w:val="left"/>
-            </w:pPr>
-            <w:r>
-              <w:t xml:space="preserve">0.06</w:t>
-            </w:r>
-          </w:p>
-        </w:tc>
-        <w:tc>
-          <w:tcPr/>
-          <w:p>
-            <w:pPr>
-              <w:pStyle w:val="Compact"/>
-              <w:jc w:val="left"/>
-            </w:pPr>
-            <w:r>
-              <w:t xml:space="preserve">[0.01, 0.11]</w:t>
-            </w:r>
-          </w:p>
-        </w:tc>
-        <w:tc>
-          <w:tcPr/>
-          <w:p>
-            <w:pPr>
-              <w:pStyle w:val="Compact"/>
-              <w:jc w:val="left"/>
-            </w:pPr>
-            <w:r>
-              <w:t xml:space="preserve">84%</w:t>
-            </w:r>
-          </w:p>
-        </w:tc>
-      </w:tr>
-      <w:tr>
-        <w:tc>
-          <w:tcPr/>
-          <w:p>
-            <w:pPr>
-              <w:pStyle w:val="Compact"/>
-              <w:jc w:val="left"/>
-            </w:pPr>
-            <w:r>
-              <w:t xml:space="preserve">IV — SIDS (Pacific islands)</w:t>
-            </w:r>
-          </w:p>
-        </w:tc>
-        <w:tc>
-          <w:tcPr/>
-          <w:p>
-            <w:pPr>
-              <w:pStyle w:val="Compact"/>
-              <w:jc w:val="left"/>
-            </w:pPr>
-            <w:r>
-              <w:t xml:space="preserve">~5</w:t>
-            </w:r>
-          </w:p>
-        </w:tc>
-        <w:tc>
-          <w:tcPr/>
-          <w:p>
-            <w:pPr>
-              <w:pStyle w:val="Compact"/>
-              <w:jc w:val="left"/>
-            </w:pPr>
-            <w:r>
-              <w:t xml:space="preserve">−0.04</w:t>
-            </w:r>
-          </w:p>
-        </w:tc>
-        <w:tc>
-          <w:tcPr/>
-          <w:p>
-            <w:pPr>
-              <w:pStyle w:val="Compact"/>
-              <w:jc w:val="left"/>
-            </w:pPr>
-            <w:r>
-              <w:t xml:space="preserve">[−0.15, 0.08]</w:t>
-            </w:r>
-          </w:p>
-        </w:tc>
-        <w:tc>
-          <w:tcPr/>
-          <w:p>
-            <w:pPr>
-              <w:pStyle w:val="Compact"/>
-              <w:jc w:val="left"/>
-            </w:pPr>
-            <w:r>
-              <w:t xml:space="preserve">43%</w:t>
-            </w:r>
-          </w:p>
-        </w:tc>
-      </w:tr>
-      <w:tr>
-        <w:tc>
-          <w:tcPr/>
-          <w:p>
-            <w:pPr>
-              <w:pStyle w:val="Compact"/>
-              <w:jc w:val="left"/>
-            </w:pPr>
-            <w:r>
-              <w:t xml:space="preserve">V — Frontier (BD, MM…)</w:t>
-            </w:r>
-          </w:p>
-        </w:tc>
-        <w:tc>
-          <w:tcPr/>
-          <w:p>
-            <w:pPr>
-              <w:pStyle w:val="Compact"/>
-              <w:jc w:val="left"/>
-            </w:pPr>
-            <w:r>
-              <w:t xml:space="preserve">~10</w:t>
-            </w:r>
-          </w:p>
-        </w:tc>
-        <w:tc>
-          <w:tcPr/>
-          <w:p>
-            <w:pPr>
-              <w:pStyle w:val="Compact"/>
-              <w:jc w:val="left"/>
-            </w:pPr>
-            <w:r>
-              <w:t xml:space="preserve">−0.02</w:t>
-            </w:r>
-          </w:p>
-        </w:tc>
-        <w:tc>
-          <w:tcPr/>
-          <w:p>
-            <w:pPr>
-              <w:pStyle w:val="Compact"/>
-              <w:jc w:val="left"/>
-            </w:pPr>
-            <w:r>
-              <w:t xml:space="preserve">[−0.09, 0.06]</w:t>
-            </w:r>
-          </w:p>
-        </w:tc>
-        <w:tc>
-          <w:tcPr/>
-          <w:p>
-            <w:pPr>
-              <w:pStyle w:val="Compact"/>
-              <w:jc w:val="left"/>
-            </w:pPr>
-            <w:r>
-              <w:t xml:space="preserve">71%</w:t>
-            </w:r>
-          </w:p>
-        </w:tc>
-      </w:tr>
-    </w:tbl>
-    <w:p>
-      <w:pPr>
-        <w:pStyle w:val="BodyText"/>
-      </w:pPr>
-      <w:r>
-        <w:drawing>
-          <wp:inline>
-            <wp:extent cx="5753100" cy="3502261"/>
-            <wp:effectExtent b="0" l="0" r="0" t="0"/>
-            <wp:docPr descr="Figure 2: ICRV 5-regime forest plot — subgroup pooled effects with 95% CI" title="" id="46" name="Picture"/>
-            <a:graphic>
-              <a:graphicData uri="http://schemas.openxmlformats.org/drawingml/2006/picture">
-                <pic:pic>
-                  <pic:nvPicPr>
-                    <pic:cNvPr descr="figures/figure2_icrv_forest.png" id="47" name="Picture"/>
-                    <pic:cNvPicPr>
-                      <a:picLocks noChangeArrowheads="1" noChangeAspect="1"/>
-                    </pic:cNvPicPr>
-                  </pic:nvPicPr>
-                  <pic:blipFill>
-                    <a:blip r:embed="rId45"/>
-                    <a:stretch>
-                      <a:fillRect/>
-                    </a:stretch>
-                  </pic:blipFill>
-                  <pic:spPr bwMode="auto">
-                    <a:xfrm>
-                      <a:off x="0" y="0"/>
-                      <a:ext cx="5753100" cy="3502261"/>
-                    </a:xfrm>
-                    <a:prstGeom prst="rect">
-                      <a:avLst/>
-                    </a:prstGeom>
-                    <a:noFill/>
-                    <a:ln w="9525">
-                      <a:noFill/>
-                      <a:headEnd/>
-                      <a:tailEnd/>
-                    </a:ln>
-                  </pic:spPr>
-                </pic:pic>
-              </a:graphicData>
-            </a:graphic>
-          </wp:inline>
-        </w:drawing>
-      </w:r>
-    </w:p>
-    <w:p>
-      <w:pPr>
-        <w:pStyle w:val="BodyText"/>
-      </w:pPr>
-      <w:r>
-        <w:rPr>
-          <w:iCs/>
-          <w:i/>
-        </w:rPr>
-        <w:t xml:space="preserve">Figure 2.</w:t>
-      </w:r>
-      <w:r>
-        <w:t xml:space="preserve"> </w:t>
-      </w:r>
-      <w:r>
-        <w:t xml:space="preserve">ICRV subgroup forest plot. Pooled</w:t>
-      </w:r>
-      <w:r>
-        <w:t xml:space="preserve"> </w:t>
-      </w:r>
-      <w:r>
-        <w:rPr>
-          <w:iCs/>
-          <w:i/>
-        </w:rPr>
-        <w:t xml:space="preserve">r̄</w:t>
-      </w:r>
-      <w:r>
-        <w:t xml:space="preserve"> </w:t>
-      </w:r>
-      <w:r>
-        <w:t xml:space="preserve">and 95% CI for each of the five institutional regimes.</w:t>
-      </w:r>
-    </w:p>
-    <w:p>
-      <w:pPr>
-        <w:pStyle w:val="BodyText"/>
-      </w:pPr>
-      <w:r>
-        <w:t xml:space="preserve">The gradient confirms H1a (Advanced</w:t>
-      </w:r>
-      <w:r>
-        <w:t xml:space="preserve"> </w:t>
-      </w:r>
-      <w:r>
-        <w:rPr>
-          <w:iCs/>
-          <w:i/>
-        </w:rPr>
-        <w:t xml:space="preserve">r̄</w:t>
-      </w:r>
-      <w:r>
-        <w:t xml:space="preserve"> </w:t>
-      </w:r>
-      <w:r>
-        <w:t xml:space="preserve">= 0.21) and provides partial support for H1b (Frontier/SIDS</w:t>
-      </w:r>
-      <w:r>
-        <w:t xml:space="preserve"> </w:t>
-      </w:r>
-      <w:r>
-        <w:rPr>
-          <w:iCs/>
-          <w:i/>
-        </w:rPr>
-        <w:t xml:space="preserve">r̄</w:t>
-      </w:r>
-      <w:r>
-        <w:t xml:space="preserve"> </w:t>
-      </w:r>
-      <w:r>
-        <w:t xml:space="preserve">near zero; wide CIs prevent definitive negative conclusion for SIDS at</w:t>
-      </w:r>
-      <w:r>
-        <w:t xml:space="preserve"> </w:t>
-      </w:r>
-      <w:r>
-        <w:rPr>
-          <w:iCs/>
-          <w:i/>
-        </w:rPr>
-        <w:t xml:space="preserve">k</w:t>
-      </w:r>
-      <w:r>
-        <w:t xml:space="preserve"> </w:t>
-      </w:r>
-      <w:r>
-        <w:t xml:space="preserve">≈ 5). The pattern is consistent with Capability–Institution Mismatch Theory: institutional quality amplifies the productivity returns to internationalization by reducing coordination costs and protecting rents from knowledge transfer (Kogut &amp; Zander, 1993).</w:t>
-      </w:r>
-    </w:p>
-    <w:p>
-      <w:pPr>
-        <w:pStyle w:val="BodyText"/>
-      </w:pPr>
-      <w:r>
-        <w:t xml:space="preserve">Firms from ICRV-I countries show I→P effects threefold the baseline average (</w:t>
-      </w:r>
-      <w:r>
-        <w:rPr>
-          <w:iCs/>
-          <w:i/>
-        </w:rPr>
-        <w:t xml:space="preserve">r̄</w:t>
-      </w:r>
-      <w:r>
-        <w:t xml:space="preserve"> </w:t>
-      </w:r>
-      <w:r>
-        <w:t xml:space="preserve">= 0.21 vs. pooled 0.07). This is consistent with the institutional complementarity argument: in high-quality institutional environments, firms can sustain productive export intensification well beyond levels viable in Emerging or Frontier contexts, where coordination costs accumulate faster (Khanna &amp; Palepu, 2010).</w:t>
-      </w:r>
-    </w:p>
-    <w:bookmarkEnd w:id="48"/>
-    <w:bookmarkStart w:id="49" w:name="X541c92fe8ae9c523bbb1875dcc9c5525c218523"/>
-    <w:p>
-      <w:pPr>
-        <w:pStyle w:val="Heading3"/>
-      </w:pPr>
-      <w:r>
-        <w:t xml:space="preserve">4.4 cDAI Moderation (H3)</w:t>
-      </w:r>
-    </w:p>
-    <w:p>
-      <w:pPr>
-        <w:pStyle w:val="FirstParagraph"/>
-      </w:pPr>
-      <w:r>
-        <w:t xml:space="preserve">Meta-regression with continuous cDAI score: β_cDAI = +0.089 (</w:t>
-      </w:r>
-      <w:r>
-        <w:rPr>
-          <w:iCs/>
-          <w:i/>
-        </w:rPr>
-        <w:t xml:space="preserve">SE</w:t>
-      </w:r>
-      <w:r>
-        <w:t xml:space="preserve"> </w:t>
-      </w:r>
-      <w:r>
-        <w:t xml:space="preserve">= 0.039,</w:t>
-      </w:r>
-      <w:r>
-        <w:t xml:space="preserve"> </w:t>
-      </w:r>
-      <w:r>
-        <w:rPr>
-          <w:iCs/>
-          <w:i/>
-        </w:rPr>
-        <w:t xml:space="preserve">p</w:t>
-      </w:r>
-      <w:r>
-        <w:t xml:space="preserve"> </w:t>
-      </w:r>
-      <w:r>
-        <w:t xml:space="preserve">= .024). H3 supported.</w:t>
-      </w:r>
-    </w:p>
-    <w:p>
-      <w:pPr>
-        <w:pStyle w:val="BodyText"/>
-      </w:pPr>
-      <w:r>
-        <w:rPr>
-          <w:bCs/>
-          <w:b/>
-        </w:rPr>
-        <w:t xml:space="preserve">Table 4.2 — cDAI subgroup</w:t>
-      </w:r>
-    </w:p>
-    <w:tbl>
-      <w:tblPr>
-        <w:tblStyle w:val="Table"/>
-        <w:tblW w:type="auto" w:w="0"/>
-        <w:tblLook w:firstRow="1" w:lastRow="0" w:firstColumn="0" w:lastColumn="0" w:noHBand="0" w:noVBand="0" w:val="0020"/>
-        <w:jc w:val="start"/>
-      </w:tblPr>
-      <w:tblGrid>
-        <w:gridCol w:w="1980"/>
-        <w:gridCol w:w="1980"/>
-        <w:gridCol w:w="1980"/>
-        <w:gridCol w:w="1980"/>
-      </w:tblGrid>
-      <w:tr>
-        <w:trPr>
-          <w:tblHeader w:val="true"/>
-        </w:trPr>
-        <w:tc>
-          <w:tcPr/>
-          <w:p>
-            <w:pPr>
-              <w:pStyle w:val="Compact"/>
-              <w:jc w:val="left"/>
-            </w:pPr>
-            <w:r>
-              <w:t xml:space="preserve">cDAI Group</w:t>
-            </w:r>
-          </w:p>
-        </w:tc>
-        <w:tc>
-          <w:tcPr/>
-          <w:p>
-            <w:pPr>
-              <w:pStyle w:val="Compact"/>
-              <w:jc w:val="left"/>
-            </w:pPr>
+              <w:t xml:space="preserve">FR — Frontier</w:t>
+            </w:r>
+          </w:p>
+        </w:tc>
+        <w:tc>
+          <w:tcPr/>
+          <w:p>
+            <w:pPr>
+              <w:pStyle w:val="Compact"/>
+              <w:jc w:val="left"/>
+            </w:pPr>
+            <w:r>
+              <w:t xml:space="preserve">3</w:t>
+            </w:r>
+          </w:p>
+        </w:tc>
+        <w:tc>
+          <w:tcPr/>
+          <w:p>
+            <w:pPr>
+              <w:pStyle w:val="Compact"/>
+              <w:jc w:val="left"/>
+            </w:pPr>
+            <w:r>
+              <w:t xml:space="preserve">0.349</w:t>
+            </w:r>
+          </w:p>
+        </w:tc>
+        <w:tc>
+          <w:tcPr/>
+          <w:p>
+            <w:pPr>
+              <w:pStyle w:val="Compact"/>
+              <w:jc w:val="left"/>
+            </w:pPr>
+            <w:r>
+              <w:t xml:space="preserve">[0.217, 0.468]</w:t>
+            </w:r>
+          </w:p>
+        </w:tc>
+        <w:tc>
+          <w:tcPr/>
+          <w:p>
+            <w:pPr>
+              <w:pStyle w:val="Compact"/>
+              <w:jc w:val="left"/>
+            </w:pPr>
+            <w:r>
+              <w:t xml:space="preserve">⚠️</w:t>
+            </w:r>
+            <w:r>
+              <w:t xml:space="preserve"> </w:t>
+            </w:r>
             <w:r>
               <w:rPr>
                 <w:iCs/>
@@ -8382,33 +8262,43 @@
               </w:rPr>
               <w:t xml:space="preserve">k</w:t>
             </w:r>
-          </w:p>
-        </w:tc>
-        <w:tc>
-          <w:tcPr/>
-          <w:p>
-            <w:pPr>
-              <w:pStyle w:val="Compact"/>
-              <w:jc w:val="left"/>
-            </w:pPr>
+            <w:r>
+              <w:t xml:space="preserve"> </w:t>
+            </w:r>
+            <w:r>
+              <w:t xml:space="preserve">= 3 only; estimate unreliable (one outlier: Pouresmaeili et al.,</w:t>
+            </w:r>
+            <w:r>
+              <w:t xml:space="preserve"> </w:t>
+            </w:r>
             <w:r>
               <w:rPr>
                 <w:iCs/>
                 <w:i/>
               </w:rPr>
-              <w:t xml:space="preserve">r̄</w:t>
-            </w:r>
-          </w:p>
-        </w:tc>
-        <w:tc>
-          <w:tcPr/>
-          <w:p>
-            <w:pPr>
-              <w:pStyle w:val="Compact"/>
-              <w:jc w:val="left"/>
-            </w:pPr>
-            <w:r>
-              <w:t xml:space="preserve">95% CI</w:t>
+              <w:t xml:space="preserve">r</w:t>
+            </w:r>
+            <w:r>
+              <w:t xml:space="preserve"> </w:t>
+            </w:r>
+            <w:r>
+              <w:t xml:space="preserve">= 0.69,</w:t>
+            </w:r>
+            <w:r>
+              <w:t xml:space="preserve"> </w:t>
+            </w:r>
+            <w:r>
+              <w:rPr>
+                <w:iCs/>
+                <w:i/>
+              </w:rPr>
+              <w:t xml:space="preserve">n</w:t>
+            </w:r>
+            <w:r>
+              <w:t xml:space="preserve"> </w:t>
+            </w:r>
+            <w:r>
+              <w:t xml:space="preserve">= 226)</w:t>
             </w:r>
           </w:p>
         </w:tc>
@@ -8422,143 +8312,71 @@
               <w:jc w:val="left"/>
             </w:pPr>
             <w:r>
-              <w:t xml:space="preserve">High (Q4, cDAI ≥ p75)</w:t>
-            </w:r>
-          </w:p>
-        </w:tc>
-        <w:tc>
-          <w:tcPr/>
-          <w:p>
-            <w:pPr>
-              <w:pStyle w:val="Compact"/>
-              <w:jc w:val="left"/>
-            </w:pPr>
-            <w:r>
-              <w:t xml:space="preserve">~33</w:t>
-            </w:r>
-          </w:p>
-        </w:tc>
-        <w:tc>
-          <w:tcPr/>
-          <w:p>
-            <w:pPr>
-              <w:pStyle w:val="Compact"/>
-              <w:jc w:val="left"/>
-            </w:pPr>
-            <w:r>
-              <w:t xml:space="preserve">0.14</w:t>
-            </w:r>
-          </w:p>
-        </w:tc>
-        <w:tc>
-          <w:tcPr/>
-          <w:p>
-            <w:pPr>
-              <w:pStyle w:val="Compact"/>
-              <w:jc w:val="left"/>
-            </w:pPr>
-            <w:r>
-              <w:t xml:space="preserve">[0.08, 0.20]</w:t>
-            </w:r>
-          </w:p>
-        </w:tc>
-      </w:tr>
-      <w:tr>
-        <w:tc>
-          <w:tcPr/>
-          <w:p>
-            <w:pPr>
-              <w:pStyle w:val="Compact"/>
-              <w:jc w:val="left"/>
-            </w:pPr>
-            <w:r>
-              <w:t xml:space="preserve">Medium (Q2–Q3)</w:t>
-            </w:r>
-          </w:p>
-        </w:tc>
-        <w:tc>
-          <w:tcPr/>
-          <w:p>
-            <w:pPr>
-              <w:pStyle w:val="Compact"/>
-              <w:jc w:val="left"/>
-            </w:pPr>
-            <w:r>
-              <w:t xml:space="preserve">~65</w:t>
-            </w:r>
-          </w:p>
-        </w:tc>
-        <w:tc>
-          <w:tcPr/>
-          <w:p>
-            <w:pPr>
-              <w:pStyle w:val="Compact"/>
-              <w:jc w:val="left"/>
-            </w:pPr>
-            <w:r>
-              <w:t xml:space="preserve">0.07</w:t>
-            </w:r>
-          </w:p>
-        </w:tc>
-        <w:tc>
-          <w:tcPr/>
-          <w:p>
-            <w:pPr>
-              <w:pStyle w:val="Compact"/>
-              <w:jc w:val="left"/>
-            </w:pPr>
-            <w:r>
-              <w:t xml:space="preserve">[0.03, 0.10]</w:t>
-            </w:r>
-          </w:p>
-        </w:tc>
-      </w:tr>
-      <w:tr>
-        <w:tc>
-          <w:tcPr/>
-          <w:p>
-            <w:pPr>
-              <w:pStyle w:val="Compact"/>
-              <w:jc w:val="left"/>
-            </w:pPr>
-            <w:r>
-              <w:t xml:space="preserve">Low (Q1, cDAI ≤ p25)</w:t>
-            </w:r>
-          </w:p>
-        </w:tc>
-        <w:tc>
-          <w:tcPr/>
-          <w:p>
-            <w:pPr>
-              <w:pStyle w:val="Compact"/>
-              <w:jc w:val="left"/>
-            </w:pPr>
-            <w:r>
-              <w:t xml:space="preserve">~32</w:t>
-            </w:r>
-          </w:p>
-        </w:tc>
-        <w:tc>
-          <w:tcPr/>
-          <w:p>
-            <w:pPr>
-              <w:pStyle w:val="Compact"/>
-              <w:jc w:val="left"/>
-            </w:pPr>
-            <w:r>
-              <w:t xml:space="preserve">0.02</w:t>
-            </w:r>
-          </w:p>
-        </w:tc>
-        <w:tc>
-          <w:tcPr/>
-          <w:p>
-            <w:pPr>
-              <w:pStyle w:val="Compact"/>
-              <w:jc w:val="left"/>
-            </w:pPr>
-            <w:r>
-              <w:t xml:space="preserve">[−0.04, 0.08]</w:t>
+              <w:t xml:space="preserve">MX — Multi-country / Mixed</w:t>
+            </w:r>
+          </w:p>
+        </w:tc>
+        <w:tc>
+          <w:tcPr/>
+          <w:p>
+            <w:pPr>
+              <w:pStyle w:val="Compact"/>
+              <w:jc w:val="left"/>
+            </w:pPr>
+            <w:r>
+              <w:t xml:space="preserve">30</w:t>
+            </w:r>
+          </w:p>
+        </w:tc>
+        <w:tc>
+          <w:tcPr/>
+          <w:p>
+            <w:pPr>
+              <w:pStyle w:val="Compact"/>
+              <w:jc w:val="left"/>
+            </w:pPr>
+            <w:r>
+              <w:t xml:space="preserve">0.053</w:t>
+            </w:r>
+          </w:p>
+        </w:tc>
+        <w:tc>
+          <w:tcPr/>
+          <w:p>
+            <w:pPr>
+              <w:pStyle w:val="Compact"/>
+              <w:jc w:val="left"/>
+            </w:pPr>
+            <w:r>
+              <w:t xml:space="preserve">[0.012, 0.094]</w:t>
+            </w:r>
+          </w:p>
+        </w:tc>
+        <w:tc>
+          <w:tcPr/>
+          <w:p>
+            <w:pPr>
+              <w:pStyle w:val="Compact"/>
+              <w:jc w:val="left"/>
+            </w:pPr>
+            <w:r>
+              <w:t xml:space="preserve">ns vs. Group I (b = −0.026,</w:t>
+            </w:r>
+            <w:r>
+              <w:t xml:space="preserve"> </w:t>
+            </w:r>
+            <w:r>
+              <w:rPr>
+                <w:iCs/>
+                <w:i/>
+              </w:rPr>
+              <w:t xml:space="preserve">p</w:t>
+            </w:r>
+            <w:r>
+              <w:t xml:space="preserve"> </w:t>
+            </w:r>
+            <w:r>
+              <w:t xml:space="preserve">= .269)</w:t>
             </w:r>
           </w:p>
         </w:tc>
@@ -8569,10 +8387,62 @@
         <w:pStyle w:val="BodyText"/>
       </w:pPr>
       <w:r>
-        <w:t xml:space="preserve">The cDAI × DPL Follow interaction is positive and significant (β = +0.112,</w:t>
-      </w:r>
-      <w:r>
-        <w:t xml:space="preserve"> </w:t>
+        <w:t xml:space="preserve">Figure 2: ICRV 5-regime forest plot — subgroup pooled effects with 95% CI</w:t>
+      </w:r>
+    </w:p>
+    <w:p>
+      <w:pPr>
+        <w:pStyle w:val="BodyText"/>
+      </w:pPr>
+      <w:r>
+        <w:rPr>
+          <w:iCs/>
+          <w:i/>
+        </w:rPr>
+        <w:t xml:space="preserve">Figure 2.</w:t>
+      </w:r>
+      <w:r>
+        <w:t xml:space="preserve"> </w:t>
+      </w:r>
+      <w:r>
+        <w:t xml:space="preserve">ICRV subgroup forest plot. Pooled</w:t>
+      </w:r>
+      <w:r>
+        <w:t xml:space="preserve"> </w:t>
+      </w:r>
+      <w:r>
+        <w:rPr>
+          <w:iCs/>
+          <w:i/>
+        </w:rPr>
+        <w:t xml:space="preserve">r̄</w:t>
+      </w:r>
+      <w:r>
+        <w:t xml:space="preserve"> </w:t>
+      </w:r>
+      <w:r>
+        <w:t xml:space="preserve">and 95% CI per coded institutional regime.</w:t>
+      </w:r>
+    </w:p>
+    <w:p>
+      <w:pPr>
+        <w:pStyle w:val="BodyText"/>
+      </w:pPr>
+      <w:r>
+        <w:t xml:space="preserve">The</w:t>
+      </w:r>
+      <w:r>
+        <w:t xml:space="preserve"> </w:t>
+      </w:r>
+      <w:r>
+        <w:rPr>
+          <w:iCs/>
+          <w:i/>
+        </w:rPr>
+        <w:t xml:space="preserve">Q</w:t>
+      </w:r>
+      <w:r>
+        <w:t xml:space="preserve">_M = 17.35 is statistically significant (</w:t>
       </w:r>
       <w:r>
         <w:rPr>
@@ -8585,10 +8455,7 @@
         <w:t xml:space="preserve"> </w:t>
       </w:r>
       <w:r>
-        <w:t xml:space="preserve">= .038); the cDAI × DPL Precede interaction is not significant (β = +0.021,</w:t>
-      </w:r>
-      <w:r>
-        <w:t xml:space="preserve"> </w:t>
+        <w:t xml:space="preserve">= .002) but the between-group pattern does not confirm the hypothesized monotone gradient (I &gt; II &gt; III &gt; Frontier). Pairwise contrasts against Group I (intercept) reveal that Group II (</w:t>
       </w:r>
       <w:r>
         <w:rPr>
@@ -8601,48 +8468,7 @@
         <w:t xml:space="preserve"> </w:t>
       </w:r>
       <w:r>
-        <w:t xml:space="preserve">= .61). This confirms the CDCM: national digital infrastructure amplifies I→P only after digital platforms reach maturity sufficient to compress coordination costs — i.e., in the DPL Follow phase (post-2014).</w:t>
-      </w:r>
-    </w:p>
-    <w:bookmarkEnd w:id="49"/>
-    <w:bookmarkStart w:id="53" w:name="X0f13fb15b20194b37c5b9d050ad7a7079c0644a"/>
-    <w:p>
-      <w:pPr>
-        <w:pStyle w:val="Heading3"/>
-      </w:pPr>
-      <w:r>
-        <w:t xml:space="preserve">4.5 DPL Phase Moderation (H2)</w:t>
-      </w:r>
-    </w:p>
-    <w:p>
-      <w:pPr>
-        <w:pStyle w:val="FirstParagraph"/>
-      </w:pPr>
-      <w:r>
-        <w:rPr>
-          <w:iCs/>
-          <w:i/>
-        </w:rPr>
-        <w:t xml:space="preserve">Q</w:t>
-      </w:r>
-      <w:r>
-        <w:t xml:space="preserve">_DPL = 104.92 (</w:t>
-      </w:r>
-      <w:r>
-        <w:rPr>
-          <w:iCs/>
-          <w:i/>
-        </w:rPr>
-        <w:t xml:space="preserve">df</w:t>
-      </w:r>
-      <w:r>
-        <w:t xml:space="preserve"> </w:t>
-      </w:r>
-      <w:r>
-        <w:t xml:space="preserve">= 2,</w:t>
-      </w:r>
-      <w:r>
-        <w:t xml:space="preserve"> </w:t>
+        <w:t xml:space="preserve">= .581), Group III (</w:t>
       </w:r>
       <w:r>
         <w:rPr>
@@ -8655,19 +8481,279 @@
         <w:t xml:space="preserve"> </w:t>
       </w:r>
       <w:r>
-        <w:t xml:space="preserve">&lt; .001). H2 supported.</w:t>
+        <w:t xml:space="preserve">= .502), and MX (</w:t>
+      </w:r>
+      <w:r>
+        <w:rPr>
+          <w:iCs/>
+          <w:i/>
+        </w:rPr>
+        <w:t xml:space="preserve">p</w:t>
+      </w:r>
+      <w:r>
+        <w:t xml:space="preserve"> </w:t>
+      </w:r>
+      <w:r>
+        <w:t xml:space="preserve">= .269) do not differ significantly from Advanced-Innovation contexts. The only significant contrast is Group I vs. Frontier (b = +0.285,</w:t>
+      </w:r>
+      <w:r>
+        <w:t xml:space="preserve"> </w:t>
+      </w:r>
+      <w:r>
+        <w:rPr>
+          <w:iCs/>
+          <w:i/>
+        </w:rPr>
+        <w:t xml:space="preserve">p</w:t>
+      </w:r>
+      <w:r>
+        <w:t xml:space="preserve"> </w:t>
+      </w:r>
+      <w:r>
+        <w:t xml:space="preserve">&lt; .001), driven entirely by the</w:t>
+      </w:r>
+      <w:r>
+        <w:t xml:space="preserve"> </w:t>
+      </w:r>
+      <w:r>
+        <w:rPr>
+          <w:iCs/>
+          <w:i/>
+        </w:rPr>
+        <w:t xml:space="preserve">k</w:t>
+      </w:r>
+      <w:r>
+        <w:t xml:space="preserve"> </w:t>
+      </w:r>
+      <w:r>
+        <w:t xml:space="preserve">= 3 Frontier-group estimate, which is dominated by one outlier study (Pouresmaeili et al., 2018,</w:t>
+      </w:r>
+      <w:r>
+        <w:t xml:space="preserve"> </w:t>
+      </w:r>
+      <w:r>
+        <w:rPr>
+          <w:iCs/>
+          <w:i/>
+        </w:rPr>
+        <w:t xml:space="preserve">r</w:t>
+      </w:r>
+      <w:r>
+        <w:t xml:space="preserve"> </w:t>
+      </w:r>
+      <w:r>
+        <w:t xml:space="preserve">= 0.69). Excluding the Frontier group, no between-group differences approach significance.</w:t>
       </w:r>
     </w:p>
     <w:p>
       <w:pPr>
         <w:pStyle w:val="BodyText"/>
       </w:pPr>
+      <w:r>
+        <w:t xml:space="preserve">Group I (k=139, primarily Western MNEs and Asian advanced economies) shows the highest reliable I→P effect (</w:t>
+      </w:r>
+      <w:r>
+        <w:rPr>
+          <w:iCs/>
+          <w:i/>
+        </w:rPr>
+        <w:t xml:space="preserve">r̄</w:t>
+      </w:r>
+      <w:r>
+        <w:t xml:space="preserve"> </w:t>
+      </w:r>
+      <w:r>
+        <w:t xml:space="preserve">= 0.079), and Group III (k=90, Emerging) shows</w:t>
+      </w:r>
+      <w:r>
+        <w:t xml:space="preserve"> </w:t>
+      </w:r>
+      <w:r>
+        <w:rPr>
+          <w:iCs/>
+          <w:i/>
+        </w:rPr>
+        <w:t xml:space="preserve">r̄</w:t>
+      </w:r>
+      <w:r>
+        <w:t xml:space="preserve"> </w:t>
+      </w:r>
+      <w:r>
+        <w:t xml:space="preserve">= 0.068 — a difference of 0.011 that is directionally consistent with CIMT but not statistically significant given within-group heterogeneity. H1's predicted monotone gradient is therefore</w:t>
+      </w:r>
+      <w:r>
+        <w:t xml:space="preserve"> </w:t>
+      </w:r>
       <w:r>
         <w:rPr>
           <w:bCs/>
           <w:b/>
         </w:rPr>
-        <w:t xml:space="preserve">Table 4.3 — DPL phase subgroup</w:t>
+        <w:t xml:space="preserve">not confirmed</w:t>
+      </w:r>
+      <w:r>
+        <w:t xml:space="preserve"> </w:t>
+      </w:r>
+      <w:r>
+        <w:t xml:space="preserve">in the current</w:t>
+      </w:r>
+      <w:r>
+        <w:t xml:space="preserve"> </w:t>
+      </w:r>
+      <w:r>
+        <w:rPr>
+          <w:iCs/>
+          <w:i/>
+        </w:rPr>
+        <w:t xml:space="preserve">k</w:t>
+      </w:r>
+      <w:r>
+        <w:t xml:space="preserve"> </w:t>
+      </w:r>
+      <w:r>
+        <w:t xml:space="preserve">= 237 sample. The ICRV moderation as operationalized requires larger</w:t>
+      </w:r>
+      <w:r>
+        <w:t xml:space="preserve"> </w:t>
+      </w:r>
+      <w:r>
+        <w:rPr>
+          <w:iCs/>
+          <w:i/>
+        </w:rPr>
+        <w:t xml:space="preserve">k</w:t>
+      </w:r>
+      <w:r>
+        <w:t xml:space="preserve"> </w:t>
+      </w:r>
+      <w:r>
+        <w:t xml:space="preserve">per regime — particularly Frontier — before the gradient can be properly tested.</w:t>
+      </w:r>
+    </w:p>
+    <w:bookmarkEnd w:id="42"/>
+    <w:bookmarkStart w:id="43" w:name="X541c92fe8ae9c523bbb1875dcc9c5525c218523"/>
+    <w:p>
+      <w:pPr>
+        <w:pStyle w:val="Heading3"/>
+      </w:pPr>
+      <w:r>
+        <w:t xml:space="preserve">4.4 cDAI Moderation (H3)</w:t>
+      </w:r>
+    </w:p>
+    <w:p>
+      <w:pPr>
+        <w:pStyle w:val="FirstParagraph"/>
+      </w:pPr>
+      <w:r>
+        <w:rPr>
+          <w:iCs/>
+          <w:i/>
+        </w:rPr>
+        <w:t xml:space="preserve">Q</w:t>
+      </w:r>
+      <w:r>
+        <w:t xml:space="preserve">_M(cDAI) = 1.34 (</w:t>
+      </w:r>
+      <w:r>
+        <w:rPr>
+          <w:iCs/>
+          <w:i/>
+        </w:rPr>
+        <w:t xml:space="preserve">df</w:t>
+      </w:r>
+      <w:r>
+        <w:t xml:space="preserve"> </w:t>
+      </w:r>
+      <w:r>
+        <w:t xml:space="preserve">= 2,</w:t>
+      </w:r>
+      <w:r>
+        <w:t xml:space="preserve"> </w:t>
+      </w:r>
+      <w:r>
+        <w:rPr>
+          <w:iCs/>
+          <w:i/>
+        </w:rPr>
+        <w:t xml:space="preserve">p</w:t>
+      </w:r>
+      <w:r>
+        <w:t xml:space="preserve"> </w:t>
+      </w:r>
+      <w:r>
+        <w:t xml:space="preserve">= .513). H3</w:t>
+      </w:r>
+      <w:r>
+        <w:t xml:space="preserve"> </w:t>
+      </w:r>
+      <w:r>
+        <w:rPr>
+          <w:bCs/>
+          <w:b/>
+        </w:rPr>
+        <w:t xml:space="preserve">not supported</w:t>
+      </w:r>
+      <w:r>
+        <w:t xml:space="preserve">.</w:t>
+      </w:r>
+    </w:p>
+    <w:p>
+      <w:pPr>
+        <w:pStyle w:val="BodyText"/>
+      </w:pPr>
+      <w:r>
+        <w:t xml:space="preserve">Meta-regression with continuous cDAI score: β_cDAI = +0.003 (</w:t>
+      </w:r>
+      <w:r>
+        <w:rPr>
+          <w:iCs/>
+          <w:i/>
+        </w:rPr>
+        <w:t xml:space="preserve">SE</w:t>
+      </w:r>
+      <w:r>
+        <w:t xml:space="preserve"> </w:t>
+      </w:r>
+      <w:r>
+        <w:t xml:space="preserve">= 0.010,</w:t>
+      </w:r>
+      <w:r>
+        <w:t xml:space="preserve"> </w:t>
+      </w:r>
+      <w:r>
+        <w:rPr>
+          <w:iCs/>
+          <w:i/>
+        </w:rPr>
+        <w:t xml:space="preserve">p</w:t>
+      </w:r>
+      <w:r>
+        <w:t xml:space="preserve"> </w:t>
+      </w:r>
+      <w:r>
+        <w:t xml:space="preserve">= .744). Neither the categorical between-group test nor the continuous linear trend shows significant cDAI moderation.</w:t>
+      </w:r>
+    </w:p>
+    <w:p>
+      <w:pPr>
+        <w:pStyle w:val="BodyText"/>
+      </w:pPr>
+      <w:r>
+        <w:rPr>
+          <w:bCs/>
+          <w:b/>
+        </w:rPr>
+        <w:t xml:space="preserve">Table 4.2 — cDAI subgroup</w:t>
+      </w:r>
+      <w:r>
+        <w:t xml:space="preserve"> </w:t>
+      </w:r>
+      <w:r>
+        <w:rPr>
+          <w:iCs/>
+          <w:i/>
+        </w:rPr>
+        <w:t xml:space="preserve">(actual MARA output)</w:t>
       </w:r>
     </w:p>
     <w:tbl>
@@ -8696,19 +8782,7 @@
               <w:jc w:val="left"/>
             </w:pPr>
             <w:r>
-              <w:t xml:space="preserve">DPL Phase</w:t>
-            </w:r>
-          </w:p>
-        </w:tc>
-        <w:tc>
-          <w:tcPr/>
-          <w:p>
-            <w:pPr>
-              <w:pStyle w:val="Compact"/>
-              <w:jc w:val="left"/>
-            </w:pPr>
-            <w:r>
-              <w:t xml:space="preserve">Definition</w:t>
+              <w:t xml:space="preserve">cDAI Group</w:t>
             </w:r>
           </w:p>
         </w:tc>
@@ -8756,6 +8830,18 @@
             </w:r>
           </w:p>
         </w:tc>
+        <w:tc>
+          <w:tcPr/>
+          <w:p>
+            <w:pPr>
+              <w:pStyle w:val="Compact"/>
+              <w:jc w:val="left"/>
+            </w:pPr>
+            <w:r>
+              <w:t xml:space="preserve">Δ vs. Low</w:t>
+            </w:r>
+          </w:p>
+        </w:tc>
       </w:tr>
       <w:tr>
         <w:tc>
@@ -8766,55 +8852,55 @@
               <w:jc w:val="left"/>
             </w:pPr>
             <w:r>
-              <w:t xml:space="preserve">Precede</w:t>
-            </w:r>
-          </w:p>
-        </w:tc>
-        <w:tc>
-          <w:tcPr/>
-          <w:p>
-            <w:pPr>
-              <w:pStyle w:val="Compact"/>
-              <w:jc w:val="left"/>
-            </w:pPr>
-            <w:r>
-              <w:t xml:space="preserve">Data predominantly pre-2009</w:t>
-            </w:r>
-          </w:p>
-        </w:tc>
-        <w:tc>
-          <w:tcPr/>
-          <w:p>
-            <w:pPr>
-              <w:pStyle w:val="Compact"/>
-              <w:jc w:val="left"/>
-            </w:pPr>
-            <w:r>
-              <w:t xml:space="preserve">~38</w:t>
-            </w:r>
-          </w:p>
-        </w:tc>
-        <w:tc>
-          <w:tcPr/>
-          <w:p>
-            <w:pPr>
-              <w:pStyle w:val="Compact"/>
-              <w:jc w:val="left"/>
-            </w:pPr>
-            <w:r>
-              <w:t xml:space="preserve">0.03</w:t>
-            </w:r>
-          </w:p>
-        </w:tc>
-        <w:tc>
-          <w:tcPr/>
-          <w:p>
-            <w:pPr>
-              <w:pStyle w:val="Compact"/>
-              <w:jc w:val="left"/>
-            </w:pPr>
-            <w:r>
-              <w:t xml:space="preserve">[−0.02, 0.08]</w:t>
+              <w:t xml:space="preserve">Low</w:t>
+            </w:r>
+          </w:p>
+        </w:tc>
+        <w:tc>
+          <w:tcPr/>
+          <w:p>
+            <w:pPr>
+              <w:pStyle w:val="Compact"/>
+              <w:jc w:val="left"/>
+            </w:pPr>
+            <w:r>
+              <w:t xml:space="preserve">174</w:t>
+            </w:r>
+          </w:p>
+        </w:tc>
+        <w:tc>
+          <w:tcPr/>
+          <w:p>
+            <w:pPr>
+              <w:pStyle w:val="Compact"/>
+              <w:jc w:val="left"/>
+            </w:pPr>
+            <w:r>
+              <w:t xml:space="preserve">0.075</w:t>
+            </w:r>
+          </w:p>
+        </w:tc>
+        <w:tc>
+          <w:tcPr/>
+          <w:p>
+            <w:pPr>
+              <w:pStyle w:val="Compact"/>
+              <w:jc w:val="left"/>
+            </w:pPr>
+            <w:r>
+              <w:t xml:space="preserve">[0.056, 0.094]</w:t>
+            </w:r>
+          </w:p>
+        </w:tc>
+        <w:tc>
+          <w:tcPr/>
+          <w:p>
+            <w:pPr>
+              <w:pStyle w:val="Compact"/>
+              <w:jc w:val="left"/>
+            </w:pPr>
+            <w:r>
+              <w:t xml:space="preserve">—</w:t>
             </w:r>
           </w:p>
         </w:tc>
@@ -8828,55 +8914,71 @@
               <w:jc w:val="left"/>
             </w:pPr>
             <w:r>
-              <w:t xml:space="preserve">Span</w:t>
-            </w:r>
-          </w:p>
-        </w:tc>
-        <w:tc>
-          <w:tcPr/>
-          <w:p>
-            <w:pPr>
-              <w:pStyle w:val="Compact"/>
-              <w:jc w:val="left"/>
-            </w:pPr>
-            <w:r>
-              <w:t xml:space="preserve">Data spanning 2005–2014</w:t>
-            </w:r>
-          </w:p>
-        </w:tc>
-        <w:tc>
-          <w:tcPr/>
-          <w:p>
-            <w:pPr>
-              <w:pStyle w:val="Compact"/>
-              <w:jc w:val="left"/>
-            </w:pPr>
-            <w:r>
-              <w:t xml:space="preserve">~52</w:t>
-            </w:r>
-          </w:p>
-        </w:tc>
-        <w:tc>
-          <w:tcPr/>
-          <w:p>
-            <w:pPr>
-              <w:pStyle w:val="Compact"/>
-              <w:jc w:val="left"/>
-            </w:pPr>
-            <w:r>
-              <w:t xml:space="preserve">0.07</w:t>
-            </w:r>
-          </w:p>
-        </w:tc>
-        <w:tc>
-          <w:tcPr/>
-          <w:p>
-            <w:pPr>
-              <w:pStyle w:val="Compact"/>
-              <w:jc w:val="left"/>
-            </w:pPr>
-            <w:r>
-              <w:t xml:space="preserve">[0.03, 0.11]</w:t>
+              <w:t xml:space="preserve">Medium</w:t>
+            </w:r>
+          </w:p>
+        </w:tc>
+        <w:tc>
+          <w:tcPr/>
+          <w:p>
+            <w:pPr>
+              <w:pStyle w:val="Compact"/>
+              <w:jc w:val="left"/>
+            </w:pPr>
+            <w:r>
+              <w:t xml:space="preserve">75</w:t>
+            </w:r>
+          </w:p>
+        </w:tc>
+        <w:tc>
+          <w:tcPr/>
+          <w:p>
+            <w:pPr>
+              <w:pStyle w:val="Compact"/>
+              <w:jc w:val="left"/>
+            </w:pPr>
+            <w:r>
+              <w:t xml:space="preserve">0.063</w:t>
+            </w:r>
+          </w:p>
+        </w:tc>
+        <w:tc>
+          <w:tcPr/>
+          <w:p>
+            <w:pPr>
+              <w:pStyle w:val="Compact"/>
+              <w:jc w:val="left"/>
+            </w:pPr>
+            <w:r>
+              <w:t xml:space="preserve">[0.036, 0.090]</w:t>
+            </w:r>
+          </w:p>
+        </w:tc>
+        <w:tc>
+          <w:tcPr/>
+          <w:p>
+            <w:pPr>
+              <w:pStyle w:val="Compact"/>
+              <w:jc w:val="left"/>
+            </w:pPr>
+            <w:r>
+              <w:t xml:space="preserve">b = −0.012,</w:t>
+            </w:r>
+            <w:r>
+              <w:t xml:space="preserve"> </w:t>
+            </w:r>
+            <w:r>
+              <w:rPr>
+                <w:iCs/>
+                <w:i/>
+              </w:rPr>
+              <w:t xml:space="preserve">p</w:t>
+            </w:r>
+            <w:r>
+              <w:t xml:space="preserve"> </w:t>
+            </w:r>
+            <w:r>
+              <w:t xml:space="preserve">= .489</w:t>
             </w:r>
           </w:p>
         </w:tc>
@@ -8890,55 +8992,71 @@
               <w:jc w:val="left"/>
             </w:pPr>
             <w:r>
-              <w:t xml:space="preserve">Follow</w:t>
-            </w:r>
-          </w:p>
-        </w:tc>
-        <w:tc>
-          <w:tcPr/>
-          <w:p>
-            <w:pPr>
-              <w:pStyle w:val="Compact"/>
-              <w:jc w:val="left"/>
-            </w:pPr>
-            <w:r>
-              <w:t xml:space="preserve">Data predominantly post-2014</w:t>
-            </w:r>
-          </w:p>
-        </w:tc>
-        <w:tc>
-          <w:tcPr/>
-          <w:p>
-            <w:pPr>
-              <w:pStyle w:val="Compact"/>
-              <w:jc w:val="left"/>
-            </w:pPr>
-            <w:r>
-              <w:t xml:space="preserve">~40</w:t>
-            </w:r>
-          </w:p>
-        </w:tc>
-        <w:tc>
-          <w:tcPr/>
-          <w:p>
-            <w:pPr>
-              <w:pStyle w:val="Compact"/>
-              <w:jc w:val="left"/>
-            </w:pPr>
-            <w:r>
-              <w:t xml:space="preserve">0.13</w:t>
-            </w:r>
-          </w:p>
-        </w:tc>
-        <w:tc>
-          <w:tcPr/>
-          <w:p>
-            <w:pPr>
-              <w:pStyle w:val="Compact"/>
-              <w:jc w:val="left"/>
-            </w:pPr>
-            <w:r>
-              <w:t xml:space="preserve">[0.07, 0.18]</w:t>
+              <w:t xml:space="preserve">High</w:t>
+            </w:r>
+          </w:p>
+        </w:tc>
+        <w:tc>
+          <w:tcPr/>
+          <w:p>
+            <w:pPr>
+              <w:pStyle w:val="Compact"/>
+              <w:jc w:val="left"/>
+            </w:pPr>
+            <w:r>
+              <w:t xml:space="preserve">38</w:t>
+            </w:r>
+          </w:p>
+        </w:tc>
+        <w:tc>
+          <w:tcPr/>
+          <w:p>
+            <w:pPr>
+              <w:pStyle w:val="Compact"/>
+              <w:jc w:val="left"/>
+            </w:pPr>
+            <w:r>
+              <w:t xml:space="preserve">0.091</w:t>
+            </w:r>
+          </w:p>
+        </w:tc>
+        <w:tc>
+          <w:tcPr/>
+          <w:p>
+            <w:pPr>
+              <w:pStyle w:val="Compact"/>
+              <w:jc w:val="left"/>
+            </w:pPr>
+            <w:r>
+              <w:t xml:space="preserve">[0.052, 0.129]</w:t>
+            </w:r>
+          </w:p>
+        </w:tc>
+        <w:tc>
+          <w:tcPr/>
+          <w:p>
+            <w:pPr>
+              <w:pStyle w:val="Compact"/>
+              <w:jc w:val="left"/>
+            </w:pPr>
+            <w:r>
+              <w:t xml:space="preserve">b = +0.016,</w:t>
+            </w:r>
+            <w:r>
+              <w:t xml:space="preserve"> </w:t>
+            </w:r>
+            <w:r>
+              <w:rPr>
+                <w:iCs/>
+                <w:i/>
+              </w:rPr>
+              <w:t xml:space="preserve">p</w:t>
+            </w:r>
+            <w:r>
+              <w:t xml:space="preserve"> </w:t>
+            </w:r>
+            <w:r>
+              <w:t xml:space="preserve">= .469</w:t>
             </w:r>
           </w:p>
         </w:tc>
@@ -8949,23 +9067,7 @@
         <w:pStyle w:val="BodyText"/>
       </w:pPr>
       <w:r>
-        <w:t xml:space="preserve">Pairwise z-tests (Paternoster et al., 1998): Follow vs. Precede (</w:t>
-      </w:r>
-      <w:r>
-        <w:rPr>
-          <w:iCs/>
-          <w:i/>
-        </w:rPr>
-        <w:t xml:space="preserve">z</w:t>
-      </w:r>
-      <w:r>
-        <w:t xml:space="preserve"> </w:t>
-      </w:r>
-      <w:r>
-        <w:t xml:space="preserve">= 3.1,</w:t>
-      </w:r>
-      <w:r>
-        <w:t xml:space="preserve"> </w:t>
+        <w:t xml:space="preserve">The three cDAI subgroup means are all significantly positive (</w:t>
       </w:r>
       <w:r>
         <w:rPr>
@@ -8978,20 +9080,61 @@
         <w:t xml:space="preserve"> </w:t>
       </w:r>
       <w:r>
-        <w:t xml:space="preserve">= .002); Follow vs. Span (</w:t>
-      </w:r>
-      <w:r>
-        <w:rPr>
-          <w:iCs/>
-          <w:i/>
-        </w:rPr>
-        <w:t xml:space="preserve">z</w:t>
-      </w:r>
-      <w:r>
-        <w:t xml:space="preserve"> </w:t>
-      </w:r>
-      <w:r>
-        <w:t xml:space="preserve">= 2.0,</w:t>
+        <w:t xml:space="preserve">&lt; .001) but do not differ significantly from each other. The non-monotone ordering (Low &gt; Medium &lt; High) and small, non-significant contrasts fail to support the predicted positive linear gradient. The cDAI × DPL interaction cannot be reliably estimated in the current sample given the non-significant main moderation. H3 is not supported: national digital adoption (Tier-1 proxy) does not significantly amplify the pooled I→P effect in this</w:t>
+      </w:r>
+      <w:r>
+        <w:t xml:space="preserve"> </w:t>
+      </w:r>
+      <w:r>
+        <w:rPr>
+          <w:iCs/>
+          <w:i/>
+        </w:rPr>
+        <w:t xml:space="preserve">k</w:t>
+      </w:r>
+      <w:r>
+        <w:t xml:space="preserve"> </w:t>
+      </w:r>
+      <w:r>
+        <w:t xml:space="preserve">= 237 sample. A larger sample with better resolution across the cDAI spectrum is required to test the CDCM gradient hypothesis.</w:t>
+      </w:r>
+    </w:p>
+    <w:bookmarkEnd w:id="43"/>
+    <w:bookmarkStart w:id="44" w:name="X0f13fb15b20194b37c5b9d050ad7a7079c0644a"/>
+    <w:p>
+      <w:pPr>
+        <w:pStyle w:val="Heading3"/>
+      </w:pPr>
+      <w:r>
+        <w:t xml:space="preserve">4.5 DPL Phase Moderation (H2)</w:t>
+      </w:r>
+    </w:p>
+    <w:p>
+      <w:pPr>
+        <w:pStyle w:val="FirstParagraph"/>
+      </w:pPr>
+      <w:r>
+        <w:rPr>
+          <w:iCs/>
+          <w:i/>
+        </w:rPr>
+        <w:t xml:space="preserve">Q</w:t>
+      </w:r>
+      <w:r>
+        <w:t xml:space="preserve">_M(DPL) = 0.62 (</w:t>
+      </w:r>
+      <w:r>
+        <w:rPr>
+          <w:iCs/>
+          <w:i/>
+        </w:rPr>
+        <w:t xml:space="preserve">df</w:t>
+      </w:r>
+      <w:r>
+        <w:t xml:space="preserve"> </w:t>
+      </w:r>
+      <w:r>
+        <w:t xml:space="preserve">= 2,</w:t>
       </w:r>
       <w:r>
         <w:t xml:space="preserve"> </w:t>
@@ -9007,36 +9150,20 @@
         <w:t xml:space="preserve"> </w:t>
       </w:r>
       <w:r>
-        <w:t xml:space="preserve">= .046); Span vs. Precede (</w:t>
-      </w:r>
-      <w:r>
-        <w:rPr>
-          <w:iCs/>
-          <w:i/>
-        </w:rPr>
-        <w:t xml:space="preserve">z</w:t>
-      </w:r>
-      <w:r>
-        <w:t xml:space="preserve"> </w:t>
-      </w:r>
-      <w:r>
-        <w:t xml:space="preserve">= 1.4,</w:t>
-      </w:r>
-      <w:r>
-        <w:t xml:space="preserve"> </w:t>
-      </w:r>
-      <w:r>
-        <w:rPr>
-          <w:iCs/>
-          <w:i/>
-        </w:rPr>
-        <w:t xml:space="preserve">p</w:t>
-      </w:r>
-      <w:r>
-        <w:t xml:space="preserve"> </w:t>
-      </w:r>
-      <w:r>
-        <w:t xml:space="preserve">= .15, n.s.). The significant Follow vs. Span comparison confirms that the DPL inflection is concentrated in the post-2014 period, consistent with Brynjolfsson et al.'s (2021) J-curve timeline: digital infrastructure benefits materialize with a 5–7 year lag after mainstream adoption.</w:t>
+        <w:t xml:space="preserve">= .734). H2</w:t>
+      </w:r>
+      <w:r>
+        <w:t xml:space="preserve"> </w:t>
+      </w:r>
+      <w:r>
+        <w:rPr>
+          <w:bCs/>
+          <w:b/>
+        </w:rPr>
+        <w:t xml:space="preserve">not supported</w:t>
+      </w:r>
+      <w:r>
+        <w:t xml:space="preserve">.</w:t>
       </w:r>
     </w:p>
     <w:p>
@@ -9044,260 +9171,21 @@
         <w:pStyle w:val="BodyText"/>
       </w:pPr>
       <w:r>
-        <w:drawing>
-          <wp:inline>
-            <wp:extent cx="5753100" cy="4394853"/>
-            <wp:effectExtent b="0" l="0" r="0" t="0"/>
-            <wp:docPr descr="Figure 3: DPL phase moderation — pooled I→P effect by digital adoption epoch" title="" id="51" name="Picture"/>
-            <a:graphic>
-              <a:graphicData uri="http://schemas.openxmlformats.org/drawingml/2006/picture">
-                <pic:pic>
-                  <pic:nvPicPr>
-                    <pic:cNvPr descr="figures/figure3_dpl_phase.png" id="52" name="Picture"/>
-                    <pic:cNvPicPr>
-                      <a:picLocks noChangeArrowheads="1" noChangeAspect="1"/>
-                    </pic:cNvPicPr>
-                  </pic:nvPicPr>
-                  <pic:blipFill>
-                    <a:blip r:embed="rId50"/>
-                    <a:stretch>
-                      <a:fillRect/>
-                    </a:stretch>
-                  </pic:blipFill>
-                  <pic:spPr bwMode="auto">
-                    <a:xfrm>
-                      <a:off x="0" y="0"/>
-                      <a:ext cx="5753100" cy="4394853"/>
-                    </a:xfrm>
-                    <a:prstGeom prst="rect">
-                      <a:avLst/>
-                    </a:prstGeom>
-                    <a:noFill/>
-                    <a:ln w="9525">
-                      <a:noFill/>
-                      <a:headEnd/>
-                      <a:tailEnd/>
-                    </a:ln>
-                  </pic:spPr>
-                </pic:pic>
-              </a:graphicData>
-            </a:graphic>
-          </wp:inline>
-        </w:drawing>
-      </w:r>
-    </w:p>
-    <w:p>
-      <w:pPr>
-        <w:pStyle w:val="BodyText"/>
-      </w:pPr>
-      <w:r>
-        <w:rPr>
-          <w:iCs/>
-          <w:i/>
-        </w:rPr>
-        <w:t xml:space="preserve">Figure 3.</w:t>
-      </w:r>
-      <w:r>
-        <w:t xml:space="preserve"> </w:t>
-      </w:r>
-      <w:r>
-        <w:t xml:space="preserve">DPL phase subgroup results. Pooled effect sizes by Precede / Span / Follow epoch, with 95% CI. The J-curve pattern (monotonic increase from Precede to Follow) is consistent with H2.</w:t>
-      </w:r>
-    </w:p>
-    <w:bookmarkEnd w:id="53"/>
-    <w:bookmarkStart w:id="57" w:name="X19c46ecf699f27e790e5a8fa6520cb51f104e4a"/>
-    <w:p>
-      <w:pPr>
-        <w:pStyle w:val="Heading3"/>
-      </w:pPr>
-      <w:r>
-        <w:t xml:space="preserve">4.6 Publication Bias (H4)</w:t>
-      </w:r>
-    </w:p>
-    <w:p>
-      <w:pPr>
-        <w:pStyle w:val="FirstParagraph"/>
-      </w:pPr>
-      <w:r>
-        <w:t xml:space="preserve">Egger's regression test intercept:</w:t>
-      </w:r>
-      <w:r>
-        <w:t xml:space="preserve"> </w:t>
-      </w:r>
-      <w:r>
-        <w:rPr>
-          <w:iCs/>
-          <w:i/>
-        </w:rPr>
-        <w:t xml:space="preserve">b</w:t>
-      </w:r>
-      <w:r>
-        <w:t xml:space="preserve"> </w:t>
-      </w:r>
-      <w:r>
-        <w:t xml:space="preserve">= 0.41 (</w:t>
-      </w:r>
-      <w:r>
-        <w:rPr>
-          <w:iCs/>
-          <w:i/>
-        </w:rPr>
-        <w:t xml:space="preserve">SE</w:t>
-      </w:r>
-      <w:r>
-        <w:t xml:space="preserve"> </w:t>
-      </w:r>
-      <w:r>
-        <w:t xml:space="preserve">= 0.19,</w:t>
-      </w:r>
-      <w:r>
-        <w:t xml:space="preserve"> </w:t>
-      </w:r>
-      <w:r>
-        <w:rPr>
-          <w:iCs/>
-          <w:i/>
-        </w:rPr>
-        <w:t xml:space="preserve">p</w:t>
-      </w:r>
-      <w:r>
-        <w:t xml:space="preserve"> </w:t>
-      </w:r>
-      <w:r>
-        <w:t xml:space="preserve">= .032) — mild asymmetry detected. Trim-and-fill imputes missing studies and adjusts pooled</w:t>
-      </w:r>
-      <w:r>
-        <w:t xml:space="preserve"> </w:t>
-      </w:r>
-      <w:r>
-        <w:rPr>
-          <w:iCs/>
-          <w:i/>
-        </w:rPr>
-        <w:t xml:space="preserve">r̄</w:t>
-      </w:r>
-      <w:r>
-        <w:t xml:space="preserve"> </w:t>
-      </w:r>
-      <w:r>
-        <w:t xml:space="preserve">from 0.075 to 0.035 (95% CI positive and significant) — effect remains positive and significant despite the conservative correction. Fail-safe</w:t>
-      </w:r>
-      <w:r>
-        <w:t xml:space="preserve"> </w:t>
-      </w:r>
-      <w:r>
-        <w:rPr>
-          <w:iCs/>
-          <w:i/>
-        </w:rPr>
-        <w:t xml:space="preserve">N</w:t>
-      </w:r>
-      <w:r>
-        <w:t xml:space="preserve"> </w:t>
-      </w:r>
-      <w:r>
-        <w:t xml:space="preserve">= 45,215 studies: far exceeding the Rosenthal (1991) criterion of 5</w:t>
-      </w:r>
-      <w:r>
-        <w:rPr>
-          <w:iCs/>
-          <w:i/>
-        </w:rPr>
-        <w:t xml:space="preserve">k</w:t>
-      </w:r>
-      <w:r>
-        <w:t xml:space="preserve"> </w:t>
-      </w:r>
-      <w:r>
-        <w:t xml:space="preserve">+ 10 = 1,185; publication bias cannot eliminate the positive effect. H4 supported: publication bias is present but not publication-altering.</w:t>
-      </w:r>
-    </w:p>
-    <w:p>
-      <w:pPr>
-        <w:pStyle w:val="BodyText"/>
-      </w:pPr>
-      <w:r>
-        <w:drawing>
-          <wp:inline>
-            <wp:extent cx="5753100" cy="4596268"/>
-            <wp:effectExtent b="0" l="0" r="0" t="0"/>
-            <wp:docPr descr="Figure 5: Funnel plot with trim-and-fill imputed studies" title="" id="55" name="Picture"/>
-            <a:graphic>
-              <a:graphicData uri="http://schemas.openxmlformats.org/drawingml/2006/picture">
-                <pic:pic>
-                  <pic:nvPicPr>
-                    <pic:cNvPr descr="figures/figure5_funnel_plot.png" id="56" name="Picture"/>
-                    <pic:cNvPicPr>
-                      <a:picLocks noChangeArrowheads="1" noChangeAspect="1"/>
-                    </pic:cNvPicPr>
-                  </pic:nvPicPr>
-                  <pic:blipFill>
-                    <a:blip r:embed="rId54"/>
-                    <a:stretch>
-                      <a:fillRect/>
-                    </a:stretch>
-                  </pic:blipFill>
-                  <pic:spPr bwMode="auto">
-                    <a:xfrm>
-                      <a:off x="0" y="0"/>
-                      <a:ext cx="5753100" cy="4596268"/>
-                    </a:xfrm>
-                    <a:prstGeom prst="rect">
-                      <a:avLst/>
-                    </a:prstGeom>
-                    <a:noFill/>
-                    <a:ln w="9525">
-                      <a:noFill/>
-                      <a:headEnd/>
-                      <a:tailEnd/>
-                    </a:ln>
-                  </pic:spPr>
-                </pic:pic>
-              </a:graphicData>
-            </a:graphic>
-          </wp:inline>
-        </w:drawing>
-      </w:r>
-    </w:p>
-    <w:p>
-      <w:pPr>
-        <w:pStyle w:val="BodyText"/>
-      </w:pPr>
-      <w:r>
-        <w:rPr>
-          <w:iCs/>
-          <w:i/>
-        </w:rPr>
-        <w:t xml:space="preserve">Figure 5.</w:t>
-      </w:r>
-      <w:r>
-        <w:t xml:space="preserve"> </w:t>
-      </w:r>
-      <w:r>
-        <w:t xml:space="preserve">Funnel plot of effect sizes against standard errors. Open circles = original studies; filled circles = trim-and-fill imputed studies (</w:t>
-      </w:r>
-      <w:r>
-        <w:rPr>
-          <w:iCs/>
-          <w:i/>
-        </w:rPr>
-        <w:t xml:space="preserve">k</w:t>
-      </w:r>
-      <w:r>
-        <w:t xml:space="preserve"> </w:t>
-      </w:r>
-      <w:r>
-        <w:t xml:space="preserve">= 8). Mild left-side asymmetry is visible but does not reverse the positive pooled effect.</w:t>
-      </w:r>
-    </w:p>
-    <w:bookmarkEnd w:id="57"/>
-    <w:bookmarkStart w:id="61" w:name="X2944bef6cd2d25cd29d80b35f2bf895bc8ca4c2"/>
-    <w:p>
-      <w:pPr>
-        <w:pStyle w:val="Heading3"/>
-      </w:pPr>
-      <w:r>
-        <w:t xml:space="preserve">4.7 Robustness</w:t>
+        <w:rPr>
+          <w:bCs/>
+          <w:b/>
+        </w:rPr>
+        <w:t xml:space="preserve">Table 4.3 — DPL phase subgroup</w:t>
+      </w:r>
+      <w:r>
+        <w:t xml:space="preserve"> </w:t>
+      </w:r>
+      <w:r>
+        <w:rPr>
+          <w:iCs/>
+          <w:i/>
+        </w:rPr>
+        <w:t xml:space="preserve">(actual MARA output)</w:t>
       </w:r>
     </w:p>
     <w:tbl>
@@ -9308,8 +9196,12 @@
         <w:jc w:val="start"/>
       </w:tblPr>
       <w:tblGrid>
-        <w:gridCol w:w="3960"/>
-        <w:gridCol w:w="3960"/>
+        <w:gridCol w:w="1320"/>
+        <w:gridCol w:w="1320"/>
+        <w:gridCol w:w="1320"/>
+        <w:gridCol w:w="1320"/>
+        <w:gridCol w:w="1320"/>
+        <w:gridCol w:w="1320"/>
       </w:tblGrid>
       <w:tr>
         <w:trPr>
@@ -9323,19 +9215,75 @@
               <w:jc w:val="left"/>
             </w:pPr>
             <w:r>
-              <w:t xml:space="preserve">Check</w:t>
-            </w:r>
-          </w:p>
-        </w:tc>
-        <w:tc>
-          <w:tcPr/>
-          <w:p>
-            <w:pPr>
-              <w:pStyle w:val="Compact"/>
-              <w:jc w:val="left"/>
-            </w:pPr>
-            <w:r>
-              <w:t xml:space="preserve">Result</w:t>
+              <w:t xml:space="preserve">DPL Phase</w:t>
+            </w:r>
+          </w:p>
+        </w:tc>
+        <w:tc>
+          <w:tcPr/>
+          <w:p>
+            <w:pPr>
+              <w:pStyle w:val="Compact"/>
+              <w:jc w:val="left"/>
+            </w:pPr>
+            <w:r>
+              <w:t xml:space="preserve">Definition</w:t>
+            </w:r>
+          </w:p>
+        </w:tc>
+        <w:tc>
+          <w:tcPr/>
+          <w:p>
+            <w:pPr>
+              <w:pStyle w:val="Compact"/>
+              <w:jc w:val="left"/>
+            </w:pPr>
+            <w:r>
+              <w:rPr>
+                <w:iCs/>
+                <w:i/>
+              </w:rPr>
+              <w:t xml:space="preserve">k</w:t>
+            </w:r>
+          </w:p>
+        </w:tc>
+        <w:tc>
+          <w:tcPr/>
+          <w:p>
+            <w:pPr>
+              <w:pStyle w:val="Compact"/>
+              <w:jc w:val="left"/>
+            </w:pPr>
+            <w:r>
+              <w:rPr>
+                <w:iCs/>
+                <w:i/>
+              </w:rPr>
+              <w:t xml:space="preserve">r̄</w:t>
+            </w:r>
+          </w:p>
+        </w:tc>
+        <w:tc>
+          <w:tcPr/>
+          <w:p>
+            <w:pPr>
+              <w:pStyle w:val="Compact"/>
+              <w:jc w:val="left"/>
+            </w:pPr>
+            <w:r>
+              <w:t xml:space="preserve">95% CI</w:t>
+            </w:r>
+          </w:p>
+        </w:tc>
+        <w:tc>
+          <w:tcPr/>
+          <w:p>
+            <w:pPr>
+              <w:pStyle w:val="Compact"/>
+              <w:jc w:val="left"/>
+            </w:pPr>
+            <w:r>
+              <w:t xml:space="preserve">Δ vs. PRE</w:t>
             </w:r>
           </w:p>
         </w:tc>
@@ -9349,19 +9297,950 @@
               <w:jc w:val="left"/>
             </w:pPr>
             <w:r>
-              <w:t xml:space="preserve">Two-level vs. three-level</w:t>
-            </w:r>
-          </w:p>
-        </w:tc>
-        <w:tc>
-          <w:tcPr/>
-          <w:p>
-            <w:pPr>
-              <w:pStyle w:val="Compact"/>
-              <w:jc w:val="left"/>
-            </w:pPr>
-            <w:r>
-              <w:t xml:space="preserve">Δ</w:t>
+              <w:t xml:space="preserve">Precede (PRE)</w:t>
+            </w:r>
+          </w:p>
+        </w:tc>
+        <w:tc>
+          <w:tcPr/>
+          <w:p>
+            <w:pPr>
+              <w:pStyle w:val="Compact"/>
+              <w:jc w:val="left"/>
+            </w:pPr>
+            <w:r>
+              <w:t xml:space="preserve">Sample data predominantly pre-2009</w:t>
+            </w:r>
+          </w:p>
+        </w:tc>
+        <w:tc>
+          <w:tcPr/>
+          <w:p>
+            <w:pPr>
+              <w:pStyle w:val="Compact"/>
+              <w:jc w:val="left"/>
+            </w:pPr>
+            <w:r>
+              <w:t xml:space="preserve">100</w:t>
+            </w:r>
+          </w:p>
+        </w:tc>
+        <w:tc>
+          <w:tcPr/>
+          <w:p>
+            <w:pPr>
+              <w:pStyle w:val="Compact"/>
+              <w:jc w:val="left"/>
+            </w:pPr>
+            <w:r>
+              <w:t xml:space="preserve">0.082</w:t>
+            </w:r>
+          </w:p>
+        </w:tc>
+        <w:tc>
+          <w:tcPr/>
+          <w:p>
+            <w:pPr>
+              <w:pStyle w:val="Compact"/>
+              <w:jc w:val="left"/>
+            </w:pPr>
+            <w:r>
+              <w:t xml:space="preserve">[0.057, 0.107]</w:t>
+            </w:r>
+          </w:p>
+        </w:tc>
+        <w:tc>
+          <w:tcPr/>
+          <w:p>
+            <w:pPr>
+              <w:pStyle w:val="Compact"/>
+              <w:jc w:val="left"/>
+            </w:pPr>
+            <w:r>
+              <w:t xml:space="preserve">—</w:t>
+            </w:r>
+          </w:p>
+        </w:tc>
+      </w:tr>
+      <w:tr>
+        <w:tc>
+          <w:tcPr/>
+          <w:p>
+            <w:pPr>
+              <w:pStyle w:val="Compact"/>
+              <w:jc w:val="left"/>
+            </w:pPr>
+            <w:r>
+              <w:t xml:space="preserve">Span (SPN)</w:t>
+            </w:r>
+          </w:p>
+        </w:tc>
+        <w:tc>
+          <w:tcPr/>
+          <w:p>
+            <w:pPr>
+              <w:pStyle w:val="Compact"/>
+              <w:jc w:val="left"/>
+            </w:pPr>
+            <w:r>
+              <w:t xml:space="preserve">Sample spans the 2009 inflection</w:t>
+            </w:r>
+          </w:p>
+        </w:tc>
+        <w:tc>
+          <w:tcPr/>
+          <w:p>
+            <w:pPr>
+              <w:pStyle w:val="Compact"/>
+              <w:jc w:val="left"/>
+            </w:pPr>
+            <w:r>
+              <w:t xml:space="preserve">107</w:t>
+            </w:r>
+          </w:p>
+        </w:tc>
+        <w:tc>
+          <w:tcPr/>
+          <w:p>
+            <w:pPr>
+              <w:pStyle w:val="Compact"/>
+              <w:jc w:val="left"/>
+            </w:pPr>
+            <w:r>
+              <w:t xml:space="preserve">0.068</w:t>
+            </w:r>
+          </w:p>
+        </w:tc>
+        <w:tc>
+          <w:tcPr/>
+          <w:p>
+            <w:pPr>
+              <w:pStyle w:val="Compact"/>
+              <w:jc w:val="left"/>
+            </w:pPr>
+            <w:r>
+              <w:t xml:space="preserve">[0.045, 0.091]</w:t>
+            </w:r>
+          </w:p>
+        </w:tc>
+        <w:tc>
+          <w:tcPr/>
+          <w:p>
+            <w:pPr>
+              <w:pStyle w:val="Compact"/>
+              <w:jc w:val="left"/>
+            </w:pPr>
+            <w:r>
+              <w:t xml:space="preserve">b = −0.014,</w:t>
+            </w:r>
+            <w:r>
+              <w:t xml:space="preserve"> </w:t>
+            </w:r>
+            <w:r>
+              <w:rPr>
+                <w:iCs/>
+                <w:i/>
+              </w:rPr>
+              <w:t xml:space="preserve">p</w:t>
+            </w:r>
+            <w:r>
+              <w:t xml:space="preserve"> </w:t>
+            </w:r>
+            <w:r>
+              <w:t xml:space="preserve">= .434</w:t>
+            </w:r>
+          </w:p>
+        </w:tc>
+      </w:tr>
+      <w:tr>
+        <w:tc>
+          <w:tcPr/>
+          <w:p>
+            <w:pPr>
+              <w:pStyle w:val="Compact"/>
+              <w:jc w:val="left"/>
+            </w:pPr>
+            <w:r>
+              <w:t xml:space="preserve">Follow (FOL)</w:t>
+            </w:r>
+          </w:p>
+        </w:tc>
+        <w:tc>
+          <w:tcPr/>
+          <w:p>
+            <w:pPr>
+              <w:pStyle w:val="Compact"/>
+              <w:jc w:val="left"/>
+            </w:pPr>
+            <w:r>
+              <w:t xml:space="preserve">Sample data predominantly post-2014</w:t>
+            </w:r>
+          </w:p>
+        </w:tc>
+        <w:tc>
+          <w:tcPr/>
+          <w:p>
+            <w:pPr>
+              <w:pStyle w:val="Compact"/>
+              <w:jc w:val="left"/>
+            </w:pPr>
+            <w:r>
+              <w:t xml:space="preserve">80</w:t>
+            </w:r>
+          </w:p>
+        </w:tc>
+        <w:tc>
+          <w:tcPr/>
+          <w:p>
+            <w:pPr>
+              <w:pStyle w:val="Compact"/>
+              <w:jc w:val="left"/>
+            </w:pPr>
+            <w:r>
+              <w:t xml:space="preserve">0.073</w:t>
+            </w:r>
+          </w:p>
+        </w:tc>
+        <w:tc>
+          <w:tcPr/>
+          <w:p>
+            <w:pPr>
+              <w:pStyle w:val="Compact"/>
+              <w:jc w:val="left"/>
+            </w:pPr>
+            <w:r>
+              <w:t xml:space="preserve">[0.046, 0.100]</w:t>
+            </w:r>
+          </w:p>
+        </w:tc>
+        <w:tc>
+          <w:tcPr/>
+          <w:p>
+            <w:pPr>
+              <w:pStyle w:val="Compact"/>
+              <w:jc w:val="left"/>
+            </w:pPr>
+            <w:r>
+              <w:t xml:space="preserve">b = −0.009,</w:t>
+            </w:r>
+            <w:r>
+              <w:t xml:space="preserve"> </w:t>
+            </w:r>
+            <w:r>
+              <w:rPr>
+                <w:iCs/>
+                <w:i/>
+              </w:rPr>
+              <w:t xml:space="preserve">p</w:t>
+            </w:r>
+            <w:r>
+              <w:t xml:space="preserve"> </w:t>
+            </w:r>
+            <w:r>
+              <w:t xml:space="preserve">= .645</w:t>
+            </w:r>
+          </w:p>
+        </w:tc>
+      </w:tr>
+    </w:tbl>
+    <w:p>
+      <w:pPr>
+        <w:pStyle w:val="BodyText"/>
+      </w:pPr>
+      <w:r>
+        <w:t xml:space="preserve">Pairwise comparisons: PRE vs. FOL (</w:t>
+      </w:r>
+      <w:r>
+        <w:rPr>
+          <w:iCs/>
+          <w:i/>
+        </w:rPr>
+        <w:t xml:space="preserve">z</w:t>
+      </w:r>
+      <w:r>
+        <w:t xml:space="preserve"> </w:t>
+      </w:r>
+      <w:r>
+        <w:t xml:space="preserve">= 0.46,</w:t>
+      </w:r>
+      <w:r>
+        <w:t xml:space="preserve"> </w:t>
+      </w:r>
+      <w:r>
+        <w:rPr>
+          <w:iCs/>
+          <w:i/>
+        </w:rPr>
+        <w:t xml:space="preserve">p</w:t>
+      </w:r>
+      <w:r>
+        <w:t xml:space="preserve"> </w:t>
+      </w:r>
+      <w:r>
+        <w:t xml:space="preserve">= .645); PRE vs. SPN (</w:t>
+      </w:r>
+      <w:r>
+        <w:rPr>
+          <w:iCs/>
+          <w:i/>
+        </w:rPr>
+        <w:t xml:space="preserve">z</w:t>
+      </w:r>
+      <w:r>
+        <w:t xml:space="preserve"> </w:t>
+      </w:r>
+      <w:r>
+        <w:t xml:space="preserve">= 0.78,</w:t>
+      </w:r>
+      <w:r>
+        <w:t xml:space="preserve"> </w:t>
+      </w:r>
+      <w:r>
+        <w:rPr>
+          <w:iCs/>
+          <w:i/>
+        </w:rPr>
+        <w:t xml:space="preserve">p</w:t>
+      </w:r>
+      <w:r>
+        <w:t xml:space="preserve"> </w:t>
+      </w:r>
+      <w:r>
+        <w:t xml:space="preserve">= .434); FOL vs. SPN (</w:t>
+      </w:r>
+      <w:r>
+        <w:rPr>
+          <w:iCs/>
+          <w:i/>
+        </w:rPr>
+        <w:t xml:space="preserve">z</w:t>
+      </w:r>
+      <w:r>
+        <w:t xml:space="preserve"> </w:t>
+      </w:r>
+      <w:r>
+        <w:t xml:space="preserve">= 0.28,</w:t>
+      </w:r>
+      <w:r>
+        <w:t xml:space="preserve"> </w:t>
+      </w:r>
+      <w:r>
+        <w:rPr>
+          <w:iCs/>
+          <w:i/>
+        </w:rPr>
+        <w:t xml:space="preserve">p</w:t>
+      </w:r>
+      <w:r>
+        <w:t xml:space="preserve"> </w:t>
+      </w:r>
+      <w:r>
+        <w:t xml:space="preserve">= .782). No pairwise difference approaches significance.</w:t>
+      </w:r>
+    </w:p>
+    <w:p>
+      <w:pPr>
+        <w:pStyle w:val="BodyText"/>
+      </w:pPr>
+      <w:r>
+        <w:t xml:space="preserve">The ordering (PRE &gt; FOL &gt; SPN) is opposite to H2's prediction (FOL &gt; SPN &gt; PRE). However, the between-group differences are negligible and non-significant, so this pattern should not be over-interpreted. The null DPL result may reflect that the</w:t>
+      </w:r>
+      <w:r>
+        <w:t xml:space="preserve"> </w:t>
+      </w:r>
+      <w:r>
+        <w:rPr>
+          <w:iCs/>
+          <w:i/>
+        </w:rPr>
+        <w:t xml:space="preserve">k</w:t>
+      </w:r>
+      <w:r>
+        <w:t xml:space="preserve"> </w:t>
+      </w:r>
+      <w:r>
+        <w:t xml:space="preserve">= 237 sample does not have sufficient power to detect small temporal trends, that DPL phase is confounded with ICRV composition (pre-2009 studies concentrated in advanced economies), or that the Digital Paradox Lifecycle inflection does not manifest at meta-analytic resolution with the current sample size. H2 is not supported.</w:t>
+      </w:r>
+    </w:p>
+    <w:p>
+      <w:pPr>
+        <w:pStyle w:val="BodyText"/>
+      </w:pPr>
+      <w:r>
+        <w:t xml:space="preserve">Figure 3: DPL phase moderation — pooled I→P effect by digital adoption epoch</w:t>
+      </w:r>
+    </w:p>
+    <w:p>
+      <w:pPr>
+        <w:pStyle w:val="BodyText"/>
+      </w:pPr>
+      <w:r>
+        <w:rPr>
+          <w:iCs/>
+          <w:i/>
+        </w:rPr>
+        <w:t xml:space="preserve">Figure 3.</w:t>
+      </w:r>
+      <w:r>
+        <w:t xml:space="preserve"> </w:t>
+      </w:r>
+      <w:r>
+        <w:t xml:space="preserve">DPL phase subgroup results. Pooled effect sizes by Precede / Span / Follow epoch with 95% CI. The between-phase differences are small and non-significant.</w:t>
+      </w:r>
+    </w:p>
+    <w:bookmarkEnd w:id="44"/>
+    <w:bookmarkStart w:id="45" w:name="X19c46ecf699f27e790e5a8fa6520cb51f104e4a"/>
+    <w:p>
+      <w:pPr>
+        <w:pStyle w:val="Heading3"/>
+      </w:pPr>
+      <w:r>
+        <w:t xml:space="preserve">4.6 Publication Bias (H4)</w:t>
+      </w:r>
+    </w:p>
+    <w:p>
+      <w:pPr>
+        <w:pStyle w:val="FirstParagraph"/>
+      </w:pPr>
+      <w:r>
+        <w:t xml:space="preserve">H4</w:t>
+      </w:r>
+      <w:r>
+        <w:t xml:space="preserve"> </w:t>
+      </w:r>
+      <w:r>
+        <w:rPr>
+          <w:bCs/>
+          <w:b/>
+        </w:rPr>
+        <w:t xml:space="preserve">supported</w:t>
+      </w:r>
+      <w:r>
+        <w:t xml:space="preserve">: multiple indicators consistently detect publication bias, though the positive I→P effect survives correction.</w:t>
+      </w:r>
+    </w:p>
+    <w:p>
+      <w:pPr>
+        <w:pStyle w:val="BodyText"/>
+      </w:pPr>
+      <w:r>
+        <w:rPr>
+          <w:bCs/>
+          <w:b/>
+        </w:rPr>
+        <w:t xml:space="preserve">Egger's regression test</w:t>
+      </w:r>
+      <w:r>
+        <w:t xml:space="preserve"> </w:t>
+      </w:r>
+      <w:r>
+        <w:t xml:space="preserve">(SE as moderator):</w:t>
+      </w:r>
+      <w:r>
+        <w:t xml:space="preserve"> </w:t>
+      </w:r>
+      <w:r>
+        <w:rPr>
+          <w:iCs/>
+          <w:i/>
+        </w:rPr>
+        <w:t xml:space="preserve">b</w:t>
+      </w:r>
+      <w:r>
+        <w:t xml:space="preserve"> </w:t>
+      </w:r>
+      <w:r>
+        <w:t xml:space="preserve">= 0.487 (</w:t>
+      </w:r>
+      <w:r>
+        <w:rPr>
+          <w:iCs/>
+          <w:i/>
+        </w:rPr>
+        <w:t xml:space="preserve">SE</w:t>
+      </w:r>
+      <w:r>
+        <w:t xml:space="preserve"> </w:t>
+      </w:r>
+      <w:r>
+        <w:t xml:space="preserve">= 0.251,</w:t>
+      </w:r>
+      <w:r>
+        <w:t xml:space="preserve"> </w:t>
+      </w:r>
+      <w:r>
+        <w:rPr>
+          <w:iCs/>
+          <w:i/>
+        </w:rPr>
+        <w:t xml:space="preserve">p</w:t>
+      </w:r>
+      <w:r>
+        <w:t xml:space="preserve"> </w:t>
+      </w:r>
+      <w:r>
+        <w:t xml:space="preserve">= .052) — marginal asymmetry; just above the conventional 0.05 threshold, indicating non-significant funnel asymmetry by this criterion.</w:t>
+      </w:r>
+    </w:p>
+    <w:p>
+      <w:pPr>
+        <w:pStyle w:val="BodyText"/>
+      </w:pPr>
+      <w:r>
+        <w:rPr>
+          <w:bCs/>
+          <w:b/>
+        </w:rPr>
+        <w:t xml:space="preserve">Begg's rank correlation</w:t>
+      </w:r>
+      <w:r>
+        <w:t xml:space="preserve"> </w:t>
+      </w:r>
+      <w:r>
+        <w:t xml:space="preserve">(Kendall's τ): τ = −0.132,</w:t>
+      </w:r>
+      <w:r>
+        <w:t xml:space="preserve"> </w:t>
+      </w:r>
+      <w:r>
+        <w:rPr>
+          <w:iCs/>
+          <w:i/>
+        </w:rPr>
+        <w:t xml:space="preserve">p</w:t>
+      </w:r>
+      <w:r>
+        <w:t xml:space="preserve"> </w:t>
+      </w:r>
+      <w:r>
+        <w:t xml:space="preserve">= .001 — significant funnel asymmetry; studies with larger standard errors (smaller</w:t>
+      </w:r>
+      <w:r>
+        <w:t xml:space="preserve"> </w:t>
+      </w:r>
+      <w:r>
+        <w:rPr>
+          <w:iCs/>
+          <w:i/>
+        </w:rPr>
+        <w:t xml:space="preserve">n</w:t>
+      </w:r>
+      <w:r>
+        <w:t xml:space="preserve">) report systematically lower effect sizes, consistent with publication bias against null or negative findings.</w:t>
+      </w:r>
+    </w:p>
+    <w:p>
+      <w:pPr>
+        <w:pStyle w:val="BodyText"/>
+      </w:pPr>
+      <w:r>
+        <w:rPr>
+          <w:bCs/>
+          <w:b/>
+        </w:rPr>
+        <w:t xml:space="preserve">Trim-and-fill</w:t>
+      </w:r>
+      <w:r>
+        <w:t xml:space="preserve">: imputes</w:t>
+      </w:r>
+      <w:r>
+        <w:t xml:space="preserve"> </w:t>
+      </w:r>
+      <w:r>
+        <w:rPr>
+          <w:iCs/>
+          <w:i/>
+        </w:rPr>
+        <w:t xml:space="preserve">k</w:t>
+      </w:r>
+      <w:r>
+        <w:t xml:space="preserve"> </w:t>
+      </w:r>
+      <w:r>
+        <w:t xml:space="preserve">= 57 missing studies (left side); adjusted pooled</w:t>
+      </w:r>
+      <w:r>
+        <w:t xml:space="preserve"> </w:t>
+      </w:r>
+      <w:r>
+        <w:rPr>
+          <w:iCs/>
+          <w:i/>
+        </w:rPr>
+        <w:t xml:space="preserve">r̄</w:t>
+      </w:r>
+      <w:r>
+        <w:t xml:space="preserve"> </w:t>
+      </w:r>
+      <w:r>
+        <w:t xml:space="preserve">= 0.035 (95% CI [0.018, 0.051]) — a conservative lower bound. The effect remains positive and significant but is substantially attenuated from the raw estimate (0.074 → 0.035).</w:t>
+      </w:r>
+    </w:p>
+    <w:p>
+      <w:pPr>
+        <w:pStyle w:val="BodyText"/>
+      </w:pPr>
+      <w:r>
+        <w:rPr>
+          <w:bCs/>
+          <w:b/>
+        </w:rPr>
+        <w:t xml:space="preserve">Fail-safe</w:t>
+      </w:r>
+      <w:r>
+        <w:rPr>
+          <w:bCs/>
+          <w:b/>
+        </w:rPr>
+        <w:t xml:space="preserve"> </w:t>
+      </w:r>
+      <w:r>
+        <w:rPr>
+          <w:iCs/>
+          <w:i/>
+          <w:bCs/>
+          <w:b/>
+        </w:rPr>
+        <w:t xml:space="preserve">N</w:t>
+      </w:r>
+      <w:r>
+        <w:t xml:space="preserve"> </w:t>
+      </w:r>
+      <w:r>
+        <w:t xml:space="preserve">(Rosenthal, 1991):</w:t>
+      </w:r>
+      <w:r>
+        <w:t xml:space="preserve"> </w:t>
+      </w:r>
+      <w:r>
+        <w:rPr>
+          <w:iCs/>
+          <w:i/>
+        </w:rPr>
+        <w:t xml:space="preserve">N</w:t>
+      </w:r>
+      <w:r>
+        <w:t xml:space="preserve"> </w:t>
+      </w:r>
+      <w:r>
+        <w:t xml:space="preserve">= 44,782, far exceeding the criterion of 5</w:t>
+      </w:r>
+      <w:r>
+        <w:rPr>
+          <w:iCs/>
+          <w:i/>
+        </w:rPr>
+        <w:t xml:space="preserve">k</w:t>
+      </w:r>
+      <w:r>
+        <w:t xml:space="preserve"> </w:t>
+      </w:r>
+      <w:r>
+        <w:t xml:space="preserve">+ 10 = 1,195; even under extreme publication suppression assumptions, a trivially small effect would require 44,782 unpublished null studies — implausible.</w:t>
+      </w:r>
+    </w:p>
+    <w:p>
+      <w:pPr>
+        <w:pStyle w:val="BodyText"/>
+      </w:pPr>
+      <w:r>
+        <w:t xml:space="preserve">The trim-and-fill correction (</w:t>
+      </w:r>
+      <w:r>
+        <w:rPr>
+          <w:iCs/>
+          <w:i/>
+        </w:rPr>
+        <w:t xml:space="preserve">k</w:t>
+      </w:r>
+      <w:r>
+        <w:t xml:space="preserve"> </w:t>
+      </w:r>
+      <w:r>
+        <w:t xml:space="preserve">= 57 imputed, adj.</w:t>
+      </w:r>
+      <w:r>
+        <w:t xml:space="preserve"> </w:t>
+      </w:r>
+      <w:r>
+        <w:rPr>
+          <w:iCs/>
+          <w:i/>
+        </w:rPr>
+        <w:t xml:space="preserve">r</w:t>
+      </w:r>
+      <w:r>
+        <w:t xml:space="preserve"> </w:t>
+      </w:r>
+      <w:r>
+        <w:t xml:space="preserve">= 0.035) is the most conservative bias-corrected estimate and represents a meaningful reduction from the raw</w:t>
+      </w:r>
+      <w:r>
+        <w:t xml:space="preserve"> </w:t>
+      </w:r>
+      <w:r>
+        <w:rPr>
+          <w:iCs/>
+          <w:i/>
+        </w:rPr>
+        <w:t xml:space="preserve">r</w:t>
+      </w:r>
+      <w:r>
+        <w:t xml:space="preserve"> </w:t>
+      </w:r>
+      <w:r>
+        <w:t xml:space="preserve">= 0.074. Together with the substantial unexplained heterogeneity (</w:t>
+      </w:r>
+      <w:r>
+        <w:rPr>
+          <w:iCs/>
+          <w:i/>
+        </w:rPr>
+        <w:t xml:space="preserve">I</w:t>
+      </w:r>
+      <w:r>
+        <w:t xml:space="preserve">² = 62.5%) and non-significant moderator tests (§§4.3–4.5), the publication bias evidence suggests that the apparent average I→P effect is upwardly inflated in the published literature. The true population effect may be closer to</w:t>
+      </w:r>
+      <w:r>
+        <w:t xml:space="preserve"> </w:t>
+      </w:r>
+      <w:r>
+        <w:rPr>
+          <w:iCs/>
+          <w:i/>
+        </w:rPr>
+        <w:t xml:space="preserve">r</w:t>
+      </w:r>
+      <w:r>
+        <w:t xml:space="preserve"> </w:t>
+      </w:r>
+      <w:r>
+        <w:t xml:space="preserve">≈ 0.035.</w:t>
+      </w:r>
+    </w:p>
+    <w:p>
+      <w:pPr>
+        <w:pStyle w:val="BodyText"/>
+      </w:pPr>
+      <w:r>
+        <w:t xml:space="preserve">Figure 5: Funnel plot with trim-and-fill imputed studies</w:t>
+      </w:r>
+    </w:p>
+    <w:p>
+      <w:pPr>
+        <w:pStyle w:val="BodyText"/>
+      </w:pPr>
+      <w:r>
+        <w:rPr>
+          <w:iCs/>
+          <w:i/>
+        </w:rPr>
+        <w:t xml:space="preserve">Figure 5.</w:t>
+      </w:r>
+      <w:r>
+        <w:t xml:space="preserve"> </w:t>
+      </w:r>
+      <w:r>
+        <w:t xml:space="preserve">Funnel plot of effect sizes against standard errors. Open circles = original studies; filled circles = trim-and-fill imputed studies (</w:t>
+      </w:r>
+      <w:r>
+        <w:rPr>
+          <w:iCs/>
+          <w:i/>
+        </w:rPr>
+        <w:t xml:space="preserve">k</w:t>
+      </w:r>
+      <w:r>
+        <w:t xml:space="preserve"> </w:t>
+      </w:r>
+      <w:r>
+        <w:t xml:space="preserve">= 57). Substantial left-side asymmetry is visible; the adjusted pooled effect is</w:t>
+      </w:r>
+      <w:r>
+        <w:t xml:space="preserve"> </w:t>
+      </w:r>
+      <w:r>
+        <w:rPr>
+          <w:iCs/>
+          <w:i/>
+        </w:rPr>
+        <w:t xml:space="preserve">r</w:t>
+      </w:r>
+      <w:r>
+        <w:t xml:space="preserve"> </w:t>
+      </w:r>
+      <w:r>
+        <w:t xml:space="preserve">= 0.035.</w:t>
+      </w:r>
+    </w:p>
+    <w:bookmarkEnd w:id="45"/>
+    <w:bookmarkStart w:id="46" w:name="X2944bef6cd2d25cd29d80b35f2bf895bc8ca4c2"/>
+    <w:p>
+      <w:pPr>
+        <w:pStyle w:val="Heading3"/>
+      </w:pPr>
+      <w:r>
+        <w:t xml:space="preserve">4.7 Robustness</w:t>
+      </w:r>
+    </w:p>
+    <w:tbl>
+      <w:tblPr>
+        <w:tblStyle w:val="Table"/>
+        <w:tblW w:type="auto" w:w="0"/>
+        <w:tblLook w:firstRow="1" w:lastRow="0" w:firstColumn="0" w:lastColumn="0" w:noHBand="0" w:noVBand="0" w:val="0020"/>
+        <w:jc w:val="start"/>
+      </w:tblPr>
+      <w:tblGrid>
+        <w:gridCol w:w="1584"/>
+        <w:gridCol w:w="1584"/>
+        <w:gridCol w:w="1584"/>
+        <w:gridCol w:w="1584"/>
+        <w:gridCol w:w="1584"/>
+      </w:tblGrid>
+      <w:tr>
+        <w:trPr>
+          <w:tblHeader w:val="true"/>
+        </w:trPr>
+        <w:tc>
+          <w:tcPr/>
+          <w:p>
+            <w:pPr>
+              <w:pStyle w:val="Compact"/>
+              <w:jc w:val="left"/>
+            </w:pPr>
+            <w:r>
+              <w:t xml:space="preserve">Check</w:t>
+            </w:r>
+          </w:p>
+        </w:tc>
+        <w:tc>
+          <w:tcPr/>
+          <w:p>
+            <w:pPr>
+              <w:pStyle w:val="Compact"/>
+              <w:jc w:val="left"/>
+            </w:pPr>
+            <w:r>
+              <w:t xml:space="preserve">K</w:t>
+            </w:r>
+          </w:p>
+        </w:tc>
+        <w:tc>
+          <w:tcPr/>
+          <w:p>
+            <w:pPr>
+              <w:pStyle w:val="Compact"/>
+              <w:jc w:val="left"/>
+            </w:pPr>
+            <w:r>
+              <w:rPr>
+                <w:iCs/>
+                <w:i/>
+              </w:rPr>
+              <w:t xml:space="preserve">r̄</w:t>
+            </w:r>
+          </w:p>
+        </w:tc>
+        <w:tc>
+          <w:tcPr/>
+          <w:p>
+            <w:pPr>
+              <w:pStyle w:val="Compact"/>
+              <w:jc w:val="left"/>
+            </w:pPr>
+            <w:r>
+              <w:t xml:space="preserve">95% CI</w:t>
+            </w:r>
+          </w:p>
+        </w:tc>
+        <w:tc>
+          <w:tcPr/>
+          <w:p>
+            <w:pPr>
+              <w:pStyle w:val="Compact"/>
+              <w:jc w:val="left"/>
+            </w:pPr>
+            <w:r>
+              <w:t xml:space="preserve">Note</w:t>
+            </w:r>
+          </w:p>
+        </w:tc>
+      </w:tr>
+      <w:tr>
+        <w:tc>
+          <w:tcPr/>
+          <w:p>
+            <w:pPr>
+              <w:pStyle w:val="Compact"/>
+              <w:jc w:val="left"/>
+            </w:pPr>
+            <w:r>
+              <w:t xml:space="preserve">Main analysis</w:t>
+            </w:r>
+          </w:p>
+        </w:tc>
+        <w:tc>
+          <w:tcPr/>
+          <w:p>
+            <w:pPr>
+              <w:pStyle w:val="Compact"/>
+              <w:jc w:val="left"/>
+            </w:pPr>
+            <w:r>
+              <w:t xml:space="preserve">287</w:t>
+            </w:r>
+          </w:p>
+        </w:tc>
+        <w:tc>
+          <w:tcPr/>
+          <w:p>
+            <w:pPr>
+              <w:pStyle w:val="Compact"/>
+              <w:jc w:val="left"/>
+            </w:pPr>
+            <w:r>
+              <w:t xml:space="preserve">0.074</w:t>
+            </w:r>
+          </w:p>
+        </w:tc>
+        <w:tc>
+          <w:tcPr/>
+          <w:p>
+            <w:pPr>
+              <w:pStyle w:val="Compact"/>
+              <w:jc w:val="left"/>
+            </w:pPr>
+            <w:r>
+              <w:t xml:space="preserve">[0.060, 0.088]</w:t>
+            </w:r>
+          </w:p>
+        </w:tc>
+        <w:tc>
+          <w:tcPr/>
+          <w:p>
+            <w:pPr>
+              <w:pStyle w:val="Compact"/>
+              <w:jc w:val="left"/>
+            </w:pPr>
+            <w:r>
+              <w:t xml:space="preserve">Baseline</w:t>
+            </w:r>
+          </w:p>
+        </w:tc>
+      </w:tr>
+      <w:tr>
+        <w:tc>
+          <w:tcPr/>
+          <w:p>
+            <w:pPr>
+              <w:pStyle w:val="Compact"/>
+              <w:jc w:val="left"/>
+            </w:pPr>
+            <w:r>
+              <w:t xml:space="preserve">Confirmed</w:t>
+            </w:r>
+            <w:r>
+              <w:t xml:space="preserve"> </w:t>
             </w:r>
             <w:r>
               <w:rPr>
@@ -9374,7 +10253,55 @@
               <w:t xml:space="preserve"> </w:t>
             </w:r>
             <w:r>
-              <w:t xml:space="preserve">&lt; 0.01; no bias from single-level</w:t>
+              <w:t xml:space="preserve">only (exclude estimated)</w:t>
+            </w:r>
+          </w:p>
+        </w:tc>
+        <w:tc>
+          <w:tcPr/>
+          <w:p>
+            <w:pPr>
+              <w:pStyle w:val="Compact"/>
+              <w:jc w:val="left"/>
+            </w:pPr>
+            <w:r>
+              <w:t xml:space="preserve">240</w:t>
+            </w:r>
+          </w:p>
+        </w:tc>
+        <w:tc>
+          <w:tcPr/>
+          <w:p>
+            <w:pPr>
+              <w:pStyle w:val="Compact"/>
+              <w:jc w:val="left"/>
+            </w:pPr>
+            <w:r>
+              <w:t xml:space="preserve">0.077</w:t>
+            </w:r>
+          </w:p>
+        </w:tc>
+        <w:tc>
+          <w:tcPr/>
+          <w:p>
+            <w:pPr>
+              <w:pStyle w:val="Compact"/>
+              <w:jc w:val="left"/>
+            </w:pPr>
+            <w:r>
+              <w:t xml:space="preserve">[0.059, 0.094]</w:t>
+            </w:r>
+          </w:p>
+        </w:tc>
+        <w:tc>
+          <w:tcPr/>
+          <w:p>
+            <w:pPr>
+              <w:pStyle w:val="Compact"/>
+              <w:jc w:val="left"/>
+            </w:pPr>
+            <w:r>
+              <w:t xml:space="preserve">Consistent</w:t>
             </w:r>
           </w:p>
         </w:tc>
@@ -9388,68 +10315,270 @@
               <w:jc w:val="left"/>
             </w:pPr>
             <w:r>
-              <w:t xml:space="preserve">Leave-one-out</w:t>
-            </w:r>
-          </w:p>
-        </w:tc>
-        <w:tc>
-          <w:tcPr/>
-          <w:p>
-            <w:pPr>
-              <w:pStyle w:val="Compact"/>
-              <w:jc w:val="left"/>
-            </w:pPr>
-            <w:r>
-              <w:t xml:space="preserve">No single study shifts estimate &gt; 0.02; no Cook's D outlier</w:t>
-            </w:r>
-          </w:p>
-        </w:tc>
-      </w:tr>
-      <w:tr>
-        <w:tc>
-          <w:tcPr/>
-          <w:p>
-            <w:pPr>
-              <w:pStyle w:val="Compact"/>
-              <w:jc w:val="left"/>
-            </w:pPr>
-            <w:r>
-              <w:t xml:space="preserve">FSTS-only restriction</w:t>
-            </w:r>
-          </w:p>
-        </w:tc>
-        <w:tc>
-          <w:tcPr/>
-          <w:p>
-            <w:pPr>
-              <w:pStyle w:val="Compact"/>
-              <w:jc w:val="left"/>
-            </w:pPr>
+              <w:t xml:space="preserve">Exclude</w:t>
+            </w:r>
+            <w:r>
+              <w:t xml:space="preserve"> </w:t>
+            </w:r>
             <w:r>
               <w:rPr>
                 <w:iCs/>
                 <w:i/>
               </w:rPr>
-              <w:t xml:space="preserve">r̄</w:t>
+              <w:t xml:space="preserve">n</w:t>
             </w:r>
             <w:r>
               <w:t xml:space="preserve"> </w:t>
             </w:r>
             <w:r>
-              <w:t xml:space="preserve">= 0.09,</w:t>
-            </w:r>
-            <w:r>
-              <w:t xml:space="preserve"> </w:t>
+              <w:t xml:space="preserve">&lt; 30</w:t>
+            </w:r>
+          </w:p>
+        </w:tc>
+        <w:tc>
+          <w:tcPr/>
+          <w:p>
+            <w:pPr>
+              <w:pStyle w:val="Compact"/>
+              <w:jc w:val="left"/>
+            </w:pPr>
+            <w:r>
+              <w:t xml:space="preserve">285</w:t>
+            </w:r>
+          </w:p>
+        </w:tc>
+        <w:tc>
+          <w:tcPr/>
+          <w:p>
+            <w:pPr>
+              <w:pStyle w:val="Compact"/>
+              <w:jc w:val="left"/>
+            </w:pPr>
+            <w:r>
+              <w:t xml:space="preserve">0.073</w:t>
+            </w:r>
+          </w:p>
+        </w:tc>
+        <w:tc>
+          <w:tcPr/>
+          <w:p>
+            <w:pPr>
+              <w:pStyle w:val="Compact"/>
+              <w:jc w:val="left"/>
+            </w:pPr>
+            <w:r>
+              <w:t xml:space="preserve">[0.059, 0.088]</w:t>
+            </w:r>
+          </w:p>
+        </w:tc>
+        <w:tc>
+          <w:tcPr/>
+          <w:p>
+            <w:pPr>
+              <w:pStyle w:val="Compact"/>
+              <w:jc w:val="left"/>
+            </w:pPr>
+            <w:r>
+              <w:t xml:space="preserve">Consistent</w:t>
+            </w:r>
+          </w:p>
+        </w:tc>
+      </w:tr>
+      <w:tr>
+        <w:tc>
+          <w:tcPr/>
+          <w:p>
+            <w:pPr>
+              <w:pStyle w:val="Compact"/>
+              <w:jc w:val="left"/>
+            </w:pPr>
+            <w:r>
+              <w:t xml:space="preserve">ACC performance only</w:t>
+            </w:r>
+          </w:p>
+        </w:tc>
+        <w:tc>
+          <w:tcPr/>
+          <w:p>
+            <w:pPr>
+              <w:pStyle w:val="Compact"/>
+              <w:jc w:val="left"/>
+            </w:pPr>
+            <w:r>
+              <w:t xml:space="preserve">246</w:t>
+            </w:r>
+          </w:p>
+        </w:tc>
+        <w:tc>
+          <w:tcPr/>
+          <w:p>
+            <w:pPr>
+              <w:pStyle w:val="Compact"/>
+              <w:jc w:val="left"/>
+            </w:pPr>
+            <w:r>
+              <w:t xml:space="preserve">0.075</w:t>
+            </w:r>
+          </w:p>
+        </w:tc>
+        <w:tc>
+          <w:tcPr/>
+          <w:p>
+            <w:pPr>
+              <w:pStyle w:val="Compact"/>
+              <w:jc w:val="left"/>
+            </w:pPr>
+            <w:r>
+              <w:t xml:space="preserve">[0.059, 0.091]</w:t>
+            </w:r>
+          </w:p>
+        </w:tc>
+        <w:tc>
+          <w:tcPr/>
+          <w:p>
+            <w:pPr>
+              <w:pStyle w:val="Compact"/>
+              <w:jc w:val="left"/>
+            </w:pPr>
+            <w:r>
+              <w:t xml:space="preserve">Consistent</w:t>
+            </w:r>
+          </w:p>
+        </w:tc>
+      </w:tr>
+      <w:tr>
+        <w:tc>
+          <w:tcPr/>
+          <w:p>
+            <w:pPr>
+              <w:pStyle w:val="Compact"/>
+              <w:jc w:val="left"/>
+            </w:pPr>
+            <w:r>
+              <w:t xml:space="preserve">FSTS DOI measure only</w:t>
+            </w:r>
+          </w:p>
+        </w:tc>
+        <w:tc>
+          <w:tcPr/>
+          <w:p>
+            <w:pPr>
+              <w:pStyle w:val="Compact"/>
+              <w:jc w:val="left"/>
+            </w:pPr>
+            <w:r>
+              <w:t xml:space="preserve">137</w:t>
+            </w:r>
+          </w:p>
+        </w:tc>
+        <w:tc>
+          <w:tcPr/>
+          <w:p>
+            <w:pPr>
+              <w:pStyle w:val="Compact"/>
+              <w:jc w:val="left"/>
+            </w:pPr>
+            <w:r>
+              <w:t xml:space="preserve">0.060</w:t>
+            </w:r>
+          </w:p>
+        </w:tc>
+        <w:tc>
+          <w:tcPr/>
+          <w:p>
+            <w:pPr>
+              <w:pStyle w:val="Compact"/>
+              <w:jc w:val="left"/>
+            </w:pPr>
+            <w:r>
+              <w:t xml:space="preserve">[0.041, 0.078]</w:t>
+            </w:r>
+          </w:p>
+        </w:tc>
+        <w:tc>
+          <w:tcPr/>
+          <w:p>
+            <w:pPr>
+              <w:pStyle w:val="Compact"/>
+              <w:jc w:val="left"/>
+            </w:pPr>
+            <w:r>
+              <w:t xml:space="preserve">Attenuated but positive</w:t>
+            </w:r>
+          </w:p>
+        </w:tc>
+      </w:tr>
+      <w:tr>
+        <w:tc>
+          <w:tcPr/>
+          <w:p>
+            <w:pPr>
+              <w:pStyle w:val="Compact"/>
+              <w:jc w:val="left"/>
+            </w:pPr>
+            <w:r>
+              <w:t xml:space="preserve">DL estimator (two-level)</w:t>
+            </w:r>
+          </w:p>
+        </w:tc>
+        <w:tc>
+          <w:tcPr/>
+          <w:p>
+            <w:pPr>
+              <w:pStyle w:val="Compact"/>
+              <w:jc w:val="left"/>
+            </w:pPr>
+            <w:r>
+              <w:t xml:space="preserve">287</w:t>
+            </w:r>
+          </w:p>
+        </w:tc>
+        <w:tc>
+          <w:tcPr/>
+          <w:p>
+            <w:pPr>
+              <w:pStyle w:val="Compact"/>
+              <w:jc w:val="left"/>
+            </w:pPr>
+            <w:r>
+              <w:t xml:space="preserve">0.074</w:t>
+            </w:r>
+          </w:p>
+        </w:tc>
+        <w:tc>
+          <w:tcPr/>
+          <w:p>
+            <w:pPr>
+              <w:pStyle w:val="Compact"/>
+              <w:jc w:val="left"/>
+            </w:pPr>
+            <w:r>
+              <w:t xml:space="preserve">[0.061, 0.086]</w:t>
+            </w:r>
+          </w:p>
+        </w:tc>
+        <w:tc>
+          <w:tcPr/>
+          <w:p>
+            <w:pPr>
+              <w:pStyle w:val="Compact"/>
+              <w:jc w:val="left"/>
+            </w:pPr>
+            <w:r>
+              <w:t xml:space="preserve">Δ</w:t>
             </w:r>
             <w:r>
               <w:rPr>
                 <w:iCs/>
                 <w:i/>
               </w:rPr>
-              <w:t xml:space="preserve">I</w:t>
-            </w:r>
-            <w:r>
-              <w:t xml:space="preserve">² = 83%, ICRV gradient maintained</w:t>
+              <w:t xml:space="preserve">r</w:t>
+            </w:r>
+            <w:r>
+              <w:t xml:space="preserve"> </w:t>
+            </w:r>
+            <w:r>
+              <w:t xml:space="preserve">&lt; 0.01 vs. three-level</w:t>
             </w:r>
           </w:p>
         </w:tc>
@@ -9463,90 +10592,55 @@
               <w:jc w:val="left"/>
             </w:pPr>
             <w:r>
-              <w:t xml:space="preserve">WGI composite ICRV</w:t>
-            </w:r>
-          </w:p>
-        </w:tc>
-        <w:tc>
-          <w:tcPr/>
-          <w:p>
-            <w:pPr>
-              <w:pStyle w:val="Compact"/>
-              <w:jc w:val="left"/>
-            </w:pPr>
-            <w:r>
-              <w:t xml:space="preserve">Gradient preserved; Frontier/SIDS effect unchanged</w:t>
-            </w:r>
-          </w:p>
-        </w:tc>
-      </w:tr>
-      <w:tr>
-        <w:tc>
-          <w:tcPr/>
-          <w:p>
-            <w:pPr>
-              <w:pStyle w:val="Compact"/>
-              <w:jc w:val="left"/>
-            </w:pPr>
-            <w:r>
-              <w:t xml:space="preserve">Post-2000 only (</w:t>
-            </w:r>
-            <w:r>
-              <w:rPr>
-                <w:iCs/>
-                <w:i/>
-              </w:rPr>
-              <w:t xml:space="preserve">k</w:t>
-            </w:r>
-            <w:r>
-              <w:t xml:space="preserve"> </w:t>
-            </w:r>
-            <w:r>
-              <w:t xml:space="preserve">≈ 180)</w:t>
-            </w:r>
-          </w:p>
-        </w:tc>
-        <w:tc>
-          <w:tcPr/>
-          <w:p>
-            <w:pPr>
-              <w:pStyle w:val="Compact"/>
-              <w:jc w:val="left"/>
-            </w:pPr>
-            <w:r>
-              <w:t xml:space="preserve">DPL findings stable; Follow vs. Precede</w:t>
-            </w:r>
-            <w:r>
-              <w:t xml:space="preserve"> </w:t>
-            </w:r>
-            <w:r>
-              <w:rPr>
-                <w:iCs/>
-                <w:i/>
-              </w:rPr>
-              <w:t xml:space="preserve">z</w:t>
-            </w:r>
-            <w:r>
-              <w:t xml:space="preserve"> </w:t>
-            </w:r>
-            <w:r>
-              <w:t xml:space="preserve">= 2.8,</w:t>
-            </w:r>
-            <w:r>
-              <w:t xml:space="preserve"> </w:t>
-            </w:r>
-            <w:r>
-              <w:rPr>
-                <w:iCs/>
-                <w:i/>
-              </w:rPr>
-              <w:t xml:space="preserve">p</w:t>
-            </w:r>
-            <w:r>
-              <w:t xml:space="preserve"> </w:t>
-            </w:r>
-            <w:r>
-              <w:t xml:space="preserve">= .005</w:t>
+              <w:t xml:space="preserve">Leave-one-out range</w:t>
+            </w:r>
+          </w:p>
+        </w:tc>
+        <w:tc>
+          <w:tcPr/>
+          <w:p>
+            <w:pPr>
+              <w:pStyle w:val="Compact"/>
+              <w:jc w:val="left"/>
+            </w:pPr>
+            <w:r>
+              <w:t xml:space="preserve">287</w:t>
+            </w:r>
+          </w:p>
+        </w:tc>
+        <w:tc>
+          <w:tcPr/>
+          <w:p>
+            <w:pPr>
+              <w:pStyle w:val="Compact"/>
+              <w:jc w:val="left"/>
+            </w:pPr>
+            <w:r>
+              <w:t xml:space="preserve">[0.071, 0.075]</w:t>
+            </w:r>
+          </w:p>
+        </w:tc>
+        <w:tc>
+          <w:tcPr/>
+          <w:p>
+            <w:pPr>
+              <w:pStyle w:val="Compact"/>
+              <w:jc w:val="left"/>
+            </w:pPr>
+            <w:r>
+              <w:t xml:space="preserve">—</w:t>
+            </w:r>
+          </w:p>
+        </w:tc>
+        <w:tc>
+          <w:tcPr/>
+          <w:p>
+            <w:pPr>
+              <w:pStyle w:val="Compact"/>
+              <w:jc w:val="left"/>
+            </w:pPr>
+            <w:r>
+              <w:t xml:space="preserve">0/287 change direction</w:t>
             </w:r>
           </w:p>
         </w:tc>
@@ -9557,46 +10651,60 @@
         <w:pStyle w:val="BodyText"/>
       </w:pPr>
       <w:r>
-        <w:drawing>
-          <wp:inline>
-            <wp:extent cx="5753100" cy="2528007"/>
-            <wp:effectExtent b="0" l="0" r="0" t="0"/>
-            <wp:docPr descr="Figure 4: Leave-one-out sensitivity — pooled r̄ range across leave-one-out iterations" title="" id="59" name="Picture"/>
-            <a:graphic>
-              <a:graphicData uri="http://schemas.openxmlformats.org/drawingml/2006/picture">
-                <pic:pic>
-                  <pic:nvPicPr>
-                    <pic:cNvPr descr="figures/figure4_sensitivity.png" id="60" name="Picture"/>
-                    <pic:cNvPicPr>
-                      <a:picLocks noChangeArrowheads="1" noChangeAspect="1"/>
-                    </pic:cNvPicPr>
-                  </pic:nvPicPr>
-                  <pic:blipFill>
-                    <a:blip r:embed="rId58"/>
-                    <a:stretch>
-                      <a:fillRect/>
-                    </a:stretch>
-                  </pic:blipFill>
-                  <pic:spPr bwMode="auto">
-                    <a:xfrm>
-                      <a:off x="0" y="0"/>
-                      <a:ext cx="5753100" cy="2528007"/>
-                    </a:xfrm>
-                    <a:prstGeom prst="rect">
-                      <a:avLst/>
-                    </a:prstGeom>
-                    <a:noFill/>
-                    <a:ln w="9525">
-                      <a:noFill/>
-                      <a:headEnd/>
-                      <a:tailEnd/>
-                    </a:ln>
-                  </pic:spPr>
-                </pic:pic>
-              </a:graphicData>
-            </a:graphic>
-          </wp:inline>
-        </w:drawing>
+        <w:t xml:space="preserve">The baseline</w:t>
+      </w:r>
+      <w:r>
+        <w:t xml:space="preserve"> </w:t>
+      </w:r>
+      <w:r>
+        <w:rPr>
+          <w:iCs/>
+          <w:i/>
+        </w:rPr>
+        <w:t xml:space="preserve">r</w:t>
+      </w:r>
+      <w:r>
+        <w:t xml:space="preserve"> </w:t>
+      </w:r>
+      <w:r>
+        <w:t xml:space="preserve">= 0.074 is robust across all sensitivity checks. The leave-one-out range [0.071, 0.075] confirms no single study drives the result. The DL two-level estimator gives an identical point estimate (0.074), confirming that three-level nesting adds precision without biasing the pooled effect. The FSTS-only restriction (</w:t>
+      </w:r>
+      <w:r>
+        <w:rPr>
+          <w:iCs/>
+          <w:i/>
+        </w:rPr>
+        <w:t xml:space="preserve">r̄</w:t>
+      </w:r>
+      <w:r>
+        <w:t xml:space="preserve"> </w:t>
+      </w:r>
+      <w:r>
+        <w:t xml:space="preserve">= 0.060) is the most conservative check and remains positive and significant, suggesting that DOI operationalization heterogeneity partially inflates the pooled effect when broader DOI measures are included.</w:t>
+      </w:r>
+    </w:p>
+    <w:p>
+      <w:pPr>
+        <w:pStyle w:val="BodyText"/>
+      </w:pPr>
+      <w:r>
+        <w:t xml:space="preserve">Figure 4: Leave-one-out sensitivity — pooled</w:t>
+      </w:r>
+      <w:r>
+        <w:t xml:space="preserve"> </w:t>
+      </w:r>
+      <w:r>
+        <w:rPr>
+          <w:iCs/>
+          <w:i/>
+        </w:rPr>
+        <w:t xml:space="preserve">r̄</w:t>
+      </w:r>
+      <w:r>
+        <w:t xml:space="preserve"> </w:t>
+      </w:r>
+      <w:r>
+        <w:t xml:space="preserve">range across leave-one-out iterations</w:t>
       </w:r>
     </w:p>
     <w:p>
@@ -9640,9 +10748,9 @@
         </w:pict>
       </w:r>
     </w:p>
-    <w:bookmarkEnd w:id="61"/>
-    <w:bookmarkEnd w:id="62"/>
-    <w:bookmarkStart w:id="67" w:name="X735612638e4e736e4693e459c258977262c0dfc"/>
+    <w:bookmarkEnd w:id="46"/>
+    <w:bookmarkEnd w:id="47"/>
+    <w:bookmarkStart w:id="52" w:name="X735612638e4e736e4693e459c258977262c0dfc"/>
     <w:p>
       <w:pPr>
         <w:pStyle w:val="Heading2"/>
@@ -9651,7 +10759,7 @@
         <w:t xml:space="preserve">5. Discussion</w:t>
       </w:r>
     </w:p>
-    <w:bookmarkStart w:id="63" w:name="X358d8a6bfbc612aa554abb1739dd28765579392"/>
+    <w:bookmarkStart w:id="48" w:name="X358d8a6bfbc612aa554abb1739dd28765579392"/>
     <w:p>
       <w:pPr>
         <w:pStyle w:val="Heading3"/>
@@ -9665,7 +10773,36 @@
         <w:pStyle w:val="FirstParagraph"/>
       </w:pPr>
       <w:r>
-        <w:t xml:space="preserve">The meta-analytic results align coherently with patterns documented in country-level studies of the Asia-Pacific region (Do &amp; Phan, 2024).</w:t>
+        <w:t xml:space="preserve">The meta-analytic baseline (</w:t>
+      </w:r>
+      <w:r>
+        <w:rPr>
+          <w:iCs/>
+          <w:i/>
+        </w:rPr>
+        <w:t xml:space="preserve">r</w:t>
+      </w:r>
+      <w:r>
+        <w:t xml:space="preserve"> </w:t>
+      </w:r>
+      <w:r>
+        <w:t xml:space="preserve">= 0.074,</w:t>
+      </w:r>
+      <w:r>
+        <w:t xml:space="preserve"> </w:t>
+      </w:r>
+      <w:r>
+        <w:rPr>
+          <w:iCs/>
+          <w:i/>
+        </w:rPr>
+        <w:t xml:space="preserve">k</w:t>
+      </w:r>
+      <w:r>
+        <w:t xml:space="preserve"> </w:t>
+      </w:r>
+      <w:r>
+        <w:t xml:space="preserve">= 237) is consistent with country-level evidence from across Asia-Pacific. The pooled effect is positive and significant, confirming that export-intensive firms tend to outperform domestically focused peers even after adjusting for firm size, age, and industry (Do &amp; Phan, 2024).</w:t>
       </w:r>
     </w:p>
     <w:p>
@@ -9677,240 +10814,56 @@
           <w:bCs/>
           <w:b/>
         </w:rPr>
-        <w:t xml:space="preserve">Frontier-V contexts (e.g., Vietnam, Bangladesh, Myanmar):</w:t>
-      </w:r>
-      <w:r>
-        <w:t xml:space="preserve"> </w:t>
-      </w:r>
-      <w:r>
-        <w:t xml:space="preserve">The near-zero meta-analytic</w:t>
-      </w:r>
-      <w:r>
-        <w:t xml:space="preserve"> </w:t>
-      </w:r>
-      <w:r>
-        <w:rPr>
-          <w:iCs/>
-          <w:i/>
-        </w:rPr>
-        <w:t xml:space="preserve">r̄</w:t>
-      </w:r>
-      <w:r>
-        <w:t xml:space="preserve"> </w:t>
-      </w:r>
-      <w:r>
-        <w:t xml:space="preserve">for Frontier regimes (−0.02) is consistent with CIMT: in institutional voids, productive internationalization saturates quickly, after which coordination costs dominate (Khanna &amp; Palepu, 2010). Country-level studies from frontier economies consistently document low turning points in the inverted-U relationship, reflecting the speed at which institutional friction offsets scale benefits at moderate export intensities (Do &amp; Phan, 2024).</w:t>
-      </w:r>
-    </w:p>
-    <w:p>
-      <w:pPr>
-        <w:pStyle w:val="BodyText"/>
-      </w:pPr>
+        <w:t xml:space="preserve">Advanced-I contexts (Group I, k = 139;</w:t>
+      </w:r>
       <w:r>
         <w:rPr>
           <w:bCs/>
           <w:b/>
         </w:rPr>
-        <w:t xml:space="preserve">Advanced-I contexts (e.g., Singapore, South Korea, Japan, Hong Kong):</w:t>
-      </w:r>
-      <w:r>
-        <w:t xml:space="preserve"> </w:t>
-      </w:r>
-      <w:r>
-        <w:t xml:space="preserve">The threefold baseline effect (</w:t>
-      </w:r>
-      <w:r>
-        <w:rPr>
-          <w:iCs/>
-          <w:i/>
-        </w:rPr>
-        <w:t xml:space="preserve">r̄</w:t>
-      </w:r>
-      <w:r>
-        <w:t xml:space="preserve"> </w:t>
-      </w:r>
-      <w:r>
-        <w:t xml:space="preserve">= 0.21 for ICRV-I vs. pooled 0.07) aligns with institutional complementarity theory: strong contract enforcement, IP protection, and low liability of foreignness (Zaheer, 1995) allow firms to use digital coordination tools at high export intensities without the coordination cost penalties that truncate internationalization benefits in lower-quality institutional environments (North, 1990; Peng et al., 2008).</w:t>
-      </w:r>
-    </w:p>
-    <w:p>
-      <w:pPr>
-        <w:pStyle w:val="BodyText"/>
-      </w:pPr>
-      <w:r>
-        <w:rPr>
+        <w:t xml:space="preserve"> </w:t>
+      </w:r>
+      <w:r>
+        <w:rPr>
+          <w:iCs/>
+          <w:i/>
           <w:bCs/>
           <w:b/>
         </w:rPr>
-        <w:t xml:space="preserve">Emerging contexts (e.g., China, India, Malaysia, Thailand):</w:t>
-      </w:r>
-      <w:r>
-        <w:t xml:space="preserve"> </w:t>
-      </w:r>
-      <w:r>
-        <w:t xml:space="preserve">Intermediate</w:t>
-      </w:r>
-      <w:r>
-        <w:t xml:space="preserve"> </w:t>
-      </w:r>
-      <w:r>
-        <w:rPr>
-          <w:iCs/>
-          <w:i/>
-        </w:rPr>
         <w:t xml:space="preserve">r̄</w:t>
       </w:r>
-      <w:r>
-        <w:t xml:space="preserve"> </w:t>
-      </w:r>
-      <w:r>
-        <w:t xml:space="preserve">values (0.06–0.12) are consistent with the CIMT gradient prediction. In emerging environments, technological capability shifts the I→P performance intercept positively — reflecting direct productivity returns to digital investment — without amplifying the marginal return to deeper internationalization, as institutional friction limits the synergy between export intensity and digital capability (Do &amp; Phan, 2024). At the primary-study level, Do &amp; Phan (2025) document a negative linear DOI coefficient (β = −36.664,</w:t>
-      </w:r>
-      <w:r>
-        <w:t xml:space="preserve"> </w:t>
-      </w:r>
-      <w:r>
-        <w:rPr>
-          <w:iCs/>
-          <w:i/>
-        </w:rPr>
-        <w:t xml:space="preserve">p</w:t>
-      </w:r>
-      <w:r>
-        <w:t xml:space="preserve"> </w:t>
-      </w:r>
-      <w:r>
-        <w:t xml:space="preserve">&lt; .001) on 380 Indian WBES firms (FGLS estimation), with manager experience (β_DOI×exp = 1.546,</w:t>
-      </w:r>
-      <w:r>
-        <w:t xml:space="preserve"> </w:t>
-      </w:r>
-      <w:r>
-        <w:rPr>
-          <w:iCs/>
-          <w:i/>
-        </w:rPr>
-        <w:t xml:space="preserve">p</w:t>
-      </w:r>
-      <w:r>
-        <w:t xml:space="preserve"> </w:t>
-      </w:r>
-      <w:r>
-        <w:t xml:space="preserve">&lt; .001) and female top-management leadership (β_DOI×gender = 77.032,</w:t>
-      </w:r>
-      <w:r>
-        <w:t xml:space="preserve"> </w:t>
-      </w:r>
-      <w:r>
-        <w:rPr>
-          <w:iCs/>
-          <w:i/>
-        </w:rPr>
-        <w:t xml:space="preserve">p</w:t>
-      </w:r>
-      <w:r>
-        <w:t xml:space="preserve"> </w:t>
-      </w:r>
-      <w:r>
-        <w:t xml:space="preserve">&lt; .001) as positive moderating factors. This pattern is precisely consistent with CIMT: aggregate I→P returns are modest in Emerging institutional environments, but firm-level compensating resources — managerial human capital and leadership diversity — can partially overcome institutional friction to generate positive interaction effects.</w:t>
-      </w:r>
-    </w:p>
-    <w:p>
-      <w:pPr>
-        <w:pStyle w:val="BodyText"/>
-      </w:pPr>
       <w:r>
         <w:rPr>
           <w:bCs/>
           <w:b/>
         </w:rPr>
-        <w:t xml:space="preserve">Synthesis:</w:t>
-      </w:r>
-      <w:r>
-        <w:t xml:space="preserve"> </w:t>
-      </w:r>
-      <w:r>
-        <w:t xml:space="preserve">The meta-analytic ICRV gradient (</w:t>
-      </w:r>
-      <w:r>
-        <w:rPr>
-          <w:iCs/>
-          <w:i/>
-        </w:rPr>
-        <w:t xml:space="preserve">Q</w:t>
-      </w:r>
-      <w:r>
-        <w:t xml:space="preserve">_M = 127.77,</w:t>
-      </w:r>
-      <w:r>
-        <w:t xml:space="preserve"> </w:t>
-      </w:r>
-      <w:r>
-        <w:rPr>
-          <w:iCs/>
-          <w:i/>
-        </w:rPr>
-        <w:t xml:space="preserve">p</w:t>
-      </w:r>
-      <w:r>
-        <w:t xml:space="preserve"> </w:t>
-      </w:r>
-      <w:r>
-        <w:t xml:space="preserve">&lt; .001) confirms that digital adoption functions as a</w:t>
-      </w:r>
-      <w:r>
-        <w:t xml:space="preserve"> </w:t>
-      </w:r>
-      <w:r>
-        <w:rPr>
-          <w:iCs/>
-          <w:i/>
-        </w:rPr>
-        <w:t xml:space="preserve">conditional scaling resource</w:t>
-      </w:r>
-      <w:r>
-        <w:t xml:space="preserve">: its amplification effect depends on the institutional quality of the operating environment. The pattern is consistent with the broader Asia-Pacific evidence base (Do &amp; Phan, 2024) and advances the CIMT framework by providing systematic cross-study validation of the regime-contingent I→P mechanism.</w:t>
-      </w:r>
-    </w:p>
-    <w:bookmarkEnd w:id="63"/>
-    <w:bookmarkStart w:id="64" w:name="X688563909f8febb75275ad832e560c448093230"/>
-    <w:p>
-      <w:pPr>
-        <w:pStyle w:val="Heading3"/>
-      </w:pPr>
-      <w:r>
-        <w:t xml:space="preserve">5.2 Theoretical Contributions</w:t>
-      </w:r>
-    </w:p>
-    <w:p>
-      <w:pPr>
-        <w:pStyle w:val="FirstParagraph"/>
-      </w:pPr>
+        <w:t xml:space="preserve"> </w:t>
+      </w:r>
       <w:r>
         <w:rPr>
           <w:bCs/>
           <w:b/>
         </w:rPr>
-        <w:t xml:space="preserve">Contribution 1: Capability–Institution Mismatch Theory (CIMT).</w:t>
-      </w:r>
-      <w:r>
-        <w:t xml:space="preserve"> </w:t>
-      </w:r>
-      <w:r>
-        <w:t xml:space="preserve">The ICRV 5-regime gradient (</w:t>
-      </w:r>
-      <w:r>
-        <w:rPr>
-          <w:iCs/>
-          <w:i/>
-        </w:rPr>
-        <w:t xml:space="preserve">Q</w:t>
-      </w:r>
-      <w:r>
-        <w:t xml:space="preserve">_M = 127.77,</w:t>
-      </w:r>
-      <w:r>
-        <w:t xml:space="preserve"> </w:t>
+        <w:t xml:space="preserve">= 0.079):</w:t>
+      </w:r>
+      <w:r>
+        <w:t xml:space="preserve"> </w:t>
+      </w:r>
+      <w:r>
+        <w:t xml:space="preserve">The Group I mean (</w:t>
+      </w:r>
+      <w:r>
+        <w:rPr>
+          <w:iCs/>
+          <w:i/>
+        </w:rPr>
+        <w:t xml:space="preserve">r̄</w:t>
+      </w:r>
+      <w:r>
+        <w:t xml:space="preserve"> </w:t>
+      </w:r>
+      <w:r>
+        <w:t xml:space="preserve">= 0.079) is the highest reliable estimate and is directionally consistent with institutional complementarity theory: strong contract enforcement, IP protection, and low liability of foreignness (Zaheer, 1995) allow firms to sustain productive internationalization without the coordination cost penalties visible in weaker environments (North, 1990; Peng et al., 2008). However, the magnitude is much smaller than CIMT predicted, and the I→III difference is not statistically significant (</w:t>
       </w:r>
       <w:r>
         <w:rPr>
@@ -9923,7 +10876,7 @@
         <w:t xml:space="preserve"> </w:t>
       </w:r>
       <w:r>
-        <w:t xml:space="preserve">&lt; .001) provides the first systematic meta-analytic validation of an institution-theoretic contingency framework for the I→P relationship in Asia-Pacific. CIMT advances Marano et al.'s (2016) global analysis by offering regime-specific predictions tied to digital capability complementarity. Published primary evidence is consistent with the CIMT mechanism: Do &amp; Phan (2025), using FGLS on 380 Indian WBES firms (an Emerging ICRV context), document a negative aggregate DOI coefficient moderated positively by manager experience and female leadership — precisely the pattern CIMT predicts when firm-level compensating resources substitute for institutional quality in generating productive internationalization returns.</w:t>
+        <w:t xml:space="preserve">= .502).</w:t>
       </w:r>
     </w:p>
     <w:p>
@@ -9935,160 +10888,673 @@
           <w:bCs/>
           <w:b/>
         </w:rPr>
-        <w:t xml:space="preserve">Contribution 2: Digital Paradox Lifecycle (DPL).</w:t>
-      </w:r>
-      <w:r>
-        <w:t xml:space="preserve"> </w:t>
-      </w:r>
-      <w:r>
-        <w:t xml:space="preserve">The significant DPL phase moderation (</w:t>
-      </w:r>
-      <w:r>
-        <w:rPr>
-          <w:iCs/>
-          <w:i/>
-        </w:rPr>
-        <w:t xml:space="preserve">Q</w:t>
-      </w:r>
-      <w:r>
-        <w:t xml:space="preserve">_DPL = 104.92,</w:t>
-      </w:r>
-      <w:r>
-        <w:t xml:space="preserve"> </w:t>
-      </w:r>
-      <w:r>
-        <w:rPr>
-          <w:iCs/>
-          <w:i/>
-        </w:rPr>
-        <w:t xml:space="preserve">p</w:t>
-      </w:r>
-      <w:r>
-        <w:t xml:space="preserve"> </w:t>
-      </w:r>
-      <w:r>
-        <w:t xml:space="preserve">&lt; .001) is the first systematic evidence that I→P effect magnitudes follow a temporal J-curve aligned with the digital platform adoption curve. The DPL framework extends Brynjolfsson et al.'s (2021) productivity J-curve from macro-economic to micro-firm level.</w:t>
-      </w:r>
-    </w:p>
-    <w:p>
-      <w:pPr>
-        <w:pStyle w:val="BodyText"/>
-      </w:pPr>
+        <w:t xml:space="preserve">Emerging contexts (Group III, k = 90;</w:t>
+      </w:r>
       <w:r>
         <w:rPr>
           <w:bCs/>
           <w:b/>
         </w:rPr>
-        <w:t xml:space="preserve">Contribution 3: cDAI as systematic moderator.</w:t>
-      </w:r>
-      <w:r>
-        <w:t xml:space="preserve"> </w:t>
-      </w:r>
-      <w:r>
-        <w:t xml:space="preserve">β_cDAI = +0.089 (</w:t>
-      </w:r>
-      <w:r>
-        <w:rPr>
-          <w:iCs/>
-          <w:i/>
-        </w:rPr>
-        <w:t xml:space="preserve">p</w:t>
-      </w:r>
-      <w:r>
-        <w:t xml:space="preserve"> </w:t>
-      </w:r>
-      <w:r>
-        <w:t xml:space="preserve">= .024), concentrated in DPL Follow (post-2014), shows that national digital infrastructure is a contextual amplifier of firm-level internationalization benefits. The result advances Stallkamp and Schotter's (2021) platform-based IB theory by providing the first meta-analytic causal identification.</w:t>
-      </w:r>
-    </w:p>
-    <w:bookmarkEnd w:id="64"/>
-    <w:bookmarkStart w:id="65" w:name="Xb1fcf2c8d5f0b973be8539a5c4cf4005bf85f3d"/>
-    <w:p>
-      <w:pPr>
-        <w:pStyle w:val="Heading3"/>
-      </w:pPr>
-      <w:r>
-        <w:t xml:space="preserve">5.3 Managerial and Policy Implications</w:t>
-      </w:r>
-    </w:p>
-    <w:p>
-      <w:pPr>
-        <w:pStyle w:val="FirstParagraph"/>
-      </w:pPr>
-      <w:r>
-        <w:rPr>
+        <w:t xml:space="preserve"> </w:t>
+      </w:r>
+      <w:r>
+        <w:rPr>
+          <w:iCs/>
+          <w:i/>
           <w:bCs/>
           <w:b/>
         </w:rPr>
-        <w:t xml:space="preserve">For firms in Frontier contexts (Vietnam, Bangladesh, Myanmar):</w:t>
-      </w:r>
-      <w:r>
-        <w:t xml:space="preserve"> </w:t>
-      </w:r>
-      <w:r>
-        <w:t xml:space="preserve">The near-zero meta-analytic I→P effect (</w:t>
-      </w:r>
-      <w:r>
-        <w:rPr>
-          <w:iCs/>
-          <w:i/>
-        </w:rPr>
         <w:t xml:space="preserve">r̄</w:t>
       </w:r>
-      <w:r>
-        <w:t xml:space="preserve"> </w:t>
-      </w:r>
-      <w:r>
-        <w:t xml:space="preserve">= −0.02) suggests that pure export intensification is a suboptimal strategy in institutional-void environments. Investment in technological capability as a performance level-shifter — improving the productivity intercept through quality certification, R&amp;D, and foreign technology licensing — is a more viable path than chasing export scale (Do &amp; Phan, 2024).</w:t>
-      </w:r>
-    </w:p>
-    <w:p>
-      <w:pPr>
-        <w:pStyle w:val="BodyText"/>
-      </w:pPr>
       <w:r>
         <w:rPr>
           <w:bCs/>
           <w:b/>
         </w:rPr>
-        <w:t xml:space="preserve">For firms in Advanced contexts (Singapore, South Korea, Japan):</w:t>
-      </w:r>
-      <w:r>
-        <w:t xml:space="preserve"> </w:t>
-      </w:r>
-      <w:r>
-        <w:t xml:space="preserve">The threefold baseline I→P effect (</w:t>
-      </w:r>
-      <w:r>
-        <w:rPr>
-          <w:iCs/>
-          <w:i/>
-        </w:rPr>
-        <w:t xml:space="preserve">r̄</w:t>
-      </w:r>
-      <w:r>
-        <w:t xml:space="preserve"> </w:t>
-      </w:r>
-      <w:r>
-        <w:t xml:space="preserve">= 0.21) and large cDAI amplification coefficient (β = +0.089) indicate that digital-platform-enabled internationalization offers disproportionate returns. Firms in high-quality institutional environments should invest in advanced digital capabilities (e-payment, cloud logistics, digital B2B platforms) to draw on the institutional complementarity effect that amplifies productivity gains at high export intensities.</w:t>
-      </w:r>
-    </w:p>
-    <w:p>
-      <w:pPr>
-        <w:pStyle w:val="BodyText"/>
-      </w:pPr>
+        <w:t xml:space="preserve"> </w:t>
+      </w:r>
       <w:r>
         <w:rPr>
           <w:bCs/>
           <w:b/>
         </w:rPr>
+        <w:t xml:space="preserve">= 0.068):</w:t>
+      </w:r>
+      <w:r>
+        <w:t xml:space="preserve"> </w:t>
+      </w:r>
+      <w:r>
+        <w:t xml:space="preserve">The Emerging group shows</w:t>
+      </w:r>
+      <w:r>
+        <w:t xml:space="preserve"> </w:t>
+      </w:r>
+      <w:r>
+        <w:rPr>
+          <w:iCs/>
+          <w:i/>
+        </w:rPr>
+        <w:t xml:space="preserve">r̄</w:t>
+      </w:r>
+      <w:r>
+        <w:t xml:space="preserve"> </w:t>
+      </w:r>
+      <w:r>
+        <w:t xml:space="preserve">= 0.068 — directionally below the Advanced group, consistent with CIMT's institutional friction argument. At the primary-study level, Do &amp; Phan (2025) document a negative aggregate DOI coefficient on 380 Indian WBES firms (FGLS estimation), with manager experience and female top-management leadership as positive moderating factors — a pattern consistent with CIMT's prediction that firm-level compensating resources partially offset institutional friction in Emerging environments.</w:t>
+      </w:r>
+    </w:p>
+    <w:p>
+      <w:pPr>
+        <w:pStyle w:val="BodyText"/>
+      </w:pPr>
+      <w:r>
+        <w:rPr>
+          <w:bCs/>
+          <w:b/>
+        </w:rPr>
+        <w:t xml:space="preserve">Frontier contexts (FR, k = 3;</w:t>
+      </w:r>
+      <w:r>
+        <w:rPr>
+          <w:bCs/>
+          <w:b/>
+        </w:rPr>
+        <w:t xml:space="preserve"> </w:t>
+      </w:r>
+      <w:r>
+        <w:rPr>
+          <w:iCs/>
+          <w:i/>
+          <w:bCs/>
+          <w:b/>
+        </w:rPr>
+        <w:t xml:space="preserve">r̄</w:t>
+      </w:r>
+      <w:r>
+        <w:rPr>
+          <w:bCs/>
+          <w:b/>
+        </w:rPr>
+        <w:t xml:space="preserve"> </w:t>
+      </w:r>
+      <w:r>
+        <w:rPr>
+          <w:bCs/>
+          <w:b/>
+        </w:rPr>
+        <w:t xml:space="preserve">= 0.349):</w:t>
+      </w:r>
+      <w:r>
+        <w:t xml:space="preserve"> </w:t>
+      </w:r>
+      <w:r>
+        <w:t xml:space="preserve">The</w:t>
+      </w:r>
+      <w:r>
+        <w:t xml:space="preserve"> </w:t>
+      </w:r>
+      <w:r>
+        <w:rPr>
+          <w:iCs/>
+          <w:i/>
+        </w:rPr>
+        <w:t xml:space="preserve">k</w:t>
+      </w:r>
+      <w:r>
+        <w:t xml:space="preserve"> </w:t>
+      </w:r>
+      <w:r>
+        <w:t xml:space="preserve">= 3 Frontier estimate is driven by one outlier study (Pouresmaeili et al., 2018,</w:t>
+      </w:r>
+      <w:r>
+        <w:t xml:space="preserve"> </w:t>
+      </w:r>
+      <w:r>
+        <w:rPr>
+          <w:iCs/>
+          <w:i/>
+        </w:rPr>
+        <w:t xml:space="preserve">r</w:t>
+      </w:r>
+      <w:r>
+        <w:t xml:space="preserve"> </w:t>
+      </w:r>
+      <w:r>
+        <w:t xml:space="preserve">= 0.69,</w:t>
+      </w:r>
+      <w:r>
+        <w:t xml:space="preserve"> </w:t>
+      </w:r>
+      <w:r>
+        <w:rPr>
+          <w:iCs/>
+          <w:i/>
+        </w:rPr>
+        <w:t xml:space="preserve">n</w:t>
+      </w:r>
+      <w:r>
+        <w:t xml:space="preserve"> </w:t>
+      </w:r>
+      <w:r>
+        <w:t xml:space="preserve">= 226 Iranian manufacturing firms). This estimate cannot be interpreted as a reliable Frontier I→P effect; it instead reflects the near-impossibility of drawing meta-analytic conclusions when only three studies populate a regime cell. The actual Frontier I→P effect could be zero, positive, or negative — larger</w:t>
+      </w:r>
+      <w:r>
+        <w:t xml:space="preserve"> </w:t>
+      </w:r>
+      <w:r>
+        <w:rPr>
+          <w:iCs/>
+          <w:i/>
+        </w:rPr>
+        <w:t xml:space="preserve">k</w:t>
+      </w:r>
+      <w:r>
+        <w:t xml:space="preserve"> </w:t>
+      </w:r>
+      <w:r>
+        <w:t xml:space="preserve">is required.</w:t>
+      </w:r>
+    </w:p>
+    <w:p>
+      <w:pPr>
+        <w:pStyle w:val="BodyText"/>
+      </w:pPr>
+      <w:r>
+        <w:rPr>
+          <w:bCs/>
+          <w:b/>
+        </w:rPr>
+        <w:t xml:space="preserve">Synthesis:</w:t>
+      </w:r>
+      <w:r>
+        <w:t xml:space="preserve"> </w:t>
+      </w:r>
+      <w:r>
+        <w:t xml:space="preserve">The ICRV between-regime test (</w:t>
+      </w:r>
+      <w:r>
+        <w:rPr>
+          <w:iCs/>
+          <w:i/>
+        </w:rPr>
+        <w:t xml:space="preserve">Q</w:t>
+      </w:r>
+      <w:r>
+        <w:t xml:space="preserve">_M = 17.35,</w:t>
+      </w:r>
+      <w:r>
+        <w:t xml:space="preserve"> </w:t>
+      </w:r>
+      <w:r>
+        <w:rPr>
+          <w:iCs/>
+          <w:i/>
+        </w:rPr>
+        <w:t xml:space="preserve">p</w:t>
+      </w:r>
+      <w:r>
+        <w:t xml:space="preserve"> </w:t>
+      </w:r>
+      <w:r>
+        <w:t xml:space="preserve">= .002) is significant, but the significance is driven by the outlier Frontier contrast rather than a monotone institutional gradient. The substantiated finding is that the baseline I→P effect (</w:t>
+      </w:r>
+      <w:r>
+        <w:rPr>
+          <w:iCs/>
+          <w:i/>
+        </w:rPr>
+        <w:t xml:space="preserve">r</w:t>
+      </w:r>
+      <w:r>
+        <w:t xml:space="preserve"> </w:t>
+      </w:r>
+      <w:r>
+        <w:t xml:space="preserve">= 0.074) is consistent across all well-populated regime groups (I, II, III, MX), and CIMT's predicted institutional gradient is not meta-analytically confirmed in the current</w:t>
+      </w:r>
+      <w:r>
+        <w:t xml:space="preserve"> </w:t>
+      </w:r>
+      <w:r>
+        <w:rPr>
+          <w:iCs/>
+          <w:i/>
+        </w:rPr>
+        <w:t xml:space="preserve">k</w:t>
+      </w:r>
+      <w:r>
+        <w:t xml:space="preserve"> </w:t>
+      </w:r>
+      <w:r>
+        <w:t xml:space="preserve">= 237 sample.</w:t>
+      </w:r>
+    </w:p>
+    <w:bookmarkEnd w:id="48"/>
+    <w:bookmarkStart w:id="49" w:name="X688563909f8febb75275ad832e560c448093230"/>
+    <w:p>
+      <w:pPr>
+        <w:pStyle w:val="Heading3"/>
+      </w:pPr>
+      <w:r>
+        <w:t xml:space="preserve">5.2 Theoretical Contributions</w:t>
+      </w:r>
+    </w:p>
+    <w:p>
+      <w:pPr>
+        <w:pStyle w:val="FirstParagraph"/>
+      </w:pPr>
+      <w:r>
+        <w:rPr>
+          <w:bCs/>
+          <w:b/>
+        </w:rPr>
+        <w:t xml:space="preserve">Contribution 1: Largest Asia-Pacific I→P meta-analysis to date.</w:t>
+      </w:r>
+      <w:r>
+        <w:t xml:space="preserve"> </w:t>
+      </w:r>
+      <w:r>
+        <w:t xml:space="preserve">The three-level MARA with</w:t>
+      </w:r>
+      <w:r>
+        <w:t xml:space="preserve"> </w:t>
+      </w:r>
+      <w:r>
+        <w:rPr>
+          <w:iCs/>
+          <w:i/>
+        </w:rPr>
+        <w:t xml:space="preserve">k</w:t>
+      </w:r>
+      <w:r>
+        <w:t xml:space="preserve"> </w:t>
+      </w:r>
+      <w:r>
+        <w:t xml:space="preserve">= 237 studies (</w:t>
+      </w:r>
+      <w:r>
+        <w:rPr>
+          <w:iCs/>
+          <w:i/>
+        </w:rPr>
+        <w:t xml:space="preserve">K</w:t>
+      </w:r>
+      <w:r>
+        <w:t xml:space="preserve"> </w:t>
+      </w:r>
+      <w:r>
+        <w:t xml:space="preserve">= 287 effects) is the most comprehensive quantitative synthesis of Asia-Pacific I→P evidence, extending the ICBEF 2025 baseline by 124 studies and applying three-level modeling that correctly partitions within-study and between-study variance. The baseline</w:t>
+      </w:r>
+      <w:r>
+        <w:t xml:space="preserve"> </w:t>
+      </w:r>
+      <w:r>
+        <w:rPr>
+          <w:iCs/>
+          <w:i/>
+        </w:rPr>
+        <w:t xml:space="preserve">r</w:t>
+      </w:r>
+      <w:r>
+        <w:t xml:space="preserve"> </w:t>
+      </w:r>
+      <w:r>
+        <w:t xml:space="preserve">= 0.074 replicates prior estimates and is robust across seven sensitivity checks.</w:t>
+      </w:r>
+    </w:p>
+    <w:p>
+      <w:pPr>
+        <w:pStyle w:val="BodyText"/>
+      </w:pPr>
+      <w:r>
+        <w:rPr>
+          <w:bCs/>
+          <w:b/>
+        </w:rPr>
+        <w:t xml:space="preserve">Contribution 2: First meta-analytic test of ICRV, cDAI, and DPL moderators.</w:t>
+      </w:r>
+      <w:r>
+        <w:t xml:space="preserve"> </w:t>
+      </w:r>
+      <w:r>
+        <w:t xml:space="preserve">This paper is the first to formally test ICRV institutional regime, national digital adoption (cDAI), and Digital Paradox Lifecycle phase as moderators in a three-level MARA. The non-confirmation of all three hypotheses under rigorous between-group testing (</w:t>
+      </w:r>
+      <w:r>
+        <w:rPr>
+          <w:iCs/>
+          <w:i/>
+        </w:rPr>
+        <w:t xml:space="preserve">Q</w:t>
+      </w:r>
+      <w:r>
+        <w:t xml:space="preserve">_M = 17.35, 1.34, 0.62, all</w:t>
+      </w:r>
+      <w:r>
+        <w:t xml:space="preserve"> </w:t>
+      </w:r>
+      <w:r>
+        <w:rPr>
+          <w:iCs/>
+          <w:i/>
+        </w:rPr>
+        <w:t xml:space="preserve">p</w:t>
+      </w:r>
+      <w:r>
+        <w:t xml:space="preserve"> </w:t>
+      </w:r>
+      <w:r>
+        <w:t xml:space="preserve">≥ .002 or</w:t>
+      </w:r>
+      <w:r>
+        <w:t xml:space="preserve"> </w:t>
+      </w:r>
+      <w:r>
+        <w:rPr>
+          <w:iCs/>
+          <w:i/>
+        </w:rPr>
+        <w:t xml:space="preserve">p</w:t>
+      </w:r>
+      <w:r>
+        <w:t xml:space="preserve"> </w:t>
+      </w:r>
+      <w:r>
+        <w:t xml:space="preserve">&gt; .05) is itself theoretically informative: it implies that the</w:t>
+      </w:r>
+      <w:r>
+        <w:t xml:space="preserve"> </w:t>
+      </w:r>
+      <w:r>
+        <w:rPr>
+          <w:iCs/>
+          <w:i/>
+        </w:rPr>
+        <w:t xml:space="preserve">k</w:t>
+      </w:r>
+      <w:r>
+        <w:t xml:space="preserve"> </w:t>
+      </w:r>
+      <w:r>
+        <w:t xml:space="preserve">= 237 sample does not have sufficient between-regime</w:t>
+      </w:r>
+      <w:r>
+        <w:t xml:space="preserve"> </w:t>
+      </w:r>
+      <w:r>
+        <w:rPr>
+          <w:iCs/>
+          <w:i/>
+        </w:rPr>
+        <w:t xml:space="preserve">k</w:t>
+      </w:r>
+      <w:r>
+        <w:t xml:space="preserve"> </w:t>
+      </w:r>
+      <w:r>
+        <w:t xml:space="preserve">variation (particularly Frontier,</w:t>
+      </w:r>
+      <w:r>
+        <w:t xml:space="preserve"> </w:t>
+      </w:r>
+      <w:r>
+        <w:rPr>
+          <w:iCs/>
+          <w:i/>
+        </w:rPr>
+        <w:t xml:space="preserve">k</w:t>
+      </w:r>
+      <w:r>
+        <w:t xml:space="preserve"> </w:t>
+      </w:r>
+      <w:r>
+        <w:t xml:space="preserve">= 3; SIDS,</w:t>
+      </w:r>
+      <w:r>
+        <w:t xml:space="preserve"> </w:t>
+      </w:r>
+      <w:r>
+        <w:rPr>
+          <w:iCs/>
+          <w:i/>
+        </w:rPr>
+        <w:t xml:space="preserve">k</w:t>
+      </w:r>
+      <w:r>
+        <w:t xml:space="preserve"> </w:t>
+      </w:r>
+      <w:r>
+        <w:t xml:space="preserve">= 0 in current database) to detect the CIMT gradient, and that cDAI and DPL phase do not explain between-study heterogeneity in the pre-formal-search working database. These null results set a bound: future formal-search replications with larger regime-level</w:t>
+      </w:r>
+      <w:r>
+        <w:t xml:space="preserve"> </w:t>
+      </w:r>
+      <w:r>
+        <w:rPr>
+          <w:iCs/>
+          <w:i/>
+        </w:rPr>
+        <w:t xml:space="preserve">k</w:t>
+      </w:r>
+      <w:r>
+        <w:t xml:space="preserve"> </w:t>
+      </w:r>
+      <w:r>
+        <w:t xml:space="preserve">should test whether the ICRV gradient emerges with richer between-regime representation.</w:t>
+      </w:r>
+    </w:p>
+    <w:p>
+      <w:pPr>
+        <w:pStyle w:val="BodyText"/>
+      </w:pPr>
+      <w:r>
+        <w:rPr>
+          <w:bCs/>
+          <w:b/>
+        </w:rPr>
+        <w:t xml:space="preserve">Contribution 3: Substantial publication bias identified.</w:t>
+      </w:r>
+      <w:r>
+        <w:t xml:space="preserve"> </w:t>
+      </w:r>
+      <w:r>
+        <w:t xml:space="preserve">The trim-and-fill-corrected estimate (</w:t>
+      </w:r>
+      <w:r>
+        <w:rPr>
+          <w:iCs/>
+          <w:i/>
+        </w:rPr>
+        <w:t xml:space="preserve">r</w:t>
+      </w:r>
+      <w:r>
+        <w:t xml:space="preserve"> </w:t>
+      </w:r>
+      <w:r>
+        <w:t xml:space="preserve">= 0.035,</w:t>
+      </w:r>
+      <w:r>
+        <w:t xml:space="preserve"> </w:t>
+      </w:r>
+      <w:r>
+        <w:rPr>
+          <w:iCs/>
+          <w:i/>
+        </w:rPr>
+        <w:t xml:space="preserve">k</w:t>
+      </w:r>
+      <w:r>
+        <w:t xml:space="preserve"> </w:t>
+      </w:r>
+      <w:r>
+        <w:t xml:space="preserve">= 57 imputed studies) and significant Begg's τ (</w:t>
+      </w:r>
+      <w:r>
+        <w:rPr>
+          <w:iCs/>
+          <w:i/>
+        </w:rPr>
+        <w:t xml:space="preserve">p</w:t>
+      </w:r>
+      <w:r>
+        <w:t xml:space="preserve"> </w:t>
+      </w:r>
+      <w:r>
+        <w:t xml:space="preserve">= .001) together indicate that the I→P literature has a substantial positive publication bias. The raw pooled effect (</w:t>
+      </w:r>
+      <w:r>
+        <w:rPr>
+          <w:iCs/>
+          <w:i/>
+        </w:rPr>
+        <w:t xml:space="preserve">r</w:t>
+      </w:r>
+      <w:r>
+        <w:t xml:space="preserve"> </w:t>
+      </w:r>
+      <w:r>
+        <w:t xml:space="preserve">= 0.074) likely overstates the true average causal effect by approximately 50–100%, with the bias-corrected estimate (</w:t>
+      </w:r>
+      <w:r>
+        <w:rPr>
+          <w:iCs/>
+          <w:i/>
+        </w:rPr>
+        <w:t xml:space="preserve">r</w:t>
+      </w:r>
+      <w:r>
+        <w:t xml:space="preserve"> </w:t>
+      </w:r>
+      <w:r>
+        <w:t xml:space="preserve">= 0.035) providing a conservative lower bound. This finding — from the largest I→P meta-analysis to date — is the most actionable theoretical contribution: it suggests that the IB literature's widely cited "positive I→P relationship" is partially an artifact of selective publication rather than a robust phenomenon.</w:t>
+      </w:r>
+    </w:p>
+    <w:bookmarkEnd w:id="49"/>
+    <w:bookmarkStart w:id="50" w:name="Xb1fcf2c8d5f0b973be8539a5c4cf4005bf85f3d"/>
+    <w:p>
+      <w:pPr>
+        <w:pStyle w:val="Heading3"/>
+      </w:pPr>
+      <w:r>
+        <w:t xml:space="preserve">5.3 Managerial and Policy Implications</w:t>
+      </w:r>
+    </w:p>
+    <w:p>
+      <w:pPr>
+        <w:pStyle w:val="FirstParagraph"/>
+      </w:pPr>
+      <w:r>
+        <w:t xml:space="preserve">The non-confirmation of the three hypothesized moderators limits strong prescriptive conclusions about institutional regime or digital context, but the baseline finding and publication bias result carry practical significance.</w:t>
+      </w:r>
+    </w:p>
+    <w:p>
+      <w:pPr>
+        <w:pStyle w:val="BodyText"/>
+      </w:pPr>
+      <w:r>
+        <w:rPr>
+          <w:bCs/>
+          <w:b/>
+        </w:rPr>
+        <w:t xml:space="preserve">For firms across all institutional contexts:</w:t>
+      </w:r>
+      <w:r>
+        <w:t xml:space="preserve"> </w:t>
+      </w:r>
+      <w:r>
+        <w:t xml:space="preserve">The bias-corrected baseline (</w:t>
+      </w:r>
+      <w:r>
+        <w:rPr>
+          <w:iCs/>
+          <w:i/>
+        </w:rPr>
+        <w:t xml:space="preserve">r</w:t>
+      </w:r>
+      <w:r>
+        <w:t xml:space="preserve"> </w:t>
+      </w:r>
+      <w:r>
+        <w:t xml:space="preserve">= 0.035) rather than the raw</w:t>
+      </w:r>
+      <w:r>
+        <w:t xml:space="preserve"> </w:t>
+      </w:r>
+      <w:r>
+        <w:rPr>
+          <w:iCs/>
+          <w:i/>
+        </w:rPr>
+        <w:t xml:space="preserve">r</w:t>
+      </w:r>
+      <w:r>
+        <w:t xml:space="preserve"> </w:t>
+      </w:r>
+      <w:r>
+        <w:t xml:space="preserve">= 0.074 is the better estimate of the true average performance return to internationalization. Firms that expect large productivity gains from export intensification alone are likely to be disappointed — the published literature systematically over-reports positive effects. Internationalization strategy should be driven by firm-specific competitive advantages and market-specific learning, not by the assumption that "internationalization improves performance" unconditionally.</w:t>
+      </w:r>
+    </w:p>
+    <w:p>
+      <w:pPr>
+        <w:pStyle w:val="BodyText"/>
+      </w:pPr>
+      <w:r>
+        <w:rPr>
+          <w:bCs/>
+          <w:b/>
+        </w:rPr>
+        <w:t xml:space="preserve">For researchers:</w:t>
+      </w:r>
+      <w:r>
+        <w:t xml:space="preserve"> </w:t>
+      </w:r>
+      <w:r>
+        <w:t xml:space="preserve">The substantial publication bias (</w:t>
+      </w:r>
+      <w:r>
+        <w:rPr>
+          <w:iCs/>
+          <w:i/>
+        </w:rPr>
+        <w:t xml:space="preserve">k</w:t>
+      </w:r>
+      <w:r>
+        <w:t xml:space="preserve"> </w:t>
+      </w:r>
+      <w:r>
+        <w:t xml:space="preserve">= 57 imputed, adj.</w:t>
+      </w:r>
+      <w:r>
+        <w:t xml:space="preserve"> </w:t>
+      </w:r>
+      <w:r>
+        <w:rPr>
+          <w:iCs/>
+          <w:i/>
+        </w:rPr>
+        <w:t xml:space="preserve">r</w:t>
+      </w:r>
+      <w:r>
+        <w:t xml:space="preserve"> </w:t>
+      </w:r>
+      <w:r>
+        <w:t xml:space="preserve">= 0.035) is a call for pre-registered studies with explicit null-hypothesis reporting. Publication practices in the I→P literature — where positive effects are over-represented — may be distorting the field's understanding of when and why internationalization helps. Pre-registration on OSF and adoption of three-level MARA with trim-and-fill correction should become standard in future I→P meta-analyses.</w:t>
+      </w:r>
+    </w:p>
+    <w:p>
+      <w:pPr>
+        <w:pStyle w:val="BodyText"/>
+      </w:pPr>
+      <w:r>
+        <w:rPr>
+          <w:bCs/>
+          <w:b/>
+        </w:rPr>
         <w:t xml:space="preserve">For policymakers:</w:t>
       </w:r>
       <w:r>
         <w:t xml:space="preserve"> </w:t>
       </w:r>
       <w:r>
-        <w:t xml:space="preserve">The ICRV-I vs. ICRV-V performance gap (</w:t>
+        <w:t xml:space="preserve">The ICRV Advanced–Emerging gap (</w:t>
       </w:r>
       <w:r>
         <w:rPr>
@@ -10101,11 +11567,11 @@
         <w:t xml:space="preserve"> </w:t>
       </w:r>
       <w:r>
-        <w:t xml:space="preserve">= 0.21 vs. −0.02) confirms that institutional quality and digital infrastructure investment are prerequisites for export-led productivity growth. Policies targeting both simultaneously — strengthening regulatory quality alongside national digital infrastructure investment — are more likely to shift the turning point outward than either intervention alone.</w:t>
-      </w:r>
-    </w:p>
-    <w:bookmarkEnd w:id="65"/>
-    <w:bookmarkStart w:id="66" w:name="X0f6e89d87400594fb1abd2d07a881153acd68bb"/>
+        <w:t xml:space="preserve">= 0.079 vs. 0.068, non-significant) is not large enough to justify institutional quality as the primary determinant of export-led productivity. Export promotion programs should target firm-level capabilities (technological, managerial) as much as institutional reform, given that the institution-performance gradient is not meta-analytically confirmed at current sample sizes.</w:t>
+      </w:r>
+    </w:p>
+    <w:bookmarkEnd w:id="50"/>
+    <w:bookmarkStart w:id="51" w:name="X0f6e89d87400594fb1abd2d07a881153acd68bb"/>
     <w:p>
       <w:pPr>
         <w:pStyle w:val="Heading3"/>
@@ -10209,9 +11675,9 @@
         </w:pict>
       </w:r>
     </w:p>
-    <w:bookmarkEnd w:id="66"/>
-    <w:bookmarkEnd w:id="67"/>
-    <w:bookmarkStart w:id="68" w:name="X6b297cc947e0db5526be369b1f0f4ddc67b2415"/>
+    <w:bookmarkEnd w:id="51"/>
+    <w:bookmarkEnd w:id="52"/>
+    <w:bookmarkStart w:id="53" w:name="X6b297cc947e0db5526be369b1f0f4ddc67b2415"/>
     <w:p>
       <w:pPr>
         <w:pStyle w:val="Heading2"/>
@@ -10225,7 +11691,7 @@
         <w:pStyle w:val="FirstParagraph"/>
       </w:pPr>
       <w:r>
-        <w:t xml:space="preserve">The paper reports the first three-level MARA of the internationalization–performance relationship, extending the ICBEF 2025 baseline from</w:t>
+        <w:t xml:space="preserve">This paper presents the first three-level MARA of the internationalization–performance relationship in Asia-Pacific, extending the ICBEF 2025 baseline from</w:t>
       </w:r>
       <w:r>
         <w:t xml:space="preserve"> </w:t>
@@ -10257,7 +11723,20 @@
         <w:t xml:space="preserve"> </w:t>
       </w:r>
       <w:r>
-        <w:t xml:space="preserve">= 238 (K = 288 effects; pre-formal-search) and introducing three novel moderators: ICRV institutional regime, country-level digital adoption (cDAI), and Digital Paradox Lifecycle phase. The three-level pooled effect (</w:t>
+        <w:t xml:space="preserve">= 237 (</w:t>
+      </w:r>
+      <w:r>
+        <w:rPr>
+          <w:iCs/>
+          <w:i/>
+        </w:rPr>
+        <w:t xml:space="preserve">K</w:t>
+      </w:r>
+      <w:r>
+        <w:t xml:space="preserve"> </w:t>
+      </w:r>
+      <w:r>
+        <w:t xml:space="preserve">= 287 effects) and introducing three novel moderators for formal meta-analytic testing: ICRV institutional regime, country-level digital adoption (cDAI), and Digital Paradox Lifecycle (DPL) phase. The three-level pooled effect (</w:t>
       </w:r>
       <w:r>
         <w:rPr>
@@ -10270,7 +11749,7 @@
         <w:t xml:space="preserve"> </w:t>
       </w:r>
       <w:r>
-        <w:t xml:space="preserve">= 0.075, 95% CI [0.061, 0.089],</w:t>
+        <w:t xml:space="preserve">= 0.074, 95% CI [0.060, 0.088],</w:t>
       </w:r>
       <w:r>
         <w:t xml:space="preserve"> </w:t>
@@ -10283,7 +11762,7 @@
         <w:t xml:space="preserve">I</w:t>
       </w:r>
       <w:r>
-        <w:t xml:space="preserve">²_total = 62.5%) is confirmed, with substantial systematic heterogeneity partitioned into within-study variation (Level 2, 54.1%) and between-study variation (Level 3, 8.4%) — validating the need for moderator analysis to explain residual between-study differences attributable to country context.</w:t>
+        <w:t xml:space="preserve">²_total = 62.5%) confirms a small but consistent positive I→P relationship in Asia-Pacific, robust across seven sensitivity checks.</w:t>
       </w:r>
     </w:p>
     <w:p>
@@ -10291,7 +11770,7 @@
         <w:pStyle w:val="BodyText"/>
       </w:pPr>
       <w:r>
-        <w:t xml:space="preserve">ICRV 5-regime moderation (</w:t>
+        <w:t xml:space="preserve">The three hypothesized moderators do not produce statistically significant between-group differences under rigorous testing: ICRV regime (</w:t>
       </w:r>
       <w:r>
         <w:rPr>
@@ -10301,7 +11780,7 @@
         <w:t xml:space="preserve">Q</w:t>
       </w:r>
       <w:r>
-        <w:t xml:space="preserve">_M = 127.77,</w:t>
+        <w:t xml:space="preserve">_M = 17.35,</w:t>
       </w:r>
       <w:r>
         <w:t xml:space="preserve"> </w:t>
@@ -10317,33 +11796,33 @@
         <w:t xml:space="preserve"> </w:t>
       </w:r>
       <w:r>
-        <w:t xml:space="preserve">&lt; .001) establishes a clear institutional gradient: Advanced-Innovation contexts (</w:t>
-      </w:r>
-      <w:r>
-        <w:rPr>
-          <w:iCs/>
-          <w:i/>
-        </w:rPr>
-        <w:t xml:space="preserve">r̄</w:t>
-      </w:r>
-      <w:r>
-        <w:t xml:space="preserve"> </w:t>
-      </w:r>
-      <w:r>
-        <w:t xml:space="preserve">= 0.21) yield threefold the baseline effect compared to Frontier contexts (</w:t>
-      </w:r>
-      <w:r>
-        <w:rPr>
-          <w:iCs/>
-          <w:i/>
-        </w:rPr>
-        <w:t xml:space="preserve">r̄</w:t>
-      </w:r>
-      <w:r>
-        <w:t xml:space="preserve"> </w:t>
-      </w:r>
-      <w:r>
-        <w:t xml:space="preserve">= −0.02). cDAI amplifies I→P (β = +0.089,</w:t>
+        <w:t xml:space="preserve">= .002, driven by</w:t>
+      </w:r>
+      <w:r>
+        <w:t xml:space="preserve"> </w:t>
+      </w:r>
+      <w:r>
+        <w:rPr>
+          <w:iCs/>
+          <w:i/>
+        </w:rPr>
+        <w:t xml:space="preserve">k</w:t>
+      </w:r>
+      <w:r>
+        <w:t xml:space="preserve"> </w:t>
+      </w:r>
+      <w:r>
+        <w:t xml:space="preserve">= 3 Frontier anomaly), cDAI (</w:t>
+      </w:r>
+      <w:r>
+        <w:rPr>
+          <w:iCs/>
+          <w:i/>
+        </w:rPr>
+        <w:t xml:space="preserve">Q</w:t>
+      </w:r>
+      <w:r>
+        <w:t xml:space="preserve">_M = 1.34,</w:t>
       </w:r>
       <w:r>
         <w:t xml:space="preserve"> </w:t>
@@ -10359,7 +11838,7 @@
         <w:t xml:space="preserve"> </w:t>
       </w:r>
       <w:r>
-        <w:t xml:space="preserve">= .024), concentrated in the post-2014 DPL Follow phase (</w:t>
+        <w:t xml:space="preserve">= .513), and DPL phase (</w:t>
       </w:r>
       <w:r>
         <w:rPr>
@@ -10369,7 +11848,7 @@
         <w:t xml:space="preserve">Q</w:t>
       </w:r>
       <w:r>
-        <w:t xml:space="preserve">_DPL = 104.92,</w:t>
+        <w:t xml:space="preserve">_M = 0.62,</w:t>
       </w:r>
       <w:r>
         <w:t xml:space="preserve"> </w:t>
@@ -10385,7 +11864,23 @@
         <w:t xml:space="preserve"> </w:t>
       </w:r>
       <w:r>
-        <w:t xml:space="preserve">&lt; .001). Together, these three moderators explain a substantial portion of the residual heterogeneity that prior meta-analyses could not account for.</w:t>
+        <w:t xml:space="preserve">= .734) all fail to explain between-study heterogeneity in the current sample. The CIMT gradient (H1), digital infrastructure amplification (H3), and DPL temporal moderation (H2) remain theoretically motivated but empirically unconfirmed at</w:t>
+      </w:r>
+      <w:r>
+        <w:t xml:space="preserve"> </w:t>
+      </w:r>
+      <w:r>
+        <w:rPr>
+          <w:iCs/>
+          <w:i/>
+        </w:rPr>
+        <w:t xml:space="preserve">k</w:t>
+      </w:r>
+      <w:r>
+        <w:t xml:space="preserve"> </w:t>
+      </w:r>
+      <w:r>
+        <w:t xml:space="preserve">= 237 — a null result that should inform future pre-registered replications with targeted regime-level sampling.</w:t>
       </w:r>
     </w:p>
     <w:p>
@@ -10393,39 +11888,65 @@
         <w:pStyle w:val="BodyText"/>
       </w:pPr>
       <w:r>
-        <w:t xml:space="preserve">The findings converge with country-level evidence from the Asia-Pacific region (Do &amp; Phan, 2024) to validate a context-contingent view of digital capability: digital adoption is not a universal performance premium but a</w:t>
-      </w:r>
-      <w:r>
-        <w:t xml:space="preserve"> </w:t>
-      </w:r>
-      <w:r>
-        <w:rPr>
-          <w:iCs/>
-          <w:i/>
-        </w:rPr>
-        <w:t xml:space="preserve">conditional scaling resource</w:t>
-      </w:r>
-      <w:r>
-        <w:t xml:space="preserve"> </w:t>
-      </w:r>
-      <w:r>
-        <w:t xml:space="preserve">whose amplification depends on institutional quality and digital infrastructure maturity. This reframes the decades-old I→P debate: the question is not whether internationalization improves performance on average, but</w:t>
-      </w:r>
-      <w:r>
-        <w:t xml:space="preserve"> </w:t>
-      </w:r>
-      <w:r>
-        <w:rPr>
-          <w:iCs/>
-          <w:i/>
-        </w:rPr>
-        <w:t xml:space="preserve">under what institutional and digital conditions</w:t>
-      </w:r>
-      <w:r>
-        <w:t xml:space="preserve"> </w:t>
-      </w:r>
-      <w:r>
-        <w:t xml:space="preserve">does it do so — and at what intensity threshold.</w:t>
+        <w:t xml:space="preserve">The most substantive empirical finding is substantial publication bias: trim-and-fill imputes</w:t>
+      </w:r>
+      <w:r>
+        <w:t xml:space="preserve"> </w:t>
+      </w:r>
+      <w:r>
+        <w:rPr>
+          <w:iCs/>
+          <w:i/>
+        </w:rPr>
+        <w:t xml:space="preserve">k</w:t>
+      </w:r>
+      <w:r>
+        <w:t xml:space="preserve"> </w:t>
+      </w:r>
+      <w:r>
+        <w:t xml:space="preserve">= 57 missing studies, reducing the bias-corrected pooled effect to</w:t>
+      </w:r>
+      <w:r>
+        <w:t xml:space="preserve"> </w:t>
+      </w:r>
+      <w:r>
+        <w:rPr>
+          <w:iCs/>
+          <w:i/>
+        </w:rPr>
+        <w:t xml:space="preserve">r</w:t>
+      </w:r>
+      <w:r>
+        <w:t xml:space="preserve"> </w:t>
+      </w:r>
+      <w:r>
+        <w:t xml:space="preserve">= 0.035 (95% CI [0.018, 0.051]) — positive but considerably attenuated. This suggests that the I→P field's published literature over-represents positive results, and that the true average performance return to internationalization is closer to</w:t>
+      </w:r>
+      <w:r>
+        <w:t xml:space="preserve"> </w:t>
+      </w:r>
+      <w:r>
+        <w:rPr>
+          <w:iCs/>
+          <w:i/>
+        </w:rPr>
+        <w:t xml:space="preserve">r</w:t>
+      </w:r>
+      <w:r>
+        <w:t xml:space="preserve"> </w:t>
+      </w:r>
+      <w:r>
+        <w:t xml:space="preserve">≈ 0.035 than the oft-cited figures in the 0.07–0.10 range. The heterogeneity puzzle (</w:t>
+      </w:r>
+      <w:r>
+        <w:rPr>
+          <w:iCs/>
+          <w:i/>
+        </w:rPr>
+        <w:t xml:space="preserve">I</w:t>
+      </w:r>
+      <w:r>
+        <w:t xml:space="preserve">² = 62.5%) remains largely unresolved, with within-study variance (Level 2, 54.1%) dominating between-study variance (Level 3, 8.4%), suggesting that DOI operationalization and performance measure choices within papers are more important sources of heterogeneity than cross-country institutional differences.</w:t>
       </w:r>
     </w:p>
     <w:p>
@@ -10443,23 +11964,7 @@
         <w:t xml:space="preserve"> </w:t>
       </w:r>
       <w:r>
-        <w:t xml:space="preserve">Five inferential constraints bound these conclusions. First, the coded data represent cross-sectional observations at the study level: three-level MARA estimates the average effect size</w:t>
-      </w:r>
-      <w:r>
-        <w:t xml:space="preserve"> </w:t>
-      </w:r>
-      <w:r>
-        <w:rPr>
-          <w:iCs/>
-          <w:i/>
-        </w:rPr>
-        <w:t xml:space="preserve">across</w:t>
-      </w:r>
-      <w:r>
-        <w:t xml:space="preserve"> </w:t>
-      </w:r>
-      <w:r>
-        <w:t xml:space="preserve">studies, not within firms over time. We therefore cannot make causal claims about whether ICRV regime shapes individual firm performance trajectories — only that studies drawn from Advanced-Innovation contexts consistently report larger I→P effects than studies from Frontier contexts. Longitudinal panel meta-analytic designs that track individual studies across successive publication waves would permit stronger causal inference (Aguinis &amp; Edwards, 2014). Second, the</w:t>
+        <w:t xml:space="preserve">Five inferential constraints bound these conclusions. First, the three moderator hypotheses are not confirmed in the current</w:t>
       </w:r>
       <w:r>
         <w:t xml:space="preserve"> </w:t>
@@ -10475,7 +11980,10 @@
         <w:t xml:space="preserve"> </w:t>
       </w:r>
       <w:r>
-        <w:t xml:space="preserve">= 238 corpus is Asia-Pacific-weighted, reflecting that region's concentration of WBES-based and emerging-market I→P studies; European and North American studies — where institutional quality is uniformly high and ICRV variation is compressed — are underrepresented, potentially inflating the apparent institutional gradient. Third, the cDAI construct is computed from WBES Tier-1 and Tier-2 adoption items (website presence, digital transaction enabling), capturing foundational digital infrastructure rather than Tier-3 integration or Tier-4 dynamic capability. If advanced digital capability is the true amplifier of I→P, the effects reported here represent a lower bound on the full digitalization–performance moderation. Fourth, the systematic search was restricted to English-language publications; non-English studies — particularly Chinese, Japanese, Korean, and Southeast Asian language research — were excluded. Given the Asia-Pacific focus of this corpus, language-restricted searches may under-represent firm-level evidence from economies where local-language journals dominate scholarly output (e.g., Vietnam, Indonesia, Thailand), introducing a potential anglocentricity bias in the pooled effect estimate. Fifth, inter-coder reliability was formally assessed on a 20% double-coded subsample (</w:t>
+        <w:t xml:space="preserve">= 237 working database; this may reflect insufficient regime-level</w:t>
+      </w:r>
+      <w:r>
+        <w:t xml:space="preserve"> </w:t>
       </w:r>
       <w:r>
         <w:rPr>
@@ -10488,7 +11996,81 @@
         <w:t xml:space="preserve"> </w:t>
       </w:r>
       <w:r>
-        <w:t xml:space="preserve">= 47 studies); the remaining 80% of effect-size extraction and moderator coding was completed by the primary coder. While the Stage 1 calibration protocol reduced systematic discrepancy, non-random coding error in the 80% single-coder sample cannot be ruled out. Future replications should employ full dual-coder designs or algorithmic extraction pipelines to eliminate this constraint.</w:t>
+        <w:t xml:space="preserve">(Frontier:</w:t>
+      </w:r>
+      <w:r>
+        <w:t xml:space="preserve"> </w:t>
+      </w:r>
+      <w:r>
+        <w:rPr>
+          <w:iCs/>
+          <w:i/>
+        </w:rPr>
+        <w:t xml:space="preserve">k</w:t>
+      </w:r>
+      <w:r>
+        <w:t xml:space="preserve"> </w:t>
+      </w:r>
+      <w:r>
+        <w:t xml:space="preserve">= 3; SIDS:</w:t>
+      </w:r>
+      <w:r>
+        <w:t xml:space="preserve"> </w:t>
+      </w:r>
+      <w:r>
+        <w:rPr>
+          <w:iCs/>
+          <w:i/>
+        </w:rPr>
+        <w:t xml:space="preserve">k</w:t>
+      </w:r>
+      <w:r>
+        <w:t xml:space="preserve"> </w:t>
+      </w:r>
+      <w:r>
+        <w:t xml:space="preserve">= 0) rather than genuine null effects. A formal WoS/Scopus search targeting Frontier and SIDS contexts is required before the ICRV null result can be interpreted as definitive. Second, the Frontier-group anomaly (</w:t>
+      </w:r>
+      <w:r>
+        <w:rPr>
+          <w:iCs/>
+          <w:i/>
+        </w:rPr>
+        <w:t xml:space="preserve">k</w:t>
+      </w:r>
+      <w:r>
+        <w:t xml:space="preserve"> </w:t>
+      </w:r>
+      <w:r>
+        <w:t xml:space="preserve">= 3,</w:t>
+      </w:r>
+      <w:r>
+        <w:t xml:space="preserve"> </w:t>
+      </w:r>
+      <w:r>
+        <w:rPr>
+          <w:iCs/>
+          <w:i/>
+        </w:rPr>
+        <w:t xml:space="preserve">r̄</w:t>
+      </w:r>
+      <w:r>
+        <w:t xml:space="preserve"> </w:t>
+      </w:r>
+      <w:r>
+        <w:t xml:space="preserve">= 0.349, dominated by Pouresmaeili et al. 2018) is the sole driver of ICRV significance; future work should reassess this coding and search for additional Frontier-regime studies. Third, cDAI is measured at the study level using available WBES Tier-1 proxies, not country-year matched WDI digital indicators; measurement error in cDAI coding may attenuate the moderation coefficient. Fourth, the systematic search was restricted to English-language publications; non-English studies (Chinese, Japanese, Korean, Southeast Asian) are underrepresented, potentially biasing regime distribution toward Advanced economies. Fifth, inter-coder reliability was assessed on a 20% double-coded subsample (</w:t>
+      </w:r>
+      <w:r>
+        <w:rPr>
+          <w:iCs/>
+          <w:i/>
+        </w:rPr>
+        <w:t xml:space="preserve">k</w:t>
+      </w:r>
+      <w:r>
+        <w:t xml:space="preserve"> </w:t>
+      </w:r>
+      <w:r>
+        <w:t xml:space="preserve">= 47 studies); single-coder extraction for the remaining 80% cannot be validated without full dual-coding.</w:t>
       </w:r>
     </w:p>
     <w:p>
@@ -10506,25 +12088,68 @@
         <w:t xml:space="preserve"> </w:t>
       </w:r>
       <w:r>
-        <w:t xml:space="preserve">Three directions follow directly from these findings. First, replicating the ICRV 5-regime taxonomy with alternative WGI dimensions (Government Effectiveness, Regulatory Quality, Control of Corruption) would test whether Rule of Law is the dominant institutional classifier or whether a composite governance index yields more stable regime assignments across meta-analytic subgroups. Second, as AI adoption accelerates post-2022, the DPL phase framework should be extended to identify whether a new inflection — an "AI-era DPL phase" analogous to the 2009 productivity J-curve — is emerging in the post-2022 I→P cohort. Third, within-regime variation using firm-level digital adoption (rather than country-level cDAI averages) would test whether the national digital environment moderates I→P even after controlling for firm-level digital sophistication — directly testing the platform infrastructure mechanism proposed by Stallkamp and Schotter (2021).</w:t>
-      </w:r>
-    </w:p>
-    <w:p>
-      <w:pPr>
-        <w:pStyle w:val="BodyText"/>
-      </w:pPr>
-      <w:r>
-        <w:rPr>
-          <w:bCs/>
-          <w:b/>
-        </w:rPr>
-        <w:t xml:space="preserve">Practical implications.</w:t>
-      </w:r>
-      <w:r>
-        <w:t xml:space="preserve"> </w:t>
-      </w:r>
-      <w:r>
-        <w:t xml:space="preserve">For policymakers, the ICRV gradient implies that institutional development — strengthening rule of law, contract enforcement, and regulatory quality — may be a prerequisite for realizing the performance benefits of national export promotion programs. For firm managers, the DPL Follow phase finding indicates that digital infrastructure investment and internationalization are complements rather than substitutes: performance returns to cross-border expansion are systematically larger when firms operate from mature digital ecosystems. The central theoretical advance of this paper — that institutional regime and digital adoption jointly function as a context-contingent filter on the I→P relationship — transforms the decades-old heterogeneity puzzle from a methodological inconvenience into a theoretically explicable and policy-actionable pattern.</w:t>
+        <w:t xml:space="preserve">Three directions follow directly from the null moderator findings. First, a formal WoS/Scopus systematic search targeting Frontier and SIDS economy I→P studies (targeted search strings, Appendix B) would expand Frontier</w:t>
+      </w:r>
+      <w:r>
+        <w:t xml:space="preserve"> </w:t>
+      </w:r>
+      <w:r>
+        <w:rPr>
+          <w:iCs/>
+          <w:i/>
+        </w:rPr>
+        <w:t xml:space="preserve">k</w:t>
+      </w:r>
+      <w:r>
+        <w:t xml:space="preserve"> </w:t>
+      </w:r>
+      <w:r>
+        <w:t xml:space="preserve">from 3 to potentially 20–40 studies, enabling a meaningful test of the ICRV Frontier cell. Second, a pre-registered replication of the ICRV, cDAI, and DPL moderator hypotheses — with explicit power analysis for each regime cell and OSF pre-registration — would provide a definitive test of whether these moderators reach significance in a</w:t>
+      </w:r>
+      <w:r>
+        <w:t xml:space="preserve"> </w:t>
+      </w:r>
+      <w:r>
+        <w:rPr>
+          <w:iCs/>
+          <w:i/>
+        </w:rPr>
+        <w:t xml:space="preserve">k</w:t>
+      </w:r>
+      <w:r>
+        <w:t xml:space="preserve"> </w:t>
+      </w:r>
+      <w:r>
+        <w:t xml:space="preserve">≥ 400 corpus. Third, the substantial publication bias finding (</w:t>
+      </w:r>
+      <w:r>
+        <w:rPr>
+          <w:iCs/>
+          <w:i/>
+        </w:rPr>
+        <w:t xml:space="preserve">k</w:t>
+      </w:r>
+      <w:r>
+        <w:t xml:space="preserve"> </w:t>
+      </w:r>
+      <w:r>
+        <w:t xml:space="preserve">= 57 imputed, adj.</w:t>
+      </w:r>
+      <w:r>
+        <w:t xml:space="preserve"> </w:t>
+      </w:r>
+      <w:r>
+        <w:rPr>
+          <w:iCs/>
+          <w:i/>
+        </w:rPr>
+        <w:t xml:space="preserve">r</w:t>
+      </w:r>
+      <w:r>
+        <w:t xml:space="preserve"> </w:t>
+      </w:r>
+      <w:r>
+        <w:t xml:space="preserve">= 0.035) motivates a dedicated publication bias audit: surveying I→P researchers about unpublished null results, and meta-analyzing grey literature and dissertations, would bound the true population effect more precisely than trim-and-fill alone.</w:t>
       </w:r>
     </w:p>
     <w:p>
@@ -10534,8 +12159,8 @@
         </w:pict>
       </w:r>
     </w:p>
-    <w:bookmarkEnd w:id="68"/>
-    <w:bookmarkStart w:id="69" w:name="funding"/>
+    <w:bookmarkEnd w:id="53"/>
+    <w:bookmarkStart w:id="54" w:name="funding"/>
     <w:p>
       <w:pPr>
         <w:pStyle w:val="Heading2"/>
@@ -10552,8 +12177,8 @@
         <w:t xml:space="preserve">This research received no specific grant from any funding agency in the public, commercial, or not-for-profit sectors.</w:t>
       </w:r>
     </w:p>
-    <w:bookmarkEnd w:id="69"/>
-    <w:bookmarkStart w:id="70" w:name="competing-interests"/>
+    <w:bookmarkEnd w:id="54"/>
+    <w:bookmarkStart w:id="55" w:name="competing-interests"/>
     <w:p>
       <w:pPr>
         <w:pStyle w:val="Heading2"/>
@@ -10570,8 +12195,8 @@
         <w:t xml:space="preserve">The authors declare no conflict of interest.</w:t>
       </w:r>
     </w:p>
-    <w:bookmarkEnd w:id="70"/>
-    <w:bookmarkStart w:id="71" w:name="data-availability"/>
+    <w:bookmarkEnd w:id="55"/>
+    <w:bookmarkStart w:id="56" w:name="data-availability"/>
     <w:p>
       <w:pPr>
         <w:pStyle w:val="Heading2"/>
@@ -10613,8 +12238,8 @@
         </w:pict>
       </w:r>
     </w:p>
-    <w:bookmarkEnd w:id="71"/>
-    <w:bookmarkStart w:id="75" w:name="references"/>
+    <w:bookmarkEnd w:id="56"/>
+    <w:bookmarkStart w:id="60" w:name="references"/>
     <w:p>
       <w:pPr>
         <w:pStyle w:val="Heading2"/>
@@ -10952,7 +12577,7 @@
       <w:r>
         <w:t xml:space="preserve"> </w:t>
       </w:r>
-      <w:hyperlink r:id="rId72">
+      <w:hyperlink r:id="rId57">
         <w:r>
           <w:rPr>
             <w:rStyle w:val="Hyperlink"/>
@@ -11341,7 +12966,7 @@
       <w:r>
         <w:t xml:space="preserve"> </w:t>
       </w:r>
-      <w:hyperlink r:id="rId73">
+      <w:hyperlink r:id="rId58">
         <w:r>
           <w:rPr>
             <w:rStyle w:val="Hyperlink"/>
@@ -11697,7 +13322,7 @@
       <w:r>
         <w:t xml:space="preserve"> </w:t>
       </w:r>
-      <w:hyperlink r:id="rId74">
+      <w:hyperlink r:id="rId59">
         <w:r>
           <w:rPr>
             <w:rStyle w:val="Hyperlink"/>
@@ -11755,8 +13380,8 @@
         </w:pict>
       </w:r>
     </w:p>
-    <w:bookmarkEnd w:id="75"/>
-    <w:bookmarkStart w:id="76" w:name="appendix-a--prisma-2020-flow-diagram"/>
+    <w:bookmarkEnd w:id="60"/>
+    <w:bookmarkStart w:id="61" w:name="appendix-a--prisma-2020-flow-diagram"/>
     <w:p>
       <w:pPr>
         <w:pStyle w:val="Heading2"/>
@@ -12088,7 +13713,7 @@
         <w:rPr>
           <w:rStyle w:val="VerbatimChar"/>
         </w:rPr>
-        <w:t xml:space="preserve">  (Current working database prior to formal search: k = 238, K = 288)</w:t>
+        <w:t xml:space="preserve">  (Current working database prior to formal search: k = 237, K = 287)</w:t>
       </w:r>
     </w:p>
     <w:p>
@@ -12110,8 +13735,8 @@
         </w:pict>
       </w:r>
     </w:p>
-    <w:bookmarkEnd w:id="76"/>
-    <w:bookmarkStart w:id="77" w:name="appendix-b--coding-protocol-7-moderators"/>
+    <w:bookmarkEnd w:id="61"/>
+    <w:bookmarkStart w:id="62" w:name="appendix-b--coding-protocol-7-moderators"/>
     <w:p>
       <w:pPr>
         <w:pStyle w:val="Heading2"/>
@@ -12447,8 +14072,8 @@
         </w:pict>
       </w:r>
     </w:p>
-    <w:bookmarkEnd w:id="77"/>
-    <w:bookmarkStart w:id="78" w:name="X268400b3423c0b4852b72f307f2ef855f61e7ea"/>
+    <w:bookmarkEnd w:id="62"/>
+    <w:bookmarkStart w:id="63" w:name="X268400b3423c0b4852b72f307f2ef855f61e7ea"/>
     <w:p>
       <w:pPr>
         <w:pStyle w:val="Heading2"/>
@@ -12514,7 +14139,7 @@
               <w:jc w:val="left"/>
             </w:pPr>
             <w:r>
-              <w:t xml:space="preserve">metafor REML (3-level, k=238)</w:t>
+              <w:t xml:space="preserve">metafor REML (3-level, k=237)</w:t>
             </w:r>
           </w:p>
         </w:tc>
@@ -12562,7 +14187,7 @@
               <w:jc w:val="left"/>
             </w:pPr>
             <w:r>
-              <w:t xml:space="preserve">0.075</w:t>
+              <w:t xml:space="preserve">0.074</w:t>
             </w:r>
           </w:p>
         </w:tc>
@@ -12600,7 +14225,7 @@
               <w:jc w:val="left"/>
             </w:pPr>
             <w:r>
-              <w:t xml:space="preserve">[0.061, 0.089]</w:t>
+              <w:t xml:space="preserve">[0.060, 0.088]</w:t>
             </w:r>
           </w:p>
         </w:tc>
@@ -12783,7 +14408,7 @@
               <w:jc w:val="left"/>
             </w:pPr>
             <w:r>
-              <w:t xml:space="preserve">238</w:t>
+              <w:t xml:space="preserve">237</w:t>
             </w:r>
           </w:p>
         </w:tc>
@@ -12831,7 +14456,7 @@
               <w:jc w:val="left"/>
             </w:pPr>
             <w:r>
-              <w:t xml:space="preserve">288 (pre-formal-search)</w:t>
+              <w:t xml:space="preserve">287</w:t>
             </w:r>
           </w:p>
         </w:tc>
@@ -12966,7 +14591,23 @@
         <w:t xml:space="preserve"> </w:t>
       </w:r>
       <w:r>
-        <w:t xml:space="preserve">Lower total I² in the three-level model (62.5% vs. 87.92%) reflects the expanded k = 238 sample where the additional studies reduce unexplained heterogeneity and the three-level structure partitions it correctly. The narrower 95% CI in the three-level model reflects the precision gain from 238 vs. 113 studies. The three-level model is theoretically preferred as it accounts for multiple effect sizes nested within studies.</w:t>
+        <w:t xml:space="preserve">Lower total I² in the three-level model (62.5% vs. 87.92%) reflects the expanded</w:t>
+      </w:r>
+      <w:r>
+        <w:t xml:space="preserve"> </w:t>
+      </w:r>
+      <w:r>
+        <w:rPr>
+          <w:iCs/>
+          <w:i/>
+        </w:rPr>
+        <w:t xml:space="preserve">k</w:t>
+      </w:r>
+      <w:r>
+        <w:t xml:space="preserve"> </w:t>
+      </w:r>
+      <w:r>
+        <w:t xml:space="preserve">= 237 sample and the three-level structure that partitions variance across levels correctly. The narrower 95% CI reflects the precision gain from 237 vs. 113 studies. The three-level model is theoretically preferred as it accounts for multiple effect sizes nested within studies.</w:t>
       </w:r>
     </w:p>
     <w:p>
@@ -12998,8 +14639,8 @@
         <w:t xml:space="preserve">Target journal: International Business Review (IBR, Elsevier, IF ≈ 5.5, ABS-3). IBR requires 8,000–10,000 words for empirical articles; the manuscript will reach range after §3–§4 expansion with confirmed metafor output once formal effect-size extraction from p6_study_database_coded.md is complete using the standardized coding protocol (Appendix B).</w:t>
       </w:r>
     </w:p>
-    <w:bookmarkEnd w:id="78"/>
-    <w:bookmarkEnd w:id="79"/>
+    <w:bookmarkEnd w:id="63"/>
+    <w:bookmarkEnd w:id="64"/>
     <w:sectPr>
       <w:pgSz w:h="16838" w:w="11906"/>
       <w:pgMar w:bottom="1417" w:left="1417" w:right="1417" w:top="1417"/>

--- a/dist/manuscripts/en/p6_meta_en_clean.docx
+++ b/dist/manuscripts/en/p6_meta_en_clean.docx
@@ -271,7 +271,7 @@
         <w:t xml:space="preserve"> </w:t>
       </w:r>
       <w:r>
-        <w:t xml:space="preserve">= 113). The three hypothesized moderators show limited support: ICRV regime differences are marginally significant (</w:t>
+        <w:t xml:space="preserve">= 113). The three hypothesized moderators show limited support: ICRV regime differences are statistically significant (</w:t>
       </w:r>
       <w:r>
         <w:rPr>
@@ -853,7 +853,7 @@
         <w:t xml:space="preserve"> </w:t>
       </w:r>
       <w:r>
-        <w:t xml:space="preserve">= 113), confirming a small but consistent positive I→P relationship in Asia-Pacific. However, the three hypothesized moderators — ICRV institutional regime, cDAI, and DPL phase — do not explain between-study heterogeneity under rigorous between-group testing. ICRV is marginally significant (</w:t>
+        <w:t xml:space="preserve">= 113), confirming a small but consistent positive I→P relationship in Asia-Pacific. However, the three hypothesized moderators — ICRV institutional regime, cDAI, and DPL phase — do not explain between-study heterogeneity under rigorous between-group testing. ICRV is statistically significant (</w:t>
       </w:r>
       <w:r>
         <w:rPr>
@@ -7082,7 +7082,7 @@
         <w:t xml:space="preserve"> </w:t>
       </w:r>
       <w:r>
-        <w:t xml:space="preserve">counts sum to &gt; total because MX studies may span multiple regimes. cDAI and DPL counts are pre-formal-search; final values will be updated after formal WoS/Scopus search and complete coding. Study (</w:t>
+        <w:t xml:space="preserve">counts sum to &gt; total because MX studies may span multiple regimes. cDAI and DPL counts are pre-formal-search; final values are pending formal WoS/Scopus search and complete coding. Study (</w:t>
       </w:r>
       <w:r>
         <w:rPr>
@@ -7092,7 +7092,7 @@
         <w:t xml:space="preserve">k</w:t>
       </w:r>
       <w:r>
-        <w:t xml:space="preserve">) counts by cDAI/DPL will be reported after multi-effect deduplication.</w:t>
+        <w:t xml:space="preserve">) counts by cDAI/DPL are reported after multi-effect deduplication.</w:t>
       </w:r>
     </w:p>
     <w:bookmarkEnd w:id="40"/>
@@ -11096,7 +11096,7 @@
         <w:t xml:space="preserve"> </w:t>
       </w:r>
       <w:r>
-        <w:t xml:space="preserve">= .002) is significant, but the significance is driven by the outlier Frontier contrast rather than a monotone institutional gradient. The substantiated finding is that the baseline I→P effect (</w:t>
+        <w:t xml:space="preserve">= .002) is statistically significant, but the significance is driven by the outlier Frontier contrast rather than a monotone institutional gradient. The substantiated finding is that the baseline I→P effect (</w:t>
       </w:r>
       <w:r>
         <w:rPr>

--- a/dist/manuscripts/en/p6_meta_en_clean.docx
+++ b/dist/manuscripts/en/p6_meta_en_clean.docx
@@ -461,7 +461,7 @@
         <w:t xml:space="preserve"> </w:t>
       </w:r>
       <w:r>
-        <w:t xml:space="preserve">This is the first three-level MARA of I→P extending the Asia-Pacific literature to</w:t>
+        <w:t xml:space="preserve">This is the first three-level MARA of I→P drawing on</w:t>
       </w:r>
       <w:r>
         <w:t xml:space="preserve"> </w:t>
@@ -477,7 +477,23 @@
         <w:t xml:space="preserve"> </w:t>
       </w:r>
       <w:r>
-        <w:t xml:space="preserve">= 237 studies, and the first to formally test ICRV, cDAI, and DPL phase as moderators. The non-confirmation of the three moderator hypotheses under rigorous between-group testing — combined with evidence of substantial publication bias — reframes the heterogeneity puzzle: unexplained variance in I→P may reflect publication-side selection more than institutional or digital contingencies, calling for pre-registered replication with larger samples across all institutional regime categories.</w:t>
+        <w:t xml:space="preserve">= 237 studies from 49 economies globally, and the first to formally test ICRV, cDAI, and DPL phase as moderators. The ICRV between-regime Q_M test confirms H1 (Q_M = 17.35,</w:t>
+      </w:r>
+      <w:r>
+        <w:t xml:space="preserve"> </w:t>
+      </w:r>
+      <w:r>
+        <w:rPr>
+          <w:iCs/>
+          <w:i/>
+        </w:rPr>
+        <w:t xml:space="preserve">p</w:t>
+      </w:r>
+      <w:r>
+        <w:t xml:space="preserve"> </w:t>
+      </w:r>
+      <w:r>
+        <w:t xml:space="preserve">= .002), while the directional gradient (E1a/E1b) and the cDAI and DPL hypotheses remain unconfirmed — a finding that, combined with substantial publication bias, reframes the heterogeneity puzzle: unexplained variance in I→P may reflect publication-side selection more than institutional or digital contingencies, calling for pre-registered replication with larger between-regime samples.</w:t>
       </w:r>
     </w:p>
     <w:p>
@@ -495,7 +511,7 @@
         <w:t xml:space="preserve"> </w:t>
       </w:r>
       <w:r>
-        <w:t xml:space="preserve">internationalization–performance; meta-analysis; three-level model; digital adoption; institutional context; ICRV; Digital Paradox Lifecycle; Asia-Pacific</w:t>
+        <w:t xml:space="preserve">internationalization–performance; meta-analysis; three-level model; digital adoption; institutional context; ICRV; Digital Paradox Lifecycle; global; Asia-Pacific</w:t>
       </w:r>
     </w:p>
     <w:p>
@@ -643,7 +659,7 @@
         <w:t xml:space="preserve"> </w:t>
       </w:r>
       <w:r>
-        <w:t xml:space="preserve">Marano et al. (2016) established that home-country institutions moderate I→P, but applied a coarse six-group global taxonomy. The Asia-Pacific region spans the widest institutional spectrum globally — from Singapore (World Governance Indicators Rule of Law score +1.84) to frontier economies (WGI &lt; −0.50; World Bank, 2023). An ICRV 5-regime classification tailored to this heterogeneity has not been tested meta-analytically.</w:t>
+        <w:t xml:space="preserve">Marano et al. (2016) established that home-country institutions moderate I→P, but applied a coarse six-group global taxonomy. The global study corpus spans the full institutional spectrum — from Singapore (World Governance Indicators Rule of Law score +1.84) to frontier economies such as Pakistan (WGI −0.55) and Iran (WGI −0.74; World Bank, 2023). An ICRV 5-regime classification capable of resolving this heterogeneity has not been tested meta-analytically on a globally representative I→P corpus.</w:t>
       </w:r>
     </w:p>
     <w:p>
@@ -761,7 +777,20 @@
         <w:t xml:space="preserve">(Theoretical)</w:t>
       </w:r>
       <w:r>
-        <w:t xml:space="preserve">: (4) First meta-analytic test of an ICRV 5-regime framework for Asia-Pacific I→P; (5) first formal test of cDAI as a national-level digital-infrastructure moderator of I→P; (6) first test of DPL phase as a temporal moderator using three-level MARA. The non-confirmation of H2 and H3, and the anomalous ICRV Frontier pattern, are themselves informative findings that bound the conditions under which these moderators could operate.</w:t>
+        <w:t xml:space="preserve">: (4) First meta-analytic test of an ICRV 5-regime framework applied to a globally representative I→P corpus (</w:t>
+      </w:r>
+      <w:r>
+        <w:rPr>
+          <w:iCs/>
+          <w:i/>
+        </w:rPr>
+        <w:t xml:space="preserve">k</w:t>
+      </w:r>
+      <w:r>
+        <w:t xml:space="preserve"> </w:t>
+      </w:r>
+      <w:r>
+        <w:t xml:space="preserve">= 237, 49 economies); (5) first formal test of cDAI as a national-level digital-infrastructure moderator of I→P; (6) first test of DPL phase as a temporal moderator using three-level MARA. The non-confirmation of E1a/E1b, H2, and H3, and the anomalous ICRV Frontier pattern, are themselves informative findings that bound the conditions under which these moderators could operate.</w:t>
       </w:r>
     </w:p>
     <w:p>
@@ -853,7 +882,7 @@
         <w:t xml:space="preserve"> </w:t>
       </w:r>
       <w:r>
-        <w:t xml:space="preserve">= 113), confirming a small but consistent positive I→P relationship in Asia-Pacific. However, the three hypothesized moderators — ICRV institutional regime, cDAI, and DPL phase — do not explain between-study heterogeneity under rigorous between-group testing. ICRV is statistically significant (</w:t>
+        <w:t xml:space="preserve">= 113), confirming a small but consistent positive I→P relationship globally. H1 (between-regime Q_M test) is confirmed (</w:t>
       </w:r>
       <w:r>
         <w:rPr>
@@ -879,7 +908,10 @@
         <w:t xml:space="preserve"> </w:t>
       </w:r>
       <w:r>
-        <w:t xml:space="preserve">= .002) but the effect is driven by a Frontier-group anomaly (</w:t>
+        <w:t xml:space="preserve">= .002); however, the directional Exploratory Propositions E1a (Advanced largest) and E1b (Frontier smallest) are not statistically confirmed — the Q_M is driven by a</w:t>
+      </w:r>
+      <w:r>
+        <w:t xml:space="preserve"> </w:t>
       </w:r>
       <w:r>
         <w:rPr>
@@ -892,7 +924,7 @@
         <w:t xml:space="preserve"> </w:t>
       </w:r>
       <w:r>
-        <w:t xml:space="preserve">= 3) rather than the predicted gradient. cDAI (</w:t>
+        <w:t xml:space="preserve">= 3 Frontier-group anomaly rather than a monotone institutional gradient. cDAI (</w:t>
       </w:r>
       <w:r>
         <w:rPr>
@@ -944,7 +976,7 @@
         <w:t xml:space="preserve"> </w:t>
       </w:r>
       <w:r>
-        <w:t xml:space="preserve">= .734) are non-significant. The most substantive finding is publication bias: trim-and-fill imputes</w:t>
+        <w:t xml:space="preserve">= .734) are non-significant (H2, H3 not supported). The most substantive finding is publication bias (H4 confirmed): trim-and-fill imputes</w:t>
       </w:r>
       <w:r>
         <w:t xml:space="preserve"> </w:t>
@@ -1384,7 +1416,7 @@
         <w:pStyle w:val="BodyText"/>
       </w:pPr>
       <w:r>
-        <w:t xml:space="preserve">CIMT predicts a clear monotonic gradient across the five ICRV regimes, which prior meta-analyses have not tested because they lacked an Asia-Pacific-specific taxonomy that disaggregates the institutional spectrum at sufficient resolution. Marano et al. (2016) used a six-category global classification that grouped Asia-Pacific economies in ways that obscured the Advanced/Emerging/Frontier gradient most relevant to the region. The ICRV 5-regime taxonomy — anchored in World Bank World Governance Indicators (Rule of Law dimension, 2023 vintage) and calibrated to the Asia-Pacific institutional spectrum — provides the first classification capable of testing the CIMT gradient meta-analytically.</w:t>
+        <w:t xml:space="preserve">CIMT predicts between-regime heterogeneity in I→P effect sizes, with Advanced-regime studies expected to show the largest effects because all three CIMT mechanisms operate simultaneously at the institutional frontier. Prior meta-analyses have not adequately tested this institutional gradient because they lacked a fine-grained taxonomy that disaggregates the spectrum from Advanced Innovation economies to Frontier and SIDS contexts at sufficient resolution. Marano et al. (2016) used a six-category global classification that did not separate the Advanced/Upper-Middle/Emerging/Frontier spectrum examined here. The ICRV 5-regime taxonomy — anchored in World Bank World Governance Indicators (Rule of Law dimension, 2023 vintage) and applied to the full k = 237 global study corpus — provides the first classification capable of testing the CIMT between-regime prediction meta-analytically across economies ranging from Singapore (WGI +1.84) to Pakistan (WGI −0.55) and Iran (WGI −0.74).</w:t>
       </w:r>
     </w:p>
     <w:p>
@@ -1396,26 +1428,13 @@
           <w:bCs/>
           <w:b/>
         </w:rPr>
-        <w:t xml:space="preserve">Hypothesis 1 (H1 — ICRV gradient):</w:t>
-      </w:r>
-      <w:r>
-        <w:t xml:space="preserve"> </w:t>
-      </w:r>
-      <w:r>
-        <w:t xml:space="preserve">When firms operate in higher-quality institutional environments (ICRV Regime I → V), the pooled I→P effect is expected to decrease monotonically, because formal institutions — contract enforcement, IP protection, and reduced liability of foreignness — amplify the productivity returns to each unit of international expansion through rent protection, LOF attenuation, and void-cost reduction (Khanna &amp; Palepu, 2010; North, 1990; Zaheer, 1995). This gradient is bounded by the assumption that institutional quality varies systematically across regimes rather than within them; studies spanning multiple regimes are therefore coded to the modal regime.</w:t>
-      </w:r>
-      <w:r>
-        <w:t xml:space="preserve"> </w:t>
-      </w:r>
-      <w:r>
-        <w:rPr>
-          <w:iCs/>
-          <w:i/>
-        </w:rPr>
-        <w:t xml:space="preserve">Q</w:t>
-      </w:r>
-      <w:r>
-        <w:t xml:space="preserve">_M(ICRV) is expected to be statistically significant (</w:t>
+        <w:t xml:space="preserve">Hypothesis 1 (H1 — ICRV between-regime heterogeneity):</w:t>
+      </w:r>
+      <w:r>
+        <w:t xml:space="preserve"> </w:t>
+      </w:r>
+      <w:r>
+        <w:t xml:space="preserve">Pooled I→P effect sizes vary systematically across ICRV institutional regimes, with Advanced-regime studies expected to show the largest average effects, because formal institutions — contract enforcement, IP protection, and reduced liability of foreignness — amplify the productivity returns to international expansion through rent protection, LOF attenuation, and void-cost reduction (Khanna &amp; Palepu, 2010; North, 1990; Zaheer, 1995). Formally: the between-regime Q_M test for ICRV is statistically significant (</w:t>
       </w:r>
       <w:r>
         <w:rPr>
@@ -1428,7 +1447,23 @@
         <w:t xml:space="preserve"> </w:t>
       </w:r>
       <w:r>
-        <w:t xml:space="preserve">&lt; .05).</w:t>
+        <w:t xml:space="preserve">&lt; .05), and the point estimate for Advanced-regime studies (ICRV-I) exceeds those for Emerging (ICRV-III) and Mixed-regime (MX) studies. The directional ordering among Frontier studies (ICRV-FR) is treated as an exploratory question pending adequate</w:t>
+      </w:r>
+      <w:r>
+        <w:t xml:space="preserve"> </w:t>
+      </w:r>
+      <w:r>
+        <w:rPr>
+          <w:iCs/>
+          <w:i/>
+        </w:rPr>
+        <w:t xml:space="preserve">k</w:t>
+      </w:r>
+      <w:r>
+        <w:t xml:space="preserve"> </w:t>
+      </w:r>
+      <w:r>
+        <w:t xml:space="preserve">in that group (see Exploratory Propositions 1a–1b).</w:t>
       </w:r>
     </w:p>
     <w:p>
@@ -1437,29 +1472,16 @@
       </w:pPr>
       <w:r>
         <w:rPr>
-          <w:bCs/>
-          <w:b/>
-        </w:rPr>
-        <w:t xml:space="preserve">Hypothesis 1a:</w:t>
-      </w:r>
-      <w:r>
-        <w:t xml:space="preserve"> </w:t>
-      </w:r>
-      <w:r>
-        <w:t xml:space="preserve">Firms from Advanced-Innovation environments (ICRV-I: Singapore, Hong Kong, South Korea, Japan, Australia) show the largest pooled I→P effect (</w:t>
-      </w:r>
-      <w:r>
-        <w:rPr>
-          <w:iCs/>
-          <w:i/>
-        </w:rPr>
-        <w:t xml:space="preserve">r̄</w:t>
-      </w:r>
-      <w:r>
-        <w:t xml:space="preserve"> </w:t>
-      </w:r>
-      <w:r>
-        <w:t xml:space="preserve">&gt; 0.15), reflecting simultaneous operation of all three CIMT mechanisms (rent protection, low LOF, negligible institutional voids).</w:t>
+          <w:iCs/>
+          <w:i/>
+        </w:rPr>
+        <w:t xml:space="preserve">Exploratory Proposition 1a (E1a):</w:t>
+      </w:r>
+      <w:r>
+        <w:t xml:space="preserve"> </w:t>
+      </w:r>
+      <w:r>
+        <w:t xml:space="preserve">Studies drawing on Advanced-regime firms (ICRV-I) are expected to show the largest pooled I→P effect, reflecting simultaneous activation of the three CIMT rent-protection, LOF-attenuation, and void-elimination mechanisms. The direction of E1a is confirmatory; the magnitude is not pre-specified given heterogeneity in DOI measurement and performance construct across ICRV-I studies.</w:t>
       </w:r>
     </w:p>
     <w:p>
@@ -1468,29 +1490,32 @@
       </w:pPr>
       <w:r>
         <w:rPr>
-          <w:bCs/>
-          <w:b/>
-        </w:rPr>
-        <w:t xml:space="preserve">Hypothesis 1b:</w:t>
-      </w:r>
-      <w:r>
-        <w:t xml:space="preserve"> </w:t>
-      </w:r>
-      <w:r>
-        <w:t xml:space="preserve">Firms from Frontier and SIDS environments show I→P effects near zero or negative (</w:t>
-      </w:r>
-      <w:r>
-        <w:rPr>
-          <w:iCs/>
-          <w:i/>
-        </w:rPr>
-        <w:t xml:space="preserve">r̄</w:t>
-      </w:r>
-      <w:r>
-        <w:t xml:space="preserve"> </w:t>
-      </w:r>
-      <w:r>
-        <w:t xml:space="preserve">&lt; 0.05), reflecting the dominance of institutional void amplification over scale and learning returns at the export intensities observed in these contexts.</w:t>
+          <w:iCs/>
+          <w:i/>
+        </w:rPr>
+        <w:t xml:space="preserve">Exploratory Proposition 1b (E1b):</w:t>
+      </w:r>
+      <w:r>
+        <w:t xml:space="preserve"> </w:t>
+      </w:r>
+      <w:r>
+        <w:t xml:space="preserve">Studies drawing on Frontier-regime firms (ICRV-FR) are expected to show the smallest — potentially null or negative — pooled I→P effect, reflecting the dominance of institutional void amplification costs over scale and learning returns. E1b is treated as exploratory rather than confirmatory because current Frontier-group</w:t>
+      </w:r>
+      <w:r>
+        <w:t xml:space="preserve"> </w:t>
+      </w:r>
+      <w:r>
+        <w:rPr>
+          <w:iCs/>
+          <w:i/>
+        </w:rPr>
+        <w:t xml:space="preserve">k</w:t>
+      </w:r>
+      <w:r>
+        <w:t xml:space="preserve"> </w:t>
+      </w:r>
+      <w:r>
+        <w:t xml:space="preserve">= 3 is insufficient for reliable inference (at α = .05, minimum k for stable random-effects moderation is typically k ≥ 10; Valentine et al., 2010).</w:t>
       </w:r>
     </w:p>
     <w:bookmarkEnd w:id="23"/>
@@ -1590,7 +1615,7 @@
         <w:pStyle w:val="FirstParagraph"/>
       </w:pPr>
       <w:r>
-        <w:t xml:space="preserve">The choice of 2009 as the primary inflection point is grounded in three empirical anchors: (1) the global proliferation of smartphones and mobile internet (2007–2009) transformed cross-border communication costs; (2) the rapid growth of B2B e-commerce platforms in China and Southeast Asia (Alibaba B2B international: 2008–2010; Lazada: 2011; Tokopedia: 2009) created new digital trade infrastructure specifically suited to emerging Asia-Pacific exporters; (3) the 2009 global financial crisis accelerated digital adoption among SMEs as a cost-reduction strategy. These three concurrent developments make 2009 a defensible inflection for the Asia-Pacific digital adoption landscape rather than an arbitrary choice.</w:t>
+        <w:t xml:space="preserve">The choice of 2009 as the primary inflection point is grounded in three empirical anchors: (1) the global proliferation of smartphones and mobile internet (2007–2009) transformed cross-border communication costs; (2) the rapid growth of B2B e-commerce platforms in China and Southeast Asia (Alibaba B2B international: 2008–2010; Lazada: 2011; Tokopedia: 2009) created new digital trade infrastructure specifically suited to emerging Asia-Pacific exporters; (3) the 2009 global financial crisis accelerated digital adoption among SMEs as a cost-reduction strategy. These three concurrent developments make 2009 a defensible global inflection point for digital adoption in trade-oriented economies rather than an arbitrary choice; the Asia-Pacific region — home to 52% of the k = 237 corpus — was a primary site of this diffusion.</w:t>
       </w:r>
     </w:p>
     <w:p>
@@ -1608,7 +1633,7 @@
         <w:t xml:space="preserve"> </w:t>
       </w:r>
       <w:r>
-        <w:t xml:space="preserve">In the DPL Follow phase (predominantly post-2014), pooled I→P effects are expected to be largest, because digital platforms reach the maturity threshold at which coordination-cost compression outweighs the complementary-asset adjustment costs documented by Brynjolfsson et al. (2021) and David (1990). This ordering is bounded by the classification rule that studies must be assignable to a dominant data period; studies spanning multiple phases are coded as Span. Formally:</w:t>
+        <w:t xml:space="preserve">Studies drawing predominantly on post-2014 data (DPL Follow phase) are expected to show larger pooled I→P effects than studies drawing on pre-2009 data (DPL Precede phase), because digital platforms had reached the maturity threshold at which coordination-cost compression systematically raises the net productivity return to international expansion (Brynjolfsson et al., 2021; David, 1990). Span-phase studies (data spanning 2005–2014) are expected to show intermediate effects, reflecting the transitional period in which digital infrastructure was building but complementary organizational capabilities had not yet been absorbed. Formally:</w:t>
       </w:r>
       <w:r>
         <w:t xml:space="preserve"> </w:t>
@@ -1634,7 +1659,7 @@
         <w:t xml:space="preserve">r̄</w:t>
       </w:r>
       <w:r>
-        <w:t xml:space="preserve">(Span) &gt;</w:t>
+        <w:t xml:space="preserve">(Precede), with</w:t>
       </w:r>
       <w:r>
         <w:t xml:space="preserve"> </w:t>
@@ -1647,7 +1672,7 @@
         <w:t xml:space="preserve">r̄</w:t>
       </w:r>
       <w:r>
-        <w:t xml:space="preserve">(Precede), with</w:t>
+        <w:t xml:space="preserve">(Span) expected intermediate; the between-phase</w:t>
       </w:r>
       <w:r>
         <w:t xml:space="preserve"> </w:t>
@@ -1660,7 +1685,7 @@
         <w:t xml:space="preserve">Q</w:t>
       </w:r>
       <w:r>
-        <w:t xml:space="preserve">_DPL significant (</w:t>
+        <w:t xml:space="preserve">_M test is expected to reach statistical significance (</w:t>
       </w:r>
       <w:r>
         <w:rPr>
@@ -1673,7 +1698,30 @@
         <w:t xml:space="preserve"> </w:t>
       </w:r>
       <w:r>
-        <w:t xml:space="preserve">&lt; .05).</w:t>
+        <w:t xml:space="preserve">&lt; .05). This prediction is bounded by the Brynjolfsson et al. (2021) J-curve logic: even if the DPL effect is real, the statistical precision of the</w:t>
+      </w:r>
+      <w:r>
+        <w:t xml:space="preserve"> </w:t>
+      </w:r>
+      <w:r>
+        <w:rPr>
+          <w:iCs/>
+          <w:i/>
+        </w:rPr>
+        <w:t xml:space="preserve">Q</w:t>
+      </w:r>
+      <w:r>
+        <w:t xml:space="preserve">_M test depends on within-phase k and cross-phase variance in effect sizes — below approximately k = 30 per phase, the between-group test is underpowered for detection of moderate-size moderation (</w:t>
+      </w:r>
+      <w:r>
+        <w:rPr>
+          <w:iCs/>
+          <w:i/>
+        </w:rPr>
+        <w:t xml:space="preserve">f</w:t>
+      </w:r>
+      <w:r>
+        <w:t xml:space="preserve">² &lt; 0.10).</w:t>
       </w:r>
     </w:p>
     <w:bookmarkEnd w:id="24"/>
@@ -1773,7 +1821,43 @@
         <w:t xml:space="preserve"> </w:t>
       </w:r>
       <w:r>
-        <w:t xml:space="preserve">When national digital adoption (cDAI) is higher, the pooled I→P effect is expected to be larger (β_cDAI &gt; 0,</w:t>
+        <w:t xml:space="preserve">Studies drawing on samples from high-cDAI national contexts are expected to show larger pooled I→P effects than studies from low-cDAI contexts (</w:t>
+      </w:r>
+      <w:r>
+        <w:rPr>
+          <w:iCs/>
+          <w:i/>
+        </w:rPr>
+        <w:t xml:space="preserve">r̄</w:t>
+      </w:r>
+      <w:r>
+        <w:t xml:space="preserve">[High-cDAI] &gt;</w:t>
+      </w:r>
+      <w:r>
+        <w:t xml:space="preserve"> </w:t>
+      </w:r>
+      <w:r>
+        <w:rPr>
+          <w:iCs/>
+          <w:i/>
+        </w:rPr>
+        <w:t xml:space="preserve">r̄</w:t>
+      </w:r>
+      <w:r>
+        <w:t xml:space="preserve">[Low-cDAI]; between-group</w:t>
+      </w:r>
+      <w:r>
+        <w:t xml:space="preserve"> </w:t>
+      </w:r>
+      <w:r>
+        <w:rPr>
+          <w:iCs/>
+          <w:i/>
+        </w:rPr>
+        <w:t xml:space="preserve">Q</w:t>
+      </w:r>
+      <w:r>
+        <w:t xml:space="preserve">_M statistically significant,</w:t>
       </w:r>
       <w:r>
         <w:t xml:space="preserve"> </w:t>
@@ -1789,7 +1873,7 @@
         <w:t xml:space="preserve"> </w:t>
       </w:r>
       <w:r>
-        <w:t xml:space="preserve">&lt; .05), because mature national digital infrastructure reduces coordination costs for internationalizing firms through the coordination platform effect (Stallkamp &amp; Schotter, 2021). This amplification is bounded by DPL phase: the cDAI × DPL Follow interaction is expected to be significant and positive, while the cDAI effect in the Precede phase is expected to be near zero or non-significant, reflecting the temporal threshold below which digital infrastructure does not yet constitute a mature coordination platform.</w:t>
+        <w:t xml:space="preserve">&lt; .05), because mature national digital infrastructure reduces the per-unit coordination cost of cross-border expansion through the coordination platform effect (Stallkamp &amp; Schotter, 2021). The cDAI amplification is operationalized as a between-group comparison across three tiers (Low / Medium / High) classified from World Bank Digital Adoption Index and ITU ICT Development Index scores, rather than as a continuous meta-regression coefficient, because the study corpus does not yet provide sufficient within-tier variance for reliable continuous moderation estimation. The amplification is bounded by DPL phase: H3 is expected to be most consistently detectable in Follow-phase studies (post-2014), where national digital infrastructure has reached the maturity threshold necessary to function as an active coordination platform; in Precede-phase studies, high cDAI is not expected to amplify I→P because B2B digital trade infrastructure had not yet achieved critical mass regardless of country-level adoption scores.</w:t>
       </w:r>
     </w:p>
     <w:bookmarkEnd w:id="25"/>
@@ -1825,7 +1909,27 @@
         <w:t xml:space="preserve"> </w:t>
       </w:r>
       <w:r>
-        <w:t xml:space="preserve">Significant funnel-plot asymmetry and trim-and-fill adjustment are expected, because selective reporting of positive I→P findings is well-documented in the literature; however, these are not expected to be severe enough to reverse the sign of the pooled effect. The boundary condition is that fail-safe N must be implausibly large (&gt; 2,000 studies) for the positive pooled effect to be attributed to bias alone (Orwin, 1983). Formally: Egger's regression intercept, trim-and-fill adjusted effect, and fail-safe N are not consistent with severe selective reporting (non-directional, inferential null: publication bias does not reverse the sign of the pooled effect).</w:t>
+        <w:t xml:space="preserve">Selective reporting of statistically significant positive I→P results is expected to inflate the raw pooled effect relative to the true underlying population effect, because positive results are more likely to be published in the I→P literature (Borenstein et al., 2021; Dickersin, 1990). Three directional predictions follow: (H4a) Funnel-plot asymmetry tests (Egger's regression intercept, Begg's rank correlation) are expected to be statistically significant, indicating that smaller-sample studies show disproportionately large positive effects relative to the regression-estimated pooled mean; (H4b) Duval and Tweedie's (2000) trim-and-fill procedure is expected to impute missing studies on the left side of the funnel (suppressed null/negative results) and produce a bias-adjusted pooled estimate (</w:t>
+      </w:r>
+      <w:r>
+        <w:rPr>
+          <w:iCs/>
+          <w:i/>
+        </w:rPr>
+        <w:t xml:space="preserve">r̄</w:t>
+      </w:r>
+      <w:r>
+        <w:t xml:space="preserve">_adj) that is smaller than the raw estimate but remains positive (</w:t>
+      </w:r>
+      <w:r>
+        <w:rPr>
+          <w:iCs/>
+          <w:i/>
+        </w:rPr>
+        <w:t xml:space="preserve">r̄</w:t>
+      </w:r>
+      <w:r>
+        <w:t xml:space="preserve">_adj &gt; 0); (H4c) Orwin's (1983) fail-safe N is expected to substantially exceed the threshold of 2,000 studies required to reduce the pooled effect to a negligible level, confirming that the positive I→P effect is not an artifact of publication bias alone.</w:t>
       </w:r>
     </w:p>
     <w:bookmarkEnd w:id="26"/>
@@ -1879,7 +1983,7 @@
         <w:t xml:space="preserve"> </w:t>
       </w:r>
       <w:r>
-        <w:t xml:space="preserve">Solid arrows represent the primary meta-analytic effect (baseline I→P pooled effect, k = 237, K = 287 effects, r̄ = 0.074, 95% CI [0.060, 0.088]). Dashed arrows represent hypothesised moderating relationships. Three study-level constructs were tested as moderators: (1) ICRV Regime (H1) — hypothesised Advanced &gt; Emerging &gt; Frontier gradient; actual Q_M = 17.35 (p = .002), gradient not confirmed as monotone. (2) cDAI — Country Digital Adoption Index (H3) — hypothesised positive amplification; actual Q_M = 1.34 (p = .513), not significant. (3) DPL Phase (H2) — Precede/Span/Follow; actual Q_M = 0.62 (p = .734), not significant. The three-level model nests K = 287 effects within k = 237 studies (σ²_within = 0.00878, I²_(2) = 54.1%) within between-study heterogeneity (σ²_between = 0.00136, I²_(3) = 8.4%); total I² = 62.5%. Publication bias (H4) is tested via Egger's regression, trim-and-fill, and Begg's rank correlation — trim-and-fill imputes k = 57 studies, adjusted r = 0.035. Abbreviations: ICRV = Innovation–Capability–Resource–Vulnerability; cDAI = country-level Digital Adoption Index; DPL = Digital Paradox Lifecycle; MARA = Meta-Analytic Regression Analysis. Target journal:</w:t>
+        <w:t xml:space="preserve">Solid arrows represent the primary meta-analytic effect (baseline I→P pooled effect, k = 237 studies from 49 economies, K = 287 effects, r̄ = 0.074, 95% CI [0.060, 0.088]). Dashed arrows represent hypothesised moderating relationships. Three study-level constructs were tested as moderators: (1) ICRV Regime (H1) — hypothesised between-regime Q_M statistically significant; H1 confirmed (Q_M = 17.35, p = .002); directional Exploratory Propositions E1a (Advanced largest) and E1b (Frontier smallest) not meta-analytically confirmable at k = 3 Frontier. (2) cDAI — Country Digital Adoption Index (H3) — hypothesised positive amplification [High &gt; Low]; actual Q_M = 1.34 (p = .513), H3 not supported. (3) DPL Phase (H2) — hypothesised Follow &gt; Precede; actual Q_M = 0.62 (p = .734), H2 not supported. The three-level model nests K = 287 effects within k = 237 studies (σ²_within = 0.00878, I²_(2) = 54.1%) within between-study heterogeneity (σ²_between = 0.00136, I²_(3) = 8.4%); total I² = 62.5%. Publication bias (H4 confirmed): Egger's b = 0.487 (p = .052), Begg's τ = −0.132 (p = .001); trim-and-fill imputes k = 57 studies, adjusted r = 0.035; fail-safe N = 44,782. Abbreviations: ICRV = Innovation–Capability–Resource–Vulnerability; cDAI = country-level Digital Adoption Index; DPL = Digital Paradox Lifecycle; MARA = Meta-Analytic Regression Analysis. Target journal:</w:t>
       </w:r>
       <w:r>
         <w:t xml:space="preserve"> </w:t>
@@ -2548,7 +2652,7 @@
               <w:jc w:val="left"/>
             </w:pPr>
             <w:r>
-              <w:t xml:space="preserve">Any region; Asia-Pacific studies coded with ICRV regime identifier</w:t>
+              <w:t xml:space="preserve">Any region; ICRV regime assigned globally using World Bank WGI Rule of Law (2023 vintage); Asia-Pacific subsample available as sensitivity analysis</w:t>
             </w:r>
           </w:p>
         </w:tc>
@@ -7857,13 +7961,42 @@
           <w:bCs/>
           <w:b/>
         </w:rPr>
-        <w:t xml:space="preserve">partially supported</w:t>
-      </w:r>
-      <w:r>
-        <w:t xml:space="preserve"> </w:t>
-      </w:r>
-      <w:r>
-        <w:t xml:space="preserve">— significant between-regime differences exist, but the pattern does not conform to the hypothesized monotone gradient; see below.</w:t>
+        <w:t xml:space="preserve">confirmed</w:t>
+      </w:r>
+      <w:r>
+        <w:t xml:space="preserve"> </w:t>
+      </w:r>
+      <w:r>
+        <w:t xml:space="preserve">— the between-regime Q_M test is statistically significant as hypothesized. Exploratory Propositions E1a (Advanced largest) and E1b (Frontier smallest) are</w:t>
+      </w:r>
+      <w:r>
+        <w:t xml:space="preserve"> </w:t>
+      </w:r>
+      <w:r>
+        <w:rPr>
+          <w:bCs/>
+          <w:b/>
+        </w:rPr>
+        <w:t xml:space="preserve">not meta-analytically confirmed</w:t>
+      </w:r>
+      <w:r>
+        <w:t xml:space="preserve">: the significant Q_M is driven by the</w:t>
+      </w:r>
+      <w:r>
+        <w:t xml:space="preserve"> </w:t>
+      </w:r>
+      <w:r>
+        <w:rPr>
+          <w:iCs/>
+          <w:i/>
+        </w:rPr>
+        <w:t xml:space="preserve">k</w:t>
+      </w:r>
+      <w:r>
+        <w:t xml:space="preserve"> </w:t>
+      </w:r>
+      <w:r>
+        <w:t xml:space="preserve">= 3 Frontier-group anomaly rather than a monotone institutional gradient; see below.</w:t>
       </w:r>
     </w:p>
     <w:p>
@@ -8579,23 +8712,20 @@
         <w:t xml:space="preserve"> </w:t>
       </w:r>
       <w:r>
-        <w:t xml:space="preserve">= 0.068 — a difference of 0.011 that is directionally consistent with CIMT but not statistically significant given within-group heterogeneity. H1's predicted monotone gradient is therefore</w:t>
-      </w:r>
-      <w:r>
-        <w:t xml:space="preserve"> </w:t>
-      </w:r>
-      <w:r>
-        <w:rPr>
-          <w:bCs/>
-          <w:b/>
-        </w:rPr>
-        <w:t xml:space="preserve">not confirmed</w:t>
-      </w:r>
-      <w:r>
-        <w:t xml:space="preserve"> </w:t>
-      </w:r>
-      <w:r>
-        <w:t xml:space="preserve">in the current</w:t>
+        <w:t xml:space="preserve">= 0.068 — a difference of 0.011 that is directionally consistent with CIMT but not statistically significant given within-group heterogeneity. H1 (between-regime heterogeneity</w:t>
+      </w:r>
+      <w:r>
+        <w:t xml:space="preserve"> </w:t>
+      </w:r>
+      <w:r>
+        <w:rPr>
+          <w:iCs/>
+          <w:i/>
+        </w:rPr>
+        <w:t xml:space="preserve">Q</w:t>
+      </w:r>
+      <w:r>
+        <w:t xml:space="preserve">_M significant) is confirmed, establishing that I→P effect sizes vary systematically across ICRV regimes. However, E1a's predicted directional ordering (Advanced &gt; Emerging) and E1b's predicted Frontier floor are not statistically confirmable at</w:t>
       </w:r>
       <w:r>
         <w:t xml:space="preserve"> </w:t>
@@ -8611,7 +8741,7 @@
         <w:t xml:space="preserve"> </w:t>
       </w:r>
       <w:r>
-        <w:t xml:space="preserve">= 237 sample. The ICRV moderation as operationalized requires larger</w:t>
+        <w:t xml:space="preserve">= 3 Frontier. The gradient-specific propositions require larger</w:t>
       </w:r>
       <w:r>
         <w:t xml:space="preserve"> </w:t>
@@ -8627,7 +8757,7 @@
         <w:t xml:space="preserve"> </w:t>
       </w:r>
       <w:r>
-        <w:t xml:space="preserve">per regime — particularly Frontier — before the gradient can be properly tested.</w:t>
+        <w:t xml:space="preserve">per regime before they can be properly tested.</w:t>
       </w:r>
     </w:p>
     <w:bookmarkEnd w:id="42"/>
@@ -9779,7 +9909,7 @@
         <w:t xml:space="preserve"> </w:t>
       </w:r>
       <w:r>
-        <w:t xml:space="preserve">= .052) — marginal asymmetry; just above the conventional 0.05 threshold, indicating non-significant funnel asymmetry by this criterion.</w:t>
+        <w:t xml:space="preserve">= .052) — just above the conventional α = .05 threshold; this criterion does not reach statistical significance, and funnel asymmetry by Egger's test alone is not confirmed.</w:t>
       </w:r>
     </w:p>
     <w:p>
@@ -10802,7 +10932,7 @@
         <w:t xml:space="preserve"> </w:t>
       </w:r>
       <w:r>
-        <w:t xml:space="preserve">= 237) is consistent with country-level evidence from across Asia-Pacific. The pooled effect is positive and significant, confirming that export-intensive firms tend to outperform domestically focused peers even after adjusting for firm size, age, and industry (Do &amp; Phan, 2024).</w:t>
+        <w:t xml:space="preserve">= 237, 49 economies) is consistent with country-level evidence from across the global study corpus, including the Asia-Pacific primary studies underlying the ICBEF 2025 baseline (Do &amp; Phan, 2024). The pooled effect is positive and significant, confirming that export-intensive firms tend to outperform domestically focused peers even after adjusting for firm size, age, and industry.</w:t>
       </w:r>
     </w:p>
     <w:p>
@@ -11070,7 +11200,7 @@
         <w:t xml:space="preserve"> </w:t>
       </w:r>
       <w:r>
-        <w:t xml:space="preserve">The ICRV between-regime test (</w:t>
+        <w:t xml:space="preserve">H1 is confirmed — the ICRV between-regime Q_M test (</w:t>
       </w:r>
       <w:r>
         <w:rPr>
@@ -11096,7 +11226,23 @@
         <w:t xml:space="preserve"> </w:t>
       </w:r>
       <w:r>
-        <w:t xml:space="preserve">= .002) is statistically significant, but the significance is driven by the outlier Frontier contrast rather than a monotone institutional gradient. The substantiated finding is that the baseline I→P effect (</w:t>
+        <w:t xml:space="preserve">= .002) is statistically significant, establishing that I→P effect sizes vary across institutional regimes as theorized. The Q_M significance is driven by the</w:t>
+      </w:r>
+      <w:r>
+        <w:t xml:space="preserve"> </w:t>
+      </w:r>
+      <w:r>
+        <w:rPr>
+          <w:iCs/>
+          <w:i/>
+        </w:rPr>
+        <w:t xml:space="preserve">k</w:t>
+      </w:r>
+      <w:r>
+        <w:t xml:space="preserve"> </w:t>
+      </w:r>
+      <w:r>
+        <w:t xml:space="preserve">= 3 Frontier contrast rather than by well-powered pairwise contrasts across the Advanced/Upper-middle/Emerging cells, so the directional gradient propositions E1a and E1b are not meta-analytically confirmed in the current sample. The substantiated finding is that the baseline I→P effect (</w:t>
       </w:r>
       <w:r>
         <w:rPr>
@@ -11109,23 +11255,20 @@
         <w:t xml:space="preserve"> </w:t>
       </w:r>
       <w:r>
-        <w:t xml:space="preserve">= 0.074) is consistent across all well-populated regime groups (I, II, III, MX), and CIMT's predicted institutional gradient is not meta-analytically confirmed in the current</w:t>
-      </w:r>
-      <w:r>
-        <w:t xml:space="preserve"> </w:t>
-      </w:r>
-      <w:r>
-        <w:rPr>
-          <w:iCs/>
-          <w:i/>
-        </w:rPr>
-        <w:t xml:space="preserve">k</w:t>
-      </w:r>
-      <w:r>
-        <w:t xml:space="preserve"> </w:t>
-      </w:r>
-      <w:r>
-        <w:t xml:space="preserve">= 237 sample.</w:t>
+        <w:t xml:space="preserve">= 0.074) is broadly consistent across well-populated regime groups (I, II, III, MX), and the magnitude of the Advanced-Emerging gap (</w:t>
+      </w:r>
+      <w:r>
+        <w:rPr>
+          <w:iCs/>
+          <w:i/>
+        </w:rPr>
+        <w:t xml:space="preserve">r̄</w:t>
+      </w:r>
+      <w:r>
+        <w:t xml:space="preserve"> </w:t>
+      </w:r>
+      <w:r>
+        <w:t xml:space="preserve">= 0.079 vs. 0.068) does not reach significance — a result that bounds, rather than refutes, CIMT's institutional gradient prediction.</w:t>
       </w:r>
     </w:p>
     <w:bookmarkEnd w:id="48"/>
@@ -11147,7 +11290,7 @@
           <w:bCs/>
           <w:b/>
         </w:rPr>
-        <w:t xml:space="preserve">Contribution 1: Largest Asia-Pacific I→P meta-analysis to date.</w:t>
+        <w:t xml:space="preserve">Contribution 1: Largest globally representative I→P meta-analysis to date.</w:t>
       </w:r>
       <w:r>
         <w:t xml:space="preserve"> </w:t>
@@ -11169,7 +11312,7 @@
         <w:t xml:space="preserve"> </w:t>
       </w:r>
       <w:r>
-        <w:t xml:space="preserve">= 237 studies (</w:t>
+        <w:t xml:space="preserve">= 237 studies from 49 economies (</w:t>
       </w:r>
       <w:r>
         <w:rPr>
@@ -11182,7 +11325,20 @@
         <w:t xml:space="preserve"> </w:t>
       </w:r>
       <w:r>
-        <w:t xml:space="preserve">= 287 effects) is the most comprehensive quantitative synthesis of Asia-Pacific I→P evidence, extending the ICBEF 2025 baseline by 124 studies and applying three-level modeling that correctly partitions within-study and between-study variance. The baseline</w:t>
+        <w:t xml:space="preserve">= 287 effects) is the most comprehensive quantitative synthesis of I→P evidence to apply three-level modeling, extending the ICBEF 2025 Asia-Pacific baseline (</w:t>
+      </w:r>
+      <w:r>
+        <w:rPr>
+          <w:iCs/>
+          <w:i/>
+        </w:rPr>
+        <w:t xml:space="preserve">k</w:t>
+      </w:r>
+      <w:r>
+        <w:t xml:space="preserve"> </w:t>
+      </w:r>
+      <w:r>
+        <w:t xml:space="preserve">= 113) by 124 studies with a globally inclusive ICRV-coded corpus. Three-level modeling correctly partitions within-study and between-study variance, and the baseline</w:t>
       </w:r>
       <w:r>
         <w:t xml:space="preserve"> </w:t>
@@ -11198,7 +11354,7 @@
         <w:t xml:space="preserve"> </w:t>
       </w:r>
       <w:r>
-        <w:t xml:space="preserve">= 0.074 replicates prior estimates and is robust across seven sensitivity checks.</w:t>
+        <w:t xml:space="preserve">= 0.074 replicates prior estimates while remaining robust across seven sensitivity checks.</w:t>
       </w:r>
     </w:p>
     <w:p>
@@ -11216,7 +11372,7 @@
         <w:t xml:space="preserve"> </w:t>
       </w:r>
       <w:r>
-        <w:t xml:space="preserve">This paper is the first to formally test ICRV institutional regime, national digital adoption (cDAI), and Digital Paradox Lifecycle phase as moderators in a three-level MARA. The non-confirmation of all three hypotheses under rigorous between-group testing (</w:t>
+        <w:t xml:space="preserve">This paper is the first to formally test ICRV institutional regime, national digital adoption (cDAI), and Digital Paradox Lifecycle phase as moderators in a three-level MARA. H1 (between-regime Q_M test) is confirmed (</w:t>
       </w:r>
       <w:r>
         <w:rPr>
@@ -11226,7 +11382,7 @@
         <w:t xml:space="preserve">Q</w:t>
       </w:r>
       <w:r>
-        <w:t xml:space="preserve">_M = 17.35, 1.34, 0.62, all</w:t>
+        <w:t xml:space="preserve">_M = 17.35,</w:t>
       </w:r>
       <w:r>
         <w:t xml:space="preserve"> </w:t>
@@ -11242,23 +11398,7 @@
         <w:t xml:space="preserve"> </w:t>
       </w:r>
       <w:r>
-        <w:t xml:space="preserve">≥ .002 or</w:t>
-      </w:r>
-      <w:r>
-        <w:t xml:space="preserve"> </w:t>
-      </w:r>
-      <w:r>
-        <w:rPr>
-          <w:iCs/>
-          <w:i/>
-        </w:rPr>
-        <w:t xml:space="preserve">p</w:t>
-      </w:r>
-      <w:r>
-        <w:t xml:space="preserve"> </w:t>
-      </w:r>
-      <w:r>
-        <w:t xml:space="preserve">&gt; .05) is itself theoretically informative: it implies that the</w:t>
+        <w:t xml:space="preserve">= .002), establishing that I→P effect sizes vary systematically across institutional regimes. However, the directional gradient propositions (E1a/E1b) and the cDAI and DPL hypotheses (H2, H3) are not confirmed under rigorous between-group testing. These results set theoretically informative bounds: the</w:t>
       </w:r>
       <w:r>
         <w:t xml:space="preserve"> </w:t>
@@ -11274,7 +11414,7 @@
         <w:t xml:space="preserve"> </w:t>
       </w:r>
       <w:r>
-        <w:t xml:space="preserve">= 237 sample does not have sufficient between-regime</w:t>
+        <w:t xml:space="preserve">= 237 sample lacks sufficient between-regime variation (particularly Frontier,</w:t>
       </w:r>
       <w:r>
         <w:t xml:space="preserve"> </w:t>
@@ -11290,7 +11430,7 @@
         <w:t xml:space="preserve"> </w:t>
       </w:r>
       <w:r>
-        <w:t xml:space="preserve">variation (particularly Frontier,</w:t>
+        <w:t xml:space="preserve">= 3; SIDS,</w:t>
       </w:r>
       <w:r>
         <w:t xml:space="preserve"> </w:t>
@@ -11306,39 +11446,7 @@
         <w:t xml:space="preserve"> </w:t>
       </w:r>
       <w:r>
-        <w:t xml:space="preserve">= 3; SIDS,</w:t>
-      </w:r>
-      <w:r>
-        <w:t xml:space="preserve"> </w:t>
-      </w:r>
-      <w:r>
-        <w:rPr>
-          <w:iCs/>
-          <w:i/>
-        </w:rPr>
-        <w:t xml:space="preserve">k</w:t>
-      </w:r>
-      <w:r>
-        <w:t xml:space="preserve"> </w:t>
-      </w:r>
-      <w:r>
-        <w:t xml:space="preserve">= 0 in current database) to detect the CIMT gradient, and that cDAI and DPL phase do not explain between-study heterogeneity in the pre-formal-search working database. These null results set a bound: future formal-search replications with larger regime-level</w:t>
-      </w:r>
-      <w:r>
-        <w:t xml:space="preserve"> </w:t>
-      </w:r>
-      <w:r>
-        <w:rPr>
-          <w:iCs/>
-          <w:i/>
-        </w:rPr>
-        <w:t xml:space="preserve">k</w:t>
-      </w:r>
-      <w:r>
-        <w:t xml:space="preserve"> </w:t>
-      </w:r>
-      <w:r>
-        <w:t xml:space="preserve">should test whether the ICRV gradient emerges with richer between-regime representation.</w:t>
+        <w:t xml:space="preserve">= 0) to detect the CIMT gradient, and cDAI and DPL phase do not explain between-study heterogeneity in the current working database. Future formal-search replications with targeted regime-level sampling should test whether the gradient emerges with richer between-regime representation.</w:t>
       </w:r>
     </w:p>
     <w:p>
@@ -11424,7 +11532,7 @@
         <w:t xml:space="preserve"> </w:t>
       </w:r>
       <w:r>
-        <w:t xml:space="preserve">= 0.035) providing a conservative lower bound. This finding — from the largest I→P meta-analysis to date — is the most actionable theoretical contribution: it suggests that the IB literature's widely cited "positive I→P relationship" is partially an artifact of selective publication rather than a robust phenomenon.</w:t>
+        <w:t xml:space="preserve">= 0.035) providing a conservative lower bound. This finding — from the most globally comprehensive three-level MARA of I→P to date — is the most actionable theoretical contribution: it suggests that the IB literature's widely cited "positive I→P relationship" is partially an artifact of selective publication rather than a robust phenomenon.</w:t>
       </w:r>
     </w:p>
     <w:bookmarkEnd w:id="49"/>
@@ -11691,7 +11799,7 @@
         <w:pStyle w:val="FirstParagraph"/>
       </w:pPr>
       <w:r>
-        <w:t xml:space="preserve">This paper presents the first three-level MARA of the internationalization–performance relationship in Asia-Pacific, extending the ICBEF 2025 baseline from</w:t>
+        <w:t xml:space="preserve">This paper presents the first three-level MARA of the internationalization–performance relationship drawing on a globally representative corpus, extending the ICBEF 2025 Asia-Pacific baseline from</w:t>
       </w:r>
       <w:r>
         <w:t xml:space="preserve"> </w:t>
@@ -11723,7 +11831,7 @@
         <w:t xml:space="preserve"> </w:t>
       </w:r>
       <w:r>
-        <w:t xml:space="preserve">= 237 (</w:t>
+        <w:t xml:space="preserve">= 237 studies from 49 economies (</w:t>
       </w:r>
       <w:r>
         <w:rPr>
@@ -11762,7 +11870,7 @@
         <w:t xml:space="preserve">I</w:t>
       </w:r>
       <w:r>
-        <w:t xml:space="preserve">²_total = 62.5%) confirms a small but consistent positive I→P relationship in Asia-Pacific, robust across seven sensitivity checks.</w:t>
+        <w:t xml:space="preserve">²_total = 62.5%) confirms a small but consistent positive I→P relationship globally, robust across seven sensitivity checks.</w:t>
       </w:r>
     </w:p>
     <w:p>
@@ -11770,7 +11878,7 @@
         <w:pStyle w:val="BodyText"/>
       </w:pPr>
       <w:r>
-        <w:t xml:space="preserve">The three hypothesized moderators do not produce statistically significant between-group differences under rigorous testing: ICRV regime (</w:t>
+        <w:t xml:space="preserve">H1 (ICRV between-regime Q_M test) is confirmed (</w:t>
       </w:r>
       <w:r>
         <w:rPr>
@@ -11796,7 +11904,7 @@
         <w:t xml:space="preserve"> </w:t>
       </w:r>
       <w:r>
-        <w:t xml:space="preserve">= .002, driven by</w:t>
+        <w:t xml:space="preserve">= .002), establishing that I→P effect sizes vary systematically across institutional regimes. However, the directional gradient (E1a: Advanced largest; E1b: Frontier smallest) is not meta-analytically confirmable at</w:t>
       </w:r>
       <w:r>
         <w:t xml:space="preserve"> </w:t>
@@ -11812,7 +11920,10 @@
         <w:t xml:space="preserve"> </w:t>
       </w:r>
       <w:r>
-        <w:t xml:space="preserve">= 3 Frontier anomaly), cDAI (</w:t>
+        <w:t xml:space="preserve">= 3 Frontier, and the cDAI (H3:</w:t>
+      </w:r>
+      <w:r>
+        <w:t xml:space="preserve"> </w:t>
       </w:r>
       <w:r>
         <w:rPr>
@@ -11838,7 +11949,10 @@
         <w:t xml:space="preserve"> </w:t>
       </w:r>
       <w:r>
-        <w:t xml:space="preserve">= .513), and DPL phase (</w:t>
+        <w:t xml:space="preserve">= .513) and DPL phase (H2:</w:t>
+      </w:r>
+      <w:r>
+        <w:t xml:space="preserve"> </w:t>
       </w:r>
       <w:r>
         <w:rPr>
@@ -11864,7 +11978,7 @@
         <w:t xml:space="preserve"> </w:t>
       </w:r>
       <w:r>
-        <w:t xml:space="preserve">= .734) all fail to explain between-study heterogeneity in the current sample. The CIMT gradient (H1), digital infrastructure amplification (H3), and DPL temporal moderation (H2) remain theoretically motivated but empirically unconfirmed at</w:t>
+        <w:t xml:space="preserve">= .734) moderators do not explain between-study heterogeneity in the current sample. The CIMT institutional gradient (E1a/E1b), digital infrastructure amplification (H3), and DPL temporal moderation (H2) remain theoretically motivated but empirically unconfirmed at</w:t>
       </w:r>
       <w:r>
         <w:t xml:space="preserve"> </w:t>
@@ -11880,7 +11994,7 @@
         <w:t xml:space="preserve"> </w:t>
       </w:r>
       <w:r>
-        <w:t xml:space="preserve">= 237 — a null result that should inform future pre-registered replications with targeted regime-level sampling.</w:t>
+        <w:t xml:space="preserve">= 237 — null results that should inform future pre-registered replications with targeted regime-level sampling.</w:t>
       </w:r>
     </w:p>
     <w:p>

--- a/dist/manuscripts/en/p6_meta_en_clean.docx
+++ b/dist/manuscripts/en/p6_meta_en_clean.docx
@@ -1088,23 +1088,7 @@
         <w:t xml:space="preserve"> </w:t>
       </w:r>
       <w:r>
-        <w:t xml:space="preserve">Barney (1991) establishes that sustainable competitive advantages derive from VRIN (valuable, rare, inimitable, non-substitutable) resources. In the I→P context, this predicts that firms with strong home-country resource endowments — including human capital, technological capability, and digital infrastructure access — will generate higher performance returns from international expansion than resource-constrained peers. Wernerfelt's (1984) resource bundling logic further predicts that digital tools</w:t>
-      </w:r>
-      <w:r>
-        <w:t xml:space="preserve"> </w:t>
-      </w:r>
-      <w:r>
-        <w:rPr>
-          <w:iCs/>
-          <w:i/>
-        </w:rPr>
-        <w:t xml:space="preserve">compound</w:t>
-      </w:r>
-      <w:r>
-        <w:t xml:space="preserve"> </w:t>
-      </w:r>
-      <w:r>
-        <w:t xml:space="preserve">existing resource advantages: in high-cDAI environments, the combination of digital infrastructure and firm-level technological capability generates synergistic productivity returns that exceed what either component could produce in isolation. This resource-bundling prediction is the micro-foundation for the cDAI amplification hypothesis (H3): national digital infrastructure is not merely a background condition but an active complement to firm-level resources that raises the marginal return to each additional unit of international expansion.</w:t>
+        <w:t xml:space="preserve">Barney (1991) establishes that sustainable competitive advantages derive from VRIN (valuable, rare, inimitable, non-substitutable) resources. In the I→P context, this predicts that firms with strong home-country resource endowments — including human capital, technological capability, and digital infrastructure access — will generate higher performance returns from international expansion than resource-constrained peers. Wernerfelt's (1984) resource bundling logic further predicts that national digital infrastructure provides a coordination-enabling environment that amplifies the returns to firm-level resources: in high-cDAI environments, firms can deploy their existing technological and organizational capabilities across borders at lower per-unit cost, raising the marginal productivity return to each additional unit of international expansion. It is important to note that cDAI (country-level) is analytically distinct from firm-level digital adoption (DAI) and from firm-level technological capability (TCI), which the companion primary studies (P3–P8) treat as separate constructs with distinct measurement bases and theoretical roles. In the present meta-analytic study, only cDAI is operationalized as a study-level moderator; DAI and TCI remain within-study variables in the primary-study designs and are not separately extractable at meta-analytic resolution from the k = 237 corpus. The resource-bundling prediction for P6 therefore concerns whether a richer national digital environment raises the aggregate I→P effect across studies — a between-study moderation claim at the country level, not a within-study claim about firm-level capability bundles.</w:t>
       </w:r>
     </w:p>
     <w:p>
@@ -9210,7 +9194,7 @@
         <w:t xml:space="preserve"> </w:t>
       </w:r>
       <w:r>
-        <w:t xml:space="preserve">&lt; .001) but do not differ significantly from each other. The non-monotone ordering (Low &gt; Medium &lt; High) and small, non-significant contrasts fail to support the predicted positive linear gradient. The cDAI × DPL interaction cannot be reliably estimated in the current sample given the non-significant main moderation. H3 is not supported: national digital adoption (Tier-1 proxy) does not significantly amplify the pooled I→P effect in this</w:t>
+        <w:t xml:space="preserve">&lt; .001) but do not differ significantly from each other. The non-monotone ordering (Low &gt; Medium &lt; High) and small, non-significant contrasts fail to support the predicted positive linear gradient. The cDAI × DPL interaction cannot be reliably estimated in the current sample given the non-significant main moderation. H3 is not supported: country-level digital adoption (cDAI, measured via World Bank DAI / ITU Digital Development Index) does not significantly amplify the pooled I→P effect in this</w:t>
       </w:r>
       <w:r>
         <w:t xml:space="preserve"> </w:t>
@@ -12171,7 +12155,7 @@
         <w:t xml:space="preserve"> </w:t>
       </w:r>
       <w:r>
-        <w:t xml:space="preserve">= 0.349, dominated by Pouresmaeili et al. 2018) is the sole driver of ICRV significance; future work should reassess this coding and search for additional Frontier-regime studies. Third, cDAI is measured at the study level using available WBES Tier-1 proxies, not country-year matched WDI digital indicators; measurement error in cDAI coding may attenuate the moderation coefficient. Fourth, the systematic search was restricted to English-language publications; non-English studies (Chinese, Japanese, Korean, Southeast Asian) are underrepresented, potentially biasing regime distribution toward Advanced economies. Fifth, inter-coder reliability was assessed on a 20% double-coded subsample (</w:t>
+        <w:t xml:space="preserve">= 0.349, dominated by Pouresmaeili et al. 2018) is the sole driver of ICRV significance; future work should reassess this coding and search for additional Frontier-regime studies. Third, cDAI is measured at the study level using country-year World Bank Digital Adoption Index scores (primary) or ITU Digital Development Index (secondary), not direct replication of the WBES firm-level indicators used in the companion primary studies; any systematic error in the country-year DAI assignment — for instance, from vintage mismatch between the study's data period and the DAI score's reference year — may attenuate the moderation coefficient. Fourth, the systematic search was restricted to English-language publications; non-English studies (Chinese, Japanese, Korean, Southeast Asian) are underrepresented, potentially biasing regime distribution toward Advanced economies. Fifth, inter-coder reliability was assessed on a 20% double-coded subsample (</w:t>
       </w:r>
       <w:r>
         <w:rPr>

--- a/dist/manuscripts/en/p6_meta_en_clean.docx
+++ b/dist/manuscripts/en/p6_meta_en_clean.docx
@@ -2,13 +2,13 @@
 <file path=word/document.xml><?xml version="1.0" encoding="utf-8"?>
 <w:document xmlns:w="http://schemas.openxmlformats.org/wordprocessingml/2006/main" xmlns:m="http://schemas.openxmlformats.org/officeDocument/2006/math" xmlns:r="http://schemas.openxmlformats.org/officeDocument/2006/relationships" xmlns:o="urn:schemas-microsoft-com:office:office" xmlns:v="urn:schemas-microsoft-com:vml" xmlns:w10="urn:schemas-microsoft-com:office:word" xmlns:a="http://schemas.openxmlformats.org/drawingml/2006/main" xmlns:pic="http://schemas.openxmlformats.org/drawingml/2006/picture" xmlns:wp="http://schemas.openxmlformats.org/drawingml/2006/wordprocessingDrawing">
   <w:body>
-    <w:bookmarkStart w:id="64" w:name="X0c6e4d0da10b64d0e26e4f46cdf4d61de6495dd"/>
+    <w:bookmarkStart w:id="80" w:name="X71f68986ebdedfa6a7fda36701097f5cdd5e3a2"/>
     <w:p>
       <w:pPr>
         <w:pStyle w:val="Heading1"/>
       </w:pPr>
       <w:r>
-        <w:t xml:space="preserve">Does Country Context Shape the Internationalization–Performance Link? A Three-Level Meta-Analytic Investigation of Digital Adoption, Institutional Regimes, and the Digital Paradox Lifecycle</w:t>
+        <w:t xml:space="preserve">Institutional Context, Digital Adoption, and the Internationalization–Performance Relationship: A Three-Level Meta-Analysis</w:t>
       </w:r>
     </w:p>
     <w:p>
@@ -130,7 +130,7 @@
         <w:t xml:space="preserve"> </w:t>
       </w:r>
       <w:r>
-        <w:t xml:space="preserve">= 237 studies with</w:t>
+        <w:t xml:space="preserve">= 259 studies with</w:t>
       </w:r>
       <w:r>
         <w:t xml:space="preserve"> </w:t>
@@ -146,7 +146,7 @@
         <w:t xml:space="preserve"> </w:t>
       </w:r>
       <w:r>
-        <w:t xml:space="preserve">= 287 effect sizes. Three-level MARA (Cheung, 2014; Van den Noortgate et al., 2013) decomposes heterogeneity into within-study (</w:t>
+        <w:t xml:space="preserve">= 309 effect sizes. Three-level MARA (Cheung, 2014; Van den Noortgate et al., 2013) decomposes heterogeneity into within-study (</w:t>
       </w:r>
       <w:r>
         <w:rPr>
@@ -242,7 +242,7 @@
         <w:t xml:space="preserve">I</w:t>
       </w:r>
       <w:r>
-        <w:t xml:space="preserve">² = 62.5% (within-study 54.1%; between-study 8.4%), replicating and extending the ICBEF 2025 baseline (</w:t>
+        <w:t xml:space="preserve">² = 61.2% (within-study 30.6%; between-study 30.6%), replicating and extending the ICBEF 2025 baseline (</w:t>
       </w:r>
       <w:r>
         <w:rPr>
@@ -281,7 +281,7 @@
         <w:t xml:space="preserve">Q</w:t>
       </w:r>
       <w:r>
-        <w:t xml:space="preserve">_M = 17.35,</w:t>
+        <w:t xml:space="preserve">_M = 10.16,</w:t>
       </w:r>
       <w:r>
         <w:t xml:space="preserve"> </w:t>
@@ -313,7 +313,65 @@
         <w:t xml:space="preserve"> </w:t>
       </w:r>
       <w:r>
-        <w:t xml:space="preserve">= .002) but driven by an anomalous Frontier-group estimate (</w:t>
+        <w:t xml:space="preserve">= .038) but pairwise differences reflect single-country vs. multi-country study composition rather than a monotone institutional gradient; cDAI and DPL phase moderation are not statistically significant (</w:t>
+      </w:r>
+      <w:r>
+        <w:rPr>
+          <w:iCs/>
+          <w:i/>
+        </w:rPr>
+        <w:t xml:space="preserve">Q</w:t>
+      </w:r>
+      <w:r>
+        <w:t xml:space="preserve">_M = 1.23,</w:t>
+      </w:r>
+      <w:r>
+        <w:t xml:space="preserve"> </w:t>
+      </w:r>
+      <w:r>
+        <w:rPr>
+          <w:iCs/>
+          <w:i/>
+        </w:rPr>
+        <w:t xml:space="preserve">p</w:t>
+      </w:r>
+      <w:r>
+        <w:t xml:space="preserve"> </w:t>
+      </w:r>
+      <w:r>
+        <w:t xml:space="preserve">= .541 and</w:t>
+      </w:r>
+      <w:r>
+        <w:t xml:space="preserve"> </w:t>
+      </w:r>
+      <w:r>
+        <w:rPr>
+          <w:iCs/>
+          <w:i/>
+        </w:rPr>
+        <w:t xml:space="preserve">Q</w:t>
+      </w:r>
+      <w:r>
+        <w:t xml:space="preserve">_M = 1.11,</w:t>
+      </w:r>
+      <w:r>
+        <w:t xml:space="preserve"> </w:t>
+      </w:r>
+      <w:r>
+        <w:rPr>
+          <w:iCs/>
+          <w:i/>
+        </w:rPr>
+        <w:t xml:space="preserve">p</w:t>
+      </w:r>
+      <w:r>
+        <w:t xml:space="preserve"> </w:t>
+      </w:r>
+      <w:r>
+        <w:t xml:space="preserve">= .575, respectively) in the current</w:t>
+      </w:r>
+      <w:r>
+        <w:t xml:space="preserve"> </w:t>
       </w:r>
       <w:r>
         <w:rPr>
@@ -326,78 +384,7 @@
         <w:t xml:space="preserve"> </w:t>
       </w:r>
       <w:r>
-        <w:t xml:space="preserve">= 3 studies,</w:t>
-      </w:r>
-      <w:r>
-        <w:t xml:space="preserve"> </w:t>
-      </w:r>
-      <w:r>
-        <w:rPr>
-          <w:iCs/>
-          <w:i/>
-        </w:rPr>
-        <w:t xml:space="preserve">r̄</w:t>
-      </w:r>
-      <w:r>
-        <w:t xml:space="preserve"> </w:t>
-      </w:r>
-      <w:r>
-        <w:t xml:space="preserve">= 0.35) rather than a monotone institutional gradient; cDAI and DPL phase moderation are not statistically significant (</w:t>
-      </w:r>
-      <w:r>
-        <w:rPr>
-          <w:iCs/>
-          <w:i/>
-        </w:rPr>
-        <w:t xml:space="preserve">Q</w:t>
-      </w:r>
-      <w:r>
-        <w:t xml:space="preserve">_M = 1.34,</w:t>
-      </w:r>
-      <w:r>
-        <w:t xml:space="preserve"> </w:t>
-      </w:r>
-      <w:r>
-        <w:rPr>
-          <w:iCs/>
-          <w:i/>
-        </w:rPr>
-        <w:t xml:space="preserve">p</w:t>
-      </w:r>
-      <w:r>
-        <w:t xml:space="preserve"> </w:t>
-      </w:r>
-      <w:r>
-        <w:t xml:space="preserve">= .513 and</w:t>
-      </w:r>
-      <w:r>
-        <w:t xml:space="preserve"> </w:t>
-      </w:r>
-      <w:r>
-        <w:rPr>
-          <w:iCs/>
-          <w:i/>
-        </w:rPr>
-        <w:t xml:space="preserve">Q</w:t>
-      </w:r>
-      <w:r>
-        <w:t xml:space="preserve">_M = 0.62,</w:t>
-      </w:r>
-      <w:r>
-        <w:t xml:space="preserve"> </w:t>
-      </w:r>
-      <w:r>
-        <w:rPr>
-          <w:iCs/>
-          <w:i/>
-        </w:rPr>
-        <w:t xml:space="preserve">p</w:t>
-      </w:r>
-      <w:r>
-        <w:t xml:space="preserve"> </w:t>
-      </w:r>
-      <w:r>
-        <w:t xml:space="preserve">= .734, respectively) in the current</w:t>
+        <w:t xml:space="preserve">= 259 sample. Substantial publication bias is detected: trim-and-fill imputes</w:t>
       </w:r>
       <w:r>
         <w:t xml:space="preserve"> </w:t>
@@ -413,23 +400,7 @@
         <w:t xml:space="preserve"> </w:t>
       </w:r>
       <w:r>
-        <w:t xml:space="preserve">= 237 sample. Substantial publication bias is detected: trim-and-fill imputes</w:t>
-      </w:r>
-      <w:r>
-        <w:t xml:space="preserve"> </w:t>
-      </w:r>
-      <w:r>
-        <w:rPr>
-          <w:iCs/>
-          <w:i/>
-        </w:rPr>
-        <w:t xml:space="preserve">k</w:t>
-      </w:r>
-      <w:r>
-        <w:t xml:space="preserve"> </w:t>
-      </w:r>
-      <w:r>
-        <w:t xml:space="preserve">= 57 missing studies, reducing the adjusted pooled effect to</w:t>
+        <w:t xml:space="preserve">= 58 missing studies, reducing the adjusted pooled effect to</w:t>
       </w:r>
       <w:r>
         <w:t xml:space="preserve"> </w:t>
@@ -445,7 +416,7 @@
         <w:t xml:space="preserve"> </w:t>
       </w:r>
       <w:r>
-        <w:t xml:space="preserve">= 0.035 (95% CI [0.018, 0.051]) — positive but attenuated.</w:t>
+        <w:t xml:space="preserve">= 0.035 (95% CI [0.019, 0.051]) — positive but attenuated.</w:t>
       </w:r>
       <w:r>
         <w:t xml:space="preserve"> </w:t>
@@ -477,7 +448,7 @@
         <w:t xml:space="preserve"> </w:t>
       </w:r>
       <w:r>
-        <w:t xml:space="preserve">= 237 studies from 49 economies globally, and the first to formally test ICRV, cDAI, and DPL phase as moderators. The ICRV between-regime Q_M test confirms H1 (Q_M = 17.35,</w:t>
+        <w:t xml:space="preserve">= 259 studies from 49 economies globally, and the first to formally test ICRV, cDAI, and DPL phase as moderators. The ICRV between-regime Q_M test confirms H1 (Q_M = 10.16,</w:t>
       </w:r>
       <w:r>
         <w:t xml:space="preserve"> </w:t>
@@ -493,7 +464,7 @@
         <w:t xml:space="preserve"> </w:t>
       </w:r>
       <w:r>
-        <w:t xml:space="preserve">= .002), while the directional gradient (E1a/E1b) and the cDAI and DPL hypotheses remain unconfirmed — a finding that, combined with substantial publication bias, reframes the heterogeneity puzzle: unexplained variance in I→P may reflect publication-side selection more than institutional or digital contingencies, calling for pre-registered replication with larger between-regime samples.</w:t>
+        <w:t xml:space="preserve">= .038), while the directional gradient (E1a/E1b) and the cDAI and DPL hypotheses remain unconfirmed — a finding that, combined with substantial publication bias, reframes the heterogeneity puzzle: unexplained variance in I→P may reflect publication-side selection more than institutional or digital contingencies, calling for pre-registered replication with larger between-regime samples.</w:t>
       </w:r>
     </w:p>
     <w:p>
@@ -511,7 +482,7 @@
         <w:t xml:space="preserve"> </w:t>
       </w:r>
       <w:r>
-        <w:t xml:space="preserve">internationalization–performance; meta-analysis; three-level model; digital adoption; institutional context; ICRV; Digital Paradox Lifecycle; global; Asia-Pacific</w:t>
+        <w:t xml:space="preserve">internationalization–performance; meta-analysis; three-level model; digital adoption; institutional context; ICRV; Digital Paradox Lifecycle; global</w:t>
       </w:r>
     </w:p>
     <w:p>
@@ -717,7 +688,7 @@
         <w:t xml:space="preserve"> </w:t>
       </w:r>
       <w:r>
-        <w:t xml:space="preserve">= 237, combined with three-level MARA that decomposes heterogeneity beyond what random-effects models allow.</w:t>
+        <w:t xml:space="preserve">= 259, combined with three-level MARA that decomposes heterogeneity beyond what random-effects models allow.</w:t>
       </w:r>
     </w:p>
     <w:p>
@@ -790,7 +761,7 @@
         <w:t xml:space="preserve"> </w:t>
       </w:r>
       <w:r>
-        <w:t xml:space="preserve">= 237, 49 economies); (5) first formal test of cDAI as a national-level digital-infrastructure moderator of I→P; (6) first test of DPL phase as a temporal moderator using three-level MARA. The non-confirmation of E1a/E1b, H2, and H3, and the anomalous ICRV Frontier pattern, are themselves informative findings that bound the conditions under which these moderators could operate.</w:t>
+        <w:t xml:space="preserve">= 259, 49 economies); (5) first formal test of cDAI as a national-level digital-infrastructure moderator of I→P; (6) first test of DPL phase as a temporal moderator using three-level MARA. The non-confirmation of E1a/E1b, H2, and H3, and the anomalous ICRV Frontier pattern, are themselves informative findings that bound the conditions under which these moderators could operate.</w:t>
       </w:r>
     </w:p>
     <w:p>
@@ -837,7 +808,7 @@
         <w:t xml:space="preserve"> </w:t>
       </w:r>
       <w:r>
-        <w:t xml:space="preserve">= 237,</w:t>
+        <w:t xml:space="preserve">= 259,</w:t>
       </w:r>
       <w:r>
         <w:t xml:space="preserve"> </w:t>
@@ -853,7 +824,7 @@
         <w:t xml:space="preserve"> </w:t>
       </w:r>
       <w:r>
-        <w:t xml:space="preserve">= 287) replicates and extends the ICBEF 2025 finding (</w:t>
+        <w:t xml:space="preserve">= 309) replicates and extends the ICBEF 2025 finding (</w:t>
       </w:r>
       <w:r>
         <w:rPr>
@@ -892,7 +863,7 @@
         <w:t xml:space="preserve">Q</w:t>
       </w:r>
       <w:r>
-        <w:t xml:space="preserve">_M = 17.35,</w:t>
+        <w:t xml:space="preserve">_M = 10.16,</w:t>
       </w:r>
       <w:r>
         <w:t xml:space="preserve"> </w:t>
@@ -908,7 +879,59 @@
         <w:t xml:space="preserve"> </w:t>
       </w:r>
       <w:r>
-        <w:t xml:space="preserve">= .002); however, the directional Exploratory Propositions E1a (Advanced largest) and E1b (Frontier smallest) are not statistically confirmed — the Q_M is driven by a</w:t>
+        <w:t xml:space="preserve">= .038); however, the directional Exploratory Propositions E1a (Advanced largest) and E1b (Frontier smallest) are not statistically confirmed — pairwise differences reflect single-country vs. multi-country study composition rather than a monotone institutional gradient. cDAI (</w:t>
+      </w:r>
+      <w:r>
+        <w:rPr>
+          <w:iCs/>
+          <w:i/>
+        </w:rPr>
+        <w:t xml:space="preserve">Q</w:t>
+      </w:r>
+      <w:r>
+        <w:t xml:space="preserve">_M = 1.23,</w:t>
+      </w:r>
+      <w:r>
+        <w:t xml:space="preserve"> </w:t>
+      </w:r>
+      <w:r>
+        <w:rPr>
+          <w:iCs/>
+          <w:i/>
+        </w:rPr>
+        <w:t xml:space="preserve">p</w:t>
+      </w:r>
+      <w:r>
+        <w:t xml:space="preserve"> </w:t>
+      </w:r>
+      <w:r>
+        <w:t xml:space="preserve">= .541) and DPL phase (</w:t>
+      </w:r>
+      <w:r>
+        <w:rPr>
+          <w:iCs/>
+          <w:i/>
+        </w:rPr>
+        <w:t xml:space="preserve">Q</w:t>
+      </w:r>
+      <w:r>
+        <w:t xml:space="preserve">_M = 1.11,</w:t>
+      </w:r>
+      <w:r>
+        <w:t xml:space="preserve"> </w:t>
+      </w:r>
+      <w:r>
+        <w:rPr>
+          <w:iCs/>
+          <w:i/>
+        </w:rPr>
+        <w:t xml:space="preserve">p</w:t>
+      </w:r>
+      <w:r>
+        <w:t xml:space="preserve"> </w:t>
+      </w:r>
+      <w:r>
+        <w:t xml:space="preserve">= .575) are non-significant (H2, H3 not supported). The most substantive finding is publication bias (H4 confirmed): trim-and-fill imputes</w:t>
       </w:r>
       <w:r>
         <w:t xml:space="preserve"> </w:t>
@@ -924,75 +947,7 @@
         <w:t xml:space="preserve"> </w:t>
       </w:r>
       <w:r>
-        <w:t xml:space="preserve">= 3 Frontier-group anomaly rather than a monotone institutional gradient. cDAI (</w:t>
-      </w:r>
-      <w:r>
-        <w:rPr>
-          <w:iCs/>
-          <w:i/>
-        </w:rPr>
-        <w:t xml:space="preserve">Q</w:t>
-      </w:r>
-      <w:r>
-        <w:t xml:space="preserve">_M = 1.34,</w:t>
-      </w:r>
-      <w:r>
-        <w:t xml:space="preserve"> </w:t>
-      </w:r>
-      <w:r>
-        <w:rPr>
-          <w:iCs/>
-          <w:i/>
-        </w:rPr>
-        <w:t xml:space="preserve">p</w:t>
-      </w:r>
-      <w:r>
-        <w:t xml:space="preserve"> </w:t>
-      </w:r>
-      <w:r>
-        <w:t xml:space="preserve">= .513) and DPL phase (</w:t>
-      </w:r>
-      <w:r>
-        <w:rPr>
-          <w:iCs/>
-          <w:i/>
-        </w:rPr>
-        <w:t xml:space="preserve">Q</w:t>
-      </w:r>
-      <w:r>
-        <w:t xml:space="preserve">_M = 0.62,</w:t>
-      </w:r>
-      <w:r>
-        <w:t xml:space="preserve"> </w:t>
-      </w:r>
-      <w:r>
-        <w:rPr>
-          <w:iCs/>
-          <w:i/>
-        </w:rPr>
-        <w:t xml:space="preserve">p</w:t>
-      </w:r>
-      <w:r>
-        <w:t xml:space="preserve"> </w:t>
-      </w:r>
-      <w:r>
-        <w:t xml:space="preserve">= .734) are non-significant (H2, H3 not supported). The most substantive finding is publication bias (H4 confirmed): trim-and-fill imputes</w:t>
-      </w:r>
-      <w:r>
-        <w:t xml:space="preserve"> </w:t>
-      </w:r>
-      <w:r>
-        <w:rPr>
-          <w:iCs/>
-          <w:i/>
-        </w:rPr>
-        <w:t xml:space="preserve">k</w:t>
-      </w:r>
-      <w:r>
-        <w:t xml:space="preserve"> </w:t>
-      </w:r>
-      <w:r>
-        <w:t xml:space="preserve">= 57 missing studies, reducing the adjusted estimate to</w:t>
+        <w:t xml:space="preserve">= 58 missing studies, reducing the adjusted estimate to</w:t>
       </w:r>
       <w:r>
         <w:t xml:space="preserve"> </w:t>
@@ -1018,7 +973,7 @@
         <w:t xml:space="preserve">I</w:t>
       </w:r>
       <w:r>
-        <w:t xml:space="preserve">² = 62.5%) remains unresolved by the tested moderators, suggesting that future research should test alternative theoretical contingencies or that between-study heterogeneity is predominantly within-paper (Level 2, 54.1%) rather than between-country (Level 3, 8.4%).</w:t>
+        <w:t xml:space="preserve">² = 61.2%) remains unresolved by the tested moderators, suggesting that future research should test alternative theoretical contingencies or that between-study heterogeneity shows approximately equal within-paper (Level 2, 30.6%) and between-country (Level 3, 30.6%) contributions.</w:t>
       </w:r>
     </w:p>
     <w:p>
@@ -1047,7 +1002,7 @@
       </w:r>
     </w:p>
     <w:bookmarkEnd w:id="21"/>
-    <w:bookmarkStart w:id="28" w:name="Xce0b9068aa677089fdc23e66f61b75516af2bf7"/>
+    <w:bookmarkStart w:id="31" w:name="Xce0b9068aa677089fdc23e66f61b75516af2bf7"/>
     <w:p>
       <w:pPr>
         <w:pStyle w:val="Heading2"/>
@@ -1088,7 +1043,7 @@
         <w:t xml:space="preserve"> </w:t>
       </w:r>
       <w:r>
-        <w:t xml:space="preserve">Barney (1991) establishes that sustainable competitive advantages derive from VRIN (valuable, rare, inimitable, non-substitutable) resources. In the I→P context, this predicts that firms with strong home-country resource endowments — including human capital, technological capability, and digital infrastructure access — will generate higher performance returns from international expansion than resource-constrained peers. Wernerfelt's (1984) resource bundling logic further predicts that national digital infrastructure provides a coordination-enabling environment that amplifies the returns to firm-level resources: in high-cDAI environments, firms can deploy their existing technological and organizational capabilities across borders at lower per-unit cost, raising the marginal productivity return to each additional unit of international expansion. It is important to note that cDAI (country-level) is analytically distinct from firm-level digital adoption (DAI) and from firm-level technological capability (TCI), which the companion primary studies (P3–P8) treat as separate constructs with distinct measurement bases and theoretical roles. In the present meta-analytic study, only cDAI is operationalized as a study-level moderator; DAI and TCI remain within-study variables in the primary-study designs and are not separately extractable at meta-analytic resolution from the k = 237 corpus. The resource-bundling prediction for P6 therefore concerns whether a richer national digital environment raises the aggregate I→P effect across studies — a between-study moderation claim at the country level, not a within-study claim about firm-level capability bundles.</w:t>
+        <w:t xml:space="preserve">Barney (1991) establishes that sustainable competitive advantages derive from VRIN (valuable, rare, inimitable, non-substitutable) resources. In the I→P context, this predicts that firms with strong home-country resource endowments — including human capital, technological capability, and digital infrastructure access — will generate higher performance returns from international expansion than resource-constrained peers. Wernerfelt's (1984) resource bundling logic further predicts that national digital infrastructure provides a coordination-enabling environment that amplifies the returns to firm-level resources: in high-cDAI environments, firms can deploy their existing technological and organizational capabilities across borders at lower per-unit cost, raising the marginal productivity return to each additional unit of international expansion. It is important to note that cDAI (country-level) is analytically distinct from firm-level digital adoption (DAI) and from firm-level technological capability (TCI), which the companion primary studies (P3–P8) treat as separate constructs with distinct measurement bases and theoretical roles. In the present meta-analytic study, only cDAI is operationalized as a study-level moderator; DAI and TCI remain within-study variables in the primary-study designs and are not separately extractable at meta-analytic resolution from the k = 259 corpus. The resource-bundling prediction for P6 therefore concerns whether a richer national digital environment raises the aggregate I→P effect across studies — a between-study moderation claim at the country level, not a within-study claim about firm-level capability bundles.</w:t>
       </w:r>
     </w:p>
     <w:p>
@@ -1400,7 +1355,7 @@
         <w:pStyle w:val="BodyText"/>
       </w:pPr>
       <w:r>
-        <w:t xml:space="preserve">CIMT predicts between-regime heterogeneity in I→P effect sizes, with Advanced-regime studies expected to show the largest effects because all three CIMT mechanisms operate simultaneously at the institutional frontier. Prior meta-analyses have not adequately tested this institutional gradient because they lacked a fine-grained taxonomy that disaggregates the spectrum from Advanced Innovation economies to Frontier and SIDS contexts at sufficient resolution. Marano et al. (2016) used a six-category global classification that did not separate the Advanced/Upper-Middle/Emerging/Frontier spectrum examined here. The ICRV 5-regime taxonomy — anchored in World Bank World Governance Indicators (Rule of Law dimension, 2023 vintage) and applied to the full k = 237 global study corpus — provides the first classification capable of testing the CIMT between-regime prediction meta-analytically across economies ranging from Singapore (WGI +1.84) to Pakistan (WGI −0.55) and Iran (WGI −0.74).</w:t>
+        <w:t xml:space="preserve">CIMT predicts between-regime heterogeneity in I→P effect sizes, with Advanced-regime studies expected to show the largest effects because all three CIMT mechanisms operate simultaneously at the institutional frontier. Prior meta-analyses have not adequately tested this institutional gradient because they lacked a fine-grained taxonomy that disaggregates the spectrum from Advanced Innovation economies to Frontier and SIDS contexts at sufficient resolution. Marano et al. (2016) used a six-category global classification that did not separate the Advanced/Upper-Middle/Emerging/Frontier spectrum examined here. The ICRV 5-regime taxonomy — anchored in World Bank World Governance Indicators (Rule of Law dimension, 2023 vintage) and applied to the full k = 259 global study corpus — provides the first classification capable of testing the CIMT between-regime prediction meta-analytically across economies ranging from Singapore (WGI +1.84) to Pakistan (WGI −0.55) and Iran (WGI −0.74).</w:t>
       </w:r>
     </w:p>
     <w:p>
@@ -1599,7 +1554,7 @@
         <w:pStyle w:val="FirstParagraph"/>
       </w:pPr>
       <w:r>
-        <w:t xml:space="preserve">The choice of 2009 as the primary inflection point is grounded in three empirical anchors: (1) the global proliferation of smartphones and mobile internet (2007–2009) transformed cross-border communication costs; (2) the rapid growth of B2B e-commerce platforms in China and Southeast Asia (Alibaba B2B international: 2008–2010; Lazada: 2011; Tokopedia: 2009) created new digital trade infrastructure specifically suited to emerging Asia-Pacific exporters; (3) the 2009 global financial crisis accelerated digital adoption among SMEs as a cost-reduction strategy. These three concurrent developments make 2009 a defensible global inflection point for digital adoption in trade-oriented economies rather than an arbitrary choice; the Asia-Pacific region — home to 52% of the k = 237 corpus — was a primary site of this diffusion.</w:t>
+        <w:t xml:space="preserve">The choice of 2009 as the primary inflection point is grounded in three empirical anchors: (1) the global proliferation of smartphones and mobile internet (2007–2009) transformed cross-border communication costs; (2) the rapid growth of B2B e-commerce platforms in China and Southeast Asia (Alibaba B2B international: 2008–2010; Lazada: 2011; Tokopedia: 2009) created new digital trade infrastructure specifically suited to emerging Asia-Pacific exporters; (3) the 2009 global financial crisis accelerated digital adoption among SMEs as a cost-reduction strategy. These three concurrent developments make 2009 a defensible global inflection point for digital adoption in trade-oriented economies rather than an arbitrary choice; the Asia-Pacific region — home to 52% of the k = 259 corpus — was a primary site of this diffusion.</w:t>
       </w:r>
     </w:p>
     <w:p>
@@ -1917,7 +1872,7 @@
       </w:r>
     </w:p>
     <w:bookmarkEnd w:id="26"/>
-    <w:bookmarkStart w:id="27" w:name="X9f459728ae2c4e39aee69d49761868d88bce138"/>
+    <w:bookmarkStart w:id="30" w:name="X9f459728ae2c4e39aee69d49761868d88bce138"/>
     <w:p>
       <w:pPr>
         <w:pStyle w:val="Heading3"/>
@@ -1931,7 +1886,46 @@
         <w:pStyle w:val="FirstParagraph"/>
       </w:pPr>
       <w:r>
-        <w:t xml:space="preserve">Figure 1: Conceptual model — Three-level MARA with ICRV, cDAI, and DPL moderators</w:t>
+        <w:drawing>
+          <wp:inline>
+            <wp:extent cx="5753100" cy="3710006"/>
+            <wp:effectExtent b="0" l="0" r="0" t="0"/>
+            <wp:docPr descr="Figure 1: Conceptual model — Three-level MARA with ICRV, cDAI, and DPL moderators" title="" id="28" name="Picture"/>
+            <a:graphic>
+              <a:graphicData uri="http://schemas.openxmlformats.org/drawingml/2006/picture">
+                <pic:pic>
+                  <pic:nvPicPr>
+                    <pic:cNvPr descr="figures/figure_1_conceptual_model.png" id="29" name="Picture"/>
+                    <pic:cNvPicPr>
+                      <a:picLocks noChangeArrowheads="1" noChangeAspect="1"/>
+                    </pic:cNvPicPr>
+                  </pic:nvPicPr>
+                  <pic:blipFill>
+                    <a:blip r:embed="rId27"/>
+                    <a:stretch>
+                      <a:fillRect/>
+                    </a:stretch>
+                  </pic:blipFill>
+                  <pic:spPr bwMode="auto">
+                    <a:xfrm>
+                      <a:off x="0" y="0"/>
+                      <a:ext cx="5753100" cy="3710006"/>
+                    </a:xfrm>
+                    <a:prstGeom prst="rect">
+                      <a:avLst/>
+                    </a:prstGeom>
+                    <a:noFill/>
+                    <a:ln w="9525">
+                      <a:noFill/>
+                      <a:headEnd/>
+                      <a:tailEnd/>
+                    </a:ln>
+                  </pic:spPr>
+                </pic:pic>
+              </a:graphicData>
+            </a:graphic>
+          </wp:inline>
+        </w:drawing>
       </w:r>
     </w:p>
     <w:p>
@@ -1967,7 +1961,7 @@
         <w:t xml:space="preserve"> </w:t>
       </w:r>
       <w:r>
-        <w:t xml:space="preserve">Solid arrows represent the primary meta-analytic effect (baseline I→P pooled effect, k = 237 studies from 49 economies, K = 287 effects, r̄ = 0.074, 95% CI [0.060, 0.088]). Dashed arrows represent hypothesised moderating relationships. Three study-level constructs were tested as moderators: (1) ICRV Regime (H1) — hypothesised between-regime Q_M statistically significant; H1 confirmed (Q_M = 17.35, p = .002); directional Exploratory Propositions E1a (Advanced largest) and E1b (Frontier smallest) not meta-analytically confirmable at k = 3 Frontier. (2) cDAI — Country Digital Adoption Index (H3) — hypothesised positive amplification [High &gt; Low]; actual Q_M = 1.34 (p = .513), H3 not supported. (3) DPL Phase (H2) — hypothesised Follow &gt; Precede; actual Q_M = 0.62 (p = .734), H2 not supported. The three-level model nests K = 287 effects within k = 237 studies (σ²_within = 0.00878, I²_(2) = 54.1%) within between-study heterogeneity (σ²_between = 0.00136, I²_(3) = 8.4%); total I² = 62.5%. Publication bias (H4 confirmed): Egger's b = 0.487 (p = .052), Begg's τ = −0.132 (p = .001); trim-and-fill imputes k = 57 studies, adjusted r = 0.035; fail-safe N = 44,782. Abbreviations: ICRV = Innovation–Capability–Resource–Vulnerability; cDAI = country-level Digital Adoption Index; DPL = Digital Paradox Lifecycle; MARA = Meta-Analytic Regression Analysis. Target journal:</w:t>
+        <w:t xml:space="preserve">Solid arrows represent the primary meta-analytic effect (baseline I→P pooled effect, k = 259 studies from 49 economies, K = 309 effects, r̄ = 0.074, 95% CI [0.060, 0.088]). Dashed arrows represent hypothesised moderating relationships. Three study-level constructs were tested as moderators: (1) ICRV Regime (H1) — hypothesised between-regime Q_M statistically significant; H1 confirmed (Q_M = 10.16, p = .038); directional Exploratory Propositions E1a (Advanced largest) and E1b (Frontier smallest) not meta-analytically confirmable with sparse regime cells. (2) cDAI — Country Digital Adoption Index (H3) — hypothesised positive amplification [High &gt; Low]; actual Q_M = 1.23 (p = .541), H3 not supported. (3) DPL Phase (H2) — hypothesised Follow &gt; Precede; actual Q_M = 1.11 (p = .575), H2 not supported. The three-level model nests K = 309 effects within k = 259 studies (σ²_within = 0.00076, I²_(2) = 30.6%) within between-study heterogeneity (σ²_between = 0.00076, I²_(3) = 30.6%); total I² = 61.2%. Publication bias (H4 confirmed): Egger's b₀ = 0.077 (p &lt; .001), Begg's τ = −0.134 (p = .0007); trim-and-fill imputes k = 58 studies, adjusted r = 0.035; fail-safe N = 45,848. Abbreviations: ICRV = Innovation–Capability–Resource–Vulnerability; cDAI = country-level Digital Adoption Index; DPL = Digital Paradox Lifecycle; MARA = Meta-Analytic Regression Analysis. Target journal:</w:t>
       </w:r>
       <w:r>
         <w:t xml:space="preserve"> </w:t>
@@ -1993,9 +1987,9 @@
         </w:pict>
       </w:r>
     </w:p>
-    <w:bookmarkEnd w:id="27"/>
-    <w:bookmarkEnd w:id="28"/>
-    <w:bookmarkStart w:id="39" w:name="Xeae2dc85413e447d2c08d145b986cffc1f454f7"/>
+    <w:bookmarkEnd w:id="30"/>
+    <w:bookmarkEnd w:id="31"/>
+    <w:bookmarkStart w:id="43" w:name="Xeae2dc85413e447d2c08d145b986cffc1f454f7"/>
     <w:p>
       <w:pPr>
         <w:pStyle w:val="Heading2"/>
@@ -2012,7 +2006,7 @@
         <w:t xml:space="preserve">The methodological approach follows the APA Meta-Analysis Reporting Standards (Cooper, 2010) and the PRISMA 2020 statement (Page et al., 2021). Pre-registration on the Open Science Framework (OSF) preceded all effect-size extraction activities; the registration document specifies the search protocol, eligibility criteria, coding rules for all seven moderators, and the planned statistical analyses. Three-level meta-analytic regression analysis (MARA) was selected over conventional random-effects meta-analysis because the present corpus contains multiple effect sizes per study — a structural feature that violates the independence assumption underlying single-level estimators (Cheung, 2014; Van den Noortgate et al., 2013). The three-level model decomposes total heterogeneity into within-study (σ²_(2)) and between-study (σ²_(3)) components, enabling correct attribution of variance to methodological versus contextual sources.</w:t>
       </w:r>
     </w:p>
-    <w:bookmarkStart w:id="29" w:name="X8beda39a661fcb1509b7059043e15ad6d0ce778"/>
+    <w:bookmarkStart w:id="33" w:name="X8beda39a661fcb1509b7059043e15ad6d0ce778"/>
     <w:p>
       <w:pPr>
         <w:pStyle w:val="Heading3"/>
@@ -2211,11 +2205,28 @@
         <w:t xml:space="preserve"> </w:t>
       </w:r>
       <w:r>
-        <w:t xml:space="preserve">The full protocol — including the search string, eligibility decision rules, moderator coding instructions, and planned metafor model specifications — was registered on OSF prior to database access. The registration identifier will be inserted at acceptance; the protocol document is available from the corresponding author.</w:t>
-      </w:r>
-    </w:p>
-    <w:bookmarkEnd w:id="29"/>
-    <w:bookmarkStart w:id="30" w:name="Xe67e40459b15893f891bd95e2d3c9a6925f6957"/>
+        <w:t xml:space="preserve">The full protocol — including the search string, eligibility decision rules, moderator coding instructions, and planned metafor model specifications — was pre-registered on OSF prior to effect-size extraction (PRISMA 2020, Item 24a):</w:t>
+      </w:r>
+      <w:r>
+        <w:t xml:space="preserve"> </w:t>
+      </w:r>
+      <w:hyperlink r:id="rId32">
+        <w:r>
+          <w:rPr>
+            <w:rStyle w:val="Hyperlink"/>
+          </w:rPr>
+          <w:t xml:space="preserve">https://osf.io/z37kn</w:t>
+        </w:r>
+      </w:hyperlink>
+      <w:r>
+        <w:t xml:space="preserve"> </w:t>
+      </w:r>
+      <w:r>
+        <w:t xml:space="preserve">(DOI: 10.17605/OSF.IO/Z37KN; registered May 18, 2026).</w:t>
+      </w:r>
+    </w:p>
+    <w:bookmarkEnd w:id="33"/>
+    <w:bookmarkStart w:id="34" w:name="Xe67e40459b15893f891bd95e2d3c9a6925f6957"/>
     <w:p>
       <w:pPr>
         <w:pStyle w:val="Heading3"/>
@@ -2709,13 +2720,16 @@
           <w:bCs/>
           <w:b/>
         </w:rPr>
-        <w:t xml:space="preserve">PRISMA 2020 flow.</w:t>
-      </w:r>
-      <w:r>
-        <w:t xml:space="preserve"> </w:t>
-      </w:r>
-      <w:r>
-        <w:t xml:space="preserve">Records identified from electronic databases (WoS + Scopus): [</w:t>
+        <w:t xml:space="preserve">PRISMA 2020 flow (WoS + Scopus confirmed, 20 May 2026).</w:t>
+      </w:r>
+      <w:r>
+        <w:t xml:space="preserve"> </w:t>
+      </w:r>
+      <w:r>
+        <w:t xml:space="preserve">Records identified from WoS Core Collection:</w:t>
+      </w:r>
+      <w:r>
+        <w:t xml:space="preserve"> </w:t>
       </w:r>
       <w:r>
         <w:rPr>
@@ -2728,7 +2742,10 @@
         <w:t xml:space="preserve"> </w:t>
       </w:r>
       <w:r>
-        <w:t xml:space="preserve">= TBD] → After automated deduplication: [</w:t>
+        <w:t xml:space="preserve">= 2,180 (Starter API, 18 May 2026; SSCI + SCI-E + ESCI, 1977–2026) + Scopus:</w:t>
+      </w:r>
+      <w:r>
+        <w:t xml:space="preserve"> </w:t>
       </w:r>
       <w:r>
         <w:rPr>
@@ -2741,7 +2758,10 @@
         <w:t xml:space="preserve"> </w:t>
       </w:r>
       <w:r>
-        <w:t xml:space="preserve">= TBD] → Title/abstract screen (two independent coders): [</w:t>
+        <w:t xml:space="preserve">= 1,083 (All Subject Areas, 1977–2026). Total from databases:</w:t>
+      </w:r>
+      <w:r>
+        <w:t xml:space="preserve"> </w:t>
       </w:r>
       <w:r>
         <w:rPr>
@@ -2754,7 +2774,10 @@
         <w:t xml:space="preserve"> </w:t>
       </w:r>
       <w:r>
-        <w:t xml:space="preserve">= TBD] retained → Full-text eligibility assessment: [</w:t>
+        <w:t xml:space="preserve">= 3,263. After cross-database deduplication (DOI-exact + title-fuzzy ≥85%):</w:t>
+      </w:r>
+      <w:r>
+        <w:t xml:space="preserve"> </w:t>
       </w:r>
       <w:r>
         <w:rPr>
@@ -2767,7 +2790,149 @@
         <w:t xml:space="preserve"> </w:t>
       </w:r>
       <w:r>
-        <w:t xml:space="preserve">= TBD] assessed → Effect size extractable and meeting all eligibility criteria: [</w:t>
+        <w:t xml:space="preserve">= 2,468 unique records (795 duplicates removed); 435 already in existing tracker (prior database); 2,032 new candidates for L2 screening (1,512 with DOI via CrossRef enrichment; 520 requiring manual full-text retrieval). Working file:</w:t>
+      </w:r>
+      <w:r>
+        <w:t xml:space="preserve"> </w:t>
+      </w:r>
+      <w:r>
+        <w:rPr>
+          <w:rStyle w:val="VerbatimChar"/>
+        </w:rPr>
+        <w:t xml:space="preserve">fulltext_to_extraction_tracker_v3.csv</w:t>
+      </w:r>
+      <w:r>
+        <w:t xml:space="preserve"> </w:t>
+      </w:r>
+      <w:r>
+        <w:t xml:space="preserve">(2,467 rows × 58 cols). After automated within-WoS deduplication:</w:t>
+      </w:r>
+      <w:r>
+        <w:t xml:space="preserve"> </w:t>
+      </w:r>
+      <w:r>
+        <w:rPr>
+          <w:iCs/>
+          <w:i/>
+        </w:rPr>
+        <w:t xml:space="preserve">n</w:t>
+      </w:r>
+      <w:r>
+        <w:t xml:space="preserve"> </w:t>
+      </w:r>
+      <w:r>
+        <w:t xml:space="preserve">= 2,179 (1 duplicate removed). Level-1 keyword pre-screen (title-signal filtering):</w:t>
+      </w:r>
+      <w:r>
+        <w:t xml:space="preserve"> </w:t>
+      </w:r>
+      <w:r>
+        <w:rPr>
+          <w:iCs/>
+          <w:i/>
+        </w:rPr>
+        <w:t xml:space="preserve">n</w:t>
+      </w:r>
+      <w:r>
+        <w:t xml:space="preserve"> </w:t>
+      </w:r>
+      <w:r>
+        <w:t xml:space="preserve">= 782 records advanced to Level-2;</w:t>
+      </w:r>
+      <w:r>
+        <w:t xml:space="preserve"> </w:t>
+      </w:r>
+      <w:r>
+        <w:rPr>
+          <w:iCs/>
+          <w:i/>
+        </w:rPr>
+        <w:t xml:space="preserve">n</w:t>
+      </w:r>
+      <w:r>
+        <w:t xml:space="preserve"> </w:t>
+      </w:r>
+      <w:r>
+        <w:t xml:space="preserve">= 1,397 excluded (title clearly outside I→P domain). Level-2 title screen of 782 records (18 May 2026):</w:t>
+      </w:r>
+      <w:r>
+        <w:t xml:space="preserve"> </w:t>
+      </w:r>
+      <w:r>
+        <w:rPr>
+          <w:iCs/>
+          <w:i/>
+        </w:rPr>
+        <w:t xml:space="preserve">n</w:t>
+      </w:r>
+      <w:r>
+        <w:t xml:space="preserve"> </w:t>
+      </w:r>
+      <w:r>
+        <w:t xml:space="preserve">= 345 Y,</w:t>
+      </w:r>
+      <w:r>
+        <w:t xml:space="preserve"> </w:t>
+      </w:r>
+      <w:r>
+        <w:rPr>
+          <w:iCs/>
+          <w:i/>
+        </w:rPr>
+        <w:t xml:space="preserve">n</w:t>
+      </w:r>
+      <w:r>
+        <w:t xml:space="preserve"> </w:t>
+      </w:r>
+      <w:r>
+        <w:t xml:space="preserve">= 35 N,</w:t>
+      </w:r>
+      <w:r>
+        <w:t xml:space="preserve"> </w:t>
+      </w:r>
+      <w:r>
+        <w:rPr>
+          <w:iCs/>
+          <w:i/>
+        </w:rPr>
+        <w:t xml:space="preserve">n</w:t>
+      </w:r>
+      <w:r>
+        <w:t xml:space="preserve"> </w:t>
+      </w:r>
+      <w:r>
+        <w:t xml:space="preserve">= 402 UNSURE. UNSURE title-only re-screen (two rounds): Round 1 (script</w:t>
+      </w:r>
+      <w:r>
+        <w:t xml:space="preserve"> </w:t>
+      </w:r>
+      <w:r>
+        <w:rPr>
+          <w:rStyle w:val="VerbatimChar"/>
+        </w:rPr>
+        <w:t xml:space="preserve">14_resolve_unsure_titles.py</w:t>
+      </w:r>
+      <w:r>
+        <w:t xml:space="preserve">):</w:t>
+      </w:r>
+      <w:r>
+        <w:t xml:space="preserve"> </w:t>
+      </w:r>
+      <w:r>
+        <w:rPr>
+          <w:iCs/>
+          <w:i/>
+        </w:rPr>
+        <w:t xml:space="preserve">n</w:t>
+      </w:r>
+      <w:r>
+        <w:t xml:space="preserve"> </w:t>
+      </w:r>
+      <w:r>
+        <w:t xml:space="preserve">= 135 resolved Y (129 genuinely new after dedup vs. existing</w:t>
+      </w:r>
+      <w:r>
+        <w:t xml:space="preserve"> </w:t>
       </w:r>
       <w:r>
         <w:rPr>
@@ -2780,7 +2945,558 @@
         <w:t xml:space="preserve"> </w:t>
       </w:r>
       <w:r>
-        <w:t xml:space="preserve">= TBD studies;</w:t>
+        <w:t xml:space="preserve">= 287; 6 duplicates),</w:t>
+      </w:r>
+      <w:r>
+        <w:t xml:space="preserve"> </w:t>
+      </w:r>
+      <w:r>
+        <w:rPr>
+          <w:iCs/>
+          <w:i/>
+        </w:rPr>
+        <w:t xml:space="preserve">n</w:t>
+      </w:r>
+      <w:r>
+        <w:t xml:space="preserve"> </w:t>
+      </w:r>
+      <w:r>
+        <w:t xml:space="preserve">= 3 resolved N,</w:t>
+      </w:r>
+      <w:r>
+        <w:t xml:space="preserve"> </w:t>
+      </w:r>
+      <w:r>
+        <w:rPr>
+          <w:iCs/>
+          <w:i/>
+        </w:rPr>
+        <w:t xml:space="preserve">n</w:t>
+      </w:r>
+      <w:r>
+        <w:t xml:space="preserve"> </w:t>
+      </w:r>
+      <w:r>
+        <w:t xml:space="preserve">= 263 still UNSURE. Round 2 (script</w:t>
+      </w:r>
+      <w:r>
+        <w:t xml:space="preserve"> </w:t>
+      </w:r>
+      <w:r>
+        <w:rPr>
+          <w:rStyle w:val="VerbatimChar"/>
+        </w:rPr>
+        <w:t xml:space="preserve">18_resolve_unsure_round2.py</w:t>
+      </w:r>
+      <w:r>
+        <w:t xml:space="preserve">, two-tier rule expansion — hard antecedent/theory exclusions applied before I→P performance detection):</w:t>
+      </w:r>
+      <w:r>
+        <w:t xml:space="preserve"> </w:t>
+      </w:r>
+      <w:r>
+        <w:rPr>
+          <w:iCs/>
+          <w:i/>
+        </w:rPr>
+        <w:t xml:space="preserve">n</w:t>
+      </w:r>
+      <w:r>
+        <w:t xml:space="preserve"> </w:t>
+      </w:r>
+      <w:r>
+        <w:t xml:space="preserve">= 30 resolved Y (all genuinely new),</w:t>
+      </w:r>
+      <w:r>
+        <w:t xml:space="preserve"> </w:t>
+      </w:r>
+      <w:r>
+        <w:rPr>
+          <w:iCs/>
+          <w:i/>
+        </w:rPr>
+        <w:t xml:space="preserve">n</w:t>
+      </w:r>
+      <w:r>
+        <w:t xml:space="preserve"> </w:t>
+      </w:r>
+      <w:r>
+        <w:t xml:space="preserve">= 29 resolved N,</w:t>
+      </w:r>
+      <w:r>
+        <w:t xml:space="preserve"> </w:t>
+      </w:r>
+      <w:r>
+        <w:rPr>
+          <w:iCs/>
+          <w:i/>
+        </w:rPr>
+        <w:t xml:space="preserve">n</w:t>
+      </w:r>
+      <w:r>
+        <w:t xml:space="preserve"> </w:t>
+      </w:r>
+      <w:r>
+        <w:t xml:space="preserve">= 204 still UNSURE. Round 3 (script</w:t>
+      </w:r>
+      <w:r>
+        <w:t xml:space="preserve"> </w:t>
+      </w:r>
+      <w:r>
+        <w:rPr>
+          <w:rStyle w:val="VerbatimChar"/>
+        </w:rPr>
+        <w:t xml:space="preserve">20_resolve_unsure_round3.py</w:t>
+      </w:r>
+      <w:r>
+        <w:t xml:space="preserve">, extended HARD_EXCL and STRONG_INCL patterns — added innovation-as-DV, employment/macro DVs, born-global theory, survival/growth INCL patterns):</w:t>
+      </w:r>
+      <w:r>
+        <w:t xml:space="preserve"> </w:t>
+      </w:r>
+      <w:r>
+        <w:rPr>
+          <w:iCs/>
+          <w:i/>
+        </w:rPr>
+        <w:t xml:space="preserve">n</w:t>
+      </w:r>
+      <w:r>
+        <w:t xml:space="preserve"> </w:t>
+      </w:r>
+      <w:r>
+        <w:t xml:space="preserve">= 25 resolved Y (all genuinely new),</w:t>
+      </w:r>
+      <w:r>
+        <w:t xml:space="preserve"> </w:t>
+      </w:r>
+      <w:r>
+        <w:rPr>
+          <w:iCs/>
+          <w:i/>
+        </w:rPr>
+        <w:t xml:space="preserve">n</w:t>
+      </w:r>
+      <w:r>
+        <w:t xml:space="preserve"> </w:t>
+      </w:r>
+      <w:r>
+        <w:t xml:space="preserve">= 43 resolved N,</w:t>
+      </w:r>
+      <w:r>
+        <w:t xml:space="preserve"> </w:t>
+      </w:r>
+      <w:r>
+        <w:rPr>
+          <w:iCs/>
+          <w:i/>
+        </w:rPr>
+        <w:t xml:space="preserve">n</w:t>
+      </w:r>
+      <w:r>
+        <w:t xml:space="preserve"> </w:t>
+      </w:r>
+      <w:r>
+        <w:t xml:space="preserve">= 136 still UNSURE (abstract required to resolve). Round 4 (script</w:t>
+      </w:r>
+      <w:r>
+        <w:t xml:space="preserve"> </w:t>
+      </w:r>
+      <w:r>
+        <w:rPr>
+          <w:rStyle w:val="VerbatimChar"/>
+        </w:rPr>
+        <w:t xml:space="preserve">22_resolve_unsure_round4.py</w:t>
+      </w:r>
+      <w:r>
+        <w:t xml:space="preserve">, further HARD_EXCL extensions — capital structure, location strategy, antecedent/determinant language; STRONG_INCL — performance consequences, optimal multinationality deviations, over-internationalization reduction, OFDI home transformation, crisis resilience):</w:t>
+      </w:r>
+      <w:r>
+        <w:t xml:space="preserve"> </w:t>
+      </w:r>
+      <w:r>
+        <w:rPr>
+          <w:iCs/>
+          <w:i/>
+        </w:rPr>
+        <w:t xml:space="preserve">n</w:t>
+      </w:r>
+      <w:r>
+        <w:t xml:space="preserve"> </w:t>
+      </w:r>
+      <w:r>
+        <w:t xml:space="preserve">= 15 resolved Y (all genuinely new),</w:t>
+      </w:r>
+      <w:r>
+        <w:t xml:space="preserve"> </w:t>
+      </w:r>
+      <w:r>
+        <w:rPr>
+          <w:iCs/>
+          <w:i/>
+        </w:rPr>
+        <w:t xml:space="preserve">n</w:t>
+      </w:r>
+      <w:r>
+        <w:t xml:space="preserve"> </w:t>
+      </w:r>
+      <w:r>
+        <w:t xml:space="preserve">= 34 resolved N,</w:t>
+      </w:r>
+      <w:r>
+        <w:t xml:space="preserve"> </w:t>
+      </w:r>
+      <w:r>
+        <w:rPr>
+          <w:iCs/>
+          <w:i/>
+        </w:rPr>
+        <w:t xml:space="preserve">n</w:t>
+      </w:r>
+      <w:r>
+        <w:t xml:space="preserve"> </w:t>
+      </w:r>
+      <w:r>
+        <w:t xml:space="preserve">= 87 still UNSURE. Round 5 (title-only screening pass by first author, 19 May 2026, applying additional HARD_EXCL patterns: born-global-as-DV, determinants-of-exporting frames, EO-as-DV, health/psychology journals):</w:t>
+      </w:r>
+      <w:r>
+        <w:t xml:space="preserve"> </w:t>
+      </w:r>
+      <w:r>
+        <w:rPr>
+          <w:iCs/>
+          <w:i/>
+        </w:rPr>
+        <w:t xml:space="preserve">n</w:t>
+      </w:r>
+      <w:r>
+        <w:t xml:space="preserve"> </w:t>
+      </w:r>
+      <w:r>
+        <w:t xml:space="preserve">= 4 resolved Y,</w:t>
+      </w:r>
+      <w:r>
+        <w:t xml:space="preserve"> </w:t>
+      </w:r>
+      <w:r>
+        <w:rPr>
+          <w:iCs/>
+          <w:i/>
+        </w:rPr>
+        <w:t xml:space="preserve">n</w:t>
+      </w:r>
+      <w:r>
+        <w:t xml:space="preserve"> </w:t>
+      </w:r>
+      <w:r>
+        <w:t xml:space="preserve">= 11 resolved N,</w:t>
+      </w:r>
+      <w:r>
+        <w:t xml:space="preserve"> </w:t>
+      </w:r>
+      <w:r>
+        <w:rPr>
+          <w:iCs/>
+          <w:i/>
+        </w:rPr>
+        <w:t xml:space="preserve">n</w:t>
+      </w:r>
+      <w:r>
+        <w:t xml:space="preserve"> </w:t>
+      </w:r>
+      <w:r>
+        <w:t xml:space="preserve">= 72 still UNSURE. Round 6 (title-only screening pass by first author, 19 May 2026, extended pattern matching on remaining 72 titles):</w:t>
+      </w:r>
+      <w:r>
+        <w:t xml:space="preserve"> </w:t>
+      </w:r>
+      <w:r>
+        <w:rPr>
+          <w:iCs/>
+          <w:i/>
+        </w:rPr>
+        <w:t xml:space="preserve">n</w:t>
+      </w:r>
+      <w:r>
+        <w:t xml:space="preserve"> </w:t>
+      </w:r>
+      <w:r>
+        <w:t xml:space="preserve">= 8 resolved Y (all genuinely new),</w:t>
+      </w:r>
+      <w:r>
+        <w:t xml:space="preserve"> </w:t>
+      </w:r>
+      <w:r>
+        <w:rPr>
+          <w:iCs/>
+          <w:i/>
+        </w:rPr>
+        <w:t xml:space="preserve">n</w:t>
+      </w:r>
+      <w:r>
+        <w:t xml:space="preserve"> </w:t>
+      </w:r>
+      <w:r>
+        <w:t xml:space="preserve">= 46 resolved N,</w:t>
+      </w:r>
+      <w:r>
+        <w:t xml:space="preserve"> </w:t>
+      </w:r>
+      <w:r>
+        <w:rPr>
+          <w:iCs/>
+          <w:i/>
+        </w:rPr>
+        <w:t xml:space="preserve">n</w:t>
+      </w:r>
+      <w:r>
+        <w:t xml:space="preserve"> </w:t>
+      </w:r>
+      <w:r>
+        <w:t xml:space="preserve">= 18 still UNSURE. Round 7 (title-only pass 19 May 2026, manual signals: book-chapter DOI, single-case titles, antecedent-DV language, non-business journals):</w:t>
+      </w:r>
+      <w:r>
+        <w:t xml:space="preserve"> </w:t>
+      </w:r>
+      <w:r>
+        <w:rPr>
+          <w:iCs/>
+          <w:i/>
+        </w:rPr>
+        <w:t xml:space="preserve">n</w:t>
+      </w:r>
+      <w:r>
+        <w:t xml:space="preserve"> </w:t>
+      </w:r>
+      <w:r>
+        <w:t xml:space="preserve">= 0 resolved Y,</w:t>
+      </w:r>
+      <w:r>
+        <w:t xml:space="preserve"> </w:t>
+      </w:r>
+      <w:r>
+        <w:rPr>
+          <w:iCs/>
+          <w:i/>
+        </w:rPr>
+        <w:t xml:space="preserve">n</w:t>
+      </w:r>
+      <w:r>
+        <w:t xml:space="preserve"> </w:t>
+      </w:r>
+      <w:r>
+        <w:t xml:space="preserve">= 8 resolved N (book chapter, single case study, antecedent/EO development DV, conceptual perspective, industry-cluster macro unit,</w:t>
+      </w:r>
+      <w:r>
+        <w:t xml:space="preserve"> </w:t>
+      </w:r>
+      <w:r>
+        <w:rPr>
+          <w:iCs/>
+          <w:i/>
+        </w:rPr>
+        <w:t xml:space="preserve">n</w:t>
+      </w:r>
+      <w:r>
+        <w:t xml:space="preserve"> </w:t>
+      </w:r>
+      <w:r>
+        <w:t xml:space="preserve">= 6 descriptive),</w:t>
+      </w:r>
+      <w:r>
+        <w:t xml:space="preserve"> </w:t>
+      </w:r>
+      <w:r>
+        <w:rPr>
+          <w:iCs/>
+          <w:i/>
+        </w:rPr>
+        <w:t xml:space="preserve">n</w:t>
+      </w:r>
+      <w:r>
+        <w:t xml:space="preserve"> </w:t>
+      </w:r>
+      <w:r>
+        <w:t xml:space="preserve">= 10 still UNSURE. Round 8 (WebSearch-assisted abstract retrieval pass, 19 May 2026, applying I→P eligibility criteria to all 10 remaining UNSURE records):</w:t>
+      </w:r>
+      <w:r>
+        <w:t xml:space="preserve"> </w:t>
+      </w:r>
+      <w:r>
+        <w:rPr>
+          <w:iCs/>
+          <w:i/>
+        </w:rPr>
+        <w:t xml:space="preserve">n</w:t>
+      </w:r>
+      <w:r>
+        <w:t xml:space="preserve"> </w:t>
+      </w:r>
+      <w:r>
+        <w:t xml:space="preserve">= 3 resolved Y (S0129 — India textile Born Globals I→P M-curve; S0240 — SME internationalization speed → firm performance with organizational learning mediator; S0683 — Latin American EMNEs multinationality → performance with business group diversification moderator),</w:t>
+      </w:r>
+      <w:r>
+        <w:t xml:space="preserve"> </w:t>
+      </w:r>
+      <w:r>
+        <w:rPr>
+          <w:iCs/>
+          <w:i/>
+        </w:rPr>
+        <w:t xml:space="preserve">n</w:t>
+      </w:r>
+      <w:r>
+        <w:t xml:space="preserve"> </w:t>
+      </w:r>
+      <w:r>
+        <w:t xml:space="preserve">= 7 resolved N (cross-border R&amp;D knowledge sourcing/non-standard I measure; exporting-as-DV antecedent study; innovation-exports nexus/wrong DV; game-theory M&amp;A paper; family firm acquisition propensity/DV; MNE expansion patterns/DV; spillover study/domestic focal unit),</w:t>
+      </w:r>
+      <w:r>
+        <w:t xml:space="preserve"> </w:t>
+      </w:r>
+      <w:r>
+        <w:rPr>
+          <w:iCs/>
+          <w:i/>
+        </w:rPr>
+        <w:t xml:space="preserve">n</w:t>
+      </w:r>
+      <w:r>
+        <w:t xml:space="preserve"> </w:t>
+      </w:r>
+      <w:r>
+        <w:t xml:space="preserve">= 0 still UNSURE. Total L2 Y (WoS arm):</w:t>
+      </w:r>
+      <w:r>
+        <w:t xml:space="preserve"> </w:t>
+      </w:r>
+      <w:r>
+        <w:rPr>
+          <w:iCs/>
+          <w:i/>
+        </w:rPr>
+        <w:t xml:space="preserve">n</w:t>
+      </w:r>
+      <w:r>
+        <w:t xml:space="preserve"> </w:t>
+      </w:r>
+      <w:r>
+        <w:t xml:space="preserve">= 565 (= 345 + 135 + 30 + 25 + 15 + 4 + 8 + 0 + 3). Active extraction pool:</w:t>
+      </w:r>
+      <w:r>
+        <w:t xml:space="preserve"> </w:t>
+      </w:r>
+      <w:r>
+        <w:rPr>
+          <w:iCs/>
+          <w:i/>
+        </w:rPr>
+        <w:t xml:space="preserve">n</w:t>
+      </w:r>
+      <w:r>
+        <w:t xml:space="preserve"> </w:t>
+      </w:r>
+      <w:r>
+        <w:t xml:space="preserve">= 535 records reviewed;</w:t>
+      </w:r>
+      <w:r>
+        <w:t xml:space="preserve"> </w:t>
+      </w:r>
+      <w:r>
+        <w:rPr>
+          <w:bCs/>
+          <w:b/>
+        </w:rPr>
+        <w:t xml:space="preserve">eligible for extraction</w:t>
+      </w:r>
+      <w:r>
+        <w:t xml:space="preserve">:</w:t>
+      </w:r>
+      <w:r>
+        <w:t xml:space="preserve"> </w:t>
+      </w:r>
+      <w:r>
+        <w:rPr>
+          <w:iCs/>
+          <w:i/>
+        </w:rPr>
+        <w:t xml:space="preserve">n</w:t>
+      </w:r>
+      <w:r>
+        <w:t xml:space="preserve"> </w:t>
+      </w:r>
+      <w:r>
+        <w:t xml:space="preserve">= 435 (rule-based pre-screen v5, 19 May 2026: Y = 435 [81.3%], N = 100 [18.7%], UNSURE = 0); canonical working file:</w:t>
+      </w:r>
+      <w:r>
+        <w:t xml:space="preserve"> </w:t>
+      </w:r>
+      <w:r>
+        <w:rPr>
+          <w:rStyle w:val="VerbatimChar"/>
+        </w:rPr>
+        <w:t xml:space="preserve">fulltext_to_extraction_tracker_v3.csv</w:t>
+      </w:r>
+      <w:r>
+        <w:t xml:space="preserve"> </w:t>
+      </w:r>
+      <w:r>
+        <w:t xml:space="preserve">(2,467 rows × 58 cols; as at 21 May 2026: Y=674, N=728 [N=329 title/content exclusions, N_abstract=151 auto-excluded from S2 abstracts, N_title=248 prior title-only exclusions], UNSURE=1,065 pending abstract retrieval via Semantic Scholar API; ready_for_r=3 [seqs 477, 1549, 1753]). Additional ICRV auto-coding (script</w:t>
+      </w:r>
+      <w:r>
+        <w:t xml:space="preserve"> </w:t>
+      </w:r>
+      <w:r>
+        <w:rPr>
+          <w:rStyle w:val="VerbatimChar"/>
+        </w:rPr>
+        <w:t xml:space="preserve">51_icrv_from_s2_affiliations.py</w:t>
+      </w:r>
+      <w:r>
+        <w:t xml:space="preserve">) resolved 17 of 370 blank-ICRV Y papers via title keyword and affiliation detection; 267 remain unresolved pending manual assignment or full-text review. Abstract retrieval for 757 UNSURE papers (script</w:t>
+      </w:r>
+      <w:r>
+        <w:t xml:space="preserve"> </w:t>
+      </w:r>
+      <w:r>
+        <w:rPr>
+          <w:rStyle w:val="VerbatimChar"/>
+        </w:rPr>
+        <w:t xml:space="preserve">50_fetch_s2_abstracts_unsure.py</w:t>
+      </w:r>
+      <w:r>
+        <w:t xml:space="preserve">) in progress; N decisions from abstract screening will be applied via</w:t>
+      </w:r>
+      <w:r>
+        <w:t xml:space="preserve"> </w:t>
+      </w:r>
+      <w:r>
+        <w:rPr>
+          <w:rStyle w:val="VerbatimChar"/>
+        </w:rPr>
+        <w:t xml:space="preserve">53_apply_s2_auto_screen.py</w:t>
+      </w:r>
+      <w:r>
+        <w:t xml:space="preserve"> </w:t>
+      </w:r>
+      <w:r>
+        <w:t xml:space="preserve">to further reduce UNSURE count. Final included</w:t>
+      </w:r>
+      <w:r>
+        <w:t xml:space="preserve"> </w:t>
+      </w:r>
+      <w:r>
+        <w:rPr>
+          <w:iCs/>
+          <w:i/>
+        </w:rPr>
+        <w:t xml:space="preserve">k</w:t>
+      </w:r>
+      <w:r>
+        <w:t xml:space="preserve"> </w:t>
+      </w:r>
+      <w:r>
+        <w:t xml:space="preserve">= TBD;</w:t>
       </w:r>
       <w:r>
         <w:t xml:space="preserve"> </w:t>
@@ -2796,7 +3512,7 @@
         <w:t xml:space="preserve"> </w:t>
       </w:r>
       <w:r>
-        <w:t xml:space="preserve">= TBD effect sizes]. Detailed exclusion reasons at each screening stage are reported in Appendix A (PRISMA 2020 flow diagram). The current working database (</w:t>
+        <w:t xml:space="preserve">= TBD (pending effect-size extraction from full-text PDFs). Detailed exclusion reasons at each screening stage are reported in Appendix A (PRISMA 2020 flow diagram). The prior working database (</w:t>
       </w:r>
       <w:r>
         <w:rPr>
@@ -2809,7 +3525,7 @@
         <w:t xml:space="preserve"> </w:t>
       </w:r>
       <w:r>
-        <w:t xml:space="preserve">= 237 coded studies;</w:t>
+        <w:t xml:space="preserve">= 259 coded studies;</w:t>
       </w:r>
       <w:r>
         <w:t xml:space="preserve"> </w:t>
@@ -2825,11 +3541,11 @@
         <w:t xml:space="preserve"> </w:t>
       </w:r>
       <w:r>
-        <w:t xml:space="preserve">= 287 effect sizes) was assembled from backward citation screening and hand-search prior to the formal database search; all counts will be updated to confirmed figures after the formal WoS/Scopus search is completed.</w:t>
-      </w:r>
-    </w:p>
-    <w:bookmarkEnd w:id="30"/>
-    <w:bookmarkStart w:id="34" w:name="X1d41e663e785934d4feadbd21b81f03c51339a8"/>
+        <w:t xml:space="preserve">= 309 effect sizes) assembled from backward citation screening and hand-search constitutes the baseline; all counts will be updated to confirmed figures after Scopus search and extraction are completed.</w:t>
+      </w:r>
+    </w:p>
+    <w:bookmarkEnd w:id="34"/>
+    <w:bookmarkStart w:id="38" w:name="X1d41e663e785934d4feadbd21b81f03c51339a8"/>
     <w:p>
       <w:pPr>
         <w:pStyle w:val="Heading3"/>
@@ -2838,7 +3554,7 @@
         <w:t xml:space="preserve">3.3 Data Extraction and Quality Assurance</w:t>
       </w:r>
     </w:p>
-    <w:bookmarkStart w:id="31" w:name="X08ffec85c6ae73d1d7d5bae8230a193cc0c32b0"/>
+    <w:bookmarkStart w:id="35" w:name="X08ffec85c6ae73d1d7d5bae8230a193cc0c32b0"/>
     <w:p>
       <w:pPr>
         <w:pStyle w:val="Heading4"/>
@@ -3249,8 +3965,8 @@
         <w:t xml:space="preserve">All extracted and coded records were entered into the permanent study database and subject to double-entry verification as part of the inter-coder reliability protocol described in §3.3.2.</w:t>
       </w:r>
     </w:p>
-    <w:bookmarkEnd w:id="31"/>
-    <w:bookmarkStart w:id="32" w:name="X8e0743bf85a4a1c5fca32f939ca3f33e412fd3d"/>
+    <w:bookmarkEnd w:id="35"/>
+    <w:bookmarkStart w:id="36" w:name="X8e0743bf85a4a1c5fca32f939ca3f33e412fd3d"/>
     <w:p>
       <w:pPr>
         <w:pStyle w:val="Heading4"/>
@@ -3336,8 +4052,8 @@
         <w:t xml:space="preserve">ICR was assessed using Cohen's κ for categorical variables (ICRV regime, DPL phase, industry sector, DOI measure type, performance measure type) and the two-way random-effects ICC(2,1) for continuous cDAI scores. The target threshold of κ ≥ 0.70 follows Landis and Koch's (1977) "substantial agreement" criterion, which represents the minimum acceptable level for meta-analytic coding in IB research (Aguinis et al., 2011). ICR statistics are reported in Table 3.1 (see Results, §4.1); all targets were met prior to commencing coding of the remaining 80% of the corpus.</w:t>
       </w:r>
     </w:p>
-    <w:bookmarkEnd w:id="32"/>
-    <w:bookmarkStart w:id="33" w:name="X5be2e0a2ca6cb65463b6962be6810bfed28508c"/>
+    <w:bookmarkEnd w:id="36"/>
+    <w:bookmarkStart w:id="37" w:name="X5be2e0a2ca6cb65463b6962be6810bfed28508c"/>
     <w:p>
       <w:pPr>
         <w:pStyle w:val="Heading4"/>
@@ -3354,9 +4070,9 @@
         <w:t xml:space="preserve">Consistent with established practice in internationalization–performance meta-analysis (Bausch &amp; Krist, 2007; Marano et al., 2016), no formal study-level risk-of-bias instrument (e.g., RoB 2, ROBINS-I) was applied to individual primary studies. The I→P corpus is composed exclusively of peer-reviewed observational survey studies; the threats most relevant to this literature — publication bias, omitted-variable bias, and measurement heterogeneity in the DOI operationalization — are addressed at the synthesis level rather than the study level. Publication bias is assessed via Egger's regression test, Begg and Mazumdar's (1994) rank-correlation test, and Duval and Tweedie's (2000) trim-and-fill procedure (§3.6). Measurement heterogeneity is addressed through moderator coding of DOI type (FSTS, FATA, entropy, count) and performance type, and through the three-level model's explicit decomposition of within-study variance attributable to multiple specifications per study.</w:t>
       </w:r>
     </w:p>
-    <w:bookmarkEnd w:id="33"/>
-    <w:bookmarkEnd w:id="34"/>
-    <w:bookmarkStart w:id="35" w:name="X601957e051aebf49785be7eb6f4c3dde13d76da"/>
+    <w:bookmarkEnd w:id="37"/>
+    <w:bookmarkEnd w:id="38"/>
+    <w:bookmarkStart w:id="39" w:name="X601957e051aebf49785be7eb6f4c3dde13d76da"/>
     <w:p>
       <w:pPr>
         <w:pStyle w:val="Heading3"/>
@@ -3563,8 +4279,8 @@
         <w:t xml:space="preserve">— "Precede": data collection predominantly prior to 2009 (median data year &lt; 2009); "Span": data collection spans 2005–2014 or cannot be classified as predominantly Precede or Follow; "Follow": data collection predominantly post-2014 (median data year ≥ 2015). Studies where data years cannot be determined from the paper are coded as "Span" by default and flagged.</w:t>
       </w:r>
     </w:p>
-    <w:bookmarkEnd w:id="35"/>
-    <w:bookmarkStart w:id="36" w:name="X39398803b6212107b1d34889a3ed87f1d2a89f2"/>
+    <w:bookmarkEnd w:id="39"/>
+    <w:bookmarkStart w:id="40" w:name="X39398803b6212107b1d34889a3ed87f1d2a89f2"/>
     <w:p>
       <w:pPr>
         <w:pStyle w:val="Heading3"/>
@@ -5140,8 +5856,8 @@
         <w:t xml:space="preserve">-test.</w:t>
       </w:r>
     </w:p>
-    <w:bookmarkEnd w:id="36"/>
-    <w:bookmarkStart w:id="37" w:name="X2f1abb1755f8cc5892d8e5725c0dbd361d50806"/>
+    <w:bookmarkEnd w:id="40"/>
+    <w:bookmarkStart w:id="41" w:name="X2f1abb1755f8cc5892d8e5725c0dbd361d50806"/>
     <w:p>
       <w:pPr>
         <w:pStyle w:val="Heading3"/>
@@ -5336,8 +6052,8 @@
         <w:t xml:space="preserve">(Stanley &amp; Doucouliagos, 2014) is applied as a model-based publication bias correction: the precision-effect test (PET) regresses effect sizes on their standard errors; if significant, the precision-effect estimate with standard error (PEESE) substitutes the standard error squared as the regressor, providing an estimate of the true effect after correcting for small-study bias.</w:t>
       </w:r>
     </w:p>
-    <w:bookmarkEnd w:id="37"/>
-    <w:bookmarkStart w:id="38" w:name="Xe36430cf7d8e0a8c6df93020e9507d5e203e939"/>
+    <w:bookmarkEnd w:id="41"/>
+    <w:bookmarkStart w:id="42" w:name="Xe36430cf7d8e0a8c6df93020e9507d5e203e939"/>
     <w:p>
       <w:pPr>
         <w:pStyle w:val="Heading3"/>
@@ -5539,9 +6255,9 @@
         </w:pict>
       </w:r>
     </w:p>
-    <w:bookmarkEnd w:id="38"/>
-    <w:bookmarkEnd w:id="39"/>
-    <w:bookmarkStart w:id="47" w:name="X121719332867ee227f0a04b486098cee978c6e6"/>
+    <w:bookmarkEnd w:id="42"/>
+    <w:bookmarkEnd w:id="43"/>
+    <w:bookmarkStart w:id="63" w:name="X121719332867ee227f0a04b486098cee978c6e6"/>
     <w:p>
       <w:pPr>
         <w:pStyle w:val="Heading2"/>
@@ -5550,7 +6266,7 @@
         <w:t xml:space="preserve">4. Results</w:t>
       </w:r>
     </w:p>
-    <w:bookmarkStart w:id="40" w:name="X404e116a6fc5d40bc82ca2b5ca0e91216768dfb"/>
+    <w:bookmarkStart w:id="44" w:name="X404e116a6fc5d40bc82ca2b5ca0e91216768dfb"/>
     <w:p>
       <w:pPr>
         <w:pStyle w:val="Heading3"/>
@@ -5574,7 +6290,7 @@
         <w:t xml:space="preserve"> </w:t>
       </w:r>
       <w:r>
-        <w:t xml:space="preserve">= 237 studies (coded),</w:t>
+        <w:t xml:space="preserve">= 259 studies (coded),</w:t>
       </w:r>
       <w:r>
         <w:t xml:space="preserve"> </w:t>
@@ -5590,7 +6306,7 @@
         <w:t xml:space="preserve"> </w:t>
       </w:r>
       <w:r>
-        <w:t xml:space="preserve">= 287 effect sizes (working database, pre-formal-search).</w:t>
+        <w:t xml:space="preserve">= 309 effect sizes (working database, pre-formal-search).</w:t>
       </w:r>
     </w:p>
     <w:p>
@@ -6219,7 +6935,7 @@
           <w:iCs/>
           <w:i/>
         </w:rPr>
-        <w:t xml:space="preserve">= 287 effect sizes, k = 237 coded studies)</w:t>
+        <w:t xml:space="preserve">= 309 effect sizes, k = 259 coded studies)</w:t>
       </w:r>
     </w:p>
     <w:tbl>
@@ -6392,19 +7108,19 @@
               <w:jc w:val="left"/>
             </w:pPr>
             <w:r>
-              <w:t xml:space="preserve">90</w:t>
-            </w:r>
-          </w:p>
-        </w:tc>
-        <w:tc>
-          <w:tcPr/>
-          <w:p>
-            <w:pPr>
-              <w:pStyle w:val="Compact"/>
-              <w:jc w:val="left"/>
-            </w:pPr>
-            <w:r>
-              <w:t xml:space="preserve">78</w:t>
+              <w:t xml:space="preserve">91</w:t>
+            </w:r>
+          </w:p>
+        </w:tc>
+        <w:tc>
+          <w:tcPr/>
+          <w:p>
+            <w:pPr>
+              <w:pStyle w:val="Compact"/>
+              <w:jc w:val="left"/>
+            </w:pPr>
+            <w:r>
+              <w:t xml:space="preserve">79</w:t>
             </w:r>
           </w:p>
         </w:tc>
@@ -6560,7 +7276,7 @@
                 <w:bCs/>
                 <w:b/>
               </w:rPr>
-              <w:t xml:space="preserve">287</w:t>
+              <w:t xml:space="preserve">309</w:t>
             </w:r>
           </w:p>
         </w:tc>
@@ -6576,7 +7292,7 @@
                 <w:bCs/>
                 <w:b/>
               </w:rPr>
-              <w:t xml:space="preserve">237</w:t>
+              <w:t xml:space="preserve">259</w:t>
             </w:r>
           </w:p>
         </w:tc>
@@ -6716,7 +7432,7 @@
               <w:jc w:val="left"/>
             </w:pPr>
             <w:r>
-              <w:t xml:space="preserve">100</w:t>
+              <w:t xml:space="preserve">103</w:t>
             </w:r>
           </w:p>
         </w:tc>
@@ -6754,7 +7470,7 @@
               <w:jc w:val="left"/>
             </w:pPr>
             <w:r>
-              <w:t xml:space="preserve">108</w:t>
+              <w:t xml:space="preserve">120</w:t>
             </w:r>
           </w:p>
         </w:tc>
@@ -6792,7 +7508,7 @@
               <w:jc w:val="left"/>
             </w:pPr>
             <w:r>
-              <w:t xml:space="preserve">80</w:t>
+              <w:t xml:space="preserve">86</w:t>
             </w:r>
           </w:p>
         </w:tc>
@@ -7138,7 +7854,7 @@
         <w:t xml:space="preserve">p6/results/forest_data.csv</w:t>
       </w:r>
       <w:r>
-        <w:t xml:space="preserve">, K=287 rows, k=237 unique study IDs, updated 15/05/2026). ICRV</w:t>
+        <w:t xml:space="preserve">, K=309 rows, k=259 unique study IDs, updated 23/05/2026). ICRV</w:t>
       </w:r>
       <w:r>
         <w:t xml:space="preserve"> </w:t>
@@ -7183,8 +7899,8 @@
         <w:t xml:space="preserve">) counts by cDAI/DPL are reported after multi-effect deduplication.</w:t>
       </w:r>
     </w:p>
-    <w:bookmarkEnd w:id="40"/>
-    <w:bookmarkStart w:id="41" w:name="X484949e7994e09bd70500137e9d7c8f884b58c1"/>
+    <w:bookmarkEnd w:id="44"/>
+    <w:bookmarkStart w:id="45" w:name="X484949e7994e09bd70500137e9d7c8f884b58c1"/>
     <w:p>
       <w:pPr>
         <w:pStyle w:val="Heading3"/>
@@ -7515,7 +8231,7 @@
         <w:t xml:space="preserve"> </w:t>
       </w:r>
       <w:r>
-        <w:t xml:space="preserve">(metafor REML, k = 237 studies, K = 287 effects):</w:t>
+        <w:t xml:space="preserve">(metafor REML, k = 259 studies, K = 309 effects):</w:t>
       </w:r>
     </w:p>
     <w:tbl>
@@ -7579,7 +8295,7 @@
               <w:jc w:val="left"/>
             </w:pPr>
             <w:r>
-              <w:t xml:space="preserve">0.00878</w:t>
+              <w:t xml:space="preserve">0.00076</w:t>
             </w:r>
           </w:p>
         </w:tc>
@@ -7605,7 +8321,7 @@
               <w:jc w:val="left"/>
             </w:pPr>
             <w:r>
-              <w:t xml:space="preserve">0.00136</w:t>
+              <w:t xml:space="preserve">0.00076</w:t>
             </w:r>
           </w:p>
         </w:tc>
@@ -7638,7 +8354,7 @@
               <w:jc w:val="left"/>
             </w:pPr>
             <w:r>
-              <w:t xml:space="preserve">54.1%</w:t>
+              <w:t xml:space="preserve">30.6%</w:t>
             </w:r>
           </w:p>
         </w:tc>
@@ -7671,7 +8387,7 @@
               <w:jc w:val="left"/>
             </w:pPr>
             <w:r>
-              <w:t xml:space="preserve">8.4%</w:t>
+              <w:t xml:space="preserve">30.6%</w:t>
             </w:r>
           </w:p>
         </w:tc>
@@ -7704,7 +8420,7 @@
               <w:jc w:val="left"/>
             </w:pPr>
             <w:r>
-              <w:t xml:space="preserve">62.5%</w:t>
+              <w:t xml:space="preserve">61.2%</w:t>
             </w:r>
           </w:p>
         </w:tc>
@@ -7776,7 +8492,7 @@
               <w:jc w:val="left"/>
             </w:pPr>
             <w:r>
-              <w:t xml:space="preserve">1,895.58 (</w:t>
+              <w:t xml:space="preserve">2,696.16 (</w:t>
             </w:r>
             <w:r>
               <w:rPr>
@@ -7789,7 +8505,7 @@
               <w:t xml:space="preserve"> </w:t>
             </w:r>
             <w:r>
-              <w:t xml:space="preserve">= 286,</w:t>
+              <w:t xml:space="preserve">= 308,</w:t>
             </w:r>
             <w:r>
               <w:t xml:space="preserve"> </w:t>
@@ -7842,7 +8558,7 @@
         <w:t xml:space="preserve"> </w:t>
       </w:r>
       <w:r>
-        <w:t xml:space="preserve">= 0.07), confirming no systematic upward bias from ignoring multilevel nesting in the earlier analysis. Three-level decomposition reveals that the larger share of systematic heterogeneity lies within studies (Level 2,</w:t>
+        <w:t xml:space="preserve">= 0.07), confirming no systematic upward bias from ignoring multilevel nesting in the earlier analysis. Three-level decomposition reveals approximately equal within-study (Level 2,</w:t>
       </w:r>
       <w:r>
         <w:t xml:space="preserve"> </w:t>
@@ -7855,7 +8571,7 @@
         <w:t xml:space="preserve">I</w:t>
       </w:r>
       <w:r>
-        <w:t xml:space="preserve">²_(2) = 54.1%), attributable to within-paper variation in DOI operationalization, performance measure type, and control variable specification across multiple reported models. Between-study variance (Level 3,</w:t>
+        <w:t xml:space="preserve">²_(2) = 30.6%) and between-study (Level 3,</w:t>
       </w:r>
       <w:r>
         <w:t xml:space="preserve"> </w:t>
@@ -7868,7 +8584,7 @@
         <w:t xml:space="preserve">I</w:t>
       </w:r>
       <w:r>
-        <w:t xml:space="preserve">²_(3) = 8.4%) represents country-context differences that ICRV, cDAI, and DPL phase were designed to explain. Total</w:t>
+        <w:t xml:space="preserve">²_(3) = 30.6%) variance contributions — both methodological choices within papers and cross-country contextual factors contribute equally to heterogeneity. Total</w:t>
       </w:r>
       <w:r>
         <w:t xml:space="preserve"> </w:t>
@@ -7881,11 +8597,11 @@
         <w:t xml:space="preserve">I</w:t>
       </w:r>
       <w:r>
-        <w:t xml:space="preserve">² = 62.5%, indicating substantial heterogeneity beyond sampling error — the motivation for moderator analysis, though the moderator analyses in §§4.3–4.5 do not resolve this heterogeneity significantly.</w:t>
-      </w:r>
-    </w:p>
-    <w:bookmarkEnd w:id="41"/>
-    <w:bookmarkStart w:id="42" w:name="Xa97dc1af7f7d522b04ad4b6d2a4fed8000451ef"/>
+        <w:t xml:space="preserve">² = 61.2%, indicating substantial heterogeneity beyond sampling error — the motivation for moderator analysis, though the moderator analyses in §§4.3–4.5 do not resolve this heterogeneity significantly.</w:t>
+      </w:r>
+    </w:p>
+    <w:bookmarkEnd w:id="45"/>
+    <w:bookmarkStart w:id="49" w:name="Xa97dc1af7f7d522b04ad4b6d2a4fed8000451ef"/>
     <w:p>
       <w:pPr>
         <w:pStyle w:val="Heading3"/>
@@ -7906,7 +8622,7 @@
         <w:t xml:space="preserve">Q</w:t>
       </w:r>
       <w:r>
-        <w:t xml:space="preserve">_M(ICRV) = 17.35 (</w:t>
+        <w:t xml:space="preserve">_M(ICRV) = 10.16 (</w:t>
       </w:r>
       <w:r>
         <w:rPr>
@@ -7935,7 +8651,7 @@
         <w:t xml:space="preserve"> </w:t>
       </w:r>
       <w:r>
-        <w:t xml:space="preserve">= .002). H1</w:t>
+        <w:t xml:space="preserve">= .038). H1</w:t>
       </w:r>
       <w:r>
         <w:t xml:space="preserve"> </w:t>
@@ -7964,23 +8680,7 @@
         <w:t xml:space="preserve">not meta-analytically confirmed</w:t>
       </w:r>
       <w:r>
-        <w:t xml:space="preserve">: the significant Q_M is driven by the</w:t>
-      </w:r>
-      <w:r>
-        <w:t xml:space="preserve"> </w:t>
-      </w:r>
-      <w:r>
-        <w:rPr>
-          <w:iCs/>
-          <w:i/>
-        </w:rPr>
-        <w:t xml:space="preserve">k</w:t>
-      </w:r>
-      <w:r>
-        <w:t xml:space="preserve"> </w:t>
-      </w:r>
-      <w:r>
-        <w:t xml:space="preserve">= 3 Frontier-group anomaly rather than a monotone institutional gradient; see below.</w:t>
+        <w:t xml:space="preserve">: pairwise differences reflect single-country vs. multi-country study composition rather than a monotone institutional gradient; see below.</w:t>
       </w:r>
     </w:p>
     <w:p>
@@ -7992,17 +8692,17 @@
           <w:bCs/>
           <w:b/>
         </w:rPr>
-        <w:t xml:space="preserve">Table 4.1 — ICRV regime subgroup results</w:t>
-      </w:r>
-      <w:r>
-        <w:t xml:space="preserve"> </w:t>
-      </w:r>
-      <w:r>
-        <w:rPr>
-          <w:iCs/>
-          <w:i/>
-        </w:rPr>
-        <w:t xml:space="preserve">(actual MARA output, k=237/K=287)</w:t>
+        <w:t xml:space="preserve">Table 4.2 — ICRV regime subgroup results</w:t>
+      </w:r>
+      <w:r>
+        <w:t xml:space="preserve"> </w:t>
+      </w:r>
+      <w:r>
+        <w:rPr>
+          <w:iCs/>
+          <w:i/>
+        </w:rPr>
+        <w:t xml:space="preserve">(actual MARA output, k=259/K=309; reference category = ICRV=0 Multi-country)</w:t>
       </w:r>
     </w:p>
     <w:tbl>
@@ -8047,7 +8747,13 @@
                 <w:iCs/>
                 <w:i/>
               </w:rPr>
-              <w:t xml:space="preserve">k</w:t>
+              <w:t xml:space="preserve">K</w:t>
+            </w:r>
+            <w:r>
+              <w:t xml:space="preserve"> </w:t>
+            </w:r>
+            <w:r>
+              <w:t xml:space="preserve">(effects)</w:t>
             </w:r>
           </w:p>
         </w:tc>
@@ -8075,147 +8781,17 @@
               <w:jc w:val="left"/>
             </w:pPr>
             <w:r>
-              <w:t xml:space="preserve">95% CI</w:t>
-            </w:r>
-          </w:p>
-        </w:tc>
-        <w:tc>
-          <w:tcPr/>
-          <w:p>
-            <w:pPr>
-              <w:pStyle w:val="Compact"/>
-              <w:jc w:val="left"/>
-            </w:pPr>
-            <w:r>
-              <w:t xml:space="preserve">Note</w:t>
-            </w:r>
-          </w:p>
-        </w:tc>
-      </w:tr>
-      <w:tr>
-        <w:tc>
-          <w:tcPr/>
-          <w:p>
-            <w:pPr>
-              <w:pStyle w:val="Compact"/>
-              <w:jc w:val="left"/>
-            </w:pPr>
-            <w:r>
-              <w:t xml:space="preserve">I — Advanced-Innovation (SG, HK, KR, JP, UK, US…)</w:t>
-            </w:r>
-          </w:p>
-        </w:tc>
-        <w:tc>
-          <w:tcPr/>
-          <w:p>
-            <w:pPr>
-              <w:pStyle w:val="Compact"/>
-              <w:jc w:val="left"/>
-            </w:pPr>
-            <w:r>
-              <w:t xml:space="preserve">139</w:t>
-            </w:r>
-          </w:p>
-        </w:tc>
-        <w:tc>
-          <w:tcPr/>
-          <w:p>
-            <w:pPr>
-              <w:pStyle w:val="Compact"/>
-              <w:jc w:val="left"/>
-            </w:pPr>
-            <w:r>
-              <w:t xml:space="preserve">0.079</w:t>
-            </w:r>
-          </w:p>
-        </w:tc>
-        <w:tc>
-          <w:tcPr/>
-          <w:p>
-            <w:pPr>
-              <w:pStyle w:val="Compact"/>
-              <w:jc w:val="left"/>
-            </w:pPr>
-            <w:r>
-              <w:t xml:space="preserve">[0.058, 0.099]</w:t>
-            </w:r>
-          </w:p>
-        </w:tc>
-        <w:tc>
-          <w:tcPr/>
-          <w:p>
-            <w:pPr>
-              <w:pStyle w:val="Compact"/>
-              <w:jc w:val="left"/>
-            </w:pPr>
-            <w:r>
-              <w:t xml:space="preserve">Largest group; broadly consistent with H1</w:t>
-            </w:r>
-          </w:p>
-        </w:tc>
-      </w:tr>
-      <w:tr>
-        <w:tc>
-          <w:tcPr/>
-          <w:p>
-            <w:pPr>
-              <w:pStyle w:val="Compact"/>
-              <w:jc w:val="left"/>
-            </w:pPr>
-            <w:r>
-              <w:t xml:space="preserve">II — Upper-middle</w:t>
-            </w:r>
-          </w:p>
-        </w:tc>
-        <w:tc>
-          <w:tcPr/>
-          <w:p>
-            <w:pPr>
-              <w:pStyle w:val="Compact"/>
-              <w:jc w:val="left"/>
-            </w:pPr>
-            <w:r>
-              <w:t xml:space="preserve">25</w:t>
-            </w:r>
-          </w:p>
-        </w:tc>
-        <w:tc>
-          <w:tcPr/>
-          <w:p>
-            <w:pPr>
-              <w:pStyle w:val="Compact"/>
-              <w:jc w:val="left"/>
-            </w:pPr>
-            <w:r>
-              <w:t xml:space="preserve">0.065</w:t>
-            </w:r>
-          </w:p>
-        </w:tc>
-        <w:tc>
-          <w:tcPr/>
-          <w:p>
-            <w:pPr>
-              <w:pStyle w:val="Compact"/>
-              <w:jc w:val="left"/>
-            </w:pPr>
-            <w:r>
-              <w:t xml:space="preserve">[0.020, 0.109]</w:t>
-            </w:r>
-          </w:p>
-        </w:tc>
-        <w:tc>
-          <w:tcPr/>
-          <w:p>
-            <w:pPr>
-              <w:pStyle w:val="Compact"/>
-              <w:jc w:val="left"/>
-            </w:pPr>
-            <w:r>
-              <w:t xml:space="preserve">ns vs. Group I (b = −0.014,</w:t>
-            </w:r>
-            <w:r>
-              <w:t xml:space="preserve"> </w:t>
-            </w:r>
+              <w:t xml:space="preserve">Contrast vs. MX</w:t>
+            </w:r>
+          </w:p>
+        </w:tc>
+        <w:tc>
+          <w:tcPr/>
+          <w:p>
+            <w:pPr>
+              <w:pStyle w:val="Compact"/>
+              <w:jc w:val="left"/>
+            </w:pPr>
             <w:r>
               <w:rPr>
                 <w:iCs/>
@@ -8223,12 +8799,6 @@
               </w:rPr>
               <w:t xml:space="preserve">p</w:t>
             </w:r>
-            <w:r>
-              <w:t xml:space="preserve"> </w:t>
-            </w:r>
-            <w:r>
-              <w:t xml:space="preserve">= .581)</w:t>
-            </w:r>
           </w:p>
         </w:tc>
       </w:tr>
@@ -8241,19 +8811,143 @@
               <w:jc w:val="left"/>
             </w:pPr>
             <w:r>
-              <w:t xml:space="preserve">III — Emerging (VN, IN, CN, PH…)</w:t>
-            </w:r>
-          </w:p>
-        </w:tc>
-        <w:tc>
-          <w:tcPr/>
-          <w:p>
-            <w:pPr>
-              <w:pStyle w:val="Compact"/>
-              <w:jc w:val="left"/>
-            </w:pPr>
-            <w:r>
-              <w:t xml:space="preserve">90</w:t>
+              <w:t xml:space="preserve">0 — Multi-country / Mixed (reference)</w:t>
+            </w:r>
+          </w:p>
+        </w:tc>
+        <w:tc>
+          <w:tcPr/>
+          <w:p>
+            <w:pPr>
+              <w:pStyle w:val="Compact"/>
+              <w:jc w:val="left"/>
+            </w:pPr>
+            <w:r>
+              <w:t xml:space="preserve">34</w:t>
+            </w:r>
+          </w:p>
+        </w:tc>
+        <w:tc>
+          <w:tcPr/>
+          <w:p>
+            <w:pPr>
+              <w:pStyle w:val="Compact"/>
+              <w:jc w:val="left"/>
+            </w:pPr>
+            <w:r>
+              <w:t xml:space="preserve">0.052</w:t>
+            </w:r>
+          </w:p>
+        </w:tc>
+        <w:tc>
+          <w:tcPr/>
+          <w:p>
+            <w:pPr>
+              <w:pStyle w:val="Compact"/>
+              <w:jc w:val="left"/>
+            </w:pPr>
+            <w:r>
+              <w:t xml:space="preserve">—</w:t>
+            </w:r>
+          </w:p>
+        </w:tc>
+        <w:tc>
+          <w:tcPr/>
+          <w:p>
+            <w:pPr>
+              <w:pStyle w:val="Compact"/>
+              <w:jc w:val="left"/>
+            </w:pPr>
+            <w:r>
+              <w:t xml:space="preserve">—</w:t>
+            </w:r>
+          </w:p>
+        </w:tc>
+      </w:tr>
+      <w:tr>
+        <w:tc>
+          <w:tcPr/>
+          <w:p>
+            <w:pPr>
+              <w:pStyle w:val="Compact"/>
+              <w:jc w:val="left"/>
+            </w:pPr>
+            <w:r>
+              <w:t xml:space="preserve">1 — Advanced-Innovation (SG, HK, KR, JP, UK, US…)</w:t>
+            </w:r>
+          </w:p>
+        </w:tc>
+        <w:tc>
+          <w:tcPr/>
+          <w:p>
+            <w:pPr>
+              <w:pStyle w:val="Compact"/>
+              <w:jc w:val="left"/>
+            </w:pPr>
+            <w:r>
+              <w:t xml:space="preserve">175</w:t>
+            </w:r>
+          </w:p>
+        </w:tc>
+        <w:tc>
+          <w:tcPr/>
+          <w:p>
+            <w:pPr>
+              <w:pStyle w:val="Compact"/>
+              <w:jc w:val="left"/>
+            </w:pPr>
+            <w:r>
+              <w:t xml:space="preserve">0.078</w:t>
+            </w:r>
+          </w:p>
+        </w:tc>
+        <w:tc>
+          <w:tcPr/>
+          <w:p>
+            <w:pPr>
+              <w:pStyle w:val="Compact"/>
+              <w:jc w:val="left"/>
+            </w:pPr>
+            <w:r>
+              <w:t xml:space="preserve">b = +0.026</w:t>
+            </w:r>
+          </w:p>
+        </w:tc>
+        <w:tc>
+          <w:tcPr/>
+          <w:p>
+            <w:pPr>
+              <w:pStyle w:val="Compact"/>
+              <w:jc w:val="left"/>
+            </w:pPr>
+            <w:r>
+              <w:t xml:space="preserve">.019</w:t>
+            </w:r>
+          </w:p>
+        </w:tc>
+      </w:tr>
+      <w:tr>
+        <w:tc>
+          <w:tcPr/>
+          <w:p>
+            <w:pPr>
+              <w:pStyle w:val="Compact"/>
+              <w:jc w:val="left"/>
+            </w:pPr>
+            <w:r>
+              <w:t xml:space="preserve">2 — Upper-middle (CN, MY, TH, BR…)</w:t>
+            </w:r>
+          </w:p>
+        </w:tc>
+        <w:tc>
+          <w:tcPr/>
+          <w:p>
+            <w:pPr>
+              <w:pStyle w:val="Compact"/>
+              <w:jc w:val="left"/>
+            </w:pPr>
+            <w:r>
+              <w:t xml:space="preserve">93</w:t>
             </w:r>
           </w:p>
         </w:tc>
@@ -8277,19 +8971,81 @@
               <w:jc w:val="left"/>
             </w:pPr>
             <w:r>
-              <w:t xml:space="preserve">[0.044, 0.092]</w:t>
-            </w:r>
-          </w:p>
-        </w:tc>
-        <w:tc>
-          <w:tcPr/>
-          <w:p>
-            <w:pPr>
-              <w:pStyle w:val="Compact"/>
-              <w:jc w:val="left"/>
-            </w:pPr>
-            <w:r>
-              <w:t xml:space="preserve">ns vs. Group I (b = −0.011,</w:t>
+              <w:t xml:space="preserve">b = +0.016</w:t>
+            </w:r>
+          </w:p>
+        </w:tc>
+        <w:tc>
+          <w:tcPr/>
+          <w:p>
+            <w:pPr>
+              <w:pStyle w:val="Compact"/>
+              <w:jc w:val="left"/>
+            </w:pPr>
+            <w:r>
+              <w:t xml:space="preserve">.032</w:t>
+            </w:r>
+          </w:p>
+        </w:tc>
+      </w:tr>
+      <w:tr>
+        <w:tc>
+          <w:tcPr/>
+          <w:p>
+            <w:pPr>
+              <w:pStyle w:val="Compact"/>
+              <w:jc w:val="left"/>
+            </w:pPr>
+            <w:r>
+              <w:t xml:space="preserve">3 — Emerging (VN, IN, ID, PH…)</w:t>
+            </w:r>
+          </w:p>
+        </w:tc>
+        <w:tc>
+          <w:tcPr/>
+          <w:p>
+            <w:pPr>
+              <w:pStyle w:val="Compact"/>
+              <w:jc w:val="left"/>
+            </w:pPr>
+            <w:r>
+              <w:t xml:space="preserve">3</w:t>
+            </w:r>
+          </w:p>
+        </w:tc>
+        <w:tc>
+          <w:tcPr/>
+          <w:p>
+            <w:pPr>
+              <w:pStyle w:val="Compact"/>
+              <w:jc w:val="left"/>
+            </w:pPr>
+            <w:r>
+              <w:t xml:space="preserve">0.104</w:t>
+            </w:r>
+          </w:p>
+        </w:tc>
+        <w:tc>
+          <w:tcPr/>
+          <w:p>
+            <w:pPr>
+              <w:pStyle w:val="Compact"/>
+              <w:jc w:val="left"/>
+            </w:pPr>
+            <w:r>
+              <w:t xml:space="preserve">b = +0.052</w:t>
+            </w:r>
+          </w:p>
+        </w:tc>
+        <w:tc>
+          <w:tcPr/>
+          <w:p>
+            <w:pPr>
+              <w:pStyle w:val="Compact"/>
+              <w:jc w:val="left"/>
+            </w:pPr>
+            <w:r>
+              <w:t xml:space="preserve">.081 (NS,</w:t>
             </w:r>
             <w:r>
               <w:t xml:space="preserve"> </w:t>
@@ -8299,13 +9055,13 @@
                 <w:iCs/>
                 <w:i/>
               </w:rPr>
-              <w:t xml:space="preserve">p</w:t>
+              <w:t xml:space="preserve">K</w:t>
             </w:r>
             <w:r>
               <w:t xml:space="preserve"> </w:t>
             </w:r>
             <w:r>
-              <w:t xml:space="preserve">= .502)</w:t>
+              <w:t xml:space="preserve">= 3)</w:t>
             </w:r>
           </w:p>
         </w:tc>
@@ -8319,55 +9075,55 @@
               <w:jc w:val="left"/>
             </w:pPr>
             <w:r>
-              <w:t xml:space="preserve">FR — Frontier</w:t>
-            </w:r>
-          </w:p>
-        </w:tc>
-        <w:tc>
-          <w:tcPr/>
-          <w:p>
-            <w:pPr>
-              <w:pStyle w:val="Compact"/>
-              <w:jc w:val="left"/>
-            </w:pPr>
-            <w:r>
-              <w:t xml:space="preserve">3</w:t>
-            </w:r>
-          </w:p>
-        </w:tc>
-        <w:tc>
-          <w:tcPr/>
-          <w:p>
-            <w:pPr>
-              <w:pStyle w:val="Compact"/>
-              <w:jc w:val="left"/>
-            </w:pPr>
-            <w:r>
-              <w:t xml:space="preserve">0.349</w:t>
-            </w:r>
-          </w:p>
-        </w:tc>
-        <w:tc>
-          <w:tcPr/>
-          <w:p>
-            <w:pPr>
-              <w:pStyle w:val="Compact"/>
-              <w:jc w:val="left"/>
-            </w:pPr>
-            <w:r>
-              <w:t xml:space="preserve">[0.217, 0.468]</w:t>
-            </w:r>
-          </w:p>
-        </w:tc>
-        <w:tc>
-          <w:tcPr/>
-          <w:p>
-            <w:pPr>
-              <w:pStyle w:val="Compact"/>
-              <w:jc w:val="left"/>
-            </w:pPr>
-            <w:r>
-              <w:t xml:space="preserve">⚠️</w:t>
+              <w:t xml:space="preserve">6 — Frontier / LDC</w:t>
+            </w:r>
+          </w:p>
+        </w:tc>
+        <w:tc>
+          <w:tcPr/>
+          <w:p>
+            <w:pPr>
+              <w:pStyle w:val="Compact"/>
+              <w:jc w:val="left"/>
+            </w:pPr>
+            <w:r>
+              <w:t xml:space="preserve">4</w:t>
+            </w:r>
+          </w:p>
+        </w:tc>
+        <w:tc>
+          <w:tcPr/>
+          <w:p>
+            <w:pPr>
+              <w:pStyle w:val="Compact"/>
+              <w:jc w:val="left"/>
+            </w:pPr>
+            <w:r>
+              <w:t xml:space="preserve">0.253</w:t>
+            </w:r>
+          </w:p>
+        </w:tc>
+        <w:tc>
+          <w:tcPr/>
+          <w:p>
+            <w:pPr>
+              <w:pStyle w:val="Compact"/>
+              <w:jc w:val="left"/>
+            </w:pPr>
+            <w:r>
+              <w:t xml:space="preserve">b = +0.203</w:t>
+            </w:r>
+          </w:p>
+        </w:tc>
+        <w:tc>
+          <w:tcPr/>
+          <w:p>
+            <w:pPr>
+              <w:pStyle w:val="Compact"/>
+              <w:jc w:val="left"/>
+            </w:pPr>
+            <w:r>
+              <w:t xml:space="preserve">.074 (NS,</w:t>
             </w:r>
             <w:r>
               <w:t xml:space="preserve"> </w:t>
@@ -8377,123 +9133,13 @@
                 <w:iCs/>
                 <w:i/>
               </w:rPr>
-              <w:t xml:space="preserve">k</w:t>
+              <w:t xml:space="preserve">K</w:t>
             </w:r>
             <w:r>
               <w:t xml:space="preserve"> </w:t>
             </w:r>
             <w:r>
-              <w:t xml:space="preserve">= 3 only; estimate unreliable (one outlier: Pouresmaeili et al.,</w:t>
-            </w:r>
-            <w:r>
-              <w:t xml:space="preserve"> </w:t>
-            </w:r>
-            <w:r>
-              <w:rPr>
-                <w:iCs/>
-                <w:i/>
-              </w:rPr>
-              <w:t xml:space="preserve">r</w:t>
-            </w:r>
-            <w:r>
-              <w:t xml:space="preserve"> </w:t>
-            </w:r>
-            <w:r>
-              <w:t xml:space="preserve">= 0.69,</w:t>
-            </w:r>
-            <w:r>
-              <w:t xml:space="preserve"> </w:t>
-            </w:r>
-            <w:r>
-              <w:rPr>
-                <w:iCs/>
-                <w:i/>
-              </w:rPr>
-              <w:t xml:space="preserve">n</w:t>
-            </w:r>
-            <w:r>
-              <w:t xml:space="preserve"> </w:t>
-            </w:r>
-            <w:r>
-              <w:t xml:space="preserve">= 226)</w:t>
-            </w:r>
-          </w:p>
-        </w:tc>
-      </w:tr>
-      <w:tr>
-        <w:tc>
-          <w:tcPr/>
-          <w:p>
-            <w:pPr>
-              <w:pStyle w:val="Compact"/>
-              <w:jc w:val="left"/>
-            </w:pPr>
-            <w:r>
-              <w:t xml:space="preserve">MX — Multi-country / Mixed</w:t>
-            </w:r>
-          </w:p>
-        </w:tc>
-        <w:tc>
-          <w:tcPr/>
-          <w:p>
-            <w:pPr>
-              <w:pStyle w:val="Compact"/>
-              <w:jc w:val="left"/>
-            </w:pPr>
-            <w:r>
-              <w:t xml:space="preserve">30</w:t>
-            </w:r>
-          </w:p>
-        </w:tc>
-        <w:tc>
-          <w:tcPr/>
-          <w:p>
-            <w:pPr>
-              <w:pStyle w:val="Compact"/>
-              <w:jc w:val="left"/>
-            </w:pPr>
-            <w:r>
-              <w:t xml:space="preserve">0.053</w:t>
-            </w:r>
-          </w:p>
-        </w:tc>
-        <w:tc>
-          <w:tcPr/>
-          <w:p>
-            <w:pPr>
-              <w:pStyle w:val="Compact"/>
-              <w:jc w:val="left"/>
-            </w:pPr>
-            <w:r>
-              <w:t xml:space="preserve">[0.012, 0.094]</w:t>
-            </w:r>
-          </w:p>
-        </w:tc>
-        <w:tc>
-          <w:tcPr/>
-          <w:p>
-            <w:pPr>
-              <w:pStyle w:val="Compact"/>
-              <w:jc w:val="left"/>
-            </w:pPr>
-            <w:r>
-              <w:t xml:space="preserve">ns vs. Group I (b = −0.026,</w:t>
-            </w:r>
-            <w:r>
-              <w:t xml:space="preserve"> </w:t>
-            </w:r>
-            <w:r>
-              <w:rPr>
-                <w:iCs/>
-                <w:i/>
-              </w:rPr>
-              <w:t xml:space="preserve">p</w:t>
-            </w:r>
-            <w:r>
-              <w:t xml:space="preserve"> </w:t>
-            </w:r>
-            <w:r>
-              <w:t xml:space="preserve">= .269)</w:t>
+              <w:t xml:space="preserve">= 4)</w:t>
             </w:r>
           </w:p>
         </w:tc>
@@ -8504,7 +9150,46 @@
         <w:pStyle w:val="BodyText"/>
       </w:pPr>
       <w:r>
-        <w:t xml:space="preserve">Figure 2: ICRV 5-regime forest plot — subgroup pooled effects with 95% CI</w:t>
+        <w:drawing>
+          <wp:inline>
+            <wp:extent cx="5753100" cy="3430252"/>
+            <wp:effectExtent b="0" l="0" r="0" t="0"/>
+            <wp:docPr descr="Figure 2: ICRV 5-regime forest plot — subgroup pooled effects with 95% CI" title="" id="47" name="Picture"/>
+            <a:graphic>
+              <a:graphicData uri="http://schemas.openxmlformats.org/drawingml/2006/picture">
+                <pic:pic>
+                  <pic:nvPicPr>
+                    <pic:cNvPr descr="figures/figure2_icrv_forest.png" id="48" name="Picture"/>
+                    <pic:cNvPicPr>
+                      <a:picLocks noChangeArrowheads="1" noChangeAspect="1"/>
+                    </pic:cNvPicPr>
+                  </pic:nvPicPr>
+                  <pic:blipFill>
+                    <a:blip r:embed="rId46"/>
+                    <a:stretch>
+                      <a:fillRect/>
+                    </a:stretch>
+                  </pic:blipFill>
+                  <pic:spPr bwMode="auto">
+                    <a:xfrm>
+                      <a:off x="0" y="0"/>
+                      <a:ext cx="5753100" cy="3430252"/>
+                    </a:xfrm>
+                    <a:prstGeom prst="rect">
+                      <a:avLst/>
+                    </a:prstGeom>
+                    <a:noFill/>
+                    <a:ln w="9525">
+                      <a:noFill/>
+                      <a:headEnd/>
+                      <a:tailEnd/>
+                    </a:ln>
+                  </pic:spPr>
+                </pic:pic>
+              </a:graphicData>
+            </a:graphic>
+          </wp:inline>
+        </w:drawing>
       </w:r>
     </w:p>
     <w:p>
@@ -8559,7 +9244,7 @@
         <w:t xml:space="preserve">Q</w:t>
       </w:r>
       <w:r>
-        <w:t xml:space="preserve">_M = 17.35 is statistically significant (</w:t>
+        <w:t xml:space="preserve">_M = 10.16 is statistically significant (</w:t>
       </w:r>
       <w:r>
         <w:rPr>
@@ -8572,7 +9257,10 @@
         <w:t xml:space="preserve"> </w:t>
       </w:r>
       <w:r>
-        <w:t xml:space="preserve">= .002) but the between-group pattern does not confirm the hypothesized monotone gradient (I &gt; II &gt; III &gt; Frontier). Pairwise contrasts against Group I (intercept) reveal that Group II (</w:t>
+        <w:t xml:space="preserve">= .038). Pairwise contrasts against the Multi-country/Mixed reference (ICRV=0) reveal that Advanced-Innovation (b = +0.026,</w:t>
+      </w:r>
+      <w:r>
+        <w:t xml:space="preserve"> </w:t>
       </w:r>
       <w:r>
         <w:rPr>
@@ -8585,7 +9273,10 @@
         <w:t xml:space="preserve"> </w:t>
       </w:r>
       <w:r>
-        <w:t xml:space="preserve">= .581), Group III (</w:t>
+        <w:t xml:space="preserve">= .019) and Upper-middle economies (b = +0.016,</w:t>
+      </w:r>
+      <w:r>
+        <w:t xml:space="preserve"> </w:t>
       </w:r>
       <w:r>
         <w:rPr>
@@ -8598,7 +9289,39 @@
         <w:t xml:space="preserve"> </w:t>
       </w:r>
       <w:r>
-        <w:t xml:space="preserve">= .502), and MX (</w:t>
+        <w:t xml:space="preserve">= .032) show significantly higher I→P effects than multi-country pooled studies. Emerging (ICRV=3,</w:t>
+      </w:r>
+      <w:r>
+        <w:t xml:space="preserve"> </w:t>
+      </w:r>
+      <w:r>
+        <w:rPr>
+          <w:iCs/>
+          <w:i/>
+        </w:rPr>
+        <w:t xml:space="preserve">K</w:t>
+      </w:r>
+      <w:r>
+        <w:t xml:space="preserve"> </w:t>
+      </w:r>
+      <w:r>
+        <w:t xml:space="preserve">= 3) and Frontier/LDC (ICRV=6,</w:t>
+      </w:r>
+      <w:r>
+        <w:t xml:space="preserve"> </w:t>
+      </w:r>
+      <w:r>
+        <w:rPr>
+          <w:iCs/>
+          <w:i/>
+        </w:rPr>
+        <w:t xml:space="preserve">K</w:t>
+      </w:r>
+      <w:r>
+        <w:t xml:space="preserve"> </w:t>
+      </w:r>
+      <w:r>
+        <w:t xml:space="preserve">= 4) cells are too small to yield reliable estimates — their coefficients are directionally positive but do not reach significance (</w:t>
       </w:r>
       <w:r>
         <w:rPr>
@@ -8611,7 +9334,7 @@
         <w:t xml:space="preserve"> </w:t>
       </w:r>
       <w:r>
-        <w:t xml:space="preserve">= .269) do not differ significantly from Advanced-Innovation contexts. The only significant contrast is Group I vs. Frontier (b = +0.285,</w:t>
+        <w:t xml:space="preserve">= .081 and</w:t>
       </w:r>
       <w:r>
         <w:t xml:space="preserve"> </w:t>
@@ -8627,23 +9350,36 @@
         <w:t xml:space="preserve"> </w:t>
       </w:r>
       <w:r>
-        <w:t xml:space="preserve">&lt; .001), driven entirely by the</w:t>
-      </w:r>
-      <w:r>
-        <w:t xml:space="preserve"> </w:t>
-      </w:r>
-      <w:r>
-        <w:rPr>
-          <w:iCs/>
-          <w:i/>
-        </w:rPr>
-        <w:t xml:space="preserve">k</w:t>
-      </w:r>
-      <w:r>
-        <w:t xml:space="preserve"> </w:t>
-      </w:r>
-      <w:r>
-        <w:t xml:space="preserve">= 3 Frontier-group estimate, which is dominated by one outlier study (Pouresmaeili et al., 2018,</w:t>
+        <w:t xml:space="preserve">= .074, respectively). The Frontier group (</w:t>
+      </w:r>
+      <w:r>
+        <w:rPr>
+          <w:iCs/>
+          <w:i/>
+        </w:rPr>
+        <w:t xml:space="preserve">K</w:t>
+      </w:r>
+      <w:r>
+        <w:t xml:space="preserve"> </w:t>
+      </w:r>
+      <w:r>
+        <w:t xml:space="preserve">= 4,</w:t>
+      </w:r>
+      <w:r>
+        <w:t xml:space="preserve"> </w:t>
+      </w:r>
+      <w:r>
+        <w:rPr>
+          <w:iCs/>
+          <w:i/>
+        </w:rPr>
+        <w:t xml:space="preserve">r̄</w:t>
+      </w:r>
+      <w:r>
+        <w:t xml:space="preserve"> </w:t>
+      </w:r>
+      <w:r>
+        <w:t xml:space="preserve">= 0.253) includes one outlier study (Pouresmaeili et al., 2018,</w:t>
       </w:r>
       <w:r>
         <w:t xml:space="preserve"> </w:t>
@@ -8659,7 +9395,23 @@
         <w:t xml:space="preserve"> </w:t>
       </w:r>
       <w:r>
-        <w:t xml:space="preserve">= 0.69). Excluding the Frontier group, no between-group differences approach significance.</w:t>
+        <w:t xml:space="preserve">= 0.69,</w:t>
+      </w:r>
+      <w:r>
+        <w:t xml:space="preserve"> </w:t>
+      </w:r>
+      <w:r>
+        <w:rPr>
+          <w:iCs/>
+          <w:i/>
+        </w:rPr>
+        <w:t xml:space="preserve">n</w:t>
+      </w:r>
+      <w:r>
+        <w:t xml:space="preserve"> </w:t>
+      </w:r>
+      <w:r>
+        <w:t xml:space="preserve">= 226 Iranian manufacturing firms).</w:t>
       </w:r>
     </w:p>
     <w:p>
@@ -8667,7 +9419,26 @@
         <w:pStyle w:val="BodyText"/>
       </w:pPr>
       <w:r>
-        <w:t xml:space="preserve">Group I (k=139, primarily Western MNEs and Asian advanced economies) shows the highest reliable I→P effect (</w:t>
+        <w:t xml:space="preserve">The Q_M significance reflects a systematic difference between single-country focused studies (ICRV=1 and ICRV=2,</w:t>
+      </w:r>
+      <w:r>
+        <w:t xml:space="preserve"> </w:t>
+      </w:r>
+      <w:r>
+        <w:rPr>
+          <w:iCs/>
+          <w:i/>
+        </w:rPr>
+        <w:t xml:space="preserve">r</w:t>
+      </w:r>
+      <w:r>
+        <w:t xml:space="preserve"> </w:t>
+      </w:r>
+      <w:r>
+        <w:t xml:space="preserve">≈ 0.068–0.078) and multi-country pooled studies (ICRV=0,</w:t>
+      </w:r>
+      <w:r>
+        <w:t xml:space="preserve"> </w:t>
       </w:r>
       <w:r>
         <w:rPr>
@@ -8680,23 +9451,7 @@
         <w:t xml:space="preserve"> </w:t>
       </w:r>
       <w:r>
-        <w:t xml:space="preserve">= 0.079), and Group III (k=90, Emerging) shows</w:t>
-      </w:r>
-      <w:r>
-        <w:t xml:space="preserve"> </w:t>
-      </w:r>
-      <w:r>
-        <w:rPr>
-          <w:iCs/>
-          <w:i/>
-        </w:rPr>
-        <w:t xml:space="preserve">r̄</w:t>
-      </w:r>
-      <w:r>
-        <w:t xml:space="preserve"> </w:t>
-      </w:r>
-      <w:r>
-        <w:t xml:space="preserve">= 0.068 — a difference of 0.011 that is directionally consistent with CIMT but not statistically significant given within-group heterogeneity. H1 (between-regime heterogeneity</w:t>
+        <w:t xml:space="preserve">= 0.052). H1 (between-regime heterogeneity</w:t>
       </w:r>
       <w:r>
         <w:t xml:space="preserve"> </w:t>
@@ -8709,43 +9464,43 @@
         <w:t xml:space="preserve">Q</w:t>
       </w:r>
       <w:r>
-        <w:t xml:space="preserve">_M significant) is confirmed, establishing that I→P effect sizes vary systematically across ICRV regimes. However, E1a's predicted directional ordering (Advanced &gt; Emerging) and E1b's predicted Frontier floor are not statistically confirmable at</w:t>
-      </w:r>
-      <w:r>
-        <w:t xml:space="preserve"> </w:t>
-      </w:r>
-      <w:r>
-        <w:rPr>
-          <w:iCs/>
-          <w:i/>
-        </w:rPr>
-        <w:t xml:space="preserve">k</w:t>
-      </w:r>
-      <w:r>
-        <w:t xml:space="preserve"> </w:t>
-      </w:r>
-      <w:r>
-        <w:t xml:space="preserve">= 3 Frontier. The gradient-specific propositions require larger</w:t>
-      </w:r>
-      <w:r>
-        <w:t xml:space="preserve"> </w:t>
-      </w:r>
-      <w:r>
-        <w:rPr>
-          <w:iCs/>
-          <w:i/>
-        </w:rPr>
-        <w:t xml:space="preserve">k</w:t>
-      </w:r>
-      <w:r>
-        <w:t xml:space="preserve"> </w:t>
-      </w:r>
-      <w:r>
-        <w:t xml:space="preserve">per regime before they can be properly tested.</w:t>
-      </w:r>
-    </w:p>
-    <w:bookmarkEnd w:id="42"/>
-    <w:bookmarkStart w:id="43" w:name="X541c92fe8ae9c523bbb1875dcc9c5525c218523"/>
+        <w:t xml:space="preserve">_M significant) is confirmed, establishing that I→P effect sizes vary systematically across ICRV regime groups. However, E1a's predicted directional ordering (Advanced &gt; Emerging) and E1b's predicted Frontier floor are not statistically confirmable with current</w:t>
+      </w:r>
+      <w:r>
+        <w:t xml:space="preserve"> </w:t>
+      </w:r>
+      <w:r>
+        <w:rPr>
+          <w:iCs/>
+          <w:i/>
+        </w:rPr>
+        <w:t xml:space="preserve">K</w:t>
+      </w:r>
+      <w:r>
+        <w:t xml:space="preserve"> </w:t>
+      </w:r>
+      <w:r>
+        <w:t xml:space="preserve">per regime. The gradient-specific propositions require larger</w:t>
+      </w:r>
+      <w:r>
+        <w:t xml:space="preserve"> </w:t>
+      </w:r>
+      <w:r>
+        <w:rPr>
+          <w:iCs/>
+          <w:i/>
+        </w:rPr>
+        <w:t xml:space="preserve">K</w:t>
+      </w:r>
+      <w:r>
+        <w:t xml:space="preserve"> </w:t>
+      </w:r>
+      <w:r>
+        <w:t xml:space="preserve">per regime cell before they can be properly tested.</w:t>
+      </w:r>
+    </w:p>
+    <w:bookmarkEnd w:id="49"/>
+    <w:bookmarkStart w:id="50" w:name="X541c92fe8ae9c523bbb1875dcc9c5525c218523"/>
     <w:p>
       <w:pPr>
         <w:pStyle w:val="Heading3"/>
@@ -8766,7 +9521,7 @@
         <w:t xml:space="preserve">Q</w:t>
       </w:r>
       <w:r>
-        <w:t xml:space="preserve">_M(cDAI) = 1.34 (</w:t>
+        <w:t xml:space="preserve">_M(cDAI) = 1.23 (</w:t>
       </w:r>
       <w:r>
         <w:rPr>
@@ -8795,7 +9550,7 @@
         <w:t xml:space="preserve"> </w:t>
       </w:r>
       <w:r>
-        <w:t xml:space="preserve">= .513). H3</w:t>
+        <w:t xml:space="preserve">= .541). H3</w:t>
       </w:r>
       <w:r>
         <w:t xml:space="preserve"> </w:t>
@@ -8857,7 +9612,7 @@
           <w:bCs/>
           <w:b/>
         </w:rPr>
-        <w:t xml:space="preserve">Table 4.2 — cDAI subgroup</w:t>
+        <w:t xml:space="preserve">Table 4.3 — cDAI subgroup</w:t>
       </w:r>
       <w:r>
         <w:t xml:space="preserve"> </w:t>
@@ -9040,7 +9795,7 @@
               <w:jc w:val="left"/>
             </w:pPr>
             <w:r>
-              <w:t xml:space="preserve">75</w:t>
+              <w:t xml:space="preserve">76</w:t>
             </w:r>
           </w:p>
         </w:tc>
@@ -9210,11 +9965,11 @@
         <w:t xml:space="preserve"> </w:t>
       </w:r>
       <w:r>
-        <w:t xml:space="preserve">= 237 sample. A larger sample with better resolution across the cDAI spectrum is required to test the CDCM gradient hypothesis.</w:t>
-      </w:r>
-    </w:p>
-    <w:bookmarkEnd w:id="43"/>
-    <w:bookmarkStart w:id="44" w:name="X0f13fb15b20194b37c5b9d050ad7a7079c0644a"/>
+        <w:t xml:space="preserve">= 259 sample. A larger sample with better resolution across the cDAI spectrum is required to test the CDCM gradient hypothesis.</w:t>
+      </w:r>
+    </w:p>
+    <w:bookmarkEnd w:id="50"/>
+    <w:bookmarkStart w:id="54" w:name="X0f13fb15b20194b37c5b9d050ad7a7079c0644a"/>
     <w:p>
       <w:pPr>
         <w:pStyle w:val="Heading3"/>
@@ -9235,7 +9990,7 @@
         <w:t xml:space="preserve">Q</w:t>
       </w:r>
       <w:r>
-        <w:t xml:space="preserve">_M(DPL) = 0.62 (</w:t>
+        <w:t xml:space="preserve">_M(DPL) = 1.11 (</w:t>
       </w:r>
       <w:r>
         <w:rPr>
@@ -9264,7 +10019,7 @@
         <w:t xml:space="preserve"> </w:t>
       </w:r>
       <w:r>
-        <w:t xml:space="preserve">= .734). H2</w:t>
+        <w:t xml:space="preserve">= .575). H2</w:t>
       </w:r>
       <w:r>
         <w:t xml:space="preserve"> </w:t>
@@ -9289,7 +10044,7 @@
           <w:bCs/>
           <w:b/>
         </w:rPr>
-        <w:t xml:space="preserve">Table 4.3 — DPL phase subgroup</w:t>
+        <w:t xml:space="preserve">Table 4.4 — DPL phase subgroup</w:t>
       </w:r>
       <w:r>
         <w:t xml:space="preserve"> </w:t>
@@ -9435,7 +10190,7 @@
               <w:jc w:val="left"/>
             </w:pPr>
             <w:r>
-              <w:t xml:space="preserve">100</w:t>
+              <w:t xml:space="preserve">103</w:t>
             </w:r>
           </w:p>
         </w:tc>
@@ -9509,19 +10264,19 @@
               <w:jc w:val="left"/>
             </w:pPr>
             <w:r>
-              <w:t xml:space="preserve">107</w:t>
-            </w:r>
-          </w:p>
-        </w:tc>
-        <w:tc>
-          <w:tcPr/>
-          <w:p>
-            <w:pPr>
-              <w:pStyle w:val="Compact"/>
-              <w:jc w:val="left"/>
-            </w:pPr>
-            <w:r>
-              <w:t xml:space="preserve">0.068</w:t>
+              <w:t xml:space="preserve">120</w:t>
+            </w:r>
+          </w:p>
+        </w:tc>
+        <w:tc>
+          <w:tcPr/>
+          <w:p>
+            <w:pPr>
+              <w:pStyle w:val="Compact"/>
+              <w:jc w:val="left"/>
+            </w:pPr>
+            <w:r>
+              <w:t xml:space="preserve">0.069</w:t>
             </w:r>
           </w:p>
         </w:tc>
@@ -9599,7 +10354,7 @@
               <w:jc w:val="left"/>
             </w:pPr>
             <w:r>
-              <w:t xml:space="preserve">80</w:t>
+              <w:t xml:space="preserve">86</w:t>
             </w:r>
           </w:p>
         </w:tc>
@@ -9773,7 +10528,7 @@
         <w:t xml:space="preserve"> </w:t>
       </w:r>
       <w:r>
-        <w:t xml:space="preserve">= 237 sample does not have sufficient power to detect small temporal trends, that DPL phase is confounded with ICRV composition (pre-2009 studies concentrated in advanced economies), or that the Digital Paradox Lifecycle inflection does not manifest at meta-analytic resolution with the current sample size. H2 is not supported.</w:t>
+        <w:t xml:space="preserve">= 259 sample does not have sufficient power to detect small temporal trends, that DPL phase is confounded with ICRV composition (pre-2009 studies concentrated in advanced economies), or that the Digital Paradox Lifecycle inflection does not manifest at meta-analytic resolution with the current sample size. H2 is not supported.</w:t>
       </w:r>
     </w:p>
     <w:p>
@@ -9781,7 +10536,46 @@
         <w:pStyle w:val="BodyText"/>
       </w:pPr>
       <w:r>
-        <w:t xml:space="preserve">Figure 3: DPL phase moderation — pooled I→P effect by digital adoption epoch</w:t>
+        <w:drawing>
+          <wp:inline>
+            <wp:extent cx="5753100" cy="4403829"/>
+            <wp:effectExtent b="0" l="0" r="0" t="0"/>
+            <wp:docPr descr="Figure 3: DPL phase moderation — pooled I→P effect by digital adoption epoch" title="" id="52" name="Picture"/>
+            <a:graphic>
+              <a:graphicData uri="http://schemas.openxmlformats.org/drawingml/2006/picture">
+                <pic:pic>
+                  <pic:nvPicPr>
+                    <pic:cNvPr descr="figures/figure3_dpl_phase.png" id="53" name="Picture"/>
+                    <pic:cNvPicPr>
+                      <a:picLocks noChangeArrowheads="1" noChangeAspect="1"/>
+                    </pic:cNvPicPr>
+                  </pic:nvPicPr>
+                  <pic:blipFill>
+                    <a:blip r:embed="rId51"/>
+                    <a:stretch>
+                      <a:fillRect/>
+                    </a:stretch>
+                  </pic:blipFill>
+                  <pic:spPr bwMode="auto">
+                    <a:xfrm>
+                      <a:off x="0" y="0"/>
+                      <a:ext cx="5753100" cy="4403829"/>
+                    </a:xfrm>
+                    <a:prstGeom prst="rect">
+                      <a:avLst/>
+                    </a:prstGeom>
+                    <a:noFill/>
+                    <a:ln w="9525">
+                      <a:noFill/>
+                      <a:headEnd/>
+                      <a:tailEnd/>
+                    </a:ln>
+                  </pic:spPr>
+                </pic:pic>
+              </a:graphicData>
+            </a:graphic>
+          </wp:inline>
+        </w:drawing>
       </w:r>
     </w:p>
     <w:p>
@@ -9802,8 +10596,8 @@
         <w:t xml:space="preserve">DPL phase subgroup results. Pooled effect sizes by Precede / Span / Follow epoch with 95% CI. The between-phase differences are small and non-significant.</w:t>
       </w:r>
     </w:p>
-    <w:bookmarkEnd w:id="44"/>
-    <w:bookmarkStart w:id="45" w:name="X19c46ecf699f27e790e5a8fa6520cb51f104e4a"/>
+    <w:bookmarkEnd w:id="54"/>
+    <w:bookmarkStart w:id="58" w:name="X19c46ecf699f27e790e5a8fa6520cb51f104e4a"/>
     <w:p>
       <w:pPr>
         <w:pStyle w:val="Heading3"/>
@@ -9861,10 +10655,7 @@
         <w:t xml:space="preserve">b</w:t>
       </w:r>
       <w:r>
-        <w:t xml:space="preserve"> </w:t>
-      </w:r>
-      <w:r>
-        <w:t xml:space="preserve">= 0.487 (</w:t>
+        <w:t xml:space="preserve">₀ = 0.077 (</w:t>
       </w:r>
       <w:r>
         <w:rPr>
@@ -9877,7 +10668,7 @@
         <w:t xml:space="preserve"> </w:t>
       </w:r>
       <w:r>
-        <w:t xml:space="preserve">= 0.251,</w:t>
+        <w:t xml:space="preserve">= 0.007,</w:t>
       </w:r>
       <w:r>
         <w:t xml:space="preserve"> </w:t>
@@ -9893,7 +10684,7 @@
         <w:t xml:space="preserve"> </w:t>
       </w:r>
       <w:r>
-        <w:t xml:space="preserve">= .052) — just above the conventional α = .05 threshold; this criterion does not reach statistical significance, and funnel asymmetry by Egger's test alone is not confirmed.</w:t>
+        <w:t xml:space="preserve">&lt; .001) — statistically significant; funnel asymmetry is confirmed by Egger's precision-weighted regression test.</w:t>
       </w:r>
     </w:p>
     <w:p>
@@ -9911,7 +10702,7 @@
         <w:t xml:space="preserve"> </w:t>
       </w:r>
       <w:r>
-        <w:t xml:space="preserve">(Kendall's τ): τ = −0.132,</w:t>
+        <w:t xml:space="preserve">(Kendall's τ): τ = −0.134,</w:t>
       </w:r>
       <w:r>
         <w:t xml:space="preserve"> </w:t>
@@ -9927,7 +10718,7 @@
         <w:t xml:space="preserve"> </w:t>
       </w:r>
       <w:r>
-        <w:t xml:space="preserve">= .001 — significant funnel asymmetry; studies with larger standard errors (smaller</w:t>
+        <w:t xml:space="preserve">= .0007 — significant funnel asymmetry; studies with larger standard errors (smaller</w:t>
       </w:r>
       <w:r>
         <w:t xml:space="preserve"> </w:t>
@@ -9971,7 +10762,7 @@
         <w:t xml:space="preserve"> </w:t>
       </w:r>
       <w:r>
-        <w:t xml:space="preserve">= 57 missing studies (left side); adjusted pooled</w:t>
+        <w:t xml:space="preserve">= 58 missing studies (left side); adjusted pooled</w:t>
       </w:r>
       <w:r>
         <w:t xml:space="preserve"> </w:t>
@@ -9987,7 +10778,7 @@
         <w:t xml:space="preserve"> </w:t>
       </w:r>
       <w:r>
-        <w:t xml:space="preserve">= 0.035 (95% CI [0.018, 0.051]) — a conservative lower bound. The effect remains positive and significant but is substantially attenuated from the raw estimate (0.074 → 0.035).</w:t>
+        <w:t xml:space="preserve">= 0.035 (95% CI [0.019, 0.051]) — a conservative lower bound. The effect remains positive and significant but is substantially attenuated from the raw estimate (0.074 → 0.035).</w:t>
       </w:r>
     </w:p>
     <w:p>
@@ -10037,7 +10828,7 @@
         <w:t xml:space="preserve"> </w:t>
       </w:r>
       <w:r>
-        <w:t xml:space="preserve">= 44,782, far exceeding the criterion of 5</w:t>
+        <w:t xml:space="preserve">= 45,848, far exceeding the criterion of 5</w:t>
       </w:r>
       <w:r>
         <w:rPr>
@@ -10050,7 +10841,7 @@
         <w:t xml:space="preserve"> </w:t>
       </w:r>
       <w:r>
-        <w:t xml:space="preserve">+ 10 = 1,195; even under extreme publication suppression assumptions, a trivially small effect would require 44,782 unpublished null studies — implausible.</w:t>
+        <w:t xml:space="preserve">+ 10 = 1,305; even under extreme publication suppression assumptions, a trivially small effect would require 45,848 unpublished null studies — implausible.</w:t>
       </w:r>
     </w:p>
     <w:p>
@@ -10071,7 +10862,7 @@
         <w:t xml:space="preserve"> </w:t>
       </w:r>
       <w:r>
-        <w:t xml:space="preserve">= 57 imputed, adj.</w:t>
+        <w:t xml:space="preserve">= 58 imputed, adj.</w:t>
       </w:r>
       <w:r>
         <w:t xml:space="preserve"> </w:t>
@@ -10113,7 +10904,7 @@
         <w:t xml:space="preserve">I</w:t>
       </w:r>
       <w:r>
-        <w:t xml:space="preserve">² = 62.5%) and non-significant moderator tests (§§4.3–4.5), the publication bias evidence suggests that the apparent average I→P effect is upwardly inflated in the published literature. The true population effect may be closer to</w:t>
+        <w:t xml:space="preserve">² = 61.2%) and non-significant moderator tests (§§4.3–4.5), the publication bias evidence suggests that the apparent average I→P effect is upwardly inflated in the published literature. The true population effect may be closer to</w:t>
       </w:r>
       <w:r>
         <w:t xml:space="preserve"> </w:t>
@@ -10137,7 +10928,46 @@
         <w:pStyle w:val="BodyText"/>
       </w:pPr>
       <w:r>
-        <w:t xml:space="preserve">Figure 5: Funnel plot with trim-and-fill imputed studies</w:t>
+        <w:drawing>
+          <wp:inline>
+            <wp:extent cx="5753100" cy="4601444"/>
+            <wp:effectExtent b="0" l="0" r="0" t="0"/>
+            <wp:docPr descr="Figure 5: Funnel plot with trim-and-fill imputed studies" title="" id="56" name="Picture"/>
+            <a:graphic>
+              <a:graphicData uri="http://schemas.openxmlformats.org/drawingml/2006/picture">
+                <pic:pic>
+                  <pic:nvPicPr>
+                    <pic:cNvPr descr="figures/figure5_funnel_plot.png" id="57" name="Picture"/>
+                    <pic:cNvPicPr>
+                      <a:picLocks noChangeArrowheads="1" noChangeAspect="1"/>
+                    </pic:cNvPicPr>
+                  </pic:nvPicPr>
+                  <pic:blipFill>
+                    <a:blip r:embed="rId55"/>
+                    <a:stretch>
+                      <a:fillRect/>
+                    </a:stretch>
+                  </pic:blipFill>
+                  <pic:spPr bwMode="auto">
+                    <a:xfrm>
+                      <a:off x="0" y="0"/>
+                      <a:ext cx="5753100" cy="4601444"/>
+                    </a:xfrm>
+                    <a:prstGeom prst="rect">
+                      <a:avLst/>
+                    </a:prstGeom>
+                    <a:noFill/>
+                    <a:ln w="9525">
+                      <a:noFill/>
+                      <a:headEnd/>
+                      <a:tailEnd/>
+                    </a:ln>
+                  </pic:spPr>
+                </pic:pic>
+              </a:graphicData>
+            </a:graphic>
+          </wp:inline>
+        </w:drawing>
       </w:r>
     </w:p>
     <w:p>
@@ -10168,7 +10998,7 @@
         <w:t xml:space="preserve"> </w:t>
       </w:r>
       <w:r>
-        <w:t xml:space="preserve">= 57). Substantial left-side asymmetry is visible; the adjusted pooled effect is</w:t>
+        <w:t xml:space="preserve">= 58). Substantial left-side asymmetry is visible; the adjusted pooled effect is</w:t>
       </w:r>
       <w:r>
         <w:t xml:space="preserve"> </w:t>
@@ -10187,8 +11017,8 @@
         <w:t xml:space="preserve">= 0.035.</w:t>
       </w:r>
     </w:p>
-    <w:bookmarkEnd w:id="45"/>
-    <w:bookmarkStart w:id="46" w:name="X2944bef6cd2d25cd29d80b35f2bf895bc8ca4c2"/>
+    <w:bookmarkEnd w:id="58"/>
+    <w:bookmarkStart w:id="62" w:name="X2944bef6cd2d25cd29d80b35f2bf895bc8ca4c2"/>
     <w:p>
       <w:pPr>
         <w:pStyle w:val="Heading3"/>
@@ -10301,7 +11131,7 @@
               <w:jc w:val="left"/>
             </w:pPr>
             <w:r>
-              <w:t xml:space="preserve">287</w:t>
+              <w:t xml:space="preserve">309</w:t>
             </w:r>
           </w:p>
         </w:tc>
@@ -10379,7 +11209,7 @@
               <w:jc w:val="left"/>
             </w:pPr>
             <w:r>
-              <w:t xml:space="preserve">240</w:t>
+              <w:t xml:space="preserve">241</w:t>
             </w:r>
           </w:p>
         </w:tc>
@@ -10457,7 +11287,7 @@
               <w:jc w:val="left"/>
             </w:pPr>
             <w:r>
-              <w:t xml:space="preserve">285</w:t>
+              <w:t xml:space="preserve">286</w:t>
             </w:r>
           </w:p>
         </w:tc>
@@ -10519,7 +11349,7 @@
               <w:jc w:val="left"/>
             </w:pPr>
             <w:r>
-              <w:t xml:space="preserve">246</w:t>
+              <w:t xml:space="preserve">247</w:t>
             </w:r>
           </w:p>
         </w:tc>
@@ -10581,7 +11411,7 @@
               <w:jc w:val="left"/>
             </w:pPr>
             <w:r>
-              <w:t xml:space="preserve">137</w:t>
+              <w:t xml:space="preserve">138</w:t>
             </w:r>
           </w:p>
         </w:tc>
@@ -10643,7 +11473,7 @@
               <w:jc w:val="left"/>
             </w:pPr>
             <w:r>
-              <w:t xml:space="preserve">287</w:t>
+              <w:t xml:space="preserve">309</w:t>
             </w:r>
           </w:p>
         </w:tc>
@@ -10667,7 +11497,7 @@
               <w:jc w:val="left"/>
             </w:pPr>
             <w:r>
-              <w:t xml:space="preserve">[0.061, 0.086]</w:t>
+              <w:t xml:space="preserve">[0.061, 0.087]</w:t>
             </w:r>
           </w:p>
         </w:tc>
@@ -10718,19 +11548,19 @@
               <w:jc w:val="left"/>
             </w:pPr>
             <w:r>
-              <w:t xml:space="preserve">287</w:t>
-            </w:r>
-          </w:p>
-        </w:tc>
-        <w:tc>
-          <w:tcPr/>
-          <w:p>
-            <w:pPr>
-              <w:pStyle w:val="Compact"/>
-              <w:jc w:val="left"/>
-            </w:pPr>
-            <w:r>
-              <w:t xml:space="preserve">[0.071, 0.075]</w:t>
+              <w:t xml:space="preserve">309</w:t>
+            </w:r>
+          </w:p>
+        </w:tc>
+        <w:tc>
+          <w:tcPr/>
+          <w:p>
+            <w:pPr>
+              <w:pStyle w:val="Compact"/>
+              <w:jc w:val="left"/>
+            </w:pPr>
+            <w:r>
+              <w:t xml:space="preserve">[0.071, 0.076]</w:t>
             </w:r>
           </w:p>
         </w:tc>
@@ -10754,7 +11584,7 @@
               <w:jc w:val="left"/>
             </w:pPr>
             <w:r>
-              <w:t xml:space="preserve">0/287 change direction</w:t>
+              <w:t xml:space="preserve">0/309 change direction</w:t>
             </w:r>
           </w:p>
         </w:tc>
@@ -10781,7 +11611,7 @@
         <w:t xml:space="preserve"> </w:t>
       </w:r>
       <w:r>
-        <w:t xml:space="preserve">= 0.074 is robust across all sensitivity checks. The leave-one-out range [0.071, 0.075] confirms no single study drives the result. The DL two-level estimator gives an identical point estimate (0.074), confirming that three-level nesting adds precision without biasing the pooled effect. The FSTS-only restriction (</w:t>
+        <w:t xml:space="preserve">= 0.074 is robust across all sensitivity checks. The leave-one-out range [0.071, 0.076] confirms no single study drives the result. The DL two-level estimator gives an identical point estimate (0.074), confirming that three-level nesting adds precision without biasing the pooled effect. The FSTS-only restriction (</w:t>
       </w:r>
       <w:r>
         <w:rPr>
@@ -10802,23 +11632,46 @@
         <w:pStyle w:val="BodyText"/>
       </w:pPr>
       <w:r>
-        <w:t xml:space="preserve">Figure 4: Leave-one-out sensitivity — pooled</w:t>
-      </w:r>
-      <w:r>
-        <w:t xml:space="preserve"> </w:t>
-      </w:r>
-      <w:r>
-        <w:rPr>
-          <w:iCs/>
-          <w:i/>
-        </w:rPr>
-        <w:t xml:space="preserve">r̄</w:t>
-      </w:r>
-      <w:r>
-        <w:t xml:space="preserve"> </w:t>
-      </w:r>
-      <w:r>
-        <w:t xml:space="preserve">range across leave-one-out iterations</w:t>
+        <w:drawing>
+          <wp:inline>
+            <wp:extent cx="5753100" cy="2528953"/>
+            <wp:effectExtent b="0" l="0" r="0" t="0"/>
+            <wp:docPr descr="Figure 4: Leave-one-out sensitivity — pooled r̄ range across leave-one-out iterations" title="" id="60" name="Picture"/>
+            <a:graphic>
+              <a:graphicData uri="http://schemas.openxmlformats.org/drawingml/2006/picture">
+                <pic:pic>
+                  <pic:nvPicPr>
+                    <pic:cNvPr descr="figures/figure4_sensitivity.png" id="61" name="Picture"/>
+                    <pic:cNvPicPr>
+                      <a:picLocks noChangeArrowheads="1" noChangeAspect="1"/>
+                    </pic:cNvPicPr>
+                  </pic:nvPicPr>
+                  <pic:blipFill>
+                    <a:blip r:embed="rId59"/>
+                    <a:stretch>
+                      <a:fillRect/>
+                    </a:stretch>
+                  </pic:blipFill>
+                  <pic:spPr bwMode="auto">
+                    <a:xfrm>
+                      <a:off x="0" y="0"/>
+                      <a:ext cx="5753100" cy="2528953"/>
+                    </a:xfrm>
+                    <a:prstGeom prst="rect">
+                      <a:avLst/>
+                    </a:prstGeom>
+                    <a:noFill/>
+                    <a:ln w="9525">
+                      <a:noFill/>
+                      <a:headEnd/>
+                      <a:tailEnd/>
+                    </a:ln>
+                  </pic:spPr>
+                </pic:pic>
+              </a:graphicData>
+            </a:graphic>
+          </wp:inline>
+        </w:drawing>
       </w:r>
     </w:p>
     <w:p>
@@ -10862,9 +11715,9 @@
         </w:pict>
       </w:r>
     </w:p>
-    <w:bookmarkEnd w:id="46"/>
-    <w:bookmarkEnd w:id="47"/>
-    <w:bookmarkStart w:id="52" w:name="X735612638e4e736e4693e459c258977262c0dfc"/>
+    <w:bookmarkEnd w:id="62"/>
+    <w:bookmarkEnd w:id="63"/>
+    <w:bookmarkStart w:id="68" w:name="X735612638e4e736e4693e459c258977262c0dfc"/>
     <w:p>
       <w:pPr>
         <w:pStyle w:val="Heading2"/>
@@ -10873,7 +11726,7 @@
         <w:t xml:space="preserve">5. Discussion</w:t>
       </w:r>
     </w:p>
-    <w:bookmarkStart w:id="48" w:name="X358d8a6bfbc612aa554abb1739dd28765579392"/>
+    <w:bookmarkStart w:id="64" w:name="X358d8a6bfbc612aa554abb1739dd28765579392"/>
     <w:p>
       <w:pPr>
         <w:pStyle w:val="Heading3"/>
@@ -10916,7 +11769,7 @@
         <w:t xml:space="preserve"> </w:t>
       </w:r>
       <w:r>
-        <w:t xml:space="preserve">= 237, 49 economies) is consistent with country-level evidence from across the global study corpus, including the Asia-Pacific primary studies underlying the ICBEF 2025 baseline (Do &amp; Phan, 2024). The pooled effect is positive and significant, confirming that export-intensive firms tend to outperform domestically focused peers even after adjusting for firm size, age, and industry.</w:t>
+        <w:t xml:space="preserve">= 259, 49 economies) is consistent with country-level evidence from across the global study corpus, including the Asia-Pacific primary studies underlying the ICBEF 2025 baseline (Do &amp; Phan, 2024). The pooled effect is positive and significant, confirming that export-intensive firms tend to outperform domestically focused peers even after adjusting for firm size, age, and industry.</w:t>
       </w:r>
     </w:p>
     <w:p>
@@ -10928,7 +11781,7 @@
           <w:bCs/>
           <w:b/>
         </w:rPr>
-        <w:t xml:space="preserve">Advanced-I contexts (Group I, k = 139;</w:t>
+        <w:t xml:space="preserve">Advanced-I contexts (ICRV=1,</w:t>
       </w:r>
       <w:r>
         <w:rPr>
@@ -10944,7 +11797,7 @@
           <w:bCs/>
           <w:b/>
         </w:rPr>
-        <w:t xml:space="preserve">r̄</w:t>
+        <w:t xml:space="preserve">K</w:t>
       </w:r>
       <w:r>
         <w:rPr>
@@ -10958,418 +11811,163 @@
           <w:bCs/>
           <w:b/>
         </w:rPr>
-        <w:t xml:space="preserve">= 0.079):</w:t>
-      </w:r>
-      <w:r>
-        <w:t xml:space="preserve"> </w:t>
-      </w:r>
-      <w:r>
-        <w:t xml:space="preserve">The Group I mean (</w:t>
-      </w:r>
-      <w:r>
-        <w:rPr>
-          <w:iCs/>
-          <w:i/>
-        </w:rPr>
-        <w:t xml:space="preserve">r̄</w:t>
-      </w:r>
-      <w:r>
-        <w:t xml:space="preserve"> </w:t>
-      </w:r>
-      <w:r>
-        <w:t xml:space="preserve">= 0.079) is the highest reliable estimate and is directionally consistent with institutional complementarity theory: strong contract enforcement, IP protection, and low liability of foreignness (Zaheer, 1995) allow firms to sustain productive internationalization without the coordination cost penalties visible in weaker environments (North, 1990; Peng et al., 2008). However, the magnitude is much smaller than CIMT predicted, and the I→III difference is not statistically significant (</w:t>
-      </w:r>
-      <w:r>
-        <w:rPr>
-          <w:iCs/>
-          <w:i/>
-        </w:rPr>
-        <w:t xml:space="preserve">p</w:t>
-      </w:r>
-      <w:r>
-        <w:t xml:space="preserve"> </w:t>
-      </w:r>
-      <w:r>
-        <w:t xml:space="preserve">= .502).</w:t>
-      </w:r>
-    </w:p>
-    <w:p>
-      <w:pPr>
-        <w:pStyle w:val="BodyText"/>
-      </w:pPr>
+        <w:t xml:space="preserve">= 175;</w:t>
+      </w:r>
       <w:r>
         <w:rPr>
           <w:bCs/>
           <w:b/>
         </w:rPr>
-        <w:t xml:space="preserve">Emerging contexts (Group III, k = 90;</w:t>
-      </w:r>
-      <w:r>
-        <w:rPr>
+        <w:t xml:space="preserve"> </w:t>
+      </w:r>
+      <w:r>
+        <w:rPr>
+          <w:iCs/>
+          <w:i/>
           <w:bCs/>
           <w:b/>
         </w:rPr>
-        <w:t xml:space="preserve"> </w:t>
-      </w:r>
-      <w:r>
-        <w:rPr>
-          <w:iCs/>
-          <w:i/>
+        <w:t xml:space="preserve">r̄</w:t>
+      </w:r>
+      <w:r>
+        <w:rPr>
           <w:bCs/>
           <w:b/>
         </w:rPr>
-        <w:t xml:space="preserve">r̄</w:t>
+        <w:t xml:space="preserve"> </w:t>
       </w:r>
       <w:r>
         <w:rPr>
           <w:bCs/>
           <w:b/>
         </w:rPr>
-        <w:t xml:space="preserve"> </w:t>
-      </w:r>
+        <w:t xml:space="preserve">= 0.078):</w:t>
+      </w:r>
+      <w:r>
+        <w:t xml:space="preserve"> </w:t>
+      </w:r>
+      <w:r>
+        <w:t xml:space="preserve">The Advanced-Innovation group mean (</w:t>
+      </w:r>
+      <w:r>
+        <w:rPr>
+          <w:iCs/>
+          <w:i/>
+        </w:rPr>
+        <w:t xml:space="preserve">r̄</w:t>
+      </w:r>
+      <w:r>
+        <w:t xml:space="preserve"> </w:t>
+      </w:r>
+      <w:r>
+        <w:t xml:space="preserve">= 0.078) is among the highest reliable estimates and is directionally consistent with institutional complementarity theory: strong contract enforcement, IP protection, and low liability of foreignness (Zaheer, 1995) allow firms to sustain productive internationalization without the coordination cost penalties visible in weaker environments (North, 1990; Peng et al., 2008). The contrast vs. the Multi-country reference is statistically significant (b = +0.026,</w:t>
+      </w:r>
+      <w:r>
+        <w:t xml:space="preserve"> </w:t>
+      </w:r>
+      <w:r>
+        <w:rPr>
+          <w:iCs/>
+          <w:i/>
+        </w:rPr>
+        <w:t xml:space="preserve">p</w:t>
+      </w:r>
+      <w:r>
+        <w:t xml:space="preserve"> </w:t>
+      </w:r>
+      <w:r>
+        <w:t xml:space="preserve">= .019).</w:t>
+      </w:r>
+    </w:p>
+    <w:p>
+      <w:pPr>
+        <w:pStyle w:val="BodyText"/>
+      </w:pPr>
       <w:r>
         <w:rPr>
           <w:bCs/>
           <w:b/>
         </w:rPr>
-        <w:t xml:space="preserve">= 0.068):</w:t>
-      </w:r>
-      <w:r>
-        <w:t xml:space="preserve"> </w:t>
-      </w:r>
-      <w:r>
-        <w:t xml:space="preserve">The Emerging group shows</w:t>
-      </w:r>
-      <w:r>
-        <w:t xml:space="preserve"> </w:t>
-      </w:r>
-      <w:r>
-        <w:rPr>
-          <w:iCs/>
-          <w:i/>
-        </w:rPr>
-        <w:t xml:space="preserve">r̄</w:t>
-      </w:r>
-      <w:r>
-        <w:t xml:space="preserve"> </w:t>
-      </w:r>
-      <w:r>
-        <w:t xml:space="preserve">= 0.068 — directionally below the Advanced group, consistent with CIMT's institutional friction argument. At the primary-study level, Do &amp; Phan (2025) document a negative aggregate DOI coefficient on 380 Indian WBES firms (FGLS estimation), with manager experience and female top-management leadership as positive moderating factors — a pattern consistent with CIMT's prediction that firm-level compensating resources partially offset institutional friction in Emerging environments.</w:t>
-      </w:r>
-    </w:p>
-    <w:p>
-      <w:pPr>
-        <w:pStyle w:val="BodyText"/>
-      </w:pPr>
+        <w:t xml:space="preserve">Emerging contexts (ICRV=3,</w:t>
+      </w:r>
       <w:r>
         <w:rPr>
           <w:bCs/>
           <w:b/>
         </w:rPr>
-        <w:t xml:space="preserve">Frontier contexts (FR, k = 3;</w:t>
-      </w:r>
-      <w:r>
-        <w:rPr>
+        <w:t xml:space="preserve"> </w:t>
+      </w:r>
+      <w:r>
+        <w:rPr>
+          <w:iCs/>
+          <w:i/>
           <w:bCs/>
           <w:b/>
         </w:rPr>
-        <w:t xml:space="preserve"> </w:t>
-      </w:r>
-      <w:r>
-        <w:rPr>
-          <w:iCs/>
-          <w:i/>
+        <w:t xml:space="preserve">K</w:t>
+      </w:r>
+      <w:r>
+        <w:rPr>
           <w:bCs/>
           <w:b/>
         </w:rPr>
-        <w:t xml:space="preserve">r̄</w:t>
+        <w:t xml:space="preserve"> </w:t>
       </w:r>
       <w:r>
         <w:rPr>
           <w:bCs/>
           <w:b/>
         </w:rPr>
-        <w:t xml:space="preserve"> </w:t>
+        <w:t xml:space="preserve">= 3;</w:t>
       </w:r>
       <w:r>
         <w:rPr>
           <w:bCs/>
           <w:b/>
         </w:rPr>
-        <w:t xml:space="preserve">= 0.349):</w:t>
-      </w:r>
-      <w:r>
-        <w:t xml:space="preserve"> </w:t>
-      </w:r>
-      <w:r>
-        <w:t xml:space="preserve">The</w:t>
-      </w:r>
-      <w:r>
-        <w:t xml:space="preserve"> </w:t>
-      </w:r>
-      <w:r>
-        <w:rPr>
-          <w:iCs/>
-          <w:i/>
-        </w:rPr>
-        <w:t xml:space="preserve">k</w:t>
-      </w:r>
-      <w:r>
-        <w:t xml:space="preserve"> </w:t>
-      </w:r>
-      <w:r>
-        <w:t xml:space="preserve">= 3 Frontier estimate is driven by one outlier study (Pouresmaeili et al., 2018,</w:t>
-      </w:r>
-      <w:r>
-        <w:t xml:space="preserve"> </w:t>
-      </w:r>
-      <w:r>
-        <w:rPr>
-          <w:iCs/>
-          <w:i/>
-        </w:rPr>
-        <w:t xml:space="preserve">r</w:t>
-      </w:r>
-      <w:r>
-        <w:t xml:space="preserve"> </w:t>
-      </w:r>
-      <w:r>
-        <w:t xml:space="preserve">= 0.69,</w:t>
-      </w:r>
-      <w:r>
-        <w:t xml:space="preserve"> </w:t>
-      </w:r>
-      <w:r>
-        <w:rPr>
-          <w:iCs/>
-          <w:i/>
-        </w:rPr>
-        <w:t xml:space="preserve">n</w:t>
-      </w:r>
-      <w:r>
-        <w:t xml:space="preserve"> </w:t>
-      </w:r>
-      <w:r>
-        <w:t xml:space="preserve">= 226 Iranian manufacturing firms). This estimate cannot be interpreted as a reliable Frontier I→P effect; it instead reflects the near-impossibility of drawing meta-analytic conclusions when only three studies populate a regime cell. The actual Frontier I→P effect could be zero, positive, or negative — larger</w:t>
-      </w:r>
-      <w:r>
-        <w:t xml:space="preserve"> </w:t>
-      </w:r>
-      <w:r>
-        <w:rPr>
-          <w:iCs/>
-          <w:i/>
-        </w:rPr>
-        <w:t xml:space="preserve">k</w:t>
-      </w:r>
-      <w:r>
-        <w:t xml:space="preserve"> </w:t>
-      </w:r>
-      <w:r>
-        <w:t xml:space="preserve">is required.</w:t>
-      </w:r>
-    </w:p>
-    <w:p>
-      <w:pPr>
-        <w:pStyle w:val="BodyText"/>
-      </w:pPr>
-      <w:r>
-        <w:rPr>
+        <w:t xml:space="preserve"> </w:t>
+      </w:r>
+      <w:r>
+        <w:rPr>
+          <w:iCs/>
+          <w:i/>
           <w:bCs/>
           <w:b/>
         </w:rPr>
-        <w:t xml:space="preserve">Synthesis:</w:t>
-      </w:r>
-      <w:r>
-        <w:t xml:space="preserve"> </w:t>
-      </w:r>
-      <w:r>
-        <w:t xml:space="preserve">H1 is confirmed — the ICRV between-regime Q_M test (</w:t>
-      </w:r>
-      <w:r>
-        <w:rPr>
-          <w:iCs/>
-          <w:i/>
-        </w:rPr>
-        <w:t xml:space="preserve">Q</w:t>
-      </w:r>
-      <w:r>
-        <w:t xml:space="preserve">_M = 17.35,</w:t>
-      </w:r>
-      <w:r>
-        <w:t xml:space="preserve"> </w:t>
-      </w:r>
-      <w:r>
-        <w:rPr>
-          <w:iCs/>
-          <w:i/>
-        </w:rPr>
-        <w:t xml:space="preserve">p</w:t>
-      </w:r>
-      <w:r>
-        <w:t xml:space="preserve"> </w:t>
-      </w:r>
-      <w:r>
-        <w:t xml:space="preserve">= .002) is statistically significant, establishing that I→P effect sizes vary across institutional regimes as theorized. The Q_M significance is driven by the</w:t>
-      </w:r>
-      <w:r>
-        <w:t xml:space="preserve"> </w:t>
-      </w:r>
-      <w:r>
-        <w:rPr>
-          <w:iCs/>
-          <w:i/>
-        </w:rPr>
-        <w:t xml:space="preserve">k</w:t>
-      </w:r>
-      <w:r>
-        <w:t xml:space="preserve"> </w:t>
-      </w:r>
-      <w:r>
-        <w:t xml:space="preserve">= 3 Frontier contrast rather than by well-powered pairwise contrasts across the Advanced/Upper-middle/Emerging cells, so the directional gradient propositions E1a and E1b are not meta-analytically confirmed in the current sample. The substantiated finding is that the baseline I→P effect (</w:t>
-      </w:r>
-      <w:r>
-        <w:rPr>
-          <w:iCs/>
-          <w:i/>
-        </w:rPr>
-        <w:t xml:space="preserve">r</w:t>
-      </w:r>
-      <w:r>
-        <w:t xml:space="preserve"> </w:t>
-      </w:r>
-      <w:r>
-        <w:t xml:space="preserve">= 0.074) is broadly consistent across well-populated regime groups (I, II, III, MX), and the magnitude of the Advanced-Emerging gap (</w:t>
-      </w:r>
-      <w:r>
-        <w:rPr>
-          <w:iCs/>
-          <w:i/>
-        </w:rPr>
         <w:t xml:space="preserve">r̄</w:t>
       </w:r>
-      <w:r>
-        <w:t xml:space="preserve"> </w:t>
-      </w:r>
-      <w:r>
-        <w:t xml:space="preserve">= 0.079 vs. 0.068) does not reach significance — a result that bounds, rather than refutes, CIMT's institutional gradient prediction.</w:t>
-      </w:r>
-    </w:p>
-    <w:bookmarkEnd w:id="48"/>
-    <w:bookmarkStart w:id="49" w:name="X688563909f8febb75275ad832e560c448093230"/>
-    <w:p>
-      <w:pPr>
-        <w:pStyle w:val="Heading3"/>
-      </w:pPr>
-      <w:r>
-        <w:t xml:space="preserve">5.2 Theoretical Contributions</w:t>
-      </w:r>
-    </w:p>
-    <w:p>
-      <w:pPr>
-        <w:pStyle w:val="FirstParagraph"/>
-      </w:pPr>
       <w:r>
         <w:rPr>
           <w:bCs/>
           <w:b/>
         </w:rPr>
-        <w:t xml:space="preserve">Contribution 1: Largest globally representative I→P meta-analysis to date.</w:t>
-      </w:r>
-      <w:r>
-        <w:t xml:space="preserve"> </w:t>
-      </w:r>
-      <w:r>
-        <w:t xml:space="preserve">The three-level MARA with</w:t>
-      </w:r>
-      <w:r>
-        <w:t xml:space="preserve"> </w:t>
-      </w:r>
-      <w:r>
-        <w:rPr>
-          <w:iCs/>
-          <w:i/>
-        </w:rPr>
-        <w:t xml:space="preserve">k</w:t>
-      </w:r>
-      <w:r>
-        <w:t xml:space="preserve"> </w:t>
-      </w:r>
-      <w:r>
-        <w:t xml:space="preserve">= 237 studies from 49 economies (</w:t>
-      </w:r>
-      <w:r>
-        <w:rPr>
-          <w:iCs/>
-          <w:i/>
-        </w:rPr>
-        <w:t xml:space="preserve">K</w:t>
-      </w:r>
-      <w:r>
-        <w:t xml:space="preserve"> </w:t>
-      </w:r>
-      <w:r>
-        <w:t xml:space="preserve">= 287 effects) is the most comprehensive quantitative synthesis of I→P evidence to apply three-level modeling, extending the ICBEF 2025 Asia-Pacific baseline (</w:t>
-      </w:r>
-      <w:r>
-        <w:rPr>
-          <w:iCs/>
-          <w:i/>
-        </w:rPr>
-        <w:t xml:space="preserve">k</w:t>
-      </w:r>
-      <w:r>
-        <w:t xml:space="preserve"> </w:t>
-      </w:r>
-      <w:r>
-        <w:t xml:space="preserve">= 113) by 124 studies with a globally inclusive ICRV-coded corpus. Three-level modeling correctly partitions within-study and between-study variance, and the baseline</w:t>
-      </w:r>
-      <w:r>
-        <w:t xml:space="preserve"> </w:t>
-      </w:r>
-      <w:r>
-        <w:rPr>
-          <w:iCs/>
-          <w:i/>
-        </w:rPr>
-        <w:t xml:space="preserve">r</w:t>
-      </w:r>
-      <w:r>
-        <w:t xml:space="preserve"> </w:t>
-      </w:r>
-      <w:r>
-        <w:t xml:space="preserve">= 0.074 replicates prior estimates while remaining robust across seven sensitivity checks.</w:t>
-      </w:r>
-    </w:p>
-    <w:p>
-      <w:pPr>
-        <w:pStyle w:val="BodyText"/>
-      </w:pPr>
+        <w:t xml:space="preserve"> </w:t>
+      </w:r>
       <w:r>
         <w:rPr>
           <w:bCs/>
           <w:b/>
         </w:rPr>
-        <w:t xml:space="preserve">Contribution 2: First meta-analytic test of ICRV, cDAI, and DPL moderators.</w:t>
-      </w:r>
-      <w:r>
-        <w:t xml:space="preserve"> </w:t>
-      </w:r>
-      <w:r>
-        <w:t xml:space="preserve">This paper is the first to formally test ICRV institutional regime, national digital adoption (cDAI), and Digital Paradox Lifecycle phase as moderators in a three-level MARA. H1 (between-regime Q_M test) is confirmed (</w:t>
-      </w:r>
-      <w:r>
-        <w:rPr>
-          <w:iCs/>
-          <w:i/>
-        </w:rPr>
-        <w:t xml:space="preserve">Q</w:t>
-      </w:r>
-      <w:r>
-        <w:t xml:space="preserve">_M = 17.35,</w:t>
-      </w:r>
-      <w:r>
-        <w:t xml:space="preserve"> </w:t>
+        <w:t xml:space="preserve">= 0.104):</w:t>
+      </w:r>
+      <w:r>
+        <w:t xml:space="preserve"> </w:t>
+      </w:r>
+      <w:r>
+        <w:t xml:space="preserve">The Emerging group cell is too small for reliable inference (</w:t>
+      </w:r>
+      <w:r>
+        <w:rPr>
+          <w:iCs/>
+          <w:i/>
+        </w:rPr>
+        <w:t xml:space="preserve">K</w:t>
+      </w:r>
+      <w:r>
+        <w:t xml:space="preserve"> </w:t>
+      </w:r>
+      <w:r>
+        <w:t xml:space="preserve">= 3). The point estimate is directionally positive but the contrast vs. the Multi-country reference does not reach significance (</w:t>
       </w:r>
       <w:r>
         <w:rPr>
@@ -11382,55 +11980,7 @@
         <w:t xml:space="preserve"> </w:t>
       </w:r>
       <w:r>
-        <w:t xml:space="preserve">= .002), establishing that I→P effect sizes vary systematically across institutional regimes. However, the directional gradient propositions (E1a/E1b) and the cDAI and DPL hypotheses (H2, H3) are not confirmed under rigorous between-group testing. These results set theoretically informative bounds: the</w:t>
-      </w:r>
-      <w:r>
-        <w:t xml:space="preserve"> </w:t>
-      </w:r>
-      <w:r>
-        <w:rPr>
-          <w:iCs/>
-          <w:i/>
-        </w:rPr>
-        <w:t xml:space="preserve">k</w:t>
-      </w:r>
-      <w:r>
-        <w:t xml:space="preserve"> </w:t>
-      </w:r>
-      <w:r>
-        <w:t xml:space="preserve">= 237 sample lacks sufficient between-regime variation (particularly Frontier,</w:t>
-      </w:r>
-      <w:r>
-        <w:t xml:space="preserve"> </w:t>
-      </w:r>
-      <w:r>
-        <w:rPr>
-          <w:iCs/>
-          <w:i/>
-        </w:rPr>
-        <w:t xml:space="preserve">k</w:t>
-      </w:r>
-      <w:r>
-        <w:t xml:space="preserve"> </w:t>
-      </w:r>
-      <w:r>
-        <w:t xml:space="preserve">= 3; SIDS,</w:t>
-      </w:r>
-      <w:r>
-        <w:t xml:space="preserve"> </w:t>
-      </w:r>
-      <w:r>
-        <w:rPr>
-          <w:iCs/>
-          <w:i/>
-        </w:rPr>
-        <w:t xml:space="preserve">k</w:t>
-      </w:r>
-      <w:r>
-        <w:t xml:space="preserve"> </w:t>
-      </w:r>
-      <w:r>
-        <w:t xml:space="preserve">= 0) to detect the CIMT gradient, and cDAI and DPL phase do not explain between-study heterogeneity in the current working database. Future formal-search replications with targeted regime-level sampling should test whether the gradient emerges with richer between-regime representation.</w:t>
+        <w:t xml:space="preserve">= .081). At the primary-study level, Do &amp; Phan (2025) document a negative aggregate DOI coefficient on 380 Indian WBES firms (FGLS estimation), with manager experience and female top-management leadership as positive moderating factors — a pattern consistent with CIMT's prediction that firm-level compensating resources partially offset institutional friction in Emerging environments.</w:t>
       </w:r>
     </w:p>
     <w:p>
@@ -11442,204 +11992,610 @@
           <w:bCs/>
           <w:b/>
         </w:rPr>
-        <w:t xml:space="preserve">Contribution 3: Substantial publication bias identified.</w:t>
-      </w:r>
-      <w:r>
-        <w:t xml:space="preserve"> </w:t>
-      </w:r>
-      <w:r>
-        <w:t xml:space="preserve">The trim-and-fill-corrected estimate (</w:t>
-      </w:r>
-      <w:r>
-        <w:rPr>
-          <w:iCs/>
-          <w:i/>
-        </w:rPr>
-        <w:t xml:space="preserve">r</w:t>
-      </w:r>
-      <w:r>
-        <w:t xml:space="preserve"> </w:t>
-      </w:r>
-      <w:r>
-        <w:t xml:space="preserve">= 0.035,</w:t>
-      </w:r>
-      <w:r>
-        <w:t xml:space="preserve"> </w:t>
-      </w:r>
-      <w:r>
-        <w:rPr>
-          <w:iCs/>
-          <w:i/>
-        </w:rPr>
-        <w:t xml:space="preserve">k</w:t>
-      </w:r>
-      <w:r>
-        <w:t xml:space="preserve"> </w:t>
-      </w:r>
-      <w:r>
-        <w:t xml:space="preserve">= 57 imputed studies) and significant Begg's τ (</w:t>
-      </w:r>
-      <w:r>
-        <w:rPr>
-          <w:iCs/>
-          <w:i/>
-        </w:rPr>
-        <w:t xml:space="preserve">p</w:t>
-      </w:r>
-      <w:r>
-        <w:t xml:space="preserve"> </w:t>
-      </w:r>
-      <w:r>
-        <w:t xml:space="preserve">= .001) together indicate that the I→P literature has a substantial positive publication bias. The raw pooled effect (</w:t>
-      </w:r>
-      <w:r>
-        <w:rPr>
-          <w:iCs/>
-          <w:i/>
-        </w:rPr>
-        <w:t xml:space="preserve">r</w:t>
-      </w:r>
-      <w:r>
-        <w:t xml:space="preserve"> </w:t>
-      </w:r>
-      <w:r>
-        <w:t xml:space="preserve">= 0.074) likely overstates the true average causal effect by approximately 50–100%, with the bias-corrected estimate (</w:t>
-      </w:r>
-      <w:r>
-        <w:rPr>
-          <w:iCs/>
-          <w:i/>
-        </w:rPr>
-        <w:t xml:space="preserve">r</w:t>
-      </w:r>
-      <w:r>
-        <w:t xml:space="preserve"> </w:t>
-      </w:r>
-      <w:r>
-        <w:t xml:space="preserve">= 0.035) providing a conservative lower bound. This finding — from the most globally comprehensive three-level MARA of I→P to date — is the most actionable theoretical contribution: it suggests that the IB literature's widely cited "positive I→P relationship" is partially an artifact of selective publication rather than a robust phenomenon.</w:t>
-      </w:r>
-    </w:p>
-    <w:bookmarkEnd w:id="49"/>
-    <w:bookmarkStart w:id="50" w:name="Xb1fcf2c8d5f0b973be8539a5c4cf4005bf85f3d"/>
-    <w:p>
-      <w:pPr>
-        <w:pStyle w:val="Heading3"/>
-      </w:pPr>
-      <w:r>
-        <w:t xml:space="preserve">5.3 Managerial and Policy Implications</w:t>
-      </w:r>
-    </w:p>
-    <w:p>
-      <w:pPr>
-        <w:pStyle w:val="FirstParagraph"/>
-      </w:pPr>
-      <w:r>
-        <w:t xml:space="preserve">The non-confirmation of the three hypothesized moderators limits strong prescriptive conclusions about institutional regime or digital context, but the baseline finding and publication bias result carry practical significance.</w:t>
-      </w:r>
-    </w:p>
-    <w:p>
-      <w:pPr>
-        <w:pStyle w:val="BodyText"/>
-      </w:pPr>
+        <w:t xml:space="preserve">Frontier contexts (ICRV=6,</w:t>
+      </w:r>
       <w:r>
         <w:rPr>
           <w:bCs/>
           <w:b/>
         </w:rPr>
-        <w:t xml:space="preserve">For firms across all institutional contexts:</w:t>
-      </w:r>
-      <w:r>
-        <w:t xml:space="preserve"> </w:t>
-      </w:r>
-      <w:r>
-        <w:t xml:space="preserve">The bias-corrected baseline (</w:t>
-      </w:r>
-      <w:r>
-        <w:rPr>
-          <w:iCs/>
-          <w:i/>
-        </w:rPr>
-        <w:t xml:space="preserve">r</w:t>
-      </w:r>
-      <w:r>
-        <w:t xml:space="preserve"> </w:t>
-      </w:r>
-      <w:r>
-        <w:t xml:space="preserve">= 0.035) rather than the raw</w:t>
-      </w:r>
-      <w:r>
-        <w:t xml:space="preserve"> </w:t>
-      </w:r>
-      <w:r>
-        <w:rPr>
-          <w:iCs/>
-          <w:i/>
-        </w:rPr>
-        <w:t xml:space="preserve">r</w:t>
-      </w:r>
-      <w:r>
-        <w:t xml:space="preserve"> </w:t>
-      </w:r>
-      <w:r>
-        <w:t xml:space="preserve">= 0.074 is the better estimate of the true average performance return to internationalization. Firms that expect large productivity gains from export intensification alone are likely to be disappointed — the published literature systematically over-reports positive effects. Internationalization strategy should be driven by firm-specific competitive advantages and market-specific learning, not by the assumption that "internationalization improves performance" unconditionally.</w:t>
-      </w:r>
-    </w:p>
-    <w:p>
-      <w:pPr>
-        <w:pStyle w:val="BodyText"/>
-      </w:pPr>
-      <w:r>
-        <w:rPr>
+        <w:t xml:space="preserve"> </w:t>
+      </w:r>
+      <w:r>
+        <w:rPr>
+          <w:iCs/>
+          <w:i/>
           <w:bCs/>
           <w:b/>
         </w:rPr>
-        <w:t xml:space="preserve">For researchers:</w:t>
-      </w:r>
-      <w:r>
-        <w:t xml:space="preserve"> </w:t>
-      </w:r>
-      <w:r>
-        <w:t xml:space="preserve">The substantial publication bias (</w:t>
-      </w:r>
-      <w:r>
-        <w:rPr>
-          <w:iCs/>
-          <w:i/>
-        </w:rPr>
-        <w:t xml:space="preserve">k</w:t>
-      </w:r>
-      <w:r>
-        <w:t xml:space="preserve"> </w:t>
-      </w:r>
-      <w:r>
-        <w:t xml:space="preserve">= 57 imputed, adj.</w:t>
-      </w:r>
-      <w:r>
-        <w:t xml:space="preserve"> </w:t>
-      </w:r>
-      <w:r>
-        <w:rPr>
-          <w:iCs/>
-          <w:i/>
-        </w:rPr>
-        <w:t xml:space="preserve">r</w:t>
-      </w:r>
-      <w:r>
-        <w:t xml:space="preserve"> </w:t>
-      </w:r>
-      <w:r>
-        <w:t xml:space="preserve">= 0.035) is a call for pre-registered studies with explicit null-hypothesis reporting. Publication practices in the I→P literature — where positive effects are over-represented — may be distorting the field's understanding of when and why internationalization helps. Pre-registration on OSF and adoption of three-level MARA with trim-and-fill correction should become standard in future I→P meta-analyses.</w:t>
-      </w:r>
-    </w:p>
-    <w:p>
-      <w:pPr>
-        <w:pStyle w:val="BodyText"/>
-      </w:pPr>
+        <w:t xml:space="preserve">K</w:t>
+      </w:r>
       <w:r>
         <w:rPr>
           <w:bCs/>
           <w:b/>
         </w:rPr>
+        <w:t xml:space="preserve"> </w:t>
+      </w:r>
+      <w:r>
+        <w:rPr>
+          <w:bCs/>
+          <w:b/>
+        </w:rPr>
+        <w:t xml:space="preserve">= 4;</w:t>
+      </w:r>
+      <w:r>
+        <w:rPr>
+          <w:bCs/>
+          <w:b/>
+        </w:rPr>
+        <w:t xml:space="preserve"> </w:t>
+      </w:r>
+      <w:r>
+        <w:rPr>
+          <w:iCs/>
+          <w:i/>
+          <w:bCs/>
+          <w:b/>
+        </w:rPr>
+        <w:t xml:space="preserve">r̄</w:t>
+      </w:r>
+      <w:r>
+        <w:rPr>
+          <w:bCs/>
+          <w:b/>
+        </w:rPr>
+        <w:t xml:space="preserve"> </w:t>
+      </w:r>
+      <w:r>
+        <w:rPr>
+          <w:bCs/>
+          <w:b/>
+        </w:rPr>
+        <w:t xml:space="preserve">= 0.253):</w:t>
+      </w:r>
+      <w:r>
+        <w:t xml:space="preserve"> </w:t>
+      </w:r>
+      <w:r>
+        <w:t xml:space="preserve">The</w:t>
+      </w:r>
+      <w:r>
+        <w:t xml:space="preserve"> </w:t>
+      </w:r>
+      <w:r>
+        <w:rPr>
+          <w:iCs/>
+          <w:i/>
+        </w:rPr>
+        <w:t xml:space="preserve">K</w:t>
+      </w:r>
+      <w:r>
+        <w:t xml:space="preserve"> </w:t>
+      </w:r>
+      <w:r>
+        <w:t xml:space="preserve">= 4 Frontier estimate includes one outlier study (Pouresmaeili et al., 2018,</w:t>
+      </w:r>
+      <w:r>
+        <w:t xml:space="preserve"> </w:t>
+      </w:r>
+      <w:r>
+        <w:rPr>
+          <w:iCs/>
+          <w:i/>
+        </w:rPr>
+        <w:t xml:space="preserve">r</w:t>
+      </w:r>
+      <w:r>
+        <w:t xml:space="preserve"> </w:t>
+      </w:r>
+      <w:r>
+        <w:t xml:space="preserve">= 0.69,</w:t>
+      </w:r>
+      <w:r>
+        <w:t xml:space="preserve"> </w:t>
+      </w:r>
+      <w:r>
+        <w:rPr>
+          <w:iCs/>
+          <w:i/>
+        </w:rPr>
+        <w:t xml:space="preserve">n</w:t>
+      </w:r>
+      <w:r>
+        <w:t xml:space="preserve"> </w:t>
+      </w:r>
+      <w:r>
+        <w:t xml:space="preserve">= 226 Iranian manufacturing firms). This estimate cannot be interpreted as a reliable Frontier I→P effect; it instead reflects the near-impossibility of drawing meta-analytic conclusions when only four effects populate a regime cell. The actual Frontier I→P effect could be zero, positive, or negative — larger</w:t>
+      </w:r>
+      <w:r>
+        <w:t xml:space="preserve"> </w:t>
+      </w:r>
+      <w:r>
+        <w:rPr>
+          <w:iCs/>
+          <w:i/>
+        </w:rPr>
+        <w:t xml:space="preserve">K</w:t>
+      </w:r>
+      <w:r>
+        <w:t xml:space="preserve"> </w:t>
+      </w:r>
+      <w:r>
+        <w:t xml:space="preserve">is required.</w:t>
+      </w:r>
+    </w:p>
+    <w:p>
+      <w:pPr>
+        <w:pStyle w:val="BodyText"/>
+      </w:pPr>
+      <w:r>
+        <w:rPr>
+          <w:bCs/>
+          <w:b/>
+        </w:rPr>
+        <w:t xml:space="preserve">Synthesis:</w:t>
+      </w:r>
+      <w:r>
+        <w:t xml:space="preserve"> </w:t>
+      </w:r>
+      <w:r>
+        <w:t xml:space="preserve">H1 is confirmed — the ICRV between-regime Q_M test (</w:t>
+      </w:r>
+      <w:r>
+        <w:rPr>
+          <w:iCs/>
+          <w:i/>
+        </w:rPr>
+        <w:t xml:space="preserve">Q</w:t>
+      </w:r>
+      <w:r>
+        <w:t xml:space="preserve">_M = 10.16,</w:t>
+      </w:r>
+      <w:r>
+        <w:t xml:space="preserve"> </w:t>
+      </w:r>
+      <w:r>
+        <w:rPr>
+          <w:iCs/>
+          <w:i/>
+        </w:rPr>
+        <w:t xml:space="preserve">p</w:t>
+      </w:r>
+      <w:r>
+        <w:t xml:space="preserve"> </w:t>
+      </w:r>
+      <w:r>
+        <w:t xml:space="preserve">= .038) is statistically significant, establishing that I→P effect sizes vary across institutional regimes as theorized. The Q_M significance reflects the single-country vs. multi-country distinction rather than a monotone institutional gradient, so the directional gradient propositions E1a and E1b are not meta-analytically confirmed in the current sample. The substantiated finding is that the baseline I→P effect (</w:t>
+      </w:r>
+      <w:r>
+        <w:rPr>
+          <w:iCs/>
+          <w:i/>
+        </w:rPr>
+        <w:t xml:space="preserve">r</w:t>
+      </w:r>
+      <w:r>
+        <w:t xml:space="preserve"> </w:t>
+      </w:r>
+      <w:r>
+        <w:t xml:space="preserve">= 0.074) is broadly consistent across well-populated regime groups (I, II, III, MX), and the magnitude of the Advanced-Emerging gap (</w:t>
+      </w:r>
+      <w:r>
+        <w:rPr>
+          <w:iCs/>
+          <w:i/>
+        </w:rPr>
+        <w:t xml:space="preserve">r̄</w:t>
+      </w:r>
+      <w:r>
+        <w:t xml:space="preserve"> </w:t>
+      </w:r>
+      <w:r>
+        <w:t xml:space="preserve">= 0.079 vs. 0.069) does not reach significance — a result that bounds, rather than refutes, CIMT's institutional gradient prediction.</w:t>
+      </w:r>
+    </w:p>
+    <w:bookmarkEnd w:id="64"/>
+    <w:bookmarkStart w:id="65" w:name="X688563909f8febb75275ad832e560c448093230"/>
+    <w:p>
+      <w:pPr>
+        <w:pStyle w:val="Heading3"/>
+      </w:pPr>
+      <w:r>
+        <w:t xml:space="preserve">5.2 Theoretical Contributions</w:t>
+      </w:r>
+    </w:p>
+    <w:p>
+      <w:pPr>
+        <w:pStyle w:val="FirstParagraph"/>
+      </w:pPr>
+      <w:r>
+        <w:rPr>
+          <w:bCs/>
+          <w:b/>
+        </w:rPr>
+        <w:t xml:space="preserve">Contribution 1: Largest globally representative I→P meta-analysis to date.</w:t>
+      </w:r>
+      <w:r>
+        <w:t xml:space="preserve"> </w:t>
+      </w:r>
+      <w:r>
+        <w:t xml:space="preserve">The three-level MARA with</w:t>
+      </w:r>
+      <w:r>
+        <w:t xml:space="preserve"> </w:t>
+      </w:r>
+      <w:r>
+        <w:rPr>
+          <w:iCs/>
+          <w:i/>
+        </w:rPr>
+        <w:t xml:space="preserve">k</w:t>
+      </w:r>
+      <w:r>
+        <w:t xml:space="preserve"> </w:t>
+      </w:r>
+      <w:r>
+        <w:t xml:space="preserve">= 259 studies from 49 economies (</w:t>
+      </w:r>
+      <w:r>
+        <w:rPr>
+          <w:iCs/>
+          <w:i/>
+        </w:rPr>
+        <w:t xml:space="preserve">K</w:t>
+      </w:r>
+      <w:r>
+        <w:t xml:space="preserve"> </w:t>
+      </w:r>
+      <w:r>
+        <w:t xml:space="preserve">= 309 effects) is the most comprehensive quantitative synthesis of I→P evidence to apply three-level modeling, extending the ICBEF 2025 Asia-Pacific baseline (</w:t>
+      </w:r>
+      <w:r>
+        <w:rPr>
+          <w:iCs/>
+          <w:i/>
+        </w:rPr>
+        <w:t xml:space="preserve">k</w:t>
+      </w:r>
+      <w:r>
+        <w:t xml:space="preserve"> </w:t>
+      </w:r>
+      <w:r>
+        <w:t xml:space="preserve">= 113) by 146 studies with a globally inclusive ICRV-coded corpus. Three-level modeling correctly partitions within-study and between-study variance, and the baseline</w:t>
+      </w:r>
+      <w:r>
+        <w:t xml:space="preserve"> </w:t>
+      </w:r>
+      <w:r>
+        <w:rPr>
+          <w:iCs/>
+          <w:i/>
+        </w:rPr>
+        <w:t xml:space="preserve">r</w:t>
+      </w:r>
+      <w:r>
+        <w:t xml:space="preserve"> </w:t>
+      </w:r>
+      <w:r>
+        <w:t xml:space="preserve">= 0.074 replicates prior estimates while remaining robust across seven sensitivity checks.</w:t>
+      </w:r>
+    </w:p>
+    <w:p>
+      <w:pPr>
+        <w:pStyle w:val="BodyText"/>
+      </w:pPr>
+      <w:r>
+        <w:rPr>
+          <w:bCs/>
+          <w:b/>
+        </w:rPr>
+        <w:t xml:space="preserve">Contribution 2: First meta-analytic test of ICRV, cDAI, and DPL moderators.</w:t>
+      </w:r>
+      <w:r>
+        <w:t xml:space="preserve"> </w:t>
+      </w:r>
+      <w:r>
+        <w:t xml:space="preserve">This paper is the first to formally test ICRV institutional regime, national digital adoption (cDAI), and Digital Paradox Lifecycle phase as moderators in a three-level MARA. H1 (between-regime Q_M test) is confirmed (</w:t>
+      </w:r>
+      <w:r>
+        <w:rPr>
+          <w:iCs/>
+          <w:i/>
+        </w:rPr>
+        <w:t xml:space="preserve">Q</w:t>
+      </w:r>
+      <w:r>
+        <w:t xml:space="preserve">_M = 10.16,</w:t>
+      </w:r>
+      <w:r>
+        <w:t xml:space="preserve"> </w:t>
+      </w:r>
+      <w:r>
+        <w:rPr>
+          <w:iCs/>
+          <w:i/>
+        </w:rPr>
+        <w:t xml:space="preserve">p</w:t>
+      </w:r>
+      <w:r>
+        <w:t xml:space="preserve"> </w:t>
+      </w:r>
+      <w:r>
+        <w:t xml:space="preserve">= .038), establishing that I→P effect sizes vary systematically across institutional regimes. However, the directional gradient propositions (E1a/E1b) and the cDAI and DPL hypotheses (H2, H3) are not confirmed under rigorous between-group testing. These results set theoretically informative bounds: the</w:t>
+      </w:r>
+      <w:r>
+        <w:t xml:space="preserve"> </w:t>
+      </w:r>
+      <w:r>
+        <w:rPr>
+          <w:iCs/>
+          <w:i/>
+        </w:rPr>
+        <w:t xml:space="preserve">k</w:t>
+      </w:r>
+      <w:r>
+        <w:t xml:space="preserve"> </w:t>
+      </w:r>
+      <w:r>
+        <w:t xml:space="preserve">= 259 sample lacks sufficient between-regime variation (particularly Emerging,</w:t>
+      </w:r>
+      <w:r>
+        <w:t xml:space="preserve"> </w:t>
+      </w:r>
+      <w:r>
+        <w:rPr>
+          <w:iCs/>
+          <w:i/>
+        </w:rPr>
+        <w:t xml:space="preserve">K</w:t>
+      </w:r>
+      <w:r>
+        <w:t xml:space="preserve"> </w:t>
+      </w:r>
+      <w:r>
+        <w:t xml:space="preserve">= 3; Frontier,</w:t>
+      </w:r>
+      <w:r>
+        <w:t xml:space="preserve"> </w:t>
+      </w:r>
+      <w:r>
+        <w:rPr>
+          <w:iCs/>
+          <w:i/>
+        </w:rPr>
+        <w:t xml:space="preserve">K</w:t>
+      </w:r>
+      <w:r>
+        <w:t xml:space="preserve"> </w:t>
+      </w:r>
+      <w:r>
+        <w:t xml:space="preserve">= 4; SIDS,</w:t>
+      </w:r>
+      <w:r>
+        <w:t xml:space="preserve"> </w:t>
+      </w:r>
+      <w:r>
+        <w:rPr>
+          <w:iCs/>
+          <w:i/>
+        </w:rPr>
+        <w:t xml:space="preserve">K</w:t>
+      </w:r>
+      <w:r>
+        <w:t xml:space="preserve"> </w:t>
+      </w:r>
+      <w:r>
+        <w:t xml:space="preserve">= 0) to detect the CIMT gradient, and cDAI and DPL phase do not explain between-study heterogeneity in the current working database. Future formal-search replications with targeted regime-level sampling should test whether the gradient emerges with richer between-regime representation.</w:t>
+      </w:r>
+    </w:p>
+    <w:p>
+      <w:pPr>
+        <w:pStyle w:val="BodyText"/>
+      </w:pPr>
+      <w:r>
+        <w:rPr>
+          <w:bCs/>
+          <w:b/>
+        </w:rPr>
+        <w:t xml:space="preserve">Contribution 3: Substantial publication bias identified.</w:t>
+      </w:r>
+      <w:r>
+        <w:t xml:space="preserve"> </w:t>
+      </w:r>
+      <w:r>
+        <w:t xml:space="preserve">The trim-and-fill-corrected estimate (</w:t>
+      </w:r>
+      <w:r>
+        <w:rPr>
+          <w:iCs/>
+          <w:i/>
+        </w:rPr>
+        <w:t xml:space="preserve">r</w:t>
+      </w:r>
+      <w:r>
+        <w:t xml:space="preserve"> </w:t>
+      </w:r>
+      <w:r>
+        <w:t xml:space="preserve">= 0.035,</w:t>
+      </w:r>
+      <w:r>
+        <w:t xml:space="preserve"> </w:t>
+      </w:r>
+      <w:r>
+        <w:rPr>
+          <w:iCs/>
+          <w:i/>
+        </w:rPr>
+        <w:t xml:space="preserve">k</w:t>
+      </w:r>
+      <w:r>
+        <w:t xml:space="preserve"> </w:t>
+      </w:r>
+      <w:r>
+        <w:t xml:space="preserve">= 58 imputed studies) and significant Begg's τ (</w:t>
+      </w:r>
+      <w:r>
+        <w:rPr>
+          <w:iCs/>
+          <w:i/>
+        </w:rPr>
+        <w:t xml:space="preserve">p</w:t>
+      </w:r>
+      <w:r>
+        <w:t xml:space="preserve"> </w:t>
+      </w:r>
+      <w:r>
+        <w:t xml:space="preserve">= .0007) together indicate that the I→P literature has a substantial positive publication bias. The raw pooled effect (</w:t>
+      </w:r>
+      <w:r>
+        <w:rPr>
+          <w:iCs/>
+          <w:i/>
+        </w:rPr>
+        <w:t xml:space="preserve">r</w:t>
+      </w:r>
+      <w:r>
+        <w:t xml:space="preserve"> </w:t>
+      </w:r>
+      <w:r>
+        <w:t xml:space="preserve">= 0.074) likely overstates the true average causal effect by approximately 50–100%, with the bias-corrected estimate (</w:t>
+      </w:r>
+      <w:r>
+        <w:rPr>
+          <w:iCs/>
+          <w:i/>
+        </w:rPr>
+        <w:t xml:space="preserve">r</w:t>
+      </w:r>
+      <w:r>
+        <w:t xml:space="preserve"> </w:t>
+      </w:r>
+      <w:r>
+        <w:t xml:space="preserve">= 0.035) providing a conservative lower bound. This finding — from the most globally comprehensive three-level MARA of I→P to date — is the most actionable theoretical contribution: it suggests that the IB literature's widely cited "positive I→P relationship" is partially an artifact of selective publication rather than a robust phenomenon.</w:t>
+      </w:r>
+    </w:p>
+    <w:bookmarkEnd w:id="65"/>
+    <w:bookmarkStart w:id="66" w:name="Xb1fcf2c8d5f0b973be8539a5c4cf4005bf85f3d"/>
+    <w:p>
+      <w:pPr>
+        <w:pStyle w:val="Heading3"/>
+      </w:pPr>
+      <w:r>
+        <w:t xml:space="preserve">5.3 Managerial and Policy Implications</w:t>
+      </w:r>
+    </w:p>
+    <w:p>
+      <w:pPr>
+        <w:pStyle w:val="FirstParagraph"/>
+      </w:pPr>
+      <w:r>
+        <w:t xml:space="preserve">The non-confirmation of the three hypothesized moderators limits strong prescriptive conclusions about institutional regime or digital context, but the baseline finding and publication bias result carry practical significance.</w:t>
+      </w:r>
+    </w:p>
+    <w:p>
+      <w:pPr>
+        <w:pStyle w:val="BodyText"/>
+      </w:pPr>
+      <w:r>
+        <w:rPr>
+          <w:bCs/>
+          <w:b/>
+        </w:rPr>
+        <w:t xml:space="preserve">For firms across all institutional contexts:</w:t>
+      </w:r>
+      <w:r>
+        <w:t xml:space="preserve"> </w:t>
+      </w:r>
+      <w:r>
+        <w:t xml:space="preserve">The bias-corrected baseline (</w:t>
+      </w:r>
+      <w:r>
+        <w:rPr>
+          <w:iCs/>
+          <w:i/>
+        </w:rPr>
+        <w:t xml:space="preserve">r</w:t>
+      </w:r>
+      <w:r>
+        <w:t xml:space="preserve"> </w:t>
+      </w:r>
+      <w:r>
+        <w:t xml:space="preserve">= 0.035) rather than the raw</w:t>
+      </w:r>
+      <w:r>
+        <w:t xml:space="preserve"> </w:t>
+      </w:r>
+      <w:r>
+        <w:rPr>
+          <w:iCs/>
+          <w:i/>
+        </w:rPr>
+        <w:t xml:space="preserve">r</w:t>
+      </w:r>
+      <w:r>
+        <w:t xml:space="preserve"> </w:t>
+      </w:r>
+      <w:r>
+        <w:t xml:space="preserve">= 0.074 is the better estimate of the true average performance return to internationalization. Firms that expect large productivity gains from export intensification alone are likely to be disappointed — the published literature systematically over-reports positive effects. Internationalization strategy should be driven by firm-specific competitive advantages and market-specific learning, not by the assumption that "internationalization improves performance" unconditionally.</w:t>
+      </w:r>
+    </w:p>
+    <w:p>
+      <w:pPr>
+        <w:pStyle w:val="BodyText"/>
+      </w:pPr>
+      <w:r>
+        <w:rPr>
+          <w:bCs/>
+          <w:b/>
+        </w:rPr>
+        <w:t xml:space="preserve">For researchers:</w:t>
+      </w:r>
+      <w:r>
+        <w:t xml:space="preserve"> </w:t>
+      </w:r>
+      <w:r>
+        <w:t xml:space="preserve">The substantial publication bias (</w:t>
+      </w:r>
+      <w:r>
+        <w:rPr>
+          <w:iCs/>
+          <w:i/>
+        </w:rPr>
+        <w:t xml:space="preserve">k</w:t>
+      </w:r>
+      <w:r>
+        <w:t xml:space="preserve"> </w:t>
+      </w:r>
+      <w:r>
+        <w:t xml:space="preserve">= 58 imputed, adj.</w:t>
+      </w:r>
+      <w:r>
+        <w:t xml:space="preserve"> </w:t>
+      </w:r>
+      <w:r>
+        <w:rPr>
+          <w:iCs/>
+          <w:i/>
+        </w:rPr>
+        <w:t xml:space="preserve">r</w:t>
+      </w:r>
+      <w:r>
+        <w:t xml:space="preserve"> </w:t>
+      </w:r>
+      <w:r>
+        <w:t xml:space="preserve">= 0.035) is a call for pre-registered studies with explicit null-hypothesis reporting. Publication practices in the I→P literature — where positive effects are over-represented — may be distorting the field's understanding of when and why internationalization helps. Pre-registration on OSF and adoption of three-level MARA with trim-and-fill correction should become standard in future I→P meta-analyses.</w:t>
+      </w:r>
+    </w:p>
+    <w:p>
+      <w:pPr>
+        <w:pStyle w:val="BodyText"/>
+      </w:pPr>
+      <w:r>
+        <w:rPr>
+          <w:bCs/>
+          <w:b/>
+        </w:rPr>
         <w:t xml:space="preserve">For policymakers:</w:t>
       </w:r>
       <w:r>
@@ -11659,11 +12615,11 @@
         <w:t xml:space="preserve"> </w:t>
       </w:r>
       <w:r>
-        <w:t xml:space="preserve">= 0.079 vs. 0.068, non-significant) is not large enough to justify institutional quality as the primary determinant of export-led productivity. Export promotion programs should target firm-level capabilities (technological, managerial) as much as institutional reform, given that the institution-performance gradient is not meta-analytically confirmed at current sample sizes.</w:t>
-      </w:r>
-    </w:p>
-    <w:bookmarkEnd w:id="50"/>
-    <w:bookmarkStart w:id="51" w:name="X0f6e89d87400594fb1abd2d07a881153acd68bb"/>
+        <w:t xml:space="preserve">= 0.079 vs. 0.069, non-significant) is not large enough to justify institutional quality as the primary determinant of export-led productivity. Export promotion programs should target firm-level capabilities (technological, managerial) as much as institutional reform, given that the institution-performance gradient is not meta-analytically confirmed at current sample sizes.</w:t>
+      </w:r>
+    </w:p>
+    <w:bookmarkEnd w:id="66"/>
+    <w:bookmarkStart w:id="67" w:name="X0f6e89d87400594fb1abd2d07a881153acd68bb"/>
     <w:p>
       <w:pPr>
         <w:pStyle w:val="Heading3"/>
@@ -11767,9 +12723,9 @@
         </w:pict>
       </w:r>
     </w:p>
-    <w:bookmarkEnd w:id="51"/>
-    <w:bookmarkEnd w:id="52"/>
-    <w:bookmarkStart w:id="53" w:name="X6b297cc947e0db5526be369b1f0f4ddc67b2415"/>
+    <w:bookmarkEnd w:id="67"/>
+    <w:bookmarkEnd w:id="68"/>
+    <w:bookmarkStart w:id="69" w:name="X6b297cc947e0db5526be369b1f0f4ddc67b2415"/>
     <w:p>
       <w:pPr>
         <w:pStyle w:val="Heading2"/>
@@ -11815,7 +12771,7 @@
         <w:t xml:space="preserve"> </w:t>
       </w:r>
       <w:r>
-        <w:t xml:space="preserve">= 237 studies from 49 economies (</w:t>
+        <w:t xml:space="preserve">= 259 studies from 49 economies (</w:t>
       </w:r>
       <w:r>
         <w:rPr>
@@ -11828,7 +12784,7 @@
         <w:t xml:space="preserve"> </w:t>
       </w:r>
       <w:r>
-        <w:t xml:space="preserve">= 287 effects) and introducing three novel moderators for formal meta-analytic testing: ICRV institutional regime, country-level digital adoption (cDAI), and Digital Paradox Lifecycle (DPL) phase. The three-level pooled effect (</w:t>
+        <w:t xml:space="preserve">= 309 effects) and introducing three novel moderators for formal meta-analytic testing: ICRV institutional regime, country-level digital adoption (cDAI), and Digital Paradox Lifecycle (DPL) phase. The three-level pooled effect (</w:t>
       </w:r>
       <w:r>
         <w:rPr>
@@ -11854,7 +12810,7 @@
         <w:t xml:space="preserve">I</w:t>
       </w:r>
       <w:r>
-        <w:t xml:space="preserve">²_total = 62.5%) confirms a small but consistent positive I→P relationship globally, robust across seven sensitivity checks.</w:t>
+        <w:t xml:space="preserve">²_total = 61.2%) confirms a small but consistent positive I→P relationship globally, robust across seven sensitivity checks.</w:t>
       </w:r>
     </w:p>
     <w:p>
@@ -11872,7 +12828,7 @@
         <w:t xml:space="preserve">Q</w:t>
       </w:r>
       <w:r>
-        <w:t xml:space="preserve">_M = 17.35,</w:t>
+        <w:t xml:space="preserve">_M = 10.16,</w:t>
       </w:r>
       <w:r>
         <w:t xml:space="preserve"> </w:t>
@@ -11888,7 +12844,97 @@
         <w:t xml:space="preserve"> </w:t>
       </w:r>
       <w:r>
-        <w:t xml:space="preserve">= .002), establishing that I→P effect sizes vary systematically across institutional regimes. However, the directional gradient (E1a: Advanced largest; E1b: Frontier smallest) is not meta-analytically confirmable at</w:t>
+        <w:t xml:space="preserve">= .038), establishing that I→P effect sizes vary systematically across institutional regimes. However, the directional gradient (E1a: Advanced largest; E1b: Frontier smallest) is not meta-analytically confirmable with sparse regime cells (Emerging</w:t>
+      </w:r>
+      <w:r>
+        <w:t xml:space="preserve"> </w:t>
+      </w:r>
+      <w:r>
+        <w:rPr>
+          <w:iCs/>
+          <w:i/>
+        </w:rPr>
+        <w:t xml:space="preserve">K</w:t>
+      </w:r>
+      <w:r>
+        <w:t xml:space="preserve"> </w:t>
+      </w:r>
+      <w:r>
+        <w:t xml:space="preserve">= 3; Frontier</w:t>
+      </w:r>
+      <w:r>
+        <w:t xml:space="preserve"> </w:t>
+      </w:r>
+      <w:r>
+        <w:rPr>
+          <w:iCs/>
+          <w:i/>
+        </w:rPr>
+        <w:t xml:space="preserve">K</w:t>
+      </w:r>
+      <w:r>
+        <w:t xml:space="preserve"> </w:t>
+      </w:r>
+      <w:r>
+        <w:t xml:space="preserve">= 4), and the cDAI (H3:</w:t>
+      </w:r>
+      <w:r>
+        <w:t xml:space="preserve"> </w:t>
+      </w:r>
+      <w:r>
+        <w:rPr>
+          <w:iCs/>
+          <w:i/>
+        </w:rPr>
+        <w:t xml:space="preserve">Q</w:t>
+      </w:r>
+      <w:r>
+        <w:t xml:space="preserve">_M = 1.23,</w:t>
+      </w:r>
+      <w:r>
+        <w:t xml:space="preserve"> </w:t>
+      </w:r>
+      <w:r>
+        <w:rPr>
+          <w:iCs/>
+          <w:i/>
+        </w:rPr>
+        <w:t xml:space="preserve">p</w:t>
+      </w:r>
+      <w:r>
+        <w:t xml:space="preserve"> </w:t>
+      </w:r>
+      <w:r>
+        <w:t xml:space="preserve">= .541) and DPL phase (H2:</w:t>
+      </w:r>
+      <w:r>
+        <w:t xml:space="preserve"> </w:t>
+      </w:r>
+      <w:r>
+        <w:rPr>
+          <w:iCs/>
+          <w:i/>
+        </w:rPr>
+        <w:t xml:space="preserve">Q</w:t>
+      </w:r>
+      <w:r>
+        <w:t xml:space="preserve">_M = 1.11,</w:t>
+      </w:r>
+      <w:r>
+        <w:t xml:space="preserve"> </w:t>
+      </w:r>
+      <w:r>
+        <w:rPr>
+          <w:iCs/>
+          <w:i/>
+        </w:rPr>
+        <w:t xml:space="preserve">p</w:t>
+      </w:r>
+      <w:r>
+        <w:t xml:space="preserve"> </w:t>
+      </w:r>
+      <w:r>
+        <w:t xml:space="preserve">= .575) moderators do not explain between-study heterogeneity in the current sample. The CIMT institutional gradient (E1a/E1b), digital infrastructure amplification (H3), and DPL temporal moderation (H2) remain theoretically motivated but empirically unconfirmed at</w:t>
       </w:r>
       <w:r>
         <w:t xml:space="preserve"> </w:t>
@@ -11904,65 +12950,15 @@
         <w:t xml:space="preserve"> </w:t>
       </w:r>
       <w:r>
-        <w:t xml:space="preserve">= 3 Frontier, and the cDAI (H3:</w:t>
-      </w:r>
-      <w:r>
-        <w:t xml:space="preserve"> </w:t>
-      </w:r>
-      <w:r>
-        <w:rPr>
-          <w:iCs/>
-          <w:i/>
-        </w:rPr>
-        <w:t xml:space="preserve">Q</w:t>
-      </w:r>
-      <w:r>
-        <w:t xml:space="preserve">_M = 1.34,</w:t>
-      </w:r>
-      <w:r>
-        <w:t xml:space="preserve"> </w:t>
-      </w:r>
-      <w:r>
-        <w:rPr>
-          <w:iCs/>
-          <w:i/>
-        </w:rPr>
-        <w:t xml:space="preserve">p</w:t>
-      </w:r>
-      <w:r>
-        <w:t xml:space="preserve"> </w:t>
-      </w:r>
-      <w:r>
-        <w:t xml:space="preserve">= .513) and DPL phase (H2:</w:t>
-      </w:r>
-      <w:r>
-        <w:t xml:space="preserve"> </w:t>
-      </w:r>
-      <w:r>
-        <w:rPr>
-          <w:iCs/>
-          <w:i/>
-        </w:rPr>
-        <w:t xml:space="preserve">Q</w:t>
-      </w:r>
-      <w:r>
-        <w:t xml:space="preserve">_M = 0.62,</w:t>
-      </w:r>
-      <w:r>
-        <w:t xml:space="preserve"> </w:t>
-      </w:r>
-      <w:r>
-        <w:rPr>
-          <w:iCs/>
-          <w:i/>
-        </w:rPr>
-        <w:t xml:space="preserve">p</w:t>
-      </w:r>
-      <w:r>
-        <w:t xml:space="preserve"> </w:t>
-      </w:r>
-      <w:r>
-        <w:t xml:space="preserve">= .734) moderators do not explain between-study heterogeneity in the current sample. The CIMT institutional gradient (E1a/E1b), digital infrastructure amplification (H3), and DPL temporal moderation (H2) remain theoretically motivated but empirically unconfirmed at</w:t>
+        <w:t xml:space="preserve">= 259 — null results that should inform future pre-registered replications with targeted regime-level sampling.</w:t>
+      </w:r>
+    </w:p>
+    <w:p>
+      <w:pPr>
+        <w:pStyle w:val="BodyText"/>
+      </w:pPr>
+      <w:r>
+        <w:t xml:space="preserve">The most substantive empirical finding is substantial publication bias: trim-and-fill imputes</w:t>
       </w:r>
       <w:r>
         <w:t xml:space="preserve"> </w:t>
@@ -11978,31 +12974,7 @@
         <w:t xml:space="preserve"> </w:t>
       </w:r>
       <w:r>
-        <w:t xml:space="preserve">= 237 — null results that should inform future pre-registered replications with targeted regime-level sampling.</w:t>
-      </w:r>
-    </w:p>
-    <w:p>
-      <w:pPr>
-        <w:pStyle w:val="BodyText"/>
-      </w:pPr>
-      <w:r>
-        <w:t xml:space="preserve">The most substantive empirical finding is substantial publication bias: trim-and-fill imputes</w:t>
-      </w:r>
-      <w:r>
-        <w:t xml:space="preserve"> </w:t>
-      </w:r>
-      <w:r>
-        <w:rPr>
-          <w:iCs/>
-          <w:i/>
-        </w:rPr>
-        <w:t xml:space="preserve">k</w:t>
-      </w:r>
-      <w:r>
-        <w:t xml:space="preserve"> </w:t>
-      </w:r>
-      <w:r>
-        <w:t xml:space="preserve">= 57 missing studies, reducing the bias-corrected pooled effect to</w:t>
+        <w:t xml:space="preserve">= 58 missing studies, reducing the bias-corrected pooled effect to</w:t>
       </w:r>
       <w:r>
         <w:t xml:space="preserve"> </w:t>
@@ -12018,7 +12990,7 @@
         <w:t xml:space="preserve"> </w:t>
       </w:r>
       <w:r>
-        <w:t xml:space="preserve">= 0.035 (95% CI [0.018, 0.051]) — positive but considerably attenuated. This suggests that the I→P field's published literature over-represents positive results, and that the true average performance return to internationalization is closer to</w:t>
+        <w:t xml:space="preserve">= 0.035 (95% CI [0.019, 0.051]) — positive but considerably attenuated. This suggests that the I→P field's published literature over-represents positive results, and that the true average performance return to internationalization is closer to</w:t>
       </w:r>
       <w:r>
         <w:t xml:space="preserve"> </w:t>
@@ -12044,7 +13016,7 @@
         <w:t xml:space="preserve">I</w:t>
       </w:r>
       <w:r>
-        <w:t xml:space="preserve">² = 62.5%) remains largely unresolved, with within-study variance (Level 2, 54.1%) dominating between-study variance (Level 3, 8.4%), suggesting that DOI operationalization and performance measure choices within papers are more important sources of heterogeneity than cross-country institutional differences.</w:t>
+        <w:t xml:space="preserve">² = 61.2%) remains largely unresolved, with approximately equal within-study (Level 2, 30.6%) and between-study (Level 3, 30.6%) variance contributions, suggesting that both methodological choices within papers and cross-country institutional differences contribute equally to heterogeneity.</w:t>
       </w:r>
     </w:p>
     <w:p>
@@ -12078,7 +13050,7 @@
         <w:t xml:space="preserve"> </w:t>
       </w:r>
       <w:r>
-        <w:t xml:space="preserve">= 237 working database; this may reflect insufficient regime-level</w:t>
+        <w:t xml:space="preserve">= 259 working database; this may reflect insufficient regime-level</w:t>
       </w:r>
       <w:r>
         <w:t xml:space="preserve"> </w:t>
@@ -12094,33 +13066,49 @@
         <w:t xml:space="preserve"> </w:t>
       </w:r>
       <w:r>
-        <w:t xml:space="preserve">(Frontier:</w:t>
-      </w:r>
-      <w:r>
-        <w:t xml:space="preserve"> </w:t>
-      </w:r>
-      <w:r>
-        <w:rPr>
-          <w:iCs/>
-          <w:i/>
-        </w:rPr>
-        <w:t xml:space="preserve">k</w:t>
-      </w:r>
-      <w:r>
-        <w:t xml:space="preserve"> </w:t>
-      </w:r>
-      <w:r>
-        <w:t xml:space="preserve">= 3; SIDS:</w:t>
-      </w:r>
-      <w:r>
-        <w:t xml:space="preserve"> </w:t>
-      </w:r>
-      <w:r>
-        <w:rPr>
-          <w:iCs/>
-          <w:i/>
-        </w:rPr>
-        <w:t xml:space="preserve">k</w:t>
+        <w:t xml:space="preserve">(Emerging:</w:t>
+      </w:r>
+      <w:r>
+        <w:t xml:space="preserve"> </w:t>
+      </w:r>
+      <w:r>
+        <w:rPr>
+          <w:iCs/>
+          <w:i/>
+        </w:rPr>
+        <w:t xml:space="preserve">K</w:t>
+      </w:r>
+      <w:r>
+        <w:t xml:space="preserve"> </w:t>
+      </w:r>
+      <w:r>
+        <w:t xml:space="preserve">= 3; Frontier:</w:t>
+      </w:r>
+      <w:r>
+        <w:t xml:space="preserve"> </w:t>
+      </w:r>
+      <w:r>
+        <w:rPr>
+          <w:iCs/>
+          <w:i/>
+        </w:rPr>
+        <w:t xml:space="preserve">K</w:t>
+      </w:r>
+      <w:r>
+        <w:t xml:space="preserve"> </w:t>
+      </w:r>
+      <w:r>
+        <w:t xml:space="preserve">= 4; SIDS:</w:t>
+      </w:r>
+      <w:r>
+        <w:t xml:space="preserve"> </w:t>
+      </w:r>
+      <w:r>
+        <w:rPr>
+          <w:iCs/>
+          <w:i/>
+        </w:rPr>
+        <w:t xml:space="preserve">K</w:t>
       </w:r>
       <w:r>
         <w:t xml:space="preserve"> </w:t>
@@ -12133,13 +13121,13 @@
           <w:iCs/>
           <w:i/>
         </w:rPr>
-        <w:t xml:space="preserve">k</w:t>
-      </w:r>
-      <w:r>
-        <w:t xml:space="preserve"> </w:t>
-      </w:r>
-      <w:r>
-        <w:t xml:space="preserve">= 3,</w:t>
+        <w:t xml:space="preserve">K</w:t>
+      </w:r>
+      <w:r>
+        <w:t xml:space="preserve"> </w:t>
+      </w:r>
+      <w:r>
+        <w:t xml:space="preserve">= 4,</w:t>
       </w:r>
       <w:r>
         <w:t xml:space="preserve"> </w:t>
@@ -12155,7 +13143,7 @@
         <w:t xml:space="preserve"> </w:t>
       </w:r>
       <w:r>
-        <w:t xml:space="preserve">= 0.349, dominated by Pouresmaeili et al. 2018) is the sole driver of ICRV significance; future work should reassess this coding and search for additional Frontier-regime studies. Third, cDAI is measured at the study level using country-year World Bank Digital Adoption Index scores (primary) or ITU Digital Development Index (secondary), not direct replication of the WBES firm-level indicators used in the companion primary studies; any systematic error in the country-year DAI assignment — for instance, from vintage mismatch between the study's data period and the DAI score's reference year — may attenuate the moderation coefficient. Fourth, the systematic search was restricted to English-language publications; non-English studies (Chinese, Japanese, Korean, Southeast Asian) are underrepresented, potentially biasing regime distribution toward Advanced economies. Fifth, inter-coder reliability was assessed on a 20% double-coded subsample (</w:t>
+        <w:t xml:space="preserve">= 0.253, including one outlier Pouresmaeili et al. 2018) yields an unreliable estimate; future work should search for additional Frontier-regime studies. Third, cDAI is measured at the study level using country-year World Bank Digital Adoption Index scores (primary) or ITU Digital Development Index (secondary), not direct replication of the WBES firm-level indicators used in the companion primary studies; any systematic error in the country-year DAI assignment — for instance, from vintage mismatch between the study's data period and the DAI score's reference year — may attenuate the moderation coefficient. Fourth, the systematic search was restricted to English-language publications; non-English studies (Chinese, Japanese, Korean, Southeast Asian) are underrepresented, potentially biasing regime distribution toward Advanced economies. Fifth, inter-coder reliability was assessed on a 20% double-coded subsample (</w:t>
       </w:r>
       <w:r>
         <w:rPr>
@@ -12231,7 +13219,7 @@
         <w:t xml:space="preserve"> </w:t>
       </w:r>
       <w:r>
-        <w:t xml:space="preserve">= 57 imputed, adj.</w:t>
+        <w:t xml:space="preserve">= 58 imputed, adj.</w:t>
       </w:r>
       <w:r>
         <w:t xml:space="preserve"> </w:t>
@@ -12257,8 +13245,8 @@
         </w:pict>
       </w:r>
     </w:p>
-    <w:bookmarkEnd w:id="53"/>
-    <w:bookmarkStart w:id="54" w:name="funding"/>
+    <w:bookmarkEnd w:id="69"/>
+    <w:bookmarkStart w:id="70" w:name="funding"/>
     <w:p>
       <w:pPr>
         <w:pStyle w:val="Heading2"/>
@@ -12275,8 +13263,8 @@
         <w:t xml:space="preserve">This research received no specific grant from any funding agency in the public, commercial, or not-for-profit sectors.</w:t>
       </w:r>
     </w:p>
-    <w:bookmarkEnd w:id="54"/>
-    <w:bookmarkStart w:id="55" w:name="competing-interests"/>
+    <w:bookmarkEnd w:id="70"/>
+    <w:bookmarkStart w:id="71" w:name="competing-interests"/>
     <w:p>
       <w:pPr>
         <w:pStyle w:val="Heading2"/>
@@ -12293,8 +13281,8 @@
         <w:t xml:space="preserve">The authors declare no conflict of interest.</w:t>
       </w:r>
     </w:p>
-    <w:bookmarkEnd w:id="55"/>
-    <w:bookmarkStart w:id="56" w:name="data-availability"/>
+    <w:bookmarkEnd w:id="71"/>
+    <w:bookmarkStart w:id="72" w:name="data-availability"/>
     <w:p>
       <w:pPr>
         <w:pStyle w:val="Heading2"/>
@@ -12336,8 +13324,8 @@
         </w:pict>
       </w:r>
     </w:p>
-    <w:bookmarkEnd w:id="56"/>
-    <w:bookmarkStart w:id="60" w:name="references"/>
+    <w:bookmarkEnd w:id="72"/>
+    <w:bookmarkStart w:id="76" w:name="references"/>
     <w:p>
       <w:pPr>
         <w:pStyle w:val="Heading2"/>
@@ -12675,7 +13663,7 @@
       <w:r>
         <w:t xml:space="preserve"> </w:t>
       </w:r>
-      <w:hyperlink r:id="rId57">
+      <w:hyperlink r:id="rId73">
         <w:r>
           <w:rPr>
             <w:rStyle w:val="Hyperlink"/>
@@ -13064,7 +14052,7 @@
       <w:r>
         <w:t xml:space="preserve"> </w:t>
       </w:r>
-      <w:hyperlink r:id="rId58">
+      <w:hyperlink r:id="rId74">
         <w:r>
           <w:rPr>
             <w:rStyle w:val="Hyperlink"/>
@@ -13420,7 +14408,7 @@
       <w:r>
         <w:t xml:space="preserve"> </w:t>
       </w:r>
-      <w:hyperlink r:id="rId59">
+      <w:hyperlink r:id="rId75">
         <w:r>
           <w:rPr>
             <w:rStyle w:val="Hyperlink"/>
@@ -13478,8 +14466,8 @@
         </w:pict>
       </w:r>
     </w:p>
-    <w:bookmarkEnd w:id="60"/>
-    <w:bookmarkStart w:id="61" w:name="appendix-a--prisma-2020-flow-diagram"/>
+    <w:bookmarkEnd w:id="76"/>
+    <w:bookmarkStart w:id="77" w:name="appendix-a--prisma-2020-flow-diagram"/>
     <w:p>
       <w:pPr>
         <w:pStyle w:val="Heading2"/>
@@ -13497,13 +14485,13 @@
           <w:bCs/>
           <w:b/>
         </w:rPr>
-        <w:t xml:space="preserve">⚠️ All counts marked [TBD] will be confirmed after formal WoS + Scopus search.</w:t>
-      </w:r>
-      <w:r>
-        <w:t xml:space="preserve"> </w:t>
-      </w:r>
-      <w:r>
-        <w:t xml:space="preserve">The diagram below follows PRISMA 2020 (Page et al., 2021).</w:t>
+        <w:t xml:space="preserve">WoS + Scopus arms confirmed (20 May 2026). Final k/K pending full-text screening and extraction.</w:t>
+      </w:r>
+      <w:r>
+        <w:br/>
+      </w:r>
+      <w:r>
+        <w:t xml:space="preserve">Follows PRISMA 2020 (Page et al., 2021). Numbers marked ✓ are confirmed; [TBD] remain pending extraction.</w:t>
       </w:r>
     </w:p>
     <w:p>
@@ -13532,7 +14520,7 @@
         <w:rPr>
           <w:rStyle w:val="VerbatimChar"/>
         </w:rPr>
-        <w:t xml:space="preserve">Records from electronic databases (WoS Core Collection + Scopus):</w:t>
+        <w:t xml:space="preserve">Records from electronic databases (full search, 20 May 2026):</w:t>
       </w:r>
       <w:r>
         <w:br/>
@@ -13541,7 +14529,7 @@
         <w:rPr>
           <w:rStyle w:val="VerbatimChar"/>
         </w:rPr>
-        <w:t xml:space="preserve">  [n = TBD]</w:t>
+        <w:t xml:space="preserve">  Web of Science Core Collection (SSCI+SCI-E+ESCI): n = 2,180 ✓</w:t>
       </w:r>
       <w:r>
         <w:br/>
@@ -13550,7 +14538,7 @@
         <w:rPr>
           <w:rStyle w:val="VerbatimChar"/>
         </w:rPr>
-        <w:t xml:space="preserve">Records from supplementary methods</w:t>
+        <w:t xml:space="preserve">  Scopus (All Subject Areas, 1977–2026):             n = 1,083 ✓</w:t>
       </w:r>
       <w:r>
         <w:br/>
@@ -13559,7 +14547,7 @@
         <w:rPr>
           <w:rStyle w:val="VerbatimChar"/>
         </w:rPr>
-        <w:t xml:space="preserve">  Backward citation scan (5 anchor meta-analyses): [n = TBD]</w:t>
+        <w:t xml:space="preserve">  ─────────────────────────────────────────────────────</w:t>
       </w:r>
       <w:r>
         <w:br/>
@@ -13568,16 +14556,19 @@
         <w:rPr>
           <w:rStyle w:val="VerbatimChar"/>
         </w:rPr>
-        <w:t xml:space="preserve">  Hand-search (author's corpus, 2020–2026): n = 19</w:t>
+        <w:t xml:space="preserve">  Total from databases:                              n = 3,263 ✓</w:t>
       </w:r>
       <w:r>
         <w:br/>
       </w:r>
       <w:r>
+        <w:br/>
+      </w:r>
+      <w:r>
         <w:rPr>
           <w:rStyle w:val="VerbatimChar"/>
         </w:rPr>
-        <w:t xml:space="preserve">  ──────────────────────────────────────</w:t>
+        <w:t xml:space="preserve">After cross-database deduplication (DOI-exact + title-fuzzy ≥85%):</w:t>
       </w:r>
       <w:r>
         <w:br/>
@@ -13586,19 +14577,25 @@
         <w:rPr>
           <w:rStyle w:val="VerbatimChar"/>
         </w:rPr>
-        <w:t xml:space="preserve">  Total identified: [N = TBD]</w:t>
+        <w:t xml:space="preserve">  Duplicate records removed:                         n =   795  ✓</w:t>
       </w:r>
       <w:r>
         <w:br/>
       </w:r>
       <w:r>
+        <w:rPr>
+          <w:rStyle w:val="VerbatimChar"/>
+        </w:rPr>
+        <w:t xml:space="preserve">  Unique records:                                    n = 2,468  ✓</w:t>
+      </w:r>
+      <w:r>
         <w:br/>
       </w:r>
       <w:r>
         <w:rPr>
           <w:rStyle w:val="VerbatimChar"/>
         </w:rPr>
-        <w:t xml:space="preserve">SCREENING — Level 1 (Title / Abstract)</w:t>
+        <w:t xml:space="preserve">  Already in existing tracker (prior database):      n =   435  ✓</w:t>
       </w:r>
       <w:r>
         <w:br/>
@@ -13607,6 +14604,93 @@
         <w:rPr>
           <w:rStyle w:val="VerbatimChar"/>
         </w:rPr>
+        <w:t xml:space="preserve">  New candidates for L2 screening:                   n = 2,032  ✓</w:t>
+      </w:r>
+      <w:r>
+        <w:br/>
+      </w:r>
+      <w:r>
+        <w:rPr>
+          <w:rStyle w:val="VerbatimChar"/>
+        </w:rPr>
+        <w:t xml:space="preserve">    — with DOI (CrossRef enriched, 20 May 2026):     n = 1,512 (74.4%) ✓</w:t>
+      </w:r>
+      <w:r>
+        <w:br/>
+      </w:r>
+      <w:r>
+        <w:rPr>
+          <w:rStyle w:val="VerbatimChar"/>
+        </w:rPr>
+        <w:t xml:space="preserve">    — no DOI (manual retrieval required):            n =   520 (25.6%) ✓</w:t>
+      </w:r>
+      <w:r>
+        <w:br/>
+      </w:r>
+      <w:r>
+        <w:br/>
+      </w:r>
+      <w:r>
+        <w:rPr>
+          <w:rStyle w:val="VerbatimChar"/>
+        </w:rPr>
+        <w:t xml:space="preserve">Records from supplementary methods:</w:t>
+      </w:r>
+      <w:r>
+        <w:br/>
+      </w:r>
+      <w:r>
+        <w:rPr>
+          <w:rStyle w:val="VerbatimChar"/>
+        </w:rPr>
+        <w:t xml:space="preserve">  Backward citation scan (5 anchor meta-analyses):  n ≈ 478 screened</w:t>
+      </w:r>
+      <w:r>
+        <w:br/>
+      </w:r>
+      <w:r>
+        <w:rPr>
+          <w:rStyle w:val="VerbatimChar"/>
+        </w:rPr>
+        <w:t xml:space="preserve">  Hand-search (author corpus, 2024–2026):           n = 19</w:t>
+      </w:r>
+      <w:r>
+        <w:br/>
+      </w:r>
+      <w:r>
+        <w:rPr>
+          <w:rStyle w:val="VerbatimChar"/>
+        </w:rPr>
+        <w:t xml:space="preserve">  ─────────────────────────────────────────────────────</w:t>
+      </w:r>
+      <w:r>
+        <w:br/>
+      </w:r>
+      <w:r>
+        <w:rPr>
+          <w:rStyle w:val="VerbatimChar"/>
+        </w:rPr>
+        <w:t xml:space="preserve">  Total records identified:                         N = 3,263 (databases) + ≈497 (supplementary) ✓</w:t>
+      </w:r>
+      <w:r>
+        <w:br/>
+      </w:r>
+      <w:r>
+        <w:br/>
+      </w:r>
+      <w:r>
+        <w:rPr>
+          <w:rStyle w:val="VerbatimChar"/>
+        </w:rPr>
+        <w:t xml:space="preserve">SCREENING — Level 1 (Title / Keyword Pre-screen)</w:t>
+      </w:r>
+      <w:r>
+        <w:br/>
+      </w:r>
+      <w:r>
+        <w:rPr>
+          <w:rStyle w:val="VerbatimChar"/>
+        </w:rPr>
         <w:t xml:space="preserve">─────────────────────────────────────────────────────────────────</w:t>
       </w:r>
       <w:r>
@@ -13616,7 +14700,7 @@
         <w:rPr>
           <w:rStyle w:val="VerbatimChar"/>
         </w:rPr>
-        <w:t xml:space="preserve">After deduplication: [n = TBD]</w:t>
+        <w:t xml:space="preserve">After within-WoS deduplication:                      n = 2,179  (1 duplicate removed)</w:t>
       </w:r>
       <w:r>
         <w:br/>
@@ -13625,7 +14709,7 @@
         <w:rPr>
           <w:rStyle w:val="VerbatimChar"/>
         </w:rPr>
-        <w:t xml:space="preserve">  Excluded (title/abstract screen): [n = TBD]</w:t>
+        <w:t xml:space="preserve">  Excluded at L1 (title clearly outside I→P domain): n = 1,397</w:t>
       </w:r>
       <w:r>
         <w:br/>
@@ -13634,7 +14718,7 @@
         <w:rPr>
           <w:rStyle w:val="VerbatimChar"/>
         </w:rPr>
-        <w:t xml:space="preserve">    - Does not examine I→P relationship: [n = TBD]</w:t>
+        <w:t xml:space="preserve">    - No internationalization × performance signal  : n ≈ 1,200</w:t>
       </w:r>
       <w:r>
         <w:br/>
@@ -13643,7 +14727,7 @@
         <w:rPr>
           <w:rStyle w:val="VerbatimChar"/>
         </w:rPr>
-        <w:t xml:space="preserve">    - Not firm-level analysis: [n = TBD]</w:t>
+        <w:t xml:space="preserve">    - Systematic reviews / meta-analyses            : n ≈   97</w:t>
       </w:r>
       <w:r>
         <w:br/>
@@ -13652,7 +14736,7 @@
         <w:rPr>
           <w:rStyle w:val="VerbatimChar"/>
         </w:rPr>
-        <w:t xml:space="preserve">    - Non-English, no convertible ES in abstract: [n = TBD]</w:t>
+        <w:t xml:space="preserve">    - Qualitative / conceptual / medical            : n ≈  100</w:t>
       </w:r>
       <w:r>
         <w:br/>
@@ -13661,28 +14745,37 @@
         <w:rPr>
           <w:rStyle w:val="VerbatimChar"/>
         </w:rPr>
-        <w:t xml:space="preserve">    - Qualitative / conceptual only: [n = TBD]</w:t>
+        <w:t xml:space="preserve">  Retained for Level-2 title screen:                 n =   782  ✓</w:t>
       </w:r>
       <w:r>
         <w:br/>
       </w:r>
       <w:r>
+        <w:br/>
+      </w:r>
+      <w:r>
         <w:rPr>
           <w:rStyle w:val="VerbatimChar"/>
         </w:rPr>
-        <w:t xml:space="preserve">  Retained for full-text review: [n = TBD]</w:t>
+        <w:t xml:space="preserve">SCREENING — Level 2 (Title Screen + UNSURE Resolution)</w:t>
       </w:r>
       <w:r>
         <w:br/>
       </w:r>
       <w:r>
+        <w:rPr>
+          <w:rStyle w:val="VerbatimChar"/>
+        </w:rPr>
+        <w:t xml:space="preserve">─────────────────────────────────────────────────────────────────</w:t>
+      </w:r>
+      <w:r>
         <w:br/>
       </w:r>
       <w:r>
         <w:rPr>
           <w:rStyle w:val="VerbatimChar"/>
         </w:rPr>
-        <w:t xml:space="preserve">ELIGIBILITY — Level 2 (Full Text)</w:t>
+        <w:t xml:space="preserve">Records screened at L2 (title):                      n =   782</w:t>
       </w:r>
       <w:r>
         <w:br/>
@@ -13691,6 +14784,534 @@
         <w:rPr>
           <w:rStyle w:val="VerbatimChar"/>
         </w:rPr>
+        <w:t xml:space="preserve">  Initial decisions (18 May 2026):</w:t>
+      </w:r>
+      <w:r>
+        <w:br/>
+      </w:r>
+      <w:r>
+        <w:rPr>
+          <w:rStyle w:val="VerbatimChar"/>
+        </w:rPr>
+        <w:t xml:space="preserve">    Y (clearly eligible):                            n =   345</w:t>
+      </w:r>
+      <w:r>
+        <w:br/>
+      </w:r>
+      <w:r>
+        <w:rPr>
+          <w:rStyle w:val="VerbatimChar"/>
+        </w:rPr>
+        <w:t xml:space="preserve">    N (clearly excluded):                            n =    35</w:t>
+      </w:r>
+      <w:r>
+        <w:br/>
+      </w:r>
+      <w:r>
+        <w:rPr>
+          <w:rStyle w:val="VerbatimChar"/>
+        </w:rPr>
+        <w:t xml:space="preserve">      E1: Conceptual / editorial                     n =     4</w:t>
+      </w:r>
+      <w:r>
+        <w:br/>
+      </w:r>
+      <w:r>
+        <w:rPr>
+          <w:rStyle w:val="VerbatimChar"/>
+        </w:rPr>
+        <w:t xml:space="preserve">      E2: Qualitative / case study                   n =     8</w:t>
+      </w:r>
+      <w:r>
+        <w:br/>
+      </w:r>
+      <w:r>
+        <w:rPr>
+          <w:rStyle w:val="VerbatimChar"/>
+        </w:rPr>
+        <w:t xml:space="preserve">      E3: Macro-level / country-level analysis       n =     6</w:t>
+      </w:r>
+      <w:r>
+        <w:br/>
+      </w:r>
+      <w:r>
+        <w:rPr>
+          <w:rStyle w:val="VerbatimChar"/>
+        </w:rPr>
+        <w:t xml:space="preserve">      E5: Export as DV (not IV→performance)          n =    17</w:t>
+      </w:r>
+      <w:r>
+        <w:br/>
+      </w:r>
+      <w:r>
+        <w:rPr>
+          <w:rStyle w:val="VerbatimChar"/>
+        </w:rPr>
+        <w:t xml:space="preserve">    UNSURE (title insufficient):                     n =   402</w:t>
+      </w:r>
+      <w:r>
+        <w:br/>
+      </w:r>
+      <w:r>
+        <w:br/>
+      </w:r>
+      <w:r>
+        <w:rPr>
+          <w:rStyle w:val="VerbatimChar"/>
+        </w:rPr>
+        <w:t xml:space="preserve">  UNSURE title-only re-screen — Round 1 (script 14):</w:t>
+      </w:r>
+      <w:r>
+        <w:br/>
+      </w:r>
+      <w:r>
+        <w:rPr>
+          <w:rStyle w:val="VerbatimChar"/>
+        </w:rPr>
+        <w:t xml:space="preserve">    Resolved Y:                                      n =   135</w:t>
+      </w:r>
+      <w:r>
+        <w:br/>
+      </w:r>
+      <w:r>
+        <w:rPr>
+          <w:rStyle w:val="VerbatimChar"/>
+        </w:rPr>
+        <w:t xml:space="preserve">      Genuinely new (not in existing k=287):         n =   129  ✓</w:t>
+      </w:r>
+      <w:r>
+        <w:br/>
+      </w:r>
+      <w:r>
+        <w:rPr>
+          <w:rStyle w:val="VerbatimChar"/>
+        </w:rPr>
+        <w:t xml:space="preserve">      Duplicates of existing database:               n =     6  → excluded</w:t>
+      </w:r>
+      <w:r>
+        <w:br/>
+      </w:r>
+      <w:r>
+        <w:rPr>
+          <w:rStyle w:val="VerbatimChar"/>
+        </w:rPr>
+        <w:t xml:space="preserve">    Resolved N:                                      n =     3</w:t>
+      </w:r>
+      <w:r>
+        <w:br/>
+      </w:r>
+      <w:r>
+        <w:rPr>
+          <w:rStyle w:val="VerbatimChar"/>
+        </w:rPr>
+        <w:t xml:space="preserve">    Still UNSURE after R1:                           n =   263</w:t>
+      </w:r>
+      <w:r>
+        <w:br/>
+      </w:r>
+      <w:r>
+        <w:br/>
+      </w:r>
+      <w:r>
+        <w:rPr>
+          <w:rStyle w:val="VerbatimChar"/>
+        </w:rPr>
+        <w:t xml:space="preserve">  UNSURE title-only re-screen — Round 2 (script 18, two-tier rules):</w:t>
+      </w:r>
+      <w:r>
+        <w:br/>
+      </w:r>
+      <w:r>
+        <w:rPr>
+          <w:rStyle w:val="VerbatimChar"/>
+        </w:rPr>
+        <w:t xml:space="preserve">    Resolved Y (all genuinely new):                  n =    30  ✓</w:t>
+      </w:r>
+      <w:r>
+        <w:br/>
+      </w:r>
+      <w:r>
+        <w:rPr>
+          <w:rStyle w:val="VerbatimChar"/>
+        </w:rPr>
+        <w:t xml:space="preserve">    Resolved N:                                      n =    29</w:t>
+      </w:r>
+      <w:r>
+        <w:br/>
+      </w:r>
+      <w:r>
+        <w:rPr>
+          <w:rStyle w:val="VerbatimChar"/>
+        </w:rPr>
+        <w:t xml:space="preserve">    Still UNSURE after R2:                           n =   204</w:t>
+      </w:r>
+      <w:r>
+        <w:br/>
+      </w:r>
+      <w:r>
+        <w:br/>
+      </w:r>
+      <w:r>
+        <w:rPr>
+          <w:rStyle w:val="VerbatimChar"/>
+        </w:rPr>
+        <w:t xml:space="preserve">  UNSURE title-only re-screen — Round 3 (script 20, extended patterns):</w:t>
+      </w:r>
+      <w:r>
+        <w:br/>
+      </w:r>
+      <w:r>
+        <w:rPr>
+          <w:rStyle w:val="VerbatimChar"/>
+        </w:rPr>
+        <w:t xml:space="preserve">    Resolved Y (all genuinely new):                  n =    25  ✓</w:t>
+      </w:r>
+      <w:r>
+        <w:br/>
+      </w:r>
+      <w:r>
+        <w:rPr>
+          <w:rStyle w:val="VerbatimChar"/>
+        </w:rPr>
+        <w:t xml:space="preserve">    Resolved N:                                      n =    43</w:t>
+      </w:r>
+      <w:r>
+        <w:br/>
+      </w:r>
+      <w:r>
+        <w:rPr>
+          <w:rStyle w:val="VerbatimChar"/>
+        </w:rPr>
+        <w:t xml:space="preserve">    Still UNSURE after R3:                           n =   136</w:t>
+      </w:r>
+      <w:r>
+        <w:br/>
+      </w:r>
+      <w:r>
+        <w:br/>
+      </w:r>
+      <w:r>
+        <w:rPr>
+          <w:rStyle w:val="VerbatimChar"/>
+        </w:rPr>
+        <w:t xml:space="preserve">  UNSURE title-only re-screen — Round 4 (script 22, capital structure / location</w:t>
+      </w:r>
+      <w:r>
+        <w:br/>
+      </w:r>
+      <w:r>
+        <w:rPr>
+          <w:rStyle w:val="VerbatimChar"/>
+        </w:rPr>
+        <w:t xml:space="preserve">      strategy / antecedent/determinant exclusions; performance consequences /</w:t>
+      </w:r>
+      <w:r>
+        <w:br/>
+      </w:r>
+      <w:r>
+        <w:rPr>
+          <w:rStyle w:val="VerbatimChar"/>
+        </w:rPr>
+        <w:t xml:space="preserve">      optimal multinationality / crisis resilience inclusions):</w:t>
+      </w:r>
+      <w:r>
+        <w:br/>
+      </w:r>
+      <w:r>
+        <w:rPr>
+          <w:rStyle w:val="VerbatimChar"/>
+        </w:rPr>
+        <w:t xml:space="preserve">    Resolved Y (all genuinely new):                  n =    15  ✓</w:t>
+      </w:r>
+      <w:r>
+        <w:br/>
+      </w:r>
+      <w:r>
+        <w:rPr>
+          <w:rStyle w:val="VerbatimChar"/>
+        </w:rPr>
+        <w:t xml:space="preserve">    Resolved N:                                      n =    34</w:t>
+      </w:r>
+      <w:r>
+        <w:br/>
+      </w:r>
+      <w:r>
+        <w:rPr>
+          <w:rStyle w:val="VerbatimChar"/>
+        </w:rPr>
+        <w:t xml:space="preserve">    Still UNSURE:                                    n =    87</w:t>
+      </w:r>
+      <w:r>
+        <w:br/>
+      </w:r>
+      <w:r>
+        <w:br/>
+      </w:r>
+      <w:r>
+        <w:rPr>
+          <w:rStyle w:val="VerbatimChar"/>
+        </w:rPr>
+        <w:t xml:space="preserve">  UNSURE title-only re-screen — Round 5 (first-author manual pass, 19/05/2026):</w:t>
+      </w:r>
+      <w:r>
+        <w:br/>
+      </w:r>
+      <w:r>
+        <w:rPr>
+          <w:rStyle w:val="VerbatimChar"/>
+        </w:rPr>
+        <w:t xml:space="preserve">    Resolved Y (all genuinely new):                  n =     4  ✓</w:t>
+      </w:r>
+      <w:r>
+        <w:br/>
+      </w:r>
+      <w:r>
+        <w:rPr>
+          <w:rStyle w:val="VerbatimChar"/>
+        </w:rPr>
+        <w:t xml:space="preserve">    Resolved N:                                      n =    11</w:t>
+      </w:r>
+      <w:r>
+        <w:br/>
+      </w:r>
+      <w:r>
+        <w:rPr>
+          <w:rStyle w:val="VerbatimChar"/>
+        </w:rPr>
+        <w:t xml:space="preserve">    Still UNSURE:                                    n =    72</w:t>
+      </w:r>
+      <w:r>
+        <w:br/>
+      </w:r>
+      <w:r>
+        <w:br/>
+      </w:r>
+      <w:r>
+        <w:rPr>
+          <w:rStyle w:val="VerbatimChar"/>
+        </w:rPr>
+        <w:t xml:space="preserve">  UNSURE title-only re-screen — Round 6 (first-author manual pass, 19/05/2026):</w:t>
+      </w:r>
+      <w:r>
+        <w:br/>
+      </w:r>
+      <w:r>
+        <w:rPr>
+          <w:rStyle w:val="VerbatimChar"/>
+        </w:rPr>
+        <w:t xml:space="preserve">    Resolved Y (all genuinely new):                  n =     8  ✓</w:t>
+      </w:r>
+      <w:r>
+        <w:br/>
+      </w:r>
+      <w:r>
+        <w:rPr>
+          <w:rStyle w:val="VerbatimChar"/>
+        </w:rPr>
+        <w:t xml:space="preserve">    Resolved N:                                      n =    46</w:t>
+      </w:r>
+      <w:r>
+        <w:br/>
+      </w:r>
+      <w:r>
+        <w:rPr>
+          <w:rStyle w:val="VerbatimChar"/>
+        </w:rPr>
+        <w:t xml:space="preserve">    Still UNSURE:                                    n =    18</w:t>
+      </w:r>
+      <w:r>
+        <w:br/>
+      </w:r>
+      <w:r>
+        <w:br/>
+      </w:r>
+      <w:r>
+        <w:rPr>
+          <w:rStyle w:val="VerbatimChar"/>
+        </w:rPr>
+        <w:t xml:space="preserve">  UNSURE title-only re-screen — Round 7 (manual signals: book-chapter DOI,</w:t>
+      </w:r>
+      <w:r>
+        <w:br/>
+      </w:r>
+      <w:r>
+        <w:rPr>
+          <w:rStyle w:val="VerbatimChar"/>
+        </w:rPr>
+        <w:t xml:space="preserve">      single-case, antecedent-DV, non-business journal, macro unit):</w:t>
+      </w:r>
+      <w:r>
+        <w:br/>
+      </w:r>
+      <w:r>
+        <w:rPr>
+          <w:rStyle w:val="VerbatimChar"/>
+        </w:rPr>
+        <w:t xml:space="preserve">    Resolved Y:                                      n =     0</w:t>
+      </w:r>
+      <w:r>
+        <w:br/>
+      </w:r>
+      <w:r>
+        <w:rPr>
+          <w:rStyle w:val="VerbatimChar"/>
+        </w:rPr>
+        <w:t xml:space="preserve">    Resolved N:                                      n =     8</w:t>
+      </w:r>
+      <w:r>
+        <w:br/>
+      </w:r>
+      <w:r>
+        <w:rPr>
+          <w:rStyle w:val="VerbatimChar"/>
+        </w:rPr>
+        <w:t xml:space="preserve">    Still UNSURE:                                    n =    10</w:t>
+      </w:r>
+      <w:r>
+        <w:br/>
+      </w:r>
+      <w:r>
+        <w:br/>
+      </w:r>
+      <w:r>
+        <w:rPr>
+          <w:rStyle w:val="VerbatimChar"/>
+        </w:rPr>
+        <w:t xml:space="preserve">  UNSURE WebSearch abstract pass — Round 8 (19/05/2026, I→P eligibility</w:t>
+      </w:r>
+      <w:r>
+        <w:br/>
+      </w:r>
+      <w:r>
+        <w:rPr>
+          <w:rStyle w:val="VerbatimChar"/>
+        </w:rPr>
+        <w:t xml:space="preserve">      criteria applied via web-sourced abstracts for all 10 remaining):</w:t>
+      </w:r>
+      <w:r>
+        <w:br/>
+      </w:r>
+      <w:r>
+        <w:rPr>
+          <w:rStyle w:val="VerbatimChar"/>
+        </w:rPr>
+        <w:t xml:space="preserve">    Resolved Y (S0129, S0240, S0683):                n =     3</w:t>
+      </w:r>
+      <w:r>
+        <w:br/>
+      </w:r>
+      <w:r>
+        <w:rPr>
+          <w:rStyle w:val="VerbatimChar"/>
+        </w:rPr>
+        <w:t xml:space="preserve">    Resolved N (wrong I measure/DV/focal unit):      n =     7</w:t>
+      </w:r>
+      <w:r>
+        <w:br/>
+      </w:r>
+      <w:r>
+        <w:rPr>
+          <w:rStyle w:val="VerbatimChar"/>
+        </w:rPr>
+        <w:t xml:space="preserve">    Still UNSURE:                                    n =     0  ← ALL RESOLVED ✓</w:t>
+      </w:r>
+      <w:r>
+        <w:br/>
+      </w:r>
+      <w:r>
+        <w:br/>
+      </w:r>
+      <w:r>
+        <w:rPr>
+          <w:rStyle w:val="VerbatimChar"/>
+        </w:rPr>
+        <w:t xml:space="preserve">  Total L2 Y (WoS arm):                             n =   565  ✓</w:t>
+      </w:r>
+      <w:r>
+        <w:br/>
+      </w:r>
+      <w:r>
+        <w:rPr>
+          <w:rStyle w:val="VerbatimChar"/>
+        </w:rPr>
+        <w:t xml:space="preserve">    (= 345 L2 Y + 135 R1 + 30 R2 + 25 R3 + 15 R4 + 4 R5 + 8 R6 + 0 R7 + 3 R8)</w:t>
+      </w:r>
+      <w:r>
+        <w:br/>
+      </w:r>
+      <w:r>
+        <w:br/>
+      </w:r>
+      <w:r>
+        <w:rPr>
+          <w:rStyle w:val="VerbatimChar"/>
+        </w:rPr>
+        <w:t xml:space="preserve">  Extraction pre-screen — Round 9 (worklist v11→v12, 19/05/2026,</w:t>
+      </w:r>
+      <w:r>
+        <w:br/>
+      </w:r>
+      <w:r>
+        <w:rPr>
+          <w:rStyle w:val="VerbatimChar"/>
+        </w:rPr>
+        <w:t xml:space="preserve">      title-pattern analysis for 92 unresolved prescreen flags):</w:t>
+      </w:r>
+      <w:r>
+        <w:br/>
+      </w:r>
+      <w:r>
+        <w:rPr>
+          <w:rStyle w:val="VerbatimChar"/>
+        </w:rPr>
+        <w:t xml:space="preserve">    Y (include for extraction):                       n =    41  ✓</w:t>
+      </w:r>
+      <w:r>
+        <w:br/>
+      </w:r>
+      <w:r>
+        <w:rPr>
+          <w:rStyle w:val="VerbatimChar"/>
+        </w:rPr>
+        <w:t xml:space="preserve">    N (exclude from extraction priority):             n =    51</w:t>
+      </w:r>
+      <w:r>
+        <w:br/>
+      </w:r>
+      <w:r>
+        <w:rPr>
+          <w:rStyle w:val="VerbatimChar"/>
+        </w:rPr>
+        <w:t xml:space="preserve">    Still UNSURE:                                     n =     0  ← ALL RESOLVED ✓</w:t>
+      </w:r>
+      <w:r>
+        <w:br/>
+      </w:r>
+      <w:r>
+        <w:rPr>
+          <w:rStyle w:val="VerbatimChar"/>
+        </w:rPr>
+        <w:t xml:space="preserve">  Extraction pool prescreen: Y=435 (81.3%), N=100 (18.7%), UNSURE=0</w:t>
+      </w:r>
+      <w:r>
+        <w:br/>
+      </w:r>
+      <w:r>
+        <w:br/>
+      </w:r>
+      <w:r>
+        <w:rPr>
+          <w:rStyle w:val="VerbatimChar"/>
+        </w:rPr>
+        <w:t xml:space="preserve">ELIGIBILITY — Deduplication vs. Prior Database</w:t>
+      </w:r>
+      <w:r>
+        <w:br/>
+      </w:r>
+      <w:r>
+        <w:rPr>
+          <w:rStyle w:val="VerbatimChar"/>
+        </w:rPr>
         <w:t xml:space="preserve">─────────────────────────────────────────────────────────────────</w:t>
       </w:r>
       <w:r>
@@ -13700,7 +15321,7 @@
         <w:rPr>
           <w:rStyle w:val="VerbatimChar"/>
         </w:rPr>
-        <w:t xml:space="preserve">Full texts assessed: [n = TBD]</w:t>
+        <w:t xml:space="preserve">Deduplicated against existing k=287 coded studies:</w:t>
       </w:r>
       <w:r>
         <w:br/>
@@ -13709,7 +15330,7 @@
         <w:rPr>
           <w:rStyle w:val="VerbatimChar"/>
         </w:rPr>
-        <w:t xml:space="preserve">  Excluded: [n = TBD]</w:t>
+        <w:t xml:space="preserve">  Confirmed genuinely new (R1):                      n =   321  ✓</w:t>
       </w:r>
       <w:r>
         <w:br/>
@@ -13718,7 +15339,7 @@
         <w:rPr>
           <w:rStyle w:val="VerbatimChar"/>
         </w:rPr>
-        <w:t xml:space="preserve">    - No effect size convertible to r: [n = TBD]</w:t>
+        <w:t xml:space="preserve">  Confirmed new (R1-R8):                             n =   214  (129+30+25+15+4+8+0+3)</w:t>
       </w:r>
       <w:r>
         <w:br/>
@@ -13727,7 +15348,7 @@
         <w:rPr>
           <w:rStyle w:val="VerbatimChar"/>
         </w:rPr>
-        <w:t xml:space="preserve">    - No DOI measure meeting PICO I criterion: [n = TBD]</w:t>
+        <w:t xml:space="preserve">  Active extraction pool (worklist v12):             n =   535  ✓</w:t>
       </w:r>
       <w:r>
         <w:br/>
@@ -13736,7 +15357,7 @@
         <w:rPr>
           <w:rStyle w:val="VerbatimChar"/>
         </w:rPr>
-        <w:t xml:space="preserve">    - State-owned enterprise / government-controlled sample: [n = TBD]</w:t>
+        <w:t xml:space="preserve">  Priority extraction candidates (prescreen Y):      n =   435  (310 with DOI; 125 no-DOI)</w:t>
       </w:r>
       <w:r>
         <w:br/>
@@ -13745,7 +15366,7 @@
         <w:rPr>
           <w:rStyle w:val="VerbatimChar"/>
         </w:rPr>
-        <w:t xml:space="preserve">    - Duplicate sample (smaller/older retained for exclusion): [n = TBD]</w:t>
+        <w:t xml:space="preserve">  Full-text excluded (reasons pending extraction):   n = [TBD]</w:t>
       </w:r>
       <w:r>
         <w:br/>
@@ -13754,7 +15375,7 @@
         <w:rPr>
           <w:rStyle w:val="VerbatimChar"/>
         </w:rPr>
-        <w:t xml:space="preserve">    - Meta-analysis or review (not primary study): [n = TBD]</w:t>
+        <w:t xml:space="preserve">    - No calculable r or convertible statistic</w:t>
       </w:r>
       <w:r>
         <w:br/>
@@ -13763,18 +15384,111 @@
         <w:rPr>
           <w:rStyle w:val="VerbatimChar"/>
         </w:rPr>
-        <w:t xml:space="preserve">    - Conference paper / thesis / working paper: [n = TBD]</w:t>
+        <w:t xml:space="preserve">    - Unit of analysis not firm-level</w:t>
       </w:r>
       <w:r>
         <w:br/>
       </w:r>
       <w:r>
+        <w:rPr>
+          <w:rStyle w:val="VerbatimChar"/>
+        </w:rPr>
+        <w:t xml:space="preserve">    - Conference paper / thesis / working paper</w:t>
+      </w:r>
+      <w:r>
         <w:br/>
       </w:r>
       <w:r>
         <w:rPr>
           <w:rStyle w:val="VerbatimChar"/>
         </w:rPr>
+        <w:t xml:space="preserve">    - Duplicate sample</w:t>
+      </w:r>
+      <w:r>
+        <w:br/>
+      </w:r>
+      <w:r>
+        <w:br/>
+      </w:r>
+      <w:r>
+        <w:rPr>
+          <w:rStyle w:val="VerbatimChar"/>
+        </w:rPr>
+        <w:t xml:space="preserve">NEW CANDIDATES (20 May 2026 full search, pending L2 screening):</w:t>
+      </w:r>
+      <w:r>
+        <w:br/>
+      </w:r>
+      <w:r>
+        <w:rPr>
+          <w:rStyle w:val="VerbatimChar"/>
+        </w:rPr>
+        <w:t xml:space="preserve">─────────────────────────────────────────────────────────────────</w:t>
+      </w:r>
+      <w:r>
+        <w:br/>
+      </w:r>
+      <w:r>
+        <w:rPr>
+          <w:rStyle w:val="VerbatimChar"/>
+        </w:rPr>
+        <w:t xml:space="preserve">  New candidates added to tracker v3:               n = 2,032  ✓</w:t>
+      </w:r>
+      <w:r>
+        <w:br/>
+      </w:r>
+      <w:r>
+        <w:rPr>
+          <w:rStyle w:val="VerbatimChar"/>
+        </w:rPr>
+        <w:t xml:space="preserve">    1_DOI_FIRST (CrossRef DOI recovered):            n = 1,512  ✓</w:t>
+      </w:r>
+      <w:r>
+        <w:br/>
+      </w:r>
+      <w:r>
+        <w:rPr>
+          <w:rStyle w:val="VerbatimChar"/>
+        </w:rPr>
+        <w:t xml:space="preserve">    2_NO_DOI_MANUAL (title/GS search required):      n =   520  ✓</w:t>
+      </w:r>
+      <w:r>
+        <w:br/>
+      </w:r>
+      <w:r>
+        <w:rPr>
+          <w:rStyle w:val="VerbatimChar"/>
+        </w:rPr>
+        <w:t xml:space="preserve">  Working file:  fulltext_to_extraction_tracker_v3.csv</w:t>
+      </w:r>
+      <w:r>
+        <w:br/>
+      </w:r>
+      <w:r>
+        <w:rPr>
+          <w:rStyle w:val="VerbatimChar"/>
+        </w:rPr>
+        <w:t xml:space="preserve">                 (2,467 rows = 435 prior + 2,032 new; 58 cols)</w:t>
+      </w:r>
+      <w:r>
+        <w:br/>
+      </w:r>
+      <w:r>
+        <w:rPr>
+          <w:rStyle w:val="VerbatimChar"/>
+        </w:rPr>
+        <w:t xml:space="preserve">  Status: L2 full-text screening pending (OSF pre-registration confirmed)</w:t>
+      </w:r>
+      <w:r>
+        <w:br/>
+      </w:r>
+      <w:r>
+        <w:br/>
+      </w:r>
+      <w:r>
+        <w:rPr>
+          <w:rStyle w:val="VerbatimChar"/>
+        </w:rPr>
         <w:t xml:space="preserve">INCLUDED</w:t>
       </w:r>
       <w:r>
@@ -13793,7 +15507,7 @@
         <w:rPr>
           <w:rStyle w:val="VerbatimChar"/>
         </w:rPr>
-        <w:t xml:space="preserve">Studies included in meta-analysis: k = [TBD]</w:t>
+        <w:t xml:space="preserve">Studies included in meta-analysis:   k = 259 (prior DB: k = 238; updated 23/05/2026)</w:t>
       </w:r>
       <w:r>
         <w:br/>
@@ -13802,16 +15516,37 @@
         <w:rPr>
           <w:rStyle w:val="VerbatimChar"/>
         </w:rPr>
-        <w:t xml:space="preserve">Effect sizes coded: K = [TBD]</w:t>
+        <w:t xml:space="preserve">Effect sizes coded:                  K = 309 (prior DB: K = 288; updated 23/05/2026)</w:t>
       </w:r>
       <w:r>
         <w:br/>
       </w:r>
       <w:r>
+        <w:br/>
+      </w:r>
+      <w:r>
         <w:rPr>
           <w:rStyle w:val="VerbatimChar"/>
         </w:rPr>
-        <w:t xml:space="preserve">  (Current working database prior to formal search: k = 237, K = 287)</w:t>
+        <w:t xml:space="preserve">Note: k=259 / K=309 reflects the existing coded database (p6_study_database_v2.csv).</w:t>
+      </w:r>
+      <w:r>
+        <w:br/>
+      </w:r>
+      <w:r>
+        <w:rPr>
+          <w:rStyle w:val="VerbatimChar"/>
+        </w:rPr>
+        <w:t xml:space="preserve">Final k/K will increase further as new L2 extraction from 2,032 new candidates</w:t>
+      </w:r>
+      <w:r>
+        <w:br/>
+      </w:r>
+      <w:r>
+        <w:rPr>
+          <w:rStyle w:val="VerbatimChar"/>
+        </w:rPr>
+        <w:t xml:space="preserve">(fulltext_to_extraction_tracker_v3.csv) is completed.</w:t>
       </w:r>
     </w:p>
     <w:p>
@@ -13833,8 +15568,8 @@
         </w:pict>
       </w:r>
     </w:p>
-    <w:bookmarkEnd w:id="61"/>
-    <w:bookmarkStart w:id="62" w:name="appendix-b--coding-protocol-7-moderators"/>
+    <w:bookmarkEnd w:id="77"/>
+    <w:bookmarkStart w:id="78" w:name="appendix-b--coding-protocol-7-moderators"/>
     <w:p>
       <w:pPr>
         <w:pStyle w:val="Heading2"/>
@@ -14170,8 +15905,8 @@
         </w:pict>
       </w:r>
     </w:p>
-    <w:bookmarkEnd w:id="62"/>
-    <w:bookmarkStart w:id="63" w:name="X268400b3423c0b4852b72f307f2ef855f61e7ea"/>
+    <w:bookmarkEnd w:id="78"/>
+    <w:bookmarkStart w:id="79" w:name="X268400b3423c0b4852b72f307f2ef855f61e7ea"/>
     <w:p>
       <w:pPr>
         <w:pStyle w:val="Heading2"/>
@@ -14237,7 +15972,7 @@
               <w:jc w:val="left"/>
             </w:pPr>
             <w:r>
-              <w:t xml:space="preserve">metafor REML (3-level, k=237)</w:t>
+              <w:t xml:space="preserve">metafor REML (3-level, k=259)</w:t>
             </w:r>
           </w:p>
         </w:tc>
@@ -14368,7 +16103,7 @@
               <w:jc w:val="left"/>
             </w:pPr>
             <w:r>
-              <w:t xml:space="preserve">62.5%</w:t>
+              <w:t xml:space="preserve">61.2%</w:t>
             </w:r>
           </w:p>
         </w:tc>
@@ -14413,7 +16148,7 @@
               <w:jc w:val="left"/>
             </w:pPr>
             <w:r>
-              <w:t xml:space="preserve">54.1%</w:t>
+              <w:t xml:space="preserve">30.6%</w:t>
             </w:r>
           </w:p>
         </w:tc>
@@ -14458,7 +16193,7 @@
               <w:jc w:val="left"/>
             </w:pPr>
             <w:r>
-              <w:t xml:space="preserve">8.4%</w:t>
+              <w:t xml:space="preserve">30.6%</w:t>
             </w:r>
           </w:p>
         </w:tc>
@@ -14506,7 +16241,7 @@
               <w:jc w:val="left"/>
             </w:pPr>
             <w:r>
-              <w:t xml:space="preserve">237</w:t>
+              <w:t xml:space="preserve">259</w:t>
             </w:r>
           </w:p>
         </w:tc>
@@ -14554,7 +16289,7 @@
               <w:jc w:val="left"/>
             </w:pPr>
             <w:r>
-              <w:t xml:space="preserve">287</w:t>
+              <w:t xml:space="preserve">309</w:t>
             </w:r>
           </w:p>
         </w:tc>
@@ -14592,7 +16327,7 @@
               <w:jc w:val="left"/>
             </w:pPr>
             <w:r>
-              <w:t xml:space="preserve">0.00878</w:t>
+              <w:t xml:space="preserve">0.00076</w:t>
             </w:r>
           </w:p>
         </w:tc>
@@ -14630,7 +16365,7 @@
               <w:jc w:val="left"/>
             </w:pPr>
             <w:r>
-              <w:t xml:space="preserve">0.00136</w:t>
+              <w:t xml:space="preserve">0.00076</w:t>
             </w:r>
           </w:p>
         </w:tc>
@@ -14689,7 +16424,7 @@
         <w:t xml:space="preserve"> </w:t>
       </w:r>
       <w:r>
-        <w:t xml:space="preserve">Lower total I² in the three-level model (62.5% vs. 87.92%) reflects the expanded</w:t>
+        <w:t xml:space="preserve">Lower total I² in the three-level model (61.2% vs. 87.92%) reflects the expanded</w:t>
       </w:r>
       <w:r>
         <w:t xml:space="preserve"> </w:t>
@@ -14705,7 +16440,7 @@
         <w:t xml:space="preserve"> </w:t>
       </w:r>
       <w:r>
-        <w:t xml:space="preserve">= 237 sample and the three-level structure that partitions variance across levels correctly. The narrower 95% CI reflects the precision gain from 237 vs. 113 studies. The three-level model is theoretically preferred as it accounts for multiple effect sizes nested within studies.</w:t>
+        <w:t xml:space="preserve">= 259 sample and the three-level structure that partitions variance across levels correctly. The narrower 95% CI reflects the precision gain from 259 vs. 113 studies. The three-level model is theoretically preferred as it accounts for multiple effect sizes nested within studies.</w:t>
       </w:r>
     </w:p>
     <w:p>
@@ -14737,8 +16472,8 @@
         <w:t xml:space="preserve">Target journal: International Business Review (IBR, Elsevier, IF ≈ 5.5, ABS-3). IBR requires 8,000–10,000 words for empirical articles; the manuscript will reach range after §3–§4 expansion with confirmed metafor output once formal effect-size extraction from p6_study_database_coded.md is complete using the standardized coding protocol (Appendix B).</w:t>
       </w:r>
     </w:p>
-    <w:bookmarkEnd w:id="63"/>
-    <w:bookmarkEnd w:id="64"/>
+    <w:bookmarkEnd w:id="79"/>
+    <w:bookmarkEnd w:id="80"/>
     <w:sectPr>
       <w:pgSz w:h="16838" w:w="11906"/>
       <w:pgMar w:bottom="1417" w:left="1417" w:right="1417" w:top="1417"/>

--- a/dist/manuscripts/en/p6_meta_en_clean.docx
+++ b/dist/manuscripts/en/p6_meta_en_clean.docx
@@ -130,7 +130,7 @@
         <w:t xml:space="preserve"> </w:t>
       </w:r>
       <w:r>
-        <w:t xml:space="preserve">= 259 studies with</w:t>
+        <w:t xml:space="preserve">= 238 studies with</w:t>
       </w:r>
       <w:r>
         <w:t xml:space="preserve"> </w:t>
@@ -146,7 +146,7 @@
         <w:t xml:space="preserve"> </w:t>
       </w:r>
       <w:r>
-        <w:t xml:space="preserve">= 309 effect sizes. Three-level MARA (Cheung, 2014; Van den Noortgate et al., 2013) decomposes heterogeneity into within-study (</w:t>
+        <w:t xml:space="preserve">= 288 effect sizes. Three-level MARA (Cheung, 2014; Van den Noortgate et al., 2013) decomposes heterogeneity into within-study (</w:t>
       </w:r>
       <w:r>
         <w:rPr>
@@ -242,7 +242,7 @@
         <w:t xml:space="preserve">I</w:t>
       </w:r>
       <w:r>
-        <w:t xml:space="preserve">² = 61.2% (within-study 30.6%; between-study 30.6%), replicating and extending the ICBEF 2025 baseline (</w:t>
+        <w:t xml:space="preserve">² = 62.4% (within-study 54.1%; between-study 8.4%), replicating and extending the ICBEF 2025 baseline (</w:t>
       </w:r>
       <w:r>
         <w:rPr>
@@ -281,7 +281,7 @@
         <w:t xml:space="preserve">Q</w:t>
       </w:r>
       <w:r>
-        <w:t xml:space="preserve">_M = 10.16,</w:t>
+        <w:t xml:space="preserve">_M = 17.35,</w:t>
       </w:r>
       <w:r>
         <w:t xml:space="preserve"> </w:t>
@@ -313,7 +313,7 @@
         <w:t xml:space="preserve"> </w:t>
       </w:r>
       <w:r>
-        <w:t xml:space="preserve">= .038) but pairwise differences reflect single-country vs. multi-country study composition rather than a monotone institutional gradient; cDAI and DPL phase moderation are not statistically significant (</w:t>
+        <w:t xml:space="preserve">= .002) but pairwise differences reflect single-country vs. multi-country study composition rather than a monotone institutional gradient; cDAI and DPL phase moderation are not statistically significant (</w:t>
       </w:r>
       <w:r>
         <w:rPr>
@@ -352,7 +352,7 @@
         <w:t xml:space="preserve">Q</w:t>
       </w:r>
       <w:r>
-        <w:t xml:space="preserve">_M = 1.11,</w:t>
+        <w:t xml:space="preserve">_M = 0.56,</w:t>
       </w:r>
       <w:r>
         <w:t xml:space="preserve"> </w:t>
@@ -368,7 +368,7 @@
         <w:t xml:space="preserve"> </w:t>
       </w:r>
       <w:r>
-        <w:t xml:space="preserve">= .575, respectively) in the current</w:t>
+        <w:t xml:space="preserve">= .755, respectively) in the current</w:t>
       </w:r>
       <w:r>
         <w:t xml:space="preserve"> </w:t>
@@ -384,7 +384,7 @@
         <w:t xml:space="preserve"> </w:t>
       </w:r>
       <w:r>
-        <w:t xml:space="preserve">= 259 sample. Substantial publication bias is detected: trim-and-fill imputes</w:t>
+        <w:t xml:space="preserve">= 238 sample. Substantial publication bias is detected: trim-and-fill imputes</w:t>
       </w:r>
       <w:r>
         <w:t xml:space="preserve"> </w:t>
@@ -416,7 +416,7 @@
         <w:t xml:space="preserve"> </w:t>
       </w:r>
       <w:r>
-        <w:t xml:space="preserve">= 0.035 (95% CI [0.019, 0.051]) — positive but attenuated.</w:t>
+        <w:t xml:space="preserve">= 0.035 (95% CI [0.023, 0.048]) — positive but attenuated.</w:t>
       </w:r>
       <w:r>
         <w:t xml:space="preserve"> </w:t>
@@ -448,7 +448,7 @@
         <w:t xml:space="preserve"> </w:t>
       </w:r>
       <w:r>
-        <w:t xml:space="preserve">= 259 studies from 49 economies globally, and the first to formally test ICRV, cDAI, and DPL phase as moderators. The ICRV between-regime Q_M test confirms H1 (Q_M = 10.16,</w:t>
+        <w:t xml:space="preserve">= 238 studies from 49 economies globally, and the first to formally test ICRV, cDAI, and DPL phase as moderators. The ICRV between-regime Q_M test confirms H1 (Q_M = 17.35,</w:t>
       </w:r>
       <w:r>
         <w:t xml:space="preserve"> </w:t>
@@ -464,7 +464,7 @@
         <w:t xml:space="preserve"> </w:t>
       </w:r>
       <w:r>
-        <w:t xml:space="preserve">= .038), while the directional gradient (E1a/E1b) and the cDAI and DPL hypotheses remain unconfirmed — a finding that, combined with substantial publication bias, reframes the heterogeneity puzzle: unexplained variance in I→P may reflect publication-side selection more than institutional or digital contingencies, calling for pre-registered replication with larger between-regime samples.</w:t>
+        <w:t xml:space="preserve">= .002), while the directional gradient (E1a/E1b) and the cDAI and DPL hypotheses remain unconfirmed — a finding that, combined with substantial publication bias, reframes the heterogeneity puzzle: unexplained variance in I→P may reflect publication-side selection more than institutional or digital contingencies, calling for pre-registered replication with larger between-regime samples.</w:t>
       </w:r>
     </w:p>
     <w:p>
@@ -688,7 +688,7 @@
         <w:t xml:space="preserve"> </w:t>
       </w:r>
       <w:r>
-        <w:t xml:space="preserve">= 259, combined with three-level MARA that decomposes heterogeneity beyond what random-effects models allow.</w:t>
+        <w:t xml:space="preserve">= 238, combined with three-level MARA that decomposes heterogeneity beyond what random-effects models allow.</w:t>
       </w:r>
     </w:p>
     <w:p>
@@ -761,7 +761,7 @@
         <w:t xml:space="preserve"> </w:t>
       </w:r>
       <w:r>
-        <w:t xml:space="preserve">= 259, 49 economies); (5) first formal test of cDAI as a national-level digital-infrastructure moderator of I→P; (6) first test of DPL phase as a temporal moderator using three-level MARA. The non-confirmation of E1a/E1b, H2, and H3, and the anomalous ICRV Frontier pattern, are themselves informative findings that bound the conditions under which these moderators could operate.</w:t>
+        <w:t xml:space="preserve">= 238, 49 economies); (5) first formal test of cDAI as a national-level digital-infrastructure moderator of I→P; (6) first test of DPL phase as a temporal moderator using three-level MARA. The non-confirmation of E1a/E1b, H2, and H3, and the anomalous ICRV Frontier pattern, are themselves informative findings that bound the conditions under which these moderators could operate.</w:t>
       </w:r>
     </w:p>
     <w:p>
@@ -808,7 +808,7 @@
         <w:t xml:space="preserve"> </w:t>
       </w:r>
       <w:r>
-        <w:t xml:space="preserve">= 259,</w:t>
+        <w:t xml:space="preserve">= 238,</w:t>
       </w:r>
       <w:r>
         <w:t xml:space="preserve"> </w:t>
@@ -824,7 +824,7 @@
         <w:t xml:space="preserve"> </w:t>
       </w:r>
       <w:r>
-        <w:t xml:space="preserve">= 309) replicates and extends the ICBEF 2025 finding (</w:t>
+        <w:t xml:space="preserve">= 288) replicates and extends the ICBEF 2025 finding (</w:t>
       </w:r>
       <w:r>
         <w:rPr>
@@ -863,7 +863,7 @@
         <w:t xml:space="preserve">Q</w:t>
       </w:r>
       <w:r>
-        <w:t xml:space="preserve">_M = 10.16,</w:t>
+        <w:t xml:space="preserve">_M = 17.35,</w:t>
       </w:r>
       <w:r>
         <w:t xml:space="preserve"> </w:t>
@@ -879,7 +879,7 @@
         <w:t xml:space="preserve"> </w:t>
       </w:r>
       <w:r>
-        <w:t xml:space="preserve">= .038); however, the directional Exploratory Propositions E1a (Advanced largest) and E1b (Frontier smallest) are not statistically confirmed — pairwise differences reflect single-country vs. multi-country study composition rather than a monotone institutional gradient. cDAI (</w:t>
+        <w:t xml:space="preserve">= .002); however, the directional Exploratory Propositions E1a (Advanced largest) and E1b (Frontier smallest) are not statistically confirmed — pairwise differences reflect single-country vs. multi-country study composition rather than a monotone institutional gradient. cDAI (</w:t>
       </w:r>
       <w:r>
         <w:rPr>
@@ -915,7 +915,7 @@
         <w:t xml:space="preserve">Q</w:t>
       </w:r>
       <w:r>
-        <w:t xml:space="preserve">_M = 1.11,</w:t>
+        <w:t xml:space="preserve">_M = 0.56,</w:t>
       </w:r>
       <w:r>
         <w:t xml:space="preserve"> </w:t>
@@ -931,7 +931,7 @@
         <w:t xml:space="preserve"> </w:t>
       </w:r>
       <w:r>
-        <w:t xml:space="preserve">= .575) are non-significant (H2, H3 not supported). The most substantive finding is publication bias (H4 confirmed): trim-and-fill imputes</w:t>
+        <w:t xml:space="preserve">= .755) are non-significant (H2, H3 not supported). The most substantive finding is publication bias (H4 confirmed): trim-and-fill imputes</w:t>
       </w:r>
       <w:r>
         <w:t xml:space="preserve"> </w:t>
@@ -973,7 +973,7 @@
         <w:t xml:space="preserve">I</w:t>
       </w:r>
       <w:r>
-        <w:t xml:space="preserve">² = 61.2%) remains unresolved by the tested moderators, suggesting that future research should test alternative theoretical contingencies or that between-study heterogeneity shows approximately equal within-paper (Level 2, 30.6%) and between-country (Level 3, 30.6%) contributions.</w:t>
+        <w:t xml:space="preserve">² = 62.4%) remains unresolved by the tested moderators, suggesting that future research should test alternative theoretical contingencies or that between-study heterogeneity is dominated by within-paper variance (Level 2, 54.1%) rather than between-country differences (Level 3, 8.4%).</w:t>
       </w:r>
     </w:p>
     <w:p>
@@ -1043,7 +1043,7 @@
         <w:t xml:space="preserve"> </w:t>
       </w:r>
       <w:r>
-        <w:t xml:space="preserve">Barney (1991) establishes that sustainable competitive advantages derive from VRIN (valuable, rare, inimitable, non-substitutable) resources. In the I→P context, this predicts that firms with strong home-country resource endowments — including human capital, technological capability, and digital infrastructure access — will generate higher performance returns from international expansion than resource-constrained peers. Wernerfelt's (1984) resource bundling logic further predicts that national digital infrastructure provides a coordination-enabling environment that amplifies the returns to firm-level resources: in high-cDAI environments, firms can deploy their existing technological and organizational capabilities across borders at lower per-unit cost, raising the marginal productivity return to each additional unit of international expansion. It is important to note that cDAI (country-level) is analytically distinct from firm-level digital adoption (DAI) and from firm-level technological capability (TCI), which the companion primary studies (P3–P8) treat as separate constructs with distinct measurement bases and theoretical roles. In the present meta-analytic study, only cDAI is operationalized as a study-level moderator; DAI and TCI remain within-study variables in the primary-study designs and are not separately extractable at meta-analytic resolution from the k = 259 corpus. The resource-bundling prediction for P6 therefore concerns whether a richer national digital environment raises the aggregate I→P effect across studies — a between-study moderation claim at the country level, not a within-study claim about firm-level capability bundles.</w:t>
+        <w:t xml:space="preserve">Barney (1991) establishes that sustainable competitive advantages derive from VRIN (valuable, rare, inimitable, non-substitutable) resources. In the I→P context, this predicts that firms with strong home-country resource endowments — including human capital, technological capability, and digital infrastructure access — will generate higher performance returns from international expansion than resource-constrained peers. Wernerfelt's (1984) resource bundling logic further predicts that national digital infrastructure provides a coordination-enabling environment that amplifies the returns to firm-level resources: in high-cDAI environments, firms can deploy their existing technological and organizational capabilities across borders at lower per-unit cost, raising the marginal productivity return to each additional unit of international expansion. It is important to note that cDAI (country-level) is analytically distinct from firm-level digital adoption (DAI) and from firm-level technological capability (TCI), which the companion primary studies (P3–P8) treat as separate constructs with distinct measurement bases and theoretical roles. In the present meta-analytic study, only cDAI is operationalized as a study-level moderator; DAI and TCI remain within-study variables in the primary-study designs and are not separately extractable at meta-analytic resolution from the k = 238 corpus. The resource-bundling prediction for P6 therefore concerns whether a richer national digital environment raises the aggregate I→P effect across studies — a between-study moderation claim at the country level, not a within-study claim about firm-level capability bundles.</w:t>
       </w:r>
     </w:p>
     <w:p>
@@ -1355,7 +1355,7 @@
         <w:pStyle w:val="BodyText"/>
       </w:pPr>
       <w:r>
-        <w:t xml:space="preserve">CIMT predicts between-regime heterogeneity in I→P effect sizes, with Advanced-regime studies expected to show the largest effects because all three CIMT mechanisms operate simultaneously at the institutional frontier. Prior meta-analyses have not adequately tested this institutional gradient because they lacked a fine-grained taxonomy that disaggregates the spectrum from Advanced Innovation economies to Frontier and SIDS contexts at sufficient resolution. Marano et al. (2016) used a six-category global classification that did not separate the Advanced/Upper-Middle/Emerging/Frontier spectrum examined here. The ICRV 5-regime taxonomy — anchored in World Bank World Governance Indicators (Rule of Law dimension, 2023 vintage) and applied to the full k = 259 global study corpus — provides the first classification capable of testing the CIMT between-regime prediction meta-analytically across economies ranging from Singapore (WGI +1.84) to Pakistan (WGI −0.55) and Iran (WGI −0.74).</w:t>
+        <w:t xml:space="preserve">CIMT predicts between-regime heterogeneity in I→P effect sizes, with Advanced-regime studies expected to show the largest effects because all three CIMT mechanisms operate simultaneously at the institutional frontier. Prior meta-analyses have not adequately tested this institutional gradient because they lacked a fine-grained taxonomy that disaggregates the spectrum from Advanced Innovation economies to Frontier and SIDS contexts at sufficient resolution. Marano et al. (2016) used a six-category global classification that did not separate the Advanced/Upper-Middle/Emerging/Frontier spectrum examined here. The ICRV 5-regime taxonomy — anchored in World Bank World Governance Indicators (Rule of Law dimension, 2023 vintage) and applied to the full k = 238 global study corpus — provides the first classification capable of testing the CIMT between-regime prediction meta-analytically across economies ranging from Singapore (WGI +1.84) to Pakistan (WGI −0.55) and Iran (WGI −0.74).</w:t>
       </w:r>
     </w:p>
     <w:p>
@@ -1554,7 +1554,7 @@
         <w:pStyle w:val="FirstParagraph"/>
       </w:pPr>
       <w:r>
-        <w:t xml:space="preserve">The choice of 2009 as the primary inflection point is grounded in three empirical anchors: (1) the global proliferation of smartphones and mobile internet (2007–2009) transformed cross-border communication costs; (2) the rapid growth of B2B e-commerce platforms in China and Southeast Asia (Alibaba B2B international: 2008–2010; Lazada: 2011; Tokopedia: 2009) created new digital trade infrastructure specifically suited to emerging Asia-Pacific exporters; (3) the 2009 global financial crisis accelerated digital adoption among SMEs as a cost-reduction strategy. These three concurrent developments make 2009 a defensible global inflection point for digital adoption in trade-oriented economies rather than an arbitrary choice; the Asia-Pacific region — home to 52% of the k = 259 corpus — was a primary site of this diffusion.</w:t>
+        <w:t xml:space="preserve">The choice of 2009 as the primary inflection point is grounded in three empirical anchors: (1) the global proliferation of smartphones and mobile internet (2007–2009) transformed cross-border communication costs; (2) the rapid growth of B2B e-commerce platforms in China and Southeast Asia (Alibaba B2B international: 2008–2010; Lazada: 2011; Tokopedia: 2009) created new digital trade infrastructure specifically suited to emerging Asia-Pacific exporters; (3) the 2009 global financial crisis accelerated digital adoption among SMEs as a cost-reduction strategy. These three concurrent developments make 2009 a defensible global inflection point for digital adoption in trade-oriented economies rather than an arbitrary choice; the Asia-Pacific region — home to 52% of the k = 238 corpus — was a primary site of this diffusion.</w:t>
       </w:r>
     </w:p>
     <w:p>
@@ -1961,7 +1961,7 @@
         <w:t xml:space="preserve"> </w:t>
       </w:r>
       <w:r>
-        <w:t xml:space="preserve">Solid arrows represent the primary meta-analytic effect (baseline I→P pooled effect, k = 259 studies from 49 economies, K = 309 effects, r̄ = 0.074, 95% CI [0.060, 0.088]). Dashed arrows represent hypothesised moderating relationships. Three study-level constructs were tested as moderators: (1) ICRV Regime (H1) — hypothesised between-regime Q_M statistically significant; H1 confirmed (Q_M = 10.16, p = .038); directional Exploratory Propositions E1a (Advanced largest) and E1b (Frontier smallest) not meta-analytically confirmable with sparse regime cells. (2) cDAI — Country Digital Adoption Index (H3) — hypothesised positive amplification [High &gt; Low]; actual Q_M = 1.23 (p = .541), H3 not supported. (3) DPL Phase (H2) — hypothesised Follow &gt; Precede; actual Q_M = 1.11 (p = .575), H2 not supported. The three-level model nests K = 309 effects within k = 259 studies (σ²_within = 0.00076, I²_(2) = 30.6%) within between-study heterogeneity (σ²_between = 0.00076, I²_(3) = 30.6%); total I² = 61.2%. Publication bias (H4 confirmed): Egger's b₀ = 0.077 (p &lt; .001), Begg's τ = −0.134 (p = .0007); trim-and-fill imputes k = 58 studies, adjusted r = 0.035; fail-safe N = 45,848. Abbreviations: ICRV = Innovation–Capability–Resource–Vulnerability; cDAI = country-level Digital Adoption Index; DPL = Digital Paradox Lifecycle; MARA = Meta-Analytic Regression Analysis. Target journal:</w:t>
+        <w:t xml:space="preserve">Solid arrows represent the primary meta-analytic effect (baseline I→P pooled effect, k = 238 studies from 49 economies, K = 288 effects, r̄ = 0.074, 95% CI [0.060, 0.088]). Dashed arrows represent hypothesised moderating relationships. Three study-level constructs were tested as moderators: (1) ICRV Regime (H1) — hypothesised between-regime Q_M statistically significant; H1 confirmed (Q_M = 17.35, p = .002); directional Exploratory Propositions E1a (Advanced largest) and E1b (Frontier smallest) not meta-analytically confirmable with sparse regime cells. (2) cDAI — Country Digital Adoption Index (H3) — hypothesised positive amplification [High &gt; Low]; actual Q_M = 1.23 (p = .541), H3 not supported. (3) DPL Phase (H2) — hypothesised Follow &gt; Precede; actual Q_M = 0.56 (p = .755), H2 not supported. The three-level model nests K = 288 effects within k = 238 studies (within-study σ²_(2) = 0.00874, I²_(2) = 54.1%) within between-study heterogeneity (between-study σ²_(3) = 0.00135, I²_(3) = 8.4%); total I² = 62.4%. Publication bias (H4 confirmed): Egger's b = 0.475 (SE = 0.250, p = .057), Begg's τ = −0.134 (p = .0007); trim-and-fill imputes k = 58 studies, adjusted r = 0.035; fail-safe N = 45,848. Abbreviations: ICRV = Innovation–Capability–Resource–Vulnerability; cDAI = country-level Digital Adoption Index; DPL = Digital Paradox Lifecycle; MARA = Meta-Analytic Regression Analysis. Target journal:</w:t>
       </w:r>
       <w:r>
         <w:t xml:space="preserve"> </w:t>
@@ -3525,7 +3525,7 @@
         <w:t xml:space="preserve"> </w:t>
       </w:r>
       <w:r>
-        <w:t xml:space="preserve">= 259 coded studies;</w:t>
+        <w:t xml:space="preserve">= 238 coded studies;</w:t>
       </w:r>
       <w:r>
         <w:t xml:space="preserve"> </w:t>
@@ -3541,7 +3541,7 @@
         <w:t xml:space="preserve"> </w:t>
       </w:r>
       <w:r>
-        <w:t xml:space="preserve">= 309 effect sizes) assembled from backward citation screening and hand-search constitutes the baseline; all counts will be updated to confirmed figures after Scopus search and extraction are completed.</w:t>
+        <w:t xml:space="preserve">= 288 effect sizes) assembled from backward citation screening and hand-search constitutes the baseline; all counts will be updated to confirmed figures after Scopus search and extraction are completed.</w:t>
       </w:r>
     </w:p>
     <w:bookmarkEnd w:id="34"/>
@@ -6290,7 +6290,7 @@
         <w:t xml:space="preserve"> </w:t>
       </w:r>
       <w:r>
-        <w:t xml:space="preserve">= 259 studies (coded),</w:t>
+        <w:t xml:space="preserve">= 238 studies (coded),</w:t>
       </w:r>
       <w:r>
         <w:t xml:space="preserve"> </w:t>
@@ -6306,7 +6306,7 @@
         <w:t xml:space="preserve"> </w:t>
       </w:r>
       <w:r>
-        <w:t xml:space="preserve">= 309 effect sizes (working database, pre-formal-search).</w:t>
+        <w:t xml:space="preserve">= 288 effect sizes (working database, pre-formal-search).</w:t>
       </w:r>
     </w:p>
     <w:p>
@@ -6935,7 +6935,7 @@
           <w:iCs/>
           <w:i/>
         </w:rPr>
-        <w:t xml:space="preserve">= 309 effect sizes, k = 259 coded studies)</w:t>
+        <w:t xml:space="preserve">= 288 effect sizes, k = 238 coded studies)</w:t>
       </w:r>
     </w:p>
     <w:tbl>
@@ -7032,19 +7032,19 @@
               <w:jc w:val="left"/>
             </w:pPr>
             <w:r>
-              <w:t xml:space="preserve">140</w:t>
-            </w:r>
-          </w:p>
-        </w:tc>
-        <w:tc>
-          <w:tcPr/>
-          <w:p>
-            <w:pPr>
-              <w:pStyle w:val="Compact"/>
-              <w:jc w:val="left"/>
-            </w:pPr>
-            <w:r>
-              <w:t xml:space="preserve">108</w:t>
+              <w:t xml:space="preserve">139</w:t>
+            </w:r>
+          </w:p>
+        </w:tc>
+        <w:tc>
+          <w:tcPr/>
+          <w:p>
+            <w:pPr>
+              <w:pStyle w:val="Compact"/>
+              <w:jc w:val="left"/>
+            </w:pPr>
+            <w:r>
+              <w:t xml:space="preserve">107</w:t>
             </w:r>
           </w:p>
         </w:tc>
@@ -7276,7 +7276,7 @@
                 <w:bCs/>
                 <w:b/>
               </w:rPr>
-              <w:t xml:space="preserve">309</w:t>
+              <w:t xml:space="preserve">288</w:t>
             </w:r>
           </w:p>
         </w:tc>
@@ -7292,7 +7292,7 @@
                 <w:bCs/>
                 <w:b/>
               </w:rPr>
-              <w:t xml:space="preserve">259</w:t>
+              <w:t xml:space="preserve">238</w:t>
             </w:r>
           </w:p>
         </w:tc>
@@ -7854,7 +7854,7 @@
         <w:t xml:space="preserve">p6/results/forest_data.csv</w:t>
       </w:r>
       <w:r>
-        <w:t xml:space="preserve">, K=309 rows, k=259 unique study IDs, updated 23/05/2026). ICRV</w:t>
+        <w:t xml:space="preserve">, K=288 rows, k=238 unique study IDs, updated 23/05/2026). ICRV</w:t>
       </w:r>
       <w:r>
         <w:t xml:space="preserve"> </w:t>
@@ -8231,7 +8231,7 @@
         <w:t xml:space="preserve"> </w:t>
       </w:r>
       <w:r>
-        <w:t xml:space="preserve">(metafor REML, k = 259 studies, K = 309 effects):</w:t>
+        <w:t xml:space="preserve">(three-level REML, k = 238 studies, K = 288 effects):</w:t>
       </w:r>
     </w:p>
     <w:tbl>
@@ -8295,7 +8295,7 @@
               <w:jc w:val="left"/>
             </w:pPr>
             <w:r>
-              <w:t xml:space="preserve">0.00076</w:t>
+              <w:t xml:space="preserve">0.00874</w:t>
             </w:r>
           </w:p>
         </w:tc>
@@ -8321,7 +8321,7 @@
               <w:jc w:val="left"/>
             </w:pPr>
             <w:r>
-              <w:t xml:space="preserve">0.00076</w:t>
+              <w:t xml:space="preserve">0.00135</w:t>
             </w:r>
           </w:p>
         </w:tc>
@@ -8354,7 +8354,7 @@
               <w:jc w:val="left"/>
             </w:pPr>
             <w:r>
-              <w:t xml:space="preserve">30.6%</w:t>
+              <w:t xml:space="preserve">54.1%</w:t>
             </w:r>
           </w:p>
         </w:tc>
@@ -8387,7 +8387,7 @@
               <w:jc w:val="left"/>
             </w:pPr>
             <w:r>
-              <w:t xml:space="preserve">30.6%</w:t>
+              <w:t xml:space="preserve">8.4%</w:t>
             </w:r>
           </w:p>
         </w:tc>
@@ -8420,7 +8420,7 @@
               <w:jc w:val="left"/>
             </w:pPr>
             <w:r>
-              <w:t xml:space="preserve">61.2%</w:t>
+              <w:t xml:space="preserve">62.4%</w:t>
             </w:r>
           </w:p>
         </w:tc>
@@ -8492,7 +8492,7 @@
               <w:jc w:val="left"/>
             </w:pPr>
             <w:r>
-              <w:t xml:space="preserve">2,696.16 (</w:t>
+              <w:t xml:space="preserve">1,909.42 (</w:t>
             </w:r>
             <w:r>
               <w:rPr>
@@ -8505,7 +8505,7 @@
               <w:t xml:space="preserve"> </w:t>
             </w:r>
             <w:r>
-              <w:t xml:space="preserve">= 308,</w:t>
+              <w:t xml:space="preserve">= 287,</w:t>
             </w:r>
             <w:r>
               <w:t xml:space="preserve"> </w:t>
@@ -8558,7 +8558,7 @@
         <w:t xml:space="preserve"> </w:t>
       </w:r>
       <w:r>
-        <w:t xml:space="preserve">= 0.07), confirming no systematic upward bias from ignoring multilevel nesting in the earlier analysis. Three-level decomposition reveals approximately equal within-study (Level 2,</w:t>
+        <w:t xml:space="preserve">= 0.07), confirming no systematic upward bias from ignoring multilevel nesting in the earlier analysis. The decomposition is dominated by the within-study level: effect-to-effect variation within the same study (Level 2,</w:t>
       </w:r>
       <w:r>
         <w:t xml:space="preserve"> </w:t>
@@ -8571,7 +8571,7 @@
         <w:t xml:space="preserve">I</w:t>
       </w:r>
       <w:r>
-        <w:t xml:space="preserve">²_(2) = 30.6%) and between-study (Level 3,</w:t>
+        <w:t xml:space="preserve">²_(2) = 54.1%) is roughly six times the between-study contribution (Level 3,</w:t>
       </w:r>
       <w:r>
         <w:t xml:space="preserve"> </w:t>
@@ -8584,7 +8584,23 @@
         <w:t xml:space="preserve">I</w:t>
       </w:r>
       <w:r>
-        <w:t xml:space="preserve">²_(3) = 30.6%) variance contributions — both methodological choices within papers and cross-country contextual factors contribute equally to heterogeneity. Total</w:t>
+        <w:t xml:space="preserve">²_(3) = 8.4%). Most unexplained heterogeneity therefore arises from analytic choices</w:t>
+      </w:r>
+      <w:r>
+        <w:t xml:space="preserve"> </w:t>
+      </w:r>
+      <w:r>
+        <w:rPr>
+          <w:iCs/>
+          <w:i/>
+        </w:rPr>
+        <w:t xml:space="preserve">within</w:t>
+      </w:r>
+      <w:r>
+        <w:t xml:space="preserve"> </w:t>
+      </w:r>
+      <w:r>
+        <w:t xml:space="preserve">primary studies — DOI operationalization, performance metric, specification, sub-sample — rather than from stable cross-country contextual differences. Total</w:t>
       </w:r>
       <w:r>
         <w:t xml:space="preserve"> </w:t>
@@ -8597,7 +8613,7 @@
         <w:t xml:space="preserve">I</w:t>
       </w:r>
       <w:r>
-        <w:t xml:space="preserve">² = 61.2%, indicating substantial heterogeneity beyond sampling error — the motivation for moderator analysis, though the moderator analyses in §§4.3–4.5 do not resolve this heterogeneity significantly.</w:t>
+        <w:t xml:space="preserve">² = 62.4%, well above the sampling-error floor, motivates the moderator analyses; however, as §§4.3–4.5 show, the coded country/time moderators leave the bulk of this within-study heterogeneity unresolved.</w:t>
       </w:r>
     </w:p>
     <w:bookmarkEnd w:id="45"/>
@@ -8622,7 +8638,7 @@
         <w:t xml:space="preserve">Q</w:t>
       </w:r>
       <w:r>
-        <w:t xml:space="preserve">_M(ICRV) = 10.16 (</w:t>
+        <w:t xml:space="preserve">_M(ICRV) = 17.35 (</w:t>
       </w:r>
       <w:r>
         <w:rPr>
@@ -8651,7 +8667,7 @@
         <w:t xml:space="preserve"> </w:t>
       </w:r>
       <w:r>
-        <w:t xml:space="preserve">= .038). H1</w:t>
+        <w:t xml:space="preserve">= .002). H1</w:t>
       </w:r>
       <w:r>
         <w:t xml:space="preserve"> </w:t>
@@ -8667,7 +8683,7 @@
         <w:t xml:space="preserve"> </w:t>
       </w:r>
       <w:r>
-        <w:t xml:space="preserve">— the between-regime Q_M test is statistically significant as hypothesized. Exploratory Propositions E1a (Advanced largest) and E1b (Frontier smallest) are</w:t>
+        <w:t xml:space="preserve">— the omnibus between-regime moderation test is statistically significant, establishing that the I→P effect varies across coded institutional regimes. The directional Exploratory Propositions E1a (Advanced largest) and E1b (Frontier smallest) are, however,</w:t>
       </w:r>
       <w:r>
         <w:t xml:space="preserve"> </w:t>
@@ -8677,10 +8693,26 @@
           <w:bCs/>
           <w:b/>
         </w:rPr>
-        <w:t xml:space="preserve">not meta-analytically confirmed</w:t>
-      </w:r>
-      <w:r>
-        <w:t xml:space="preserve">: pairwise differences reflect single-country vs. multi-country study composition rather than a monotone institutional gradient; see below.</w:t>
+        <w:t xml:space="preserve">not</w:t>
+      </w:r>
+      <w:r>
+        <w:t xml:space="preserve"> </w:t>
+      </w:r>
+      <w:r>
+        <w:t xml:space="preserve">supported: the significant</w:t>
+      </w:r>
+      <w:r>
+        <w:t xml:space="preserve"> </w:t>
+      </w:r>
+      <w:r>
+        <w:rPr>
+          <w:iCs/>
+          <w:i/>
+        </w:rPr>
+        <w:t xml:space="preserve">Q</w:t>
+      </w:r>
+      <w:r>
+        <w:t xml:space="preserve">_M is generated by a small, high-effect Frontier cell rather than by a monotone advanced-to-emerging gradient; see below.</w:t>
       </w:r>
     </w:p>
     <w:p>
@@ -8702,7 +8734,7 @@
           <w:iCs/>
           <w:i/>
         </w:rPr>
-        <w:t xml:space="preserve">(actual MARA output, k=259/K=309; reference category = ICRV=0 Multi-country)</w:t>
+        <w:t xml:space="preserve">(actual MARA output, k = 238 / K = 288; subgroup pooled means, no-intercept specification)</w:t>
       </w:r>
     </w:p>
     <w:tbl>
@@ -8781,7 +8813,7 @@
               <w:jc w:val="left"/>
             </w:pPr>
             <w:r>
-              <w:t xml:space="preserve">Contrast vs. MX</w:t>
+              <w:t xml:space="preserve">95% CI</w:t>
             </w:r>
           </w:p>
         </w:tc>
@@ -8811,55 +8843,55 @@
               <w:jc w:val="left"/>
             </w:pPr>
             <w:r>
-              <w:t xml:space="preserve">0 — Multi-country / Mixed (reference)</w:t>
-            </w:r>
-          </w:p>
-        </w:tc>
-        <w:tc>
-          <w:tcPr/>
-          <w:p>
-            <w:pPr>
-              <w:pStyle w:val="Compact"/>
-              <w:jc w:val="left"/>
-            </w:pPr>
-            <w:r>
-              <w:t xml:space="preserve">34</w:t>
-            </w:r>
-          </w:p>
-        </w:tc>
-        <w:tc>
-          <w:tcPr/>
-          <w:p>
-            <w:pPr>
-              <w:pStyle w:val="Compact"/>
-              <w:jc w:val="left"/>
-            </w:pPr>
-            <w:r>
-              <w:t xml:space="preserve">0.052</w:t>
-            </w:r>
-          </w:p>
-        </w:tc>
-        <w:tc>
-          <w:tcPr/>
-          <w:p>
-            <w:pPr>
-              <w:pStyle w:val="Compact"/>
-              <w:jc w:val="left"/>
-            </w:pPr>
-            <w:r>
-              <w:t xml:space="preserve">—</w:t>
-            </w:r>
-          </w:p>
-        </w:tc>
-        <w:tc>
-          <w:tcPr/>
-          <w:p>
-            <w:pPr>
-              <w:pStyle w:val="Compact"/>
-              <w:jc w:val="left"/>
-            </w:pPr>
-            <w:r>
-              <w:t xml:space="preserve">—</w:t>
+              <w:t xml:space="preserve">I — Advanced-Innovation (SG, HK, KR, JP, AU…)</w:t>
+            </w:r>
+          </w:p>
+        </w:tc>
+        <w:tc>
+          <w:tcPr/>
+          <w:p>
+            <w:pPr>
+              <w:pStyle w:val="Compact"/>
+              <w:jc w:val="left"/>
+            </w:pPr>
+            <w:r>
+              <w:t xml:space="preserve">139</w:t>
+            </w:r>
+          </w:p>
+        </w:tc>
+        <w:tc>
+          <w:tcPr/>
+          <w:p>
+            <w:pPr>
+              <w:pStyle w:val="Compact"/>
+              <w:jc w:val="left"/>
+            </w:pPr>
+            <w:r>
+              <w:t xml:space="preserve">0.079</w:t>
+            </w:r>
+          </w:p>
+        </w:tc>
+        <w:tc>
+          <w:tcPr/>
+          <w:p>
+            <w:pPr>
+              <w:pStyle w:val="Compact"/>
+              <w:jc w:val="left"/>
+            </w:pPr>
+            <w:r>
+              <w:t xml:space="preserve">[0.059, 0.099]</w:t>
+            </w:r>
+          </w:p>
+        </w:tc>
+        <w:tc>
+          <w:tcPr/>
+          <w:p>
+            <w:pPr>
+              <w:pStyle w:val="Compact"/>
+              <w:jc w:val="left"/>
+            </w:pPr>
+            <w:r>
+              <w:t xml:space="preserve">&lt; .001</w:t>
             </w:r>
           </w:p>
         </w:tc>
@@ -8873,55 +8905,55 @@
               <w:jc w:val="left"/>
             </w:pPr>
             <w:r>
-              <w:t xml:space="preserve">1 — Advanced-Innovation (SG, HK, KR, JP, UK, US…)</w:t>
-            </w:r>
-          </w:p>
-        </w:tc>
-        <w:tc>
-          <w:tcPr/>
-          <w:p>
-            <w:pPr>
-              <w:pStyle w:val="Compact"/>
-              <w:jc w:val="left"/>
-            </w:pPr>
-            <w:r>
-              <w:t xml:space="preserve">175</w:t>
-            </w:r>
-          </w:p>
-        </w:tc>
-        <w:tc>
-          <w:tcPr/>
-          <w:p>
-            <w:pPr>
-              <w:pStyle w:val="Compact"/>
-              <w:jc w:val="left"/>
-            </w:pPr>
-            <w:r>
-              <w:t xml:space="preserve">0.078</w:t>
-            </w:r>
-          </w:p>
-        </w:tc>
-        <w:tc>
-          <w:tcPr/>
-          <w:p>
-            <w:pPr>
-              <w:pStyle w:val="Compact"/>
-              <w:jc w:val="left"/>
-            </w:pPr>
-            <w:r>
-              <w:t xml:space="preserve">b = +0.026</w:t>
-            </w:r>
-          </w:p>
-        </w:tc>
-        <w:tc>
-          <w:tcPr/>
-          <w:p>
-            <w:pPr>
-              <w:pStyle w:val="Compact"/>
-              <w:jc w:val="left"/>
-            </w:pPr>
-            <w:r>
-              <w:t xml:space="preserve">.019</w:t>
+              <w:t xml:space="preserve">II — Upper-middle (CN, MY, TH, BR…)</w:t>
+            </w:r>
+          </w:p>
+        </w:tc>
+        <w:tc>
+          <w:tcPr/>
+          <w:p>
+            <w:pPr>
+              <w:pStyle w:val="Compact"/>
+              <w:jc w:val="left"/>
+            </w:pPr>
+            <w:r>
+              <w:t xml:space="preserve">25</w:t>
+            </w:r>
+          </w:p>
+        </w:tc>
+        <w:tc>
+          <w:tcPr/>
+          <w:p>
+            <w:pPr>
+              <w:pStyle w:val="Compact"/>
+              <w:jc w:val="left"/>
+            </w:pPr>
+            <w:r>
+              <w:t xml:space="preserve">0.065</w:t>
+            </w:r>
+          </w:p>
+        </w:tc>
+        <w:tc>
+          <w:tcPr/>
+          <w:p>
+            <w:pPr>
+              <w:pStyle w:val="Compact"/>
+              <w:jc w:val="left"/>
+            </w:pPr>
+            <w:r>
+              <w:t xml:space="preserve">[0.020, 0.109]</w:t>
+            </w:r>
+          </w:p>
+        </w:tc>
+        <w:tc>
+          <w:tcPr/>
+          <w:p>
+            <w:pPr>
+              <w:pStyle w:val="Compact"/>
+              <w:jc w:val="left"/>
+            </w:pPr>
+            <w:r>
+              <w:t xml:space="preserve">.004</w:t>
             </w:r>
           </w:p>
         </w:tc>
@@ -8935,55 +8967,55 @@
               <w:jc w:val="left"/>
             </w:pPr>
             <w:r>
-              <w:t xml:space="preserve">2 — Upper-middle (CN, MY, TH, BR…)</w:t>
-            </w:r>
-          </w:p>
-        </w:tc>
-        <w:tc>
-          <w:tcPr/>
-          <w:p>
-            <w:pPr>
-              <w:pStyle w:val="Compact"/>
-              <w:jc w:val="left"/>
-            </w:pPr>
-            <w:r>
-              <w:t xml:space="preserve">93</w:t>
-            </w:r>
-          </w:p>
-        </w:tc>
-        <w:tc>
-          <w:tcPr/>
-          <w:p>
-            <w:pPr>
-              <w:pStyle w:val="Compact"/>
-              <w:jc w:val="left"/>
-            </w:pPr>
-            <w:r>
-              <w:t xml:space="preserve">0.068</w:t>
-            </w:r>
-          </w:p>
-        </w:tc>
-        <w:tc>
-          <w:tcPr/>
-          <w:p>
-            <w:pPr>
-              <w:pStyle w:val="Compact"/>
-              <w:jc w:val="left"/>
-            </w:pPr>
-            <w:r>
-              <w:t xml:space="preserve">b = +0.016</w:t>
-            </w:r>
-          </w:p>
-        </w:tc>
-        <w:tc>
-          <w:tcPr/>
-          <w:p>
-            <w:pPr>
-              <w:pStyle w:val="Compact"/>
-              <w:jc w:val="left"/>
-            </w:pPr>
-            <w:r>
-              <w:t xml:space="preserve">.032</w:t>
+              <w:t xml:space="preserve">III — Emerging (VN, IN, ID, PH…)</w:t>
+            </w:r>
+          </w:p>
+        </w:tc>
+        <w:tc>
+          <w:tcPr/>
+          <w:p>
+            <w:pPr>
+              <w:pStyle w:val="Compact"/>
+              <w:jc w:val="left"/>
+            </w:pPr>
+            <w:r>
+              <w:t xml:space="preserve">91</w:t>
+            </w:r>
+          </w:p>
+        </w:tc>
+        <w:tc>
+          <w:tcPr/>
+          <w:p>
+            <w:pPr>
+              <w:pStyle w:val="Compact"/>
+              <w:jc w:val="left"/>
+            </w:pPr>
+            <w:r>
+              <w:t xml:space="preserve">0.069</w:t>
+            </w:r>
+          </w:p>
+        </w:tc>
+        <w:tc>
+          <w:tcPr/>
+          <w:p>
+            <w:pPr>
+              <w:pStyle w:val="Compact"/>
+              <w:jc w:val="left"/>
+            </w:pPr>
+            <w:r>
+              <w:t xml:space="preserve">[0.045, 0.093]</w:t>
+            </w:r>
+          </w:p>
+        </w:tc>
+        <w:tc>
+          <w:tcPr/>
+          <w:p>
+            <w:pPr>
+              <w:pStyle w:val="Compact"/>
+              <w:jc w:val="left"/>
+            </w:pPr>
+            <w:r>
+              <w:t xml:space="preserve">&lt; .001</w:t>
             </w:r>
           </w:p>
         </w:tc>
@@ -8997,7 +9029,7 @@
               <w:jc w:val="left"/>
             </w:pPr>
             <w:r>
-              <w:t xml:space="preserve">3 — Emerging (VN, IN, ID, PH…)</w:t>
+              <w:t xml:space="preserve">FR — Frontier / LDC</w:t>
             </w:r>
           </w:p>
         </w:tc>
@@ -9021,47 +9053,31 @@
               <w:jc w:val="left"/>
             </w:pPr>
             <w:r>
-              <w:t xml:space="preserve">0.104</w:t>
-            </w:r>
-          </w:p>
-        </w:tc>
-        <w:tc>
-          <w:tcPr/>
-          <w:p>
-            <w:pPr>
-              <w:pStyle w:val="Compact"/>
-              <w:jc w:val="left"/>
-            </w:pPr>
-            <w:r>
-              <w:t xml:space="preserve">b = +0.052</w:t>
-            </w:r>
-          </w:p>
-        </w:tc>
-        <w:tc>
-          <w:tcPr/>
-          <w:p>
-            <w:pPr>
-              <w:pStyle w:val="Compact"/>
-              <w:jc w:val="left"/>
-            </w:pPr>
-            <w:r>
-              <w:t xml:space="preserve">.081 (NS,</w:t>
-            </w:r>
-            <w:r>
-              <w:t xml:space="preserve"> </w:t>
-            </w:r>
-            <w:r>
-              <w:rPr>
-                <w:iCs/>
-                <w:i/>
-              </w:rPr>
-              <w:t xml:space="preserve">K</w:t>
-            </w:r>
-            <w:r>
-              <w:t xml:space="preserve"> </w:t>
-            </w:r>
-            <w:r>
-              <w:t xml:space="preserve">= 3)</w:t>
+              <w:t xml:space="preserve">0.349</w:t>
+            </w:r>
+          </w:p>
+        </w:tc>
+        <w:tc>
+          <w:tcPr/>
+          <w:p>
+            <w:pPr>
+              <w:pStyle w:val="Compact"/>
+              <w:jc w:val="left"/>
+            </w:pPr>
+            <w:r>
+              <w:t xml:space="preserve">[0.218, 0.468]</w:t>
+            </w:r>
+          </w:p>
+        </w:tc>
+        <w:tc>
+          <w:tcPr/>
+          <w:p>
+            <w:pPr>
+              <w:pStyle w:val="Compact"/>
+              <w:jc w:val="left"/>
+            </w:pPr>
+            <w:r>
+              <w:t xml:space="preserve">&lt; .001</w:t>
             </w:r>
           </w:p>
         </w:tc>
@@ -9075,71 +9091,55 @@
               <w:jc w:val="left"/>
             </w:pPr>
             <w:r>
-              <w:t xml:space="preserve">6 — Frontier / LDC</w:t>
-            </w:r>
-          </w:p>
-        </w:tc>
-        <w:tc>
-          <w:tcPr/>
-          <w:p>
-            <w:pPr>
-              <w:pStyle w:val="Compact"/>
-              <w:jc w:val="left"/>
-            </w:pPr>
-            <w:r>
-              <w:t xml:space="preserve">4</w:t>
-            </w:r>
-          </w:p>
-        </w:tc>
-        <w:tc>
-          <w:tcPr/>
-          <w:p>
-            <w:pPr>
-              <w:pStyle w:val="Compact"/>
-              <w:jc w:val="left"/>
-            </w:pPr>
-            <w:r>
-              <w:t xml:space="preserve">0.253</w:t>
-            </w:r>
-          </w:p>
-        </w:tc>
-        <w:tc>
-          <w:tcPr/>
-          <w:p>
-            <w:pPr>
-              <w:pStyle w:val="Compact"/>
-              <w:jc w:val="left"/>
-            </w:pPr>
-            <w:r>
-              <w:t xml:space="preserve">b = +0.203</w:t>
-            </w:r>
-          </w:p>
-        </w:tc>
-        <w:tc>
-          <w:tcPr/>
-          <w:p>
-            <w:pPr>
-              <w:pStyle w:val="Compact"/>
-              <w:jc w:val="left"/>
-            </w:pPr>
-            <w:r>
-              <w:t xml:space="preserve">.074 (NS,</w:t>
-            </w:r>
-            <w:r>
-              <w:t xml:space="preserve"> </w:t>
-            </w:r>
-            <w:r>
-              <w:rPr>
-                <w:iCs/>
-                <w:i/>
-              </w:rPr>
-              <w:t xml:space="preserve">K</w:t>
-            </w:r>
-            <w:r>
-              <w:t xml:space="preserve"> </w:t>
-            </w:r>
-            <w:r>
-              <w:t xml:space="preserve">= 4)</w:t>
+              <w:t xml:space="preserve">MX — Cross-regime / multi-country</w:t>
+            </w:r>
+          </w:p>
+        </w:tc>
+        <w:tc>
+          <w:tcPr/>
+          <w:p>
+            <w:pPr>
+              <w:pStyle w:val="Compact"/>
+              <w:jc w:val="left"/>
+            </w:pPr>
+            <w:r>
+              <w:t xml:space="preserve">30</w:t>
+            </w:r>
+          </w:p>
+        </w:tc>
+        <w:tc>
+          <w:tcPr/>
+          <w:p>
+            <w:pPr>
+              <w:pStyle w:val="Compact"/>
+              <w:jc w:val="left"/>
+            </w:pPr>
+            <w:r>
+              <w:t xml:space="preserve">0.053</w:t>
+            </w:r>
+          </w:p>
+        </w:tc>
+        <w:tc>
+          <w:tcPr/>
+          <w:p>
+            <w:pPr>
+              <w:pStyle w:val="Compact"/>
+              <w:jc w:val="left"/>
+            </w:pPr>
+            <w:r>
+              <w:t xml:space="preserve">[0.012, 0.094]</w:t>
+            </w:r>
+          </w:p>
+        </w:tc>
+        <w:tc>
+          <w:tcPr/>
+          <w:p>
+            <w:pPr>
+              <w:pStyle w:val="Compact"/>
+              <w:jc w:val="left"/>
+            </w:pPr>
+            <w:r>
+              <w:t xml:space="preserve">.012</w:t>
             </w:r>
           </w:p>
         </w:tc>
@@ -9231,65 +9231,20 @@
         <w:pStyle w:val="BodyText"/>
       </w:pPr>
       <w:r>
-        <w:t xml:space="preserve">The</w:t>
-      </w:r>
-      <w:r>
-        <w:t xml:space="preserve"> </w:t>
-      </w:r>
-      <w:r>
-        <w:rPr>
-          <w:iCs/>
-          <w:i/>
-        </w:rPr>
-        <w:t xml:space="preserve">Q</w:t>
-      </w:r>
-      <w:r>
-        <w:t xml:space="preserve">_M = 10.16 is statistically significant (</w:t>
-      </w:r>
-      <w:r>
-        <w:rPr>
-          <w:iCs/>
-          <w:i/>
-        </w:rPr>
-        <w:t xml:space="preserve">p</w:t>
-      </w:r>
-      <w:r>
-        <w:t xml:space="preserve"> </w:t>
-      </w:r>
-      <w:r>
-        <w:t xml:space="preserve">= .038). Pairwise contrasts against the Multi-country/Mixed reference (ICRV=0) reveal that Advanced-Innovation (b = +0.026,</w:t>
-      </w:r>
-      <w:r>
-        <w:t xml:space="preserve"> </w:t>
-      </w:r>
-      <w:r>
-        <w:rPr>
-          <w:iCs/>
-          <w:i/>
-        </w:rPr>
-        <w:t xml:space="preserve">p</w:t>
-      </w:r>
-      <w:r>
-        <w:t xml:space="preserve"> </w:t>
-      </w:r>
-      <w:r>
-        <w:t xml:space="preserve">= .019) and Upper-middle economies (b = +0.016,</w:t>
-      </w:r>
-      <w:r>
-        <w:t xml:space="preserve"> </w:t>
-      </w:r>
-      <w:r>
-        <w:rPr>
-          <w:iCs/>
-          <w:i/>
-        </w:rPr>
-        <w:t xml:space="preserve">p</w:t>
-      </w:r>
-      <w:r>
-        <w:t xml:space="preserve"> </w:t>
-      </w:r>
-      <w:r>
-        <w:t xml:space="preserve">= .032) show significantly higher I→P effects than multi-country pooled studies. Emerging (ICRV=3,</w:t>
+        <w:t xml:space="preserve">All five regime means are positive and significant. Among the three well-populated single-country regimes the effects are tightly clustered and statistically indistinguishable — Advanced-Innovation (</w:t>
+      </w:r>
+      <w:r>
+        <w:rPr>
+          <w:iCs/>
+          <w:i/>
+        </w:rPr>
+        <w:t xml:space="preserve">r̄</w:t>
+      </w:r>
+      <w:r>
+        <w:t xml:space="preserve"> </w:t>
+      </w:r>
+      <w:r>
+        <w:t xml:space="preserve">= 0.079,</w:t>
       </w:r>
       <w:r>
         <w:t xml:space="preserve"> </w:t>
@@ -9305,7 +9260,20 @@
         <w:t xml:space="preserve"> </w:t>
       </w:r>
       <w:r>
-        <w:t xml:space="preserve">= 3) and Frontier/LDC (ICRV=6,</w:t>
+        <w:t xml:space="preserve">= 139), Emerging (</w:t>
+      </w:r>
+      <w:r>
+        <w:rPr>
+          <w:iCs/>
+          <w:i/>
+        </w:rPr>
+        <w:t xml:space="preserve">r̄</w:t>
+      </w:r>
+      <w:r>
+        <w:t xml:space="preserve"> </w:t>
+      </w:r>
+      <w:r>
+        <w:t xml:space="preserve">= 0.069,</w:t>
       </w:r>
       <w:r>
         <w:t xml:space="preserve"> </w:t>
@@ -9321,36 +9289,23 @@
         <w:t xml:space="preserve"> </w:t>
       </w:r>
       <w:r>
-        <w:t xml:space="preserve">= 4) cells are too small to yield reliable estimates — their coefficients are directionally positive but do not reach significance (</w:t>
-      </w:r>
-      <w:r>
-        <w:rPr>
-          <w:iCs/>
-          <w:i/>
-        </w:rPr>
-        <w:t xml:space="preserve">p</w:t>
-      </w:r>
-      <w:r>
-        <w:t xml:space="preserve"> </w:t>
-      </w:r>
-      <w:r>
-        <w:t xml:space="preserve">= .081 and</w:t>
-      </w:r>
-      <w:r>
-        <w:t xml:space="preserve"> </w:t>
-      </w:r>
-      <w:r>
-        <w:rPr>
-          <w:iCs/>
-          <w:i/>
-        </w:rPr>
-        <w:t xml:space="preserve">p</w:t>
-      </w:r>
-      <w:r>
-        <w:t xml:space="preserve"> </w:t>
-      </w:r>
-      <w:r>
-        <w:t xml:space="preserve">= .074, respectively). The Frontier group (</w:t>
+        <w:t xml:space="preserve">= 91), and Upper-middle (</w:t>
+      </w:r>
+      <w:r>
+        <w:rPr>
+          <w:iCs/>
+          <w:i/>
+        </w:rPr>
+        <w:t xml:space="preserve">r̄</w:t>
+      </w:r>
+      <w:r>
+        <w:t xml:space="preserve"> </w:t>
+      </w:r>
+      <w:r>
+        <w:t xml:space="preserve">= 0.065,</w:t>
+      </w:r>
+      <w:r>
+        <w:t xml:space="preserve"> </w:t>
       </w:r>
       <w:r>
         <w:rPr>
@@ -9363,7 +9318,23 @@
         <w:t xml:space="preserve"> </w:t>
       </w:r>
       <w:r>
-        <w:t xml:space="preserve">= 4,</w:t>
+        <w:t xml:space="preserve">= 25) — providing</w:t>
+      </w:r>
+      <w:r>
+        <w:t xml:space="preserve"> </w:t>
+      </w:r>
+      <w:r>
+        <w:rPr>
+          <w:bCs/>
+          <w:b/>
+        </w:rPr>
+        <w:t xml:space="preserve">no</w:t>
+      </w:r>
+      <w:r>
+        <w:t xml:space="preserve"> </w:t>
+      </w:r>
+      <w:r>
+        <w:t xml:space="preserve">support for E1a's predicted advanced-over-emerging ordering. Cross-regime/multi-country pooled studies sit lowest (MX,</w:t>
       </w:r>
       <w:r>
         <w:t xml:space="preserve"> </w:t>
@@ -9379,7 +9350,55 @@
         <w:t xml:space="preserve"> </w:t>
       </w:r>
       <w:r>
-        <w:t xml:space="preserve">= 0.253) includes one outlier study (Pouresmaeili et al., 2018,</w:t>
+        <w:t xml:space="preserve">= 0.053,</w:t>
+      </w:r>
+      <w:r>
+        <w:t xml:space="preserve"> </w:t>
+      </w:r>
+      <w:r>
+        <w:rPr>
+          <w:iCs/>
+          <w:i/>
+        </w:rPr>
+        <w:t xml:space="preserve">K</w:t>
+      </w:r>
+      <w:r>
+        <w:t xml:space="preserve"> </w:t>
+      </w:r>
+      <w:r>
+        <w:t xml:space="preserve">= 30), consistent with attenuation when heterogeneous national samples are aggregated within a single primary study. The omnibus significance is attributable almost entirely to the Frontier/LDC cell (FR,</w:t>
+      </w:r>
+      <w:r>
+        <w:t xml:space="preserve"> </w:t>
+      </w:r>
+      <w:r>
+        <w:rPr>
+          <w:iCs/>
+          <w:i/>
+        </w:rPr>
+        <w:t xml:space="preserve">r̄</w:t>
+      </w:r>
+      <w:r>
+        <w:t xml:space="preserve"> </w:t>
+      </w:r>
+      <w:r>
+        <w:t xml:space="preserve">= 0.349), the only regime whose confidence interval does not overlap the pooled estimate; this cell rests on just</w:t>
+      </w:r>
+      <w:r>
+        <w:t xml:space="preserve"> </w:t>
+      </w:r>
+      <w:r>
+        <w:rPr>
+          <w:iCs/>
+          <w:i/>
+        </w:rPr>
+        <w:t xml:space="preserve">K</w:t>
+      </w:r>
+      <w:r>
+        <w:t xml:space="preserve"> </w:t>
+      </w:r>
+      <w:r>
+        <w:t xml:space="preserve">= 3 effects — including one outlier (Pouresmaeili et al., 2018,</w:t>
       </w:r>
       <w:r>
         <w:t xml:space="preserve"> </w:t>
@@ -9411,60 +9430,7 @@
         <w:t xml:space="preserve"> </w:t>
       </w:r>
       <w:r>
-        <w:t xml:space="preserve">= 226 Iranian manufacturing firms).</w:t>
-      </w:r>
-    </w:p>
-    <w:p>
-      <w:pPr>
-        <w:pStyle w:val="BodyText"/>
-      </w:pPr>
-      <w:r>
-        <w:t xml:space="preserve">The Q_M significance reflects a systematic difference between single-country focused studies (ICRV=1 and ICRV=2,</w:t>
-      </w:r>
-      <w:r>
-        <w:t xml:space="preserve"> </w:t>
-      </w:r>
-      <w:r>
-        <w:rPr>
-          <w:iCs/>
-          <w:i/>
-        </w:rPr>
-        <w:t xml:space="preserve">r</w:t>
-      </w:r>
-      <w:r>
-        <w:t xml:space="preserve"> </w:t>
-      </w:r>
-      <w:r>
-        <w:t xml:space="preserve">≈ 0.068–0.078) and multi-country pooled studies (ICRV=0,</w:t>
-      </w:r>
-      <w:r>
-        <w:t xml:space="preserve"> </w:t>
-      </w:r>
-      <w:r>
-        <w:rPr>
-          <w:iCs/>
-          <w:i/>
-        </w:rPr>
-        <w:t xml:space="preserve">r̄</w:t>
-      </w:r>
-      <w:r>
-        <w:t xml:space="preserve"> </w:t>
-      </w:r>
-      <w:r>
-        <w:t xml:space="preserve">= 0.052). H1 (between-regime heterogeneity</w:t>
-      </w:r>
-      <w:r>
-        <w:t xml:space="preserve"> </w:t>
-      </w:r>
-      <w:r>
-        <w:rPr>
-          <w:iCs/>
-          <w:i/>
-        </w:rPr>
-        <w:t xml:space="preserve">Q</w:t>
-      </w:r>
-      <w:r>
-        <w:t xml:space="preserve">_M significant) is confirmed, establishing that I→P effect sizes vary systematically across ICRV regime groups. However, E1a's predicted directional ordering (Advanced &gt; Emerging) and E1b's predicted Frontier floor are not statistically confirmable with current</w:t>
+        <w:t xml:space="preserve">= 226 Iranian manufacturing firms) — and is therefore statistically fragile and contrary to E1b's predicted Frontier floor. H1 (between-regime heterogeneity) is confirmed, but the substantive pattern is a small-sample Frontier spike rather than an institutional-quality gradient; the gradient-specific propositions require substantially larger</w:t>
       </w:r>
       <w:r>
         <w:t xml:space="preserve"> </w:t>
@@ -9480,23 +9446,7 @@
         <w:t xml:space="preserve"> </w:t>
       </w:r>
       <w:r>
-        <w:t xml:space="preserve">per regime. The gradient-specific propositions require larger</w:t>
-      </w:r>
-      <w:r>
-        <w:t xml:space="preserve"> </w:t>
-      </w:r>
-      <w:r>
-        <w:rPr>
-          <w:iCs/>
-          <w:i/>
-        </w:rPr>
-        <w:t xml:space="preserve">K</w:t>
-      </w:r>
-      <w:r>
-        <w:t xml:space="preserve"> </w:t>
-      </w:r>
-      <w:r>
-        <w:t xml:space="preserve">per regime cell before they can be properly tested.</w:t>
+        <w:t xml:space="preserve">per regime cell before they can be properly adjudicated.</w:t>
       </w:r>
     </w:p>
     <w:bookmarkEnd w:id="49"/>
@@ -9571,36 +9521,23 @@
         <w:pStyle w:val="BodyText"/>
       </w:pPr>
       <w:r>
-        <w:t xml:space="preserve">Meta-regression with continuous cDAI score: β_cDAI = +0.003 (</w:t>
-      </w:r>
-      <w:r>
-        <w:rPr>
-          <w:iCs/>
-          <w:i/>
-        </w:rPr>
-        <w:t xml:space="preserve">SE</w:t>
-      </w:r>
-      <w:r>
-        <w:t xml:space="preserve"> </w:t>
-      </w:r>
-      <w:r>
-        <w:t xml:space="preserve">= 0.010,</w:t>
-      </w:r>
-      <w:r>
-        <w:t xml:space="preserve"> </w:t>
-      </w:r>
-      <w:r>
-        <w:rPr>
-          <w:iCs/>
-          <w:i/>
-        </w:rPr>
-        <w:t xml:space="preserve">p</w:t>
-      </w:r>
-      <w:r>
-        <w:t xml:space="preserve"> </w:t>
-      </w:r>
-      <w:r>
-        <w:t xml:space="preserve">= .744). Neither the categorical between-group test nor the continuous linear trend shows significant cDAI moderation.</w:t>
+        <w:t xml:space="preserve">The subgroup means are non-monotone (Medium</w:t>
+      </w:r>
+      <w:r>
+        <w:t xml:space="preserve"> </w:t>
+      </w:r>
+      <w:r>
+        <w:rPr>
+          <w:iCs/>
+          <w:i/>
+        </w:rPr>
+        <w:t xml:space="preserve">r̄</w:t>
+      </w:r>
+      <w:r>
+        <w:t xml:space="preserve"> </w:t>
+      </w:r>
+      <w:r>
+        <w:t xml:space="preserve">= 0.065 sits below both Low and High), and the omnibus between-group test is far from significance; there is no evidence that national digital-adoption level moderates the I→P effect.</w:t>
       </w:r>
     </w:p>
     <w:p>
@@ -9807,31 +9744,31 @@
               <w:jc w:val="left"/>
             </w:pPr>
             <w:r>
-              <w:t xml:space="preserve">0.063</w:t>
-            </w:r>
-          </w:p>
-        </w:tc>
-        <w:tc>
-          <w:tcPr/>
-          <w:p>
-            <w:pPr>
-              <w:pStyle w:val="Compact"/>
-              <w:jc w:val="left"/>
-            </w:pPr>
-            <w:r>
-              <w:t xml:space="preserve">[0.036, 0.090]</w:t>
-            </w:r>
-          </w:p>
-        </w:tc>
-        <w:tc>
-          <w:tcPr/>
-          <w:p>
-            <w:pPr>
-              <w:pStyle w:val="Compact"/>
-              <w:jc w:val="left"/>
-            </w:pPr>
-            <w:r>
-              <w:t xml:space="preserve">b = −0.012,</w:t>
+              <w:t xml:space="preserve">0.065</w:t>
+            </w:r>
+          </w:p>
+        </w:tc>
+        <w:tc>
+          <w:tcPr/>
+          <w:p>
+            <w:pPr>
+              <w:pStyle w:val="Compact"/>
+              <w:jc w:val="left"/>
+            </w:pPr>
+            <w:r>
+              <w:t xml:space="preserve">[0.038, 0.091]</w:t>
+            </w:r>
+          </w:p>
+        </w:tc>
+        <w:tc>
+          <w:tcPr/>
+          <w:p>
+            <w:pPr>
+              <w:pStyle w:val="Compact"/>
+              <w:jc w:val="left"/>
+            </w:pPr>
+            <w:r>
+              <w:t xml:space="preserve">b = −0.010,</w:t>
             </w:r>
             <w:r>
               <w:t xml:space="preserve"> </w:t>
@@ -9965,7 +9902,7 @@
         <w:t xml:space="preserve"> </w:t>
       </w:r>
       <w:r>
-        <w:t xml:space="preserve">= 259 sample. A larger sample with better resolution across the cDAI spectrum is required to test the CDCM gradient hypothesis.</w:t>
+        <w:t xml:space="preserve">= 238 sample. A larger sample with better resolution across the cDAI spectrum is required to test the CDCM gradient hypothesis.</w:t>
       </w:r>
     </w:p>
     <w:bookmarkEnd w:id="50"/>
@@ -9990,7 +9927,7 @@
         <w:t xml:space="preserve">Q</w:t>
       </w:r>
       <w:r>
-        <w:t xml:space="preserve">_M(DPL) = 1.11 (</w:t>
+        <w:t xml:space="preserve">_M(DPL) = 0.56 (</w:t>
       </w:r>
       <w:r>
         <w:rPr>
@@ -10019,7 +9956,7 @@
         <w:t xml:space="preserve"> </w:t>
       </w:r>
       <w:r>
-        <w:t xml:space="preserve">= .575). H2</w:t>
+        <w:t xml:space="preserve">= .755). H2</w:t>
       </w:r>
       <w:r>
         <w:t xml:space="preserve"> </w:t>
@@ -10178,19 +10115,19 @@
               <w:jc w:val="left"/>
             </w:pPr>
             <w:r>
-              <w:t xml:space="preserve">Sample data predominantly pre-2009</w:t>
-            </w:r>
-          </w:p>
-        </w:tc>
-        <w:tc>
-          <w:tcPr/>
-          <w:p>
-            <w:pPr>
-              <w:pStyle w:val="Compact"/>
-              <w:jc w:val="left"/>
-            </w:pPr>
-            <w:r>
-              <w:t xml:space="preserve">103</w:t>
+              <w:t xml:space="preserve">Sample data predominantly ≤ 2008</w:t>
+            </w:r>
+          </w:p>
+        </w:tc>
+        <w:tc>
+          <w:tcPr/>
+          <w:p>
+            <w:pPr>
+              <w:pStyle w:val="Compact"/>
+              <w:jc w:val="left"/>
+            </w:pPr>
+            <w:r>
+              <w:t xml:space="preserve">100</w:t>
             </w:r>
           </w:p>
         </w:tc>
@@ -10264,7 +10201,7 @@
               <w:jc w:val="left"/>
             </w:pPr>
             <w:r>
-              <w:t xml:space="preserve">120</w:t>
+              <w:t xml:space="preserve">108</w:t>
             </w:r>
           </w:p>
         </w:tc>
@@ -10288,35 +10225,19 @@
               <w:jc w:val="left"/>
             </w:pPr>
             <w:r>
-              <w:t xml:space="preserve">[0.045, 0.091]</w:t>
-            </w:r>
-          </w:p>
-        </w:tc>
-        <w:tc>
-          <w:tcPr/>
-          <w:p>
-            <w:pPr>
-              <w:pStyle w:val="Compact"/>
-              <w:jc w:val="left"/>
-            </w:pPr>
-            <w:r>
-              <w:t xml:space="preserve">b = −0.014,</w:t>
-            </w:r>
-            <w:r>
-              <w:t xml:space="preserve"> </w:t>
-            </w:r>
-            <w:r>
-              <w:rPr>
-                <w:iCs/>
-                <w:i/>
-              </w:rPr>
-              <w:t xml:space="preserve">p</w:t>
-            </w:r>
-            <w:r>
-              <w:t xml:space="preserve"> </w:t>
-            </w:r>
-            <w:r>
-              <w:t xml:space="preserve">= .434</w:t>
+              <w:t xml:space="preserve">[0.046, 0.091]</w:t>
+            </w:r>
+          </w:p>
+        </w:tc>
+        <w:tc>
+          <w:tcPr/>
+          <w:p>
+            <w:pPr>
+              <w:pStyle w:val="Compact"/>
+              <w:jc w:val="left"/>
+            </w:pPr>
+            <w:r>
+              <w:t xml:space="preserve">b = −0.013, n.s.</w:t>
             </w:r>
           </w:p>
         </w:tc>
@@ -10342,19 +10263,19 @@
               <w:jc w:val="left"/>
             </w:pPr>
             <w:r>
-              <w:t xml:space="preserve">Sample data predominantly post-2014</w:t>
-            </w:r>
-          </w:p>
-        </w:tc>
-        <w:tc>
-          <w:tcPr/>
-          <w:p>
-            <w:pPr>
-              <w:pStyle w:val="Compact"/>
-              <w:jc w:val="left"/>
-            </w:pPr>
-            <w:r>
-              <w:t xml:space="preserve">86</w:t>
+              <w:t xml:space="preserve">Sample data predominantly ≥ 2014</w:t>
+            </w:r>
+          </w:p>
+        </w:tc>
+        <w:tc>
+          <w:tcPr/>
+          <w:p>
+            <w:pPr>
+              <w:pStyle w:val="Compact"/>
+              <w:jc w:val="left"/>
+            </w:pPr>
+            <w:r>
+              <w:t xml:space="preserve">80</w:t>
             </w:r>
           </w:p>
         </w:tc>
@@ -10390,23 +10311,7 @@
               <w:jc w:val="left"/>
             </w:pPr>
             <w:r>
-              <w:t xml:space="preserve">b = −0.009,</w:t>
-            </w:r>
-            <w:r>
-              <w:t xml:space="preserve"> </w:t>
-            </w:r>
-            <w:r>
-              <w:rPr>
-                <w:iCs/>
-                <w:i/>
-              </w:rPr>
-              <w:t xml:space="preserve">p</w:t>
-            </w:r>
-            <w:r>
-              <w:t xml:space="preserve"> </w:t>
-            </w:r>
-            <w:r>
-              <w:t xml:space="preserve">= .645</w:t>
+              <w:t xml:space="preserve">b = −0.009, n.s.</w:t>
             </w:r>
           </w:p>
         </w:tc>
@@ -10528,7 +10433,7 @@
         <w:t xml:space="preserve"> </w:t>
       </w:r>
       <w:r>
-        <w:t xml:space="preserve">= 259 sample does not have sufficient power to detect small temporal trends, that DPL phase is confounded with ICRV composition (pre-2009 studies concentrated in advanced economies), or that the Digital Paradox Lifecycle inflection does not manifest at meta-analytic resolution with the current sample size. H2 is not supported.</w:t>
+        <w:t xml:space="preserve">= 238 sample does not have sufficient power to detect small temporal trends, that DPL phase is confounded with ICRV composition (pre-2009 studies concentrated in advanced economies), or that the Digital Paradox Lifecycle inflection does not manifest at meta-analytic resolution with the current sample size. H2 is not supported.</w:t>
       </w:r>
     </w:p>
     <w:p>
@@ -10642,7 +10547,7 @@
         <w:t xml:space="preserve"> </w:t>
       </w:r>
       <w:r>
-        <w:t xml:space="preserve">(SE as moderator):</w:t>
+        <w:t xml:space="preserve">(precision-weighted):</w:t>
       </w:r>
       <w:r>
         <w:t xml:space="preserve"> </w:t>
@@ -10655,7 +10560,10 @@
         <w:t xml:space="preserve">b</w:t>
       </w:r>
       <w:r>
-        <w:t xml:space="preserve">₀ = 0.077 (</w:t>
+        <w:t xml:space="preserve"> </w:t>
+      </w:r>
+      <w:r>
+        <w:t xml:space="preserve">= 0.475 (</w:t>
       </w:r>
       <w:r>
         <w:rPr>
@@ -10668,7 +10576,7 @@
         <w:t xml:space="preserve"> </w:t>
       </w:r>
       <w:r>
-        <w:t xml:space="preserve">= 0.007,</w:t>
+        <w:t xml:space="preserve">= 0.250,</w:t>
       </w:r>
       <w:r>
         <w:t xml:space="preserve"> </w:t>
@@ -10684,7 +10592,7 @@
         <w:t xml:space="preserve"> </w:t>
       </w:r>
       <w:r>
-        <w:t xml:space="preserve">&lt; .001) — statistically significant; funnel asymmetry is confirmed by Egger's precision-weighted regression test.</w:t>
+        <w:t xml:space="preserve">= .057) — marginal and not significant at α = .05; the regression-based asymmetry signal is suggestive but inconclusive.</w:t>
       </w:r>
     </w:p>
     <w:p>
@@ -10778,7 +10686,7 @@
         <w:t xml:space="preserve"> </w:t>
       </w:r>
       <w:r>
-        <w:t xml:space="preserve">= 0.035 (95% CI [0.019, 0.051]) — a conservative lower bound. The effect remains positive and significant but is substantially attenuated from the raw estimate (0.074 → 0.035).</w:t>
+        <w:t xml:space="preserve">= 0.035 (95% CI [0.023, 0.048]) — a conservative lower bound. The effect remains positive and significant but is substantially attenuated from the raw estimate (0.074 → 0.035).</w:t>
       </w:r>
     </w:p>
     <w:p>
@@ -10841,7 +10749,7 @@
         <w:t xml:space="preserve"> </w:t>
       </w:r>
       <w:r>
-        <w:t xml:space="preserve">+ 10 = 1,305; even under extreme publication suppression assumptions, a trivially small effect would require 45,848 unpublished null studies — implausible.</w:t>
+        <w:t xml:space="preserve">+ 10 = 1,200; even under extreme publication suppression assumptions, a trivially small effect would require 45,848 unpublished null studies — implausible.</w:t>
       </w:r>
     </w:p>
     <w:p>
@@ -10904,7 +10812,7 @@
         <w:t xml:space="preserve">I</w:t>
       </w:r>
       <w:r>
-        <w:t xml:space="preserve">² = 61.2%) and non-significant moderator tests (§§4.3–4.5), the publication bias evidence suggests that the apparent average I→P effect is upwardly inflated in the published literature. The true population effect may be closer to</w:t>
+        <w:t xml:space="preserve">² = 62.4%) and non-significant moderator tests (§§4.3–4.5), the publication bias evidence suggests that the apparent average I→P effect is upwardly inflated in the published literature. The true population effect may be closer to</w:t>
       </w:r>
       <w:r>
         <w:t xml:space="preserve"> </w:t>
@@ -11131,7 +11039,7 @@
               <w:jc w:val="left"/>
             </w:pPr>
             <w:r>
-              <w:t xml:space="preserve">309</w:t>
+              <w:t xml:space="preserve">288</w:t>
             </w:r>
           </w:p>
         </w:tc>
@@ -11233,7 +11141,7 @@
               <w:jc w:val="left"/>
             </w:pPr>
             <w:r>
-              <w:t xml:space="preserve">[0.059, 0.094]</w:t>
+              <w:t xml:space="preserve">[0.060, 0.094]</w:t>
             </w:r>
           </w:p>
         </w:tc>
@@ -11299,7 +11207,7 @@
               <w:jc w:val="left"/>
             </w:pPr>
             <w:r>
-              <w:t xml:space="preserve">0.073</w:t>
+              <w:t xml:space="preserve">0.074</w:t>
             </w:r>
           </w:p>
         </w:tc>
@@ -11373,7 +11281,7 @@
               <w:jc w:val="left"/>
             </w:pPr>
             <w:r>
-              <w:t xml:space="preserve">[0.059, 0.091]</w:t>
+              <w:t xml:space="preserve">[0.060, 0.091]</w:t>
             </w:r>
           </w:p>
         </w:tc>
@@ -11423,19 +11331,19 @@
               <w:jc w:val="left"/>
             </w:pPr>
             <w:r>
-              <w:t xml:space="preserve">0.060</w:t>
-            </w:r>
-          </w:p>
-        </w:tc>
-        <w:tc>
-          <w:tcPr/>
-          <w:p>
-            <w:pPr>
-              <w:pStyle w:val="Compact"/>
-              <w:jc w:val="left"/>
-            </w:pPr>
-            <w:r>
-              <w:t xml:space="preserve">[0.041, 0.078]</w:t>
+              <w:t xml:space="preserve">0.061</w:t>
+            </w:r>
+          </w:p>
+        </w:tc>
+        <w:tc>
+          <w:tcPr/>
+          <w:p>
+            <w:pPr>
+              <w:pStyle w:val="Compact"/>
+              <w:jc w:val="left"/>
+            </w:pPr>
+            <w:r>
+              <w:t xml:space="preserve">[0.042, 0.079]</w:t>
             </w:r>
           </w:p>
         </w:tc>
@@ -11473,7 +11381,7 @@
               <w:jc w:val="left"/>
             </w:pPr>
             <w:r>
-              <w:t xml:space="preserve">309</w:t>
+              <w:t xml:space="preserve">288</w:t>
             </w:r>
           </w:p>
         </w:tc>
@@ -11548,19 +11456,19 @@
               <w:jc w:val="left"/>
             </w:pPr>
             <w:r>
-              <w:t xml:space="preserve">309</w:t>
-            </w:r>
-          </w:p>
-        </w:tc>
-        <w:tc>
-          <w:tcPr/>
-          <w:p>
-            <w:pPr>
-              <w:pStyle w:val="Compact"/>
-              <w:jc w:val="left"/>
-            </w:pPr>
-            <w:r>
-              <w:t xml:space="preserve">[0.071, 0.076]</w:t>
+              <w:t xml:space="preserve">288</w:t>
+            </w:r>
+          </w:p>
+        </w:tc>
+        <w:tc>
+          <w:tcPr/>
+          <w:p>
+            <w:pPr>
+              <w:pStyle w:val="Compact"/>
+              <w:jc w:val="left"/>
+            </w:pPr>
+            <w:r>
+              <w:t xml:space="preserve">[0.071, 0.075]</w:t>
             </w:r>
           </w:p>
         </w:tc>
@@ -11584,7 +11492,7 @@
               <w:jc w:val="left"/>
             </w:pPr>
             <w:r>
-              <w:t xml:space="preserve">0/309 change direction</w:t>
+              <w:t xml:space="preserve">0/288 change direction</w:t>
             </w:r>
           </w:p>
         </w:tc>
@@ -11611,7 +11519,7 @@
         <w:t xml:space="preserve"> </w:t>
       </w:r>
       <w:r>
-        <w:t xml:space="preserve">= 0.074 is robust across all sensitivity checks. The leave-one-out range [0.071, 0.076] confirms no single study drives the result. The DL two-level estimator gives an identical point estimate (0.074), confirming that three-level nesting adds precision without biasing the pooled effect. The FSTS-only restriction (</w:t>
+        <w:t xml:space="preserve">= 0.074 is robust across all sensitivity checks. The leave-one-out range [0.071, 0.075] confirms no single study drives the result. The DL two-level estimator gives an identical point estimate (0.074), confirming that three-level nesting adds precision without biasing the pooled effect. The FSTS-only restriction (</w:t>
       </w:r>
       <w:r>
         <w:rPr>
@@ -11624,7 +11532,7 @@
         <w:t xml:space="preserve"> </w:t>
       </w:r>
       <w:r>
-        <w:t xml:space="preserve">= 0.060) is the most conservative check and remains positive and significant, suggesting that DOI operationalization heterogeneity partially inflates the pooled effect when broader DOI measures are included.</w:t>
+        <w:t xml:space="preserve">= 0.061) is the most conservative check and remains positive and significant, suggesting that DOI operationalization heterogeneity partially inflates the pooled effect when broader DOI measures are included.</w:t>
       </w:r>
     </w:p>
     <w:p>
@@ -11769,7 +11677,7 @@
         <w:t xml:space="preserve"> </w:t>
       </w:r>
       <w:r>
-        <w:t xml:space="preserve">= 259, 49 economies) is consistent with country-level evidence from across the global study corpus, including the Asia-Pacific primary studies underlying the ICBEF 2025 baseline (Do &amp; Phan, 2024). The pooled effect is positive and significant, confirming that export-intensive firms tend to outperform domestically focused peers even after adjusting for firm size, age, and industry.</w:t>
+        <w:t xml:space="preserve">= 238, 49 economies) is consistent with country-level evidence from across the global study corpus, including the Asia-Pacific primary studies underlying the ICBEF 2025 baseline (Do &amp; Phan, 2024). The pooled effect is positive and significant, confirming that export-intensive firms tend to outperform domestically focused peers even after adjusting for firm size, age, and industry.</w:t>
       </w:r>
     </w:p>
     <w:p>
@@ -11781,7 +11689,7 @@
           <w:bCs/>
           <w:b/>
         </w:rPr>
-        <w:t xml:space="preserve">Advanced-I contexts (ICRV=1,</w:t>
+        <w:t xml:space="preserve">Advanced-Innovation contexts (Regime I,</w:t>
       </w:r>
       <w:r>
         <w:rPr>
@@ -11811,7 +11719,7 @@
           <w:bCs/>
           <w:b/>
         </w:rPr>
-        <w:t xml:space="preserve">= 175;</w:t>
+        <w:t xml:space="preserve">= 139;</w:t>
       </w:r>
       <w:r>
         <w:rPr>
@@ -11841,7 +11749,7 @@
           <w:bCs/>
           <w:b/>
         </w:rPr>
-        <w:t xml:space="preserve">= 0.078):</w:t>
+        <w:t xml:space="preserve">= 0.079, 95% CI [0.059, 0.099]):</w:t>
       </w:r>
       <w:r>
         <w:t xml:space="preserve"> </w:t>
@@ -11860,23 +11768,20 @@
         <w:t xml:space="preserve"> </w:t>
       </w:r>
       <w:r>
-        <w:t xml:space="preserve">= 0.078) is among the highest reliable estimates and is directionally consistent with institutional complementarity theory: strong contract enforcement, IP protection, and low liability of foreignness (Zaheer, 1995) allow firms to sustain productive internationalization without the coordination cost penalties visible in weaker environments (North, 1990; Peng et al., 2008). The contrast vs. the Multi-country reference is statistically significant (b = +0.026,</w:t>
-      </w:r>
-      <w:r>
-        <w:t xml:space="preserve"> </w:t>
-      </w:r>
-      <w:r>
-        <w:rPr>
-          <w:iCs/>
-          <w:i/>
-        </w:rPr>
-        <w:t xml:space="preserve">p</w:t>
-      </w:r>
-      <w:r>
-        <w:t xml:space="preserve"> </w:t>
-      </w:r>
-      <w:r>
-        <w:t xml:space="preserve">= .019).</w:t>
+        <w:t xml:space="preserve">= 0.079) is the best-populated single-country cell and is directionally consistent with institutional complementarity theory: strong contract enforcement, IP protection, and low liability of foreignness (Zaheer, 1995) allow firms to sustain productive internationalization without the coordination cost penalties visible in weaker environments (North, 1990; Peng et al., 2008). It sits marginally above the pooled baseline (</w:t>
+      </w:r>
+      <w:r>
+        <w:rPr>
+          <w:iCs/>
+          <w:i/>
+        </w:rPr>
+        <w:t xml:space="preserve">r</w:t>
+      </w:r>
+      <w:r>
+        <w:t xml:space="preserve"> </w:t>
+      </w:r>
+      <w:r>
+        <w:t xml:space="preserve">= 0.074) but its confidence interval comfortably overlaps the other well-populated regimes.</w:t>
       </w:r>
     </w:p>
     <w:p>
@@ -11888,7 +11793,7 @@
           <w:bCs/>
           <w:b/>
         </w:rPr>
-        <w:t xml:space="preserve">Emerging contexts (ICRV=3,</w:t>
+        <w:t xml:space="preserve">Emerging contexts (Regime III,</w:t>
       </w:r>
       <w:r>
         <w:rPr>
@@ -11918,7 +11823,7 @@
           <w:bCs/>
           <w:b/>
         </w:rPr>
-        <w:t xml:space="preserve">= 3;</w:t>
+        <w:t xml:space="preserve">= 91;</w:t>
       </w:r>
       <w:r>
         <w:rPr>
@@ -11948,39 +11853,26 @@
           <w:bCs/>
           <w:b/>
         </w:rPr>
-        <w:t xml:space="preserve">= 0.104):</w:t>
-      </w:r>
-      <w:r>
-        <w:t xml:space="preserve"> </w:t>
-      </w:r>
-      <w:r>
-        <w:t xml:space="preserve">The Emerging group cell is too small for reliable inference (</w:t>
-      </w:r>
-      <w:r>
-        <w:rPr>
-          <w:iCs/>
-          <w:i/>
-        </w:rPr>
-        <w:t xml:space="preserve">K</w:t>
-      </w:r>
-      <w:r>
-        <w:t xml:space="preserve"> </w:t>
-      </w:r>
-      <w:r>
-        <w:t xml:space="preserve">= 3). The point estimate is directionally positive but the contrast vs. the Multi-country reference does not reach significance (</w:t>
-      </w:r>
-      <w:r>
-        <w:rPr>
-          <w:iCs/>
-          <w:i/>
-        </w:rPr>
-        <w:t xml:space="preserve">p</w:t>
-      </w:r>
-      <w:r>
-        <w:t xml:space="preserve"> </w:t>
-      </w:r>
-      <w:r>
-        <w:t xml:space="preserve">= .081). At the primary-study level, Do &amp; Phan (2025) document a negative aggregate DOI coefficient on 380 Indian WBES firms (FGLS estimation), with manager experience and female top-management leadership as positive moderating factors — a pattern consistent with CIMT's prediction that firm-level compensating resources partially offset institutional friction in Emerging environments.</w:t>
+        <w:t xml:space="preserve">= 0.069, 95% CI [0.045, 0.093]):</w:t>
+      </w:r>
+      <w:r>
+        <w:t xml:space="preserve"> </w:t>
+      </w:r>
+      <w:r>
+        <w:t xml:space="preserve">The Emerging cell is well-populated and yields a reliable positive estimate (</w:t>
+      </w:r>
+      <w:r>
+        <w:rPr>
+          <w:iCs/>
+          <w:i/>
+        </w:rPr>
+        <w:t xml:space="preserve">r̄</w:t>
+      </w:r>
+      <w:r>
+        <w:t xml:space="preserve"> </w:t>
+      </w:r>
+      <w:r>
+        <w:t xml:space="preserve">= 0.069) statistically indistinguishable from the Advanced-Innovation mean — directly contrary to E1a's predicted advanced-over-emerging ordering. At the primary-study level, Do &amp; Phan (2025) document a negative aggregate DOI coefficient on 380 Indian WBES firms (FGLS estimation), with manager experience and female top-management leadership as positive moderating factors — a pattern consistent with CIMT's prediction that firm-level compensating resources partially offset institutional friction in Emerging environments.</w:t>
       </w:r>
     </w:p>
     <w:p>
@@ -11992,7 +11884,7 @@
           <w:bCs/>
           <w:b/>
         </w:rPr>
-        <w:t xml:space="preserve">Frontier contexts (ICRV=6,</w:t>
+        <w:t xml:space="preserve">Frontier contexts (Regime FR,</w:t>
       </w:r>
       <w:r>
         <w:rPr>
@@ -12022,7 +11914,7 @@
           <w:bCs/>
           <w:b/>
         </w:rPr>
-        <w:t xml:space="preserve">= 4;</w:t>
+        <w:t xml:space="preserve">= 3;</w:t>
       </w:r>
       <w:r>
         <w:rPr>
@@ -12052,7 +11944,7 @@
           <w:bCs/>
           <w:b/>
         </w:rPr>
-        <w:t xml:space="preserve">= 0.253):</w:t>
+        <w:t xml:space="preserve">= 0.349, 95% CI [0.218, 0.468]):</w:t>
       </w:r>
       <w:r>
         <w:t xml:space="preserve"> </w:t>
@@ -12074,7 +11966,7 @@
         <w:t xml:space="preserve"> </w:t>
       </w:r>
       <w:r>
-        <w:t xml:space="preserve">= 4 Frontier estimate includes one outlier study (Pouresmaeili et al., 2018,</w:t>
+        <w:t xml:space="preserve">= 3 Frontier estimate is anomalously high and includes one outlier study (Pouresmaeili et al., 2018,</w:t>
       </w:r>
       <w:r>
         <w:t xml:space="preserve"> </w:t>
@@ -12106,7 +11998,20 @@
         <w:t xml:space="preserve"> </w:t>
       </w:r>
       <w:r>
-        <w:t xml:space="preserve">= 226 Iranian manufacturing firms). This estimate cannot be interpreted as a reliable Frontier I→P effect; it instead reflects the near-impossibility of drawing meta-analytic conclusions when only four effects populate a regime cell. The actual Frontier I→P effect could be zero, positive, or negative — larger</w:t>
+        <w:t xml:space="preserve">= 226 Iranian manufacturing firms). This cell is the single largest contributor to the significant omnibus</w:t>
+      </w:r>
+      <w:r>
+        <w:t xml:space="preserve"> </w:t>
+      </w:r>
+      <w:r>
+        <w:rPr>
+          <w:iCs/>
+          <w:i/>
+        </w:rPr>
+        <w:t xml:space="preserve">Q</w:t>
+      </w:r>
+      <w:r>
+        <w:t xml:space="preserve">_M, yet on only three effects it cannot be interpreted as a reliable Frontier I→P effect — and its high (not low) point estimate is directly contrary to E1b's predicted Frontier floor. The actual Frontier I→P effect could be zero, positive, or negative — substantially larger</w:t>
       </w:r>
       <w:r>
         <w:t xml:space="preserve"> </w:t>
@@ -12150,7 +12055,7 @@
         <w:t xml:space="preserve">Q</w:t>
       </w:r>
       <w:r>
-        <w:t xml:space="preserve">_M = 10.16,</w:t>
+        <w:t xml:space="preserve">_M = 17.35,</w:t>
       </w:r>
       <w:r>
         <w:t xml:space="preserve"> </w:t>
@@ -12166,7 +12071,7 @@
         <w:t xml:space="preserve"> </w:t>
       </w:r>
       <w:r>
-        <w:t xml:space="preserve">= .038) is statistically significant, establishing that I→P effect sizes vary across institutional regimes as theorized. The Q_M significance reflects the single-country vs. multi-country distinction rather than a monotone institutional gradient, so the directional gradient propositions E1a and E1b are not meta-analytically confirmed in the current sample. The substantiated finding is that the baseline I→P effect (</w:t>
+        <w:t xml:space="preserve">= .002) is statistically significant, establishing that I→P effect sizes vary across institutional regimes as theorized. The Q_M significance reflects the single-country vs. multi-country distinction rather than a monotone institutional gradient, so the directional gradient propositions E1a and E1b are not meta-analytically confirmed in the current sample. The substantiated finding is that the baseline I→P effect (</w:t>
       </w:r>
       <w:r>
         <w:rPr>
@@ -12236,7 +12141,7 @@
         <w:t xml:space="preserve"> </w:t>
       </w:r>
       <w:r>
-        <w:t xml:space="preserve">= 259 studies from 49 economies (</w:t>
+        <w:t xml:space="preserve">= 238 studies from 49 economies (</w:t>
       </w:r>
       <w:r>
         <w:rPr>
@@ -12249,7 +12154,7 @@
         <w:t xml:space="preserve"> </w:t>
       </w:r>
       <w:r>
-        <w:t xml:space="preserve">= 309 effects) is the most comprehensive quantitative synthesis of I→P evidence to apply three-level modeling, extending the ICBEF 2025 Asia-Pacific baseline (</w:t>
+        <w:t xml:space="preserve">= 288 effects) is the most comprehensive quantitative synthesis of I→P evidence to apply three-level modeling, extending the ICBEF 2025 Asia-Pacific baseline (</w:t>
       </w:r>
       <w:r>
         <w:rPr>
@@ -12262,7 +12167,7 @@
         <w:t xml:space="preserve"> </w:t>
       </w:r>
       <w:r>
-        <w:t xml:space="preserve">= 113) by 146 studies with a globally inclusive ICRV-coded corpus. Three-level modeling correctly partitions within-study and between-study variance, and the baseline</w:t>
+        <w:t xml:space="preserve">= 113) by 125 studies with a globally inclusive ICRV-coded corpus. Three-level modeling correctly partitions within-study and between-study variance, and the baseline</w:t>
       </w:r>
       <w:r>
         <w:t xml:space="preserve"> </w:t>
@@ -12306,7 +12211,7 @@
         <w:t xml:space="preserve">Q</w:t>
       </w:r>
       <w:r>
-        <w:t xml:space="preserve">_M = 10.16,</w:t>
+        <w:t xml:space="preserve">_M = 17.35,</w:t>
       </w:r>
       <w:r>
         <w:t xml:space="preserve"> </w:t>
@@ -12322,7 +12227,7 @@
         <w:t xml:space="preserve"> </w:t>
       </w:r>
       <w:r>
-        <w:t xml:space="preserve">= .038), establishing that I→P effect sizes vary systematically across institutional regimes. However, the directional gradient propositions (E1a/E1b) and the cDAI and DPL hypotheses (H2, H3) are not confirmed under rigorous between-group testing. These results set theoretically informative bounds: the</w:t>
+        <w:t xml:space="preserve">= .002), establishing that I→P effect sizes vary systematically across institutional regimes. However, the directional gradient propositions (E1a/E1b) and the cDAI and DPL hypotheses (H2, H3) are not confirmed under rigorous between-group testing. These results set theoretically informative bounds: the</w:t>
       </w:r>
       <w:r>
         <w:t xml:space="preserve"> </w:t>
@@ -12338,7 +12243,7 @@
         <w:t xml:space="preserve"> </w:t>
       </w:r>
       <w:r>
-        <w:t xml:space="preserve">= 259 sample lacks sufficient between-regime variation (particularly Emerging,</w:t>
+        <w:t xml:space="preserve">= 238 sample lacks sufficient between-regime variation in the diagnostic cells (particularly Frontier/SIDS,</w:t>
       </w:r>
       <w:r>
         <w:t xml:space="preserve"> </w:t>
@@ -12354,7 +12259,7 @@
         <w:t xml:space="preserve"> </w:t>
       </w:r>
       <w:r>
-        <w:t xml:space="preserve">= 3; Frontier,</w:t>
+        <w:t xml:space="preserve">= 3; Upper-middle,</w:t>
       </w:r>
       <w:r>
         <w:t xml:space="preserve"> </w:t>
@@ -12370,23 +12275,7 @@
         <w:t xml:space="preserve"> </w:t>
       </w:r>
       <w:r>
-        <w:t xml:space="preserve">= 4; SIDS,</w:t>
-      </w:r>
-      <w:r>
-        <w:t xml:space="preserve"> </w:t>
-      </w:r>
-      <w:r>
-        <w:rPr>
-          <w:iCs/>
-          <w:i/>
-        </w:rPr>
-        <w:t xml:space="preserve">K</w:t>
-      </w:r>
-      <w:r>
-        <w:t xml:space="preserve"> </w:t>
-      </w:r>
-      <w:r>
-        <w:t xml:space="preserve">= 0) to detect the CIMT gradient, and cDAI and DPL phase do not explain between-study heterogeneity in the current working database. Future formal-search replications with targeted regime-level sampling should test whether the gradient emerges with richer between-regime representation.</w:t>
+        <w:t xml:space="preserve">= 25) to adjudicate the CIMT gradient, and cDAI and DPL phase do not explain between-study heterogeneity in the current working database. Future formal-search replications with targeted regime-level sampling should test whether the gradient emerges with richer between-regime representation.</w:t>
       </w:r>
     </w:p>
     <w:p>
@@ -12771,7 +12660,7 @@
         <w:t xml:space="preserve"> </w:t>
       </w:r>
       <w:r>
-        <w:t xml:space="preserve">= 259 studies from 49 economies (</w:t>
+        <w:t xml:space="preserve">= 238 studies from 49 economies (</w:t>
       </w:r>
       <w:r>
         <w:rPr>
@@ -12784,7 +12673,7 @@
         <w:t xml:space="preserve"> </w:t>
       </w:r>
       <w:r>
-        <w:t xml:space="preserve">= 309 effects) and introducing three novel moderators for formal meta-analytic testing: ICRV institutional regime, country-level digital adoption (cDAI), and Digital Paradox Lifecycle (DPL) phase. The three-level pooled effect (</w:t>
+        <w:t xml:space="preserve">= 288 effects) and introducing three novel moderators for formal meta-analytic testing: ICRV institutional regime, country-level digital adoption (cDAI), and Digital Paradox Lifecycle (DPL) phase. The three-level pooled effect (</w:t>
       </w:r>
       <w:r>
         <w:rPr>
@@ -12810,7 +12699,7 @@
         <w:t xml:space="preserve">I</w:t>
       </w:r>
       <w:r>
-        <w:t xml:space="preserve">²_total = 61.2%) confirms a small but consistent positive I→P relationship globally, robust across seven sensitivity checks.</w:t>
+        <w:t xml:space="preserve">²_total = 62.4%) confirms a small but consistent positive I→P relationship globally, robust across seven sensitivity checks.</w:t>
       </w:r>
     </w:p>
     <w:p>
@@ -12828,7 +12717,7 @@
         <w:t xml:space="preserve">Q</w:t>
       </w:r>
       <w:r>
-        <w:t xml:space="preserve">_M = 10.16,</w:t>
+        <w:t xml:space="preserve">_M = 17.35,</w:t>
       </w:r>
       <w:r>
         <w:t xml:space="preserve"> </w:t>
@@ -12844,7 +12733,7 @@
         <w:t xml:space="preserve"> </w:t>
       </w:r>
       <w:r>
-        <w:t xml:space="preserve">= .038), establishing that I→P effect sizes vary systematically across institutional regimes. However, the directional gradient (E1a: Advanced largest; E1b: Frontier smallest) is not meta-analytically confirmable with sparse regime cells (Emerging</w:t>
+        <w:t xml:space="preserve">= .002), establishing that I→P effect sizes vary systematically across institutional regimes. However, the directional gradient (E1a: Advanced largest; E1b: Frontier smallest) is not meta-analytically confirmable with sparse regime cells (Frontier</w:t>
       </w:r>
       <w:r>
         <w:t xml:space="preserve"> </w:t>
@@ -12860,23 +12749,7 @@
         <w:t xml:space="preserve"> </w:t>
       </w:r>
       <w:r>
-        <w:t xml:space="preserve">= 3; Frontier</w:t>
-      </w:r>
-      <w:r>
-        <w:t xml:space="preserve"> </w:t>
-      </w:r>
-      <w:r>
-        <w:rPr>
-          <w:iCs/>
-          <w:i/>
-        </w:rPr>
-        <w:t xml:space="preserve">K</w:t>
-      </w:r>
-      <w:r>
-        <w:t xml:space="preserve"> </w:t>
-      </w:r>
-      <w:r>
-        <w:t xml:space="preserve">= 4), and the cDAI (H3:</w:t>
+        <w:t xml:space="preserve">= 3), and the cDAI (H3:</w:t>
       </w:r>
       <w:r>
         <w:t xml:space="preserve"> </w:t>
@@ -12918,7 +12791,7 @@
         <w:t xml:space="preserve">Q</w:t>
       </w:r>
       <w:r>
-        <w:t xml:space="preserve">_M = 1.11,</w:t>
+        <w:t xml:space="preserve">_M = 0.56,</w:t>
       </w:r>
       <w:r>
         <w:t xml:space="preserve"> </w:t>
@@ -12934,7 +12807,7 @@
         <w:t xml:space="preserve"> </w:t>
       </w:r>
       <w:r>
-        <w:t xml:space="preserve">= .575) moderators do not explain between-study heterogeneity in the current sample. The CIMT institutional gradient (E1a/E1b), digital infrastructure amplification (H3), and DPL temporal moderation (H2) remain theoretically motivated but empirically unconfirmed at</w:t>
+        <w:t xml:space="preserve">= .755) moderators do not explain between-study heterogeneity in the current sample. The CIMT institutional gradient (E1a/E1b), digital infrastructure amplification (H3), and DPL temporal moderation (H2) remain theoretically motivated but empirically unconfirmed at</w:t>
       </w:r>
       <w:r>
         <w:t xml:space="preserve"> </w:t>
@@ -12950,7 +12823,7 @@
         <w:t xml:space="preserve"> </w:t>
       </w:r>
       <w:r>
-        <w:t xml:space="preserve">= 259 — null results that should inform future pre-registered replications with targeted regime-level sampling.</w:t>
+        <w:t xml:space="preserve">= 238 — null results that should inform future pre-registered replications with targeted regime-level sampling.</w:t>
       </w:r>
     </w:p>
     <w:p>
@@ -12990,7 +12863,7 @@
         <w:t xml:space="preserve"> </w:t>
       </w:r>
       <w:r>
-        <w:t xml:space="preserve">= 0.035 (95% CI [0.019, 0.051]) — positive but considerably attenuated. This suggests that the I→P field's published literature over-represents positive results, and that the true average performance return to internationalization is closer to</w:t>
+        <w:t xml:space="preserve">= 0.035 (95% CI [0.023, 0.048]) — positive but considerably attenuated. This suggests that the I→P field's published literature over-represents positive results, and that the true average performance return to internationalization is closer to</w:t>
       </w:r>
       <w:r>
         <w:t xml:space="preserve"> </w:t>
@@ -13016,7 +12889,7 @@
         <w:t xml:space="preserve">I</w:t>
       </w:r>
       <w:r>
-        <w:t xml:space="preserve">² = 61.2%) remains largely unresolved, with approximately equal within-study (Level 2, 30.6%) and between-study (Level 3, 30.6%) variance contributions, suggesting that both methodological choices within papers and cross-country institutional differences contribute equally to heterogeneity.</w:t>
+        <w:t xml:space="preserve">² = 62.4%) remains largely unresolved, and is dominated by within-study variance (Level 2, 54.1%) rather than between-study differences (Level 3, 8.4%), suggesting that methodological choices within papers — effect-size operationalization, sample windows, controls — contribute far more to heterogeneity than cross-country institutional differences.</w:t>
       </w:r>
     </w:p>
     <w:p>
@@ -13034,7 +12907,7 @@
         <w:t xml:space="preserve"> </w:t>
       </w:r>
       <w:r>
-        <w:t xml:space="preserve">Five inferential constraints bound these conclusions. First, the three moderator hypotheses are not confirmed in the current</w:t>
+        <w:t xml:space="preserve">Five inferential constraints bound these conclusions. First, while the omnibus ICRV test is significant, the directional gradient propositions (E1a/E1b) and the cDAI and DPL hypotheses are not confirmed in the current</w:t>
       </w:r>
       <w:r>
         <w:t xml:space="preserve"> </w:t>
@@ -13050,7 +12923,7 @@
         <w:t xml:space="preserve"> </w:t>
       </w:r>
       <w:r>
-        <w:t xml:space="preserve">= 259 working database; this may reflect insufficient regime-level</w:t>
+        <w:t xml:space="preserve">= 238 working database; for the directional gradient this may reflect insufficient</w:t>
       </w:r>
       <w:r>
         <w:t xml:space="preserve"> </w:t>
@@ -13066,7 +12939,7 @@
         <w:t xml:space="preserve"> </w:t>
       </w:r>
       <w:r>
-        <w:t xml:space="preserve">(Emerging:</w:t>
+        <w:t xml:space="preserve">in the diagnostic regime cells (Frontier:</w:t>
       </w:r>
       <w:r>
         <w:t xml:space="preserve"> </w:t>
@@ -13082,7 +12955,7 @@
         <w:t xml:space="preserve"> </w:t>
       </w:r>
       <w:r>
-        <w:t xml:space="preserve">= 3; Frontier:</w:t>
+        <w:t xml:space="preserve">= 3; Upper-middle:</w:t>
       </w:r>
       <w:r>
         <w:t xml:space="preserve"> </w:t>
@@ -13098,7 +12971,7 @@
         <w:t xml:space="preserve"> </w:t>
       </w:r>
       <w:r>
-        <w:t xml:space="preserve">= 4; SIDS:</w:t>
+        <w:t xml:space="preserve">= 25; SIDS:</w:t>
       </w:r>
       <w:r>
         <w:t xml:space="preserve"> </w:t>
@@ -13114,7 +12987,7 @@
         <w:t xml:space="preserve"> </w:t>
       </w:r>
       <w:r>
-        <w:t xml:space="preserve">= 0) rather than genuine null effects. A formal WoS/Scopus search targeting Frontier and SIDS contexts is required before the ICRV null result can be interpreted as definitive. Second, the Frontier-group anomaly (</w:t>
+        <w:t xml:space="preserve">= 0) rather than a genuine absence of any institutional gradient. A formal WoS/Scopus search targeting Frontier and SIDS contexts is required before the gradient null can be interpreted as definitive. Second, the Frontier-group anomaly (</w:t>
       </w:r>
       <w:r>
         <w:rPr>
@@ -13127,7 +13000,7 @@
         <w:t xml:space="preserve"> </w:t>
       </w:r>
       <w:r>
-        <w:t xml:space="preserve">= 4,</w:t>
+        <w:t xml:space="preserve">= 3,</w:t>
       </w:r>
       <w:r>
         <w:t xml:space="preserve"> </w:t>
@@ -13143,7 +13016,20 @@
         <w:t xml:space="preserve"> </w:t>
       </w:r>
       <w:r>
-        <w:t xml:space="preserve">= 0.253, including one outlier Pouresmaeili et al. 2018) yields an unreliable estimate; future work should search for additional Frontier-regime studies. Third, cDAI is measured at the study level using country-year World Bank Digital Adoption Index scores (primary) or ITU Digital Development Index (secondary), not direct replication of the WBES firm-level indicators used in the companion primary studies; any systematic error in the country-year DAI assignment — for instance, from vintage mismatch between the study's data period and the DAI score's reference year — may attenuate the moderation coefficient. Fourth, the systematic search was restricted to English-language publications; non-English studies (Chinese, Japanese, Korean, Southeast Asian) are underrepresented, potentially biasing regime distribution toward Advanced economies. Fifth, inter-coder reliability was assessed on a 20% double-coded subsample (</w:t>
+        <w:t xml:space="preserve">= 0.349, including one outlier Pouresmaeili et al. 2018) yields an unreliable estimate and is the dominant driver of the significant omnibus</w:t>
+      </w:r>
+      <w:r>
+        <w:t xml:space="preserve"> </w:t>
+      </w:r>
+      <w:r>
+        <w:rPr>
+          <w:iCs/>
+          <w:i/>
+        </w:rPr>
+        <w:t xml:space="preserve">Q</w:t>
+      </w:r>
+      <w:r>
+        <w:t xml:space="preserve">_M; future work should search for additional Frontier-regime studies. Third, cDAI is measured at the study level using country-year World Bank Digital Adoption Index scores (primary) or ITU Digital Development Index (secondary), not direct replication of the WBES firm-level indicators used in the companion primary studies; any systematic error in the country-year DAI assignment — for instance, from vintage mismatch between the study's data period and the DAI score's reference year — may attenuate the moderation coefficient. Fourth, the systematic search was restricted to English-language publications; non-English studies (Chinese, Japanese, Korean, Southeast Asian) are underrepresented, potentially biasing regime distribution toward Advanced economies. Fifth, inter-coder reliability was assessed on a 20% double-coded subsample (</w:t>
       </w:r>
       <w:r>
         <w:rPr>
@@ -15507,7 +15393,7 @@
         <w:rPr>
           <w:rStyle w:val="VerbatimChar"/>
         </w:rPr>
-        <w:t xml:space="preserve">Studies included in meta-analysis:   k = 259 (prior DB: k = 238; updated 23/05/2026)</w:t>
+        <w:t xml:space="preserve">Studies included in meta-analysis:   k = 238 (prior DB: k = 238; updated 23/05/2026)</w:t>
       </w:r>
       <w:r>
         <w:br/>
@@ -15516,7 +15402,7 @@
         <w:rPr>
           <w:rStyle w:val="VerbatimChar"/>
         </w:rPr>
-        <w:t xml:space="preserve">Effect sizes coded:                  K = 309 (prior DB: K = 288; updated 23/05/2026)</w:t>
+        <w:t xml:space="preserve">Effect sizes coded:                  K = 288 (prior DB: K = 288; updated 23/05/2026)</w:t>
       </w:r>
       <w:r>
         <w:br/>
@@ -15528,7 +15414,7 @@
         <w:rPr>
           <w:rStyle w:val="VerbatimChar"/>
         </w:rPr>
-        <w:t xml:space="preserve">Note: k=259 / K=309 reflects the existing coded database (p6_study_database_v2.csv).</w:t>
+        <w:t xml:space="preserve">Note: k=238 / K=288 reflects the existing coded database (p6_study_database_v2.csv).</w:t>
       </w:r>
       <w:r>
         <w:br/>
@@ -15972,7 +15858,7 @@
               <w:jc w:val="left"/>
             </w:pPr>
             <w:r>
-              <w:t xml:space="preserve">metafor REML (3-level, k=259)</w:t>
+              <w:t xml:space="preserve">metafor REML (3-level, k=238)</w:t>
             </w:r>
           </w:p>
         </w:tc>
@@ -16103,7 +15989,7 @@
               <w:jc w:val="left"/>
             </w:pPr>
             <w:r>
-              <w:t xml:space="preserve">61.2%</w:t>
+              <w:t xml:space="preserve">62.4%</w:t>
             </w:r>
           </w:p>
         </w:tc>
@@ -16148,7 +16034,7 @@
               <w:jc w:val="left"/>
             </w:pPr>
             <w:r>
-              <w:t xml:space="preserve">30.6%</w:t>
+              <w:t xml:space="preserve">54.1%</w:t>
             </w:r>
           </w:p>
         </w:tc>
@@ -16193,7 +16079,7 @@
               <w:jc w:val="left"/>
             </w:pPr>
             <w:r>
-              <w:t xml:space="preserve">30.6%</w:t>
+              <w:t xml:space="preserve">8.4%</w:t>
             </w:r>
           </w:p>
         </w:tc>
@@ -16241,7 +16127,7 @@
               <w:jc w:val="left"/>
             </w:pPr>
             <w:r>
-              <w:t xml:space="preserve">259</w:t>
+              <w:t xml:space="preserve">238</w:t>
             </w:r>
           </w:p>
         </w:tc>
@@ -16289,7 +16175,7 @@
               <w:jc w:val="left"/>
             </w:pPr>
             <w:r>
-              <w:t xml:space="preserve">309</w:t>
+              <w:t xml:space="preserve">288</w:t>
             </w:r>
           </w:p>
         </w:tc>
@@ -16303,7 +16189,7 @@
               <w:jc w:val="left"/>
             </w:pPr>
             <w:r>
-              <w:t xml:space="preserve">σ²_(2)</w:t>
+              <w:t xml:space="preserve">σ²_(2) within-study</w:t>
             </w:r>
           </w:p>
         </w:tc>
@@ -16327,7 +16213,7 @@
               <w:jc w:val="left"/>
             </w:pPr>
             <w:r>
-              <w:t xml:space="preserve">0.00076</w:t>
+              <w:t xml:space="preserve">0.00874</w:t>
             </w:r>
           </w:p>
         </w:tc>
@@ -16341,7 +16227,7 @@
               <w:jc w:val="left"/>
             </w:pPr>
             <w:r>
-              <w:t xml:space="preserve">σ²_(3)</w:t>
+              <w:t xml:space="preserve">σ²_(3) between-study</w:t>
             </w:r>
           </w:p>
         </w:tc>
@@ -16365,7 +16251,7 @@
               <w:jc w:val="left"/>
             </w:pPr>
             <w:r>
-              <w:t xml:space="preserve">0.00076</w:t>
+              <w:t xml:space="preserve">0.00135</w:t>
             </w:r>
           </w:p>
         </w:tc>
@@ -16424,7 +16310,7 @@
         <w:t xml:space="preserve"> </w:t>
       </w:r>
       <w:r>
-        <w:t xml:space="preserve">Lower total I² in the three-level model (61.2% vs. 87.92%) reflects the expanded</w:t>
+        <w:t xml:space="preserve">Lower total I² in the three-level model (62.4% vs. 87.92%) reflects the expanded</w:t>
       </w:r>
       <w:r>
         <w:t xml:space="preserve"> </w:t>
@@ -16440,7 +16326,7 @@
         <w:t xml:space="preserve"> </w:t>
       </w:r>
       <w:r>
-        <w:t xml:space="preserve">= 259 sample and the three-level structure that partitions variance across levels correctly. The narrower 95% CI reflects the precision gain from 259 vs. 113 studies. The three-level model is theoretically preferred as it accounts for multiple effect sizes nested within studies.</w:t>
+        <w:t xml:space="preserve">= 238 sample and the three-level structure that partitions variance across levels correctly. The narrower 95% CI reflects the precision gain from 238 vs. 113 studies. The three-level model is theoretically preferred as it accounts for multiple effect sizes nested within studies.</w:t>
       </w:r>
     </w:p>
     <w:p>

--- a/dist/manuscripts/en/p6_meta_en_clean.docx
+++ b/dist/manuscripts/en/p6_meta_en_clean.docx
@@ -54,17 +54,17 @@
           <w:iCs/>
           <w:i/>
         </w:rPr>
-        <w:t xml:space="preserve">Manuscript prepared for: International Business Review (IBR, Elsevier, IF ≈ 5.5, ABS-3)</w:t>
-      </w:r>
-      <w:r>
-        <w:t xml:space="preserve"> </w:t>
-      </w:r>
-      <w:r>
-        <w:rPr>
-          <w:iCs/>
-          <w:i/>
-        </w:rPr>
-        <w:t xml:space="preserve">Version 1.0 — May 2026 (target journal submission: Q4 2026)</w:t>
+        <w:t xml:space="preserve">Manuscript prepared for: Management Review Quarterly (Springer; Scopus Q1, systematic reviews &amp; meta-analyses)</w:t>
+      </w:r>
+      <w:r>
+        <w:t xml:space="preserve"> </w:t>
+      </w:r>
+      <w:r>
+        <w:rPr>
+          <w:iCs/>
+          <w:i/>
+        </w:rPr>
+        <w:t xml:space="preserve">Version 1.0, May 2026 (target journal submission: Q4 2026)</w:t>
       </w:r>
     </w:p>
     <w:p>
@@ -88,431 +88,7 @@
         <w:pStyle w:val="FirstParagraph"/>
       </w:pPr>
       <w:r>
-        <w:rPr>
-          <w:bCs/>
-          <w:b/>
-        </w:rPr>
-        <w:t xml:space="preserve">Purpose:</w:t>
-      </w:r>
-      <w:r>
-        <w:t xml:space="preserve"> </w:t>
-      </w:r>
-      <w:r>
-        <w:t xml:space="preserve">We conduct a three-level meta-analytic regression analysis (MARA) examining whether country-level digital adoption (cDAI), institutional context regime (ICRV), and Digital Paradox Lifecycle (DPL) phase moderate the internationalization–performance (I→P) relationship — three theoretically motivated moderators that prior meta-analyses have not examined.</w:t>
-      </w:r>
-      <w:r>
-        <w:t xml:space="preserve"> </w:t>
-      </w:r>
-      <w:r>
-        <w:rPr>
-          <w:bCs/>
-          <w:b/>
-        </w:rPr>
-        <w:t xml:space="preserve">Design/methodology/approach:</w:t>
-      </w:r>
-      <w:r>
-        <w:t xml:space="preserve"> </w:t>
-      </w:r>
-      <w:r>
-        <w:t xml:space="preserve">A systematic search following PRISMA 2020 protocols on Web of Science and Scopus (1977–2026) identifies</w:t>
-      </w:r>
-      <w:r>
-        <w:t xml:space="preserve"> </w:t>
-      </w:r>
-      <w:r>
-        <w:rPr>
-          <w:iCs/>
-          <w:i/>
-        </w:rPr>
-        <w:t xml:space="preserve">k</w:t>
-      </w:r>
-      <w:r>
-        <w:t xml:space="preserve"> </w:t>
-      </w:r>
-      <w:r>
-        <w:t xml:space="preserve">= 238 studies with</w:t>
-      </w:r>
-      <w:r>
-        <w:t xml:space="preserve"> </w:t>
-      </w:r>
-      <w:r>
-        <w:rPr>
-          <w:iCs/>
-          <w:i/>
-        </w:rPr>
-        <w:t xml:space="preserve">K</w:t>
-      </w:r>
-      <w:r>
-        <w:t xml:space="preserve"> </w:t>
-      </w:r>
-      <w:r>
-        <w:t xml:space="preserve">= 288 effect sizes. Three-level MARA (Cheung, 2014; Van den Noortgate et al., 2013) decomposes heterogeneity into within-study (</w:t>
-      </w:r>
-      <w:r>
-        <w:rPr>
-          <w:iCs/>
-          <w:i/>
-        </w:rPr>
-        <w:t xml:space="preserve">Level 2</w:t>
-      </w:r>
-      <w:r>
-        <w:t xml:space="preserve">) and between-study (</w:t>
-      </w:r>
-      <w:r>
-        <w:rPr>
-          <w:iCs/>
-          <w:i/>
-        </w:rPr>
-        <w:t xml:space="preserve">Level 3</w:t>
-      </w:r>
-      <w:r>
-        <w:t xml:space="preserve">) components using</w:t>
-      </w:r>
-      <w:r>
-        <w:t xml:space="preserve"> </w:t>
-      </w:r>
-      <w:r>
-        <w:rPr>
-          <w:rStyle w:val="VerbatimChar"/>
-        </w:rPr>
-        <w:t xml:space="preserve">metafor</w:t>
-      </w:r>
-      <w:r>
-        <w:t xml:space="preserve"> </w:t>
-      </w:r>
-      <w:r>
-        <w:t xml:space="preserve">in R. Pre-registration on OSF precedes effect-size extraction; inter-coder reliability κ ≥ 0.70 on 20% double-coded subsample.</w:t>
-      </w:r>
-      <w:r>
-        <w:t xml:space="preserve"> </w:t>
-      </w:r>
-      <w:r>
-        <w:rPr>
-          <w:bCs/>
-          <w:b/>
-        </w:rPr>
-        <w:t xml:space="preserve">Findings:</w:t>
-      </w:r>
-      <w:r>
-        <w:t xml:space="preserve"> </w:t>
-      </w:r>
-      <w:r>
-        <w:t xml:space="preserve">The baseline pooled effect is</w:t>
-      </w:r>
-      <w:r>
-        <w:t xml:space="preserve"> </w:t>
-      </w:r>
-      <w:r>
-        <w:rPr>
-          <w:iCs/>
-          <w:i/>
-        </w:rPr>
-        <w:t xml:space="preserve">r</w:t>
-      </w:r>
-      <w:r>
-        <w:t xml:space="preserve"> </w:t>
-      </w:r>
-      <w:r>
-        <w:t xml:space="preserve">= 0.074 (95% CI [0.060, 0.088],</w:t>
-      </w:r>
-      <w:r>
-        <w:t xml:space="preserve"> </w:t>
-      </w:r>
-      <w:r>
-        <w:rPr>
-          <w:iCs/>
-          <w:i/>
-        </w:rPr>
-        <w:t xml:space="preserve">p</w:t>
-      </w:r>
-      <w:r>
-        <w:t xml:space="preserve"> </w:t>
-      </w:r>
-      <w:r>
-        <w:t xml:space="preserve">&lt; .001) with</w:t>
-      </w:r>
-      <w:r>
-        <w:t xml:space="preserve"> </w:t>
-      </w:r>
-      <w:r>
-        <w:rPr>
-          <w:iCs/>
-          <w:i/>
-        </w:rPr>
-        <w:t xml:space="preserve">I</w:t>
-      </w:r>
-      <w:r>
-        <w:t xml:space="preserve">² = 62.4% (within-study 54.1%; between-study 8.4%), replicating and extending the ICBEF 2025 baseline (</w:t>
-      </w:r>
-      <w:r>
-        <w:rPr>
-          <w:iCs/>
-          <w:i/>
-        </w:rPr>
-        <w:t xml:space="preserve">r</w:t>
-      </w:r>
-      <w:r>
-        <w:t xml:space="preserve"> </w:t>
-      </w:r>
-      <w:r>
-        <w:t xml:space="preserve">= 0.07,</w:t>
-      </w:r>
-      <w:r>
-        <w:t xml:space="preserve"> </w:t>
-      </w:r>
-      <w:r>
-        <w:rPr>
-          <w:iCs/>
-          <w:i/>
-        </w:rPr>
-        <w:t xml:space="preserve">k</w:t>
-      </w:r>
-      <w:r>
-        <w:t xml:space="preserve"> </w:t>
-      </w:r>
-      <w:r>
-        <w:t xml:space="preserve">= 113). The three hypothesized moderators show limited support: ICRV regime differences are statistically significant (</w:t>
-      </w:r>
-      <w:r>
-        <w:rPr>
-          <w:iCs/>
-          <w:i/>
-        </w:rPr>
-        <w:t xml:space="preserve">Q</w:t>
-      </w:r>
-      <w:r>
-        <w:t xml:space="preserve">_M = 17.35,</w:t>
-      </w:r>
-      <w:r>
-        <w:t xml:space="preserve"> </w:t>
-      </w:r>
-      <w:r>
-        <w:rPr>
-          <w:iCs/>
-          <w:i/>
-        </w:rPr>
-        <w:t xml:space="preserve">df</w:t>
-      </w:r>
-      <w:r>
-        <w:t xml:space="preserve"> </w:t>
-      </w:r>
-      <w:r>
-        <w:t xml:space="preserve">= 4,</w:t>
-      </w:r>
-      <w:r>
-        <w:t xml:space="preserve"> </w:t>
-      </w:r>
-      <w:r>
-        <w:rPr>
-          <w:iCs/>
-          <w:i/>
-        </w:rPr>
-        <w:t xml:space="preserve">p</w:t>
-      </w:r>
-      <w:r>
-        <w:t xml:space="preserve"> </w:t>
-      </w:r>
-      <w:r>
-        <w:t xml:space="preserve">= .002) but pairwise differences reflect single-country vs. multi-country study composition rather than a monotone institutional gradient; cDAI and DPL phase moderation are not statistically significant (</w:t>
-      </w:r>
-      <w:r>
-        <w:rPr>
-          <w:iCs/>
-          <w:i/>
-        </w:rPr>
-        <w:t xml:space="preserve">Q</w:t>
-      </w:r>
-      <w:r>
-        <w:t xml:space="preserve">_M = 1.23,</w:t>
-      </w:r>
-      <w:r>
-        <w:t xml:space="preserve"> </w:t>
-      </w:r>
-      <w:r>
-        <w:rPr>
-          <w:iCs/>
-          <w:i/>
-        </w:rPr>
-        <w:t xml:space="preserve">p</w:t>
-      </w:r>
-      <w:r>
-        <w:t xml:space="preserve"> </w:t>
-      </w:r>
-      <w:r>
-        <w:t xml:space="preserve">= .541 and</w:t>
-      </w:r>
-      <w:r>
-        <w:t xml:space="preserve"> </w:t>
-      </w:r>
-      <w:r>
-        <w:rPr>
-          <w:iCs/>
-          <w:i/>
-        </w:rPr>
-        <w:t xml:space="preserve">Q</w:t>
-      </w:r>
-      <w:r>
-        <w:t xml:space="preserve">_M = 0.56,</w:t>
-      </w:r>
-      <w:r>
-        <w:t xml:space="preserve"> </w:t>
-      </w:r>
-      <w:r>
-        <w:rPr>
-          <w:iCs/>
-          <w:i/>
-        </w:rPr>
-        <w:t xml:space="preserve">p</w:t>
-      </w:r>
-      <w:r>
-        <w:t xml:space="preserve"> </w:t>
-      </w:r>
-      <w:r>
-        <w:t xml:space="preserve">= .755, respectively) in the current</w:t>
-      </w:r>
-      <w:r>
-        <w:t xml:space="preserve"> </w:t>
-      </w:r>
-      <w:r>
-        <w:rPr>
-          <w:iCs/>
-          <w:i/>
-        </w:rPr>
-        <w:t xml:space="preserve">k</w:t>
-      </w:r>
-      <w:r>
-        <w:t xml:space="preserve"> </w:t>
-      </w:r>
-      <w:r>
-        <w:t xml:space="preserve">= 238 sample. The headline result is substantial publication bias: trim-and-fill imputes</w:t>
-      </w:r>
-      <w:r>
-        <w:t xml:space="preserve"> </w:t>
-      </w:r>
-      <w:r>
-        <w:rPr>
-          <w:iCs/>
-          <w:i/>
-        </w:rPr>
-        <w:t xml:space="preserve">k</w:t>
-      </w:r>
-      <w:r>
-        <w:t xml:space="preserve"> </w:t>
-      </w:r>
-      <w:r>
-        <w:t xml:space="preserve">= 58 missing studies, cutting the pooled effect from</w:t>
-      </w:r>
-      <w:r>
-        <w:t xml:space="preserve"> </w:t>
-      </w:r>
-      <w:r>
-        <w:rPr>
-          <w:iCs/>
-          <w:i/>
-        </w:rPr>
-        <w:t xml:space="preserve">r</w:t>
-      </w:r>
-      <w:r>
-        <w:t xml:space="preserve"> </w:t>
-      </w:r>
-      <w:r>
-        <w:t xml:space="preserve">= 0.074 to</w:t>
-      </w:r>
-      <w:r>
-        <w:t xml:space="preserve"> </w:t>
-      </w:r>
-      <w:r>
-        <w:rPr>
-          <w:iCs/>
-          <w:i/>
-        </w:rPr>
-        <w:t xml:space="preserve">r</w:t>
-      </w:r>
-      <w:r>
-        <w:t xml:space="preserve"> </w:t>
-      </w:r>
-      <w:r>
-        <w:t xml:space="preserve">= 0.035 (95% CI [0.023, 0.048]) — an implied ~53% attenuation indicating that four decades of I→P evidence may be materially publication-bias-inflated (a bias-correction estimate; Begg</w:t>
-      </w:r>
-      <w:r>
-        <w:t xml:space="preserve"> </w:t>
-      </w:r>
-      <w:r>
-        <w:rPr>
-          <w:iCs/>
-          <w:i/>
-        </w:rPr>
-        <w:t xml:space="preserve">p</w:t>
-      </w:r>
-      <w:r>
-        <w:t xml:space="preserve"> </w:t>
-      </w:r>
-      <w:r>
-        <w:t xml:space="preserve">&lt; .001 significant, Egger</w:t>
-      </w:r>
-      <w:r>
-        <w:t xml:space="preserve"> </w:t>
-      </w:r>
-      <w:r>
-        <w:rPr>
-          <w:iCs/>
-          <w:i/>
-        </w:rPr>
-        <w:t xml:space="preserve">p</w:t>
-      </w:r>
-      <w:r>
-        <w:t xml:space="preserve"> </w:t>
-      </w:r>
-      <w:r>
-        <w:t xml:space="preserve">= .057 borderline, so read as a strong signal rather than a settled magnitude).</w:t>
-      </w:r>
-      <w:r>
-        <w:t xml:space="preserve"> </w:t>
-      </w:r>
-      <w:r>
-        <w:rPr>
-          <w:bCs/>
-          <w:b/>
-        </w:rPr>
-        <w:t xml:space="preserve">Originality/value:</w:t>
-      </w:r>
-      <w:r>
-        <w:t xml:space="preserve"> </w:t>
-      </w:r>
-      <w:r>
-        <w:t xml:space="preserve">This is the first three-level MARA of I→P drawing on</w:t>
-      </w:r>
-      <w:r>
-        <w:t xml:space="preserve"> </w:t>
-      </w:r>
-      <w:r>
-        <w:rPr>
-          <w:iCs/>
-          <w:i/>
-        </w:rPr>
-        <w:t xml:space="preserve">k</w:t>
-      </w:r>
-      <w:r>
-        <w:t xml:space="preserve"> </w:t>
-      </w:r>
-      <w:r>
-        <w:t xml:space="preserve">= 238 studies from 49 economies globally, and the first to formally test ICRV, cDAI, and DPL phase as moderators. The ICRV between-regime Q_M test confirms H1 (Q_M = 17.35,</w:t>
-      </w:r>
-      <w:r>
-        <w:t xml:space="preserve"> </w:t>
-      </w:r>
-      <w:r>
-        <w:rPr>
-          <w:iCs/>
-          <w:i/>
-        </w:rPr>
-        <w:t xml:space="preserve">p</w:t>
-      </w:r>
-      <w:r>
-        <w:t xml:space="preserve"> </w:t>
-      </w:r>
-      <w:r>
-        <w:t xml:space="preserve">= .002), while the directional gradient (E1a/E1b) and the cDAI and DPL hypotheses remain unconfirmed — a finding that, combined with substantial publication bias, reframes the heterogeneity puzzle: unexplained variance in I→P may reflect publication-side selection more than institutional or digital contingencies, calling for pre-registered replication with larger between-regime samples.</w:t>
+        <w:t xml:space="preserve">This study reports the first three-level meta-analytic regression analysis (MARA) of the internationalization–performance (I-P) relationship to test whether country-level digital adoption (cDAI), institutional context regime (ICRV), and Digital Paradox Lifecycle (DPL) phase moderate it. Following PRISMA 2020, a systematic review combining backward and forward citation tracking of five anchor meta-analyses with hand-search assembles an analyzed corpus of k = 238 studies and K = 288 effect sizes from 49 economies; a Web of Science and Scopus database search (1977–2026) was additionally conducted to scope a pre-registered expansion whose full-text extraction is ongoing. Three-level MARA decomposes within- and between-study heterogeneity using metafor, under OSF pre-registration with a pre-specified inter-coder reliability threshold of κ ≥ 0.70. The baseline pooled effect is r = .074 (95% CI [.060, .088], p &lt; .001; I² = 62.4%). The hypothesized moderators show limited support: the full-sample ICRV omnibus is significant (Q_M = 17.35, df = 4, p = .002) but is not robust, a drop-Frontier sensitivity test on the four well-populated regimes reduces it to non-significance (Q_M = 1.49, p = .68), while cDAI and DPL moderation are non-significant throughout. The most consequential result is substantial publication bias: trim-and-fill imputes k = 58 missing studies, cutting the pooled effect to r = .035 (95% CI [.023, .048]), an implied ~53% attenuation (Begg p &lt; .001; Egger p = .057). These findings reframe the heterogeneity puzzle: unexplained variance in I-P may reflect publication-side selection more than institutional or digital contingencies, calling for pre-registered replication with larger between-regime samples.</w:t>
       </w:r>
     </w:p>
     <w:p>
@@ -555,7 +131,7 @@
         <w:pStyle w:val="FirstParagraph"/>
       </w:pPr>
       <w:r>
-        <w:t xml:space="preserve">Cross-border firm expansion has become one of the defining strategic imperatives of the modern economy. The past three decades have witnessed dramatic growth in outward foreign direct investment, export-oriented production, and global value chain participation, transforming internationalization from a strategy available primarily to large multinationals into a competitive consideration for firms across size classes and geographies (Dunning, 2000; Johanson &amp; Vahlne, 2009; Kafouros et al., 2012). Against this backdrop, the question of whether internationalization improves firm performance is not merely academic — it shapes investment decisions, government export promotion policy, and the strategic priorities of firms navigating an increasingly interconnected global economy (Hitt et al., 2006; Lu &amp; Beamish, 2004). For scholars, however, the record remains stubbornly inconclusive.</w:t>
+        <w:t xml:space="preserve">Cross-border expansion has become a central strategic priority for firms. Over the past three decades, outward foreign direct investment, export-oriented production, and global value chain participation grew sharply, turning internationalization from a strategy of large multinationals into a competitive option for firms across size classes and geographies (Dunning, 2000; Johanson &amp; Vahlne, 2009; Kafouros et al., 2012). Whether internationalization improves firm performance is therefore not only a scholarly question; it shapes investment decisions, government export-promotion policy, and the choices of firms competing in an interconnected global economy (Hitt et al., 2006; Lu &amp; Beamish, 2004). The record, however, remains inconclusive.</w:t>
       </w:r>
     </w:p>
     <w:p>
@@ -572,7 +148,7 @@
         <w:t xml:space="preserve">“</w:t>
       </w:r>
       <w:r>
-        <w:t xml:space="preserve">I→P relationship</w:t>
+        <w:t xml:space="preserve">I-P relationship</w:t>
       </w:r>
       <w:r>
         <w:t xml:space="preserve">”</w:t>
@@ -591,7 +167,7 @@
         <w:t xml:space="preserve">I</w:t>
       </w:r>
       <w:r>
-        <w:t xml:space="preserve">² regularly exceeds 80%, signaling that context — not a universal mechanism — drives outcomes.</w:t>
+        <w:t xml:space="preserve">² regularly exceeds 80%, signaling that context, not a universal mechanism, drives outcomes.</w:t>
       </w:r>
     </w:p>
     <w:p>
@@ -657,7 +233,7 @@
         <w:t xml:space="preserve">I</w:t>
       </w:r>
       <w:r>
-        <w:t xml:space="preserve">² = 87.92%. While confirming the positive average effect, this baseline identified that conventional moderators — country of origin, industry, performance measure type — leave approximately 70% of variance unexplained. Three theoretically grounded moderators, absent from all prior meta-analyses, motivate the present extension:</w:t>
+        <w:t xml:space="preserve">² = 87.92%. While confirming the positive average effect, this baseline identified that conventional moderators, country of origin, industry, performance measure type, leave approximately 70% of variance unexplained. Three theoretically grounded moderators, absent from all prior meta-analyses, motivate the present extension:</w:t>
       </w:r>
     </w:p>
     <w:p>
@@ -669,13 +245,13 @@
           <w:bCs/>
           <w:b/>
         </w:rPr>
-        <w:t xml:space="preserve">Gap 1 — cDAI.</w:t>
-      </w:r>
-      <w:r>
-        <w:t xml:space="preserve"> </w:t>
-      </w:r>
-      <w:r>
-        <w:t xml:space="preserve">Country-level digital adoption (cDAI) has been proposed as a contextual amplifier of firm-level competitive advantages (Stallkamp &amp; Schotter, 2021; Verhoef et al., 2021), yet no meta-analysis has tested whether the national digital infrastructure environment moderates the I→P link.</w:t>
+        <w:t xml:space="preserve">Gap 1, cDAI.</w:t>
+      </w:r>
+      <w:r>
+        <w:t xml:space="preserve"> </w:t>
+      </w:r>
+      <w:r>
+        <w:t xml:space="preserve">Country-level digital adoption (cDAI) has been proposed as a contextual amplifier of firm-level competitive advantages (Stallkamp &amp; Schotter, 2021; Verhoef et al., 2021), yet no meta-analysis has tested whether the national digital infrastructure environment moderates the I-P link.</w:t>
       </w:r>
     </w:p>
     <w:p>
@@ -687,13 +263,13 @@
           <w:bCs/>
           <w:b/>
         </w:rPr>
-        <w:t xml:space="preserve">Gap 2 — ICRV 6-regime.</w:t>
-      </w:r>
-      <w:r>
-        <w:t xml:space="preserve"> </w:t>
-      </w:r>
-      <w:r>
-        <w:t xml:space="preserve">Marano et al. (2016) established that home-country institutions moderate I→P, but applied a coarse six-group global taxonomy. The global study corpus spans the full institutional spectrum — from Singapore (World Governance Indicators Rule of Law score +1.84) to frontier economies such as Pakistan (WGI −0.55) and Iran (WGI −0.74; World Bank, 2023). An ICRV 6-regime classification (Regimes I–VI, where Regime VI is the Pacific SIDS boundary case) capable of resolving this heterogeneity has not been tested meta-analytically on a globally representative I→P corpus.</w:t>
+        <w:t xml:space="preserve">Gap 2, ICRV 6-regime.</w:t>
+      </w:r>
+      <w:r>
+        <w:t xml:space="preserve"> </w:t>
+      </w:r>
+      <w:r>
+        <w:t xml:space="preserve">Marano et al. (2016) established that home-country institutions moderate I-P, but applied a coarse six-group global taxonomy. The global study corpus spans the full institutional spectrum, from Singapore (World Governance Indicators Rule of Law score +1.84) to frontier economies such as Pakistan (WGI −0.55) and Iran (WGI −0.74; World Bank, 2023). An ICRV 6-regime classification (Regimes I–VI, where Regime VI is the Pacific SIDS boundary case) capable of resolving this heterogeneity has not been tested meta-analytically on a globally representative I-P corpus.</w:t>
       </w:r>
     </w:p>
     <w:p>
@@ -705,7 +281,7 @@
           <w:bCs/>
           <w:b/>
         </w:rPr>
-        <w:t xml:space="preserve">Gap 3 — DPL phase.</w:t>
+        <w:t xml:space="preserve">Gap 3, DPL phase.</w:t>
       </w:r>
       <w:r>
         <w:t xml:space="preserve"> </w:t>
@@ -729,7 +305,7 @@
         <w:t xml:space="preserve"> </w:t>
       </w:r>
       <w:r>
-        <w:t xml:space="preserve">for AI: David, 1990). Studies examining data from before, spanning, or after this threshold should yield systematically different I→P effect sizes if digital platforms reshape internationalization economics. This temporal moderator has never been systematically coded in I→P meta-analyses.</w:t>
+        <w:t xml:space="preserve">for AI: David, 1990). Studies examining data from before, spanning, or after this threshold should yield systematically different I-P effect sizes if digital platforms reshape internationalization economics. This temporal moderator has never been systematically coded in I-P meta-analyses.</w:t>
       </w:r>
     </w:p>
     <w:p>
@@ -800,7 +376,7 @@
         <w:t xml:space="preserve">(Methodological)</w:t>
       </w:r>
       <w:r>
-        <w:t xml:space="preserve">: (1) First three-level MARA for the I→P literature; (2) first PRISMA-2020-compliant systematic search with OSF pre-registration for this topic; (3) first application of between-study</w:t>
+        <w:t xml:space="preserve">: (1) First three-level MARA for the I-P literature; (2) first PRISMA-2020-compliant systematic search with OSF pre-registration for this topic; (3) first application of between-study</w:t>
       </w:r>
       <w:r>
         <w:t xml:space="preserve"> </w:t>
@@ -816,7 +392,7 @@
         <w:t xml:space="preserve"> </w:t>
       </w:r>
       <w:r>
-        <w:t xml:space="preserve">within-study heterogeneity decomposition to I→P.</w:t>
+        <w:t xml:space="preserve">within-study heterogeneity decomposition to I-P.</w:t>
       </w:r>
       <w:r>
         <w:t xml:space="preserve"> </w:t>
@@ -829,7 +405,7 @@
         <w:t xml:space="preserve">(Theoretical)</w:t>
       </w:r>
       <w:r>
-        <w:t xml:space="preserve">: (4) First meta-analytic test of an ICRV 6-regime framework applied to a globally representative I→P corpus (</w:t>
+        <w:t xml:space="preserve">: (4) First meta-analytic test of an ICRV 6-regime framework applied to a globally representative I-P corpus (</w:t>
       </w:r>
       <w:r>
         <w:rPr>
@@ -842,7 +418,7 @@
         <w:t xml:space="preserve"> </w:t>
       </w:r>
       <w:r>
-        <w:t xml:space="preserve">= 238, 49 economies; five of the six regimes are populated, the Pacific-SIDS Regime VI returning no qualifying studies); (5) first formal test of cDAI as a national-level digital-infrastructure moderator of I→P; (6) first test of DPL phase as a temporal moderator using three-level MARA. The non-confirmation of E1a/E1b, H2, and H3, and the anomalous ICRV Frontier pattern, are themselves informative findings that bound the conditions under which these moderators could operate. Interpreted together, the null country-level digital (cDAI) and temporal (DPL) moderators motivate a</w:t>
+        <w:t xml:space="preserve">= 238, 49 economies; five of the six regimes are populated, the Pacific-SIDS Regime VI returning no qualifying studies); (5) first formal test of cDAI as a national-level digital-infrastructure moderator of I-P; (6) first test of DPL phase as a temporal moderator using three-level MARA. The non-confirmation of E1a/E1b, H2, and H3, and the anomalous ICRV Frontier pattern, are themselves informative findings that bound the conditions under which these moderators could operate. Interpreted together, the null country-level digital (cDAI) and temporal (DPL) moderators motivate a</w:t>
       </w:r>
       <w:r>
         <w:t xml:space="preserve"> </w:t>
@@ -858,7 +434,7 @@
         <w:t xml:space="preserve"> </w:t>
       </w:r>
       <w:r>
-        <w:t xml:space="preserve">account: a macro digital context is inert for the I→P relationship unless it is matched by firm-level (micro) digital capability — the macro environment cannot substitute for the absence of the firm-level capability that actually converts it.</w:t>
+        <w:t xml:space="preserve">account: a macro digital context is inert for the I-P relationship unless it is matched by firm-level (micro) digital capability, the macro environment cannot substitute for the absence of the firm-level capability that actually converts it.</w:t>
       </w:r>
     </w:p>
     <w:p>
@@ -950,7 +526,7 @@
         <w:t xml:space="preserve"> </w:t>
       </w:r>
       <w:r>
-        <w:t xml:space="preserve">= 113), confirming a small but consistent positive I→P relationship globally. H1 (between-regime Q_M test) is confirmed (</w:t>
+        <w:t xml:space="preserve">= 113), confirming a small but consistent positive I-P relationship globally. The full-sample ICRV omnibus is significant (</w:t>
       </w:r>
       <w:r>
         <w:rPr>
@@ -976,7 +552,10 @@
         <w:t xml:space="preserve"> </w:t>
       </w:r>
       <w:r>
-        <w:t xml:space="preserve">= .002); however, the directional Exploratory Propositions E1a (Advanced largest) and E1b (Frontier smallest) are not statistically confirmed — pairwise differences reflect single-country vs. multi-country study composition rather than a monotone institutional gradient. cDAI (</w:t>
+        <w:t xml:space="preserve">= .002) but is not robust: a drop-Frontier sensitivity test on the four well-populated regimes reduces it to</w:t>
+      </w:r>
+      <w:r>
+        <w:t xml:space="preserve"> </w:t>
       </w:r>
       <w:r>
         <w:rPr>
@@ -986,6 +565,29 @@
         <w:t xml:space="preserve">Q</w:t>
       </w:r>
       <w:r>
+        <w:t xml:space="preserve">_M = 1.49 (</w:t>
+      </w:r>
+      <w:r>
+        <w:rPr>
+          <w:iCs/>
+          <w:i/>
+        </w:rPr>
+        <w:t xml:space="preserve">p</w:t>
+      </w:r>
+      <w:r>
+        <w:t xml:space="preserve"> </w:t>
+      </w:r>
+      <w:r>
+        <w:t xml:space="preserve">= .68), so H1 receives only fragile support and the directional Exploratory Propositions E1a (Advanced largest) and E1b (Frontier smallest) are not confirmed. cDAI (</w:t>
+      </w:r>
+      <w:r>
+        <w:rPr>
+          <w:iCs/>
+          <w:i/>
+        </w:rPr>
+        <w:t xml:space="preserve">Q</w:t>
+      </w:r>
+      <w:r>
         <w:t xml:space="preserve">_M = 1.23,</w:t>
       </w:r>
       <w:r>
@@ -1028,7 +630,7 @@
         <w:t xml:space="preserve"> </w:t>
       </w:r>
       <w:r>
-        <w:t xml:space="preserve">= .755) are non-significant (H2, H3 not supported). The headline finding is publication bias (H4 confirmed): trim-and-fill imputes</w:t>
+        <w:t xml:space="preserve">= .755) are non-significant (H2, H3 not supported). The principal finding is publication bias (H4 confirmed): trim-and-fill imputes</w:t>
       </w:r>
       <w:r>
         <w:t xml:space="preserve"> </w:t>
@@ -1076,7 +678,7 @@
         <w:t xml:space="preserve"> </w:t>
       </w:r>
       <w:r>
-        <w:t xml:space="preserve">= 0.035 — an implied ~53% attenuation. Read as a corrective contribution to the field, this indicates that four decades of I→P evidence may be materially inflated by publication selection. The inference is a bias-correction estimate corroborated by a significant Begg test (τ = −0.134,</w:t>
+        <w:t xml:space="preserve">= 0.035, an implied ~53% attenuation. Read as a corrective contribution to the field, this indicates that four decades of I-P evidence may be materially inflated by publication selection. The inference is a bias-correction estimate corroborated by a significant Begg test (τ = −0.134,</w:t>
       </w:r>
       <w:r>
         <w:t xml:space="preserve"> </w:t>
@@ -1167,7 +769,7 @@
         <w:pStyle w:val="FirstParagraph"/>
       </w:pPr>
       <w:r>
-        <w:t xml:space="preserve">Five theoretical perspectives ground the moderating hypotheses and connect the three new moderators to established predictions about the I→P relationship.</w:t>
+        <w:t xml:space="preserve">Five theoretical perspectives ground the moderating hypotheses and connect the three new moderators to established predictions about the I-P relationship.</w:t>
       </w:r>
     </w:p>
     <w:p>
@@ -1185,7 +787,7 @@
         <w:t xml:space="preserve"> </w:t>
       </w:r>
       <w:r>
-        <w:t xml:space="preserve">Barney (1991) establishes that sustainable competitive advantages derive from VRIN (valuable, rare, inimitable, non-substitutable) resources. In the I→P context, this predicts that firms with strong home-country resource endowments — including human capital, technological capability, and digital infrastructure access — will generate higher performance returns from international expansion than resource-constrained peers. Wernerfelt’s (1984) resource bundling logic further predicts that national digital infrastructure provides a coordination-enabling environment that amplifies the returns to firm-level resources: in high-cDAI environments, firms can deploy their existing technological and organizational capabilities across borders at lower per-unit cost, raising the marginal productivity return to each additional unit of international expansion. It is important to note that cDAI (country-level) is analytically distinct from firm-level digital adoption (DAI) and from firm-level technological capability (TCI), which the companion primary studies (P3–P8) treat as separate constructs with distinct measurement bases and theoretical roles. In the present meta-analytic study, only cDAI is operationalized as a study-level moderator; DAI and TCI remain within-study variables in the primary-study designs and are not separately extractable at meta-analytic resolution from the k = 238 corpus. The resource-bundling prediction for P6 therefore concerns whether a richer national digital environment raises the aggregate I→P effect across studies — a between-study moderation claim at the country level, not a within-study claim about firm-level capability bundles.</w:t>
+        <w:t xml:space="preserve">Barney (1991) establishes that sustainable competitive advantages derive from VRIN (valuable, rare, inimitable, non-substitutable) resources. In the I-P context, this predicts that firms with strong home-country resource endowments, including human capital, technological capability, and digital infrastructure access, will generate higher performance returns from international expansion than resource-constrained peers. Wernerfelt’s (1984) resource bundling logic further predicts that national digital infrastructure provides a coordination-enabling environment that amplifies the returns to firm-level resources: in high-cDAI environments, firms can deploy their existing technological and organizational capabilities across borders at lower per-unit cost, raising the marginal productivity return to each additional unit of international expansion. cDAI (country-level) is analytically distinct from firm-level digital adoption (DAI) and from firm-level technological capability (TCI), which the companion primary studies (P3–P8) treat as separate constructs with distinct measurement bases and theoretical roles. In the present meta-analytic study, only cDAI is operationalized as a study-level moderator; DAI and TCI remain within-study variables in the primary-study designs and are not separately extractable at meta-analytic resolution from the k = 238 corpus. The resource-bundling prediction for P6 therefore concerns whether a richer national digital environment raises the aggregate I-P effect across studies, a between-study moderation claim at the country level, not a within-study claim about firm-level capability bundles.</w:t>
       </w:r>
     </w:p>
     <w:p>
@@ -1221,7 +823,7 @@
         <w:t xml:space="preserve"> </w:t>
       </w:r>
       <w:r>
-        <w:t xml:space="preserve">that govern transaction costs. In the I→P context, higher institutional quality — measured through rule of law, contract enforcement, IP protection, and regulatory quality — reduces the coordination costs of cross-border expansion by attenuating opportunism risk, monitoring costs, and information asymmetry between home and host markets. Scott’s (1995) three-pillar framework extends this logic: regulative, normative, and cognitive institutions jointly determine the transaction cost environment in which internationalization occurs. When regulative institutions are strong (ICRV Regime I), firms can enforce contracts with foreign counterparts at lower cost, protect innovation rents across jurisdictions, and exploit economies of scale without the institutional friction that truncates these returns in weaker institutional environments. The ICRV gradient hypothesis (H1) thus derives directly from institutional theory: the expected I→P effect should decline monotonically from Advanced-Innovation (Regime I) to Frontier (Regime V) as institutional quality falls and coordination costs rise.</w:t>
+        <w:t xml:space="preserve">that govern transaction costs. In the I-P context, higher institutional quality, measured through rule of law, contract enforcement, IP protection, and regulatory quality, reduces the coordination costs of cross-border expansion by attenuating opportunism risk, monitoring costs, and information asymmetry between home and host markets. Scott’s (1995) three-pillar framework extends this logic: regulative, normative, and cognitive institutions jointly determine the transaction cost environment in which internationalization occurs. When regulative institutions are strong (ICRV Regime I), firms can enforce contracts with foreign counterparts at lower cost, protect innovation rents across jurisdictions, and exploit economies of scale without the institutional friction that truncates these returns in weaker institutional environments. The ICRV gradient hypothesis (H1) thus derives directly from institutional theory: the expected I-P effect should decline monotonically from Advanced-Innovation (Regime I) to Frontier (Regime V) as institutional quality falls and coordination costs rise.</w:t>
       </w:r>
     </w:p>
     <w:p>
@@ -1239,7 +841,7 @@
         <w:t xml:space="preserve"> </w:t>
       </w:r>
       <w:r>
-        <w:t xml:space="preserve">Johanson and Vahlne’s (1977, 2009) Uppsala model posits that internationalization knowledge accumulates through market-specific experience and is subsequently encoded in organizational routines. Digital platforms accelerate this knowledge accumulation by reducing information asymmetries between home and host markets: cloud-based analytics, real-time demand signaling, and B2B digital platforms enable firms to monitor foreign market conditions without the physical presence that prior eras required (Stallkamp &amp; Schotter, 2021). The DPL Follow phase (post-2014) is the period in which these digital learning channels reach sufficient maturity and penetration to systematically compress the experiential learning curve — predicting that I→P effects are largest in studies drawing on data from this period (H2). The Span phase captures the transitional period in which digital tools were diffusing but had not yet reached the maturity threshold at which their learning-cost compression effects became systemic.</w:t>
+        <w:t xml:space="preserve">Johanson and Vahlne’s (1977, 2009) Uppsala model posits that internationalization knowledge accumulates through market-specific experience and is subsequently encoded in organizational routines. Digital platforms accelerate this knowledge accumulation by reducing information asymmetries between home and host markets: cloud-based analytics, real-time demand signaling, and B2B digital platforms enable firms to monitor foreign market conditions without the physical presence that prior eras required (Stallkamp &amp; Schotter, 2021). The DPL Follow phase (post-2014) is the period in which these digital learning channels reach sufficient maturity and penetration to systematically compress the experiential learning curve, predicting that I-P effects are largest in studies drawing on data from this period (H2). The Span phase captures the transitional period in which digital tools were diffusing but had not yet reached the maturity threshold at which their learning-cost compression effects became systemic.</w:t>
       </w:r>
     </w:p>
     <w:p>
@@ -1257,7 +859,7 @@
         <w:t xml:space="preserve"> </w:t>
       </w:r>
       <w:r>
-        <w:t xml:space="preserve">The classic coordination cost argument in the I→P literature (Hitt et al., 1997; Lu &amp; Beamish, 2004) posits that international expansion initially generates productivity gains through scale economies and learning, but eventually produces diseconomies as the administrative burden of coordinating dispersed operations exceeds the gains from further geographic diversification. This logic produces the inverted-U relationship that constitutes the modal finding in the I→P literature (Marano et al., 2016). However, digital platforms systematically reduce coordination costs through three channels: (a)</w:t>
+        <w:t xml:space="preserve">The classic coordination cost argument in the I-P literature (Hitt et al., 1997; Lu &amp; Beamish, 2004) posits that international expansion initially generates productivity gains through scale economies and learning, but eventually produces diseconomies as the administrative burden of coordinating dispersed operations exceeds the gains from further geographic diversification. This logic produces the inverted-U relationship that constitutes the modal finding in the I-P literature (Marano et al., 2016). However, digital platforms systematically reduce coordination costs through three channels: (a)</w:t>
       </w:r>
       <w:r>
         <w:t xml:space="preserve"> </w:t>
@@ -1270,10 +872,7 @@
         <w:t xml:space="preserve">communication compression</w:t>
       </w:r>
       <w:r>
-        <w:t xml:space="preserve"> </w:t>
-      </w:r>
-      <w:r>
-        <w:t xml:space="preserve">— real-time digital communication across time zones reduces the bandwidth cost of coordinating dispersed operations; (b)</w:t>
+        <w:t xml:space="preserve">, real-time digital communication across time zones reduces the bandwidth cost of coordinating dispersed operations; (b)</w:t>
       </w:r>
       <w:r>
         <w:t xml:space="preserve"> </w:t>
@@ -1286,10 +885,7 @@
         <w:t xml:space="preserve">transaction cost reduction</w:t>
       </w:r>
       <w:r>
-        <w:t xml:space="preserve"> </w:t>
-      </w:r>
-      <w:r>
-        <w:t xml:space="preserve">— electronic payment systems and digital contracting reduce the cost and time of cross-border transactions; (c)</w:t>
+        <w:t xml:space="preserve">, electronic payment systems and digital contracting reduce the cost and time of cross-border transactions; (c)</w:t>
       </w:r>
       <w:r>
         <w:t xml:space="preserve"> </w:t>
@@ -1302,10 +898,7 @@
         <w:t xml:space="preserve">information asymmetry compression</w:t>
       </w:r>
       <w:r>
-        <w:t xml:space="preserve"> </w:t>
-      </w:r>
-      <w:r>
-        <w:t xml:space="preserve">— digital analytics platforms reduce the monitoring cost of verifying foreign partner performance. When national digital infrastructure is mature (high cDAI), all three channels operate simultaneously, predicting that the coordination cost mechanism — which generates the right-side decline of the inverted-U — is attenuated or shifted to higher internationalization intensities than would be observed in low-cDAI environments.</w:t>
+        <w:t xml:space="preserve">, digital analytics platforms reduce the monitoring cost of verifying foreign partner performance. When national digital infrastructure is mature (high cDAI), all three channels operate simultaneously, predicting that the coordination cost mechanism, which generates the right-side decline of the inverted-U, is attenuated or shifted to higher internationalization intensities than would be observed in low-cDAI environments.</w:t>
       </w:r>
     </w:p>
     <w:p>
@@ -1387,7 +980,7 @@
         <w:t xml:space="preserve"> </w:t>
       </w:r>
       <w:r>
-        <w:t xml:space="preserve">(AI deployment, platform orchestration). Stallkamp and Schotter (2021) extend this hierarchy to the IB context, showing that Tier-1 and Tier-2 digital adoption — the layers most widely measured in firm-level surveys — function as</w:t>
+        <w:t xml:space="preserve">(AI deployment, platform orchestration). Stallkamp and Schotter (2021) extend this hierarchy to the IB context, showing that Tier-1 and Tier-2 digital adoption, the layers most widely measured in firm-level surveys, function as</w:t>
       </w:r>
       <w:r>
         <w:t xml:space="preserve"> </w:t>
@@ -1419,7 +1012,7 @@
         <w:t xml:space="preserve"> </w:t>
       </w:r>
       <w:r>
-        <w:t xml:space="preserve">(cDAI): the availability of a digitally enabled transaction ecosystem that reduces the minimum infrastructure investment required for firms to participate in cross-border trade. This country-level construct is analytically distinct from firm-level digital adoption: cDAI captures the shared digital infrastructure environment, whereas firm-level DAI captures a firm’s own position within that environment. The cDAI amplification hypothesis (H3) thus concerns whether a richer national digital environment raises the aggregate I→P effect across the studies that draw on it — a between-study moderation claim, not a within-study mediation claim.</w:t>
+        <w:t xml:space="preserve">(cDAI): the availability of a digitally enabled transaction ecosystem that reduces the minimum infrastructure investment required for firms to participate in cross-border trade. This country-level construct is analytically distinct from firm-level digital adoption: cDAI captures the shared digital infrastructure environment, whereas firm-level DAI captures a firm’s own position within that environment. The cDAI amplification hypothesis (H3) thus concerns whether a richer national digital environment raises the aggregate I-P effect across the studies that draw on it, a between-study moderation claim, not a within-study mediation claim.</w:t>
       </w:r>
     </w:p>
     <w:bookmarkEnd w:id="22"/>
@@ -1429,7 +1022,7 @@
         <w:pStyle w:val="Heading3"/>
       </w:pPr>
       <w:r>
-        <w:t xml:space="preserve">2.2 Capability–Institution Mismatch Theory (New — Hm1)</w:t>
+        <w:t xml:space="preserve">2.2 Capability–Institution Mismatch Theory (New, Hm1)</w:t>
       </w:r>
     </w:p>
     <w:p>
@@ -1453,7 +1046,7 @@
         <w:t xml:space="preserve"> </w:t>
       </w:r>
       <w:r>
-        <w:t xml:space="preserve">(CIMT) to explain the ICRV gradient in meta-analytic I→P effect sizes. CIMT’s core claim is that the productivity returns to international expansion are a function not only of firm-level capabilities but of the degree to which home-country institutions enable those capabilities to be deployed productively across borders. The theory distinguishes three mechanisms:</w:t>
+        <w:t xml:space="preserve">(CIMT) to explain the ICRV gradient in meta-analytic I-P effect sizes. CIMT’s core claim is that the productivity returns to international expansion are a function not only of firm-level capabilities but of the degree to which home-country institutions enable those capabilities to be deployed productively across borders. The theory distinguishes three mechanisms:</w:t>
       </w:r>
     </w:p>
     <w:p>
@@ -1471,7 +1064,7 @@
         <w:t xml:space="preserve"> </w:t>
       </w:r>
       <w:r>
-        <w:t xml:space="preserve">Institutional quality determines the degree to which firms can protect the proprietary rents generated by their internationalization activities. In high-quality institutional environments (ICRV Regime I), strong IP protection and contract enforcement allow firms to maintain competitive advantages across foreign markets without the knowledge leakage and imitation risk that characterize weaker institutional contexts (Kogut &amp; Zander, 1993; Zaheer, 1995). Each unit of international expansion therefore translates into larger cumulative rent streams, raising the average I→P effect observed in studies drawing on Regime I samples.</w:t>
+        <w:t xml:space="preserve">Institutional quality determines the degree to which firms can protect the proprietary rents generated by their internationalization activities. In high-quality institutional environments (ICRV Regime I), strong IP protection and contract enforcement allow firms to maintain competitive advantages across foreign markets without the knowledge leakage and imitation risk that characterize weaker institutional contexts (Kogut &amp; Zander, 1993; Zaheer, 1995). Each unit of international expansion therefore translates into larger cumulative rent streams, raising the average I-P effect observed in studies drawing on Regime I samples.</w:t>
       </w:r>
     </w:p>
     <w:p>
@@ -1489,7 +1082,7 @@
         <w:t xml:space="preserve"> </w:t>
       </w:r>
       <w:r>
-        <w:t xml:space="preserve">Zaheer (1995) identifies liability of foreignness (LOF) — the costs incurred by foreign firms that domestic rivals do not bear — as a key driver of internationalization costs. LOF is attenuated in high-quality institutional environments because strong rule of law, transparent regulatory processes, and low corruption reduce the information asymmetries and discriminatory treatment that generate LOF in weaker institutional contexts (Peng et al., 2008). When LOF is low (ICRV-I), firms can capture a larger share of the productivity gains from cross-border scale economies and learning, raising the meta-analytic effect size.</w:t>
+        <w:t xml:space="preserve">Zaheer (1995) identifies liability of foreignness (LOF), the costs incurred by foreign firms that domestic rivals do not bear, as a key driver of internationalization costs. LOF is attenuated in high-quality institutional environments because strong rule of law, transparent regulatory processes, and low corruption reduce the information asymmetries and discriminatory treatment that generate LOF in weaker institutional contexts (Peng et al., 2008). When LOF is low (ICRV-I), firms can capture a larger share of the productivity gains from cross-border scale economies and learning, raising the meta-analytic effect size.</w:t>
       </w:r>
     </w:p>
     <w:p>
@@ -1507,7 +1100,7 @@
         <w:t xml:space="preserve"> </w:t>
       </w:r>
       <w:r>
-        <w:t xml:space="preserve">In institutional voids — environments where formal institutions are weak or absent — firms must invest in substitute governance mechanisms (relationship capital, political connections, informal contracts) that absorb managerial attention and reduce the net productivity returns to internationalization (Khanna &amp; Palepu, 2010). As institutional quality declines across the ICRV spectrum (Regime II → III → SIDS/V), these substitute governance costs accumulate, progressively depressing the I→P effect toward zero and potentially negative territory.</w:t>
+        <w:t xml:space="preserve">In institutional voids, environments where formal institutions are weak or absent, firms must invest in substitute governance mechanisms (relationship capital, political connections, informal contracts) that absorb managerial attention and reduce the net productivity returns to internationalization (Khanna &amp; Palepu, 2010). As institutional quality declines across the ICRV spectrum (Regime II → III → SIDS/V), these substitute governance costs accumulate, progressively depressing the I-P effect toward zero and potentially negative territory.</w:t>
       </w:r>
     </w:p>
     <w:p>
@@ -1515,7 +1108,7 @@
         <w:pStyle w:val="BodyText"/>
       </w:pPr>
       <w:r>
-        <w:t xml:space="preserve">CIMT predicts between-regime heterogeneity in I→P effect sizes, with Advanced-regime studies expected to show the largest effects because all three CIMT mechanisms operate simultaneously at the institutional frontier. Prior meta-analyses have not adequately tested this institutional gradient because they lacked a fine-grained taxonomy that disaggregates the spectrum from Advanced Innovation economies to Frontier and SIDS contexts at sufficient resolution. Marano et al. (2016) used a six-category global classification that did not separate the Advanced/Upper-Middle/Emerging/Frontier spectrum examined here. The ICRV 6-regime taxonomy — anchored in World Bank World Governance Indicators (Rule of Law dimension, 2023 vintage) and applied to the full k = 238 global study corpus — provides the first classification capable of testing the CIMT between-regime prediction meta-analytically across economies ranging from Singapore (WGI +1.84) to Pakistan (WGI −0.55) and Iran (WGI −0.74).</w:t>
+        <w:t xml:space="preserve">CIMT predicts between-regime heterogeneity in I-P effect sizes, with Advanced-regime studies expected to show the largest effects because all three CIMT mechanisms operate simultaneously at the institutional frontier. Prior meta-analyses have not adequately tested this institutional gradient because they lacked a fine-grained taxonomy that disaggregates the spectrum from Advanced Innovation economies to Frontier and SIDS contexts at sufficient resolution. Marano et al. (2016) used a six-category global classification that did not separate the Advanced/Upper-Middle/Emerging/Frontier spectrum examined here. The ICRV 6-regime taxonomy, anchored in World Bank World Governance Indicators (Rule of Law dimension, 2023 vintage) and applied to the full k = 238 global study corpus, provides the first classification capable of testing the CIMT between-regime prediction meta-analytically across economies ranging from Singapore (WGI +1.84) to Pakistan (WGI −0.55) and Iran (WGI −0.74).</w:t>
       </w:r>
     </w:p>
     <w:p>
@@ -1527,13 +1120,13 @@
           <w:bCs/>
           <w:b/>
         </w:rPr>
-        <w:t xml:space="preserve">Hypothesis 1 (H1 — ICRV between-regime heterogeneity):</w:t>
-      </w:r>
-      <w:r>
-        <w:t xml:space="preserve"> </w:t>
-      </w:r>
-      <w:r>
-        <w:t xml:space="preserve">Pooled I→P effect sizes vary systematically across ICRV institutional regimes, with Advanced-regime studies expected to show the largest average effects, because formal institutions — contract enforcement, IP protection, and reduced liability of foreignness — amplify the productivity returns to international expansion through rent protection, LOF attenuation, and void-cost reduction (Khanna &amp; Palepu, 2010; North, 1990; Zaheer, 1995). Formally: the between-regime Q_M test for ICRV is statistically significant (</w:t>
+        <w:t xml:space="preserve">Hypothesis 1 (H1, ICRV between-regime heterogeneity):</w:t>
+      </w:r>
+      <w:r>
+        <w:t xml:space="preserve"> </w:t>
+      </w:r>
+      <w:r>
+        <w:t xml:space="preserve">Pooled I-P effect sizes vary systematically across ICRV institutional regimes, with Advanced-regime studies expected to show the largest average effects, because formal institutions, contract enforcement, IP protection, and reduced liability of foreignness, amplify the productivity returns to international expansion through rent protection, LOF attenuation, and void-cost reduction (Khanna &amp; Palepu, 2010; North, 1990; Zaheer, 1995). Formally: the between-regime Q_M test for ICRV is statistically significant (</w:t>
       </w:r>
       <w:r>
         <w:rPr>
@@ -1580,7 +1173,7 @@
         <w:t xml:space="preserve"> </w:t>
       </w:r>
       <w:r>
-        <w:t xml:space="preserve">Studies drawing on Advanced-regime firms (ICRV-I) are expected to show the largest pooled I→P effect, reflecting simultaneous activation of the three CIMT rent-protection, LOF-attenuation, and void-elimination mechanisms. The direction of E1a is confirmatory; the magnitude is not pre-specified given heterogeneity in DOI measurement and performance construct across ICRV-I studies.</w:t>
+        <w:t xml:space="preserve">Studies drawing on Advanced-regime firms (ICRV-I) are expected to show the largest pooled I-P effect, reflecting simultaneous activation of the three CIMT rent-protection, LOF-attenuation, and void-elimination mechanisms. The direction of E1a is confirmatory; the magnitude is not pre-specified given heterogeneity in DOI measurement and performance construct across ICRV-I studies.</w:t>
       </w:r>
     </w:p>
     <w:p>
@@ -1598,7 +1191,7 @@
         <w:t xml:space="preserve"> </w:t>
       </w:r>
       <w:r>
-        <w:t xml:space="preserve">Studies drawing on Frontier-regime firms (ICRV-FR) are expected to show the smallest — potentially null or negative — pooled I→P effect, reflecting the dominance of institutional void amplification costs over scale and learning returns. E1b is treated as exploratory rather than confirmatory because current Frontier-group</w:t>
+        <w:t xml:space="preserve">Studies drawing on Frontier-regime firms (ICRV-FR) are expected to show the smallest, potentially null or negative, pooled I-P effect, reflecting the dominance of institutional void amplification costs over scale and learning returns. E1b is treated as exploratory rather than confirmatory because current Frontier-group</w:t>
       </w:r>
       <w:r>
         <w:t xml:space="preserve"> </w:t>
@@ -1624,7 +1217,7 @@
         <w:pStyle w:val="Heading3"/>
       </w:pPr>
       <w:r>
-        <w:t xml:space="preserve">2.3 Digital Paradox Lifecycle (DPL — New, Hm2)</w:t>
+        <w:t xml:space="preserve">2.3 Digital Paradox Lifecycle (DPL, New, Hm2)</w:t>
       </w:r>
     </w:p>
     <w:p>
@@ -1632,7 +1225,7 @@
         <w:pStyle w:val="FirstParagraph"/>
       </w:pPr>
       <w:r>
-        <w:t xml:space="preserve">The Digital Paradox Lifecycle is a temporal moderator grounded in Brynjolfsson et al.’s (2021) productivity J-curve and David’s (1990) dynamo analogy. David’s (1990) study of the transition from steam power to electrification demonstrated that general-purpose technologies require decades of complementary investment — in organizational practices, worker skills, and infrastructure — before their productivity benefits materialize. Brynjolfsson et al. (2021) applied this analogy to the AI era, documenting a J-curve in which productivity first stagnates as firms invest in digital infrastructure and then accelerates as complementary assets mature. We extend this framework to the I→P literature, arguing that the coordination cost compression enabled by digital platforms follows a similar J-curve at the aggregate study level.</w:t>
+        <w:t xml:space="preserve">The Digital Paradox Lifecycle is a temporal moderator grounded in Brynjolfsson et al.’s (2021) productivity J-curve and David’s (1990) dynamo analogy. David’s (1990) study of the transition from steam power to electrification demonstrated that general-purpose technologies require decades of complementary investment, in organizational practices, worker skills, and infrastructure, before their productivity benefits materialize. Brynjolfsson et al. (2021) applied this analogy to the AI era, documenting a J-curve in which productivity first stagnates as firms invest in digital infrastructure and then accelerates as complementary assets mature. We extend this framework to the I-P literature, arguing that the coordination cost compression enabled by digital platforms follows a similar J-curve at the aggregate study level.</w:t>
       </w:r>
     </w:p>
     <w:p>
@@ -1662,7 +1255,7 @@
         <w:t xml:space="preserve"> </w:t>
       </w:r>
       <w:r>
-        <w:t xml:space="preserve">(data collected predominantly before 2009): Low digital penetration in cross-border trade. B2B e-commerce platforms, cloud-based logistics management, and electronic payment systems have not yet achieved the critical mass necessary to alter the coordination cost structure of international operations. I→P dynamics in this period are governed primarily by the traditional coordination cost mechanisms documented by Hitt et al. (1997) and Lu and Beamish (2004); the inverted-U is the expected modal form.</w:t>
+        <w:t xml:space="preserve">(data collected predominantly before 2009): Low digital penetration in cross-border trade. B2B e-commerce platforms, cloud-based logistics management, and electronic payment systems have not yet achieved the critical mass necessary to alter the coordination cost structure of international operations. I-P dynamics in this period are governed primarily by the traditional coordination cost mechanisms documented by Hitt et al. (1997) and Lu and Beamish (2004); the inverted-U is the expected modal form.</w:t>
       </w:r>
       <w:r>
         <w:t xml:space="preserve"> </w:t>
@@ -1684,7 +1277,7 @@
         <w:t xml:space="preserve"> </w:t>
       </w:r>
       <w:r>
-        <w:t xml:space="preserve">(data spanning 2005–2014): A transitional period in which digital infrastructure is being built and firms begin to experiment with digital coordination tools. The productivity effects are mixed: early adopters may benefit from coordination cost reductions, but the majority of firms have not yet accumulated the complementary organizational capabilities (digital routines, platform-integrated supply chains) to translate infrastructure availability into productivity gains. I→P effect sizes in this period should be heterogeneous, producing intermediate pooled estimates.</w:t>
+        <w:t xml:space="preserve">(data spanning 2005–2014): A transitional period in which digital infrastructure is being built and firms begin to experiment with digital coordination tools. The productivity effects are mixed: early adopters may benefit from coordination cost reductions, but the majority of firms have not yet accumulated the complementary organizational capabilities (digital routines, platform-integrated supply chains) to translate infrastructure availability into productivity gains. I-P effect sizes in this period should be heterogeneous, producing intermediate pooled estimates.</w:t>
       </w:r>
       <w:r>
         <w:t xml:space="preserve"> </w:t>
@@ -1706,7 +1299,7 @@
         <w:t xml:space="preserve"> </w:t>
       </w:r>
       <w:r>
-        <w:t xml:space="preserve">(data collected predominantly after 2014): Digital platforms — including cloud-based logistics, B2B e-commerce, electronic payment systems, and digital trade finance — have reached sufficient maturity and penetration in the Asia-Pacific region to systematically compress coordination costs for internationalizing firms. The complementary organizational investment lag documented by Brynjolfsson et al. (2021) has been substantially absorbed; the productivity J-curve has passed its inflection point. I→P effect sizes in this period should be largest.</w:t>
+        <w:t xml:space="preserve">(data collected predominantly after 2014): Digital platforms, including cloud-based logistics, B2B e-commerce, electronic payment systems, and digital trade finance, have reached sufficient maturity and penetration in the Asia-Pacific region to systematically compress coordination costs for internationalizing firms. The complementary organizational investment lag documented by Brynjolfsson et al. (2021) has been substantially absorbed; the productivity J-curve has passed its inflection point. I-P effect sizes in this period should be largest.</w:t>
       </w:r>
     </w:p>
     <w:p>
@@ -1714,7 +1307,7 @@
         <w:pStyle w:val="BodyText"/>
       </w:pPr>
       <w:r>
-        <w:t xml:space="preserve">The choice of 2009 as the primary inflection point is grounded in three empirical anchors: (1) the global proliferation of smartphones and mobile internet (2007–2009) transformed cross-border communication costs; (2) the rapid growth of B2B e-commerce platforms in China and Southeast Asia (Alibaba B2B international: 2008–2010; Lazada: 2011; Tokopedia: 2009) created new digital trade infrastructure specifically suited to emerging Asia-Pacific exporters; (3) the 2009 global financial crisis accelerated digital adoption among SMEs as a cost-reduction strategy. These three concurrent developments make 2009 a defensible global inflection point for digital adoption in trade-oriented economies rather than an arbitrary choice; the Asia-Pacific region — home to 52% of the k = 238 corpus — was a primary site of this diffusion.</w:t>
+        <w:t xml:space="preserve">The choice of 2009 as the primary inflection point is grounded in three empirical anchors: (1) the global proliferation of smartphones and mobile internet (2007–2009) transformed cross-border communication costs; (2) the rapid growth of B2B e-commerce platforms in China and Southeast Asia (Alibaba B2B international: 2008–2010; Lazada: 2011; Tokopedia: 2009) created new digital trade infrastructure specifically suited to emerging Asia-Pacific exporters; (3) the 2009 global financial crisis accelerated digital adoption among SMEs as a cost-reduction strategy. These three concurrent developments make 2009 a defensible global inflection point for digital adoption in trade-oriented economies rather than an arbitrary choice; the Asia-Pacific region, home to 52% of the k = 238 corpus, was a primary site of this diffusion.</w:t>
       </w:r>
     </w:p>
     <w:p>
@@ -1726,13 +1319,13 @@
           <w:bCs/>
           <w:b/>
         </w:rPr>
-        <w:t xml:space="preserve">Hypothesis 2 (H2 — DPL phase):</w:t>
-      </w:r>
-      <w:r>
-        <w:t xml:space="preserve"> </w:t>
-      </w:r>
-      <w:r>
-        <w:t xml:space="preserve">Studies drawing predominantly on post-2014 data (DPL Follow phase) are expected to show larger pooled I→P effects than studies drawing on pre-2009 data (DPL Precede phase), because digital platforms had reached the maturity threshold at which coordination-cost compression systematically raises the net productivity return to international expansion (Brynjolfsson et al., 2021; David, 1990). Span-phase studies (data spanning 2005–2014) are expected to show intermediate effects, reflecting the transitional period in which digital infrastructure was building but complementary organizational capabilities had not yet been absorbed. Formally:</w:t>
+        <w:t xml:space="preserve">Hypothesis 2 (H2, DPL phase):</w:t>
+      </w:r>
+      <w:r>
+        <w:t xml:space="preserve"> </w:t>
+      </w:r>
+      <w:r>
+        <w:t xml:space="preserve">Studies drawing predominantly on post-2014 data (DPL Follow phase) are expected to show larger pooled I-P effects than studies drawing on pre-2009 data (DPL Precede phase), because digital platforms had reached the maturity threshold at which coordination-cost compression systematically raises the net productivity return to international expansion (Brynjolfsson et al., 2021; David, 1990). Span-phase studies (data spanning 2005–2014) are expected to show intermediate effects, reflecting the transitional period in which digital infrastructure was building but complementary organizational capabilities had not yet been absorbed. Formally:</w:t>
       </w:r>
       <w:r>
         <w:t xml:space="preserve"> </w:t>
@@ -1810,7 +1403,7 @@
         <w:t xml:space="preserve">Q</w:t>
       </w:r>
       <w:r>
-        <w:t xml:space="preserve">_M test depends on within-phase k and cross-phase variance in effect sizes — below approximately k = 30 per phase, the between-group test is underpowered for detection of moderate-size moderation (</w:t>
+        <w:t xml:space="preserve">_M test depends on within-phase k and cross-phase variance in effect sizes, below approximately k = 30 per phase, the between-group test is underpowered for detection of moderate-size moderation (</w:t>
       </w:r>
       <w:r>
         <w:rPr>
@@ -1854,7 +1447,7 @@
         <w:t xml:space="preserve"> </w:t>
       </w:r>
       <w:r>
-        <w:t xml:space="preserve">rather than a firm choice: it reflects the density of broadband coverage, electronic payment infrastructure, digital identity systems, and regulatory support for digital commerce that exists in a country’s economic environment regardless of any individual firm’s adoption decision. Second, cDAI operates at the between-study level in a meta-analysis: variation in the pooled I→P effect across studies is partly attributable to variation in the national digital infrastructure environments from which those studies’ samples were drawn.</w:t>
+        <w:t xml:space="preserve">rather than a firm choice: it reflects the density of broadband coverage, electronic payment infrastructure, digital identity systems, and regulatory support for digital commerce that exists in a country’s economic environment regardless of any individual firm’s adoption decision. Second, cDAI operates at the between-study level in a meta-analysis: variation in the pooled I-P effect across studies is partly attributable to variation in the national digital infrastructure environments from which those studies’ samples were drawn.</w:t>
       </w:r>
     </w:p>
     <w:p>
@@ -1870,7 +1463,7 @@
         <w:pStyle w:val="BodyText"/>
       </w:pPr>
       <w:r>
-        <w:t xml:space="preserve">The mechanism by which cDAI amplifies the I→P relationship operates through the</w:t>
+        <w:t xml:space="preserve">The mechanism by which cDAI amplifies the I-P relationship operates through the</w:t>
       </w:r>
       <w:r>
         <w:t xml:space="preserve"> </w:t>
@@ -1886,7 +1479,7 @@
         <w:t xml:space="preserve"> </w:t>
       </w:r>
       <w:r>
-        <w:t xml:space="preserve">(Stallkamp &amp; Schotter, 2021): in countries where Tier-1 and Tier-2 digital tools are widely diffused, firms face a richer ecosystem of digital coordination channels that reduce the per-unit cost of cross-border transactions. This reduction is not uniform across all export intensities. For firms at low internationalization intensities, the availability of digital coordination tools may not generate measurable I→P gains because the volume of cross-border transactions does not justify intensive use of digital platforms. For firms at higher internationalization intensities, however, digital coordination tools become critically productivity-relevant as they substitute for the physical coordination investments that would otherwise be required (Bharadwaj et al., 2013; Verhoef et al., 2021). The cDAI amplification therefore predicts a positive meta-regression coefficient in a study-level regression where cDAI scores predict pooled I→P effect sizes — reflecting the country-level analog of the export-contingent digital complementarity mechanism documented at the firm level in the Asia-Pacific primary studies.</w:t>
+        <w:t xml:space="preserve">(Stallkamp &amp; Schotter, 2021): in countries where Tier-1 and Tier-2 digital tools are widely diffused, firms face a richer ecosystem of digital coordination channels that reduce the per-unit cost of cross-border transactions. This reduction is not uniform across all export intensities. For firms at low internationalization intensities, the availability of digital coordination tools may not generate measurable I-P gains because the volume of cross-border transactions does not justify intensive use of digital platforms. For firms at higher internationalization intensities, however, digital coordination tools become critically productivity-relevant as they substitute for the physical coordination investments that would otherwise be required (Bharadwaj et al., 2013; Verhoef et al., 2021). The cDAI amplification therefore predicts a positive meta-regression coefficient in a study-level regression where cDAI scores predict pooled I-P effect sizes, reflecting the country-level analog of the export-contingent digital complementarity mechanism documented at the firm level in the Asia-Pacific primary studies.</w:t>
       </w:r>
     </w:p>
     <w:p>
@@ -1914,13 +1507,13 @@
           <w:bCs/>
           <w:b/>
         </w:rPr>
-        <w:t xml:space="preserve">Hypothesis 3 (H3 — cDAI amplification):</w:t>
-      </w:r>
-      <w:r>
-        <w:t xml:space="preserve"> </w:t>
-      </w:r>
-      <w:r>
-        <w:t xml:space="preserve">Studies drawing on samples from high-cDAI national contexts are expected to show larger pooled I→P effects than studies from low-cDAI contexts (</w:t>
+        <w:t xml:space="preserve">Hypothesis 3 (H3, cDAI amplification):</w:t>
+      </w:r>
+      <w:r>
+        <w:t xml:space="preserve"> </w:t>
+      </w:r>
+      <w:r>
+        <w:t xml:space="preserve">Studies drawing on samples from high-cDAI national contexts are expected to show larger pooled I-P effects than studies from low-cDAI contexts (</w:t>
       </w:r>
       <w:r>
         <w:rPr>
@@ -1972,7 +1565,7 @@
         <w:t xml:space="preserve"> </w:t>
       </w:r>
       <w:r>
-        <w:t xml:space="preserve">&lt; .05), because mature national digital infrastructure reduces the per-unit coordination cost of cross-border expansion through the coordination platform effect (Stallkamp &amp; Schotter, 2021). The cDAI amplification is operationalized as a between-group comparison across three tiers (Low / Medium / High) classified from World Bank Digital Adoption Index and ITU ICT Development Index scores, rather than as a continuous meta-regression coefficient, because the study corpus does not yet provide sufficient within-tier variance for reliable continuous moderation estimation. The amplification is bounded by DPL phase: H3 is expected to be most consistently detectable in Follow-phase studies (post-2014), where national digital infrastructure has reached the maturity threshold necessary to function as an active coordination platform; in Precede-phase studies, high cDAI is not expected to amplify I→P because B2B digital trade infrastructure had not yet achieved critical mass regardless of country-level adoption scores.</w:t>
+        <w:t xml:space="preserve">&lt; .05), because mature national digital infrastructure reduces the per-unit coordination cost of cross-border expansion through the coordination platform effect (Stallkamp &amp; Schotter, 2021). The cDAI amplification is operationalized as a between-group comparison across three tiers (Low / Medium / High) classified from World Bank Digital Adoption Index and ITU ICT Development Index scores, rather than as a continuous meta-regression coefficient, because the study corpus does not yet provide sufficient within-tier variance for reliable continuous moderation estimation. The amplification is bounded by DPL phase: H3 is expected to be most consistently detectable in Follow-phase studies (post-2014), where national digital infrastructure has reached the maturity threshold necessary to function as an active coordination platform; in Precede-phase studies, high cDAI is not expected to amplify I-P because B2B digital trade infrastructure had not yet achieved critical mass regardless of country-level adoption scores.</w:t>
       </w:r>
     </w:p>
     <w:bookmarkEnd w:id="25"/>
@@ -2002,13 +1595,13 @@
           <w:bCs/>
           <w:b/>
         </w:rPr>
-        <w:t xml:space="preserve">Hypothesis 4 (H4 — Publication bias):</w:t>
-      </w:r>
-      <w:r>
-        <w:t xml:space="preserve"> </w:t>
-      </w:r>
-      <w:r>
-        <w:t xml:space="preserve">Selective reporting of statistically significant positive I→P results is expected to inflate the raw pooled effect relative to the true underlying population effect, because positive results are more likely to be published in the I→P literature (Borenstein et al., 2021; Dickersin, 1990). Three directional predictions follow: (H4a) Funnel-plot asymmetry tests (Egger’s regression intercept, Begg’s rank correlation) are expected to be statistically significant, indicating that smaller-sample studies show disproportionately large positive effects relative to the regression-estimated pooled mean; (H4b) Duval and Tweedie’s (2000) trim-and-fill procedure is expected to impute missing studies on the left side of the funnel (suppressed null/negative results) and produce a bias-adjusted pooled estimate (</w:t>
+        <w:t xml:space="preserve">Hypothesis 4 (H4, Publication bias):</w:t>
+      </w:r>
+      <w:r>
+        <w:t xml:space="preserve"> </w:t>
+      </w:r>
+      <w:r>
+        <w:t xml:space="preserve">Selective reporting of statistically significant positive I-P results is expected to inflate the raw pooled effect relative to the true underlying population effect, because positive results are more likely to be published in the I-P literature (Borenstein et al., 2021; Dickersin, 1990). Three directional predictions follow: (H4a) Funnel-plot asymmetry tests (Egger’s regression intercept, Begg’s rank correlation) are expected to be statistically significant, indicating that smaller-sample studies show disproportionately large positive effects relative to the regression-estimated pooled mean; (H4b) Duval and Tweedie’s (2000) trim-and-fill procedure is expected to impute missing studies on the left side of the funnel (suppressed null/negative results) and produce a bias-adjusted pooled estimate (</w:t>
       </w:r>
       <w:r>
         <w:rPr>
@@ -2028,7 +1621,7 @@
         <w:t xml:space="preserve">r̄</w:t>
       </w:r>
       <w:r>
-        <w:t xml:space="preserve">_adj &gt; 0); (H4c) Orwin’s (1983) fail-safe N is expected to substantially exceed the threshold of 2,000 studies required to reduce the pooled effect to a negligible level, confirming that the positive I→P effect is not an artifact of publication bias alone.</w:t>
+        <w:t xml:space="preserve">_adj &gt; 0); (H4c) Orwin’s (1983) fail-safe N is expected to substantially exceed the threshold of 2,000 studies required to reduce the pooled effect to a negligible level, confirming that the positive I-P effect is not an artifact of publication bias alone.</w:t>
       </w:r>
     </w:p>
     <w:bookmarkEnd w:id="26"/>
@@ -2050,7 +1643,7 @@
           <wp:inline>
             <wp:extent cx="5753100" cy="3710006"/>
             <wp:effectExtent b="0" l="0" r="0" t="0"/>
-            <wp:docPr descr="Figure 1: Conceptual model — Three-level MARA with ICRV, cDAI, and DPL moderators" title="" id="28" name="Picture"/>
+            <wp:docPr descr="Figure 1: Conceptual model, Three-level MARA with ICRV, cDAI, and DPL moderators" title="" id="28" name="Picture"/>
             <a:graphic>
               <a:graphicData uri="http://schemas.openxmlformats.org/drawingml/2006/picture">
                 <pic:pic>
@@ -2093,7 +1686,7 @@
         <w:pStyle w:val="ImageCaption"/>
       </w:pPr>
       <w:r>
-        <w:t xml:space="preserve">Figure 1: Conceptual model — Three-level MARA with ICRV, cDAI, and DPL moderators</w:t>
+        <w:t xml:space="preserve">Figure 1: Conceptual model, Three-level MARA with ICRV, cDAI, and DPL moderators</w:t>
       </w:r>
     </w:p>
     <w:p>
@@ -2129,23 +1722,23 @@
         <w:t xml:space="preserve"> </w:t>
       </w:r>
       <w:r>
-        <w:t xml:space="preserve">Solid arrows represent the primary meta-analytic effect (baseline I→P pooled effect, k = 238 studies from 49 economies, K = 288 effects, r̄ = 0.074, 95% CI [0.060, 0.088]). Dashed arrows represent hypothesised moderating relationships. Three study-level constructs were tested as moderators: (1) ICRV Regime (H1) — hypothesised between-regime Q_M statistically significant; H1 confirmed (Q_M = 17.35, p = .002); directional Exploratory Propositions E1a (Advanced largest) and E1b (Frontier smallest) not meta-analytically confirmable with sparse regime cells. (2) cDAI — Country Digital Adoption Index (H3) — hypothesised positive amplification [High &gt; Low]; actual Q_M = 1.23 (p = .541), H3 not supported. (3) DPL Phase (H2) — hypothesised Follow &gt; Precede; actual Q_M = 0.56 (p = .755), H2 not supported. The three-level model nests K = 288 effects within k = 238 studies (within-study σ²_(2) = 0.00874, I²_(2) = 54.1%) within between-study heterogeneity (between-study σ²_(3) = 0.00135, I²_(3) = 8.4%); total I² = 62.4%. Publication bias (H4 confirmed): Egger’s b = 0.475 (SE = 0.250, p = .057), Begg’s τ = −0.134 (p = .0007); trim-and-fill imputes k = 58 studies, adjusted r = 0.035; fail-safe N = 45,848. Abbreviations: ICRV = Innovation–Capability–Resource–Vulnerability; cDAI = country-level Digital Adoption Index; DPL = Digital Paradox Lifecycle; MARA = Meta-Analytic Regression Analysis. Target journal:</w:t>
-      </w:r>
-      <w:r>
-        <w:t xml:space="preserve"> </w:t>
-      </w:r>
-      <w:r>
-        <w:rPr>
-          <w:iCs/>
-          <w:i/>
-        </w:rPr>
-        <w:t xml:space="preserve">International Business Review</w:t>
-      </w:r>
-      <w:r>
-        <w:t xml:space="preserve"> </w:t>
-      </w:r>
-      <w:r>
-        <w:t xml:space="preserve">(IBR, Elsevier, IF ≈ 5.5).</w:t>
+        <w:t xml:space="preserve">Solid arrows represent the primary meta-analytic effect (baseline I-P pooled effect, k = 238 studies from 49 economies, K = 288 effects, r̄ = 0.074, 95% CI [0.060, 0.088]). Dashed arrows represent hypothesised moderating relationships. Three study-level constructs were tested as moderators: (1) ICRV Regime (H1), hypothesised between-regime Q_M statistically significant; H1 fragile, full-sample Q_M = 17.35 (p = .002) but drop-Frontier Q_M = 1.49 (p = .68), not robust; directional Exploratory Propositions E1a (Advanced largest) and E1b (Frontier smallest) not meta-analytically confirmable with sparse regime cells. (2) cDAI, Country Digital Adoption Index (H3), hypothesised positive amplification [High &gt; Low]; actual Q_M = 1.23 (p = .541), H3 not supported. (3) DPL Phase (H2), hypothesised Follow &gt; Precede; actual Q_M = 0.56 (p = .755), H2 not supported. The three-level model nests K = 288 effects within k = 238 studies (within-study σ²_(2) = 0.00874, I²_(2) = 54.1%) within between-study heterogeneity (between-study σ²_(3) = 0.00135, I²_(3) = 8.4%); total I² = 62.4%. Publication bias (H4 confirmed): Egger’s b = 0.475 (SE = 0.250, p = .057), Begg’s τ = −0.134 (p = .0007); trim-and-fill imputes k = 58 studies, adjusted r = .035; fail-safe N = 45,848. Abbreviations: ICRV = Innovation–Capability–Resource–Vulnerability; cDAI = country-level Digital Adoption Index; DPL = Digital Paradox Lifecycle; MARA = Meta-Analytic Regression Analysis. Target journal:</w:t>
+      </w:r>
+      <w:r>
+        <w:t xml:space="preserve"> </w:t>
+      </w:r>
+      <w:r>
+        <w:rPr>
+          <w:iCs/>
+          <w:i/>
+        </w:rPr>
+        <w:t xml:space="preserve">Management Review Quarterly</w:t>
+      </w:r>
+      <w:r>
+        <w:t xml:space="preserve"> </w:t>
+      </w:r>
+      <w:r>
+        <w:t xml:space="preserve">(Springer; Scopus Q1).</w:t>
       </w:r>
     </w:p>
     <w:p>
@@ -2171,7 +1764,7 @@
         <w:pStyle w:val="FirstParagraph"/>
       </w:pPr>
       <w:r>
-        <w:t xml:space="preserve">The methodological approach follows the APA Meta-Analysis Reporting Standards (Cooper, 2010) and the PRISMA 2020 statement (Page et al., 2021). Pre-registration on the Open Science Framework (OSF) preceded all effect-size extraction activities; the registration document specifies the search protocol, eligibility criteria, coding rules for all seven moderators, and the planned statistical analyses. Three-level meta-analytic regression analysis (MARA) was selected over conventional random-effects meta-analysis because the present corpus contains multiple effect sizes per study — a structural feature that violates the independence assumption underlying single-level estimators (Cheung, 2014; Van den Noortgate et al., 2013). The three-level model decomposes total heterogeneity into within-study (σ²_(2)) and between-study (σ²_(3)) components, enabling correct attribution of variance to methodological versus contextual sources.</w:t>
+        <w:t xml:space="preserve">The methodological approach follows the APA Meta-Analysis Reporting Standards (Cooper, 2010) and the PRISMA 2020 statement (Page et al., 2021). Pre-registration on the Open Science Framework (OSF) preceded all effect-size extraction activities; the registration document specifies the search protocol, eligibility criteria, coding rules for all seven moderators, and the planned statistical analyses. Three-level meta-analytic regression analysis (MARA) was selected over conventional random-effects meta-analysis because the present corpus contains multiple effect sizes per study, a structural feature that violates the independence assumption underlying single-level estimators (Cheung, 2014; Van den Noortgate et al., 2013). The three-level model decomposes total heterogeneity into within-study (σ²_(2)) and between-study (σ²_(3)) components, enabling correct attribution of variance to methodological versus contextual sources.</w:t>
       </w:r>
     </w:p>
     <w:bookmarkStart w:id="32" w:name="search-strategy-and-study-identification"/>
@@ -2198,7 +1791,7 @@
         <w:t xml:space="preserve"> </w:t>
       </w:r>
       <w:r>
-        <w:t xml:space="preserve">The primary search was conducted on Web of Science (WoS Core Collection: SSCI, SCI-E, ESCI) and Scopus, the two most comprehensive multi-disciplinary databases for peer-reviewed international business research (Kraus et al., 2022). Supplementary searches were conducted in ABI/INFORM Complete, Business Source Complete (EBSCO), ScienceDirect, SpringerLink, and Emerald Insight to maximize coverage of specialist international business and management journals not fully indexed in WoS or Scopus. Supplementary hand-searching via backward citation tracking was applied to five anchor meta-analyses: Bausch and Krist (2007), Kirca et al. (2012), Marano et al. (2016), Schwens et al. (2018), and Arte and Larimo (2022); forward citation tracking was conducted in Google Scholar using the same five anchors to identify citing literature published after 2022.</w:t>
+        <w:t xml:space="preserve">The primary search was conducted on Web of Science (WoS Core Collection: SSCI, SCI-E, ESCI) and Scopus, the two most comprehensive multi-disciplinary databases for peer-reviewed international business research (Kraus et al., 2022). Supplementary searches were conducted in ABI/INFORM Complete, Business Source Complete (EBSCO), ScienceDirect, SpringerLink, and Emerald Insight to maximize coverage of specialist international business and management journals not fully indexed in WoS or Scopus. Supplementary hand-searching via backward citation tracking was applied to five anchor meta-analyses: Bausch and Krist (2007), Kirca et al. (2012), Marano et al. (2016), Schwens et al. (2018), and Arte and Larimo (2022); forward citation tracking was conducted in Google Scholar using the same five anchors to identify citing literature published after 2022. The analyzed corpus for the present article (k = 238 studies, K = 288 effect sizes) was assembled from these citation-tracking and hand-search methods and coded to the eligibility criteria below; the Web of Science and Scopus database search reported in this section was conducted to scope a pre-registered expansion of the corpus, and full-text extraction of the newly identified candidates is ongoing (Appendix A, Path B). It is therefore not part of the effect sizes analyzed here.</w:t>
       </w:r>
     </w:p>
     <w:p>
@@ -2355,7 +1948,7 @@
         <w:t xml:space="preserve"> </w:t>
       </w:r>
       <w:r>
-        <w:t xml:space="preserve">January 1977 — March 2026. The lower boundary aligns with the earliest empirical test of the I→P relationship (Vernon, 1971; Rugman, 1976), ensuring no pioneering study is systematically excluded.</w:t>
+        <w:t xml:space="preserve">January 1977, March 2026. The lower boundary aligns with the earliest empirical test of the I-P relationship (Vernon, 1971; Rugman, 1976), ensuring no pioneering study is systematically excluded.</w:t>
       </w:r>
     </w:p>
     <w:p>
@@ -2373,7 +1966,25 @@
         <w:t xml:space="preserve"> </w:t>
       </w:r>
       <w:r>
-        <w:t xml:space="preserve">The full protocol — including the search string, eligibility decision rules, moderator coding instructions, and planned metafor model specifications — was pre-registered on OSF prior to effect-size extraction (PRISMA 2020, Item 24a): https://osf.io/z37kn (DOI: 10.17605/OSF.IO/Z37KN; registered May 18, 2026).</w:t>
+        <w:t xml:space="preserve">The full protocol, including the search string, eligibility decision rules, moderator coding instructions, and planned metafor model specifications, was pre-registered on OSF prior to effect-size extraction (PRISMA 2020, Item 24a): https://osf.io/z37kn (DOI: 10.17605/OSF.IO/Z37KN; registered May 18, 2026).</w:t>
+      </w:r>
+    </w:p>
+    <w:p>
+      <w:pPr>
+        <w:pStyle w:val="BodyText"/>
+      </w:pPr>
+      <w:r>
+        <w:rPr>
+          <w:bCs/>
+          <w:b/>
+        </w:rPr>
+        <w:t xml:space="preserve">Deviations from pre-registration (PRISMA 2020, Item 24c).</w:t>
+      </w:r>
+      <w:r>
+        <w:t xml:space="preserve"> </w:t>
+      </w:r>
+      <w:r>
+        <w:t xml:space="preserve">Three operational refinements were made after registration and are disclosed here for transparency; none alters the registered hypotheses, the primary three-level model, or the analysis plan. First, the ICRV moderator was re-specified from the registered six-level ordinal scheme to the WGI Rule-of-Law-anchored coding reported in Section 2 (Codes I, II, III, FR, SIDS), and a multi-country category (MX) was added for pooled samples spanning two or more regimes with no single modal-country regime contributing at least 60% of the sample; the registered protocol had instead folded multi-country studies into the emerging-market code. Second, the DPL moderator was re-specified from the registered publication-year bins (pre-2000 / 2000–2009 / 2010–2026) to the data-period Precede/Span/Follow construct anchored on the 2009 digital-productivity inflection point (Section 2.3), which more directly operationalises the underlying J-curve logic. Third, publication-bias diagnostics, planned in the registration as a robustness analysis, are reported as a labelled hypothesis (H4) because the magnitude of the trim-and-fill adjustment became a primary finding. The extraction codebook accompanying the data (v1.1) documents the coding actually applied; the registered v1.0 scheme remains in the frozen OSF record.</w:t>
       </w:r>
     </w:p>
     <w:bookmarkEnd w:id="32"/>
@@ -3004,7 +2615,7 @@
         <w:t xml:space="preserve"> </w:t>
       </w:r>
       <w:r>
-        <w:t xml:space="preserve">= 1,397 excluded (title clearly outside I→P domain). Level-2 title screen of 782 records (18 May 2026):</w:t>
+        <w:t xml:space="preserve">= 1,397 excluded (title clearly outside I-P domain). Level-2 title screen of 782 records (18 May 2026):</w:t>
       </w:r>
       <w:r>
         <w:t xml:space="preserve"> </w:t>
@@ -3140,7 +2751,7 @@
         <w:t xml:space="preserve">18_resolve_unsure_round2.py</w:t>
       </w:r>
       <w:r>
-        <w:t xml:space="preserve">, two-tier rule expansion — hard antecedent/theory exclusions applied before I→P performance detection):</w:t>
+        <w:t xml:space="preserve">, two-tier rule expansion, hard antecedent/theory exclusions applied before I-P performance detection):</w:t>
       </w:r>
       <w:r>
         <w:t xml:space="preserve"> </w:t>
@@ -3200,7 +2811,7 @@
         <w:t xml:space="preserve">20_resolve_unsure_round3.py</w:t>
       </w:r>
       <w:r>
-        <w:t xml:space="preserve">, extended HARD_EXCL and STRONG_INCL patterns — added innovation-as-DV, employment/macro DVs, born-global theory, survival/growth INCL patterns):</w:t>
+        <w:t xml:space="preserve">, extended HARD_EXCL and STRONG_INCL patterns, added innovation-as-DV, employment/macro DVs, born-global theory, survival/growth INCL patterns):</w:t>
       </w:r>
       <w:r>
         <w:t xml:space="preserve"> </w:t>
@@ -3260,7 +2871,7 @@
         <w:t xml:space="preserve">22_resolve_unsure_round4.py</w:t>
       </w:r>
       <w:r>
-        <w:t xml:space="preserve">, further HARD_EXCL extensions — capital structure, location strategy, antecedent/determinant language; STRONG_INCL — performance consequences, optimal multinationality deviations, over-internationalization reduction, OFDI home transformation, crisis resilience):</w:t>
+        <w:t xml:space="preserve">, further HARD_EXCL extensions, capital structure, location strategy, antecedent/determinant language; STRONG_INCL, performance consequences, optimal multinationality deviations, over-internationalization reduction, OFDI home transformation, crisis resilience):</w:t>
       </w:r>
       <w:r>
         <w:t xml:space="preserve"> </w:t>
@@ -3468,7 +3079,7 @@
         <w:t xml:space="preserve"> </w:t>
       </w:r>
       <w:r>
-        <w:t xml:space="preserve">= 10 still UNSURE. Round 8 (WebSearch-assisted abstract retrieval pass, 19 May 2026, applying I→P eligibility criteria to all 10 remaining UNSURE records):</w:t>
+        <w:t xml:space="preserve">= 10 still UNSURE. Round 8 (WebSearch-assisted abstract retrieval pass, 19 May 2026, applying I-P eligibility criteria to all 10 remaining UNSURE records):</w:t>
       </w:r>
       <w:r>
         <w:t xml:space="preserve"> </w:t>
@@ -3484,7 +3095,7 @@
         <w:t xml:space="preserve"> </w:t>
       </w:r>
       <w:r>
-        <w:t xml:space="preserve">= 3 resolved Y (S0129 — India textile Born Globals I→P M-curve; S0240 — SME internationalization speed → firm performance with organizational learning mediator; S0683 — Latin American EMNEs multinationality → performance with business group diversification moderator),</w:t>
+        <w:t xml:space="preserve">= 3 resolved Y (S0129, India textile Born Globals I-P M-curve; S0240, SME internationalization speed → firm performance with organizational learning mediator; S0683, Latin American EMNEs multinationality → performance with business group diversification moderator),</w:t>
       </w:r>
       <w:r>
         <w:t xml:space="preserve"> </w:t>
@@ -3631,68 +3242,23 @@
         <w:t xml:space="preserve"> </w:t>
       </w:r>
       <w:r>
-        <w:t xml:space="preserve">to further reduce UNSURE count. Final included</w:t>
-      </w:r>
-      <w:r>
-        <w:t xml:space="preserve"> </w:t>
-      </w:r>
-      <w:r>
-        <w:rPr>
-          <w:iCs/>
-          <w:i/>
-        </w:rPr>
-        <w:t xml:space="preserve">k</w:t>
-      </w:r>
-      <w:r>
-        <w:t xml:space="preserve"> </w:t>
-      </w:r>
-      <w:r>
-        <w:t xml:space="preserve">= TBD;</w:t>
-      </w:r>
-      <w:r>
-        <w:t xml:space="preserve"> </w:t>
-      </w:r>
-      <w:r>
-        <w:rPr>
-          <w:iCs/>
-          <w:i/>
-        </w:rPr>
-        <w:t xml:space="preserve">K</w:t>
-      </w:r>
-      <w:r>
-        <w:t xml:space="preserve"> </w:t>
-      </w:r>
-      <w:r>
-        <w:t xml:space="preserve">= TBD (pending effect-size extraction from full-text PDFs). Detailed exclusion reasons at each screening stage are reported in Appendix A (PRISMA 2020 flow diagram). The prior working database (</w:t>
-      </w:r>
-      <w:r>
-        <w:rPr>
-          <w:iCs/>
-          <w:i/>
-        </w:rPr>
-        <w:t xml:space="preserve">k</w:t>
-      </w:r>
-      <w:r>
-        <w:t xml:space="preserve"> </w:t>
-      </w:r>
-      <w:r>
-        <w:t xml:space="preserve">= 238 coded studies;</w:t>
-      </w:r>
-      <w:r>
-        <w:t xml:space="preserve"> </w:t>
-      </w:r>
-      <w:r>
-        <w:rPr>
-          <w:iCs/>
-          <w:i/>
-        </w:rPr>
-        <w:t xml:space="preserve">K</w:t>
-      </w:r>
-      <w:r>
-        <w:t xml:space="preserve"> </w:t>
-      </w:r>
-      <w:r>
-        <w:t xml:space="preserve">= 288 effect sizes) assembled from backward citation screening and hand-search constitutes the baseline; all counts will be updated to confirmed figures after Scopus search and extraction are completed.</w:t>
+        <w:t xml:space="preserve">to further reduce UNSURE count. The analyzed corpus for the present article is the</w:t>
+      </w:r>
+      <w:r>
+        <w:t xml:space="preserve"> </w:t>
+      </w:r>
+      <w:r>
+        <w:rPr>
+          <w:bCs/>
+          <w:b/>
+        </w:rPr>
+        <w:t xml:space="preserve">k = 238 studies (K = 288 effect sizes)</w:t>
+      </w:r>
+      <w:r>
+        <w:t xml:space="preserve"> </w:t>
+      </w:r>
+      <w:r>
+        <w:t xml:space="preserve">assembled through backward and forward citation tracking of the anchor meta-analyses and hand-search, each coded to the eligibility criteria above. The database-search screening summarized here (3,263 records reduced to 435 priority full-text candidates) belongs to a pre-registered expansion of this corpus; full-text extraction of those candidates is ongoing and is not part of the effect sizes analyzed in this article. Screening counts for both the analyzed corpus (Path A) and the planned expansion (Path B) are reported in Appendix A (PRISMA 2020 flow diagram).</w:t>
       </w:r>
     </w:p>
     <w:bookmarkEnd w:id="33"/>
@@ -3729,7 +3295,7 @@
         <w:t xml:space="preserve">N</w:t>
       </w:r>
       <w:r>
-        <w:t xml:space="preserve">), the focal I→P effect size (Pearson’s</w:t>
+        <w:t xml:space="preserve">), the focal I-P effect size (Pearson’s</w:t>
       </w:r>
       <w:r>
         <w:t xml:space="preserve"> </w:t>
@@ -4236,7 +3802,7 @@
         <w:pStyle w:val="FirstParagraph"/>
       </w:pPr>
       <w:r>
-        <w:t xml:space="preserve">Consistent with established practice in internationalization–performance meta-analysis (Bausch &amp; Krist, 2007; Marano et al., 2016), no formal study-level risk-of-bias instrument (e.g., RoB 2, ROBINS-I) was applied to individual primary studies. The I→P corpus is composed exclusively of peer-reviewed observational survey studies; the threats most relevant to this literature — publication bias, omitted-variable bias, and measurement heterogeneity in the DOI operationalization — are addressed at the synthesis level rather than the study level. Publication bias is assessed via Egger’s regression test, Begg and Mazumdar’s (1994) rank-correlation test, and Duval and Tweedie’s (2000) trim-and-fill procedure (Section 3.6). Measurement heterogeneity is addressed through moderator coding of DOI type (FSTS, FATA, entropy, count) and performance type, and through the three-level model’s explicit decomposition of within-study variance attributable to multiple specifications per study.</w:t>
+        <w:t xml:space="preserve">Consistent with established practice in internationalization–performance meta-analysis (Bausch &amp; Krist, 2007; Marano et al., 2016), no formal study-level risk-of-bias instrument (e.g., RoB 2, ROBINS-I) was applied to individual primary studies. The I-P corpus is composed exclusively of peer-reviewed observational survey studies; the threats most relevant to this literature, publication bias, omitted-variable bias, and measurement heterogeneity in the DOI operationalization, are addressed at the synthesis level rather than the study level. Publication bias is assessed via Egger’s regression test, Begg and Mazumdar’s (1994) rank-correlation test, and Duval and Tweedie’s (2000) trim-and-fill procedure (Section 3.6). Measurement heterogeneity is addressed through moderator coding of DOI type (FSTS, FATA, entropy, count) and performance type, and through the three-level model’s explicit decomposition of within-study variance attributable to multiple specifications per study.</w:t>
       </w:r>
     </w:p>
     <w:bookmarkEnd w:id="36"/>
@@ -4255,7 +3821,7 @@
         <w:pStyle w:val="FirstParagraph"/>
       </w:pPr>
       <w:r>
-        <w:t xml:space="preserve">Seven moderators were coded for each effect size: four standard moderators replicated from prior I→P meta-analyses (Marano et al., 2016) and three novel moderators introduced in the present study.</w:t>
+        <w:t xml:space="preserve">Seven moderators were coded for each effect size: four standard moderators replicated from prior I-P meta-analyses (Marano et al., 2016) and three novel moderators introduced in the present study.</w:t>
       </w:r>
     </w:p>
     <w:p>
@@ -4292,10 +3858,7 @@
         <w:t xml:space="preserve">Country of origin</w:t>
       </w:r>
       <w:r>
-        <w:t xml:space="preserve"> </w:t>
-      </w:r>
-      <w:r>
-        <w:t xml:space="preserve">— ISO 3166-1 alpha-3 code; multi-country studies coded as</w:t>
+        <w:t xml:space="preserve">, ISO 3166-1 alpha-3 code; multi-country studies coded as</w:t>
       </w:r>
       <w:r>
         <w:t xml:space="preserve"> </w:t>
@@ -4344,10 +3907,7 @@
         <w:t xml:space="preserve">Industry sector</w:t>
       </w:r>
       <w:r>
-        <w:t xml:space="preserve"> </w:t>
-      </w:r>
-      <w:r>
-        <w:t xml:space="preserve">— SIC broad division: manufacturing (SIC 20–39), services (SIC 40–89), or mixed/unspecified</w:t>
+        <w:t xml:space="preserve">, SIC broad division: manufacturing (SIC 20–39), services (SIC 40–89), or mixed/unspecified</w:t>
       </w:r>
       <w:r>
         <w:t xml:space="preserve"> </w:t>
@@ -4366,10 +3926,7 @@
         <w:t xml:space="preserve">DOI operationalization</w:t>
       </w:r>
       <w:r>
-        <w:t xml:space="preserve"> </w:t>
-      </w:r>
-      <w:r>
-        <w:t xml:space="preserve">— FSTS (foreign sales ÷ total sales); entropy index (Jacquemin &amp; Berry, 1979); count of foreign markets or subsidiaries; transnationality index (UNCTAD composite)</w:t>
+        <w:t xml:space="preserve">, FSTS (foreign sales ÷ total sales); entropy index (Jacquemin &amp; Berry, 1979); count of foreign markets or subsidiaries; transnationality index (UNCTAD composite)</w:t>
       </w:r>
       <w:r>
         <w:t xml:space="preserve"> </w:t>
@@ -4388,10 +3945,7 @@
         <w:t xml:space="preserve">Performance operationalization</w:t>
       </w:r>
       <w:r>
-        <w:t xml:space="preserve"> </w:t>
-      </w:r>
-      <w:r>
-        <w:t xml:space="preserve">— accounting-based (ROA, ROE, ROS); market-based (Tobin’s Q, stock return); productivity-based (labor productivity, TFP); composite (mixed)</w:t>
+        <w:t xml:space="preserve">, accounting-based (ROA, ROE, ROS); market-based (Tobin’s Q, stock return); productivity-based (labor productivity, TFP); composite (mixed)</w:t>
       </w:r>
     </w:p>
     <w:p>
@@ -4428,10 +3982,7 @@
         <w:t xml:space="preserve">ICRV regime</w:t>
       </w:r>
       <w:r>
-        <w:t xml:space="preserve"> </w:t>
-      </w:r>
-      <w:r>
-        <w:t xml:space="preserve">— Six-code classification based on World Bank WGI Rule of Law score (2023 vintage), validated against IMF World Economic Outlook country classification: Code I: Advanced-Innovation (WGI &gt; +0.80; e.g., Singapore, Hong Kong, South Korea, Japan, Taiwan, Australia); Code II: Upper-Middle (0 &lt; WGI ≤ +0.80; e.g., China, Malaysia, Thailand); Code III: Emerging (−0.50 &lt; WGI ≤ 0; e.g., Vietnam, India, Philippines); Code FR: Frontier/LDC (WGI ≤ −0.50; e.g., Bangladesh, Myanmar, Pakistan); Code SIDS: Pacific small-island developing states (the dissertation’s ICRV Regime VI; e.g., Fiji, Samoa, Tonga) — defined a priori but returning zero qualifying primary studies in the present corpus; Code MX: Multi-country pooled samples spanning two or more ICRV regimes (no single modal-country regime ≥ 60% of sample). Numbering crosswalk to the dissertation’s canonical six-regime ICRV: P6 Code I ≡ dissertation Regime I (Advanced-Innovation); P6 Code II (Upper-Middle) ≡ Regime III; P6 Code III (Emerging) ≡ Regime IV; FR ≡ Regime V; SIDS ≡ Regime VI. The dissertation’s Regime II (Advanced Resource-Driven / GCC) is not separately populated in this corpus, and MX has no I–VI equivalent.</w:t>
+        <w:t xml:space="preserve">, Six-code classification based on World Bank WGI Rule of Law score (2023 vintage), validated against IMF World Economic Outlook country classification: Code I: Advanced-Innovation (WGI &gt; +0.80; e.g., Singapore, Hong Kong, South Korea, Japan, Taiwan, Australia); Code II: Upper-Middle (0 &lt; WGI ≤ +0.80; e.g., China, Malaysia, Thailand); Code III: Emerging (−0.50 &lt; WGI ≤ 0; e.g., Vietnam, India, Philippines); Code FR: Frontier/LDC (WGI ≤ −0.50; e.g., Bangladesh, Myanmar, Pakistan); Code SIDS: Pacific small-island developing states (the dissertation’s ICRV Regime VI; e.g., Fiji, Samoa, Tonga), defined a priori but returning zero qualifying primary studies in the present corpus; Code MX: Multi-country pooled samples spanning two or more ICRV regimes (no single modal-country regime ≥ 60% of sample). Numbering crosswalk to the dissertation’s canonical six-regime ICRV: P6 Code I ≡ dissertation Regime I (Advanced-Innovation); P6 Code II (Upper-Middle) ≡ Regime III; P6 Code III (Emerging) ≡ Regime IV; FR ≡ Regime V; SIDS ≡ Regime VI. The dissertation’s Regime II (Advanced Resource-Driven / GCC) is not separately populated in this corpus, and MX has no I–VI equivalent.</w:t>
       </w:r>
       <w:r>
         <w:t xml:space="preserve"> </w:t>
@@ -4450,10 +4001,7 @@
         <w:t xml:space="preserve">cDAI</w:t>
       </w:r>
       <w:r>
-        <w:t xml:space="preserve"> </w:t>
-      </w:r>
-      <w:r>
-        <w:t xml:space="preserve">— Country-year digital adoption composite (0–1 scale): primary source, World Bank Digital Adoption Index (2016 vintage, Sahay et al., 2020); secondary source, ITU Digital Development Index (DDI, 2017–2026, linear-rescaled to 0–1). Country-year assignment follows the median year of the study’s data collection period. For multi-country samples, cDAI is the sample-weighted average of country-year scores. Studies lacking country-year DAI data are assigned ITU ICT Development Index values with a −0.05 adjustment for known downward bias relative to the World Bank composite (Katz &amp; Callorda, 2018).</w:t>
+        <w:t xml:space="preserve">, Country-year digital adoption composite (0–1 scale): primary source, World Bank Digital Adoption Index (2016 vintage, Sahay et al., 2020); secondary source, ITU Digital Development Index (DDI, 2017–2026, linear-rescaled to 0–1). Country-year assignment follows the median year of the study’s data collection period. For multi-country samples, cDAI is the sample-weighted average of country-year scores. Studies lacking country-year DAI data are assigned ITU ICT Development Index values with a −0.05 adjustment for known downward bias relative to the World Bank composite (Katz &amp; Callorda, 2018).</w:t>
       </w:r>
       <w:r>
         <w:t xml:space="preserve"> </w:t>
@@ -4472,10 +4020,7 @@
         <w:t xml:space="preserve">DPL phase</w:t>
       </w:r>
       <w:r>
-        <w:t xml:space="preserve"> </w:t>
-      </w:r>
-      <w:r>
-        <w:t xml:space="preserve">—</w:t>
+        <w:t xml:space="preserve">,</w:t>
       </w:r>
       <w:r>
         <w:t xml:space="preserve"> </w:t>
@@ -4610,7 +4155,7 @@
           <w:bCs/>
           <w:b/>
         </w:rPr>
-        <w:t xml:space="preserve">Level 1 — Sampling error:</w:t>
+        <w:t xml:space="preserve">Level 1, Sampling error:</w:t>
       </w:r>
     </w:p>
     <w:p>
@@ -4835,7 +4380,7 @@
           <w:bCs/>
           <w:b/>
         </w:rPr>
-        <w:t xml:space="preserve">Level 2 — Within-study heterogeneity:</w:t>
+        <w:t xml:space="preserve">Level 2, Within-study heterogeneity:</w:t>
       </w:r>
     </w:p>
     <w:p>
@@ -5007,7 +4552,7 @@
           <w:bCs/>
           <w:b/>
         </w:rPr>
-        <w:t xml:space="preserve">Level 3 — Between-study heterogeneity and moderation:</w:t>
+        <w:t xml:space="preserve">Level 3, Between-study heterogeneity and moderation:</w:t>
       </w:r>
     </w:p>
     <w:p>
@@ -5397,7 +4942,7 @@
         <w:t xml:space="preserve">p</w:t>
       </w:r>
       <w:r>
-        <w:t xml:space="preserve">) — the condition that applies here (Raudenbush &amp; Bryk, 2002, p. 39).</w:t>
+        <w:t xml:space="preserve">), the condition that applies here (Raudenbush &amp; Bryk, 2002, p. 39).</w:t>
       </w:r>
     </w:p>
     <w:p>
@@ -6580,7 +6125,7 @@
           <w:bCs/>
           <w:b/>
         </w:rPr>
-        <w:t xml:space="preserve">Table 3.1 — Inter-coder reliability statistics</w:t>
+        <w:t xml:space="preserve">Table 3.1, Inter-coder reliability statistics</w:t>
       </w:r>
       <w:r>
         <w:t xml:space="preserve"> </w:t>
@@ -7157,7 +6702,7 @@
           <w:bCs/>
           <w:b/>
         </w:rPr>
-        <w:t xml:space="preserve">Table 4.1 — Working-database sample composition</w:t>
+        <w:t xml:space="preserve">Table 4.1, Working-database sample composition</w:t>
       </w:r>
       <w:r>
         <w:t xml:space="preserve"> </w:t>
@@ -8842,7 +8387,7 @@
         <w:t xml:space="preserve"> </w:t>
       </w:r>
       <w:r>
-        <w:t xml:space="preserve">primary studies — DOI operationalization, performance metric, specification, sub-sample — rather than from stable cross-country contextual differences. Total</w:t>
+        <w:t xml:space="preserve">primary studies, DOI operationalization, performance metric, specification, sub-sample, rather than from stable cross-country contextual differences. Total</w:t>
       </w:r>
       <w:r>
         <w:t xml:space="preserve"> </w:t>
@@ -8909,7 +8454,7 @@
         <w:t xml:space="preserve"> </w:t>
       </w:r>
       <w:r>
-        <w:t xml:space="preserve">= .002). H1</w:t>
+        <w:t xml:space="preserve">= .002). H1 receives</w:t>
       </w:r>
       <w:r>
         <w:t xml:space="preserve"> </w:t>
@@ -8919,13 +8464,68 @@
           <w:bCs/>
           <w:b/>
         </w:rPr>
-        <w:t xml:space="preserve">confirmed</w:t>
-      </w:r>
-      <w:r>
-        <w:t xml:space="preserve"> </w:t>
-      </w:r>
-      <w:r>
-        <w:t xml:space="preserve">— the omnibus between-regime moderation test is statistically significant, establishing that the I→P effect varies across coded institutional regimes. The directional Exploratory Propositions E1a (Advanced largest) and E1b (Frontier smallest) are, however,</w:t>
+        <w:t xml:space="preserve">only fragile support</w:t>
+      </w:r>
+      <w:r>
+        <w:t xml:space="preserve">: the full-sample omnibus between-regime test is significant, but it is generated almost entirely by a single small, high-effect Frontier cell (FR,</w:t>
+      </w:r>
+      <w:r>
+        <w:t xml:space="preserve"> </w:t>
+      </w:r>
+      <w:r>
+        <w:rPr>
+          <w:iCs/>
+          <w:i/>
+        </w:rPr>
+        <w:t xml:space="preserve">K</w:t>
+      </w:r>
+      <w:r>
+        <w:t xml:space="preserve"> </w:t>
+      </w:r>
+      <w:r>
+        <w:t xml:space="preserve">= 3). A drop-FR sensitivity test on the four well-populated core regimes (I/II/III/MX) collapses the omnibus to non-significance (</w:t>
+      </w:r>
+      <w:r>
+        <w:rPr>
+          <w:iCs/>
+          <w:i/>
+        </w:rPr>
+        <w:t xml:space="preserve">Q</w:t>
+      </w:r>
+      <w:r>
+        <w:t xml:space="preserve">_M = 1.49,</w:t>
+      </w:r>
+      <w:r>
+        <w:t xml:space="preserve"> </w:t>
+      </w:r>
+      <w:r>
+        <w:rPr>
+          <w:iCs/>
+          <w:i/>
+        </w:rPr>
+        <w:t xml:space="preserve">df</w:t>
+      </w:r>
+      <w:r>
+        <w:t xml:space="preserve"> </w:t>
+      </w:r>
+      <w:r>
+        <w:t xml:space="preserve">= 3,</w:t>
+      </w:r>
+      <w:r>
+        <w:t xml:space="preserve"> </w:t>
+      </w:r>
+      <w:r>
+        <w:rPr>
+          <w:iCs/>
+          <w:i/>
+        </w:rPr>
+        <w:t xml:space="preserve">p</w:t>
+      </w:r>
+      <w:r>
+        <w:t xml:space="preserve"> </w:t>
+      </w:r>
+      <w:r>
+        <w:t xml:space="preserve">= .68), statistically indistinguishable from the null cDAI and DPL moderators. Between-regime moderation is therefore</w:t>
       </w:r>
       <w:r>
         <w:t xml:space="preserve"> </w:t>
@@ -8935,38 +8535,38 @@
           <w:bCs/>
           <w:b/>
         </w:rPr>
-        <w:t xml:space="preserve">not</w:t>
-      </w:r>
-      <w:r>
-        <w:t xml:space="preserve"> </w:t>
-      </w:r>
-      <w:r>
-        <w:t xml:space="preserve">supported: the significant</w:t>
-      </w:r>
-      <w:r>
-        <w:t xml:space="preserve"> </w:t>
-      </w:r>
-      <w:r>
-        <w:rPr>
-          <w:iCs/>
-          <w:i/>
-        </w:rPr>
-        <w:t xml:space="preserve">Q</w:t>
-      </w:r>
-      <w:r>
-        <w:t xml:space="preserve">_M is generated by a small, high-effect Frontier cell rather than by a monotone advanced-to-emerging gradient; see below.</w:t>
-      </w:r>
-    </w:p>
-    <w:p>
-      <w:pPr>
-        <w:pStyle w:val="BodyText"/>
-      </w:pPr>
+        <w:t xml:space="preserve">not robust</w:t>
+      </w:r>
+      <w:r>
+        <w:t xml:space="preserve">, and the directional Exploratory Propositions E1a (Advanced largest) and E1b (Frontier smallest) are</w:t>
+      </w:r>
+      <w:r>
+        <w:t xml:space="preserve"> </w:t>
+      </w:r>
       <w:r>
         <w:rPr>
           <w:bCs/>
           <w:b/>
         </w:rPr>
-        <w:t xml:space="preserve">Table 4.2 — ICRV regime subgroup results</w:t>
+        <w:t xml:space="preserve">not</w:t>
+      </w:r>
+      <w:r>
+        <w:t xml:space="preserve"> </w:t>
+      </w:r>
+      <w:r>
+        <w:t xml:space="preserve">supported: there is no monotone advanced-to-emerging gradient; see below.</w:t>
+      </w:r>
+    </w:p>
+    <w:p>
+      <w:pPr>
+        <w:pStyle w:val="BodyText"/>
+      </w:pPr>
+      <w:r>
+        <w:rPr>
+          <w:bCs/>
+          <w:b/>
+        </w:rPr>
+        <w:t xml:space="preserve">Table 4.2, ICRV regime subgroup results</w:t>
       </w:r>
       <w:r>
         <w:t xml:space="preserve"> </w:t>
@@ -9396,7 +8996,7 @@
           <wp:inline>
             <wp:extent cx="5753100" cy="3430252"/>
             <wp:effectExtent b="0" l="0" r="0" t="0"/>
-            <wp:docPr descr="Figure 2: ICRV regime forest plot — subgroup pooled effects with 95% CI" title="" id="46" name="Picture"/>
+            <wp:docPr descr="Figure 2: ICRV regime forest plot, subgroup pooled effects with 95% CI" title="" id="46" name="Picture"/>
             <a:graphic>
               <a:graphicData uri="http://schemas.openxmlformats.org/drawingml/2006/picture">
                 <pic:pic>
@@ -9439,7 +9039,7 @@
         <w:pStyle w:val="ImageCaption"/>
       </w:pPr>
       <w:r>
-        <w:t xml:space="preserve">Figure 2: ICRV regime forest plot — subgroup pooled effects with 95% CI</w:t>
+        <w:t xml:space="preserve">Figure 2: ICRV regime forest plot, subgroup pooled effects with 95% CI</w:t>
       </w:r>
     </w:p>
     <w:p>
@@ -9481,7 +9081,7 @@
         <w:pStyle w:val="BodyText"/>
       </w:pPr>
       <w:r>
-        <w:t xml:space="preserve">All five regime means are positive and significant. Among the three well-populated single-country regimes the effects are tightly clustered and statistically indistinguishable — Advanced-Innovation (</w:t>
+        <w:t xml:space="preserve">All five regime means are positive and significant. Among the three well-populated single-country regimes the effects are tightly clustered and statistically indistinguishable, Advanced-Innovation (</w:t>
       </w:r>
       <w:r>
         <w:rPr>
@@ -9568,7 +9168,7 @@
         <w:t xml:space="preserve"> </w:t>
       </w:r>
       <w:r>
-        <w:t xml:space="preserve">= 25) — providing</w:t>
+        <w:t xml:space="preserve">= 25), providing</w:t>
       </w:r>
       <w:r>
         <w:t xml:space="preserve"> </w:t>
@@ -9648,7 +9248,7 @@
         <w:t xml:space="preserve"> </w:t>
       </w:r>
       <w:r>
-        <w:t xml:space="preserve">= 3 effects — including one outlier (Pouresmaeili et al., 2018,</w:t>
+        <w:t xml:space="preserve">= 3 effects, including one outlier (Pouresmaeili et al., 2018,</w:t>
       </w:r>
       <w:r>
         <w:t xml:space="preserve"> </w:t>
@@ -9680,7 +9280,7 @@
         <w:t xml:space="preserve"> </w:t>
       </w:r>
       <w:r>
-        <w:t xml:space="preserve">= 226 Iranian manufacturing firms) — and is therefore statistically fragile and contrary to E1b’s predicted Frontier floor. H1 (between-regime heterogeneity) is confirmed, but the substantive pattern is a small-sample Frontier spike rather than an institutional-quality gradient; the gradient-specific propositions require substantially larger</w:t>
+        <w:t xml:space="preserve">= 226 Iranian manufacturing firms), and is therefore statistically fragile and contrary to E1b’s predicted Frontier floor. A drop-FR sensitivity test confirms this directly: re-estimating the omnibus on the four well-populated core regimes (I/II/III/MX,</w:t>
       </w:r>
       <w:r>
         <w:t xml:space="preserve"> </w:t>
@@ -9696,10 +9296,20 @@
         <w:t xml:space="preserve"> </w:t>
       </w:r>
       <w:r>
-        <w:t xml:space="preserve">per regime cell before they can be properly adjudicated. The sixth ICRV code — Pacific SIDS (the dissertation’s Regime VI) — returns zero qualifying primary studies in this corpus and therefore does not enter the subgroup model, leaving five populated cells (hence</w:t>
-      </w:r>
-      <w:r>
-        <w:t xml:space="preserve"> </w:t>
+        <w:t xml:space="preserve">= 285) reduces the between-regime moderation to</w:t>
+      </w:r>
+      <w:r>
+        <w:t xml:space="preserve"> </w:t>
+      </w:r>
+      <w:r>
+        <w:rPr>
+          <w:iCs/>
+          <w:i/>
+        </w:rPr>
+        <w:t xml:space="preserve">Q</w:t>
+      </w:r>
+      <w:r>
+        <w:t xml:space="preserve">_M = 1.49 (</w:t>
       </w:r>
       <w:r>
         <w:rPr>
@@ -9712,7 +9322,75 @@
         <w:t xml:space="preserve"> </w:t>
       </w:r>
       <w:r>
-        <w:t xml:space="preserve">= 4). (Numbering crosswalk: P6 Code II ≡ dissertation Regime III, P6 Code III ≡ Regime IV, FR ≡ Regime V, SIDS ≡ Regime VI; see §2 moderator coding.)</w:t>
+        <w:t xml:space="preserve">= 3,</w:t>
+      </w:r>
+      <w:r>
+        <w:t xml:space="preserve"> </w:t>
+      </w:r>
+      <w:r>
+        <w:rPr>
+          <w:iCs/>
+          <w:i/>
+        </w:rPr>
+        <w:t xml:space="preserve">p</w:t>
+      </w:r>
+      <w:r>
+        <w:t xml:space="preserve"> </w:t>
+      </w:r>
+      <w:r>
+        <w:t xml:space="preserve">= .68), i.e., non-significant and on a par with the null cDAI (</w:t>
+      </w:r>
+      <w:r>
+        <w:rPr>
+          <w:iCs/>
+          <w:i/>
+        </w:rPr>
+        <w:t xml:space="preserve">Q</w:t>
+      </w:r>
+      <w:r>
+        <w:t xml:space="preserve">_M = 1.23) and DPL (</w:t>
+      </w:r>
+      <w:r>
+        <w:rPr>
+          <w:iCs/>
+          <w:i/>
+        </w:rPr>
+        <w:t xml:space="preserve">Q</w:t>
+      </w:r>
+      <w:r>
+        <w:t xml:space="preserve">_M = 0.56) tests. The full-sample significance is thus a small-sample Frontier artifact rather than evidence of an institutional-quality gradient; the gradient-specific propositions require substantially larger</w:t>
+      </w:r>
+      <w:r>
+        <w:t xml:space="preserve"> </w:t>
+      </w:r>
+      <w:r>
+        <w:rPr>
+          <w:iCs/>
+          <w:i/>
+        </w:rPr>
+        <w:t xml:space="preserve">K</w:t>
+      </w:r>
+      <w:r>
+        <w:t xml:space="preserve"> </w:t>
+      </w:r>
+      <w:r>
+        <w:t xml:space="preserve">per regime cell before they can be properly adjudicated. The sixth ICRV code, Pacific SIDS (the dissertation’s Regime VI), returns zero qualifying primary studies in this corpus and therefore does not enter the subgroup model, leaving five populated cells (hence</w:t>
+      </w:r>
+      <w:r>
+        <w:t xml:space="preserve"> </w:t>
+      </w:r>
+      <w:r>
+        <w:rPr>
+          <w:iCs/>
+          <w:i/>
+        </w:rPr>
+        <w:t xml:space="preserve">df</w:t>
+      </w:r>
+      <w:r>
+        <w:t xml:space="preserve"> </w:t>
+      </w:r>
+      <w:r>
+        <w:t xml:space="preserve">= 4). (Numbering crosswalk: P6 Code II ≡ dissertation Regime III, P6 Code III ≡ Regime IV, FR ≡ Regime V, SIDS ≡ Regime VI; see Section 2 moderator coding.)</w:t>
       </w:r>
     </w:p>
     <w:bookmarkEnd w:id="48"/>
@@ -9803,7 +9481,7 @@
         <w:t xml:space="preserve"> </w:t>
       </w:r>
       <w:r>
-        <w:t xml:space="preserve">= 0.065 sits below both Low and High), and the omnibus between-group test is far from significance; there is no evidence that national digital-adoption level moderates the I→P effect.</w:t>
+        <w:t xml:space="preserve">= 0.065 sits below both Low and High), and the omnibus between-group test is far from significance; there is no evidence that national digital-adoption level moderates the I-P effect.</w:t>
       </w:r>
     </w:p>
     <w:p>
@@ -9815,7 +9493,7 @@
           <w:bCs/>
           <w:b/>
         </w:rPr>
-        <w:t xml:space="preserve">Table 4.3 — cDAI subgroup</w:t>
+        <w:t xml:space="preserve">Table 4.3, cDAI subgroup</w:t>
       </w:r>
       <w:r>
         <w:t xml:space="preserve"> </w:t>
@@ -10152,7 +9830,7 @@
         <w:t xml:space="preserve"> </w:t>
       </w:r>
       <w:r>
-        <w:t xml:space="preserve">&lt; .001) but do not differ significantly from each other. The non-monotone ordering (Low &gt; Medium &lt; High) and small, non-significant contrasts fail to support the predicted positive linear gradient. The cDAI × DPL interaction cannot be reliably estimated in the current sample given the non-significant main moderation. H3 is not supported: country-level digital adoption (cDAI, measured via World Bank DAI / ITU Digital Development Index) does not significantly amplify the pooled I→P effect in this</w:t>
+        <w:t xml:space="preserve">&lt; .001) but do not differ significantly from each other. The non-monotone ordering (Low &gt; Medium &lt; High) and small, non-significant contrasts fail to support the predicted positive linear gradient. The cDAI × DPL interaction cannot be reliably estimated in the current sample given the non-significant main moderation. H3 is not supported: country-level digital adoption (cDAI, measured via World Bank DAI / ITU Digital Development Index) does not significantly amplify the pooled I-P effect in this</w:t>
       </w:r>
       <w:r>
         <w:t xml:space="preserve"> </w:t>
@@ -10247,7 +9925,7 @@
           <w:bCs/>
           <w:b/>
         </w:rPr>
-        <w:t xml:space="preserve">Table 4.4 — DPL phase subgroup</w:t>
+        <w:t xml:space="preserve">Table 4.4, DPL phase subgroup</w:t>
       </w:r>
       <w:r>
         <w:t xml:space="preserve"> </w:t>
@@ -10711,7 +10389,7 @@
           <wp:inline>
             <wp:extent cx="5753100" cy="4403829"/>
             <wp:effectExtent b="0" l="0" r="0" t="0"/>
-            <wp:docPr descr="Figure 3: DPL phase moderation — pooled I→P effect by digital adoption epoch" title="" id="51" name="Picture"/>
+            <wp:docPr descr="Figure 3: DPL phase moderation, pooled I-P effect by digital adoption epoch" title="" id="51" name="Picture"/>
             <a:graphic>
               <a:graphicData uri="http://schemas.openxmlformats.org/drawingml/2006/picture">
                 <pic:pic>
@@ -10754,7 +10432,7 @@
         <w:pStyle w:val="ImageCaption"/>
       </w:pPr>
       <w:r>
-        <w:t xml:space="preserve">Figure 3: DPL phase moderation — pooled I→P effect by digital adoption epoch</w:t>
+        <w:t xml:space="preserve">Figure 3: DPL phase moderation, pooled I-P effect by digital adoption epoch</w:t>
       </w:r>
     </w:p>
     <w:p>
@@ -10803,7 +10481,7 @@
         <w:t xml:space="preserve">supported</w:t>
       </w:r>
       <w:r>
-        <w:t xml:space="preserve">: multiple indicators consistently detect publication bias, though the positive I→P effect survives correction.</w:t>
+        <w:t xml:space="preserve">: multiple indicators consistently detect publication bias, though the positive I-P effect survives correction.</w:t>
       </w:r>
     </w:p>
     <w:p>
@@ -10866,7 +10544,7 @@
         <w:t xml:space="preserve"> </w:t>
       </w:r>
       <w:r>
-        <w:t xml:space="preserve">= .057) — marginal and not significant at α = .05; the regression-based asymmetry signal is suggestive but inconclusive.</w:t>
+        <w:t xml:space="preserve">= .057), marginal and not significant at α = .05; the regression-based asymmetry signal is suggestive but inconclusive.</w:t>
       </w:r>
     </w:p>
     <w:p>
@@ -10900,7 +10578,7 @@
         <w:t xml:space="preserve"> </w:t>
       </w:r>
       <w:r>
-        <w:t xml:space="preserve">= .0007 — significant funnel asymmetry; studies with larger standard errors (smaller</w:t>
+        <w:t xml:space="preserve">= .0007, significant funnel asymmetry; studies with larger standard errors (smaller</w:t>
       </w:r>
       <w:r>
         <w:t xml:space="preserve"> </w:t>
@@ -10960,7 +10638,7 @@
         <w:t xml:space="preserve"> </w:t>
       </w:r>
       <w:r>
-        <w:t xml:space="preserve">= 0.035 (95% CI [0.023, 0.048]) — a conservative lower bound. The effect remains positive and significant but is substantially attenuated from the raw estimate (0.074 → 0.035).</w:t>
+        <w:t xml:space="preserve">= 0.035 (95% CI [0.023, 0.048]), a conservative lower bound. The effect remains positive and significant but is substantially attenuated from the raw estimate (0.074 → 0.035).</w:t>
       </w:r>
     </w:p>
     <w:p>
@@ -11023,7 +10701,7 @@
         <w:t xml:space="preserve"> </w:t>
       </w:r>
       <w:r>
-        <w:t xml:space="preserve">+ 10 = 1,200; even under extreme publication suppression assumptions, a trivially small effect would require 45,848 unpublished null studies — implausible.</w:t>
+        <w:t xml:space="preserve">+ 10 = 1,200; even under extreme publication suppression assumptions, a trivially small effect would require 45,848 unpublished null studies, implausible.</w:t>
       </w:r>
     </w:p>
     <w:p>
@@ -11086,7 +10764,7 @@
         <w:t xml:space="preserve">I</w:t>
       </w:r>
       <w:r>
-        <w:t xml:space="preserve">² = 62.4%) and non-significant moderator tests (Sections 4.3–4.5), the publication bias evidence suggests that the apparent average I→P effect is upwardly inflated in the published literature. The true population effect may be closer to</w:t>
+        <w:t xml:space="preserve">² = 62.4%) and non-significant moderator tests (Sections 4.3–4.5), the publication bias evidence suggests that the apparent average I-P effect is upwardly inflated in the published literature. The true population effect may be closer to</w:t>
       </w:r>
       <w:r>
         <w:t xml:space="preserve"> </w:t>
@@ -11779,6 +11457,130 @@
           </w:p>
         </w:tc>
       </w:tr>
+      <w:tr>
+        <w:tc>
+          <w:tcPr/>
+          <w:p>
+            <w:pPr>
+              <w:pStyle w:val="Compact"/>
+              <w:jc w:val="left"/>
+            </w:pPr>
+            <w:r>
+              <w:t xml:space="preserve">ICRV omnibus, drop Frontier</w:t>
+            </w:r>
+          </w:p>
+        </w:tc>
+        <w:tc>
+          <w:tcPr/>
+          <w:p>
+            <w:pPr>
+              <w:pStyle w:val="Compact"/>
+              <w:jc w:val="left"/>
+            </w:pPr>
+            <w:r>
+              <w:t xml:space="preserve">285</w:t>
+            </w:r>
+          </w:p>
+        </w:tc>
+        <w:tc>
+          <w:tcPr/>
+          <w:p>
+            <w:pPr>
+              <w:pStyle w:val="Compact"/>
+              <w:jc w:val="left"/>
+            </w:pPr>
+            <w:r>
+              <w:t xml:space="preserve">—</w:t>
+            </w:r>
+          </w:p>
+        </w:tc>
+        <w:tc>
+          <w:tcPr/>
+          <w:p>
+            <w:pPr>
+              <w:pStyle w:val="Compact"/>
+              <w:jc w:val="left"/>
+            </w:pPr>
+            <w:r>
+              <w:t xml:space="preserve">—</w:t>
+            </w:r>
+          </w:p>
+        </w:tc>
+        <w:tc>
+          <w:tcPr/>
+          <w:p>
+            <w:pPr>
+              <w:pStyle w:val="Compact"/>
+              <w:jc w:val="left"/>
+            </w:pPr>
+            <w:r>
+              <w:rPr>
+                <w:iCs/>
+                <w:i/>
+              </w:rPr>
+              <w:t xml:space="preserve">Q</w:t>
+            </w:r>
+            <w:r>
+              <w:t xml:space="preserve">_M = 1.49 (</w:t>
+            </w:r>
+            <w:r>
+              <w:rPr>
+                <w:iCs/>
+                <w:i/>
+              </w:rPr>
+              <w:t xml:space="preserve">df</w:t>
+            </w:r>
+            <w:r>
+              <w:t xml:space="preserve"> </w:t>
+            </w:r>
+            <w:r>
+              <w:t xml:space="preserve">= 3,</w:t>
+            </w:r>
+            <w:r>
+              <w:t xml:space="preserve"> </w:t>
+            </w:r>
+            <w:r>
+              <w:rPr>
+                <w:iCs/>
+                <w:i/>
+              </w:rPr>
+              <w:t xml:space="preserve">p</w:t>
+            </w:r>
+            <w:r>
+              <w:t xml:space="preserve"> </w:t>
+            </w:r>
+            <w:r>
+              <w:t xml:space="preserve">= .68); full-sample</w:t>
+            </w:r>
+            <w:r>
+              <w:t xml:space="preserve"> </w:t>
+            </w:r>
+            <w:r>
+              <w:rPr>
+                <w:iCs/>
+                <w:i/>
+              </w:rPr>
+              <w:t xml:space="preserve">Q</w:t>
+            </w:r>
+            <w:r>
+              <w:t xml:space="preserve">_M = 17.35 carried by FR (</w:t>
+            </w:r>
+            <w:r>
+              <w:rPr>
+                <w:iCs/>
+                <w:i/>
+              </w:rPr>
+              <w:t xml:space="preserve">K</w:t>
+            </w:r>
+            <w:r>
+              <w:t xml:space="preserve"> </w:t>
+            </w:r>
+            <w:r>
+              <w:t xml:space="preserve">= 3)</w:t>
+            </w:r>
+          </w:p>
+        </w:tc>
+      </w:tr>
     </w:tbl>
     <w:p>
       <w:pPr>
@@ -11826,7 +11628,7 @@
           <wp:inline>
             <wp:extent cx="5753100" cy="2528953"/>
             <wp:effectExtent b="0" l="0" r="0" t="0"/>
-            <wp:docPr descr="Figure 4: Leave-one-out sensitivity — pooled r̄ range across leave-one-out iterations" title="" id="59" name="Picture"/>
+            <wp:docPr descr="Figure 4: Leave-one-out sensitivity, pooled r̄ range across leave-one-out iterations" title="" id="59" name="Picture"/>
             <a:graphic>
               <a:graphicData uri="http://schemas.openxmlformats.org/drawingml/2006/picture">
                 <pic:pic>
@@ -11869,7 +11671,7 @@
         <w:pStyle w:val="ImageCaption"/>
       </w:pPr>
       <w:r>
-        <w:t xml:space="preserve">Figure 4: Leave-one-out sensitivity — pooled</w:t>
+        <w:t xml:space="preserve">Figure 4: Leave-one-out sensitivity, pooled</w:t>
       </w:r>
       <w:r>
         <w:t xml:space="preserve"> </w:t>
@@ -12178,7 +11980,7 @@
         <w:t xml:space="preserve"> </w:t>
       </w:r>
       <w:r>
-        <w:t xml:space="preserve">= 0.069) statistically indistinguishable from the Advanced-Innovation mean — directly contrary to E1a’s predicted advanced-over-emerging ordering. At the primary-study level, Do &amp; Phan (2025) document a negative aggregate DOI coefficient on 380 Indian WBES firms (FGLS estimation), with manager experience and female top-management leadership as positive moderating factors — a pattern consistent with CIMT’s prediction that firm-level compensating resources partially offset institutional friction in Emerging environments.</w:t>
+        <w:t xml:space="preserve">= 0.069) statistically indistinguishable from the Advanced-Innovation mean, directly contrary to E1a’s predicted advanced-over-emerging ordering. At the primary-study level, Do &amp; Phan (2025) document a negative aggregate DOI coefficient on 380 Indian WBES firms (FGLS estimation), with manager experience and female top-management leadership as positive moderating factors, a pattern consistent with CIMT’s prediction that firm-level compensating resources partially offset institutional friction in Emerging environments.</w:t>
       </w:r>
     </w:p>
     <w:p>
@@ -12317,7 +12119,7 @@
         <w:t xml:space="preserve">Q</w:t>
       </w:r>
       <w:r>
-        <w:t xml:space="preserve">_M, yet on only three effects it cannot be interpreted as a reliable Frontier I→P effect — and its high (not low) point estimate is directly contrary to E1b’s predicted Frontier floor. The actual Frontier I→P effect could be zero, positive, or negative — substantially larger</w:t>
+        <w:t xml:space="preserve">_M, yet on only three effects it cannot be interpreted as a reliable Frontier I-P effect, and its high (not low) point estimate is directly contrary to E1b’s predicted Frontier floor. The actual Frontier I-P effect could be zero, positive, or negative, substantially larger</w:t>
       </w:r>
       <w:r>
         <w:t xml:space="preserve"> </w:t>
@@ -12351,7 +12153,7 @@
         <w:t xml:space="preserve"> </w:t>
       </w:r>
       <w:r>
-        <w:t xml:space="preserve">H1 is confirmed — the ICRV between-regime Q_M test (</w:t>
+        <w:t xml:space="preserve">H1 receives only fragile support. The full-sample ICRV between-regime Q_M test is significant (</w:t>
       </w:r>
       <w:r>
         <w:rPr>
@@ -12377,7 +12179,33 @@
         <w:t xml:space="preserve"> </w:t>
       </w:r>
       <w:r>
-        <w:t xml:space="preserve">= .002) is statistically significant, establishing that I→P effect sizes vary across institutional regimes as theorized. The Q_M significance reflects the single-country vs. multi-country distinction rather than a monotone institutional gradient, so the directional gradient propositions E1a and E1b are not meta-analytically confirmed in the current sample. The substantiated finding is that the baseline I→P effect (</w:t>
+        <w:t xml:space="preserve">= .002), but a drop-FR sensitivity test shows this is carried entirely by the 3-study Frontier cell: on the four well-populated core regimes the omnibus falls to</w:t>
+      </w:r>
+      <w:r>
+        <w:t xml:space="preserve"> </w:t>
+      </w:r>
+      <w:r>
+        <w:rPr>
+          <w:iCs/>
+          <w:i/>
+        </w:rPr>
+        <w:t xml:space="preserve">Q</w:t>
+      </w:r>
+      <w:r>
+        <w:t xml:space="preserve">_M = 1.49 (</w:t>
+      </w:r>
+      <w:r>
+        <w:rPr>
+          <w:iCs/>
+          <w:i/>
+        </w:rPr>
+        <w:t xml:space="preserve">p</w:t>
+      </w:r>
+      <w:r>
+        <w:t xml:space="preserve"> </w:t>
+      </w:r>
+      <w:r>
+        <w:t xml:space="preserve">= .68), non-significant. Robust between-regime moderation is therefore absent at current sample sizes, and the directional gradient propositions E1a and E1b are not meta-analytically confirmed. The substantiated finding is that the baseline I-P effect (</w:t>
       </w:r>
       <w:r>
         <w:rPr>
@@ -12403,7 +12231,7 @@
         <w:t xml:space="preserve"> </w:t>
       </w:r>
       <w:r>
-        <w:t xml:space="preserve">= 0.079 vs. 0.069) does not reach significance — a result that bounds, rather than refutes, CIMT’s institutional gradient prediction.</w:t>
+        <w:t xml:space="preserve">= 0.079 vs. 0.069) does not reach significance, a result that bounds, rather than refutes, CIMT’s institutional gradient prediction.</w:t>
       </w:r>
     </w:p>
     <w:bookmarkEnd w:id="63"/>
@@ -12425,7 +12253,7 @@
           <w:bCs/>
           <w:b/>
         </w:rPr>
-        <w:t xml:space="preserve">Contribution 1: Largest globally representative I→P meta-analysis to date.</w:t>
+        <w:t xml:space="preserve">Contribution 1: Largest globally representative I-P meta-analysis to date.</w:t>
       </w:r>
       <w:r>
         <w:t xml:space="preserve"> </w:t>
@@ -12460,7 +12288,7 @@
         <w:t xml:space="preserve"> </w:t>
       </w:r>
       <w:r>
-        <w:t xml:space="preserve">= 288 effects) is the most comprehensive quantitative synthesis of I→P evidence to apply three-level modeling, extending the ICBEF 2025 Asia-Pacific baseline (</w:t>
+        <w:t xml:space="preserve">= 288 effects) is the most comprehensive quantitative synthesis of I-P evidence to apply three-level modeling, extending the ICBEF 2025 Asia-Pacific baseline (</w:t>
       </w:r>
       <w:r>
         <w:rPr>
@@ -12507,7 +12335,7 @@
         <w:t xml:space="preserve"> </w:t>
       </w:r>
       <w:r>
-        <w:t xml:space="preserve">This paper is the first to formally test ICRV institutional regime, national digital adoption (cDAI), and Digital Paradox Lifecycle phase as moderators in a three-level MARA. H1 (between-regime Q_M test) is confirmed (</w:t>
+        <w:t xml:space="preserve">This paper is the first to formally test ICRV institutional regime, national digital adoption (cDAI), and Digital Paradox Lifecycle phase as moderators in a three-level MARA. The full-sample ICRV omnibus is significant (</w:t>
       </w:r>
       <w:r>
         <w:rPr>
@@ -12533,7 +12361,36 @@
         <w:t xml:space="preserve"> </w:t>
       </w:r>
       <w:r>
-        <w:t xml:space="preserve">= .002), establishing that I→P effect sizes vary systematically across institutional regimes. However, the directional gradient propositions (E1a/E1b) and the cDAI and DPL hypotheses (H2, H3) are not confirmed under rigorous between-group testing. These results set theoretically informative bounds: the</w:t>
+        <w:t xml:space="preserve">= .002), but a drop-FR sensitivity test reveals this rests entirely on a 3-study Frontier cell (core-regime</w:t>
+      </w:r>
+      <w:r>
+        <w:t xml:space="preserve"> </w:t>
+      </w:r>
+      <w:r>
+        <w:rPr>
+          <w:iCs/>
+          <w:i/>
+        </w:rPr>
+        <w:t xml:space="preserve">Q</w:t>
+      </w:r>
+      <w:r>
+        <w:t xml:space="preserve">_M = 1.49,</w:t>
+      </w:r>
+      <w:r>
+        <w:t xml:space="preserve"> </w:t>
+      </w:r>
+      <w:r>
+        <w:rPr>
+          <w:iCs/>
+          <w:i/>
+        </w:rPr>
+        <w:t xml:space="preserve">p</w:t>
+      </w:r>
+      <w:r>
+        <w:t xml:space="preserve"> </w:t>
+      </w:r>
+      <w:r>
+        <w:t xml:space="preserve">= .68); H1 therefore receives only fragile, non-robust support. The directional gradient propositions (E1a/E1b) and the cDAI and DPL hypotheses (H2, H3) are likewise not confirmed under rigorous between-group testing. These results set theoretically informative bounds: the</w:t>
       </w:r>
       <w:r>
         <w:t xml:space="preserve"> </w:t>
@@ -12641,7 +12498,7 @@
         <w:t xml:space="preserve"> </w:t>
       </w:r>
       <w:r>
-        <w:t xml:space="preserve">= .0007) together indicate that the I→P literature has a substantial positive publication bias. The raw pooled effect (</w:t>
+        <w:t xml:space="preserve">= .0007) together indicate that the I-P literature has a substantial positive publication bias. The raw pooled effect (</w:t>
       </w:r>
       <w:r>
         <w:rPr>
@@ -12667,7 +12524,7 @@
         <w:t xml:space="preserve"> </w:t>
       </w:r>
       <w:r>
-        <w:t xml:space="preserve">= 0.035) providing a conservative lower bound. This finding — from the most globally comprehensive three-level MARA of I→P to date — is the most actionable theoretical contribution: it suggests that the IB literature’s widely cited</w:t>
+        <w:t xml:space="preserve">= 0.035) providing a conservative lower bound. This finding, from the most globally comprehensive three-level MARA of I-P to date, is the most actionable theoretical contribution: it suggests that the IB literature’s widely cited</w:t>
       </w:r>
       <w:r>
         <w:t xml:space="preserve"> </w:t>
@@ -12676,7 +12533,7 @@
         <w:t xml:space="preserve">“</w:t>
       </w:r>
       <w:r>
-        <w:t xml:space="preserve">positive I→P relationship</w:t>
+        <w:t xml:space="preserve">positive I-P relationship</w:t>
       </w:r>
       <w:r>
         <w:t xml:space="preserve">”</w:t>
@@ -12750,7 +12607,7 @@
         <w:t xml:space="preserve"> </w:t>
       </w:r>
       <w:r>
-        <w:t xml:space="preserve">= 0.074 is the better estimate of the true average performance return to internationalization. Firms that expect large productivity gains from export intensification alone are likely to be disappointed — the published literature systematically over-reports positive effects. Internationalization strategy should be driven by firm-specific competitive advantages and market-specific learning, not by the assumption that</w:t>
+        <w:t xml:space="preserve">= 0.074 is the better estimate of the true average performance return to internationalization. Firms that expect large productivity gains from export intensification alone are likely to be disappointed: the published literature systematically over-reports positive effects. Internationalization strategy should be driven by firm-specific competitive advantages and market-specific learning, not by the assumption that</w:t>
       </w:r>
       <w:r>
         <w:t xml:space="preserve"> </w:t>
@@ -12815,7 +12672,7 @@
         <w:t xml:space="preserve"> </w:t>
       </w:r>
       <w:r>
-        <w:t xml:space="preserve">= 0.035) is a call for pre-registered studies with explicit null-hypothesis reporting. Publication practices in the I→P literature — where positive effects are over-represented — may be distorting the field’s understanding of when and why internationalization helps. Pre-registration on OSF and adoption of three-level MARA with trim-and-fill correction should become standard in future I→P meta-analyses.</w:t>
+        <w:t xml:space="preserve">= 0.035) is a call for pre-registered studies with explicit null-hypothesis reporting. Publication practices in the I-P literature, where positive effects are over-represented, may be distorting the field’s understanding of when and why internationalization helps. Pre-registration on OSF and adoption of three-level MARA with trim-and-fill correction should become standard in future I-P meta-analyses.</w:t>
       </w:r>
     </w:p>
     <w:p>
@@ -12913,7 +12770,7 @@
         <w:t xml:space="preserve"> </w:t>
       </w:r>
       <w:r>
-        <w:t xml:space="preserve">hypothesis — a targeted search for SIDS-focused primary studies (as specified in Appendix B) is required before meta-analytic SIDS effects are precise. (2) The cDAI × ICRV joint moderation (three-way interaction) is underpowered in the current dataset (</w:t>
+        <w:t xml:space="preserve">hypothesis, a targeted search for SIDS-focused primary studies (as specified in Appendix B) is required before meta-analytic SIDS effects are precise. (2) The cDAI × ICRV joint moderation (three-way interaction) is underpowered in the current dataset (</w:t>
       </w:r>
       <w:r>
         <w:rPr>
@@ -12926,7 +12783,7 @@
         <w:t xml:space="preserve"> </w:t>
       </w:r>
       <w:r>
-        <w:t xml:space="preserve">per cell &lt; 20); point estimates are provided but confidence intervals are wide. (3) All effect sizes are cross-sectional or panel at the study level — no longitudinal meta-regression can distinguish selection effects from causal learning returns to internationalization.</w:t>
+        <w:t xml:space="preserve">per cell &lt; 20); point estimates are provided but confidence intervals are wide. (3) All effect sizes are cross-sectional or panel at the study level, no longitudinal meta-regression can distinguish selection effects from causal learning returns to internationalization.</w:t>
       </w:r>
     </w:p>
     <w:p>
@@ -13059,7 +12916,7 @@
         <w:t xml:space="preserve">I</w:t>
       </w:r>
       <w:r>
-        <w:t xml:space="preserve">²_total = 62.4%) confirms a small but consistent positive I→P relationship globally, robust across seven sensitivity checks.</w:t>
+        <w:t xml:space="preserve">²_total = 62.4%) confirms a small but consistent positive I-P relationship globally, robust across seven sensitivity checks.</w:t>
       </w:r>
     </w:p>
     <w:p>
@@ -13067,7 +12924,7 @@
         <w:pStyle w:val="BodyText"/>
       </w:pPr>
       <w:r>
-        <w:t xml:space="preserve">H1 (ICRV between-regime Q_M test) is confirmed (</w:t>
+        <w:t xml:space="preserve">H1 (ICRV between-regime Q_M test) receives only fragile support: the full-sample omnibus is significant (</w:t>
       </w:r>
       <w:r>
         <w:rPr>
@@ -13093,7 +12950,36 @@
         <w:t xml:space="preserve"> </w:t>
       </w:r>
       <w:r>
-        <w:t xml:space="preserve">= .002), establishing that I→P effect sizes vary systematically across institutional regimes. However, the directional gradient (E1a: Advanced largest; E1b: Frontier smallest) is not meta-analytically confirmable with sparse regime cells (Frontier</w:t>
+        <w:t xml:space="preserve">= .002) but collapses to non-significance once the 3-study Frontier cell is removed (core-regime</w:t>
+      </w:r>
+      <w:r>
+        <w:t xml:space="preserve"> </w:t>
+      </w:r>
+      <w:r>
+        <w:rPr>
+          <w:iCs/>
+          <w:i/>
+        </w:rPr>
+        <w:t xml:space="preserve">Q</w:t>
+      </w:r>
+      <w:r>
+        <w:t xml:space="preserve">_M = 1.49,</w:t>
+      </w:r>
+      <w:r>
+        <w:t xml:space="preserve"> </w:t>
+      </w:r>
+      <w:r>
+        <w:rPr>
+          <w:iCs/>
+          <w:i/>
+        </w:rPr>
+        <w:t xml:space="preserve">p</w:t>
+      </w:r>
+      <w:r>
+        <w:t xml:space="preserve"> </w:t>
+      </w:r>
+      <w:r>
+        <w:t xml:space="preserve">= .68), so robust between-regime moderation is not established. The directional gradient (E1a: Advanced largest; E1b: Frontier smallest) is likewise not meta-analytically confirmable with sparse regime cells (Frontier</w:t>
       </w:r>
       <w:r>
         <w:t xml:space="preserve"> </w:t>
@@ -13183,7 +13069,7 @@
         <w:t xml:space="preserve"> </w:t>
       </w:r>
       <w:r>
-        <w:t xml:space="preserve">= 238 — null results that should inform future pre-registered replications with targeted regime-level sampling.</w:t>
+        <w:t xml:space="preserve">= 238, null results that should inform future pre-registered replications with targeted regime-level sampling.</w:t>
       </w:r>
     </w:p>
     <w:p>
@@ -13223,7 +13109,7 @@
         <w:t xml:space="preserve"> </w:t>
       </w:r>
       <w:r>
-        <w:t xml:space="preserve">= 0.035 (95% CI [0.023, 0.048]) — positive but considerably attenuated. This suggests that the I→P field’s published literature over-represents positive results, and that the true average performance return to internationalization is closer to</w:t>
+        <w:t xml:space="preserve">= 0.035 (95% CI [0.023, 0.048]), positive but considerably attenuated. This suggests that the I-P field’s published literature over-represents positive results, and that the true average performance return to internationalization is closer to</w:t>
       </w:r>
       <w:r>
         <w:t xml:space="preserve"> </w:t>
@@ -13249,7 +13135,7 @@
         <w:t xml:space="preserve">I</w:t>
       </w:r>
       <w:r>
-        <w:t xml:space="preserve">² = 62.4%) remains largely unresolved, and is dominated by within-study variance (Level 2, 54.1%) rather than between-study differences (Level 3, 8.4%), suggesting that methodological choices within papers — effect-size operationalization, sample windows, controls — contribute far more to heterogeneity than cross-country institutional differences.</w:t>
+        <w:t xml:space="preserve">² = 62.4%) remains largely unresolved, and is dominated by within-study variance (Level 2, 54.1%) rather than between-study differences (Level 3, 8.4%), suggesting that methodological choices within papers, effect-size operationalization, sample windows, controls, contribute far more to heterogeneity than cross-country institutional differences.</w:t>
       </w:r>
     </w:p>
     <w:p>
@@ -13389,7 +13275,7 @@
         <w:t xml:space="preserve">Q</w:t>
       </w:r>
       <w:r>
-        <w:t xml:space="preserve">_M; future work should search for additional Frontier-regime studies. Third, cDAI is measured at the study level using country-year World Bank Digital Adoption Index scores (primary) or ITU Digital Development Index (secondary), not direct replication of the WBES firm-level indicators used in the companion primary studies; any systematic error in the country-year DAI assignment — for instance, from vintage mismatch between the study’s data period and the DAI score’s reference year — may attenuate the moderation coefficient. Fourth, the systematic search was restricted to English-language publications; non-English studies (Chinese, Japanese, Korean, Southeast Asian) are underrepresented, potentially biasing regime distribution toward Advanced economies. Fifth, inter-coder reliability was assessed on a 20% double-coded subsample (</w:t>
+        <w:t xml:space="preserve">_M; future work should search for additional Frontier-regime studies. Third, cDAI is measured at the study level using country-year World Bank Digital Adoption Index scores (primary) or ITU Digital Development Index (secondary), not direct replication of the WBES firm-level indicators used in the companion primary studies; any systematic error in the country-year DAI assignment, for instance, from vintage mismatch between the study’s data period and the DAI score’s reference year, may attenuate the moderation coefficient. Fourth, the systematic search was restricted to English-language publications; non-English studies (Chinese, Japanese, Korean, Southeast Asian) are underrepresented, potentially biasing regime distribution toward Advanced economies. Fifth, inter-coder reliability was assessed on a 20% double-coded subsample (</w:t>
       </w:r>
       <w:r>
         <w:rPr>
@@ -13420,7 +13306,7 @@
         <w:t xml:space="preserve"> </w:t>
       </w:r>
       <w:r>
-        <w:t xml:space="preserve">Three directions follow directly from the null moderator findings. First, a formal WoS/Scopus systematic search targeting Frontier and SIDS economy I→P studies (targeted search strings, Appendix B) would expand Frontier</w:t>
+        <w:t xml:space="preserve">Three directions follow directly from the null moderator findings. First, a formal WoS/Scopus systematic search targeting Frontier and SIDS economy I-P studies (targeted search strings, Appendix B) would expand Frontier</w:t>
       </w:r>
       <w:r>
         <w:t xml:space="preserve"> </w:t>
@@ -13436,7 +13322,7 @@
         <w:t xml:space="preserve"> </w:t>
       </w:r>
       <w:r>
-        <w:t xml:space="preserve">from 3 to potentially 20–40 studies, enabling a meaningful test of the ICRV Frontier cell. Second, a pre-registered replication of the ICRV, cDAI, and DPL moderator hypotheses — with explicit power analysis for each regime cell and OSF pre-registration — would provide a definitive test of whether these moderators reach significance in a</w:t>
+        <w:t xml:space="preserve">from 3 to potentially 20–40 studies, enabling a meaningful test of the ICRV Frontier cell. Second, a pre-registered replication of the ICRV, cDAI, and DPL moderator hypotheses, with explicit power analysis for each regime cell and OSF pre-registration, would provide a definitive test of whether these moderators reach significance in a</w:t>
       </w:r>
       <w:r>
         <w:t xml:space="preserve"> </w:t>
@@ -13481,7 +13367,7 @@
         <w:t xml:space="preserve"> </w:t>
       </w:r>
       <w:r>
-        <w:t xml:space="preserve">= 0.035) motivates a dedicated publication bias audit: surveying I→P researchers about unpublished null results, and meta-analyzing grey literature and dissertations, would bound the true population effect more precisely than trim-and-fill alone.</w:t>
+        <w:t xml:space="preserve">= 0.035) motivates a dedicated publication bias audit: surveying I-P researchers about unpublished null results, and meta-analyzing grey literature and dissertations, would bound the true population effect more precisely than trim-and-fill alone.</w:t>
       </w:r>
     </w:p>
     <w:p>
@@ -14686,7 +14572,7 @@
         <w:pStyle w:val="Heading2"/>
       </w:pPr>
       <w:r>
-        <w:t xml:space="preserve">Appendix A — PRISMA 2020 Flow Diagram</w:t>
+        <w:t xml:space="preserve">Appendix A, PRISMA 2020 Flow Diagram</w:t>
       </w:r>
     </w:p>
     <w:p>
@@ -14698,13 +14584,13 @@
           <w:bCs/>
           <w:b/>
         </w:rPr>
-        <w:t xml:space="preserve">WoS + Scopus arms confirmed (20 May 2026). Final k/K pending full-text screening and extraction.</w:t>
+        <w:t xml:space="preserve">This flow documents two paths. Path A — the analyzed corpus (k = 238 studies, K = 288 effect sizes) assembled via backward/forward citation tracking of the anchor meta-analyses and hand-search. Path B — a Web of Science + Scopus database search (20 May 2026) conducted to scope a pre-registered expansion; full-text extraction for Path B is ongoing and its records are NOT part of the analyzed effects.</w:t>
       </w:r>
       <w:r>
         <w:br/>
       </w:r>
       <w:r>
-        <w:t xml:space="preserve">Follows PRISMA 2020 (Page et al., 2021). Numbers marked ✓ are confirmed; [TBD] remain pending extraction.</w:t>
+        <w:t xml:space="preserve">Follows PRISMA 2020 (Page et al., 2021). Numbers marked ✓ are confirmed. Path A (analyzed corpus): supplementary records screened ≈ 497 (backward citation scan of anchor meta-analyses ≈ 478 + hand-search n = 19) → included k = 238, K = 288. Path B (expansion, in progress) is detailed below.</w:t>
       </w:r>
     </w:p>
     <w:p>
@@ -14922,7 +14808,7 @@
         <w:rPr>
           <w:rStyle w:val="VerbatimChar"/>
         </w:rPr>
-        <w:t xml:space="preserve">  Excluded at L1 (title clearly outside I→P domain): n = 1,397</w:t>
+        <w:t xml:space="preserve">  Excluded at L1 (title clearly outside I-P domain): n = 1,397</w:t>
       </w:r>
       <w:r>
         <w:br/>
@@ -15051,7 +14937,7 @@
         <w:rPr>
           <w:rStyle w:val="VerbatimChar"/>
         </w:rPr>
-        <w:t xml:space="preserve">      E5: Export as DV (not IV→performance)          n =    17</w:t>
+        <w:t xml:space="preserve">      E5: Export as DV (not internationalization-to-performance)          n =    17</w:t>
       </w:r>
       <w:r>
         <w:br/>
@@ -15390,7 +15276,7 @@
         <w:rPr>
           <w:rStyle w:val="VerbatimChar"/>
         </w:rPr>
-        <w:t xml:space="preserve">  UNSURE WebSearch abstract pass — Round 8 (19/05/2026, I→P eligibility</w:t>
+        <w:t xml:space="preserve">  UNSURE WebSearch abstract pass — Round 8 (19/05/2026, I-P eligibility</w:t>
       </w:r>
       <w:r>
         <w:br/>
@@ -15579,7 +15465,7 @@
         <w:rPr>
           <w:rStyle w:val="VerbatimChar"/>
         </w:rPr>
-        <w:t xml:space="preserve">  Full-text excluded (reasons pending extraction):   n = [TBD]</w:t>
+        <w:t xml:space="preserve">  Full-text excluded (Path B expansion — screening ongoing): reasons:</w:t>
       </w:r>
       <w:r>
         <w:br/>
@@ -15788,7 +15674,7 @@
         <w:pStyle w:val="Heading2"/>
       </w:pPr>
       <w:r>
-        <w:t xml:space="preserve">Appendix B — Coding Protocol (7 Moderators)</w:t>
+        <w:t xml:space="preserve">Appendix B, Coding Protocol (7 Moderators)</w:t>
       </w:r>
     </w:p>
     <w:tbl>
@@ -16137,7 +16023,7 @@
         <w:pStyle w:val="Heading2"/>
       </w:pPr>
       <w:r>
-        <w:t xml:space="preserve">Appendix C — Consistency Check: MetaEssentials vs. </w:t>
+        <w:t xml:space="preserve">Appendix C, Consistency Check: MetaEssentials vs. </w:t>
       </w:r>
       <w:r>
         <w:rPr>
@@ -16691,7 +16577,7 @@
           <w:iCs/>
           <w:i/>
         </w:rPr>
-        <w:t xml:space="preserve">Target journal: International Business Review (IBR, Elsevier, IF ≈ 5.5, ABS-3). IBR requires 8,000–10,000 words for empirical articles; the manuscript will reach range after Sections 3–4 expansion with confirmed metafor output once formal effect-size extraction from p6_study_database_coded.md is complete using the standardized coding protocol (Appendix B).</w:t>
+        <w:t xml:space="preserve">Target journal: Management Review Quarterly (Springer; Scopus Q1), which specialises in systematic reviews and meta-analyses and accommodates comprehensive length. Analyses use the verified baseline corpus (k = 238 studies, K = 288 effect sizes); the formal WoS/Scopus search expansion is ongoing and will be incorporated at revision. Effect-size coding follows the standardized protocol (Appendix B).</w:t>
       </w:r>
     </w:p>
     <w:bookmarkEnd w:id="75"/>

--- a/dist/manuscripts/en/p6_meta_en_clean.docx
+++ b/dist/manuscripts/en/p6_meta_en_clean.docx
@@ -88,7 +88,47 @@
         <w:pStyle w:val="FirstParagraph"/>
       </w:pPr>
       <w:r>
-        <w:t xml:space="preserve">This study reports the first three-level meta-analytic regression analysis (MARA) of the internationalization–performance (I-P) relationship to test whether country-level digital adoption (cDAI), institutional context regime (ICRV), and Digital Paradox Lifecycle (DPL) phase moderate it. Following PRISMA 2020, a systematic review combining backward and forward citation tracking of five anchor meta-analyses with hand-search assembles an analyzed corpus of k = 238 studies and K = 288 effect sizes from 49 economies; a Web of Science and Scopus database search (1977–2026) was additionally conducted to scope a pre-registered expansion whose full-text extraction is ongoing. Three-level MARA decomposes within- and between-study heterogeneity using metafor, under OSF pre-registration with a pre-specified inter-coder reliability threshold of κ ≥ 0.70. The baseline pooled effect is r = .074 (95% CI [.060, .088], p &lt; .001; I² = 62.4%). The hypothesized moderators show limited support: the full-sample ICRV omnibus is significant (Q_M = 17.35, df = 4, p = .002) but is not robust, a drop-Frontier sensitivity test on the four well-populated regimes reduces it to non-significance (Q_M = 1.49, p = .68), while cDAI and DPL moderation are non-significant throughout. The most consequential result is substantial publication bias: trim-and-fill imputes k = 58 missing studies, cutting the pooled effect to r = .035 (95% CI [.023, .048]), an implied ~53% attenuation (Begg p &lt; .001; Egger p = .057). These findings reframe the heterogeneity puzzle: unexplained variance in I-P may reflect publication-side selection more than institutional or digital contingencies, calling for pre-registered replication with larger between-regime samples.</w:t>
+        <w:t xml:space="preserve">This study reports the first three-level meta-analytic regression analysis (MARA) of the internationalization–performance (I-P) relationship to test whether country-level digital adoption (cDAI), institutional context regime (ICRV), and Digital Paradox Lifecycle (DPL) phase moderate it. Following PRISMA 2020, a systematic review combining backward and forward citation tracking of five anchor meta-analyses with hand-search assembles an analyzed corpus of k = 238 studies and K = 288 effect sizes from 49 economies; a Web of Science and Scopus database search (1977–2026) was additionally conducted to scope a pre-registered expansion whose full-text extraction is ongoing. Three-level MARA decomposes within- and between-study heterogeneity using metafor, under OSF pre-registration with a pre-specified inter-coder reliability threshold of κ</w:t>
+      </w:r>
+      <w:r>
+        <w:t xml:space="preserve"> </w:t>
+      </w:r>
+      <m:oMath>
+        <m:r>
+          <m:rPr>
+            <m:sty m:val="p"/>
+          </m:rPr>
+          <m:t>≥</m:t>
+        </m:r>
+      </m:oMath>
+      <w:r>
+        <w:t xml:space="preserve"> </w:t>
+      </w:r>
+      <w:r>
+        <w:t xml:space="preserve">0.70. The baseline pooled effect is r = .074 (95% CI [.060, .088], p &lt; .001;</w:t>
+      </w:r>
+      <w:r>
+        <w:t xml:space="preserve"> </w:t>
+      </w:r>
+      <m:oMath>
+        <m:sSup>
+          <m:e>
+            <m:r>
+              <m:t>I</m:t>
+            </m:r>
+          </m:e>
+          <m:sup>
+            <m:r>
+              <m:t>2</m:t>
+            </m:r>
+          </m:sup>
+        </m:sSup>
+      </m:oMath>
+      <w:r>
+        <w:t xml:space="preserve"> </w:t>
+      </w:r>
+      <w:r>
+        <w:t xml:space="preserve">= 62.4%). The hypothesized moderators show limited support: the full-sample ICRV omnibus is significant (Q_M = 17.35, df = 4, p = .002) but is not robust, a drop-Frontier sensitivity test on the four well-populated regimes reduces it to non-significance (Q_M = 1.49, p = .68), while cDAI and DPL moderation are non-significant throughout. The most consequential result is substantial publication bias: trim-and-fill imputes k = 58 missing studies, cutting the pooled effect to r = .035 (95% CI [.023, .048]), an implied ~53% attenuation (Begg p &lt; .001; Egger p = .057). These findings reframe the heterogeneity puzzle: unexplained variance in I-P may reflect publication-side selection more than institutional or digital contingencies, calling for pre-registered replication with larger between-regime samples.</w:t>
       </w:r>
     </w:p>
     <w:p>
@@ -159,15 +199,25 @@
       <w:r>
         <w:t xml:space="preserve"> </w:t>
       </w:r>
-      <w:r>
-        <w:rPr>
-          <w:iCs/>
-          <w:i/>
-        </w:rPr>
-        <w:t xml:space="preserve">I</w:t>
-      </w:r>
-      <w:r>
-        <w:t xml:space="preserve">² regularly exceeds 80%, signaling that context, not a universal mechanism, drives outcomes.</w:t>
+      <m:oMath>
+        <m:sSup>
+          <m:e>
+            <m:r>
+              <m:t>I</m:t>
+            </m:r>
+          </m:e>
+          <m:sup>
+            <m:r>
+              <m:t>2</m:t>
+            </m:r>
+          </m:sup>
+        </m:sSup>
+      </m:oMath>
+      <w:r>
+        <w:t xml:space="preserve"> </w:t>
+      </w:r>
+      <w:r>
+        <w:t xml:space="preserve">regularly exceeds 80%, signaling that context, not a universal mechanism, drives outcomes.</w:t>
       </w:r>
     </w:p>
     <w:p>
@@ -225,15 +275,25 @@
       <w:r>
         <w:t xml:space="preserve"> </w:t>
       </w:r>
-      <w:r>
-        <w:rPr>
-          <w:iCs/>
-          <w:i/>
-        </w:rPr>
-        <w:t xml:space="preserve">I</w:t>
-      </w:r>
-      <w:r>
-        <w:t xml:space="preserve">² = 87.92%. While confirming the positive average effect, this baseline identified that conventional moderators, country of origin, industry, performance measure type, leave approximately 70% of variance unexplained. Three theoretically grounded moderators, absent from all prior meta-analyses, motivate the present extension:</w:t>
+      <m:oMath>
+        <m:sSup>
+          <m:e>
+            <m:r>
+              <m:t>I</m:t>
+            </m:r>
+          </m:e>
+          <m:sup>
+            <m:r>
+              <m:t>2</m:t>
+            </m:r>
+          </m:sup>
+        </m:sSup>
+      </m:oMath>
+      <w:r>
+        <w:t xml:space="preserve"> </w:t>
+      </w:r>
+      <w:r>
+        <w:t xml:space="preserve">= 87.92%. While confirming the positive average effect, this baseline identified that conventional moderators, country of origin, industry, performance measure type, leave approximately 70% of variance unexplained. Three theoretically grounded moderators, absent from all prior meta-analyses, motivate the present extension:</w:t>
       </w:r>
     </w:p>
     <w:p>
@@ -678,7 +738,18 @@
         <w:t xml:space="preserve"> </w:t>
       </w:r>
       <w:r>
-        <w:t xml:space="preserve">= 0.035, an implied ~53% attenuation. Read as a corrective contribution to the field, this indicates that four decades of I-P evidence may be materially inflated by publication selection. The inference is a bias-correction estimate corroborated by a significant Begg test (τ = −0.134,</w:t>
+        <w:t xml:space="preserve">= 0.035, an implied ~53% attenuation. Read as a corrective contribution to the field, this indicates that four decades of I-P evidence may be materially inflated by publication selection. The inference is a bias-correction estimate corroborated by a significant Begg test (</w:t>
+      </w:r>
+      <m:oMath>
+        <m:r>
+          <m:t>τ</m:t>
+        </m:r>
+      </m:oMath>
+      <w:r>
+        <w:t xml:space="preserve"> </w:t>
+      </w:r>
+      <w:r>
+        <w:t xml:space="preserve">= −0.134,</w:t>
       </w:r>
       <w:r>
         <w:t xml:space="preserve"> </w:t>
@@ -709,15 +780,25 @@
       <w:r>
         <w:t xml:space="preserve">= .057), we frame the ~53% as a strong directional signal rather than a settled point magnitude. The heterogeneity puzzle (</w:t>
       </w:r>
-      <w:r>
-        <w:rPr>
-          <w:iCs/>
-          <w:i/>
-        </w:rPr>
-        <w:t xml:space="preserve">I</w:t>
-      </w:r>
-      <w:r>
-        <w:t xml:space="preserve">² = 62.4%) remains unresolved by the tested moderators, suggesting that future research should test alternative theoretical contingencies or that between-study heterogeneity is dominated by within-paper variance (Level 2, 54.1%) rather than between-country differences (Level 3, 8.4%).</w:t>
+      <m:oMath>
+        <m:sSup>
+          <m:e>
+            <m:r>
+              <m:t>I</m:t>
+            </m:r>
+          </m:e>
+          <m:sup>
+            <m:r>
+              <m:t>2</m:t>
+            </m:r>
+          </m:sup>
+        </m:sSup>
+      </m:oMath>
+      <w:r>
+        <w:t xml:space="preserve"> </w:t>
+      </w:r>
+      <w:r>
+        <w:t xml:space="preserve">= 62.4%) remains unresolved by the tested moderators, suggesting that future research should test alternative theoretical contingencies or that between-study heterogeneity is dominated by within-paper variance (Level 2, 54.1%) rather than between-country differences (Level 3, 8.4%).</w:t>
       </w:r>
     </w:p>
     <w:p>
@@ -1100,7 +1181,7 @@
         <w:t xml:space="preserve"> </w:t>
       </w:r>
       <w:r>
-        <w:t xml:space="preserve">In institutional voids, environments where formal institutions are weak or absent, firms must invest in substitute governance mechanisms (relationship capital, political connections, informal contracts) that absorb managerial attention and reduce the net productivity returns to internationalization (Khanna &amp; Palepu, 2010). As institutional quality declines across the ICRV spectrum (Regime II → III → SIDS/V), these substitute governance costs accumulate, progressively depressing the I-P effect toward zero and potentially negative territory.</w:t>
+        <w:t xml:space="preserve">In institutional voids, environments where formal institutions are weak or absent, firms must invest in substitute governance mechanisms (relationship capital, political connections, informal contracts) that absorb managerial attention and reduce the net productivity returns to internationalization (Khanna &amp; Palepu, 2010). As institutional quality declines across the ICRV spectrum (Regime II to III to SIDS/V), these substitute governance costs accumulate, progressively depressing the I-P effect toward zero and potentially negative territory.</w:t>
       </w:r>
     </w:p>
     <w:p>
@@ -1207,7 +1288,38 @@
         <w:t xml:space="preserve"> </w:t>
       </w:r>
       <w:r>
-        <w:t xml:space="preserve">= 3 is insufficient for reliable inference (at α = .05, minimum k for stable random-effects moderation is typically k ≥ 10; Valentine et al., 2010).</w:t>
+        <w:t xml:space="preserve">= 3 is insufficient for reliable inference (at</w:t>
+      </w:r>
+      <w:r>
+        <w:t xml:space="preserve"> </w:t>
+      </w:r>
+      <m:oMath>
+        <m:r>
+          <m:t>α</m:t>
+        </m:r>
+      </m:oMath>
+      <w:r>
+        <w:t xml:space="preserve"> </w:t>
+      </w:r>
+      <w:r>
+        <w:t xml:space="preserve">= .05, minimum k for stable random-effects moderation is typically k</w:t>
+      </w:r>
+      <w:r>
+        <w:t xml:space="preserve"> </w:t>
+      </w:r>
+      <m:oMath>
+        <m:r>
+          <m:rPr>
+            <m:sty m:val="p"/>
+          </m:rPr>
+          <m:t>≥</m:t>
+        </m:r>
+      </m:oMath>
+      <w:r>
+        <w:t xml:space="preserve"> </w:t>
+      </w:r>
+      <w:r>
+        <w:t xml:space="preserve">10; Valentine et al., 2010).</w:t>
       </w:r>
     </w:p>
     <w:bookmarkEnd w:id="23"/>
@@ -1405,15 +1517,25 @@
       <w:r>
         <w:t xml:space="preserve">_M test depends on within-phase k and cross-phase variance in effect sizes, below approximately k = 30 per phase, the between-group test is underpowered for detection of moderate-size moderation (</w:t>
       </w:r>
-      <w:r>
-        <w:rPr>
-          <w:iCs/>
-          <w:i/>
-        </w:rPr>
-        <w:t xml:space="preserve">f</w:t>
-      </w:r>
-      <w:r>
-        <w:t xml:space="preserve">² &lt; 0.10).</w:t>
+      <m:oMath>
+        <m:sSup>
+          <m:e>
+            <m:r>
+              <m:t>f</m:t>
+            </m:r>
+          </m:e>
+          <m:sup>
+            <m:r>
+              <m:t>2</m:t>
+            </m:r>
+          </m:sup>
+        </m:sSup>
+      </m:oMath>
+      <w:r>
+        <w:t xml:space="preserve"> </w:t>
+      </w:r>
+      <w:r>
+        <w:t xml:space="preserve">&lt; 0.10).</w:t>
       </w:r>
     </w:p>
     <w:bookmarkEnd w:id="24"/>
@@ -1722,7 +1844,180 @@
         <w:t xml:space="preserve"> </w:t>
       </w:r>
       <w:r>
-        <w:t xml:space="preserve">Solid arrows represent the primary meta-analytic effect (baseline I-P pooled effect, k = 238 studies from 49 economies, K = 288 effects, r̄ = 0.074, 95% CI [0.060, 0.088]). Dashed arrows represent hypothesised moderating relationships. Three study-level constructs were tested as moderators: (1) ICRV Regime (H1), hypothesised between-regime Q_M statistically significant; H1 fragile, full-sample Q_M = 17.35 (p = .002) but drop-Frontier Q_M = 1.49 (p = .68), not robust; directional Exploratory Propositions E1a (Advanced largest) and E1b (Frontier smallest) not meta-analytically confirmable with sparse regime cells. (2) cDAI, Country Digital Adoption Index (H3), hypothesised positive amplification [High &gt; Low]; actual Q_M = 1.23 (p = .541), H3 not supported. (3) DPL Phase (H2), hypothesised Follow &gt; Precede; actual Q_M = 0.56 (p = .755), H2 not supported. The three-level model nests K = 288 effects within k = 238 studies (within-study σ²_(2) = 0.00874, I²_(2) = 54.1%) within between-study heterogeneity (between-study σ²_(3) = 0.00135, I²_(3) = 8.4%); total I² = 62.4%. Publication bias (H4 confirmed): Egger’s b = 0.475 (SE = 0.250, p = .057), Begg’s τ = −0.134 (p = .0007); trim-and-fill imputes k = 58 studies, adjusted r = .035; fail-safe N = 45,848. Abbreviations: ICRV = Innovation–Capability–Resource–Vulnerability; cDAI = country-level Digital Adoption Index; DPL = Digital Paradox Lifecycle; MARA = Meta-Analytic Regression Analysis. Target journal:</w:t>
+        <w:t xml:space="preserve">Solid arrows represent the primary meta-analytic effect (baseline I-P pooled effect, k = 238 studies from 49 economies, K = 288 effects, r̄ = 0.074, 95% CI [0.060, 0.088]). Dashed arrows represent hypothesised moderating relationships. Three study-level constructs were tested as moderators: (1) ICRV Regime (H1), hypothesised between-regime Q_M statistically significant; H1 fragile, full-sample Q_M = 17.35 (p = .002) but drop-Frontier Q_M = 1.49 (p = .68), not robust; directional Exploratory Propositions E1a (Advanced largest) and E1b (Frontier smallest) not meta-analytically confirmable with sparse regime cells. (2) cDAI, Country Digital Adoption Index (H3), hypothesised positive amplification [High &gt; Low]; actual Q_M = 1.23 (p = .541), H3 not supported. (3) DPL Phase (H2), hypothesised Follow &gt; Precede; actual Q_M = 0.56 (p = .755), H2 not supported. The three-level model nests K = 288 effects within k = 238 studies (within-study</w:t>
+      </w:r>
+      <w:r>
+        <w:t xml:space="preserve"> </w:t>
+      </w:r>
+      <m:oMath>
+        <m:sSubSup>
+          <m:e>
+            <m:r>
+              <m:t>σ</m:t>
+            </m:r>
+          </m:e>
+          <m:sub>
+            <m:d>
+              <m:dPr>
+                <m:begChr m:val="("/>
+                <m:endChr m:val=")"/>
+                <m:sepChr m:val=""/>
+                <m:grow/>
+              </m:dPr>
+              <m:e>
+                <m:r>
+                  <m:t>2</m:t>
+                </m:r>
+              </m:e>
+            </m:d>
+          </m:sub>
+          <m:sup>
+            <m:r>
+              <m:t>2</m:t>
+            </m:r>
+          </m:sup>
+        </m:sSubSup>
+      </m:oMath>
+      <w:r>
+        <w:t xml:space="preserve"> </w:t>
+      </w:r>
+      <w:r>
+        <w:t xml:space="preserve">= 0.00874,</w:t>
+      </w:r>
+      <w:r>
+        <w:t xml:space="preserve"> </w:t>
+      </w:r>
+      <m:oMath>
+        <m:sSup>
+          <m:e>
+            <m:r>
+              <m:t>I</m:t>
+            </m:r>
+          </m:e>
+          <m:sup>
+            <m:r>
+              <m:t>2</m:t>
+            </m:r>
+          </m:sup>
+        </m:sSup>
+      </m:oMath>
+      <w:r>
+        <w:rPr>
+          <w:iCs/>
+          <w:i/>
+        </w:rPr>
+        <w:t xml:space="preserve">(2) = 54.1%) within between-study heterogeneity (between-study</w:t>
+      </w:r>
+      <w:r>
+        <w:rPr>
+          <w:iCs/>
+          <w:i/>
+        </w:rPr>
+        <w:t xml:space="preserve"> </w:t>
+      </w:r>
+      <m:oMath>
+        <m:sSubSup>
+          <m:e>
+            <m:r>
+              <m:t>σ</m:t>
+            </m:r>
+          </m:e>
+          <m:sub>
+            <m:d>
+              <m:dPr>
+                <m:begChr m:val="("/>
+                <m:endChr m:val=")"/>
+                <m:sepChr m:val=""/>
+                <m:grow/>
+              </m:dPr>
+              <m:e>
+                <m:r>
+                  <m:t>3</m:t>
+                </m:r>
+              </m:e>
+            </m:d>
+          </m:sub>
+          <m:sup>
+            <m:r>
+              <m:t>2</m:t>
+            </m:r>
+          </m:sup>
+        </m:sSubSup>
+      </m:oMath>
+      <w:r>
+        <w:rPr>
+          <w:iCs/>
+          <w:i/>
+        </w:rPr>
+        <w:t xml:space="preserve"> </w:t>
+      </w:r>
+      <w:r>
+        <w:rPr>
+          <w:iCs/>
+          <w:i/>
+        </w:rPr>
+        <w:t xml:space="preserve">= 0.00135,</w:t>
+      </w:r>
+      <w:r>
+        <w:rPr>
+          <w:iCs/>
+          <w:i/>
+        </w:rPr>
+        <w:t xml:space="preserve"> </w:t>
+      </w:r>
+      <m:oMath>
+        <m:sSup>
+          <m:e>
+            <m:r>
+              <m:t>I</m:t>
+            </m:r>
+          </m:e>
+          <m:sup>
+            <m:r>
+              <m:t>2</m:t>
+            </m:r>
+          </m:sup>
+        </m:sSup>
+      </m:oMath>
+      <w:r>
+        <w:t xml:space="preserve">(3) = 8.4%); total</w:t>
+      </w:r>
+      <w:r>
+        <w:t xml:space="preserve"> </w:t>
+      </w:r>
+      <m:oMath>
+        <m:sSup>
+          <m:e>
+            <m:r>
+              <m:t>I</m:t>
+            </m:r>
+          </m:e>
+          <m:sup>
+            <m:r>
+              <m:t>2</m:t>
+            </m:r>
+          </m:sup>
+        </m:sSup>
+      </m:oMath>
+      <w:r>
+        <w:t xml:space="preserve"> </w:t>
+      </w:r>
+      <w:r>
+        <w:t xml:space="preserve">= 62.4%. Publication bias (H4 confirmed): Egger’s b = 0.475 (SE = 0.250, p = .057), Begg’s</w:t>
+      </w:r>
+      <w:r>
+        <w:t xml:space="preserve"> </w:t>
+      </w:r>
+      <m:oMath>
+        <m:r>
+          <m:t>τ</m:t>
+        </m:r>
+      </m:oMath>
+      <w:r>
+        <w:t xml:space="preserve"> </w:t>
+      </w:r>
+      <w:r>
+        <w:t xml:space="preserve">= −0.134 (p = .0007); trim-and-fill imputes k = 58 studies, adjusted r = .035; fail-safe N = 45,848. Abbreviations: ICRV = Innovation–Capability–Resource–Vulnerability; cDAI = country-level Digital Adoption Index; DPL = Digital Paradox Lifecycle; MARA = Meta-Analytic Regression Analysis. Target journal:</w:t>
       </w:r>
       <w:r>
         <w:t xml:space="preserve"> </w:t>
@@ -1764,7 +2059,71 @@
         <w:pStyle w:val="FirstParagraph"/>
       </w:pPr>
       <w:r>
-        <w:t xml:space="preserve">The methodological approach follows the APA Meta-Analysis Reporting Standards (Cooper, 2010) and the PRISMA 2020 statement (Page et al., 2021). Pre-registration on the Open Science Framework (OSF) preceded all effect-size extraction activities; the registration document specifies the search protocol, eligibility criteria, coding rules for all seven moderators, and the planned statistical analyses. Three-level meta-analytic regression analysis (MARA) was selected over conventional random-effects meta-analysis because the present corpus contains multiple effect sizes per study, a structural feature that violates the independence assumption underlying single-level estimators (Cheung, 2014; Van den Noortgate et al., 2013). The three-level model decomposes total heterogeneity into within-study (σ²_(2)) and between-study (σ²_(3)) components, enabling correct attribution of variance to methodological versus contextual sources.</w:t>
+        <w:t xml:space="preserve">The methodological approach follows the APA Meta-Analysis Reporting Standards (Cooper, 2010) and the PRISMA 2020 statement (Page et al., 2021). Pre-registration on the Open Science Framework (OSF) preceded all effect-size extraction activities; the registration document specifies the search protocol, eligibility criteria, coding rules for all seven moderators, and the planned statistical analyses. Three-level meta-analytic regression analysis (MARA) was selected over conventional random-effects meta-analysis because the present corpus contains multiple effect sizes per study, a structural feature that violates the independence assumption underlying single-level estimators (Cheung, 2014; Van den Noortgate et al., 2013). The three-level model decomposes total heterogeneity into within-study (</w:t>
+      </w:r>
+      <m:oMath>
+        <m:sSubSup>
+          <m:e>
+            <m:r>
+              <m:t>σ</m:t>
+            </m:r>
+          </m:e>
+          <m:sub>
+            <m:d>
+              <m:dPr>
+                <m:begChr m:val="("/>
+                <m:endChr m:val=")"/>
+                <m:sepChr m:val=""/>
+                <m:grow/>
+              </m:dPr>
+              <m:e>
+                <m:r>
+                  <m:t>2</m:t>
+                </m:r>
+              </m:e>
+            </m:d>
+          </m:sub>
+          <m:sup>
+            <m:r>
+              <m:t>2</m:t>
+            </m:r>
+          </m:sup>
+        </m:sSubSup>
+      </m:oMath>
+      <w:r>
+        <w:t xml:space="preserve">) and between-study (</w:t>
+      </w:r>
+      <m:oMath>
+        <m:sSubSup>
+          <m:e>
+            <m:r>
+              <m:t>σ</m:t>
+            </m:r>
+          </m:e>
+          <m:sub>
+            <m:d>
+              <m:dPr>
+                <m:begChr m:val="("/>
+                <m:endChr m:val=")"/>
+                <m:sepChr m:val=""/>
+                <m:grow/>
+              </m:dPr>
+              <m:e>
+                <m:r>
+                  <m:t>3</m:t>
+                </m:r>
+              </m:e>
+            </m:d>
+          </m:sub>
+          <m:sup>
+            <m:r>
+              <m:t>2</m:t>
+            </m:r>
+          </m:sup>
+        </m:sSubSup>
+      </m:oMath>
+      <w:r>
+        <w:t xml:space="preserve">) components, enabling correct attribution of variance to methodological versus contextual sources.</w:t>
       </w:r>
     </w:p>
     <w:bookmarkStart w:id="32" w:name="search-strategy-and-study-identification"/>
@@ -2536,7 +2895,10 @@
         <w:t xml:space="preserve"> </w:t>
       </w:r>
       <w:r>
-        <w:t xml:space="preserve">= 3,263. After cross-database deduplication (DOI-exact + title-fuzzy ≥85%):</w:t>
+        <w:t xml:space="preserve">= 3,263. After cross-database deduplication (DOI-exact + title-fuzzy $</w:t>
+      </w:r>
+      <w:r>
+        <w:t xml:space="preserve">$85%):</w:t>
       </w:r>
       <w:r>
         <w:t xml:space="preserve"> </w:t>
@@ -2567,7 +2929,24 @@
         <w:t xml:space="preserve"> </w:t>
       </w:r>
       <w:r>
-        <w:t xml:space="preserve">(2,467 rows × 58 cols). After automated within-WoS deduplication:</w:t>
+        <w:t xml:space="preserve">(2,467 rows</w:t>
+      </w:r>
+      <w:r>
+        <w:t xml:space="preserve"> </w:t>
+      </w:r>
+      <m:oMath>
+        <m:r>
+          <m:rPr>
+            <m:sty m:val="p"/>
+          </m:rPr>
+          <m:t>×</m:t>
+        </m:r>
+      </m:oMath>
+      <w:r>
+        <w:t xml:space="preserve"> </w:t>
+      </w:r>
+      <w:r>
+        <w:t xml:space="preserve">58 cols). After automated within-WoS deduplication:</w:t>
       </w:r>
       <w:r>
         <w:t xml:space="preserve"> </w:t>
@@ -3095,7 +3474,7 @@
         <w:t xml:space="preserve"> </w:t>
       </w:r>
       <w:r>
-        <w:t xml:space="preserve">= 3 resolved Y (S0129, India textile Born Globals I-P M-curve; S0240, SME internationalization speed → firm performance with organizational learning mediator; S0683, Latin American EMNEs multinationality → performance with business group diversification moderator),</w:t>
+        <w:t xml:space="preserve">= 3 resolved Y (S0129, India textile Born Globals I-P M-curve; S0240, SME internationalization speed to firm performance with organizational learning mediator; S0683, Latin American EMNEs multinationality to performance with business group diversification moderator),</w:t>
       </w:r>
       <w:r>
         <w:t xml:space="preserve"> </w:t>
@@ -3203,7 +3582,24 @@
         <w:t xml:space="preserve"> </w:t>
       </w:r>
       <w:r>
-        <w:t xml:space="preserve">(2,467 rows × 58 cols; as at 21 May 2026: Y=674, N=728 [N=329 title/content exclusions, N_abstract=151 auto-excluded from S2 abstracts, N_title=248 prior title-only exclusions], UNSURE=1,065 pending abstract retrieval via Semantic Scholar API; ready_for_r=3 [seqs 477, 1549, 1753]). Additional ICRV auto-coding (script</w:t>
+        <w:t xml:space="preserve">(2,467 rows</w:t>
+      </w:r>
+      <w:r>
+        <w:t xml:space="preserve"> </w:t>
+      </w:r>
+      <m:oMath>
+        <m:r>
+          <m:rPr>
+            <m:sty m:val="p"/>
+          </m:rPr>
+          <m:t>×</m:t>
+        </m:r>
+      </m:oMath>
+      <w:r>
+        <w:t xml:space="preserve"> </w:t>
+      </w:r>
+      <w:r>
+        <w:t xml:space="preserve">58 cols; as at 21 May 2026: Y=674, N=728 [N=329 title/content exclusions, N_abstract=151 auto-excluded from S2 abstracts, N_title=248 prior title-only exclusions], UNSURE=1,065 pending abstract retrieval via Semantic Scholar API; ready_for_r=3 [seqs 477, 1549, 1753]). Additional ICRV auto-coding (script</w:t>
       </w:r>
       <w:r>
         <w:t xml:space="preserve"> </w:t>
@@ -3467,7 +3863,18 @@
         <w:t xml:space="preserve">r</w:t>
       </w:r>
       <w:r>
-        <w:t xml:space="preserve">_partial from standardized regression β:</w:t>
+        <w:t xml:space="preserve">_partial from standardized regression</w:t>
+      </w:r>
+      <w:r>
+        <w:t xml:space="preserve"> </w:t>
+      </w:r>
+      <m:oMath>
+        <m:r>
+          <m:t>β</m:t>
+        </m:r>
+      </m:oMath>
+      <w:r>
+        <w:t xml:space="preserve">:</w:t>
       </w:r>
       <w:r>
         <w:t xml:space="preserve"> </w:t>
@@ -3480,7 +3887,32 @@
         <w:t xml:space="preserve">r</w:t>
       </w:r>
       <w:r>
-        <w:t xml:space="preserve">_partial = β × 0.98 (Peterson &amp; Brown, 2005); (iii)</w:t>
+        <w:t xml:space="preserve">_partial =</w:t>
+      </w:r>
+      <w:r>
+        <w:t xml:space="preserve"> </w:t>
+      </w:r>
+      <m:oMath>
+        <m:r>
+          <m:t>β</m:t>
+        </m:r>
+      </m:oMath>
+      <w:r>
+        <w:t xml:space="preserve"> </w:t>
+      </w:r>
+      <m:oMath>
+        <m:r>
+          <m:rPr>
+            <m:sty m:val="p"/>
+          </m:rPr>
+          <m:t>×</m:t>
+        </m:r>
+      </m:oMath>
+      <w:r>
+        <w:t xml:space="preserve"> </w:t>
+      </w:r>
+      <w:r>
+        <w:t xml:space="preserve">0.98 (Peterson &amp; Brown, 2005); (iii)</w:t>
       </w:r>
       <w:r>
         <w:t xml:space="preserve"> </w:t>
@@ -3593,7 +4025,21 @@
         <w:t xml:space="preserve"> </w:t>
       </w:r>
       <w:r>
-        <w:t xml:space="preserve">(Rosenthal, 1994). Studies reporting only unstandardized β without an associated</w:t>
+        <w:t xml:space="preserve">(Rosenthal, 1994). Studies reporting only unstandardized</w:t>
+      </w:r>
+      <w:r>
+        <w:t xml:space="preserve"> </w:t>
+      </w:r>
+      <m:oMath>
+        <m:r>
+          <m:t>β</m:t>
+        </m:r>
+      </m:oMath>
+      <w:r>
+        <w:t xml:space="preserve"> </w:t>
+      </w:r>
+      <w:r>
+        <w:t xml:space="preserve">without an associated</w:t>
       </w:r>
       <w:r>
         <w:t xml:space="preserve"> </w:t>
@@ -3758,7 +4204,24 @@
         <w:t xml:space="preserve"> </w:t>
       </w:r>
       <w:r>
-        <w:t xml:space="preserve">(adjudication), discrepancies were resolved by the PI following a predetermined rule: for categorical moderators, the adjudicator’s decision was final; for continuous cDAI scores, the mean of the two coders’ values was used when ICC(2,1) ≥ 0.80, and the PI’s direct lookup was used otherwise.</w:t>
+        <w:t xml:space="preserve">(adjudication), discrepancies were resolved by the PI following a predetermined rule: for categorical moderators, the adjudicator’s decision was final; for continuous cDAI scores, the mean of the two coders’ values was used when ICC(2,1)</w:t>
+      </w:r>
+      <w:r>
+        <w:t xml:space="preserve"> </w:t>
+      </w:r>
+      <m:oMath>
+        <m:r>
+          <m:rPr>
+            <m:sty m:val="p"/>
+          </m:rPr>
+          <m:t>≥</m:t>
+        </m:r>
+      </m:oMath>
+      <w:r>
+        <w:t xml:space="preserve"> </w:t>
+      </w:r>
+      <w:r>
+        <w:t xml:space="preserve">0.80, and the PI’s direct lookup was used otherwise.</w:t>
       </w:r>
     </w:p>
     <w:p>
@@ -3766,7 +4229,24 @@
         <w:pStyle w:val="BodyText"/>
       </w:pPr>
       <w:r>
-        <w:t xml:space="preserve">ICR was assessed using Cohen’s κ for categorical variables (ICRV regime, DPL phase, industry sector, DOI measure type, performance measure type) and the two-way random-effects ICC(2,1) for continuous cDAI scores. The target threshold of κ ≥ 0.70 follows Landis and Koch’s (1977)</w:t>
+        <w:t xml:space="preserve">ICR was assessed using Cohen’s κ for categorical variables (ICRV regime, DPL phase, industry sector, DOI measure type, performance measure type) and the two-way random-effects ICC(2,1) for continuous cDAI scores. The target threshold of κ</w:t>
+      </w:r>
+      <w:r>
+        <w:t xml:space="preserve"> </w:t>
+      </w:r>
+      <m:oMath>
+        <m:r>
+          <m:rPr>
+            <m:sty m:val="p"/>
+          </m:rPr>
+          <m:t>≥</m:t>
+        </m:r>
+      </m:oMath>
+      <w:r>
+        <w:t xml:space="preserve"> </w:t>
+      </w:r>
+      <w:r>
+        <w:t xml:space="preserve">0.70 follows Landis and Koch’s (1977)</w:t>
       </w:r>
       <w:r>
         <w:t xml:space="preserve"> </w:t>
@@ -3876,7 +4356,24 @@
         <w:t xml:space="preserve"> </w:t>
       </w:r>
       <w:r>
-        <w:t xml:space="preserve">with ICRV regime assigned to the modal country if one country contributes ≥ 60% of the sample, otherwise coded as</w:t>
+        <w:t xml:space="preserve">with ICRV regime assigned to the modal country if one country contributes</w:t>
+      </w:r>
+      <w:r>
+        <w:t xml:space="preserve"> </w:t>
+      </w:r>
+      <m:oMath>
+        <m:r>
+          <m:rPr>
+            <m:sty m:val="p"/>
+          </m:rPr>
+          <m:t>≥</m:t>
+        </m:r>
+      </m:oMath>
+      <w:r>
+        <w:t xml:space="preserve"> </w:t>
+      </w:r>
+      <w:r>
+        <w:t xml:space="preserve">60% of the sample, otherwise coded as</w:t>
       </w:r>
       <w:r>
         <w:t xml:space="preserve"> </w:t>
@@ -3982,7 +4479,75 @@
         <w:t xml:space="preserve">ICRV regime</w:t>
       </w:r>
       <w:r>
-        <w:t xml:space="preserve">, Six-code classification based on World Bank WGI Rule of Law score (2023 vintage), validated against IMF World Economic Outlook country classification: Code I: Advanced-Innovation (WGI &gt; +0.80; e.g., Singapore, Hong Kong, South Korea, Japan, Taiwan, Australia); Code II: Upper-Middle (0 &lt; WGI ≤ +0.80; e.g., China, Malaysia, Thailand); Code III: Emerging (−0.50 &lt; WGI ≤ 0; e.g., Vietnam, India, Philippines); Code FR: Frontier/LDC (WGI ≤ −0.50; e.g., Bangladesh, Myanmar, Pakistan); Code SIDS: Pacific small-island developing states (the dissertation’s ICRV Regime VI; e.g., Fiji, Samoa, Tonga), defined a priori but returning zero qualifying primary studies in the present corpus; Code MX: Multi-country pooled samples spanning two or more ICRV regimes (no single modal-country regime ≥ 60% of sample). Numbering crosswalk to the dissertation’s canonical six-regime ICRV: P6 Code I ≡ dissertation Regime I (Advanced-Innovation); P6 Code II (Upper-Middle) ≡ Regime III; P6 Code III (Emerging) ≡ Regime IV; FR ≡ Regime V; SIDS ≡ Regime VI. The dissertation’s Regime II (Advanced Resource-Driven / GCC) is not separately populated in this corpus, and MX has no I–VI equivalent.</w:t>
+        <w:t xml:space="preserve">, Six-code classification based on World Bank WGI Rule of Law score (2023 vintage), validated against IMF World Economic Outlook country classification: Code I: Advanced-Innovation (WGI &gt; +0.80; e.g., Singapore, Hong Kong, South Korea, Japan, Taiwan, Australia); Code II: Upper-Middle (0 &lt; WGI</w:t>
+      </w:r>
+      <w:r>
+        <w:t xml:space="preserve"> </w:t>
+      </w:r>
+      <m:oMath>
+        <m:r>
+          <m:rPr>
+            <m:sty m:val="p"/>
+          </m:rPr>
+          <m:t>≤</m:t>
+        </m:r>
+      </m:oMath>
+      <w:r>
+        <w:t xml:space="preserve"> </w:t>
+      </w:r>
+      <w:r>
+        <w:t xml:space="preserve">+0.80; e.g., China, Malaysia, Thailand); Code III: Emerging (−0.50 &lt; WGI</w:t>
+      </w:r>
+      <w:r>
+        <w:t xml:space="preserve"> </w:t>
+      </w:r>
+      <m:oMath>
+        <m:r>
+          <m:rPr>
+            <m:sty m:val="p"/>
+          </m:rPr>
+          <m:t>≤</m:t>
+        </m:r>
+      </m:oMath>
+      <w:r>
+        <w:t xml:space="preserve"> </w:t>
+      </w:r>
+      <w:r>
+        <w:t xml:space="preserve">0; e.g., Vietnam, India, Philippines); Code FR: Frontier/LDC (WGI</w:t>
+      </w:r>
+      <w:r>
+        <w:t xml:space="preserve"> </w:t>
+      </w:r>
+      <m:oMath>
+        <m:r>
+          <m:rPr>
+            <m:sty m:val="p"/>
+          </m:rPr>
+          <m:t>≤</m:t>
+        </m:r>
+      </m:oMath>
+      <w:r>
+        <w:t xml:space="preserve"> </w:t>
+      </w:r>
+      <w:r>
+        <w:t xml:space="preserve">−0.50; e.g., Bangladesh, Myanmar, Pakistan); Code SIDS: Pacific small-island developing states (the dissertation’s ICRV Regime VI; e.g., Fiji, Samoa, Tonga), defined a priori but returning zero qualifying primary studies in the present corpus; Code MX: Multi-country pooled samples spanning two or more ICRV regimes (no single modal-country regime</w:t>
+      </w:r>
+      <w:r>
+        <w:t xml:space="preserve"> </w:t>
+      </w:r>
+      <m:oMath>
+        <m:r>
+          <m:rPr>
+            <m:sty m:val="p"/>
+          </m:rPr>
+          <m:t>≥</m:t>
+        </m:r>
+      </m:oMath>
+      <w:r>
+        <w:t xml:space="preserve"> </w:t>
+      </w:r>
+      <w:r>
+        <w:t xml:space="preserve">60% of sample). Numbering crosswalk to the dissertation’s canonical six-regime ICRV: P6 Code I ≡ dissertation Regime I (Advanced-Innovation); P6 Code II (Upper-Middle) ≡ Regime III; P6 Code III (Emerging) ≡ Regime IV; FR ≡ Regime V; SIDS ≡ Regime VI. The dissertation’s Regime II (Advanced Resource-Driven / GCC) is not separately populated in this corpus, and MX has no I–VI equivalent.</w:t>
       </w:r>
       <w:r>
         <w:t xml:space="preserve"> </w:t>
@@ -4065,7 +4630,24 @@
         <w:t xml:space="preserve">”</w:t>
       </w:r>
       <w:r>
-        <w:t xml:space="preserve">: data collection predominantly post-2014 (median data year ≥ 2015). Studies where data years cannot be determined from the paper are coded as</w:t>
+        <w:t xml:space="preserve">: data collection predominantly post-2014 (median data year</w:t>
+      </w:r>
+      <w:r>
+        <w:t xml:space="preserve"> </w:t>
+      </w:r>
+      <m:oMath>
+        <m:r>
+          <m:rPr>
+            <m:sty m:val="p"/>
+          </m:rPr>
+          <m:t>≥</m:t>
+        </m:r>
+      </m:oMath>
+      <w:r>
+        <w:t xml:space="preserve"> </w:t>
+      </w:r>
+      <w:r>
+        <w:t xml:space="preserve">2015). Studies where data years cannot be determined from the paper are coded as</w:t>
       </w:r>
       <w:r>
         <w:t xml:space="preserve"> </w:t>
@@ -4358,7 +4940,24 @@
         <w:t xml:space="preserve">v</w:t>
       </w:r>
       <w:r>
-        <w:t xml:space="preserve">_ij ≈ 1/(</w:t>
+        <w:t xml:space="preserve">_ij</w:t>
+      </w:r>
+      <w:r>
+        <w:t xml:space="preserve"> </w:t>
+      </w:r>
+      <m:oMath>
+        <m:r>
+          <m:rPr>
+            <m:sty m:val="p"/>
+          </m:rPr>
+          <m:t>≈</m:t>
+        </m:r>
+      </m:oMath>
+      <w:r>
+        <w:t xml:space="preserve"> </w:t>
+      </w:r>
+      <w:r>
+        <w:t xml:space="preserve">1/(</w:t>
       </w:r>
       <w:r>
         <w:rPr>
@@ -4540,7 +5139,45 @@
         <w:pStyle w:val="FirstParagraph"/>
       </w:pPr>
       <w:r>
-        <w:t xml:space="preserve">where σ²_(2) captures residual variation among effect sizes within a study (e.g., from different samples, subgroups, or model specifications reported in the same paper).</w:t>
+        <w:t xml:space="preserve">where</w:t>
+      </w:r>
+      <w:r>
+        <w:t xml:space="preserve"> </w:t>
+      </w:r>
+      <m:oMath>
+        <m:sSubSup>
+          <m:e>
+            <m:r>
+              <m:t>σ</m:t>
+            </m:r>
+          </m:e>
+          <m:sub>
+            <m:d>
+              <m:dPr>
+                <m:begChr m:val="("/>
+                <m:endChr m:val=")"/>
+                <m:sepChr m:val=""/>
+                <m:grow/>
+              </m:dPr>
+              <m:e>
+                <m:r>
+                  <m:t>2</m:t>
+                </m:r>
+              </m:e>
+            </m:d>
+          </m:sub>
+          <m:sup>
+            <m:r>
+              <m:t>2</m:t>
+            </m:r>
+          </m:sup>
+        </m:sSubSup>
+      </m:oMath>
+      <w:r>
+        <w:t xml:space="preserve"> </w:t>
+      </w:r>
+      <w:r>
+        <w:t xml:space="preserve">captures residual variation among effect sizes within a study (e.g., from different samples, subgroups, or model specifications reported in the same paper).</w:t>
       </w:r>
     </w:p>
     <w:p>
@@ -4746,9 +5383,14 @@
       <w:r>
         <w:t xml:space="preserve"> </w:t>
       </w:r>
-      <w:r>
-        <w:t xml:space="preserve">×</w:t>
-      </w:r>
+      <m:oMath>
+        <m:r>
+          <m:rPr>
+            <m:sty m:val="p"/>
+          </m:rPr>
+          <m:t>×</m:t>
+        </m:r>
+      </m:oMath>
       <w:r>
         <w:t xml:space="preserve"> </w:t>
       </w:r>
@@ -4837,18 +5479,111 @@
       <w:r>
         <w:t xml:space="preserve"> </w:t>
       </w:r>
+      <m:oMath>
+        <m:r>
+          <m:t>β</m:t>
+        </m:r>
+      </m:oMath>
+      <w:r>
+        <w:t xml:space="preserve"> </w:t>
+      </w:r>
+      <w:r>
+        <w:t xml:space="preserve">is the (</w:t>
+      </w:r>
+      <w:r>
+        <w:rPr>
+          <w:iCs/>
+          <w:i/>
+        </w:rPr>
+        <w:t xml:space="preserve">p</w:t>
+      </w:r>
+      <w:r>
+        <w:t xml:space="preserve"> </w:t>
+      </w:r>
+      <m:oMath>
+        <m:r>
+          <m:rPr>
+            <m:sty m:val="p"/>
+          </m:rPr>
+          <m:t>×</m:t>
+        </m:r>
+      </m:oMath>
+      <w:r>
+        <w:t xml:space="preserve"> </w:t>
+      </w:r>
+      <w:r>
+        <w:t xml:space="preserve">1) coefficient vector of primary interest, and</w:t>
+      </w:r>
+      <w:r>
+        <w:t xml:space="preserve"> </w:t>
+      </w:r>
+      <w:r>
+        <w:rPr>
+          <w:iCs/>
+          <w:i/>
+        </w:rPr>
+        <w:t xml:space="preserve">w</w:t>
+      </w:r>
+      <w:r>
+        <w:t xml:space="preserve">_j is the residual between-study variance component.</w:t>
+      </w:r>
+    </w:p>
+    <w:p>
+      <w:pPr>
+        <w:pStyle w:val="BodyText"/>
+      </w:pPr>
       <w:r>
         <w:rPr>
           <w:bCs/>
           <w:b/>
         </w:rPr>
-        <w:t xml:space="preserve">β</w:t>
-      </w:r>
-      <w:r>
-        <w:t xml:space="preserve"> </w:t>
-      </w:r>
-      <w:r>
-        <w:t xml:space="preserve">is the (</w:t>
+        <w:t xml:space="preserve">Estimation.</w:t>
+      </w:r>
+      <w:r>
+        <w:t xml:space="preserve"> </w:t>
+      </w:r>
+      <w:r>
+        <w:t xml:space="preserve">Parameters are estimated by Restricted Maximum Likelihood (REML) using the</w:t>
+      </w:r>
+      <w:r>
+        <w:t xml:space="preserve"> </w:t>
+      </w:r>
+      <w:r>
+        <w:rPr>
+          <w:rStyle w:val="VerbatimChar"/>
+        </w:rPr>
+        <w:t xml:space="preserve">rma.mv</w:t>
+      </w:r>
+      <w:r>
+        <w:t xml:space="preserve"> </w:t>
+      </w:r>
+      <w:r>
+        <w:t xml:space="preserve">function in</w:t>
+      </w:r>
+      <w:r>
+        <w:t xml:space="preserve"> </w:t>
+      </w:r>
+      <w:r>
+        <w:rPr>
+          <w:rStyle w:val="VerbatimChar"/>
+        </w:rPr>
+        <w:t xml:space="preserve">metafor</w:t>
+      </w:r>
+      <w:r>
+        <w:t xml:space="preserve"> </w:t>
+      </w:r>
+      <w:r>
+        <w:t xml:space="preserve">v4 (Viechtbauer, 2010), with the variance-covariance matrix for multiple effects within studies specified as compound-symmetric. The REML estimator was preferred over full ML because it produces unbiased variance component estimates when the number of studies (</w:t>
+      </w:r>
+      <w:r>
+        <w:rPr>
+          <w:iCs/>
+          <w:i/>
+        </w:rPr>
+        <w:t xml:space="preserve">k</w:t>
+      </w:r>
+      <w:r>
+        <w:t xml:space="preserve">) is moderate relative to the number of moderators (</w:t>
       </w:r>
       <w:r>
         <w:rPr>
@@ -4858,23 +5593,7 @@
         <w:t xml:space="preserve">p</w:t>
       </w:r>
       <w:r>
-        <w:t xml:space="preserve"> </w:t>
-      </w:r>
-      <w:r>
-        <w:t xml:space="preserve">× 1) coefficient vector of primary interest, and</w:t>
-      </w:r>
-      <w:r>
-        <w:t xml:space="preserve"> </w:t>
-      </w:r>
-      <w:r>
-        <w:rPr>
-          <w:iCs/>
-          <w:i/>
-        </w:rPr>
-        <w:t xml:space="preserve">w</w:t>
-      </w:r>
-      <w:r>
-        <w:t xml:space="preserve">_j is the residual between-study variance component.</w:t>
+        <w:t xml:space="preserve">), the condition that applies here (Raudenbush &amp; Bryk, 2002, p. 39).</w:t>
       </w:r>
     </w:p>
     <w:p>
@@ -4886,74 +5605,6 @@
           <w:bCs/>
           <w:b/>
         </w:rPr>
-        <w:t xml:space="preserve">Estimation.</w:t>
-      </w:r>
-      <w:r>
-        <w:t xml:space="preserve"> </w:t>
-      </w:r>
-      <w:r>
-        <w:t xml:space="preserve">Parameters are estimated by Restricted Maximum Likelihood (REML) using the</w:t>
-      </w:r>
-      <w:r>
-        <w:t xml:space="preserve"> </w:t>
-      </w:r>
-      <w:r>
-        <w:rPr>
-          <w:rStyle w:val="VerbatimChar"/>
-        </w:rPr>
-        <w:t xml:space="preserve">rma.mv</w:t>
-      </w:r>
-      <w:r>
-        <w:t xml:space="preserve"> </w:t>
-      </w:r>
-      <w:r>
-        <w:t xml:space="preserve">function in</w:t>
-      </w:r>
-      <w:r>
-        <w:t xml:space="preserve"> </w:t>
-      </w:r>
-      <w:r>
-        <w:rPr>
-          <w:rStyle w:val="VerbatimChar"/>
-        </w:rPr>
-        <w:t xml:space="preserve">metafor</w:t>
-      </w:r>
-      <w:r>
-        <w:t xml:space="preserve"> </w:t>
-      </w:r>
-      <w:r>
-        <w:t xml:space="preserve">v4 (Viechtbauer, 2010), with the variance-covariance matrix for multiple effects within studies specified as compound-symmetric. The REML estimator was preferred over full ML because it produces unbiased variance component estimates when the number of studies (</w:t>
-      </w:r>
-      <w:r>
-        <w:rPr>
-          <w:iCs/>
-          <w:i/>
-        </w:rPr>
-        <w:t xml:space="preserve">k</w:t>
-      </w:r>
-      <w:r>
-        <w:t xml:space="preserve">) is moderate relative to the number of moderators (</w:t>
-      </w:r>
-      <w:r>
-        <w:rPr>
-          <w:iCs/>
-          <w:i/>
-        </w:rPr>
-        <w:t xml:space="preserve">p</w:t>
-      </w:r>
-      <w:r>
-        <w:t xml:space="preserve">), the condition that applies here (Raudenbush &amp; Bryk, 2002, p. 39).</w:t>
-      </w:r>
-    </w:p>
-    <w:p>
-      <w:pPr>
-        <w:pStyle w:val="BodyText"/>
-      </w:pPr>
-      <w:r>
-        <w:rPr>
-          <w:bCs/>
-          <w:b/>
-        </w:rPr>
         <w:t xml:space="preserve">Effect-size transformation.</w:t>
       </w:r>
       <w:r>
@@ -5005,7 +5656,24 @@
         <w:t xml:space="preserve"> </w:t>
       </w:r>
       <w:r>
-        <w:t xml:space="preserve">= 0.5 × ln[(1+</w:t>
+        <w:t xml:space="preserve">= 0.5</w:t>
+      </w:r>
+      <w:r>
+        <w:t xml:space="preserve"> </w:t>
+      </w:r>
+      <m:oMath>
+        <m:r>
+          <m:rPr>
+            <m:sty m:val="p"/>
+          </m:rPr>
+          <m:t>×</m:t>
+        </m:r>
+      </m:oMath>
+      <w:r>
+        <w:t xml:space="preserve"> </w:t>
+      </w:r>
+      <w:r>
+        <w:t xml:space="preserve">ln[(1+</w:t>
       </w:r>
       <w:r>
         <w:rPr>
@@ -5041,7 +5709,18 @@
         <w:t xml:space="preserve"> </w:t>
       </w:r>
       <w:r>
-        <w:t xml:space="preserve">for interpretability. For regression β-derived</w:t>
+        <w:t xml:space="preserve">for interpretability. For regression</w:t>
+      </w:r>
+      <w:r>
+        <w:t xml:space="preserve"> </w:t>
+      </w:r>
+      <m:oMath>
+        <m:r>
+          <m:t>β</m:t>
+        </m:r>
+      </m:oMath>
+      <w:r>
+        <w:t xml:space="preserve">-derived</w:t>
       </w:r>
       <w:r>
         <w:t xml:space="preserve"> </w:t>
@@ -5579,15 +6258,25 @@
       <w:r>
         <w:t xml:space="preserve"> </w:t>
       </w:r>
-      <w:r>
-        <w:rPr>
-          <w:iCs/>
-          <w:i/>
-        </w:rPr>
-        <w:t xml:space="preserve">I</w:t>
-      </w:r>
-      <w:r>
-        <w:t xml:space="preserve">² in the conventional random-effects model.</w:t>
+      <m:oMath>
+        <m:sSup>
+          <m:e>
+            <m:r>
+              <m:t>I</m:t>
+            </m:r>
+          </m:e>
+          <m:sup>
+            <m:r>
+              <m:t>2</m:t>
+            </m:r>
+          </m:sup>
+        </m:sSup>
+      </m:oMath>
+      <w:r>
+        <w:t xml:space="preserve"> </w:t>
+      </w:r>
+      <w:r>
+        <w:t xml:space="preserve">in the conventional random-effects model.</w:t>
       </w:r>
     </w:p>
     <w:p>
@@ -5639,13 +6328,11 @@
       <w:r>
         <w:t xml:space="preserve"> </w:t>
       </w:r>
-      <w:r>
-        <w:rPr>
-          <w:iCs/>
-          <w:i/>
-        </w:rPr>
-        <w:t xml:space="preserve">β</w:t>
-      </w:r>
+      <m:oMath>
+        <m:r>
+          <m:t>β</m:t>
+        </m:r>
+      </m:oMath>
       <w:r>
         <w:t xml:space="preserve">_cDAI is assessed using a two-sided Wald</w:t>
       </w:r>
@@ -5912,8 +6599,13 @@
         <w:t xml:space="preserve"> </w:t>
       </w:r>
       <w:r>
-        <w:t xml:space="preserve">is estimated under both the conventional single-level random-effects model (ignoring within-study nesting) and the three-level model (accounting for it); substantive divergence (Δ</w:t>
-      </w:r>
+        <w:t xml:space="preserve">is estimated under both the conventional single-level random-effects model (ignoring within-study nesting) and the three-level model (accounting for it); substantive divergence (</w:t>
+      </w:r>
+      <m:oMath>
+        <m:r>
+          <m:t>Δ</m:t>
+        </m:r>
+      </m:oMath>
       <w:r>
         <w:rPr>
           <w:iCs/>
@@ -6051,8 +6743,19 @@
       <w:r>
         <w:t xml:space="preserve"> </w:t>
       </w:r>
-      <w:r>
-        <w:t xml:space="preserve">≈ 180) to test whether vintage effects (older studies averaging lower digital infrastructure environments) account for DPL phase findings independently of the theoretical mechanism.</w:t>
+      <m:oMath>
+        <m:r>
+          <m:rPr>
+            <m:sty m:val="p"/>
+          </m:rPr>
+          <m:t>≈</m:t>
+        </m:r>
+      </m:oMath>
+      <w:r>
+        <w:t xml:space="preserve"> </w:t>
+      </w:r>
+      <w:r>
+        <w:t xml:space="preserve">180) to test whether vintage effects (older studies averaging lower digital infrastructure environments) account for DPL phase findings independently of the theoretical mechanism.</w:t>
       </w:r>
     </w:p>
     <w:p>
@@ -6690,7 +7393,41 @@
         <w:t xml:space="preserve"> </w:t>
       </w:r>
       <w:r>
-        <w:t xml:space="preserve">Target threshold: κ ≥ 0.70 (Landis &amp; Koch, 1977) for all categorical moderators and ICC(2,1) ≥ 0.80 for cDAI. Final values to be reported after the 20% random subsample coding is complete. Protocol for resolving Regime II/III boundary disagreements: PI lookup of WGI Rule of Law vintage scores.</w:t>
+        <w:t xml:space="preserve">Target threshold: κ</w:t>
+      </w:r>
+      <w:r>
+        <w:t xml:space="preserve"> </w:t>
+      </w:r>
+      <m:oMath>
+        <m:r>
+          <m:rPr>
+            <m:sty m:val="p"/>
+          </m:rPr>
+          <m:t>≥</m:t>
+        </m:r>
+      </m:oMath>
+      <w:r>
+        <w:t xml:space="preserve"> </w:t>
+      </w:r>
+      <w:r>
+        <w:t xml:space="preserve">0.70 (Landis &amp; Koch, 1977) for all categorical moderators and ICC(2,1)</w:t>
+      </w:r>
+      <w:r>
+        <w:t xml:space="preserve"> </w:t>
+      </w:r>
+      <m:oMath>
+        <m:r>
+          <m:rPr>
+            <m:sty m:val="p"/>
+          </m:rPr>
+          <m:t>≥</m:t>
+        </m:r>
+      </m:oMath>
+      <w:r>
+        <w:t xml:space="preserve"> </w:t>
+      </w:r>
+      <w:r>
+        <w:t xml:space="preserve">0.80 for cDAI. Final values to be reported after the 20% random subsample coding is complete. Protocol for resolving Regime II/III boundary disagreements: PI lookup of WGI Rule of Law vintage scores.</w:t>
       </w:r>
     </w:p>
     <w:p>
@@ -8350,28 +9087,78 @@
       <w:r>
         <w:t xml:space="preserve"> </w:t>
       </w:r>
-      <w:r>
-        <w:rPr>
-          <w:iCs/>
-          <w:i/>
-        </w:rPr>
-        <w:t xml:space="preserve">I</w:t>
-      </w:r>
-      <w:r>
-        <w:t xml:space="preserve">²_(2) = 54.1%) is roughly six times the between-study contribution (Level 3,</w:t>
-      </w:r>
-      <w:r>
-        <w:t xml:space="preserve"> </w:t>
-      </w:r>
-      <w:r>
-        <w:rPr>
-          <w:iCs/>
-          <w:i/>
-        </w:rPr>
-        <w:t xml:space="preserve">I</w:t>
-      </w:r>
-      <w:r>
-        <w:t xml:space="preserve">²_(3) = 8.4%). Most unexplained heterogeneity therefore arises from analytic choices</w:t>
+      <m:oMath>
+        <m:sSubSup>
+          <m:e>
+            <m:r>
+              <m:t>I</m:t>
+            </m:r>
+          </m:e>
+          <m:sub>
+            <m:d>
+              <m:dPr>
+                <m:begChr m:val="("/>
+                <m:endChr m:val=")"/>
+                <m:sepChr m:val=""/>
+                <m:grow/>
+              </m:dPr>
+              <m:e>
+                <m:r>
+                  <m:t>2</m:t>
+                </m:r>
+              </m:e>
+            </m:d>
+          </m:sub>
+          <m:sup>
+            <m:r>
+              <m:t>2</m:t>
+            </m:r>
+          </m:sup>
+        </m:sSubSup>
+      </m:oMath>
+      <w:r>
+        <w:t xml:space="preserve"> </w:t>
+      </w:r>
+      <w:r>
+        <w:t xml:space="preserve">= 54.1%) is roughly six times the between-study contribution (Level 3,</w:t>
+      </w:r>
+      <w:r>
+        <w:t xml:space="preserve"> </w:t>
+      </w:r>
+      <m:oMath>
+        <m:sSubSup>
+          <m:e>
+            <m:r>
+              <m:t>I</m:t>
+            </m:r>
+          </m:e>
+          <m:sub>
+            <m:d>
+              <m:dPr>
+                <m:begChr m:val="("/>
+                <m:endChr m:val=")"/>
+                <m:sepChr m:val=""/>
+                <m:grow/>
+              </m:dPr>
+              <m:e>
+                <m:r>
+                  <m:t>3</m:t>
+                </m:r>
+              </m:e>
+            </m:d>
+          </m:sub>
+          <m:sup>
+            <m:r>
+              <m:t>2</m:t>
+            </m:r>
+          </m:sup>
+        </m:sSubSup>
+      </m:oMath>
+      <w:r>
+        <w:t xml:space="preserve"> </w:t>
+      </w:r>
+      <w:r>
+        <w:t xml:space="preserve">= 8.4%). Most unexplained heterogeneity therefore arises from analytic choices</w:t>
       </w:r>
       <w:r>
         <w:t xml:space="preserve"> </w:t>
@@ -8392,15 +9179,25 @@
       <w:r>
         <w:t xml:space="preserve"> </w:t>
       </w:r>
-      <w:r>
-        <w:rPr>
-          <w:iCs/>
-          <w:i/>
-        </w:rPr>
-        <w:t xml:space="preserve">I</w:t>
-      </w:r>
-      <w:r>
-        <w:t xml:space="preserve">² = 62.4%, well above the sampling-error floor, motivates the moderator analyses; however, as Sections 4.3–4.5 show, the coded country/time moderators leave the bulk of this within-study heterogeneity unresolved.</w:t>
+      <m:oMath>
+        <m:sSup>
+          <m:e>
+            <m:r>
+              <m:t>I</m:t>
+            </m:r>
+          </m:e>
+          <m:sup>
+            <m:r>
+              <m:t>2</m:t>
+            </m:r>
+          </m:sup>
+        </m:sSup>
+      </m:oMath>
+      <w:r>
+        <w:t xml:space="preserve"> </w:t>
+      </w:r>
+      <w:r>
+        <w:t xml:space="preserve">= 62.4%, well above the sampling-error floor, motivates the moderator analyses; however, as Sections 4.3–4.5 show, the coded country/time moderators leave the bulk of this within-study heterogeneity unresolved.</w:t>
       </w:r>
     </w:p>
     <w:bookmarkEnd w:id="44"/>
@@ -9830,7 +10627,24 @@
         <w:t xml:space="preserve"> </w:t>
       </w:r>
       <w:r>
-        <w:t xml:space="preserve">&lt; .001) but do not differ significantly from each other. The non-monotone ordering (Low &gt; Medium &lt; High) and small, non-significant contrasts fail to support the predicted positive linear gradient. The cDAI × DPL interaction cannot be reliably estimated in the current sample given the non-significant main moderation. H3 is not supported: country-level digital adoption (cDAI, measured via World Bank DAI / ITU Digital Development Index) does not significantly amplify the pooled I-P effect in this</w:t>
+        <w:t xml:space="preserve">&lt; .001) but do not differ significantly from each other. The non-monotone ordering (Low &gt; Medium &lt; High) and small, non-significant contrasts fail to support the predicted positive linear gradient. The cDAI</w:t>
+      </w:r>
+      <w:r>
+        <w:t xml:space="preserve"> </w:t>
+      </w:r>
+      <m:oMath>
+        <m:r>
+          <m:rPr>
+            <m:sty m:val="p"/>
+          </m:rPr>
+          <m:t>×</m:t>
+        </m:r>
+      </m:oMath>
+      <w:r>
+        <w:t xml:space="preserve"> </w:t>
+      </w:r>
+      <w:r>
+        <w:t xml:space="preserve">DPL interaction cannot be reliably estimated in the current sample given the non-significant main moderation. H3 is not supported: country-level digital adoption (cDAI, measured via World Bank DAI / ITU Digital Development Index) does not significantly amplify the pooled I-P effect in this</w:t>
       </w:r>
       <w:r>
         <w:t xml:space="preserve"> </w:t>
@@ -10544,7 +11358,21 @@
         <w:t xml:space="preserve"> </w:t>
       </w:r>
       <w:r>
-        <w:t xml:space="preserve">= .057), marginal and not significant at α = .05; the regression-based asymmetry signal is suggestive but inconclusive.</w:t>
+        <w:t xml:space="preserve">= .057), marginal and not significant at</w:t>
+      </w:r>
+      <w:r>
+        <w:t xml:space="preserve"> </w:t>
+      </w:r>
+      <m:oMath>
+        <m:r>
+          <m:t>α</m:t>
+        </m:r>
+      </m:oMath>
+      <w:r>
+        <w:t xml:space="preserve"> </w:t>
+      </w:r>
+      <w:r>
+        <w:t xml:space="preserve">= .05; the regression-based asymmetry signal is suggestive but inconclusive.</w:t>
       </w:r>
     </w:p>
     <w:p>
@@ -10562,7 +11390,32 @@
         <w:t xml:space="preserve"> </w:t>
       </w:r>
       <w:r>
-        <w:t xml:space="preserve">(Kendall’s τ): τ = −0.134,</w:t>
+        <w:t xml:space="preserve">(Kendall’s</w:t>
+      </w:r>
+      <w:r>
+        <w:t xml:space="preserve"> </w:t>
+      </w:r>
+      <m:oMath>
+        <m:r>
+          <m:t>τ</m:t>
+        </m:r>
+      </m:oMath>
+      <w:r>
+        <w:t xml:space="preserve">):</w:t>
+      </w:r>
+      <w:r>
+        <w:t xml:space="preserve"> </w:t>
+      </w:r>
+      <m:oMath>
+        <m:r>
+          <m:t>τ</m:t>
+        </m:r>
+      </m:oMath>
+      <w:r>
+        <w:t xml:space="preserve"> </w:t>
+      </w:r>
+      <w:r>
+        <w:t xml:space="preserve">= −0.134,</w:t>
       </w:r>
       <w:r>
         <w:t xml:space="preserve"> </w:t>
@@ -10638,7 +11491,7 @@
         <w:t xml:space="preserve"> </w:t>
       </w:r>
       <w:r>
-        <w:t xml:space="preserve">= 0.035 (95% CI [0.023, 0.048]), a conservative lower bound. The effect remains positive and significant but is substantially attenuated from the raw estimate (0.074 → 0.035).</w:t>
+        <w:t xml:space="preserve">= 0.035 (95% CI [0.023, 0.048]), a conservative lower bound. The effect remains positive and significant but is substantially attenuated from the raw estimate (0.074 to 0.035).</w:t>
       </w:r>
     </w:p>
     <w:p>
@@ -10756,15 +11609,25 @@
       <w:r>
         <w:t xml:space="preserve">= 0.074. Together with the substantial unexplained heterogeneity (</w:t>
       </w:r>
-      <w:r>
-        <w:rPr>
-          <w:iCs/>
-          <w:i/>
-        </w:rPr>
-        <w:t xml:space="preserve">I</w:t>
-      </w:r>
-      <w:r>
-        <w:t xml:space="preserve">² = 62.4%) and non-significant moderator tests (Sections 4.3–4.5), the publication bias evidence suggests that the apparent average I-P effect is upwardly inflated in the published literature. The true population effect may be closer to</w:t>
+      <m:oMath>
+        <m:sSup>
+          <m:e>
+            <m:r>
+              <m:t>I</m:t>
+            </m:r>
+          </m:e>
+          <m:sup>
+            <m:r>
+              <m:t>2</m:t>
+            </m:r>
+          </m:sup>
+        </m:sSup>
+      </m:oMath>
+      <w:r>
+        <w:t xml:space="preserve"> </w:t>
+      </w:r>
+      <w:r>
+        <w:t xml:space="preserve">= 62.4%) and non-significant moderator tests (Sections 4.3–4.5), the publication bias evidence suggests that the apparent average I-P effect is upwardly inflated in the published literature. The true population effect may be closer to</w:t>
       </w:r>
       <w:r>
         <w:t xml:space="preserve"> </w:t>
@@ -10779,8 +11642,19 @@
       <w:r>
         <w:t xml:space="preserve"> </w:t>
       </w:r>
-      <w:r>
-        <w:t xml:space="preserve">≈ 0.035.</w:t>
+      <m:oMath>
+        <m:r>
+          <m:rPr>
+            <m:sty m:val="p"/>
+          </m:rPr>
+          <m:t>≈</m:t>
+        </m:r>
+      </m:oMath>
+      <w:r>
+        <w:t xml:space="preserve"> </w:t>
+      </w:r>
+      <w:r>
+        <w:t xml:space="preserve">0.035.</w:t>
       </w:r>
     </w:p>
     <w:p>
@@ -12485,7 +13359,21 @@
         <w:t xml:space="preserve"> </w:t>
       </w:r>
       <w:r>
-        <w:t xml:space="preserve">= 58 imputed studies) and significant Begg’s τ (</w:t>
+        <w:t xml:space="preserve">= 58 imputed studies) and significant Begg’s</w:t>
+      </w:r>
+      <w:r>
+        <w:t xml:space="preserve"> </w:t>
+      </w:r>
+      <m:oMath>
+        <m:r>
+          <m:t>τ</m:t>
+        </m:r>
+      </m:oMath>
+      <w:r>
+        <w:t xml:space="preserve"> </w:t>
+      </w:r>
+      <w:r>
+        <w:t xml:space="preserve">(</w:t>
       </w:r>
       <w:r>
         <w:rPr>
@@ -12751,8 +13639,19 @@
       <w:r>
         <w:t xml:space="preserve"> </w:t>
       </w:r>
-      <w:r>
-        <w:t xml:space="preserve">≈ 5, wide CI) does not permit definitive conclusions about the</w:t>
+      <m:oMath>
+        <m:r>
+          <m:rPr>
+            <m:sty m:val="p"/>
+          </m:rPr>
+          <m:t>≈</m:t>
+        </m:r>
+      </m:oMath>
+      <w:r>
+        <w:t xml:space="preserve"> </w:t>
+      </w:r>
+      <w:r>
+        <w:t xml:space="preserve">5, wide CI) does not permit definitive conclusions about the</w:t>
       </w:r>
       <w:r>
         <w:t xml:space="preserve"> </w:t>
@@ -12770,7 +13669,35 @@
         <w:t xml:space="preserve"> </w:t>
       </w:r>
       <w:r>
-        <w:t xml:space="preserve">hypothesis, a targeted search for SIDS-focused primary studies (as specified in Appendix B) is required before meta-analytic SIDS effects are precise. (2) The cDAI × ICRV joint moderation (three-way interaction) is underpowered in the current dataset (</w:t>
+        <w:t xml:space="preserve">hypothesis, a targeted search for SIDS-focused primary studies (as specified in Appendix B) is required before meta-analytic SIDS effects are precise. (2) The c</w:t>
+      </w:r>
+      <m:oMath>
+        <m:r>
+          <m:rPr>
+            <m:nor/>
+            <m:sty m:val="p"/>
+          </m:rPr>
+          <m:t>DAI</m:t>
+        </m:r>
+        <m:r>
+          <m:rPr>
+            <m:sty m:val="p"/>
+          </m:rPr>
+          <m:t>×</m:t>
+        </m:r>
+        <m:r>
+          <m:rPr>
+            <m:nor/>
+            <m:sty m:val="p"/>
+          </m:rPr>
+          <m:t>ICRV</m:t>
+        </m:r>
+      </m:oMath>
+      <w:r>
+        <w:t xml:space="preserve"> </w:t>
+      </w:r>
+      <w:r>
+        <w:t xml:space="preserve">joint moderation (three-way interaction) is underpowered in the current dataset (</w:t>
       </w:r>
       <w:r>
         <w:rPr>
@@ -12908,15 +13835,34 @@
       <w:r>
         <w:t xml:space="preserve"> </w:t>
       </w:r>
-      <w:r>
-        <w:rPr>
-          <w:iCs/>
-          <w:i/>
-        </w:rPr>
-        <w:t xml:space="preserve">I</w:t>
-      </w:r>
-      <w:r>
-        <w:t xml:space="preserve">²_total = 62.4%) confirms a small but consistent positive I-P relationship globally, robust across seven sensitivity checks.</w:t>
+      <m:oMath>
+        <m:sSubSup>
+          <m:e>
+            <m:r>
+              <m:t>I</m:t>
+            </m:r>
+          </m:e>
+          <m:sub>
+            <m:r>
+              <m:rPr>
+                <m:nor/>
+                <m:sty m:val="p"/>
+              </m:rPr>
+              <m:t>total</m:t>
+            </m:r>
+          </m:sub>
+          <m:sup>
+            <m:r>
+              <m:t>2</m:t>
+            </m:r>
+          </m:sup>
+        </m:sSubSup>
+      </m:oMath>
+      <w:r>
+        <w:t xml:space="preserve"> </w:t>
+      </w:r>
+      <w:r>
+        <w:t xml:space="preserve">= 62.4%) confirms a small but consistent positive I-P relationship globally, robust across seven sensitivity checks.</w:t>
       </w:r>
     </w:p>
     <w:p>
@@ -13124,18 +14070,39 @@
       <w:r>
         <w:t xml:space="preserve"> </w:t>
       </w:r>
-      <w:r>
-        <w:t xml:space="preserve">≈ 0.035 than the oft-cited figures in the 0.07–0.10 range. The heterogeneity puzzle (</w:t>
-      </w:r>
-      <w:r>
-        <w:rPr>
-          <w:iCs/>
-          <w:i/>
-        </w:rPr>
-        <w:t xml:space="preserve">I</w:t>
-      </w:r>
-      <w:r>
-        <w:t xml:space="preserve">² = 62.4%) remains largely unresolved, and is dominated by within-study variance (Level 2, 54.1%) rather than between-study differences (Level 3, 8.4%), suggesting that methodological choices within papers, effect-size operationalization, sample windows, controls, contribute far more to heterogeneity than cross-country institutional differences.</w:t>
+      <m:oMath>
+        <m:r>
+          <m:rPr>
+            <m:sty m:val="p"/>
+          </m:rPr>
+          <m:t>≈</m:t>
+        </m:r>
+      </m:oMath>
+      <w:r>
+        <w:t xml:space="preserve"> </w:t>
+      </w:r>
+      <w:r>
+        <w:t xml:space="preserve">0.035 than the oft-cited figures in the 0.07–0.10 range. The heterogeneity puzzle (</w:t>
+      </w:r>
+      <m:oMath>
+        <m:sSup>
+          <m:e>
+            <m:r>
+              <m:t>I</m:t>
+            </m:r>
+          </m:e>
+          <m:sup>
+            <m:r>
+              <m:t>2</m:t>
+            </m:r>
+          </m:sup>
+        </m:sSup>
+      </m:oMath>
+      <w:r>
+        <w:t xml:space="preserve"> </w:t>
+      </w:r>
+      <w:r>
+        <w:t xml:space="preserve">= 62.4%) remains largely unresolved, and is dominated by within-study variance (Level 2, 54.1%) rather than between-study differences (Level 3, 8.4%), suggesting that methodological choices within papers, effect-size operationalization, sample windows, controls, contribute far more to heterogeneity than cross-country institutional differences.</w:t>
       </w:r>
     </w:p>
     <w:p>
@@ -13337,8 +14304,19 @@
       <w:r>
         <w:t xml:space="preserve"> </w:t>
       </w:r>
-      <w:r>
-        <w:t xml:space="preserve">≥ 400 corpus. Third, the substantial publication bias finding (</w:t>
+      <m:oMath>
+        <m:r>
+          <m:rPr>
+            <m:sty m:val="p"/>
+          </m:rPr>
+          <m:t>≥</m:t>
+        </m:r>
+      </m:oMath>
+      <w:r>
+        <w:t xml:space="preserve"> </w:t>
+      </w:r>
+      <w:r>
+        <w:t xml:space="preserve">400 corpus. Third, the substantial publication bias finding (</w:t>
       </w:r>
       <w:r>
         <w:rPr>
@@ -14590,7 +15568,41 @@
         <w:br/>
       </w:r>
       <w:r>
-        <w:t xml:space="preserve">Follows PRISMA 2020 (Page et al., 2021). Numbers marked ✓ are confirmed. Path A (analyzed corpus): supplementary records screened ≈ 497 (backward citation scan of anchor meta-analyses ≈ 478 + hand-search n = 19) → included k = 238, K = 288. Path B (expansion, in progress) is detailed below.</w:t>
+        <w:t xml:space="preserve">Follows PRISMA 2020 (Page et al., 2021). Numbers marked ✓ are confirmed. Path A (analyzed corpus): supplementary records screened</w:t>
+      </w:r>
+      <w:r>
+        <w:t xml:space="preserve"> </w:t>
+      </w:r>
+      <m:oMath>
+        <m:r>
+          <m:rPr>
+            <m:sty m:val="p"/>
+          </m:rPr>
+          <m:t>≈</m:t>
+        </m:r>
+      </m:oMath>
+      <w:r>
+        <w:t xml:space="preserve"> </w:t>
+      </w:r>
+      <w:r>
+        <w:t xml:space="preserve">497 (backward citation scan of anchor meta-analyses</w:t>
+      </w:r>
+      <w:r>
+        <w:t xml:space="preserve"> </w:t>
+      </w:r>
+      <m:oMath>
+        <m:r>
+          <m:rPr>
+            <m:sty m:val="p"/>
+          </m:rPr>
+          <m:t>≈</m:t>
+        </m:r>
+      </m:oMath>
+      <w:r>
+        <w:t xml:space="preserve"> </w:t>
+      </w:r>
+      <w:r>
+        <w:t xml:space="preserve">478 + hand-search n = 19) to included k = 238, K = 288. Path B (expansion, in progress) is detailed below.</w:t>
       </w:r>
     </w:p>
     <w:p>
@@ -14667,7 +15679,7 @@
         <w:rPr>
           <w:rStyle w:val="VerbatimChar"/>
         </w:rPr>
-        <w:t xml:space="preserve">After cross-database deduplication (DOI-exact + title-fuzzy ≥85%):</w:t>
+        <w:t xml:space="preserve">After cross-database deduplication (DOI-exact + title-fuzzy $\geq$85%):</w:t>
       </w:r>
       <w:r>
         <w:br/>
@@ -14742,7 +15754,7 @@
         <w:rPr>
           <w:rStyle w:val="VerbatimChar"/>
         </w:rPr>
-        <w:t xml:space="preserve">  Backward citation scan (5 anchor meta-analyses):  n ≈ 478 screened</w:t>
+        <w:t xml:space="preserve">  Backward citation scan (5 anchor meta-analyses):  n $\approx$ 478 screened</w:t>
       </w:r>
       <w:r>
         <w:br/>
@@ -14769,7 +15781,7 @@
         <w:rPr>
           <w:rStyle w:val="VerbatimChar"/>
         </w:rPr>
-        <w:t xml:space="preserve">  Total records identified:                         N = 3,263 (databases) + ≈497 (supplementary) ✓</w:t>
+        <w:t xml:space="preserve">  Total records identified:                         N = 3,263 (databases) + $\approx$497 (supplementary) ✓</w:t>
       </w:r>
       <w:r>
         <w:br/>
@@ -14817,7 +15829,7 @@
         <w:rPr>
           <w:rStyle w:val="VerbatimChar"/>
         </w:rPr>
-        <w:t xml:space="preserve">    - No internationalization × performance signal  : n ≈ 1,200</w:t>
+        <w:t xml:space="preserve">    - No internationalization $\times$ performance signal  : n $\approx$ 1,200</w:t>
       </w:r>
       <w:r>
         <w:br/>
@@ -14826,7 +15838,7 @@
         <w:rPr>
           <w:rStyle w:val="VerbatimChar"/>
         </w:rPr>
-        <w:t xml:space="preserve">    - Systematic reviews / meta-analyses            : n ≈   97</w:t>
+        <w:t xml:space="preserve">    - Systematic reviews / meta-analyses            : n $\approx$   97</w:t>
       </w:r>
       <w:r>
         <w:br/>
@@ -14835,7 +15847,7 @@
         <w:rPr>
           <w:rStyle w:val="VerbatimChar"/>
         </w:rPr>
-        <w:t xml:space="preserve">    - Qualitative / conceptual / medical            : n ≈  100</w:t>
+        <w:t xml:space="preserve">    - Qualitative / conceptual / medical            : n $\approx$  100</w:t>
       </w:r>
       <w:r>
         <w:br/>
@@ -14985,7 +15997,7 @@
         <w:rPr>
           <w:rStyle w:val="VerbatimChar"/>
         </w:rPr>
-        <w:t xml:space="preserve">      Duplicates of existing database:               n =     6  → excluded</w:t>
+        <w:t xml:space="preserve">      Duplicates of existing database:               n =     6 to excluded</w:t>
       </w:r>
       <w:r>
         <w:br/>
@@ -15345,7 +16357,7 @@
         <w:rPr>
           <w:rStyle w:val="VerbatimChar"/>
         </w:rPr>
-        <w:t xml:space="preserve">  Extraction pre-screen — Round 9 (worklist v11→v12, 19/05/2026,</w:t>
+        <w:t xml:space="preserve">  Extraction pre-screen — Round 9 (worklist v11 to v12, 19/05/2026,</w:t>
       </w:r>
       <w:r>
         <w:br/>
@@ -16532,7 +17544,30 @@
         <w:t xml:space="preserve"> </w:t>
       </w:r>
       <w:r>
-        <w:t xml:space="preserve">Lower total I² in the three-level model (62.4% vs. 87.92%) reflects the expanded</w:t>
+        <w:t xml:space="preserve">Lower total</w:t>
+      </w:r>
+      <w:r>
+        <w:t xml:space="preserve"> </w:t>
+      </w:r>
+      <m:oMath>
+        <m:sSup>
+          <m:e>
+            <m:r>
+              <m:t>I</m:t>
+            </m:r>
+          </m:e>
+          <m:sup>
+            <m:r>
+              <m:t>2</m:t>
+            </m:r>
+          </m:sup>
+        </m:sSup>
+      </m:oMath>
+      <w:r>
+        <w:t xml:space="preserve"> </w:t>
+      </w:r>
+      <w:r>
+        <w:t xml:space="preserve">in the three-level model (62.4% vs. 87.92%) reflects the expanded</w:t>
       </w:r>
       <w:r>
         <w:t xml:space="preserve"> </w:t>
@@ -16567,7 +17602,36 @@
           <w:iCs/>
           <w:i/>
         </w:rPr>
-        <w:t xml:space="preserve">Word count (excluding tables, references, appendices): ≈ 6,900 words</w:t>
+        <w:t xml:space="preserve">Word count (excluding tables, references, appendices):</w:t>
+      </w:r>
+      <w:r>
+        <w:rPr>
+          <w:iCs/>
+          <w:i/>
+        </w:rPr>
+        <w:t xml:space="preserve"> </w:t>
+      </w:r>
+      <m:oMath>
+        <m:r>
+          <m:rPr>
+            <m:sty m:val="p"/>
+          </m:rPr>
+          <m:t>≈</m:t>
+        </m:r>
+      </m:oMath>
+      <w:r>
+        <w:rPr>
+          <w:iCs/>
+          <w:i/>
+        </w:rPr>
+        <w:t xml:space="preserve"> </w:t>
+      </w:r>
+      <w:r>
+        <w:rPr>
+          <w:iCs/>
+          <w:i/>
+        </w:rPr>
+        <w:t xml:space="preserve">6,900 words</w:t>
       </w:r>
       <w:r>
         <w:t xml:space="preserve"> </w:t>

--- a/dist/manuscripts/en/p6_meta_en_clean.docx
+++ b/dist/manuscripts/en/p6_meta_en_clean.docx
@@ -88,24 +88,7 @@
         <w:pStyle w:val="FirstParagraph"/>
       </w:pPr>
       <w:r>
-        <w:t xml:space="preserve">This study reports the first three-level meta-analytic regression analysis (MARA) of the internationalization–performance (I-P) relationship to test whether country-level digital adoption (cDAI), institutional context regime (ICRV), and Digital Paradox Lifecycle (DPL) phase moderate it. Following PRISMA 2020, a systematic review combining backward and forward citation tracking of five anchor meta-analyses with hand-search assembles an analyzed corpus of k = 238 studies and K = 288 effect sizes from 49 economies; a Web of Science and Scopus database search (1977–2026) was additionally conducted to scope a pre-registered expansion whose full-text extraction is ongoing. Three-level MARA decomposes within- and between-study heterogeneity using metafor, under OSF pre-registration with a pre-specified inter-coder reliability threshold of κ</w:t>
-      </w:r>
-      <w:r>
-        <w:t xml:space="preserve"> </w:t>
-      </w:r>
-      <m:oMath>
-        <m:r>
-          <m:rPr>
-            <m:sty m:val="p"/>
-          </m:rPr>
-          <m:t>≥</m:t>
-        </m:r>
-      </m:oMath>
-      <w:r>
-        <w:t xml:space="preserve"> </w:t>
-      </w:r>
-      <w:r>
-        <w:t xml:space="preserve">0.70. The baseline pooled effect is r = .074 (95% CI [.060, .088], p &lt; .001;</w:t>
+        <w:t xml:space="preserve">This study reports the first three-level meta-analytic regression analysis (MARA) of the internationalization–performance (I-P) relationship to test whether country-level digital adoption (cDAI), institutional context regime (ICRV), and Digital Paradox Lifecycle (DPL) phase moderate it. Following PRISMA 2020, a systematic review combining backward and forward citation tracking of five anchor meta-analyses with hand-search assembles an analyzed corpus of k = 238 studies and K = 288 effect sizes from 49 economies; a Web of Science and Scopus database search (1977–2026) was additionally conducted to scope a pre-registered expansion whose full-text extraction is ongoing. Three-level MARA decomposes within- and between-study heterogeneity using metafor, under OSF pre-registration of the hypotheses and analysis plan. The baseline pooled effect is r = .074 (95% CI [.060, .088], p &lt; .001;</w:t>
       </w:r>
       <w:r>
         <w:t xml:space="preserve"> </w:t>
@@ -128,7 +111,7 @@
         <w:t xml:space="preserve"> </w:t>
       </w:r>
       <w:r>
-        <w:t xml:space="preserve">= 62.4%). The hypothesized moderators show limited support: the full-sample ICRV omnibus is significant (Q_M = 17.35, df = 4, p = .002) but is not robust, a drop-Frontier sensitivity test on the four well-populated regimes reduces it to non-significance (Q_M = 1.49, p = .68), while cDAI and DPL moderation are non-significant throughout. The most consequential result is substantial publication bias: trim-and-fill imputes k = 58 missing studies, cutting the pooled effect to r = .035 (95% CI [.023, .048]), an implied ~53% attenuation (Begg p &lt; .001; Egger p = .057). These findings reframe the heterogeneity puzzle: unexplained variance in I-P may reflect publication-side selection more than institutional or digital contingencies, calling for pre-registered replication with larger between-regime samples.</w:t>
+        <w:t xml:space="preserve">= 87.8%). The hypothesized moderators show limited support: the full-sample ICRV omnibus is significant (Q_M = 17.35, df = 4, p = .002) but is not robust, a drop-Frontier sensitivity test on the four well-populated regimes reduces it to non-significance (Q_M = 1.49, p = .68), while cDAI and DPL moderation are non-significant throughout. The most consequential result is substantial publication bias: trim-and-fill imputes k = 58 missing studies, cutting the pooled effect to r = .035 (95% CI [.023, .048]), an implied ~53% attenuation (Begg p &lt; .001; Egger p = .057). These findings reframe the heterogeneity puzzle: unexplained variance in I-P may reflect publication-side selection more than institutional or digital contingencies, calling for pre-registered replication with larger between-regime samples.</w:t>
       </w:r>
     </w:p>
     <w:p>
@@ -798,7 +781,7 @@
         <w:t xml:space="preserve"> </w:t>
       </w:r>
       <w:r>
-        <w:t xml:space="preserve">= 62.4%) remains unresolved by the tested moderators, suggesting that future research should test alternative theoretical contingencies or that between-study heterogeneity is dominated by within-paper variance (Level 2, 54.1%) rather than between-country differences (Level 3, 8.4%).</w:t>
+        <w:t xml:space="preserve">= 87.8%) remains unresolved by the tested moderators, suggesting that future research should test alternative theoretical contingencies or that between-study heterogeneity is dominated by within-paper variance (Level 2, 76.1%) rather than between-country differences (Level 3, 11.8%).</w:t>
       </w:r>
     </w:p>
     <w:p>
@@ -1743,7 +1726,20 @@
         <w:t xml:space="preserve">r̄</w:t>
       </w:r>
       <w:r>
-        <w:t xml:space="preserve">_adj &gt; 0); (H4c) Orwin’s (1983) fail-safe N is expected to substantially exceed the threshold of 2,000 studies required to reduce the pooled effect to a negligible level, confirming that the positive I-P effect is not an artifact of publication bias alone.</w:t>
+        <w:t xml:space="preserve">_adj &gt; 0); (H4c) the fail-safe N is expected to substantially exceed Rosenthal’s (1991) tolerance criterion of 5</w:t>
+      </w:r>
+      <w:r>
+        <w:rPr>
+          <w:iCs/>
+          <w:i/>
+        </w:rPr>
+        <w:t xml:space="preserve">k</w:t>
+      </w:r>
+      <w:r>
+        <w:t xml:space="preserve"> </w:t>
+      </w:r>
+      <w:r>
+        <w:t xml:space="preserve">+ 10 (here 1,200), confirming that the positive I-P effect is not an artifact of publication bias alone.</w:t>
       </w:r>
     </w:p>
     <w:bookmarkEnd w:id="26"/>
@@ -1906,7 +1902,7 @@
           <w:iCs/>
           <w:i/>
         </w:rPr>
-        <w:t xml:space="preserve">(2) = 54.1%) within between-study heterogeneity (between-study</w:t>
+        <w:t xml:space="preserve">(2) = 76.1%) within between-study heterogeneity (between-study</w:t>
       </w:r>
       <w:r>
         <w:rPr>
@@ -1980,7 +1976,7 @@
         </m:sSup>
       </m:oMath>
       <w:r>
-        <w:t xml:space="preserve">(3) = 8.4%); total</w:t>
+        <w:t xml:space="preserve">(3) = 11.8%); total</w:t>
       </w:r>
       <w:r>
         <w:t xml:space="preserve"> </w:t>
@@ -2003,7 +1999,7 @@
         <w:t xml:space="preserve"> </w:t>
       </w:r>
       <w:r>
-        <w:t xml:space="preserve">= 62.4%. Publication bias (H4 confirmed): Egger’s b = 0.475 (SE = 0.250, p = .057), Begg’s</w:t>
+        <w:t xml:space="preserve">= 87.8%. Publication bias (H4 confirmed): Egger’s b = 0.475 (SE = 0.250, p = .057), Begg’s</w:t>
       </w:r>
       <w:r>
         <w:t xml:space="preserve"> </w:t>
@@ -2343,7 +2339,47 @@
         <w:t xml:space="preserve"> </w:t>
       </w:r>
       <w:r>
-        <w:t xml:space="preserve">Three operational refinements were made after registration and are disclosed here for transparency; none alters the registered hypotheses, the primary three-level model, or the analysis plan. First, the ICRV moderator was re-specified from the registered six-level ordinal scheme to the WGI Rule-of-Law-anchored coding reported in Section 2 (Codes I, II, III, FR, SIDS), and a multi-country category (MX) was added for pooled samples spanning two or more regimes with no single modal-country regime contributing at least 60% of the sample; the registered protocol had instead folded multi-country studies into the emerging-market code. Second, the DPL moderator was re-specified from the registered publication-year bins (pre-2000 / 2000–2009 / 2010–2026) to the data-period Precede/Span/Follow construct anchored on the 2009 digital-productivity inflection point (Section 2.3), which more directly operationalises the underlying J-curve logic. Third, publication-bias diagnostics, planned in the registration as a robustness analysis, are reported as a labelled hypothesis (H4) because the magnitude of the trim-and-fill adjustment became a primary finding. The extraction codebook accompanying the data (v1.1) documents the coding actually applied; the registered v1.0 scheme remains in the frozen OSF record.</w:t>
+        <w:t xml:space="preserve">Four operational refinements were made after registration and are disclosed here for transparency; none alters the registered hypotheses, the primary three-level model, or the analysis plan. First, the ICRV moderator was re-specified from the registered six-level ordinal scheme to the WGI Rule-of-Law-anchored coding reported in Section 2 (Codes I, II, III, FR, SIDS), and a multi-country category (MX) was added for pooled samples spanning two or more regimes with no single modal-country regime contributing at least 60% of the sample; the registered protocol had instead folded multi-country studies into the emerging-market code. Second, the DPL moderator was re-specified from the registered publication-year bins (pre-2000 / 2000–2009 / 2010–2026) to the data-period Precede/Span/Follow construct anchored on the 2009 digital-productivity inflection point (Section 2.3), which more directly operationalises the underlying J-curve logic. Third, publication-bias diagnostics, planned in the registration as a robustness analysis, are reported as a labelled hypothesis (H4) because the magnitude of the trim-and-fill adjustment became a primary finding. Fourth, the registered inter-coder reliability protocol (Section 8.3 of the registration: a 20% double-coded subsample with Cohen’s</w:t>
+      </w:r>
+      <w:r>
+        <w:t xml:space="preserve"> </w:t>
+      </w:r>
+      <m:oMath>
+        <m:r>
+          <m:t>κ</m:t>
+        </m:r>
+        <m:r>
+          <m:rPr>
+            <m:sty m:val="p"/>
+          </m:rPr>
+          <m:t>≥</m:t>
+        </m:r>
+        <m:r>
+          <m:t>0.70</m:t>
+        </m:r>
+      </m:oMath>
+      <w:r>
+        <w:t xml:space="preserve"> </w:t>
+      </w:r>
+      <w:r>
+        <w:t xml:space="preserve">and ICC</w:t>
+      </w:r>
+      <w:r>
+        <w:t xml:space="preserve"> </w:t>
+      </w:r>
+      <m:oMath>
+        <m:r>
+          <m:rPr>
+            <m:sty m:val="p"/>
+          </m:rPr>
+          <m:t>≥</m:t>
+        </m:r>
+        <m:r>
+          <m:t>0.80</m:t>
+        </m:r>
+      </m:oMath>
+      <w:r>
+        <w:t xml:space="preserve">) was not executed as registered: a second independent coder was not available, so extraction and moderator coding were performed by a single coder (the first author). Consequently, no inter-coder reliability statistics are reported; coding quality was instead supported by pilot calibration and double-entry verification (Section 3.3.2), and a dual-coded reliability check is a stated priority for the planned formal-search expansion. The extraction codebook accompanying the data (v1.1) documents the coding actually applied; the registered v1.0 scheme remains in the frozen OSF record.</w:t>
       </w:r>
     </w:p>
     <w:bookmarkEnd w:id="32"/>
@@ -2895,10 +2931,24 @@
         <w:t xml:space="preserve"> </w:t>
       </w:r>
       <w:r>
-        <w:t xml:space="preserve">= 3,263. After cross-database deduplication (DOI-exact + title-fuzzy $</w:t>
-      </w:r>
-      <w:r>
-        <w:t xml:space="preserve">$85%):</w:t>
+        <w:t xml:space="preserve">= 3,263. After cross-database deduplication (DOI-exact + title-fuzzy</w:t>
+      </w:r>
+      <w:r>
+        <w:t xml:space="preserve"> </w:t>
+      </w:r>
+      <m:oMath>
+        <m:r>
+          <m:rPr>
+            <m:sty m:val="p"/>
+          </m:rPr>
+          <m:t>≥</m:t>
+        </m:r>
+      </m:oMath>
+      <w:r>
+        <w:t xml:space="preserve"> </w:t>
+      </w:r>
+      <w:r>
+        <w:t xml:space="preserve">85%):</w:t>
       </w:r>
       <w:r>
         <w:t xml:space="preserve"> </w:t>
@@ -4125,17 +4175,17 @@
         <w:pStyle w:val="BodyText"/>
       </w:pPr>
       <w:r>
-        <w:t xml:space="preserve">All extracted and coded records were entered into the permanent study database and subject to double-entry verification as part of the inter-coder reliability protocol described in Section 3.3.2.</w:t>
+        <w:t xml:space="preserve">All extracted and coded records were entered into the permanent study database and subject to the double-entry verification described in Section 3.3.2.</w:t>
       </w:r>
     </w:p>
     <w:bookmarkEnd w:id="34"/>
-    <w:bookmarkStart w:id="35" w:name="inter-coder-reliability-assessment"/>
+    <w:bookmarkStart w:id="35" w:name="coding-quality-and-verification"/>
     <w:p>
       <w:pPr>
         <w:pStyle w:val="Heading4"/>
       </w:pPr>
       <w:r>
-        <w:t xml:space="preserve">3.3.2 Inter-Coder Reliability Assessment</w:t>
+        <w:t xml:space="preserve">3.3.2 Coding Quality and Verification</w:t>
       </w:r>
     </w:p>
     <w:p>
@@ -4143,68 +4193,141 @@
         <w:pStyle w:val="FirstParagraph"/>
       </w:pPr>
       <w:r>
-        <w:t xml:space="preserve">The inter-coder reliability (ICR) protocol followed a three-stage design. In</w:t>
-      </w:r>
-      <w:r>
-        <w:t xml:space="preserve"> </w:t>
-      </w:r>
+        <w:t xml:space="preserve">All effect-size extraction and moderator coding were performed by a single coder (the first author) against the full Appendix B coding protocol. To support coding quality, the protocol was first calibrated on a pilot set of 10 studies, with ambiguous decision rules refined and documented before full extraction proceeded. Every extracted record was then subject to double-entry verification: numeric effect-size inputs (</w:t>
+      </w:r>
+      <w:r>
+        <w:rPr>
+          <w:iCs/>
+          <w:i/>
+        </w:rPr>
+        <w:t xml:space="preserve">r</w:t>
+      </w:r>
+      <w:r>
+        <w:t xml:space="preserve">,</w:t>
+      </w:r>
+      <w:r>
+        <w:t xml:space="preserve"> </w:t>
+      </w:r>
+      <w:r>
+        <w:rPr>
+          <w:iCs/>
+          <w:i/>
+        </w:rPr>
+        <w:t xml:space="preserve">n</w:t>
+      </w:r>
+      <w:r>
+        <w:t xml:space="preserve">) and categorical moderator codes were re-entered and reconciled against the source PDF to detect transcription errors. Moderator assignments anchored in external reference tables, ICRV regime (WGI Rule of Law lookup), cDAI (World Bank/ITU indices), and DPL phase (median data year), are mechanically reproducible from the documented source values, allowing independent verification of those codes.</w:t>
+      </w:r>
+    </w:p>
+    <w:p>
+      <w:pPr>
+        <w:pStyle w:val="BodyText"/>
+      </w:pPr>
+      <w:r>
+        <w:t xml:space="preserve">Because extraction was performed by a single coder, formal inter-coder reliability statistics (Cohen’s</w:t>
+      </w:r>
+      <w:r>
+        <w:t xml:space="preserve"> </w:t>
+      </w:r>
+      <m:oMath>
+        <m:r>
+          <m:t>κ</m:t>
+        </m:r>
+      </m:oMath>
+      <w:r>
+        <w:t xml:space="preserve">) are not reported; this single-coder constraint is acknowledged in the Limitations (Section 5), and a dual-coded reliability check is a stated priority for the planned formal-search expansion.</w:t>
+      </w:r>
+    </w:p>
+    <w:bookmarkEnd w:id="35"/>
+    <w:bookmarkStart w:id="36" w:name="study-level-risk-of-bias"/>
+    <w:p>
+      <w:pPr>
+        <w:pStyle w:val="Heading4"/>
+      </w:pPr>
+      <w:r>
+        <w:t xml:space="preserve">3.3.3 Study-Level Risk of Bias</w:t>
+      </w:r>
+    </w:p>
+    <w:p>
+      <w:pPr>
+        <w:pStyle w:val="FirstParagraph"/>
+      </w:pPr>
+      <w:r>
+        <w:t xml:space="preserve">Consistent with established practice in internationalization–performance meta-analysis (Bausch &amp; Krist, 2007; Marano et al., 2016), no formal study-level risk-of-bias instrument (e.g., RoB 2, ROBINS-I) was applied to individual primary studies. The I-P corpus is composed exclusively of peer-reviewed observational survey studies; the threats most relevant to this literature, publication bias, omitted-variable bias, and measurement heterogeneity in the DOI operationalization, are addressed at the synthesis level rather than the study level. Publication bias is assessed via Egger’s regression test, Begg and Mazumdar’s (1994) rank-correlation test, and Duval and Tweedie’s (2000) trim-and-fill procedure (Section 3.6). Measurement heterogeneity is addressed through moderator coding of DOI type (FSTS, FATA, entropy, count) and performance type, and through the three-level model’s explicit decomposition of within-study variance attributable to multiple specifications per study.</w:t>
+      </w:r>
+    </w:p>
+    <w:bookmarkEnd w:id="36"/>
+    <w:bookmarkEnd w:id="37"/>
+    <w:bookmarkStart w:id="38" w:name="moderator-coding-protocol"/>
+    <w:p>
+      <w:pPr>
+        <w:pStyle w:val="Heading3"/>
+      </w:pPr>
+      <w:r>
+        <w:t xml:space="preserve">3.4 Moderator Coding Protocol</w:t>
+      </w:r>
+    </w:p>
+    <w:p>
+      <w:pPr>
+        <w:pStyle w:val="FirstParagraph"/>
+      </w:pPr>
+      <w:r>
+        <w:t xml:space="preserve">Seven moderators were coded for each effect size: four standard moderators replicated from prior I-P meta-analyses (Marano et al., 2016) and three novel moderators introduced in the present study.</w:t>
+      </w:r>
+    </w:p>
+    <w:p>
+      <w:pPr>
+        <w:pStyle w:val="BodyText"/>
+      </w:pPr>
       <w:r>
         <w:rPr>
           <w:bCs/>
           <w:b/>
         </w:rPr>
-        <w:t xml:space="preserve">Stage 1</w:t>
-      </w:r>
-      <w:r>
-        <w:t xml:space="preserve"> </w:t>
-      </w:r>
-      <w:r>
-        <w:t xml:space="preserve">(calibration), both coders independently coded a pilot set of 10 studies using the full Appendix B coding protocol; discrepancies were discussed and the protocol was refined before proceeding. In</w:t>
-      </w:r>
-      <w:r>
-        <w:t xml:space="preserve"> </w:t>
-      </w:r>
-      <w:r>
-        <w:rPr>
-          <w:bCs/>
-          <w:b/>
-        </w:rPr>
-        <w:t xml:space="preserve">Stage 2</w:t>
-      </w:r>
-      <w:r>
-        <w:t xml:space="preserve"> </w:t>
-      </w:r>
-      <w:r>
-        <w:t xml:space="preserve">(independent coding), both coders independently coded a 20% stratified random subsample of the final study corpus (</w:t>
-      </w:r>
-      <w:r>
-        <w:rPr>
-          <w:iCs/>
-          <w:i/>
-        </w:rPr>
-        <w:t xml:space="preserve">k</w:t>
-      </w:r>
-      <w:r>
-        <w:t xml:space="preserve"> </w:t>
-      </w:r>
-      <w:r>
-        <w:t xml:space="preserve">= 47 studies), sampled to ensure representation across ICRV regime, DPL phase, and DOI measure type. In</w:t>
-      </w:r>
-      <w:r>
-        <w:t xml:space="preserve"> </w:t>
-      </w:r>
-      <w:r>
-        <w:rPr>
-          <w:bCs/>
-          <w:b/>
-        </w:rPr>
-        <w:t xml:space="preserve">Stage 3</w:t>
-      </w:r>
-      <w:r>
-        <w:t xml:space="preserve"> </w:t>
-      </w:r>
-      <w:r>
-        <w:t xml:space="preserve">(adjudication), discrepancies were resolved by the PI following a predetermined rule: for categorical moderators, the adjudicator’s decision was final; for continuous cDAI scores, the mean of the two coders’ values was used when ICC(2,1)</w:t>
+        <w:t xml:space="preserve">Standard moderators</w:t>
+      </w:r>
+      <w:r>
+        <w:t xml:space="preserve"> </w:t>
+      </w:r>
+      <w:r>
+        <w:t xml:space="preserve">(4):</w:t>
+      </w:r>
+      <w:r>
+        <w:t xml:space="preserve"> </w:t>
+      </w:r>
+      <w:r>
+        <w:t xml:space="preserve">1.</w:t>
+      </w:r>
+      <w:r>
+        <w:t xml:space="preserve"> </w:t>
+      </w:r>
+      <w:r>
+        <w:rPr>
+          <w:iCs/>
+          <w:i/>
+        </w:rPr>
+        <w:t xml:space="preserve">Country of origin</w:t>
+      </w:r>
+      <w:r>
+        <w:t xml:space="preserve">, ISO 3166-1 alpha-3 code; multi-country studies coded as</w:t>
+      </w:r>
+      <w:r>
+        <w:t xml:space="preserve"> </w:t>
+      </w:r>
+      <w:r>
+        <w:t xml:space="preserve">“</w:t>
+      </w:r>
+      <w:r>
+        <w:t xml:space="preserve">pooled</w:t>
+      </w:r>
+      <w:r>
+        <w:t xml:space="preserve">”</w:t>
+      </w:r>
+      <w:r>
+        <w:t xml:space="preserve"> </w:t>
+      </w:r>
+      <w:r>
+        <w:t xml:space="preserve">with ICRV regime assigned to the modal country if one country contributes</w:t>
       </w:r>
       <w:r>
         <w:t xml:space="preserve"> </w:t>
@@ -4221,7 +4344,76 @@
         <w:t xml:space="preserve"> </w:t>
       </w:r>
       <w:r>
-        <w:t xml:space="preserve">0.80, and the PI’s direct lookup was used otherwise.</w:t>
+        <w:t xml:space="preserve">60% of the sample, otherwise coded as</w:t>
+      </w:r>
+      <w:r>
+        <w:t xml:space="preserve"> </w:t>
+      </w:r>
+      <w:r>
+        <w:t xml:space="preserve">“</w:t>
+      </w:r>
+      <w:r>
+        <w:t xml:space="preserve">cross-regime</w:t>
+      </w:r>
+      <w:r>
+        <w:t xml:space="preserve">”</w:t>
+      </w:r>
+      <w:r>
+        <w:t xml:space="preserve"> </w:t>
+      </w:r>
+      <w:r>
+        <w:t xml:space="preserve">2.</w:t>
+      </w:r>
+      <w:r>
+        <w:t xml:space="preserve"> </w:t>
+      </w:r>
+      <w:r>
+        <w:rPr>
+          <w:iCs/>
+          <w:i/>
+        </w:rPr>
+        <w:t xml:space="preserve">Industry sector</w:t>
+      </w:r>
+      <w:r>
+        <w:t xml:space="preserve">, SIC broad division: manufacturing (SIC 20–39), services (SIC 40–89), or mixed/unspecified</w:t>
+      </w:r>
+      <w:r>
+        <w:t xml:space="preserve"> </w:t>
+      </w:r>
+      <w:r>
+        <w:t xml:space="preserve">3.</w:t>
+      </w:r>
+      <w:r>
+        <w:t xml:space="preserve"> </w:t>
+      </w:r>
+      <w:r>
+        <w:rPr>
+          <w:iCs/>
+          <w:i/>
+        </w:rPr>
+        <w:t xml:space="preserve">DOI operationalization</w:t>
+      </w:r>
+      <w:r>
+        <w:t xml:space="preserve">, FSTS (foreign sales ÷ total sales); entropy index (Jacquemin &amp; Berry, 1979); count of foreign markets or subsidiaries; transnationality index (UNCTAD composite)</w:t>
+      </w:r>
+      <w:r>
+        <w:t xml:space="preserve"> </w:t>
+      </w:r>
+      <w:r>
+        <w:t xml:space="preserve">4.</w:t>
+      </w:r>
+      <w:r>
+        <w:t xml:space="preserve"> </w:t>
+      </w:r>
+      <w:r>
+        <w:rPr>
+          <w:iCs/>
+          <w:i/>
+        </w:rPr>
+        <w:t xml:space="preserve">Performance operationalization</w:t>
+      </w:r>
+      <w:r>
+        <w:t xml:space="preserve">, accounting-based (ROA, ROE, ROS); market-based (Tobin’s Q, stock return); productivity-based (labor productivity, TFP); composite (mixed)</w:t>
       </w:r>
     </w:p>
     <w:p>
@@ -4229,7 +4421,87 @@
         <w:pStyle w:val="BodyText"/>
       </w:pPr>
       <w:r>
-        <w:t xml:space="preserve">ICR was assessed using Cohen’s κ for categorical variables (ICRV regime, DPL phase, industry sector, DOI measure type, performance measure type) and the two-way random-effects ICC(2,1) for continuous cDAI scores. The target threshold of κ</w:t>
+        <w:rPr>
+          <w:bCs/>
+          <w:b/>
+        </w:rPr>
+        <w:t xml:space="preserve">Novel moderators</w:t>
+      </w:r>
+      <w:r>
+        <w:t xml:space="preserve"> </w:t>
+      </w:r>
+      <w:r>
+        <w:t xml:space="preserve">(3):</w:t>
+      </w:r>
+      <w:r>
+        <w:t xml:space="preserve"> </w:t>
+      </w:r>
+      <w:r>
+        <w:t xml:space="preserve">5.</w:t>
+      </w:r>
+      <w:r>
+        <w:t xml:space="preserve"> </w:t>
+      </w:r>
+      <w:r>
+        <w:rPr>
+          <w:iCs/>
+          <w:i/>
+        </w:rPr>
+        <w:t xml:space="preserve">ICRV regime</w:t>
+      </w:r>
+      <w:r>
+        <w:t xml:space="preserve">, Six-code classification based on World Bank WGI Rule of Law score (2023 vintage), validated against IMF World Economic Outlook country classification: Code I: Advanced-Innovation (WGI &gt; +0.80; e.g., Singapore, Hong Kong, South Korea, Japan, Taiwan, Australia); Code II: Upper-Middle (0 &lt; WGI</w:t>
+      </w:r>
+      <w:r>
+        <w:t xml:space="preserve"> </w:t>
+      </w:r>
+      <m:oMath>
+        <m:r>
+          <m:rPr>
+            <m:sty m:val="p"/>
+          </m:rPr>
+          <m:t>≤</m:t>
+        </m:r>
+      </m:oMath>
+      <w:r>
+        <w:t xml:space="preserve"> </w:t>
+      </w:r>
+      <w:r>
+        <w:t xml:space="preserve">+0.80; e.g., China, Malaysia, Thailand); Code III: Emerging (−0.50 &lt; WGI</w:t>
+      </w:r>
+      <w:r>
+        <w:t xml:space="preserve"> </w:t>
+      </w:r>
+      <m:oMath>
+        <m:r>
+          <m:rPr>
+            <m:sty m:val="p"/>
+          </m:rPr>
+          <m:t>≤</m:t>
+        </m:r>
+      </m:oMath>
+      <w:r>
+        <w:t xml:space="preserve"> </w:t>
+      </w:r>
+      <w:r>
+        <w:t xml:space="preserve">0; e.g., Vietnam, India, Philippines); Code FR: Frontier/LDC (WGI</w:t>
+      </w:r>
+      <w:r>
+        <w:t xml:space="preserve"> </w:t>
+      </w:r>
+      <m:oMath>
+        <m:r>
+          <m:rPr>
+            <m:sty m:val="p"/>
+          </m:rPr>
+          <m:t>≤</m:t>
+        </m:r>
+      </m:oMath>
+      <w:r>
+        <w:t xml:space="preserve"> </w:t>
+      </w:r>
+      <w:r>
+        <w:t xml:space="preserve">−0.50; e.g., Bangladesh, Myanmar, Pakistan); Code SIDS: Pacific small-island developing states (the dissertation’s ICRV Regime VI; e.g., Fiji, Samoa, Tonga), defined a priori but returning zero qualifying primary studies in the present corpus; Code MX: Multi-country pooled samples spanning two or more ICRV regimes (no single modal-country regime</w:t>
       </w:r>
       <w:r>
         <w:t xml:space="preserve"> </w:t>
@@ -4246,7 +4518,45 @@
         <w:t xml:space="preserve"> </w:t>
       </w:r>
       <w:r>
-        <w:t xml:space="preserve">0.70 follows Landis and Koch’s (1977)</w:t>
+        <w:t xml:space="preserve">60% of sample). Numbering crosswalk to the dissertation’s canonical six-regime ICRV: P6 Code I ≡ dissertation Regime I (Advanced-Innovation); P6 Code II (Upper-Middle) ≡ Regime III; P6 Code III (Emerging) ≡ Regime IV; FR ≡ Regime V; SIDS ≡ Regime VI. The dissertation’s Regime II (Advanced Resource-Driven / GCC) is not separately populated in this corpus, and MX has no I–VI equivalent.</w:t>
+      </w:r>
+      <w:r>
+        <w:t xml:space="preserve"> </w:t>
+      </w:r>
+      <w:r>
+        <w:t xml:space="preserve">6.</w:t>
+      </w:r>
+      <w:r>
+        <w:t xml:space="preserve"> </w:t>
+      </w:r>
+      <w:r>
+        <w:rPr>
+          <w:iCs/>
+          <w:i/>
+        </w:rPr>
+        <w:t xml:space="preserve">cDAI</w:t>
+      </w:r>
+      <w:r>
+        <w:t xml:space="preserve">, Country-year digital adoption composite (0–1 scale): primary source, World Bank Digital Adoption Index (2016 vintage, Sahay et al., 2020); secondary source, ITU Digital Development Index (DDI, 2017–2026, linear-rescaled to 0–1). Country-year assignment follows the median year of the study’s data collection period. For multi-country samples, cDAI is the sample-weighted average of country-year scores. Studies lacking country-year DAI data are assigned ITU ICT Development Index values with a −0.05 adjustment for known downward bias relative to the World Bank composite (Katz &amp; Callorda, 2018).</w:t>
+      </w:r>
+      <w:r>
+        <w:t xml:space="preserve"> </w:t>
+      </w:r>
+      <w:r>
+        <w:t xml:space="preserve">7.</w:t>
+      </w:r>
+      <w:r>
+        <w:t xml:space="preserve"> </w:t>
+      </w:r>
+      <w:r>
+        <w:rPr>
+          <w:iCs/>
+          <w:i/>
+        </w:rPr>
+        <w:t xml:space="preserve">DPL phase</w:t>
+      </w:r>
+      <w:r>
+        <w:t xml:space="preserve">, classified by the study’s median data-collection year:</w:t>
       </w:r>
       <w:r>
         <w:t xml:space="preserve"> </w:t>
@@ -4255,7 +4565,7 @@
         <w:t xml:space="preserve">“</w:t>
       </w:r>
       <w:r>
-        <w:t xml:space="preserve">substantial agreement</w:t>
+        <w:t xml:space="preserve">Precede</w:t>
       </w:r>
       <w:r>
         <w:t xml:space="preserve">”</w:t>
@@ -4264,81 +4574,24 @@
         <w:t xml:space="preserve"> </w:t>
       </w:r>
       <w:r>
-        <w:t xml:space="preserve">criterion, which represents the minimum acceptable level for meta-analytic coding in IB research (Aguinis et al., 2011). ICR statistics are reported in Table 3.1 (see Results, Section 4.1); all targets were met prior to commencing coding of the remaining 80% of the corpus.</w:t>
-      </w:r>
-    </w:p>
-    <w:bookmarkEnd w:id="35"/>
-    <w:bookmarkStart w:id="36" w:name="study-level-risk-of-bias"/>
-    <w:p>
-      <w:pPr>
-        <w:pStyle w:val="Heading4"/>
-      </w:pPr>
-      <w:r>
-        <w:t xml:space="preserve">3.3.3 Study-Level Risk of Bias</w:t>
-      </w:r>
-    </w:p>
-    <w:p>
-      <w:pPr>
-        <w:pStyle w:val="FirstParagraph"/>
-      </w:pPr>
-      <w:r>
-        <w:t xml:space="preserve">Consistent with established practice in internationalization–performance meta-analysis (Bausch &amp; Krist, 2007; Marano et al., 2016), no formal study-level risk-of-bias instrument (e.g., RoB 2, ROBINS-I) was applied to individual primary studies. The I-P corpus is composed exclusively of peer-reviewed observational survey studies; the threats most relevant to this literature, publication bias, omitted-variable bias, and measurement heterogeneity in the DOI operationalization, are addressed at the synthesis level rather than the study level. Publication bias is assessed via Egger’s regression test, Begg and Mazumdar’s (1994) rank-correlation test, and Duval and Tweedie’s (2000) trim-and-fill procedure (Section 3.6). Measurement heterogeneity is addressed through moderator coding of DOI type (FSTS, FATA, entropy, count) and performance type, and through the three-level model’s explicit decomposition of within-study variance attributable to multiple specifications per study.</w:t>
-      </w:r>
-    </w:p>
-    <w:bookmarkEnd w:id="36"/>
-    <w:bookmarkEnd w:id="37"/>
-    <w:bookmarkStart w:id="38" w:name="moderator-coding-protocol"/>
-    <w:p>
-      <w:pPr>
-        <w:pStyle w:val="Heading3"/>
-      </w:pPr>
-      <w:r>
-        <w:t xml:space="preserve">3.4 Moderator Coding Protocol</w:t>
-      </w:r>
-    </w:p>
-    <w:p>
-      <w:pPr>
-        <w:pStyle w:val="FirstParagraph"/>
-      </w:pPr>
-      <w:r>
-        <w:t xml:space="preserve">Seven moderators were coded for each effect size: four standard moderators replicated from prior I-P meta-analyses (Marano et al., 2016) and three novel moderators introduced in the present study.</w:t>
-      </w:r>
-    </w:p>
-    <w:p>
-      <w:pPr>
-        <w:pStyle w:val="BodyText"/>
-      </w:pPr>
-      <w:r>
-        <w:rPr>
-          <w:bCs/>
-          <w:b/>
-        </w:rPr>
-        <w:t xml:space="preserve">Standard moderators</w:t>
-      </w:r>
-      <w:r>
-        <w:t xml:space="preserve"> </w:t>
-      </w:r>
-      <w:r>
-        <w:t xml:space="preserve">(4):</w:t>
-      </w:r>
-      <w:r>
-        <w:t xml:space="preserve"> </w:t>
-      </w:r>
-      <w:r>
-        <w:t xml:space="preserve">1.</w:t>
-      </w:r>
-      <w:r>
-        <w:t xml:space="preserve"> </w:t>
-      </w:r>
-      <w:r>
-        <w:rPr>
-          <w:iCs/>
-          <w:i/>
-        </w:rPr>
-        <w:t xml:space="preserve">Country of origin</w:t>
-      </w:r>
-      <w:r>
-        <w:t xml:space="preserve">, ISO 3166-1 alpha-3 code; multi-country studies coded as</w:t>
+        <w:t xml:space="preserve">(median</w:t>
+      </w:r>
+      <w:r>
+        <w:t xml:space="preserve"> </w:t>
+      </w:r>
+      <m:oMath>
+        <m:r>
+          <m:rPr>
+            <m:sty m:val="p"/>
+          </m:rPr>
+          <m:t>≤</m:t>
+        </m:r>
+      </m:oMath>
+      <w:r>
+        <w:t xml:space="preserve"> </w:t>
+      </w:r>
+      <w:r>
+        <w:t xml:space="preserve">2008),</w:t>
       </w:r>
       <w:r>
         <w:t xml:space="preserve"> </w:t>
@@ -4347,7 +4600,7 @@
         <w:t xml:space="preserve">“</w:t>
       </w:r>
       <w:r>
-        <w:t xml:space="preserve">pooled</w:t>
+        <w:t xml:space="preserve">Span</w:t>
       </w:r>
       <w:r>
         <w:t xml:space="preserve">”</w:t>
@@ -4356,7 +4609,25 @@
         <w:t xml:space="preserve"> </w:t>
       </w:r>
       <w:r>
-        <w:t xml:space="preserve">with ICRV regime assigned to the modal country if one country contributes</w:t>
+        <w:t xml:space="preserve">(median 2009–2013),</w:t>
+      </w:r>
+      <w:r>
+        <w:t xml:space="preserve"> </w:t>
+      </w:r>
+      <w:r>
+        <w:t xml:space="preserve">“</w:t>
+      </w:r>
+      <w:r>
+        <w:t xml:space="preserve">Follow</w:t>
+      </w:r>
+      <w:r>
+        <w:t xml:space="preserve">”</w:t>
+      </w:r>
+      <w:r>
+        <w:t xml:space="preserve"> </w:t>
+      </w:r>
+      <w:r>
+        <w:t xml:space="preserve">(median</w:t>
       </w:r>
       <w:r>
         <w:t xml:space="preserve"> </w:t>
@@ -4373,281 +4644,7 @@
         <w:t xml:space="preserve"> </w:t>
       </w:r>
       <w:r>
-        <w:t xml:space="preserve">60% of the sample, otherwise coded as</w:t>
-      </w:r>
-      <w:r>
-        <w:t xml:space="preserve"> </w:t>
-      </w:r>
-      <w:r>
-        <w:t xml:space="preserve">“</w:t>
-      </w:r>
-      <w:r>
-        <w:t xml:space="preserve">cross-regime</w:t>
-      </w:r>
-      <w:r>
-        <w:t xml:space="preserve">”</w:t>
-      </w:r>
-      <w:r>
-        <w:t xml:space="preserve"> </w:t>
-      </w:r>
-      <w:r>
-        <w:t xml:space="preserve">2.</w:t>
-      </w:r>
-      <w:r>
-        <w:t xml:space="preserve"> </w:t>
-      </w:r>
-      <w:r>
-        <w:rPr>
-          <w:iCs/>
-          <w:i/>
-        </w:rPr>
-        <w:t xml:space="preserve">Industry sector</w:t>
-      </w:r>
-      <w:r>
-        <w:t xml:space="preserve">, SIC broad division: manufacturing (SIC 20–39), services (SIC 40–89), or mixed/unspecified</w:t>
-      </w:r>
-      <w:r>
-        <w:t xml:space="preserve"> </w:t>
-      </w:r>
-      <w:r>
-        <w:t xml:space="preserve">3.</w:t>
-      </w:r>
-      <w:r>
-        <w:t xml:space="preserve"> </w:t>
-      </w:r>
-      <w:r>
-        <w:rPr>
-          <w:iCs/>
-          <w:i/>
-        </w:rPr>
-        <w:t xml:space="preserve">DOI operationalization</w:t>
-      </w:r>
-      <w:r>
-        <w:t xml:space="preserve">, FSTS (foreign sales ÷ total sales); entropy index (Jacquemin &amp; Berry, 1979); count of foreign markets or subsidiaries; transnationality index (UNCTAD composite)</w:t>
-      </w:r>
-      <w:r>
-        <w:t xml:space="preserve"> </w:t>
-      </w:r>
-      <w:r>
-        <w:t xml:space="preserve">4.</w:t>
-      </w:r>
-      <w:r>
-        <w:t xml:space="preserve"> </w:t>
-      </w:r>
-      <w:r>
-        <w:rPr>
-          <w:iCs/>
-          <w:i/>
-        </w:rPr>
-        <w:t xml:space="preserve">Performance operationalization</w:t>
-      </w:r>
-      <w:r>
-        <w:t xml:space="preserve">, accounting-based (ROA, ROE, ROS); market-based (Tobin’s Q, stock return); productivity-based (labor productivity, TFP); composite (mixed)</w:t>
-      </w:r>
-    </w:p>
-    <w:p>
-      <w:pPr>
-        <w:pStyle w:val="BodyText"/>
-      </w:pPr>
-      <w:r>
-        <w:rPr>
-          <w:bCs/>
-          <w:b/>
-        </w:rPr>
-        <w:t xml:space="preserve">Novel moderators</w:t>
-      </w:r>
-      <w:r>
-        <w:t xml:space="preserve"> </w:t>
-      </w:r>
-      <w:r>
-        <w:t xml:space="preserve">(3):</w:t>
-      </w:r>
-      <w:r>
-        <w:t xml:space="preserve"> </w:t>
-      </w:r>
-      <w:r>
-        <w:t xml:space="preserve">5.</w:t>
-      </w:r>
-      <w:r>
-        <w:t xml:space="preserve"> </w:t>
-      </w:r>
-      <w:r>
-        <w:rPr>
-          <w:iCs/>
-          <w:i/>
-        </w:rPr>
-        <w:t xml:space="preserve">ICRV regime</w:t>
-      </w:r>
-      <w:r>
-        <w:t xml:space="preserve">, Six-code classification based on World Bank WGI Rule of Law score (2023 vintage), validated against IMF World Economic Outlook country classification: Code I: Advanced-Innovation (WGI &gt; +0.80; e.g., Singapore, Hong Kong, South Korea, Japan, Taiwan, Australia); Code II: Upper-Middle (0 &lt; WGI</w:t>
-      </w:r>
-      <w:r>
-        <w:t xml:space="preserve"> </w:t>
-      </w:r>
-      <m:oMath>
-        <m:r>
-          <m:rPr>
-            <m:sty m:val="p"/>
-          </m:rPr>
-          <m:t>≤</m:t>
-        </m:r>
-      </m:oMath>
-      <w:r>
-        <w:t xml:space="preserve"> </w:t>
-      </w:r>
-      <w:r>
-        <w:t xml:space="preserve">+0.80; e.g., China, Malaysia, Thailand); Code III: Emerging (−0.50 &lt; WGI</w:t>
-      </w:r>
-      <w:r>
-        <w:t xml:space="preserve"> </w:t>
-      </w:r>
-      <m:oMath>
-        <m:r>
-          <m:rPr>
-            <m:sty m:val="p"/>
-          </m:rPr>
-          <m:t>≤</m:t>
-        </m:r>
-      </m:oMath>
-      <w:r>
-        <w:t xml:space="preserve"> </w:t>
-      </w:r>
-      <w:r>
-        <w:t xml:space="preserve">0; e.g., Vietnam, India, Philippines); Code FR: Frontier/LDC (WGI</w:t>
-      </w:r>
-      <w:r>
-        <w:t xml:space="preserve"> </w:t>
-      </w:r>
-      <m:oMath>
-        <m:r>
-          <m:rPr>
-            <m:sty m:val="p"/>
-          </m:rPr>
-          <m:t>≤</m:t>
-        </m:r>
-      </m:oMath>
-      <w:r>
-        <w:t xml:space="preserve"> </w:t>
-      </w:r>
-      <w:r>
-        <w:t xml:space="preserve">−0.50; e.g., Bangladesh, Myanmar, Pakistan); Code SIDS: Pacific small-island developing states (the dissertation’s ICRV Regime VI; e.g., Fiji, Samoa, Tonga), defined a priori but returning zero qualifying primary studies in the present corpus; Code MX: Multi-country pooled samples spanning two or more ICRV regimes (no single modal-country regime</w:t>
-      </w:r>
-      <w:r>
-        <w:t xml:space="preserve"> </w:t>
-      </w:r>
-      <m:oMath>
-        <m:r>
-          <m:rPr>
-            <m:sty m:val="p"/>
-          </m:rPr>
-          <m:t>≥</m:t>
-        </m:r>
-      </m:oMath>
-      <w:r>
-        <w:t xml:space="preserve"> </w:t>
-      </w:r>
-      <w:r>
-        <w:t xml:space="preserve">60% of sample). Numbering crosswalk to the dissertation’s canonical six-regime ICRV: P6 Code I ≡ dissertation Regime I (Advanced-Innovation); P6 Code II (Upper-Middle) ≡ Regime III; P6 Code III (Emerging) ≡ Regime IV; FR ≡ Regime V; SIDS ≡ Regime VI. The dissertation’s Regime II (Advanced Resource-Driven / GCC) is not separately populated in this corpus, and MX has no I–VI equivalent.</w:t>
-      </w:r>
-      <w:r>
-        <w:t xml:space="preserve"> </w:t>
-      </w:r>
-      <w:r>
-        <w:t xml:space="preserve">6.</w:t>
-      </w:r>
-      <w:r>
-        <w:t xml:space="preserve"> </w:t>
-      </w:r>
-      <w:r>
-        <w:rPr>
-          <w:iCs/>
-          <w:i/>
-        </w:rPr>
-        <w:t xml:space="preserve">cDAI</w:t>
-      </w:r>
-      <w:r>
-        <w:t xml:space="preserve">, Country-year digital adoption composite (0–1 scale): primary source, World Bank Digital Adoption Index (2016 vintage, Sahay et al., 2020); secondary source, ITU Digital Development Index (DDI, 2017–2026, linear-rescaled to 0–1). Country-year assignment follows the median year of the study’s data collection period. For multi-country samples, cDAI is the sample-weighted average of country-year scores. Studies lacking country-year DAI data are assigned ITU ICT Development Index values with a −0.05 adjustment for known downward bias relative to the World Bank composite (Katz &amp; Callorda, 2018).</w:t>
-      </w:r>
-      <w:r>
-        <w:t xml:space="preserve"> </w:t>
-      </w:r>
-      <w:r>
-        <w:t xml:space="preserve">7.</w:t>
-      </w:r>
-      <w:r>
-        <w:t xml:space="preserve"> </w:t>
-      </w:r>
-      <w:r>
-        <w:rPr>
-          <w:iCs/>
-          <w:i/>
-        </w:rPr>
-        <w:t xml:space="preserve">DPL phase</w:t>
-      </w:r>
-      <w:r>
-        <w:t xml:space="preserve">,</w:t>
-      </w:r>
-      <w:r>
-        <w:t xml:space="preserve"> </w:t>
-      </w:r>
-      <w:r>
-        <w:t xml:space="preserve">“</w:t>
-      </w:r>
-      <w:r>
-        <w:t xml:space="preserve">Precede</w:t>
-      </w:r>
-      <w:r>
-        <w:t xml:space="preserve">”</w:t>
-      </w:r>
-      <w:r>
-        <w:t xml:space="preserve">: data collection predominantly prior to 2009 (median data year &lt; 2009);</w:t>
-      </w:r>
-      <w:r>
-        <w:t xml:space="preserve"> </w:t>
-      </w:r>
-      <w:r>
-        <w:t xml:space="preserve">“</w:t>
-      </w:r>
-      <w:r>
-        <w:t xml:space="preserve">Span</w:t>
-      </w:r>
-      <w:r>
-        <w:t xml:space="preserve">”</w:t>
-      </w:r>
-      <w:r>
-        <w:t xml:space="preserve">: data collection spans 2005–2014 or cannot be classified as predominantly Precede or Follow;</w:t>
-      </w:r>
-      <w:r>
-        <w:t xml:space="preserve"> </w:t>
-      </w:r>
-      <w:r>
-        <w:t xml:space="preserve">“</w:t>
-      </w:r>
-      <w:r>
-        <w:t xml:space="preserve">Follow</w:t>
-      </w:r>
-      <w:r>
-        <w:t xml:space="preserve">”</w:t>
-      </w:r>
-      <w:r>
-        <w:t xml:space="preserve">: data collection predominantly post-2014 (median data year</w:t>
-      </w:r>
-      <w:r>
-        <w:t xml:space="preserve"> </w:t>
-      </w:r>
-      <m:oMath>
-        <m:r>
-          <m:rPr>
-            <m:sty m:val="p"/>
-          </m:rPr>
-          <m:t>≥</m:t>
-        </m:r>
-      </m:oMath>
-      <w:r>
-        <w:t xml:space="preserve"> </w:t>
-      </w:r>
-      <w:r>
-        <w:t xml:space="preserve">2015). Studies where data years cannot be determined from the paper are coded as</w:t>
+        <w:t xml:space="preserve">2014). Studies where data years cannot be determined from the paper are coded as</w:t>
       </w:r>
       <w:r>
         <w:t xml:space="preserve"> </w:t>
@@ -6776,13 +6773,13 @@
         <w:t xml:space="preserve">4. Results</w:t>
       </w:r>
     </w:p>
-    <w:bookmarkStart w:id="43" w:name="X919d8d711cf606d2dd3f7af57602ee0032ae633"/>
+    <w:bookmarkStart w:id="43" w:name="sample-description"/>
     <w:p>
       <w:pPr>
         <w:pStyle w:val="Heading3"/>
       </w:pPr>
       <w:r>
-        <w:t xml:space="preserve">4.1 Sample Description and Inter-Coder Reliability</w:t>
+        <w:t xml:space="preserve">4.1 Sample Description</w:t>
       </w:r>
     </w:p>
     <w:p>
@@ -6816,618 +6813,7 @@
         <w:t xml:space="preserve"> </w:t>
       </w:r>
       <w:r>
-        <w:t xml:space="preserve">= 288 effect sizes (working database, pre-formal-search).</w:t>
-      </w:r>
-    </w:p>
-    <w:p>
-      <w:pPr>
-        <w:pStyle w:val="BodyText"/>
-      </w:pPr>
-      <w:r>
-        <w:rPr>
-          <w:bCs/>
-          <w:b/>
-        </w:rPr>
-        <w:t xml:space="preserve">Table 3.1, Inter-coder reliability statistics</w:t>
-      </w:r>
-      <w:r>
-        <w:t xml:space="preserve"> </w:t>
-      </w:r>
-      <w:r>
-        <w:rPr>
-          <w:iCs/>
-          <w:i/>
-        </w:rPr>
-        <w:t xml:space="preserve">(20% double-coded subsample, k = [TBD] studies; to be completed post-formal-search)</w:t>
-      </w:r>
-    </w:p>
-    <w:tbl>
-      <w:tblPr>
-        <w:tblStyle w:val="Table"/>
-        <w:tblW w:type="pct" w:w="5000"/>
-        <w:tblLook w:firstRow="1" w:lastRow="0" w:firstColumn="0" w:lastColumn="0" w:noHBand="0" w:noVBand="0" w:val="0020"/>
-        <w:jc w:val="start"/>
-      </w:tblPr>
-      <w:tblGrid>
-        <w:gridCol w:w="1452"/>
-        <w:gridCol w:w="1848"/>
-        <w:gridCol w:w="1452"/>
-        <w:gridCol w:w="924"/>
-        <w:gridCol w:w="1452"/>
-        <w:gridCol w:w="792"/>
-      </w:tblGrid>
-      <w:tr>
-        <w:trPr>
-          <w:tblHeader w:val="true"/>
-        </w:trPr>
-        <w:tc>
-          <w:tcPr/>
-          <w:p>
-            <w:pPr>
-              <w:pStyle w:val="Compact"/>
-              <w:jc w:val="left"/>
-            </w:pPr>
-            <w:r>
-              <w:t xml:space="preserve">Moderator</w:t>
-            </w:r>
-          </w:p>
-        </w:tc>
-        <w:tc>
-          <w:tcPr/>
-          <w:p>
-            <w:pPr>
-              <w:pStyle w:val="Compact"/>
-              <w:jc w:val="left"/>
-            </w:pPr>
-            <w:r>
-              <w:t xml:space="preserve">Variable type</w:t>
-            </w:r>
-          </w:p>
-        </w:tc>
-        <w:tc>
-          <w:tcPr/>
-          <w:p>
-            <w:pPr>
-              <w:pStyle w:val="Compact"/>
-              <w:jc w:val="left"/>
-            </w:pPr>
-            <w:r>
-              <w:t xml:space="preserve">Statistic</w:t>
-            </w:r>
-          </w:p>
-        </w:tc>
-        <w:tc>
-          <w:tcPr/>
-          <w:p>
-            <w:pPr>
-              <w:pStyle w:val="Compact"/>
-              <w:jc w:val="left"/>
-            </w:pPr>
-            <w:r>
-              <w:t xml:space="preserve">Value</w:t>
-            </w:r>
-          </w:p>
-        </w:tc>
-        <w:tc>
-          <w:tcPr/>
-          <w:p>
-            <w:pPr>
-              <w:pStyle w:val="Compact"/>
-              <w:jc w:val="left"/>
-            </w:pPr>
-            <w:r>
-              <w:t xml:space="preserve">Threshold</w:t>
-            </w:r>
-          </w:p>
-        </w:tc>
-        <w:tc>
-          <w:tcPr/>
-          <w:p>
-            <w:pPr>
-              <w:pStyle w:val="Compact"/>
-              <w:jc w:val="left"/>
-            </w:pPr>
-            <w:r>
-              <w:t xml:space="preserve">Met?</w:t>
-            </w:r>
-          </w:p>
-        </w:tc>
-      </w:tr>
-      <w:tr>
-        <w:tc>
-          <w:tcPr/>
-          <w:p>
-            <w:pPr>
-              <w:pStyle w:val="Compact"/>
-              <w:jc w:val="left"/>
-            </w:pPr>
-            <w:r>
-              <w:t xml:space="preserve">ICRV regime</w:t>
-            </w:r>
-          </w:p>
-        </w:tc>
-        <w:tc>
-          <w:tcPr/>
-          <w:p>
-            <w:pPr>
-              <w:pStyle w:val="Compact"/>
-              <w:jc w:val="left"/>
-            </w:pPr>
-            <w:r>
-              <w:t xml:space="preserve">Categorical (6)</w:t>
-            </w:r>
-          </w:p>
-        </w:tc>
-        <w:tc>
-          <w:tcPr/>
-          <w:p>
-            <w:pPr>
-              <w:pStyle w:val="Compact"/>
-              <w:jc w:val="left"/>
-            </w:pPr>
-            <w:r>
-              <w:t xml:space="preserve">Cohen’s κ</w:t>
-            </w:r>
-          </w:p>
-        </w:tc>
-        <w:tc>
-          <w:tcPr/>
-          <w:p>
-            <w:pPr>
-              <w:pStyle w:val="Compact"/>
-              <w:jc w:val="left"/>
-            </w:pPr>
-            <w:r>
-              <w:t xml:space="preserve">[TBD]</w:t>
-            </w:r>
-          </w:p>
-        </w:tc>
-        <w:tc>
-          <w:tcPr/>
-          <w:p>
-            <w:pPr>
-              <w:pStyle w:val="Compact"/>
-              <w:jc w:val="left"/>
-            </w:pPr>
-            <w:r>
-              <w:t xml:space="preserve">≥ 0.70</w:t>
-            </w:r>
-          </w:p>
-        </w:tc>
-        <w:tc>
-          <w:tcPr/>
-          <w:p>
-            <w:pPr>
-              <w:pStyle w:val="Compact"/>
-              <w:jc w:val="left"/>
-            </w:pPr>
-            <w:r>
-              <w:t xml:space="preserve">[TBD]</w:t>
-            </w:r>
-          </w:p>
-        </w:tc>
-      </w:tr>
-      <w:tr>
-        <w:tc>
-          <w:tcPr/>
-          <w:p>
-            <w:pPr>
-              <w:pStyle w:val="Compact"/>
-              <w:jc w:val="left"/>
-            </w:pPr>
-            <w:r>
-              <w:t xml:space="preserve">DPL phase</w:t>
-            </w:r>
-          </w:p>
-        </w:tc>
-        <w:tc>
-          <w:tcPr/>
-          <w:p>
-            <w:pPr>
-              <w:pStyle w:val="Compact"/>
-              <w:jc w:val="left"/>
-            </w:pPr>
-            <w:r>
-              <w:t xml:space="preserve">Categorical (3)</w:t>
-            </w:r>
-          </w:p>
-        </w:tc>
-        <w:tc>
-          <w:tcPr/>
-          <w:p>
-            <w:pPr>
-              <w:pStyle w:val="Compact"/>
-              <w:jc w:val="left"/>
-            </w:pPr>
-            <w:r>
-              <w:t xml:space="preserve">Cohen’s κ</w:t>
-            </w:r>
-          </w:p>
-        </w:tc>
-        <w:tc>
-          <w:tcPr/>
-          <w:p>
-            <w:pPr>
-              <w:pStyle w:val="Compact"/>
-              <w:jc w:val="left"/>
-            </w:pPr>
-            <w:r>
-              <w:t xml:space="preserve">[TBD]</w:t>
-            </w:r>
-          </w:p>
-        </w:tc>
-        <w:tc>
-          <w:tcPr/>
-          <w:p>
-            <w:pPr>
-              <w:pStyle w:val="Compact"/>
-              <w:jc w:val="left"/>
-            </w:pPr>
-            <w:r>
-              <w:t xml:space="preserve">≥ 0.70</w:t>
-            </w:r>
-          </w:p>
-        </w:tc>
-        <w:tc>
-          <w:tcPr/>
-          <w:p>
-            <w:pPr>
-              <w:pStyle w:val="Compact"/>
-              <w:jc w:val="left"/>
-            </w:pPr>
-            <w:r>
-              <w:t xml:space="preserve">[TBD]</w:t>
-            </w:r>
-          </w:p>
-        </w:tc>
-      </w:tr>
-      <w:tr>
-        <w:tc>
-          <w:tcPr/>
-          <w:p>
-            <w:pPr>
-              <w:pStyle w:val="Compact"/>
-              <w:jc w:val="left"/>
-            </w:pPr>
-            <w:r>
-              <w:t xml:space="preserve">Industry sector</w:t>
-            </w:r>
-          </w:p>
-        </w:tc>
-        <w:tc>
-          <w:tcPr/>
-          <w:p>
-            <w:pPr>
-              <w:pStyle w:val="Compact"/>
-              <w:jc w:val="left"/>
-            </w:pPr>
-            <w:r>
-              <w:t xml:space="preserve">Categorical (3)</w:t>
-            </w:r>
-          </w:p>
-        </w:tc>
-        <w:tc>
-          <w:tcPr/>
-          <w:p>
-            <w:pPr>
-              <w:pStyle w:val="Compact"/>
-              <w:jc w:val="left"/>
-            </w:pPr>
-            <w:r>
-              <w:t xml:space="preserve">Cohen’s κ</w:t>
-            </w:r>
-          </w:p>
-        </w:tc>
-        <w:tc>
-          <w:tcPr/>
-          <w:p>
-            <w:pPr>
-              <w:pStyle w:val="Compact"/>
-              <w:jc w:val="left"/>
-            </w:pPr>
-            <w:r>
-              <w:t xml:space="preserve">[TBD]</w:t>
-            </w:r>
-          </w:p>
-        </w:tc>
-        <w:tc>
-          <w:tcPr/>
-          <w:p>
-            <w:pPr>
-              <w:pStyle w:val="Compact"/>
-              <w:jc w:val="left"/>
-            </w:pPr>
-            <w:r>
-              <w:t xml:space="preserve">≥ 0.70</w:t>
-            </w:r>
-          </w:p>
-        </w:tc>
-        <w:tc>
-          <w:tcPr/>
-          <w:p>
-            <w:pPr>
-              <w:pStyle w:val="Compact"/>
-              <w:jc w:val="left"/>
-            </w:pPr>
-            <w:r>
-              <w:t xml:space="preserve">[TBD]</w:t>
-            </w:r>
-          </w:p>
-        </w:tc>
-      </w:tr>
-      <w:tr>
-        <w:tc>
-          <w:tcPr/>
-          <w:p>
-            <w:pPr>
-              <w:pStyle w:val="Compact"/>
-              <w:jc w:val="left"/>
-            </w:pPr>
-            <w:r>
-              <w:t xml:space="preserve">DOI measure</w:t>
-            </w:r>
-          </w:p>
-        </w:tc>
-        <w:tc>
-          <w:tcPr/>
-          <w:p>
-            <w:pPr>
-              <w:pStyle w:val="Compact"/>
-              <w:jc w:val="left"/>
-            </w:pPr>
-            <w:r>
-              <w:t xml:space="preserve">Categorical (4)</w:t>
-            </w:r>
-          </w:p>
-        </w:tc>
-        <w:tc>
-          <w:tcPr/>
-          <w:p>
-            <w:pPr>
-              <w:pStyle w:val="Compact"/>
-              <w:jc w:val="left"/>
-            </w:pPr>
-            <w:r>
-              <w:t xml:space="preserve">Cohen’s κ</w:t>
-            </w:r>
-          </w:p>
-        </w:tc>
-        <w:tc>
-          <w:tcPr/>
-          <w:p>
-            <w:pPr>
-              <w:pStyle w:val="Compact"/>
-              <w:jc w:val="left"/>
-            </w:pPr>
-            <w:r>
-              <w:t xml:space="preserve">[TBD]</w:t>
-            </w:r>
-          </w:p>
-        </w:tc>
-        <w:tc>
-          <w:tcPr/>
-          <w:p>
-            <w:pPr>
-              <w:pStyle w:val="Compact"/>
-              <w:jc w:val="left"/>
-            </w:pPr>
-            <w:r>
-              <w:t xml:space="preserve">≥ 0.70</w:t>
-            </w:r>
-          </w:p>
-        </w:tc>
-        <w:tc>
-          <w:tcPr/>
-          <w:p>
-            <w:pPr>
-              <w:pStyle w:val="Compact"/>
-              <w:jc w:val="left"/>
-            </w:pPr>
-            <w:r>
-              <w:t xml:space="preserve">[TBD]</w:t>
-            </w:r>
-          </w:p>
-        </w:tc>
-      </w:tr>
-      <w:tr>
-        <w:tc>
-          <w:tcPr/>
-          <w:p>
-            <w:pPr>
-              <w:pStyle w:val="Compact"/>
-              <w:jc w:val="left"/>
-            </w:pPr>
-            <w:r>
-              <w:t xml:space="preserve">Performance measure</w:t>
-            </w:r>
-          </w:p>
-        </w:tc>
-        <w:tc>
-          <w:tcPr/>
-          <w:p>
-            <w:pPr>
-              <w:pStyle w:val="Compact"/>
-              <w:jc w:val="left"/>
-            </w:pPr>
-            <w:r>
-              <w:t xml:space="preserve">Categorical (4)</w:t>
-            </w:r>
-          </w:p>
-        </w:tc>
-        <w:tc>
-          <w:tcPr/>
-          <w:p>
-            <w:pPr>
-              <w:pStyle w:val="Compact"/>
-              <w:jc w:val="left"/>
-            </w:pPr>
-            <w:r>
-              <w:t xml:space="preserve">Cohen’s κ</w:t>
-            </w:r>
-          </w:p>
-        </w:tc>
-        <w:tc>
-          <w:tcPr/>
-          <w:p>
-            <w:pPr>
-              <w:pStyle w:val="Compact"/>
-              <w:jc w:val="left"/>
-            </w:pPr>
-            <w:r>
-              <w:t xml:space="preserve">[TBD]</w:t>
-            </w:r>
-          </w:p>
-        </w:tc>
-        <w:tc>
-          <w:tcPr/>
-          <w:p>
-            <w:pPr>
-              <w:pStyle w:val="Compact"/>
-              <w:jc w:val="left"/>
-            </w:pPr>
-            <w:r>
-              <w:t xml:space="preserve">≥ 0.70</w:t>
-            </w:r>
-          </w:p>
-        </w:tc>
-        <w:tc>
-          <w:tcPr/>
-          <w:p>
-            <w:pPr>
-              <w:pStyle w:val="Compact"/>
-              <w:jc w:val="left"/>
-            </w:pPr>
-            <w:r>
-              <w:t xml:space="preserve">[TBD]</w:t>
-            </w:r>
-          </w:p>
-        </w:tc>
-      </w:tr>
-      <w:tr>
-        <w:tc>
-          <w:tcPr/>
-          <w:p>
-            <w:pPr>
-              <w:pStyle w:val="Compact"/>
-              <w:jc w:val="left"/>
-            </w:pPr>
-            <w:r>
-              <w:t xml:space="preserve">cDAI score</w:t>
-            </w:r>
-          </w:p>
-        </w:tc>
-        <w:tc>
-          <w:tcPr/>
-          <w:p>
-            <w:pPr>
-              <w:pStyle w:val="Compact"/>
-              <w:jc w:val="left"/>
-            </w:pPr>
-            <w:r>
-              <w:t xml:space="preserve">Continuous (0–1)</w:t>
-            </w:r>
-          </w:p>
-        </w:tc>
-        <w:tc>
-          <w:tcPr/>
-          <w:p>
-            <w:pPr>
-              <w:pStyle w:val="Compact"/>
-              <w:jc w:val="left"/>
-            </w:pPr>
-            <w:r>
-              <w:t xml:space="preserve">ICC(2,1)</w:t>
-            </w:r>
-          </w:p>
-        </w:tc>
-        <w:tc>
-          <w:tcPr/>
-          <w:p>
-            <w:pPr>
-              <w:pStyle w:val="Compact"/>
-              <w:jc w:val="left"/>
-            </w:pPr>
-            <w:r>
-              <w:t xml:space="preserve">[TBD]</w:t>
-            </w:r>
-          </w:p>
-        </w:tc>
-        <w:tc>
-          <w:tcPr/>
-          <w:p>
-            <w:pPr>
-              <w:pStyle w:val="Compact"/>
-              <w:jc w:val="left"/>
-            </w:pPr>
-            <w:r>
-              <w:t xml:space="preserve">≥ 0.80</w:t>
-            </w:r>
-          </w:p>
-        </w:tc>
-        <w:tc>
-          <w:tcPr/>
-          <w:p>
-            <w:pPr>
-              <w:pStyle w:val="Compact"/>
-              <w:jc w:val="left"/>
-            </w:pPr>
-            <w:r>
-              <w:t xml:space="preserve">[TBD]</w:t>
-            </w:r>
-          </w:p>
-        </w:tc>
-      </w:tr>
-    </w:tbl>
-    <w:p>
-      <w:pPr>
-        <w:pStyle w:val="BodyText"/>
-      </w:pPr>
-      <w:r>
-        <w:rPr>
-          <w:iCs/>
-          <w:i/>
-        </w:rPr>
-        <w:t xml:space="preserve">Note.</w:t>
-      </w:r>
-      <w:r>
-        <w:t xml:space="preserve"> </w:t>
-      </w:r>
-      <w:r>
-        <w:t xml:space="preserve">Target threshold: κ</w:t>
-      </w:r>
-      <w:r>
-        <w:t xml:space="preserve"> </w:t>
-      </w:r>
-      <m:oMath>
-        <m:r>
-          <m:rPr>
-            <m:sty m:val="p"/>
-          </m:rPr>
-          <m:t>≥</m:t>
-        </m:r>
-      </m:oMath>
-      <w:r>
-        <w:t xml:space="preserve"> </w:t>
-      </w:r>
-      <w:r>
-        <w:t xml:space="preserve">0.70 (Landis &amp; Koch, 1977) for all categorical moderators and ICC(2,1)</w:t>
-      </w:r>
-      <w:r>
-        <w:t xml:space="preserve"> </w:t>
-      </w:r>
-      <m:oMath>
-        <m:r>
-          <m:rPr>
-            <m:sty m:val="p"/>
-          </m:rPr>
-          <m:t>≥</m:t>
-        </m:r>
-      </m:oMath>
-      <w:r>
-        <w:t xml:space="preserve"> </w:t>
-      </w:r>
-      <w:r>
-        <w:t xml:space="preserve">0.80 for cDAI. Final values to be reported after the 20% random subsample coding is complete. Protocol for resolving Regime II/III boundary disagreements: PI lookup of WGI Rule of Law vintage scores.</w:t>
+        <w:t xml:space="preserve">= 288 effect sizes (working database, pre-formal-search). Coding quality and verification are described in Section 3.3.2; because extraction was single-coder, no inter-coder reliability statistics are reported.</w:t>
       </w:r>
     </w:p>
     <w:p>
@@ -7944,19 +7330,19 @@
               <w:jc w:val="left"/>
             </w:pPr>
             <w:r>
-              <w:t xml:space="preserve">DPL Precede (PRE, ≤2008)</w:t>
-            </w:r>
-          </w:p>
-        </w:tc>
-        <w:tc>
-          <w:tcPr/>
-          <w:p>
-            <w:pPr>
-              <w:pStyle w:val="Compact"/>
-              <w:jc w:val="left"/>
-            </w:pPr>
-            <w:r>
-              <w:t xml:space="preserve">103</w:t>
+              <w:t xml:space="preserve">DPL Precede (PRE, median data year ≤2008)</w:t>
+            </w:r>
+          </w:p>
+        </w:tc>
+        <w:tc>
+          <w:tcPr/>
+          <w:p>
+            <w:pPr>
+              <w:pStyle w:val="Compact"/>
+              <w:jc w:val="left"/>
+            </w:pPr>
+            <w:r>
+              <w:t xml:space="preserve">100</w:t>
             </w:r>
           </w:p>
         </w:tc>
@@ -7982,19 +7368,19 @@
               <w:jc w:val="left"/>
             </w:pPr>
             <w:r>
-              <w:t xml:space="preserve">DPL Span (SPN, 2009–2013)</w:t>
-            </w:r>
-          </w:p>
-        </w:tc>
-        <w:tc>
-          <w:tcPr/>
-          <w:p>
-            <w:pPr>
-              <w:pStyle w:val="Compact"/>
-              <w:jc w:val="left"/>
-            </w:pPr>
-            <w:r>
-              <w:t xml:space="preserve">120</w:t>
+              <w:t xml:space="preserve">DPL Span (SPN, median 2009–2013)</w:t>
+            </w:r>
+          </w:p>
+        </w:tc>
+        <w:tc>
+          <w:tcPr/>
+          <w:p>
+            <w:pPr>
+              <w:pStyle w:val="Compact"/>
+              <w:jc w:val="left"/>
+            </w:pPr>
+            <w:r>
+              <w:t xml:space="preserve">108</w:t>
             </w:r>
           </w:p>
         </w:tc>
@@ -8020,19 +7406,19 @@
               <w:jc w:val="left"/>
             </w:pPr>
             <w:r>
-              <w:t xml:space="preserve">DPL Follow (FOL, ≥2014)</w:t>
-            </w:r>
-          </w:p>
-        </w:tc>
-        <w:tc>
-          <w:tcPr/>
-          <w:p>
-            <w:pPr>
-              <w:pStyle w:val="Compact"/>
-              <w:jc w:val="left"/>
-            </w:pPr>
-            <w:r>
-              <w:t xml:space="preserve">86</w:t>
+              <w:t xml:space="preserve">DPL Follow (FOL, median ≥2014)</w:t>
+            </w:r>
+          </w:p>
+        </w:tc>
+        <w:tc>
+          <w:tcPr/>
+          <w:p>
+            <w:pPr>
+              <w:pStyle w:val="Compact"/>
+              <w:jc w:val="left"/>
+            </w:pPr>
+            <w:r>
+              <w:t xml:space="preserve">80</w:t>
             </w:r>
           </w:p>
         </w:tc>
@@ -8210,19 +7596,19 @@
               <w:jc w:val="left"/>
             </w:pPr>
             <w:r>
-              <w:t xml:space="preserve">By FP type: ACC (accounting)</w:t>
-            </w:r>
-          </w:p>
-        </w:tc>
-        <w:tc>
-          <w:tcPr/>
-          <w:p>
-            <w:pPr>
-              <w:pStyle w:val="Compact"/>
-              <w:jc w:val="left"/>
-            </w:pPr>
-            <w:r>
-              <w:t xml:space="preserve">246</w:t>
+              <w:t xml:space="preserve">By DOI type: FDI</w:t>
+            </w:r>
+          </w:p>
+        </w:tc>
+        <w:tc>
+          <w:tcPr/>
+          <w:p>
+            <w:pPr>
+              <w:pStyle w:val="Compact"/>
+              <w:jc w:val="left"/>
+            </w:pPr>
+            <w:r>
+              <w:t xml:space="preserve">3</w:t>
             </w:r>
           </w:p>
         </w:tc>
@@ -8248,6 +7634,82 @@
               <w:jc w:val="left"/>
             </w:pPr>
             <w:r>
+              <w:t xml:space="preserve">By DOI type: OTH</w:t>
+            </w:r>
+          </w:p>
+        </w:tc>
+        <w:tc>
+          <w:tcPr/>
+          <w:p>
+            <w:pPr>
+              <w:pStyle w:val="Compact"/>
+              <w:jc w:val="left"/>
+            </w:pPr>
+            <w:r>
+              <w:t xml:space="preserve">1</w:t>
+            </w:r>
+          </w:p>
+        </w:tc>
+        <w:tc>
+          <w:tcPr/>
+          <w:p>
+            <w:pPr>
+              <w:pStyle w:val="Compact"/>
+              <w:jc w:val="left"/>
+            </w:pPr>
+            <w:r>
+              <w:t xml:space="preserve">—</w:t>
+            </w:r>
+          </w:p>
+        </w:tc>
+      </w:tr>
+      <w:tr>
+        <w:tc>
+          <w:tcPr/>
+          <w:p>
+            <w:pPr>
+              <w:pStyle w:val="Compact"/>
+              <w:jc w:val="left"/>
+            </w:pPr>
+            <w:r>
+              <w:t xml:space="preserve">By FP type: ACC (accounting)</w:t>
+            </w:r>
+          </w:p>
+        </w:tc>
+        <w:tc>
+          <w:tcPr/>
+          <w:p>
+            <w:pPr>
+              <w:pStyle w:val="Compact"/>
+              <w:jc w:val="left"/>
+            </w:pPr>
+            <w:r>
+              <w:t xml:space="preserve">247</w:t>
+            </w:r>
+          </w:p>
+        </w:tc>
+        <w:tc>
+          <w:tcPr/>
+          <w:p>
+            <w:pPr>
+              <w:pStyle w:val="Compact"/>
+              <w:jc w:val="left"/>
+            </w:pPr>
+            <w:r>
+              <w:t xml:space="preserve">—</w:t>
+            </w:r>
+          </w:p>
+        </w:tc>
+      </w:tr>
+      <w:tr>
+        <w:tc>
+          <w:tcPr/>
+          <w:p>
+            <w:pPr>
+              <w:pStyle w:val="Compact"/>
+              <w:jc w:val="left"/>
+            </w:pPr>
+            <w:r>
               <w:t xml:space="preserve">By FP type: MKT (market-based)</w:t>
             </w:r>
           </w:p>
@@ -8260,7 +7722,7 @@
               <w:jc w:val="left"/>
             </w:pPr>
             <w:r>
-              <w:t xml:space="preserve">16</w:t>
+              <w:t xml:space="preserve">15</w:t>
             </w:r>
           </w:p>
         </w:tc>
@@ -8878,7 +8340,7 @@
               <w:jc w:val="left"/>
             </w:pPr>
             <w:r>
-              <w:t xml:space="preserve">54.1%</w:t>
+              <w:t xml:space="preserve">76.1%</w:t>
             </w:r>
           </w:p>
         </w:tc>
@@ -8911,7 +8373,7 @@
               <w:jc w:val="left"/>
             </w:pPr>
             <w:r>
-              <w:t xml:space="preserve">8.4%</w:t>
+              <w:t xml:space="preserve">11.8%</w:t>
             </w:r>
           </w:p>
         </w:tc>
@@ -8944,7 +8406,7 @@
               <w:jc w:val="left"/>
             </w:pPr>
             <w:r>
-              <w:t xml:space="preserve">62.4%</w:t>
+              <w:t xml:space="preserve">87.8%</w:t>
             </w:r>
           </w:p>
         </w:tc>
@@ -9120,7 +8582,7 @@
         <w:t xml:space="preserve"> </w:t>
       </w:r>
       <w:r>
-        <w:t xml:space="preserve">= 54.1%) is roughly six times the between-study contribution (Level 3,</w:t>
+        <w:t xml:space="preserve">= 76.1%) is roughly six times the between-study contribution (Level 3,</w:t>
       </w:r>
       <w:r>
         <w:t xml:space="preserve"> </w:t>
@@ -9158,7 +8620,7 @@
         <w:t xml:space="preserve"> </w:t>
       </w:r>
       <w:r>
-        <w:t xml:space="preserve">= 8.4%). Most unexplained heterogeneity therefore arises from analytic choices</w:t>
+        <w:t xml:space="preserve">= 11.8%). Most unexplained heterogeneity therefore arises from analytic choices</w:t>
       </w:r>
       <w:r>
         <w:t xml:space="preserve"> </w:t>
@@ -9197,7 +8659,7 @@
         <w:t xml:space="preserve"> </w:t>
       </w:r>
       <w:r>
-        <w:t xml:space="preserve">= 62.4%, well above the sampling-error floor, motivates the moderator analyses; however, as Sections 4.3–4.5 show, the coded country/time moderators leave the bulk of this within-study heterogeneity unresolved.</w:t>
+        <w:t xml:space="preserve">= 87.8%, well above the sampling-error floor, motivates the moderator analyses; however, as Sections 4.3–4.5 show, the coded country/time moderators leave the bulk of this within-study heterogeneity unresolved.</w:t>
       </w:r>
     </w:p>
     <w:bookmarkEnd w:id="44"/>
@@ -10873,7 +10335,7 @@
               <w:jc w:val="left"/>
             </w:pPr>
             <w:r>
-              <w:t xml:space="preserve">Sample data predominantly ≤ 2008</w:t>
+              <w:t xml:space="preserve">Median data year ≤ 2008</w:t>
             </w:r>
           </w:p>
         </w:tc>
@@ -10947,7 +10409,7 @@
               <w:jc w:val="left"/>
             </w:pPr>
             <w:r>
-              <w:t xml:space="preserve">Sample spans the 2009 inflection</w:t>
+              <w:t xml:space="preserve">Median data year 2009–2013</w:t>
             </w:r>
           </w:p>
         </w:tc>
@@ -11021,7 +10483,7 @@
               <w:jc w:val="left"/>
             </w:pPr>
             <w:r>
-              <w:t xml:space="preserve">Sample data predominantly ≥ 2014</w:t>
+              <w:t xml:space="preserve">Median data year ≥ 2014</w:t>
             </w:r>
           </w:p>
         </w:tc>
@@ -11627,7 +11089,7 @@
         <w:t xml:space="preserve"> </w:t>
       </w:r>
       <w:r>
-        <w:t xml:space="preserve">= 62.4%) and non-significant moderator tests (Sections 4.3–4.5), the publication bias evidence suggests that the apparent average I-P effect is upwardly inflated in the published literature. The true population effect may be closer to</w:t>
+        <w:t xml:space="preserve">= 87.8%) and non-significant moderator tests (Sections 4.3–4.5), the publication bias evidence suggests that the apparent average I-P effect is upwardly inflated in the published literature. The true population effect may be closer to</w:t>
       </w:r>
       <w:r>
         <w:t xml:space="preserve"> </w:t>
@@ -11666,12 +11128,12 @@
           <wp:inline>
             <wp:extent cx="5753100" cy="4601444"/>
             <wp:effectExtent b="0" l="0" r="0" t="0"/>
-            <wp:docPr descr="Figure 5: Funnel plot with trim-and-fill imputed studies" title="" id="55" name="Picture"/>
+            <wp:docPr descr="Figure 4: Funnel plot with trim-and-fill imputed studies" title="" id="55" name="Picture"/>
             <a:graphic>
               <a:graphicData uri="http://schemas.openxmlformats.org/drawingml/2006/picture">
                 <pic:pic>
                   <pic:nvPicPr>
-                    <pic:cNvPr descr="figures/figure5_funnel_plot.png" id="56" name="Picture"/>
+                    <pic:cNvPr descr="figures/figure4_funnel_plot.png" id="56" name="Picture"/>
                     <pic:cNvPicPr>
                       <a:picLocks noChangeArrowheads="1" noChangeAspect="1"/>
                     </pic:cNvPicPr>
@@ -11709,7 +11171,7 @@
         <w:pStyle w:val="ImageCaption"/>
       </w:pPr>
       <w:r>
-        <w:t xml:space="preserve">Figure 5: Funnel plot with trim-and-fill imputed studies</w:t>
+        <w:t xml:space="preserve">Figure 4: Funnel plot with trim-and-fill imputed studies</w:t>
       </w:r>
     </w:p>
     <w:p>
@@ -11721,7 +11183,7 @@
           <w:iCs/>
           <w:i/>
         </w:rPr>
-        <w:t xml:space="preserve">Figure 5.</w:t>
+        <w:t xml:space="preserve">Figure 4.</w:t>
       </w:r>
       <w:r>
         <w:t xml:space="preserve"> </w:t>
@@ -12502,12 +11964,12 @@
           <wp:inline>
             <wp:extent cx="5753100" cy="2528953"/>
             <wp:effectExtent b="0" l="0" r="0" t="0"/>
-            <wp:docPr descr="Figure 4: Leave-one-out sensitivity, pooled r̄ range across leave-one-out iterations" title="" id="59" name="Picture"/>
+            <wp:docPr descr="Figure 5: Leave-one-out sensitivity, pooled r̄ range across leave-one-out iterations" title="" id="59" name="Picture"/>
             <a:graphic>
               <a:graphicData uri="http://schemas.openxmlformats.org/drawingml/2006/picture">
                 <pic:pic>
                   <pic:nvPicPr>
-                    <pic:cNvPr descr="figures/figure4_sensitivity.png" id="60" name="Picture"/>
+                    <pic:cNvPr descr="figures/figure5_sensitivity.png" id="60" name="Picture"/>
                     <pic:cNvPicPr>
                       <a:picLocks noChangeArrowheads="1" noChangeAspect="1"/>
                     </pic:cNvPicPr>
@@ -12545,7 +12007,7 @@
         <w:pStyle w:val="ImageCaption"/>
       </w:pPr>
       <w:r>
-        <w:t xml:space="preserve">Figure 4: Leave-one-out sensitivity, pooled</w:t>
+        <w:t xml:space="preserve">Figure 5: Leave-one-out sensitivity, pooled</w:t>
       </w:r>
       <w:r>
         <w:t xml:space="preserve"> </w:t>
@@ -12573,7 +12035,7 @@
           <w:iCs/>
           <w:i/>
         </w:rPr>
-        <w:t xml:space="preserve">Figure 4.</w:t>
+        <w:t xml:space="preserve">Figure 5.</w:t>
       </w:r>
       <w:r>
         <w:t xml:space="preserve"> </w:t>
@@ -13862,7 +13324,7 @@
         <w:t xml:space="preserve"> </w:t>
       </w:r>
       <w:r>
-        <w:t xml:space="preserve">= 62.4%) confirms a small but consistent positive I-P relationship globally, robust across seven sensitivity checks.</w:t>
+        <w:t xml:space="preserve">= 87.8%) confirms a small but consistent positive I-P relationship globally, robust across seven sensitivity checks.</w:t>
       </w:r>
     </w:p>
     <w:p>
@@ -14102,7 +13564,7 @@
         <w:t xml:space="preserve"> </w:t>
       </w:r>
       <w:r>
-        <w:t xml:space="preserve">= 62.4%) remains largely unresolved, and is dominated by within-study variance (Level 2, 54.1%) rather than between-study differences (Level 3, 8.4%), suggesting that methodological choices within papers, effect-size operationalization, sample windows, controls, contribute far more to heterogeneity than cross-country institutional differences.</w:t>
+        <w:t xml:space="preserve">= 87.8%) remains largely unresolved, and is dominated by within-study variance (Level 2, 76.1%) rather than between-study differences (Level 3, 11.8%), suggesting that methodological choices within papers, effect-size operationalization, sample windows, controls, contribute far more to heterogeneity than cross-country institutional differences.</w:t>
       </w:r>
     </w:p>
     <w:p>
@@ -14242,20 +13704,18 @@
         <w:t xml:space="preserve">Q</w:t>
       </w:r>
       <w:r>
-        <w:t xml:space="preserve">_M; future work should search for additional Frontier-regime studies. Third, cDAI is measured at the study level using country-year World Bank Digital Adoption Index scores (primary) or ITU Digital Development Index (secondary), not direct replication of the WBES firm-level indicators used in the companion primary studies; any systematic error in the country-year DAI assignment, for instance, from vintage mismatch between the study’s data period and the DAI score’s reference year, may attenuate the moderation coefficient. Fourth, the systematic search was restricted to English-language publications; non-English studies (Chinese, Japanese, Korean, Southeast Asian) are underrepresented, potentially biasing regime distribution toward Advanced economies. Fifth, inter-coder reliability was assessed on a 20% double-coded subsample (</w:t>
-      </w:r>
-      <w:r>
-        <w:rPr>
-          <w:iCs/>
-          <w:i/>
-        </w:rPr>
-        <w:t xml:space="preserve">k</w:t>
-      </w:r>
-      <w:r>
-        <w:t xml:space="preserve"> </w:t>
-      </w:r>
-      <w:r>
-        <w:t xml:space="preserve">= 47 studies); single-coder extraction for the remaining 80% cannot be validated without full dual-coding.</w:t>
+        <w:t xml:space="preserve">_M; future work should search for additional Frontier-regime studies. Third, cDAI is measured at the study level using country-year World Bank Digital Adoption Index scores (primary) or ITU Digital Development Index (secondary), not direct replication of the WBES firm-level indicators used in the companion primary studies; any systematic error in the country-year DAI assignment, for instance, from vintage mismatch between the study’s data period and the DAI score’s reference year, may attenuate the moderation coefficient. Fourth, the systematic search was restricted to English-language publications; non-English studies (Chinese, Japanese, Korean, Southeast Asian) are underrepresented, potentially biasing regime distribution toward Advanced economies. Fifth, all effect-size extraction and moderator coding were performed by a single coder (the first author); without a second independent coder, formal inter-coder reliability (Cohen’s</w:t>
+      </w:r>
+      <w:r>
+        <w:t xml:space="preserve"> </w:t>
+      </w:r>
+      <m:oMath>
+        <m:r>
+          <m:t>κ</m:t>
+        </m:r>
+      </m:oMath>
+      <w:r>
+        <w:t xml:space="preserve">) could not be computed and coding decisions could not be cross-validated. Coding quality was instead supported by protocol calibration on a pilot set and by double-entry verification against source PDFs (Section 3.3.2), but the single-coder design remains a constraint, and a dual-coded reliability check is a priority for the planned formal-search expansion.</w:t>
       </w:r>
     </w:p>
     <w:p>
@@ -14449,20 +13909,20 @@
         <w:pStyle w:val="FirstParagraph"/>
       </w:pPr>
       <w:r>
-        <w:t xml:space="preserve">Aguinis, H., Dalton, D. R., Bosco, F. A., Pierce, C. A., &amp; Dalton, C. M. (2011). Meta-analytic choices and judgment calls: Implications for theory and research.</w:t>
-      </w:r>
-      <w:r>
-        <w:t xml:space="preserve"> </w:t>
-      </w:r>
-      <w:r>
-        <w:rPr>
-          <w:iCs/>
-          <w:i/>
-        </w:rPr>
-        <w:t xml:space="preserve">Journal of Management, 37</w:t>
-      </w:r>
-      <w:r>
-        <w:t xml:space="preserve">(1), 5–38.</w:t>
+        <w:t xml:space="preserve">Arte, P., &amp; Larimo, J. (2022). Moderating influence of product diversification on the internationalization-performance relationship: Insights from meta-analysis.</w:t>
+      </w:r>
+      <w:r>
+        <w:t xml:space="preserve"> </w:t>
+      </w:r>
+      <w:r>
+        <w:rPr>
+          <w:iCs/>
+          <w:i/>
+        </w:rPr>
+        <w:t xml:space="preserve">Journal of Business Research, 139</w:t>
+      </w:r>
+      <w:r>
+        <w:t xml:space="preserve">, 1408–1423.</w:t>
       </w:r>
     </w:p>
     <w:p>
@@ -14470,20 +13930,20 @@
         <w:pStyle w:val="BodyText"/>
       </w:pPr>
       <w:r>
-        <w:t xml:space="preserve">Arte, P., &amp; Larimo, J. (2022). Moderating influence of product diversification on the internationalization-performance relationship: Insights from meta-analysis.</w:t>
-      </w:r>
-      <w:r>
-        <w:t xml:space="preserve"> </w:t>
-      </w:r>
-      <w:r>
-        <w:rPr>
-          <w:iCs/>
-          <w:i/>
-        </w:rPr>
-        <w:t xml:space="preserve">Journal of Business Research, 139</w:t>
-      </w:r>
-      <w:r>
-        <w:t xml:space="preserve">, 1408–1423.</w:t>
+        <w:t xml:space="preserve">Barney, J. (1991). Firm resources and sustained competitive advantage.</w:t>
+      </w:r>
+      <w:r>
+        <w:t xml:space="preserve"> </w:t>
+      </w:r>
+      <w:r>
+        <w:rPr>
+          <w:iCs/>
+          <w:i/>
+        </w:rPr>
+        <w:t xml:space="preserve">Journal of Management, 17</w:t>
+      </w:r>
+      <w:r>
+        <w:t xml:space="preserve">(1), 99–120.</w:t>
       </w:r>
     </w:p>
     <w:p>
@@ -14491,20 +13951,20 @@
         <w:pStyle w:val="BodyText"/>
       </w:pPr>
       <w:r>
-        <w:t xml:space="preserve">Barney, J. (1991). Firm resources and sustained competitive advantage.</w:t>
-      </w:r>
-      <w:r>
-        <w:t xml:space="preserve"> </w:t>
-      </w:r>
-      <w:r>
-        <w:rPr>
-          <w:iCs/>
-          <w:i/>
-        </w:rPr>
-        <w:t xml:space="preserve">Journal of Management, 17</w:t>
-      </w:r>
-      <w:r>
-        <w:t xml:space="preserve">(1), 99–120.</w:t>
+        <w:t xml:space="preserve">Bausch, A., &amp; Krist, M. (2007). The effect of context-related moderators on the internationalization–performance relationship: Evidence from meta-analysis.</w:t>
+      </w:r>
+      <w:r>
+        <w:t xml:space="preserve"> </w:t>
+      </w:r>
+      <w:r>
+        <w:rPr>
+          <w:iCs/>
+          <w:i/>
+        </w:rPr>
+        <w:t xml:space="preserve">Management International Review, 47</w:t>
+      </w:r>
+      <w:r>
+        <w:t xml:space="preserve">(3), 319–347.</w:t>
       </w:r>
     </w:p>
     <w:p>
@@ -14512,20 +13972,20 @@
         <w:pStyle w:val="BodyText"/>
       </w:pPr>
       <w:r>
-        <w:t xml:space="preserve">Bausch, A., &amp; Krist, M. (2007). The effect of context-related moderators on the internationalization–performance relationship: Evidence from meta-analysis.</w:t>
-      </w:r>
-      <w:r>
-        <w:t xml:space="preserve"> </w:t>
-      </w:r>
-      <w:r>
-        <w:rPr>
-          <w:iCs/>
-          <w:i/>
-        </w:rPr>
-        <w:t xml:space="preserve">Management International Review, 47</w:t>
-      </w:r>
-      <w:r>
-        <w:t xml:space="preserve">(3), 319–347.</w:t>
+        <w:t xml:space="preserve">Begg, C. B., &amp; Mazumdar, M. (1994). Operating characteristics of a rank correlation test for publication bias.</w:t>
+      </w:r>
+      <w:r>
+        <w:t xml:space="preserve"> </w:t>
+      </w:r>
+      <w:r>
+        <w:rPr>
+          <w:iCs/>
+          <w:i/>
+        </w:rPr>
+        <w:t xml:space="preserve">Biometrics, 50</w:t>
+      </w:r>
+      <w:r>
+        <w:t xml:space="preserve">(4), 1088–1101.</w:t>
       </w:r>
     </w:p>
     <w:p>
@@ -14533,20 +13993,20 @@
         <w:pStyle w:val="BodyText"/>
       </w:pPr>
       <w:r>
-        <w:t xml:space="preserve">Begg, C. B., &amp; Mazumdar, M. (1994). Operating characteristics of a rank correlation test for publication bias.</w:t>
-      </w:r>
-      <w:r>
-        <w:t xml:space="preserve"> </w:t>
-      </w:r>
-      <w:r>
-        <w:rPr>
-          <w:iCs/>
-          <w:i/>
-        </w:rPr>
-        <w:t xml:space="preserve">Biometrics, 50</w:t>
-      </w:r>
-      <w:r>
-        <w:t xml:space="preserve">(4), 1088–1101.</w:t>
+        <w:t xml:space="preserve">Bharadwaj, A., El Sawy, O. A., Pavlou, P. A., &amp; Venkatraman, N. (2013). Digital business strategy: Toward a next generation of insights.</w:t>
+      </w:r>
+      <w:r>
+        <w:t xml:space="preserve"> </w:t>
+      </w:r>
+      <w:r>
+        <w:rPr>
+          <w:iCs/>
+          <w:i/>
+        </w:rPr>
+        <w:t xml:space="preserve">MIS Quarterly, 37</w:t>
+      </w:r>
+      <w:r>
+        <w:t xml:space="preserve">(2), 471–482.</w:t>
       </w:r>
     </w:p>
     <w:p>
@@ -14554,20 +14014,23 @@
         <w:pStyle w:val="BodyText"/>
       </w:pPr>
       <w:r>
-        <w:t xml:space="preserve">Bharadwaj, A., El Sawy, O. A., Pavlou, P. A., &amp; Venkatraman, N. (2013). Digital business strategy: Toward a next generation of insights.</w:t>
-      </w:r>
-      <w:r>
-        <w:t xml:space="preserve"> </w:t>
-      </w:r>
-      <w:r>
-        <w:rPr>
-          <w:iCs/>
-          <w:i/>
-        </w:rPr>
-        <w:t xml:space="preserve">MIS Quarterly, 37</w:t>
-      </w:r>
-      <w:r>
-        <w:t xml:space="preserve">(2), 471–482.</w:t>
+        <w:t xml:space="preserve">Borenstein, M., Hedges, L. V., Higgins, J. P. T., &amp; Rothstein, H. R. (2021).</w:t>
+      </w:r>
+      <w:r>
+        <w:t xml:space="preserve"> </w:t>
+      </w:r>
+      <w:r>
+        <w:rPr>
+          <w:iCs/>
+          <w:i/>
+        </w:rPr>
+        <w:t xml:space="preserve">Introduction to meta-analysis</w:t>
+      </w:r>
+      <w:r>
+        <w:t xml:space="preserve"> </w:t>
+      </w:r>
+      <w:r>
+        <w:t xml:space="preserve">(2nd ed.). Wiley.</w:t>
       </w:r>
     </w:p>
     <w:p>
@@ -14575,23 +14038,20 @@
         <w:pStyle w:val="BodyText"/>
       </w:pPr>
       <w:r>
-        <w:t xml:space="preserve">Borenstein, M., Hedges, L. V., Higgins, J. P. T., &amp; Rothstein, H. R. (2021).</w:t>
-      </w:r>
-      <w:r>
-        <w:t xml:space="preserve"> </w:t>
-      </w:r>
-      <w:r>
-        <w:rPr>
-          <w:iCs/>
-          <w:i/>
-        </w:rPr>
-        <w:t xml:space="preserve">Introduction to meta-analysis</w:t>
-      </w:r>
-      <w:r>
-        <w:t xml:space="preserve"> </w:t>
-      </w:r>
-      <w:r>
-        <w:t xml:space="preserve">(2nd ed.). Wiley.</w:t>
+        <w:t xml:space="preserve">Brynjolfsson, E., Rock, D., &amp; Syverson, C. (2021). The productivity J-curve: How intangibles complement general purpose technologies.</w:t>
+      </w:r>
+      <w:r>
+        <w:t xml:space="preserve"> </w:t>
+      </w:r>
+      <w:r>
+        <w:rPr>
+          <w:iCs/>
+          <w:i/>
+        </w:rPr>
+        <w:t xml:space="preserve">American Economic Journal: Macroeconomics, 13</w:t>
+      </w:r>
+      <w:r>
+        <w:t xml:space="preserve">(1), 333–372.</w:t>
       </w:r>
     </w:p>
     <w:p>
@@ -14599,20 +14059,20 @@
         <w:pStyle w:val="BodyText"/>
       </w:pPr>
       <w:r>
-        <w:t xml:space="preserve">Brynjolfsson, E., Rock, D., &amp; Syverson, C. (2021). The productivity J-curve: How intangibles complement general purpose technologies.</w:t>
-      </w:r>
-      <w:r>
-        <w:t xml:space="preserve"> </w:t>
-      </w:r>
-      <w:r>
-        <w:rPr>
-          <w:iCs/>
-          <w:i/>
-        </w:rPr>
-        <w:t xml:space="preserve">American Economic Journal: Macroeconomics, 13</w:t>
-      </w:r>
-      <w:r>
-        <w:t xml:space="preserve">(1), 333–372.</w:t>
+        <w:t xml:space="preserve">Bustamante, C. V., Mingo, S., &amp; Matusik, S. F. (2022). Institutions, digital capabilities and the internationalization of SMEs.</w:t>
+      </w:r>
+      <w:r>
+        <w:t xml:space="preserve"> </w:t>
+      </w:r>
+      <w:r>
+        <w:rPr>
+          <w:iCs/>
+          <w:i/>
+        </w:rPr>
+        <w:t xml:space="preserve">Journal of International Business Studies, 53</w:t>
+      </w:r>
+      <w:r>
+        <w:t xml:space="preserve">(3), 524–546.</w:t>
       </w:r>
     </w:p>
     <w:p>
@@ -14620,20 +14080,20 @@
         <w:pStyle w:val="BodyText"/>
       </w:pPr>
       <w:r>
-        <w:t xml:space="preserve">Bustamante, C. V., Mingo, S., &amp; Matusik, S. F. (2022). Institutions, digital capabilities and the internationalization of SMEs.</w:t>
-      </w:r>
-      <w:r>
-        <w:t xml:space="preserve"> </w:t>
-      </w:r>
-      <w:r>
-        <w:rPr>
-          <w:iCs/>
-          <w:i/>
-        </w:rPr>
-        <w:t xml:space="preserve">Journal of International Business Studies, 53</w:t>
-      </w:r>
-      <w:r>
-        <w:t xml:space="preserve">(3), 524–546.</w:t>
+        <w:t xml:space="preserve">Cheung, M. W.-L. (2014). Modeling dependent effect sizes with three-level meta-analyses.</w:t>
+      </w:r>
+      <w:r>
+        <w:t xml:space="preserve"> </w:t>
+      </w:r>
+      <w:r>
+        <w:rPr>
+          <w:iCs/>
+          <w:i/>
+        </w:rPr>
+        <w:t xml:space="preserve">Psychological Methods, 19</w:t>
+      </w:r>
+      <w:r>
+        <w:t xml:space="preserve">(2), 211–226.</w:t>
       </w:r>
     </w:p>
     <w:p>
@@ -14641,20 +14101,23 @@
         <w:pStyle w:val="BodyText"/>
       </w:pPr>
       <w:r>
-        <w:t xml:space="preserve">Cheung, M. W.-L. (2014). Modeling dependent effect sizes with three-level meta-analyses.</w:t>
-      </w:r>
-      <w:r>
-        <w:t xml:space="preserve"> </w:t>
-      </w:r>
-      <w:r>
-        <w:rPr>
-          <w:iCs/>
-          <w:i/>
-        </w:rPr>
-        <w:t xml:space="preserve">Psychological Methods, 19</w:t>
-      </w:r>
-      <w:r>
-        <w:t xml:space="preserve">(2), 211–226.</w:t>
+        <w:t xml:space="preserve">Cohen, J. (1988).</w:t>
+      </w:r>
+      <w:r>
+        <w:t xml:space="preserve"> </w:t>
+      </w:r>
+      <w:r>
+        <w:rPr>
+          <w:iCs/>
+          <w:i/>
+        </w:rPr>
+        <w:t xml:space="preserve">Statistical power analysis for the behavioral sciences</w:t>
+      </w:r>
+      <w:r>
+        <w:t xml:space="preserve"> </w:t>
+      </w:r>
+      <w:r>
+        <w:t xml:space="preserve">(2nd ed.). Lawrence Erlbaum.</w:t>
       </w:r>
     </w:p>
     <w:p>
@@ -14662,23 +14125,23 @@
         <w:pStyle w:val="BodyText"/>
       </w:pPr>
       <w:r>
-        <w:t xml:space="preserve">Cohen, J. (1988).</w:t>
-      </w:r>
-      <w:r>
-        <w:t xml:space="preserve"> </w:t>
-      </w:r>
-      <w:r>
-        <w:rPr>
-          <w:iCs/>
-          <w:i/>
-        </w:rPr>
-        <w:t xml:space="preserve">Statistical power analysis for the behavioral sciences</w:t>
-      </w:r>
-      <w:r>
-        <w:t xml:space="preserve"> </w:t>
-      </w:r>
-      <w:r>
-        <w:t xml:space="preserve">(2nd ed.). Lawrence Erlbaum.</w:t>
+        <w:t xml:space="preserve">Cooper, H. (2010).</w:t>
+      </w:r>
+      <w:r>
+        <w:t xml:space="preserve"> </w:t>
+      </w:r>
+      <w:r>
+        <w:rPr>
+          <w:iCs/>
+          <w:i/>
+        </w:rPr>
+        <w:t xml:space="preserve">Research synthesis and meta-analysis: A step-by-step approach</w:t>
+      </w:r>
+      <w:r>
+        <w:t xml:space="preserve"> </w:t>
+      </w:r>
+      <w:r>
+        <w:t xml:space="preserve">(4th ed.). Sage.</w:t>
       </w:r>
     </w:p>
     <w:p>
@@ -14686,23 +14149,20 @@
         <w:pStyle w:val="BodyText"/>
       </w:pPr>
       <w:r>
-        <w:t xml:space="preserve">Cooper, H. (2010).</w:t>
-      </w:r>
-      <w:r>
-        <w:t xml:space="preserve"> </w:t>
-      </w:r>
-      <w:r>
-        <w:rPr>
-          <w:iCs/>
-          <w:i/>
-        </w:rPr>
-        <w:t xml:space="preserve">Research synthesis and meta-analysis: A step-by-step approach</w:t>
-      </w:r>
-      <w:r>
-        <w:t xml:space="preserve"> </w:t>
-      </w:r>
-      <w:r>
-        <w:t xml:space="preserve">(4th ed.). Sage.</w:t>
+        <w:t xml:space="preserve">David, P. A. (1990). The dynamo and the computer: An historical perspective on the modern productivity paradox.</w:t>
+      </w:r>
+      <w:r>
+        <w:t xml:space="preserve"> </w:t>
+      </w:r>
+      <w:r>
+        <w:rPr>
+          <w:iCs/>
+          <w:i/>
+        </w:rPr>
+        <w:t xml:space="preserve">American Economic Review, 80</w:t>
+      </w:r>
+      <w:r>
+        <w:t xml:space="preserve">(2), 355–361.</w:t>
       </w:r>
     </w:p>
     <w:p>
@@ -14710,20 +14170,20 @@
         <w:pStyle w:val="BodyText"/>
       </w:pPr>
       <w:r>
-        <w:t xml:space="preserve">David, P. A. (1990). The dynamo and the computer: An historical perspective on the modern productivity paradox.</w:t>
-      </w:r>
-      <w:r>
-        <w:t xml:space="preserve"> </w:t>
-      </w:r>
-      <w:r>
-        <w:rPr>
-          <w:iCs/>
-          <w:i/>
-        </w:rPr>
-        <w:t xml:space="preserve">American Economic Review, 80</w:t>
-      </w:r>
-      <w:r>
-        <w:t xml:space="preserve">(2), 355–361.</w:t>
+        <w:t xml:space="preserve">Dickersin, K. (1990). The existence of publication bias and risk factors for its occurrence.</w:t>
+      </w:r>
+      <w:r>
+        <w:t xml:space="preserve"> </w:t>
+      </w:r>
+      <w:r>
+        <w:rPr>
+          <w:iCs/>
+          <w:i/>
+        </w:rPr>
+        <w:t xml:space="preserve">JAMA, 263</w:t>
+      </w:r>
+      <w:r>
+        <w:t xml:space="preserve">(10), 1385–1389. https://doi.org/10.1001/jama.1990.03440100097014</w:t>
       </w:r>
     </w:p>
     <w:p>
@@ -14881,20 +14341,20 @@
         <w:pStyle w:val="BodyText"/>
       </w:pPr>
       <w:r>
-        <w:t xml:space="preserve">Jensen, M. C., &amp; Meckling, W. H. (1976). Theory of the firm: Managerial behavior, agency costs and ownership structure.</w:t>
-      </w:r>
-      <w:r>
-        <w:t xml:space="preserve"> </w:t>
-      </w:r>
-      <w:r>
-        <w:rPr>
-          <w:iCs/>
-          <w:i/>
-        </w:rPr>
-        <w:t xml:space="preserve">Journal of Financial Economics, 3</w:t>
-      </w:r>
-      <w:r>
-        <w:t xml:space="preserve">(4), 305–360.</w:t>
+        <w:t xml:space="preserve">Johanson, J., &amp; Vahlne, J.-E. (1977). The internationalization process of the firm: A model of knowledge development and increasing foreign market commitments.</w:t>
+      </w:r>
+      <w:r>
+        <w:t xml:space="preserve"> </w:t>
+      </w:r>
+      <w:r>
+        <w:rPr>
+          <w:iCs/>
+          <w:i/>
+        </w:rPr>
+        <w:t xml:space="preserve">Journal of International Business Studies, 8</w:t>
+      </w:r>
+      <w:r>
+        <w:t xml:space="preserve">(1), 23–32.</w:t>
       </w:r>
     </w:p>
     <w:p>
@@ -14902,20 +14362,20 @@
         <w:pStyle w:val="BodyText"/>
       </w:pPr>
       <w:r>
-        <w:t xml:space="preserve">Johanson, J., &amp; Vahlne, J.-E. (1977). The internationalization process of the firm: A model of knowledge development and increasing foreign market commitments.</w:t>
-      </w:r>
-      <w:r>
-        <w:t xml:space="preserve"> </w:t>
-      </w:r>
-      <w:r>
-        <w:rPr>
-          <w:iCs/>
-          <w:i/>
-        </w:rPr>
-        <w:t xml:space="preserve">Journal of International Business Studies, 8</w:t>
-      </w:r>
-      <w:r>
-        <w:t xml:space="preserve">(1), 23–32.</w:t>
+        <w:t xml:space="preserve">Katz, R., &amp; Callorda, F. (2018).</w:t>
+      </w:r>
+      <w:r>
+        <w:t xml:space="preserve"> </w:t>
+      </w:r>
+      <w:r>
+        <w:rPr>
+          <w:iCs/>
+          <w:i/>
+        </w:rPr>
+        <w:t xml:space="preserve">The economic contribution of broadband, digitization and ICT regulation</w:t>
+      </w:r>
+      <w:r>
+        <w:t xml:space="preserve">. ITU Telecommunication Development Sector.</w:t>
       </w:r>
     </w:p>
     <w:p>
@@ -14923,20 +14383,20 @@
         <w:pStyle w:val="BodyText"/>
       </w:pPr>
       <w:r>
-        <w:t xml:space="preserve">Katz, R., &amp; Callorda, F. (2018).</w:t>
-      </w:r>
-      <w:r>
-        <w:t xml:space="preserve"> </w:t>
-      </w:r>
-      <w:r>
-        <w:rPr>
-          <w:iCs/>
-          <w:i/>
-        </w:rPr>
-        <w:t xml:space="preserve">The economic contribution of broadband, digitization and ICT regulation</w:t>
-      </w:r>
-      <w:r>
-        <w:t xml:space="preserve">. ITU Telecommunication Development Sector.</w:t>
+        <w:t xml:space="preserve">Khanna, T., &amp; Palepu, K. G. (2010).</w:t>
+      </w:r>
+      <w:r>
+        <w:t xml:space="preserve"> </w:t>
+      </w:r>
+      <w:r>
+        <w:rPr>
+          <w:iCs/>
+          <w:i/>
+        </w:rPr>
+        <w:t xml:space="preserve">Winning in emerging markets: A road map for strategy and execution</w:t>
+      </w:r>
+      <w:r>
+        <w:t xml:space="preserve">. Harvard Business Press.</w:t>
       </w:r>
     </w:p>
     <w:p>
@@ -14944,20 +14404,20 @@
         <w:pStyle w:val="BodyText"/>
       </w:pPr>
       <w:r>
-        <w:t xml:space="preserve">Khanna, T., &amp; Palepu, K. G. (2010).</w:t>
-      </w:r>
-      <w:r>
-        <w:t xml:space="preserve"> </w:t>
-      </w:r>
-      <w:r>
-        <w:rPr>
-          <w:iCs/>
-          <w:i/>
-        </w:rPr>
-        <w:t xml:space="preserve">Winning in emerging markets: A road map for strategy and execution</w:t>
-      </w:r>
-      <w:r>
-        <w:t xml:space="preserve">. Harvard Business Press.</w:t>
+        <w:t xml:space="preserve">Kirca, A. H., Hult, G. T. M., Deligonul, S., Perryy, M. Z., &amp; Cavusgil, S. T. (2012). A multilevel examination of the drivers of firm multinationality: A meta-analysis.</w:t>
+      </w:r>
+      <w:r>
+        <w:t xml:space="preserve"> </w:t>
+      </w:r>
+      <w:r>
+        <w:rPr>
+          <w:iCs/>
+          <w:i/>
+        </w:rPr>
+        <w:t xml:space="preserve">Journal of Management, 38</w:t>
+      </w:r>
+      <w:r>
+        <w:t xml:space="preserve">(2), 502–530.</w:t>
       </w:r>
     </w:p>
     <w:p>
@@ -14965,20 +14425,20 @@
         <w:pStyle w:val="BodyText"/>
       </w:pPr>
       <w:r>
-        <w:t xml:space="preserve">Kirca, A. H., Hult, G. T. M., Deligonul, S., Perryy, M. Z., &amp; Cavusgil, S. T. (2012). A multilevel examination of the drivers of firm multinationality: A meta-analysis.</w:t>
-      </w:r>
-      <w:r>
-        <w:t xml:space="preserve"> </w:t>
-      </w:r>
-      <w:r>
-        <w:rPr>
-          <w:iCs/>
-          <w:i/>
-        </w:rPr>
-        <w:t xml:space="preserve">Journal of Management, 38</w:t>
-      </w:r>
-      <w:r>
-        <w:t xml:space="preserve">(2), 502–530.</w:t>
+        <w:t xml:space="preserve">Kraus, S., Breier, M., Lim, W. M., Dabić, M., Kumar, S., Kanbach, D., Mukherjee, D., Corvello, V., Piñeiro-Chousa, J., Liguori, E., Palacios-Marqués, D., Schiavone, F., Ferraris, A., Fernandes, C., &amp; Ferreira, J. J. (2022). Literature reviews as independent studies: Guidelines for academic practice.</w:t>
+      </w:r>
+      <w:r>
+        <w:t xml:space="preserve"> </w:t>
+      </w:r>
+      <w:r>
+        <w:rPr>
+          <w:iCs/>
+          <w:i/>
+        </w:rPr>
+        <w:t xml:space="preserve">Review of Managerial Science, 16</w:t>
+      </w:r>
+      <w:r>
+        <w:t xml:space="preserve">(8), 2577–2595.</w:t>
       </w:r>
     </w:p>
     <w:p>
@@ -14986,20 +14446,20 @@
         <w:pStyle w:val="BodyText"/>
       </w:pPr>
       <w:r>
-        <w:t xml:space="preserve">Kraus, S., Breier, M., Lim, W. M., Dabić, M., Kumar, S., Kanbach, D., Mukherjee, D., Corvello, V., Piñeiro-Chousa, J., Liguori, E., Palacios-Marqués, D., Schiavone, F., Ferraris, A., Fernandes, C., &amp; Ferreira, J. J. (2022). Literature reviews as independent studies: Guidelines for academic practice.</w:t>
-      </w:r>
-      <w:r>
-        <w:t xml:space="preserve"> </w:t>
-      </w:r>
-      <w:r>
-        <w:rPr>
-          <w:iCs/>
-          <w:i/>
-        </w:rPr>
-        <w:t xml:space="preserve">Review of Managerial Science, 16</w:t>
-      </w:r>
-      <w:r>
-        <w:t xml:space="preserve">(8), 2577–2595.</w:t>
+        <w:t xml:space="preserve">Kogut, B., &amp; Zander, U. (1993). Knowledge of the firm and the evolutionary theory of the multinational corporation.</w:t>
+      </w:r>
+      <w:r>
+        <w:t xml:space="preserve"> </w:t>
+      </w:r>
+      <w:r>
+        <w:rPr>
+          <w:iCs/>
+          <w:i/>
+        </w:rPr>
+        <w:t xml:space="preserve">Journal of International Business Studies, 24</w:t>
+      </w:r>
+      <w:r>
+        <w:t xml:space="preserve">(4), 625–645.</w:t>
       </w:r>
     </w:p>
     <w:p>
@@ -15007,20 +14467,20 @@
         <w:pStyle w:val="BodyText"/>
       </w:pPr>
       <w:r>
-        <w:t xml:space="preserve">Kogut, B., &amp; Zander, U. (1993). Knowledge of the firm and the evolutionary theory of the multinational corporation.</w:t>
-      </w:r>
-      <w:r>
-        <w:t xml:space="preserve"> </w:t>
-      </w:r>
-      <w:r>
-        <w:rPr>
-          <w:iCs/>
-          <w:i/>
-        </w:rPr>
-        <w:t xml:space="preserve">Journal of International Business Studies, 24</w:t>
-      </w:r>
-      <w:r>
-        <w:t xml:space="preserve">(4), 625–645.</w:t>
+        <w:t xml:space="preserve">Marano, V., Arregle, J.-L., Hitt, M. A., Spadafora, E., &amp; van Essen, M. (2016). Home country institutions and the internationalization-performance relationship: A meta-analytic review.</w:t>
+      </w:r>
+      <w:r>
+        <w:t xml:space="preserve"> </w:t>
+      </w:r>
+      <w:r>
+        <w:rPr>
+          <w:iCs/>
+          <w:i/>
+        </w:rPr>
+        <w:t xml:space="preserve">Journal of Management, 42</w:t>
+      </w:r>
+      <w:r>
+        <w:t xml:space="preserve">(5), 1075–1110.</w:t>
       </w:r>
     </w:p>
     <w:p>
@@ -15028,20 +14488,20 @@
         <w:pStyle w:val="BodyText"/>
       </w:pPr>
       <w:r>
-        <w:t xml:space="preserve">Lakens, D., Scheel, A. M., &amp; Isager, P. M. (2020). Equivalence testing for psychological research: A tutorial.</w:t>
-      </w:r>
-      <w:r>
-        <w:t xml:space="preserve"> </w:t>
-      </w:r>
-      <w:r>
-        <w:rPr>
-          <w:iCs/>
-          <w:i/>
-        </w:rPr>
-        <w:t xml:space="preserve">Advances in Methods and Practices in Psychological Science, 1</w:t>
-      </w:r>
-      <w:r>
-        <w:t xml:space="preserve">(2), 259–269.</w:t>
+        <w:t xml:space="preserve">North, D. C. (1990).</w:t>
+      </w:r>
+      <w:r>
+        <w:t xml:space="preserve"> </w:t>
+      </w:r>
+      <w:r>
+        <w:rPr>
+          <w:iCs/>
+          <w:i/>
+        </w:rPr>
+        <w:t xml:space="preserve">Institutions, institutional change and economic performance</w:t>
+      </w:r>
+      <w:r>
+        <w:t xml:space="preserve">. Cambridge University Press.</w:t>
       </w:r>
     </w:p>
     <w:p>
@@ -15049,20 +14509,20 @@
         <w:pStyle w:val="BodyText"/>
       </w:pPr>
       <w:r>
-        <w:t xml:space="preserve">Landis, J. R., &amp; Koch, G. G. (1977). The measurement of observer agreement for categorical data.</w:t>
-      </w:r>
-      <w:r>
-        <w:t xml:space="preserve"> </w:t>
-      </w:r>
-      <w:r>
-        <w:rPr>
-          <w:iCs/>
-          <w:i/>
-        </w:rPr>
-        <w:t xml:space="preserve">Biometrics, 33</w:t>
-      </w:r>
-      <w:r>
-        <w:t xml:space="preserve">(1), 159–174.</w:t>
+        <w:t xml:space="preserve">Orwin, R. G. (1983). A fail-safe N for effect size in meta-analysis.</w:t>
+      </w:r>
+      <w:r>
+        <w:t xml:space="preserve"> </w:t>
+      </w:r>
+      <w:r>
+        <w:rPr>
+          <w:iCs/>
+          <w:i/>
+        </w:rPr>
+        <w:t xml:space="preserve">Journal of Educational Statistics, 8</w:t>
+      </w:r>
+      <w:r>
+        <w:t xml:space="preserve">(2), 157–159.</w:t>
       </w:r>
     </w:p>
     <w:p>
@@ -15070,20 +14530,23 @@
         <w:pStyle w:val="BodyText"/>
       </w:pPr>
       <w:r>
-        <w:t xml:space="preserve">Marano, V., Arregle, J.-L., Hitt, M. A., Spadafora, E., &amp; van Essen, M. (2016). Home country institutions and the internationalization-performance relationship: A meta-analytic review.</w:t>
-      </w:r>
-      <w:r>
-        <w:t xml:space="preserve"> </w:t>
-      </w:r>
-      <w:r>
-        <w:rPr>
-          <w:iCs/>
-          <w:i/>
-        </w:rPr>
-        <w:t xml:space="preserve">Journal of Management, 42</w:t>
-      </w:r>
-      <w:r>
-        <w:t xml:space="preserve">(5), 1075–1110.</w:t>
+        <w:t xml:space="preserve">Sahay, R., Eriksson von Allmen, U., Lahreche, A., Khera, P., Ogawa, S., Bazarbash, M., &amp; Beaton, K. (2020).</w:t>
+      </w:r>
+      <w:r>
+        <w:t xml:space="preserve"> </w:t>
+      </w:r>
+      <w:r>
+        <w:rPr>
+          <w:iCs/>
+          <w:i/>
+        </w:rPr>
+        <w:t xml:space="preserve">The promise of fintech: Financial inclusion in the post COVID-19 era</w:t>
+      </w:r>
+      <w:r>
+        <w:t xml:space="preserve"> </w:t>
+      </w:r>
+      <w:r>
+        <w:t xml:space="preserve">(Departmental Paper No. 20/09). International Monetary Fund. https://doi.org/10.5089/9781513512242.087</w:t>
       </w:r>
     </w:p>
     <w:p>
@@ -15091,48 +14554,6 @@
         <w:pStyle w:val="BodyText"/>
       </w:pPr>
       <w:r>
-        <w:t xml:space="preserve">North, D. C. (1990).</w:t>
-      </w:r>
-      <w:r>
-        <w:t xml:space="preserve"> </w:t>
-      </w:r>
-      <w:r>
-        <w:rPr>
-          <w:iCs/>
-          <w:i/>
-        </w:rPr>
-        <w:t xml:space="preserve">Institutions, institutional change and economic performance</w:t>
-      </w:r>
-      <w:r>
-        <w:t xml:space="preserve">. Cambridge University Press.</w:t>
-      </w:r>
-    </w:p>
-    <w:p>
-      <w:pPr>
-        <w:pStyle w:val="BodyText"/>
-      </w:pPr>
-      <w:r>
-        <w:t xml:space="preserve">Orwin, R. G. (1983). A fail-safe N for effect size in meta-analysis.</w:t>
-      </w:r>
-      <w:r>
-        <w:t xml:space="preserve"> </w:t>
-      </w:r>
-      <w:r>
-        <w:rPr>
-          <w:iCs/>
-          <w:i/>
-        </w:rPr>
-        <w:t xml:space="preserve">Journal of Educational Statistics, 8</w:t>
-      </w:r>
-      <w:r>
-        <w:t xml:space="preserve">(2), 157–159.</w:t>
-      </w:r>
-    </w:p>
-    <w:p>
-      <w:pPr>
-        <w:pStyle w:val="BodyText"/>
-      </w:pPr>
-      <w:r>
         <w:t xml:space="preserve">Page, M. J., McKenzie, J. E., Bossuyt, P. M., Boutron, I., Hoffmann, T. C., Mulrow, C. D., Shamseer, L., Tetzlaff, J. M., Akl, E. A., Brennan, S. E., Chou, R., Glanville, J., Grimshaw, J. M., Hróbjartsson, A., Lalu, M. M., Li, T., Loder, E. W., Mayo-Wilson, E., McDonald, S., … Moher, D. (2021). The PRISMA 2020 statement: An updated guideline for reporting systematic reviews.</w:t>
       </w:r>
       <w:r>
@@ -15147,27 +14568,6 @@
       </w:r>
       <w:r>
         <w:t xml:space="preserve">, n71. https://doi.org/10.1136/bmj.n71</w:t>
-      </w:r>
-    </w:p>
-    <w:p>
-      <w:pPr>
-        <w:pStyle w:val="BodyText"/>
-      </w:pPr>
-      <w:r>
-        <w:t xml:space="preserve">Paternoster, R., Brame, R., Mazerolle, P., &amp; Piquero, A. (1998). Using the correct statistical test for the equality of regression coefficients.</w:t>
-      </w:r>
-      <w:r>
-        <w:t xml:space="preserve"> </w:t>
-      </w:r>
-      <w:r>
-        <w:rPr>
-          <w:iCs/>
-          <w:i/>
-        </w:rPr>
-        <w:t xml:space="preserve">Criminology, 36</w:t>
-      </w:r>
-      <w:r>
-        <w:t xml:space="preserve">(4), 859–866.</w:t>
       </w:r>
     </w:p>
     <w:p>
@@ -15679,7 +15079,7 @@
         <w:rPr>
           <w:rStyle w:val="VerbatimChar"/>
         </w:rPr>
-        <w:t xml:space="preserve">After cross-database deduplication (DOI-exact + title-fuzzy $\geq$85%):</w:t>
+        <w:t xml:space="preserve">After cross-database deduplication (DOI-exact + title-fuzzy $\geq$ 85%):</w:t>
       </w:r>
       <w:r>
         <w:br/>
@@ -15781,7 +15181,7 @@
         <w:rPr>
           <w:rStyle w:val="VerbatimChar"/>
         </w:rPr>
-        <w:t xml:space="preserve">  Total records identified:                         N = 3,263 (databases) + $\approx$497 (supplementary) ✓</w:t>
+        <w:t xml:space="preserve">  Total records identified:                         N = 3,263 (databases) + $\approx$ 497 (supplementary) ✓</w:t>
       </w:r>
       <w:r>
         <w:br/>
@@ -16851,7 +16251,7 @@
               <w:jc w:val="left"/>
             </w:pPr>
             <w:r>
-              <w:t xml:space="preserve">Precede: data year &lt; 2009; Span: data spans 2005–2014; Follow: data year &gt; 2014</w:t>
+              <w:t xml:space="preserve">By median data year: Precede ≤ 2008; Span 2009–2013; Follow ≥ 2014</w:t>
             </w:r>
           </w:p>
         </w:tc>
@@ -17223,7 +16623,7 @@
               <w:jc w:val="left"/>
             </w:pPr>
             <w:r>
-              <w:t xml:space="preserve">62.4%</w:t>
+              <w:t xml:space="preserve">87.8%</w:t>
             </w:r>
           </w:p>
         </w:tc>
@@ -17268,7 +16668,7 @@
               <w:jc w:val="left"/>
             </w:pPr>
             <w:r>
-              <w:t xml:space="preserve">54.1%</w:t>
+              <w:t xml:space="preserve">76.1%</w:t>
             </w:r>
           </w:p>
         </w:tc>
@@ -17313,7 +16713,7 @@
               <w:jc w:val="left"/>
             </w:pPr>
             <w:r>
-              <w:t xml:space="preserve">8.4%</w:t>
+              <w:t xml:space="preserve">11.8%</w:t>
             </w:r>
           </w:p>
         </w:tc>
@@ -17544,7 +16944,7 @@
         <w:t xml:space="preserve"> </w:t>
       </w:r>
       <w:r>
-        <w:t xml:space="preserve">Lower total</w:t>
+        <w:t xml:space="preserve">The three-level total</w:t>
       </w:r>
       <w:r>
         <w:t xml:space="preserve"> </w:t>
@@ -17567,23 +16967,134 @@
         <w:t xml:space="preserve"> </w:t>
       </w:r>
       <w:r>
-        <w:t xml:space="preserve">in the three-level model (62.4% vs. 87.92%) reflects the expanded</w:t>
-      </w:r>
-      <w:r>
-        <w:t xml:space="preserve"> </w:t>
-      </w:r>
-      <w:r>
-        <w:rPr>
-          <w:iCs/>
-          <w:i/>
-        </w:rPr>
-        <w:t xml:space="preserve">k</w:t>
-      </w:r>
-      <w:r>
-        <w:t xml:space="preserve"> </w:t>
-      </w:r>
-      <w:r>
-        <w:t xml:space="preserve">= 238 sample and the three-level structure that partitions variance across levels correctly. The narrower 95% CI reflects the precision gain from 238 vs. 113 studies. The three-level model is theoretically preferred as it accounts for multiple effect sizes nested within studies.</w:t>
+        <w:t xml:space="preserve">(87.8%) is essentially identical to the single-level ICBEF 2025 estimate (87.92%); the three-level model’s contribution is therefore not a lower total but the correct</w:t>
+      </w:r>
+      <w:r>
+        <w:t xml:space="preserve"> </w:t>
+      </w:r>
+      <w:r>
+        <w:rPr>
+          <w:iCs/>
+          <w:i/>
+        </w:rPr>
+        <w:t xml:space="preserve">partition</w:t>
+      </w:r>
+      <w:r>
+        <w:t xml:space="preserve"> </w:t>
+      </w:r>
+      <w:r>
+        <w:t xml:space="preserve">of that heterogeneity into within-study (Level 2,</w:t>
+      </w:r>
+      <w:r>
+        <w:t xml:space="preserve"> </w:t>
+      </w:r>
+      <m:oMath>
+        <m:sSubSup>
+          <m:e>
+            <m:r>
+              <m:t>I</m:t>
+            </m:r>
+          </m:e>
+          <m:sub>
+            <m:d>
+              <m:dPr>
+                <m:begChr m:val="("/>
+                <m:endChr m:val=")"/>
+                <m:sepChr m:val=""/>
+                <m:grow/>
+              </m:dPr>
+              <m:e>
+                <m:r>
+                  <m:t>2</m:t>
+                </m:r>
+              </m:e>
+            </m:d>
+          </m:sub>
+          <m:sup>
+            <m:r>
+              <m:t>2</m:t>
+            </m:r>
+          </m:sup>
+        </m:sSubSup>
+      </m:oMath>
+      <w:r>
+        <w:t xml:space="preserve"> </w:t>
+      </w:r>
+      <w:r>
+        <w:t xml:space="preserve">= 76.1%) and between-study (Level 3,</w:t>
+      </w:r>
+      <w:r>
+        <w:t xml:space="preserve"> </w:t>
+      </w:r>
+      <m:oMath>
+        <m:sSubSup>
+          <m:e>
+            <m:r>
+              <m:t>I</m:t>
+            </m:r>
+          </m:e>
+          <m:sub>
+            <m:d>
+              <m:dPr>
+                <m:begChr m:val="("/>
+                <m:endChr m:val=")"/>
+                <m:sepChr m:val=""/>
+                <m:grow/>
+              </m:dPr>
+              <m:e>
+                <m:r>
+                  <m:t>3</m:t>
+                </m:r>
+              </m:e>
+            </m:d>
+          </m:sub>
+          <m:sup>
+            <m:r>
+              <m:t>2</m:t>
+            </m:r>
+          </m:sup>
+        </m:sSubSup>
+      </m:oMath>
+      <w:r>
+        <w:t xml:space="preserve"> </w:t>
+      </w:r>
+      <w:r>
+        <w:t xml:space="preserve">= 11.8%) components, which a single-level model cannot separate.</w:t>
+      </w:r>
+      <w:r>
+        <w:t xml:space="preserve"> </w:t>
+      </w:r>
+      <m:oMath>
+        <m:sSup>
+          <m:e>
+            <m:r>
+              <m:t>I</m:t>
+            </m:r>
+          </m:e>
+          <m:sup>
+            <m:r>
+              <m:t>2</m:t>
+            </m:r>
+          </m:sup>
+        </m:sSup>
+      </m:oMath>
+      <w:r>
+        <w:t xml:space="preserve"> </w:t>
+      </w:r>
+      <w:r>
+        <w:t xml:space="preserve">is computed with the Higgins–Thompson typical-variance estimator as implemented for multilevel models in</w:t>
+      </w:r>
+      <w:r>
+        <w:t xml:space="preserve"> </w:t>
+      </w:r>
+      <w:r>
+        <w:rPr>
+          <w:rStyle w:val="VerbatimChar"/>
+        </w:rPr>
+        <w:t xml:space="preserve">metafor</w:t>
+      </w:r>
+      <w:r>
+        <w:t xml:space="preserve">. The narrower 95% CI reflects the precision gain from 238 vs. 113 studies. The three-level model is theoretically preferred as it accounts for multiple effect sizes nested within studies.</w:t>
       </w:r>
     </w:p>
     <w:p>

--- a/dist/manuscripts/en/p6_meta_en_clean.docx
+++ b/dist/manuscripts/en/p6_meta_en_clean.docx
@@ -2,13 +2,13 @@
 <file path=word/document.xml><?xml version="1.0" encoding="utf-8"?>
 <w:document xmlns:w="http://schemas.openxmlformats.org/wordprocessingml/2006/main" xmlns:m="http://schemas.openxmlformats.org/officeDocument/2006/math" xmlns:r="http://schemas.openxmlformats.org/officeDocument/2006/relationships" xmlns:o="urn:schemas-microsoft-com:office:office" xmlns:v="urn:schemas-microsoft-com:vml" xmlns:w10="urn:schemas-microsoft-com:office:word" xmlns:a="http://schemas.openxmlformats.org/drawingml/2006/main" xmlns:pic="http://schemas.openxmlformats.org/drawingml/2006/picture" xmlns:wp="http://schemas.openxmlformats.org/drawingml/2006/wordprocessingDrawing">
   <w:body>
-    <w:bookmarkStart w:id="64" w:name="X0c6e4d0da10b64d0e26e4f46cdf4d61de6495dd"/>
+    <w:bookmarkStart w:id="80" w:name="X71f68986ebdedfa6a7fda36701097f5cdd5e3a2"/>
     <w:p>
       <w:pPr>
         <w:pStyle w:val="Heading1"/>
       </w:pPr>
       <w:r>
-        <w:t xml:space="preserve">Does Country Context Shape the Internationalization–Performance Link? A Three-Level Meta-Analytic Investigation of Digital Adoption, Institutional Regimes, and the Digital Paradox Lifecycle</w:t>
+        <w:t xml:space="preserve">Institutional Context, Digital Adoption, and the Internationalization–Performance Relationship: A Three-Level Meta-Analysis</w:t>
       </w:r>
     </w:p>
     <w:p>
@@ -130,7 +130,7 @@
         <w:t xml:space="preserve"> </w:t>
       </w:r>
       <w:r>
-        <w:t xml:space="preserve">= 237 studies with</w:t>
+        <w:t xml:space="preserve">= 238 studies with</w:t>
       </w:r>
       <w:r>
         <w:t xml:space="preserve"> </w:t>
@@ -146,7 +146,7 @@
         <w:t xml:space="preserve"> </w:t>
       </w:r>
       <w:r>
-        <w:t xml:space="preserve">= 287 effect sizes. Three-level MARA (Cheung, 2014; Van den Noortgate et al., 2013) decomposes heterogeneity into within-study (</w:t>
+        <w:t xml:space="preserve">= 288 effect sizes. Three-level MARA (Cheung, 2014; Van den Noortgate et al., 2013) decomposes heterogeneity into within-study (</w:t>
       </w:r>
       <w:r>
         <w:rPr>
@@ -242,7 +242,7 @@
         <w:t xml:space="preserve">I</w:t>
       </w:r>
       <w:r>
-        <w:t xml:space="preserve">² = 62.5% (within-study 54.1%; between-study 8.4%), replicating and extending the ICBEF 2025 baseline (</w:t>
+        <w:t xml:space="preserve">² = 62.4% (within-study 54.1%; between-study 8.4%), replicating and extending the ICBEF 2024 baseline (</w:t>
       </w:r>
       <w:r>
         <w:rPr>
@@ -352,7 +352,7 @@
         <w:t xml:space="preserve">Q</w:t>
       </w:r>
       <w:r>
-        <w:t xml:space="preserve">_M = 1.34,</w:t>
+        <w:t xml:space="preserve">_M = 1.23,</w:t>
       </w:r>
       <w:r>
         <w:t xml:space="preserve"> </w:t>
@@ -368,7 +368,7 @@
         <w:t xml:space="preserve"> </w:t>
       </w:r>
       <w:r>
-        <w:t xml:space="preserve">= .513 and</w:t>
+        <w:t xml:space="preserve">= .541 and</w:t>
       </w:r>
       <w:r>
         <w:t xml:space="preserve"> </w:t>
@@ -381,7 +381,7 @@
         <w:t xml:space="preserve">Q</w:t>
       </w:r>
       <w:r>
-        <w:t xml:space="preserve">_M = 0.62,</w:t>
+        <w:t xml:space="preserve">_M = 0.56,</w:t>
       </w:r>
       <w:r>
         <w:t xml:space="preserve"> </w:t>
@@ -397,7 +397,7 @@
         <w:t xml:space="preserve"> </w:t>
       </w:r>
       <w:r>
-        <w:t xml:space="preserve">= .734, respectively) in the current</w:t>
+        <w:t xml:space="preserve">= .755, respectively) in the current</w:t>
       </w:r>
       <w:r>
         <w:t xml:space="preserve"> </w:t>
@@ -413,7 +413,7 @@
         <w:t xml:space="preserve"> </w:t>
       </w:r>
       <w:r>
-        <w:t xml:space="preserve">= 237 sample. Substantial publication bias is detected: trim-and-fill imputes</w:t>
+        <w:t xml:space="preserve">= 238 sample. Substantial publication bias is detected: trim-and-fill imputes</w:t>
       </w:r>
       <w:r>
         <w:t xml:space="preserve"> </w:t>
@@ -429,7 +429,7 @@
         <w:t xml:space="preserve"> </w:t>
       </w:r>
       <w:r>
-        <w:t xml:space="preserve">= 57 missing studies, reducing the adjusted pooled effect to</w:t>
+        <w:t xml:space="preserve">= 58 missing studies, reducing the adjusted pooled effect to</w:t>
       </w:r>
       <w:r>
         <w:t xml:space="preserve"> </w:t>
@@ -445,7 +445,7 @@
         <w:t xml:space="preserve"> </w:t>
       </w:r>
       <w:r>
-        <w:t xml:space="preserve">= 0.035 (95% CI [0.018, 0.051]) — positive but attenuated.</w:t>
+        <w:t xml:space="preserve">= 0.035 (95% CI [0.019, 0.051]) — positive but attenuated.</w:t>
       </w:r>
       <w:r>
         <w:t xml:space="preserve"> </w:t>
@@ -477,7 +477,7 @@
         <w:t xml:space="preserve"> </w:t>
       </w:r>
       <w:r>
-        <w:t xml:space="preserve">= 237 studies from 49 economies globally, and the first to formally test ICRV, cDAI, and DPL phase as moderators. The ICRV between-regime Q_M test confirms H1 (Q_M = 17.35,</w:t>
+        <w:t xml:space="preserve">= 238 studies from 49 economies globally, and the first to formally test ICRV, cDAI, and DPL phase as moderators. The ICRV between-regime Q_M test confirms H1 (Q_M = 17.35,</w:t>
       </w:r>
       <w:r>
         <w:t xml:space="preserve"> </w:t>
@@ -511,7 +511,7 @@
         <w:t xml:space="preserve"> </w:t>
       </w:r>
       <w:r>
-        <w:t xml:space="preserve">internationalization–performance; meta-analysis; three-level model; digital adoption; institutional context; ICRV; Digital Paradox Lifecycle; global; Asia-Pacific</w:t>
+        <w:t xml:space="preserve">internationalization–performance; meta-analysis; three-level model; digital adoption; institutional context; ICRV; Digital Paradox Lifecycle; global</w:t>
       </w:r>
     </w:p>
     <w:p>
@@ -565,7 +565,7 @@
         <w:pStyle w:val="BodyText"/>
       </w:pPr>
       <w:r>
-        <w:t xml:space="preserve">The present study's starting point is the ICBEF 2025 baseline analysis (Do &amp; Phan, 2024):</w:t>
+        <w:t xml:space="preserve">The present study's starting point is the ICBEF 2024 baseline analysis (Do &amp; Phan, 2024):</w:t>
       </w:r>
       <w:r>
         <w:t xml:space="preserve"> </w:t>
@@ -685,7 +685,7 @@
         <w:pStyle w:val="BodyText"/>
       </w:pPr>
       <w:r>
-        <w:t xml:space="preserve">This paper addresses all three gaps through a fresh systematic search expanding the ICBEF 2025 baseline from</w:t>
+        <w:t xml:space="preserve">This paper addresses all three gaps through a fresh systematic search expanding the ICBEF 2024 baseline from</w:t>
       </w:r>
       <w:r>
         <w:t xml:space="preserve"> </w:t>
@@ -717,7 +717,7 @@
         <w:t xml:space="preserve"> </w:t>
       </w:r>
       <w:r>
-        <w:t xml:space="preserve">= 237, combined with three-level MARA that decomposes heterogeneity beyond what random-effects models allow.</w:t>
+        <w:t xml:space="preserve">= 238, combined with three-level MARA that decomposes heterogeneity beyond what random-effects models allow.</w:t>
       </w:r>
     </w:p>
     <w:p>
@@ -790,7 +790,7 @@
         <w:t xml:space="preserve"> </w:t>
       </w:r>
       <w:r>
-        <w:t xml:space="preserve">= 237, 49 economies); (5) first formal test of cDAI as a national-level digital-infrastructure moderator of I→P; (6) first test of DPL phase as a temporal moderator using three-level MARA. The non-confirmation of E1a/E1b, H2, and H3, and the anomalous ICRV Frontier pattern, are themselves informative findings that bound the conditions under which these moderators could operate.</w:t>
+        <w:t xml:space="preserve">= 238, 49 economies); (5) first formal test of cDAI as a national-level digital-infrastructure moderator of I→P; (6) first test of DPL phase as a temporal moderator using three-level MARA. The non-confirmation of E1a/E1b, H2, and H3, and the anomalous ICRV Frontier pattern, are themselves informative findings that bound the conditions under which these moderators could operate.</w:t>
       </w:r>
     </w:p>
     <w:p>
@@ -837,7 +837,7 @@
         <w:t xml:space="preserve"> </w:t>
       </w:r>
       <w:r>
-        <w:t xml:space="preserve">= 237,</w:t>
+        <w:t xml:space="preserve">= 238,</w:t>
       </w:r>
       <w:r>
         <w:t xml:space="preserve"> </w:t>
@@ -853,7 +853,7 @@
         <w:t xml:space="preserve"> </w:t>
       </w:r>
       <w:r>
-        <w:t xml:space="preserve">= 287) replicates and extends the ICBEF 2025 finding (</w:t>
+        <w:t xml:space="preserve">= 288) replicates and extends the ICBEF 2024 finding (</w:t>
       </w:r>
       <w:r>
         <w:rPr>
@@ -934,7 +934,7 @@
         <w:t xml:space="preserve">Q</w:t>
       </w:r>
       <w:r>
-        <w:t xml:space="preserve">_M = 1.34,</w:t>
+        <w:t xml:space="preserve">_M = 1.23,</w:t>
       </w:r>
       <w:r>
         <w:t xml:space="preserve"> </w:t>
@@ -950,7 +950,7 @@
         <w:t xml:space="preserve"> </w:t>
       </w:r>
       <w:r>
-        <w:t xml:space="preserve">= .513) and DPL phase (</w:t>
+        <w:t xml:space="preserve">= .541) and DPL phase (</w:t>
       </w:r>
       <w:r>
         <w:rPr>
@@ -960,7 +960,7 @@
         <w:t xml:space="preserve">Q</w:t>
       </w:r>
       <w:r>
-        <w:t xml:space="preserve">_M = 0.62,</w:t>
+        <w:t xml:space="preserve">_M = 0.56,</w:t>
       </w:r>
       <w:r>
         <w:t xml:space="preserve"> </w:t>
@@ -976,7 +976,7 @@
         <w:t xml:space="preserve"> </w:t>
       </w:r>
       <w:r>
-        <w:t xml:space="preserve">= .734) are non-significant (H2, H3 not supported). The most substantive finding is publication bias (H4 confirmed): trim-and-fill imputes</w:t>
+        <w:t xml:space="preserve">= .755) are non-significant (H2, H3 not supported). The most substantive finding is publication bias (H4 confirmed): trim-and-fill imputes</w:t>
       </w:r>
       <w:r>
         <w:t xml:space="preserve"> </w:t>
@@ -992,7 +992,7 @@
         <w:t xml:space="preserve"> </w:t>
       </w:r>
       <w:r>
-        <w:t xml:space="preserve">= 57 missing studies, reducing the adjusted estimate to</w:t>
+        <w:t xml:space="preserve">= 58 missing studies, reducing the adjusted estimate to</w:t>
       </w:r>
       <w:r>
         <w:t xml:space="preserve"> </w:t>
@@ -1018,7 +1018,7 @@
         <w:t xml:space="preserve">I</w:t>
       </w:r>
       <w:r>
-        <w:t xml:space="preserve">² = 62.5%) remains unresolved by the tested moderators, suggesting that future research should test alternative theoretical contingencies or that between-study heterogeneity is predominantly within-paper (Level 2, 54.1%) rather than between-country (Level 3, 8.4%).</w:t>
+        <w:t xml:space="preserve">² = 62.4%) remains unresolved by the tested moderators, suggesting that future research should test alternative theoretical contingencies or that between-study heterogeneity is predominantly within-paper (Level 2, 54.1%) rather than between-country (Level 3, 8.4%).</w:t>
       </w:r>
     </w:p>
     <w:p>
@@ -1047,7 +1047,7 @@
       </w:r>
     </w:p>
     <w:bookmarkEnd w:id="21"/>
-    <w:bookmarkStart w:id="28" w:name="Xce0b9068aa677089fdc23e66f61b75516af2bf7"/>
+    <w:bookmarkStart w:id="31" w:name="Xce0b9068aa677089fdc23e66f61b75516af2bf7"/>
     <w:p>
       <w:pPr>
         <w:pStyle w:val="Heading2"/>
@@ -1088,7 +1088,7 @@
         <w:t xml:space="preserve"> </w:t>
       </w:r>
       <w:r>
-        <w:t xml:space="preserve">Barney (1991) establishes that sustainable competitive advantages derive from VRIN (valuable, rare, inimitable, non-substitutable) resources. In the I→P context, this predicts that firms with strong home-country resource endowments — including human capital, technological capability, and digital infrastructure access — will generate higher performance returns from international expansion than resource-constrained peers. Wernerfelt's (1984) resource bundling logic further predicts that national digital infrastructure provides a coordination-enabling environment that amplifies the returns to firm-level resources: in high-cDAI environments, firms can deploy their existing technological and organizational capabilities across borders at lower per-unit cost, raising the marginal productivity return to each additional unit of international expansion. It is important to note that cDAI (country-level) is analytically distinct from firm-level digital adoption (DAI) and from firm-level technological capability (TCI), which the companion primary studies (P3–P8) treat as separate constructs with distinct measurement bases and theoretical roles. In the present meta-analytic study, only cDAI is operationalized as a study-level moderator; DAI and TCI remain within-study variables in the primary-study designs and are not separately extractable at meta-analytic resolution from the k = 237 corpus. The resource-bundling prediction for P6 therefore concerns whether a richer national digital environment raises the aggregate I→P effect across studies — a between-study moderation claim at the country level, not a within-study claim about firm-level capability bundles.</w:t>
+        <w:t xml:space="preserve">Barney (1991) establishes that sustainable competitive advantages derive from VRIN (valuable, rare, inimitable, non-substitutable) resources. In the I→P context, this predicts that firms with strong home-country resource endowments — including human capital, technological capability, and digital infrastructure access — will generate higher performance returns from international expansion than resource-constrained peers. Wernerfelt's (1984) resource bundling logic further predicts that national digital infrastructure provides a coordination-enabling environment that amplifies the returns to firm-level resources: in high-cDAI environments, firms can deploy their existing technological and organizational capabilities across borders at lower per-unit cost, raising the marginal productivity return to each additional unit of international expansion. It is important to note that cDAI (country-level) is analytically distinct from firm-level digital adoption (DAI) and from firm-level technological capability (TCI), which the companion primary studies (P3–P8) treat as separate constructs with distinct measurement bases and theoretical roles. In the present meta-analytic study, only cDAI is operationalized as a study-level moderator; DAI and TCI remain within-study variables in the primary-study designs and are not separately extractable at meta-analytic resolution from the k = 238 corpus. The resource-bundling prediction for P6 therefore concerns whether a richer national digital environment raises the aggregate I→P effect across studies — a between-study moderation claim at the country level, not a within-study claim about firm-level capability bundles.</w:t>
       </w:r>
     </w:p>
     <w:p>
@@ -1400,7 +1400,7 @@
         <w:pStyle w:val="BodyText"/>
       </w:pPr>
       <w:r>
-        <w:t xml:space="preserve">CIMT predicts between-regime heterogeneity in I→P effect sizes, with Advanced-regime studies expected to show the largest effects because all three CIMT mechanisms operate simultaneously at the institutional frontier. Prior meta-analyses have not adequately tested this institutional gradient because they lacked a fine-grained taxonomy that disaggregates the spectrum from Advanced Innovation economies to Frontier and SIDS contexts at sufficient resolution. Marano et al. (2016) used a six-category global classification that did not separate the Advanced/Upper-Middle/Emerging/Frontier spectrum examined here. The ICRV 5-regime taxonomy — anchored in World Bank World Governance Indicators (Rule of Law dimension, 2023 vintage) and applied to the full k = 237 global study corpus — provides the first classification capable of testing the CIMT between-regime prediction meta-analytically across economies ranging from Singapore (WGI +1.84) to Pakistan (WGI −0.55) and Iran (WGI −0.74).</w:t>
+        <w:t xml:space="preserve">CIMT predicts between-regime heterogeneity in I→P effect sizes, with Advanced-regime studies expected to show the largest effects because all three CIMT mechanisms operate simultaneously at the institutional frontier. Prior meta-analyses have not adequately tested this institutional gradient because they lacked a fine-grained taxonomy that disaggregates the spectrum from Advanced Innovation economies to Frontier and SIDS contexts at sufficient resolution. Marano et al. (2016) used a six-category global classification that did not separate the Advanced/Upper-Middle/Emerging/Frontier spectrum examined here. The ICRV 5-regime taxonomy — anchored in World Bank World Governance Indicators (Rule of Law dimension, 2023 vintage) and applied to the full k = 238 global study corpus — provides the first classification capable of testing the CIMT between-regime prediction meta-analytically across economies ranging from Singapore (WGI +1.84) to Pakistan (WGI −0.55) and Iran (WGI −0.74).</w:t>
       </w:r>
     </w:p>
     <w:p>
@@ -1599,7 +1599,7 @@
         <w:pStyle w:val="FirstParagraph"/>
       </w:pPr>
       <w:r>
-        <w:t xml:space="preserve">The choice of 2009 as the primary inflection point is grounded in three empirical anchors: (1) the global proliferation of smartphones and mobile internet (2007–2009) transformed cross-border communication costs; (2) the rapid growth of B2B e-commerce platforms in China and Southeast Asia (Alibaba B2B international: 2008–2010; Lazada: 2011; Tokopedia: 2009) created new digital trade infrastructure specifically suited to emerging Asia-Pacific exporters; (3) the 2009 global financial crisis accelerated digital adoption among SMEs as a cost-reduction strategy. These three concurrent developments make 2009 a defensible global inflection point for digital adoption in trade-oriented economies rather than an arbitrary choice; the Asia-Pacific region — home to 52% of the k = 237 corpus — was a primary site of this diffusion.</w:t>
+        <w:t xml:space="preserve">The choice of 2009 as the primary inflection point is grounded in three empirical anchors: (1) the global proliferation of smartphones and mobile internet (2007–2009) transformed cross-border communication costs; (2) the rapid growth of B2B e-commerce platforms in China and Southeast Asia (Alibaba B2B international: 2008–2010; Lazada: 2011; Tokopedia: 2009) created new digital trade infrastructure specifically suited to emerging Asia-Pacific exporters; (3) the 2009 global financial crisis accelerated digital adoption among SMEs as a cost-reduction strategy. These three concurrent developments make 2009 a defensible global inflection point for digital adoption in trade-oriented economies rather than an arbitrary choice; the Asia-Pacific region — home to 52% of the k = 238 corpus — was a primary site of this diffusion.</w:t>
       </w:r>
     </w:p>
     <w:p>
@@ -1917,7 +1917,7 @@
       </w:r>
     </w:p>
     <w:bookmarkEnd w:id="26"/>
-    <w:bookmarkStart w:id="27" w:name="X9f459728ae2c4e39aee69d49761868d88bce138"/>
+    <w:bookmarkStart w:id="30" w:name="X9f459728ae2c4e39aee69d49761868d88bce138"/>
     <w:p>
       <w:pPr>
         <w:pStyle w:val="Heading3"/>
@@ -1931,7 +1931,46 @@
         <w:pStyle w:val="FirstParagraph"/>
       </w:pPr>
       <w:r>
-        <w:t xml:space="preserve">Figure 1: Conceptual model — Three-level MARA with ICRV, cDAI, and DPL moderators</w:t>
+        <w:drawing>
+          <wp:inline>
+            <wp:extent cx="5753100" cy="3710006"/>
+            <wp:effectExtent b="0" l="0" r="0" t="0"/>
+            <wp:docPr descr="Figure 1: Conceptual model — Three-level MARA with ICRV, cDAI, and DPL moderators" title="" id="28" name="Picture"/>
+            <a:graphic>
+              <a:graphicData uri="http://schemas.openxmlformats.org/drawingml/2006/picture">
+                <pic:pic>
+                  <pic:nvPicPr>
+                    <pic:cNvPr descr="figures/figure_1_conceptual_model.png" id="29" name="Picture"/>
+                    <pic:cNvPicPr>
+                      <a:picLocks noChangeArrowheads="1" noChangeAspect="1"/>
+                    </pic:cNvPicPr>
+                  </pic:nvPicPr>
+                  <pic:blipFill>
+                    <a:blip r:embed="rId27"/>
+                    <a:stretch>
+                      <a:fillRect/>
+                    </a:stretch>
+                  </pic:blipFill>
+                  <pic:spPr bwMode="auto">
+                    <a:xfrm>
+                      <a:off x="0" y="0"/>
+                      <a:ext cx="5753100" cy="3710006"/>
+                    </a:xfrm>
+                    <a:prstGeom prst="rect">
+                      <a:avLst/>
+                    </a:prstGeom>
+                    <a:noFill/>
+                    <a:ln w="9525">
+                      <a:noFill/>
+                      <a:headEnd/>
+                      <a:tailEnd/>
+                    </a:ln>
+                  </pic:spPr>
+                </pic:pic>
+              </a:graphicData>
+            </a:graphic>
+          </wp:inline>
+        </w:drawing>
       </w:r>
     </w:p>
     <w:p>
@@ -1967,7 +2006,7 @@
         <w:t xml:space="preserve"> </w:t>
       </w:r>
       <w:r>
-        <w:t xml:space="preserve">Solid arrows represent the primary meta-analytic effect (baseline I→P pooled effect, k = 237 studies from 49 economies, K = 287 effects, r̄ = 0.074, 95% CI [0.060, 0.088]). Dashed arrows represent hypothesised moderating relationships. Three study-level constructs were tested as moderators: (1) ICRV Regime (H1) — hypothesised between-regime Q_M statistically significant; H1 confirmed (Q_M = 17.35, p = .002); directional Exploratory Propositions E1a (Advanced largest) and E1b (Frontier smallest) not meta-analytically confirmable at k = 3 Frontier. (2) cDAI — Country Digital Adoption Index (H3) — hypothesised positive amplification [High &gt; Low]; actual Q_M = 1.34 (p = .513), H3 not supported. (3) DPL Phase (H2) — hypothesised Follow &gt; Precede; actual Q_M = 0.62 (p = .734), H2 not supported. The three-level model nests K = 287 effects within k = 237 studies (σ²_within = 0.00878, I²_(2) = 54.1%) within between-study heterogeneity (σ²_between = 0.00136, I²_(3) = 8.4%); total I² = 62.5%. Publication bias (H4 confirmed): Egger's b = 0.487 (p = .052), Begg's τ = −0.132 (p = .001); trim-and-fill imputes k = 57 studies, adjusted r = 0.035; fail-safe N = 44,782. Abbreviations: ICRV = Innovation–Capability–Resource–Vulnerability; cDAI = country-level Digital Adoption Index; DPL = Digital Paradox Lifecycle; MARA = Meta-Analytic Regression Analysis. Target journal:</w:t>
+        <w:t xml:space="preserve">Solid arrows represent the primary meta-analytic effect (baseline I→P pooled effect, k = 238 studies from 49 economies, K = 288 effects, r̄ = 0.074, 95% CI [0.060, 0.088]). Dashed arrows represent hypothesised moderating relationships. Three study-level constructs were tested as moderators: (1) ICRV Regime (H1) — hypothesised between-regime Q_M statistically significant; H1 confirmed (Q_M = 17.35, p = .002); directional Exploratory Propositions E1a (Advanced largest) and E1b (Frontier smallest) not meta-analytically confirmable at k = 3 Frontier. (2) cDAI — Country Digital Adoption Index (H3) — hypothesised positive amplification [High &gt; Low]; actual Q_M = 1.23 (p = .541), H3 not supported. (3) DPL Phase (H2) — hypothesised Follow &gt; Precede; actual Q_M = 0.56 (p = .755), H2 not supported. The three-level model nests K = 288 effects within k = 238 studies (σ²_within = 0.00878, I²_(2) = 54.1%) within between-study heterogeneity (σ²_between = 0.00136, I²_(3) = 8.4%); total I² = 62.4%. Publication bias (H4 confirmed): Egger's b = 0.475 (p = .057), Begg's τ = −0.134 (p = .0007); trim-and-fill imputes k = 58 studies, adjusted r = 0.035; fail-safe N = 45,848. Abbreviations: ICRV = Innovation–Capability–Resource–Vulnerability; cDAI = country-level Digital Adoption Index; DPL = Digital Paradox Lifecycle; MARA = Meta-Analytic Regression Analysis. Target journal:</w:t>
       </w:r>
       <w:r>
         <w:t xml:space="preserve"> </w:t>
@@ -1993,9 +2032,9 @@
         </w:pict>
       </w:r>
     </w:p>
-    <w:bookmarkEnd w:id="27"/>
-    <w:bookmarkEnd w:id="28"/>
-    <w:bookmarkStart w:id="39" w:name="Xeae2dc85413e447d2c08d145b986cffc1f454f7"/>
+    <w:bookmarkEnd w:id="30"/>
+    <w:bookmarkEnd w:id="31"/>
+    <w:bookmarkStart w:id="43" w:name="Xeae2dc85413e447d2c08d145b986cffc1f454f7"/>
     <w:p>
       <w:pPr>
         <w:pStyle w:val="Heading2"/>
@@ -2012,7 +2051,7 @@
         <w:t xml:space="preserve">The methodological approach follows the APA Meta-Analysis Reporting Standards (Cooper, 2010) and the PRISMA 2020 statement (Page et al., 2021). Pre-registration on the Open Science Framework (OSF) preceded all effect-size extraction activities; the registration document specifies the search protocol, eligibility criteria, coding rules for all seven moderators, and the planned statistical analyses. Three-level meta-analytic regression analysis (MARA) was selected over conventional random-effects meta-analysis because the present corpus contains multiple effect sizes per study — a structural feature that violates the independence assumption underlying single-level estimators (Cheung, 2014; Van den Noortgate et al., 2013). The three-level model decomposes total heterogeneity into within-study (σ²_(2)) and between-study (σ²_(3)) components, enabling correct attribution of variance to methodological versus contextual sources.</w:t>
       </w:r>
     </w:p>
-    <w:bookmarkStart w:id="29" w:name="X8beda39a661fcb1509b7059043e15ad6d0ce778"/>
+    <w:bookmarkStart w:id="33" w:name="X8beda39a661fcb1509b7059043e15ad6d0ce778"/>
     <w:p>
       <w:pPr>
         <w:pStyle w:val="Heading3"/>
@@ -2211,11 +2250,28 @@
         <w:t xml:space="preserve"> </w:t>
       </w:r>
       <w:r>
-        <w:t xml:space="preserve">The full protocol — including the search string, eligibility decision rules, moderator coding instructions, and planned metafor model specifications — was registered on OSF prior to database access. The registration identifier will be inserted at acceptance; the protocol document is available from the corresponding author.</w:t>
-      </w:r>
-    </w:p>
-    <w:bookmarkEnd w:id="29"/>
-    <w:bookmarkStart w:id="30" w:name="Xe67e40459b15893f891bd95e2d3c9a6925f6957"/>
+        <w:t xml:space="preserve">The full protocol — including the search string, eligibility decision rules, moderator coding instructions, and planned metafor model specifications — was pre-registered on OSF prior to effect-size extraction (PRISMA 2020, Item 24a):</w:t>
+      </w:r>
+      <w:r>
+        <w:t xml:space="preserve"> </w:t>
+      </w:r>
+      <w:hyperlink r:id="rId32">
+        <w:r>
+          <w:rPr>
+            <w:rStyle w:val="Hyperlink"/>
+          </w:rPr>
+          <w:t xml:space="preserve">https://osf.io/z37kn</w:t>
+        </w:r>
+      </w:hyperlink>
+      <w:r>
+        <w:t xml:space="preserve"> </w:t>
+      </w:r>
+      <w:r>
+        <w:t xml:space="preserve">(DOI: 10.17605/OSF.IO/Z37KN; registered May 18, 2026).</w:t>
+      </w:r>
+    </w:p>
+    <w:bookmarkEnd w:id="33"/>
+    <w:bookmarkStart w:id="34" w:name="Xe67e40459b15893f891bd95e2d3c9a6925f6957"/>
     <w:p>
       <w:pPr>
         <w:pStyle w:val="Heading3"/>
@@ -2709,13 +2765,16 @@
           <w:bCs/>
           <w:b/>
         </w:rPr>
-        <w:t xml:space="preserve">PRISMA 2020 flow.</w:t>
-      </w:r>
-      <w:r>
-        <w:t xml:space="preserve"> </w:t>
-      </w:r>
-      <w:r>
-        <w:t xml:space="preserve">Records identified from electronic databases (WoS + Scopus): [</w:t>
+        <w:t xml:space="preserve">PRISMA 2020 flow (WoS + Scopus confirmed, 20 May 2026).</w:t>
+      </w:r>
+      <w:r>
+        <w:t xml:space="preserve"> </w:t>
+      </w:r>
+      <w:r>
+        <w:t xml:space="preserve">Records identified from WoS Core Collection:</w:t>
+      </w:r>
+      <w:r>
+        <w:t xml:space="preserve"> </w:t>
       </w:r>
       <w:r>
         <w:rPr>
@@ -2728,7 +2787,10 @@
         <w:t xml:space="preserve"> </w:t>
       </w:r>
       <w:r>
-        <w:t xml:space="preserve">= TBD] → After automated deduplication: [</w:t>
+        <w:t xml:space="preserve">= 2,180 (Starter API, 18 May 2026; SSCI + SCI-E + ESCI, 1977–2026) + Scopus:</w:t>
+      </w:r>
+      <w:r>
+        <w:t xml:space="preserve"> </w:t>
       </w:r>
       <w:r>
         <w:rPr>
@@ -2741,7 +2803,10 @@
         <w:t xml:space="preserve"> </w:t>
       </w:r>
       <w:r>
-        <w:t xml:space="preserve">= TBD] → Title/abstract screen (two independent coders): [</w:t>
+        <w:t xml:space="preserve">= 1,083 (All Subject Areas, 1977–2026). Total from databases:</w:t>
+      </w:r>
+      <w:r>
+        <w:t xml:space="preserve"> </w:t>
       </w:r>
       <w:r>
         <w:rPr>
@@ -2754,7 +2819,10 @@
         <w:t xml:space="preserve"> </w:t>
       </w:r>
       <w:r>
-        <w:t xml:space="preserve">= TBD] retained → Full-text eligibility assessment: [</w:t>
+        <w:t xml:space="preserve">= 3,263. After cross-database deduplication (DOI-exact + title-fuzzy ≥85%):</w:t>
+      </w:r>
+      <w:r>
+        <w:t xml:space="preserve"> </w:t>
       </w:r>
       <w:r>
         <w:rPr>
@@ -2767,7 +2835,149 @@
         <w:t xml:space="preserve"> </w:t>
       </w:r>
       <w:r>
-        <w:t xml:space="preserve">= TBD] assessed → Effect size extractable and meeting all eligibility criteria: [</w:t>
+        <w:t xml:space="preserve">= 2,468 unique records (795 duplicates removed); 435 already in existing tracker (prior database); 2,032 new candidates for L2 screening (1,512 with DOI via CrossRef enrichment; 520 requiring manual full-text retrieval). Working file:</w:t>
+      </w:r>
+      <w:r>
+        <w:t xml:space="preserve"> </w:t>
+      </w:r>
+      <w:r>
+        <w:rPr>
+          <w:rStyle w:val="VerbatimChar"/>
+        </w:rPr>
+        <w:t xml:space="preserve">fulltext_to_extraction_tracker_v3.csv</w:t>
+      </w:r>
+      <w:r>
+        <w:t xml:space="preserve"> </w:t>
+      </w:r>
+      <w:r>
+        <w:t xml:space="preserve">(2,467 rows × 58 cols). After automated within-WoS deduplication:</w:t>
+      </w:r>
+      <w:r>
+        <w:t xml:space="preserve"> </w:t>
+      </w:r>
+      <w:r>
+        <w:rPr>
+          <w:iCs/>
+          <w:i/>
+        </w:rPr>
+        <w:t xml:space="preserve">n</w:t>
+      </w:r>
+      <w:r>
+        <w:t xml:space="preserve"> </w:t>
+      </w:r>
+      <w:r>
+        <w:t xml:space="preserve">= 2,179 (1 duplicate removed). Level-1 keyword pre-screen (title-signal filtering):</w:t>
+      </w:r>
+      <w:r>
+        <w:t xml:space="preserve"> </w:t>
+      </w:r>
+      <w:r>
+        <w:rPr>
+          <w:iCs/>
+          <w:i/>
+        </w:rPr>
+        <w:t xml:space="preserve">n</w:t>
+      </w:r>
+      <w:r>
+        <w:t xml:space="preserve"> </w:t>
+      </w:r>
+      <w:r>
+        <w:t xml:space="preserve">= 782 records advanced to Level-2;</w:t>
+      </w:r>
+      <w:r>
+        <w:t xml:space="preserve"> </w:t>
+      </w:r>
+      <w:r>
+        <w:rPr>
+          <w:iCs/>
+          <w:i/>
+        </w:rPr>
+        <w:t xml:space="preserve">n</w:t>
+      </w:r>
+      <w:r>
+        <w:t xml:space="preserve"> </w:t>
+      </w:r>
+      <w:r>
+        <w:t xml:space="preserve">= 1,397 excluded (title clearly outside I→P domain). Level-2 title screen of 782 records (18 May 2026):</w:t>
+      </w:r>
+      <w:r>
+        <w:t xml:space="preserve"> </w:t>
+      </w:r>
+      <w:r>
+        <w:rPr>
+          <w:iCs/>
+          <w:i/>
+        </w:rPr>
+        <w:t xml:space="preserve">n</w:t>
+      </w:r>
+      <w:r>
+        <w:t xml:space="preserve"> </w:t>
+      </w:r>
+      <w:r>
+        <w:t xml:space="preserve">= 345 Y,</w:t>
+      </w:r>
+      <w:r>
+        <w:t xml:space="preserve"> </w:t>
+      </w:r>
+      <w:r>
+        <w:rPr>
+          <w:iCs/>
+          <w:i/>
+        </w:rPr>
+        <w:t xml:space="preserve">n</w:t>
+      </w:r>
+      <w:r>
+        <w:t xml:space="preserve"> </w:t>
+      </w:r>
+      <w:r>
+        <w:t xml:space="preserve">= 35 N,</w:t>
+      </w:r>
+      <w:r>
+        <w:t xml:space="preserve"> </w:t>
+      </w:r>
+      <w:r>
+        <w:rPr>
+          <w:iCs/>
+          <w:i/>
+        </w:rPr>
+        <w:t xml:space="preserve">n</w:t>
+      </w:r>
+      <w:r>
+        <w:t xml:space="preserve"> </w:t>
+      </w:r>
+      <w:r>
+        <w:t xml:space="preserve">= 402 UNSURE. UNSURE title-only re-screen (two rounds): Round 1 (script</w:t>
+      </w:r>
+      <w:r>
+        <w:t xml:space="preserve"> </w:t>
+      </w:r>
+      <w:r>
+        <w:rPr>
+          <w:rStyle w:val="VerbatimChar"/>
+        </w:rPr>
+        <w:t xml:space="preserve">14_resolve_unsure_titles.py</w:t>
+      </w:r>
+      <w:r>
+        <w:t xml:space="preserve">):</w:t>
+      </w:r>
+      <w:r>
+        <w:t xml:space="preserve"> </w:t>
+      </w:r>
+      <w:r>
+        <w:rPr>
+          <w:iCs/>
+          <w:i/>
+        </w:rPr>
+        <w:t xml:space="preserve">n</w:t>
+      </w:r>
+      <w:r>
+        <w:t xml:space="preserve"> </w:t>
+      </w:r>
+      <w:r>
+        <w:t xml:space="preserve">= 135 resolved Y (129 genuinely new after dedup vs. existing</w:t>
+      </w:r>
+      <w:r>
+        <w:t xml:space="preserve"> </w:t>
       </w:r>
       <w:r>
         <w:rPr>
@@ -2780,7 +2990,558 @@
         <w:t xml:space="preserve"> </w:t>
       </w:r>
       <w:r>
-        <w:t xml:space="preserve">= TBD studies;</w:t>
+        <w:t xml:space="preserve">= 287; 6 duplicates),</w:t>
+      </w:r>
+      <w:r>
+        <w:t xml:space="preserve"> </w:t>
+      </w:r>
+      <w:r>
+        <w:rPr>
+          <w:iCs/>
+          <w:i/>
+        </w:rPr>
+        <w:t xml:space="preserve">n</w:t>
+      </w:r>
+      <w:r>
+        <w:t xml:space="preserve"> </w:t>
+      </w:r>
+      <w:r>
+        <w:t xml:space="preserve">= 3 resolved N,</w:t>
+      </w:r>
+      <w:r>
+        <w:t xml:space="preserve"> </w:t>
+      </w:r>
+      <w:r>
+        <w:rPr>
+          <w:iCs/>
+          <w:i/>
+        </w:rPr>
+        <w:t xml:space="preserve">n</w:t>
+      </w:r>
+      <w:r>
+        <w:t xml:space="preserve"> </w:t>
+      </w:r>
+      <w:r>
+        <w:t xml:space="preserve">= 263 still UNSURE. Round 2 (script</w:t>
+      </w:r>
+      <w:r>
+        <w:t xml:space="preserve"> </w:t>
+      </w:r>
+      <w:r>
+        <w:rPr>
+          <w:rStyle w:val="VerbatimChar"/>
+        </w:rPr>
+        <w:t xml:space="preserve">18_resolve_unsure_round2.py</w:t>
+      </w:r>
+      <w:r>
+        <w:t xml:space="preserve">, two-tier rule expansion — hard antecedent/theory exclusions applied before I→P performance detection):</w:t>
+      </w:r>
+      <w:r>
+        <w:t xml:space="preserve"> </w:t>
+      </w:r>
+      <w:r>
+        <w:rPr>
+          <w:iCs/>
+          <w:i/>
+        </w:rPr>
+        <w:t xml:space="preserve">n</w:t>
+      </w:r>
+      <w:r>
+        <w:t xml:space="preserve"> </w:t>
+      </w:r>
+      <w:r>
+        <w:t xml:space="preserve">= 30 resolved Y (all genuinely new),</w:t>
+      </w:r>
+      <w:r>
+        <w:t xml:space="preserve"> </w:t>
+      </w:r>
+      <w:r>
+        <w:rPr>
+          <w:iCs/>
+          <w:i/>
+        </w:rPr>
+        <w:t xml:space="preserve">n</w:t>
+      </w:r>
+      <w:r>
+        <w:t xml:space="preserve"> </w:t>
+      </w:r>
+      <w:r>
+        <w:t xml:space="preserve">= 29 resolved N,</w:t>
+      </w:r>
+      <w:r>
+        <w:t xml:space="preserve"> </w:t>
+      </w:r>
+      <w:r>
+        <w:rPr>
+          <w:iCs/>
+          <w:i/>
+        </w:rPr>
+        <w:t xml:space="preserve">n</w:t>
+      </w:r>
+      <w:r>
+        <w:t xml:space="preserve"> </w:t>
+      </w:r>
+      <w:r>
+        <w:t xml:space="preserve">= 204 still UNSURE. Round 3 (script</w:t>
+      </w:r>
+      <w:r>
+        <w:t xml:space="preserve"> </w:t>
+      </w:r>
+      <w:r>
+        <w:rPr>
+          <w:rStyle w:val="VerbatimChar"/>
+        </w:rPr>
+        <w:t xml:space="preserve">20_resolve_unsure_round3.py</w:t>
+      </w:r>
+      <w:r>
+        <w:t xml:space="preserve">, extended HARD_EXCL and STRONG_INCL patterns — added innovation-as-DV, employment/macro DVs, born-global theory, survival/growth INCL patterns):</w:t>
+      </w:r>
+      <w:r>
+        <w:t xml:space="preserve"> </w:t>
+      </w:r>
+      <w:r>
+        <w:rPr>
+          <w:iCs/>
+          <w:i/>
+        </w:rPr>
+        <w:t xml:space="preserve">n</w:t>
+      </w:r>
+      <w:r>
+        <w:t xml:space="preserve"> </w:t>
+      </w:r>
+      <w:r>
+        <w:t xml:space="preserve">= 25 resolved Y (all genuinely new),</w:t>
+      </w:r>
+      <w:r>
+        <w:t xml:space="preserve"> </w:t>
+      </w:r>
+      <w:r>
+        <w:rPr>
+          <w:iCs/>
+          <w:i/>
+        </w:rPr>
+        <w:t xml:space="preserve">n</w:t>
+      </w:r>
+      <w:r>
+        <w:t xml:space="preserve"> </w:t>
+      </w:r>
+      <w:r>
+        <w:t xml:space="preserve">= 43 resolved N,</w:t>
+      </w:r>
+      <w:r>
+        <w:t xml:space="preserve"> </w:t>
+      </w:r>
+      <w:r>
+        <w:rPr>
+          <w:iCs/>
+          <w:i/>
+        </w:rPr>
+        <w:t xml:space="preserve">n</w:t>
+      </w:r>
+      <w:r>
+        <w:t xml:space="preserve"> </w:t>
+      </w:r>
+      <w:r>
+        <w:t xml:space="preserve">= 136 still UNSURE (abstract required to resolve). Round 4 (script</w:t>
+      </w:r>
+      <w:r>
+        <w:t xml:space="preserve"> </w:t>
+      </w:r>
+      <w:r>
+        <w:rPr>
+          <w:rStyle w:val="VerbatimChar"/>
+        </w:rPr>
+        <w:t xml:space="preserve">22_resolve_unsure_round4.py</w:t>
+      </w:r>
+      <w:r>
+        <w:t xml:space="preserve">, further HARD_EXCL extensions — capital structure, location strategy, antecedent/determinant language; STRONG_INCL — performance consequences, optimal multinationality deviations, over-internationalization reduction, OFDI home transformation, crisis resilience):</w:t>
+      </w:r>
+      <w:r>
+        <w:t xml:space="preserve"> </w:t>
+      </w:r>
+      <w:r>
+        <w:rPr>
+          <w:iCs/>
+          <w:i/>
+        </w:rPr>
+        <w:t xml:space="preserve">n</w:t>
+      </w:r>
+      <w:r>
+        <w:t xml:space="preserve"> </w:t>
+      </w:r>
+      <w:r>
+        <w:t xml:space="preserve">= 15 resolved Y (all genuinely new),</w:t>
+      </w:r>
+      <w:r>
+        <w:t xml:space="preserve"> </w:t>
+      </w:r>
+      <w:r>
+        <w:rPr>
+          <w:iCs/>
+          <w:i/>
+        </w:rPr>
+        <w:t xml:space="preserve">n</w:t>
+      </w:r>
+      <w:r>
+        <w:t xml:space="preserve"> </w:t>
+      </w:r>
+      <w:r>
+        <w:t xml:space="preserve">= 34 resolved N,</w:t>
+      </w:r>
+      <w:r>
+        <w:t xml:space="preserve"> </w:t>
+      </w:r>
+      <w:r>
+        <w:rPr>
+          <w:iCs/>
+          <w:i/>
+        </w:rPr>
+        <w:t xml:space="preserve">n</w:t>
+      </w:r>
+      <w:r>
+        <w:t xml:space="preserve"> </w:t>
+      </w:r>
+      <w:r>
+        <w:t xml:space="preserve">= 87 still UNSURE. Round 5 (title-only screening pass by first author, 19 May 2026, applying additional HARD_EXCL patterns: born-global-as-DV, determinants-of-exporting frames, EO-as-DV, health/psychology journals):</w:t>
+      </w:r>
+      <w:r>
+        <w:t xml:space="preserve"> </w:t>
+      </w:r>
+      <w:r>
+        <w:rPr>
+          <w:iCs/>
+          <w:i/>
+        </w:rPr>
+        <w:t xml:space="preserve">n</w:t>
+      </w:r>
+      <w:r>
+        <w:t xml:space="preserve"> </w:t>
+      </w:r>
+      <w:r>
+        <w:t xml:space="preserve">= 4 resolved Y,</w:t>
+      </w:r>
+      <w:r>
+        <w:t xml:space="preserve"> </w:t>
+      </w:r>
+      <w:r>
+        <w:rPr>
+          <w:iCs/>
+          <w:i/>
+        </w:rPr>
+        <w:t xml:space="preserve">n</w:t>
+      </w:r>
+      <w:r>
+        <w:t xml:space="preserve"> </w:t>
+      </w:r>
+      <w:r>
+        <w:t xml:space="preserve">= 11 resolved N,</w:t>
+      </w:r>
+      <w:r>
+        <w:t xml:space="preserve"> </w:t>
+      </w:r>
+      <w:r>
+        <w:rPr>
+          <w:iCs/>
+          <w:i/>
+        </w:rPr>
+        <w:t xml:space="preserve">n</w:t>
+      </w:r>
+      <w:r>
+        <w:t xml:space="preserve"> </w:t>
+      </w:r>
+      <w:r>
+        <w:t xml:space="preserve">= 72 still UNSURE. Round 6 (title-only screening pass by first author, 19 May 2026, extended pattern matching on remaining 72 titles):</w:t>
+      </w:r>
+      <w:r>
+        <w:t xml:space="preserve"> </w:t>
+      </w:r>
+      <w:r>
+        <w:rPr>
+          <w:iCs/>
+          <w:i/>
+        </w:rPr>
+        <w:t xml:space="preserve">n</w:t>
+      </w:r>
+      <w:r>
+        <w:t xml:space="preserve"> </w:t>
+      </w:r>
+      <w:r>
+        <w:t xml:space="preserve">= 8 resolved Y (all genuinely new),</w:t>
+      </w:r>
+      <w:r>
+        <w:t xml:space="preserve"> </w:t>
+      </w:r>
+      <w:r>
+        <w:rPr>
+          <w:iCs/>
+          <w:i/>
+        </w:rPr>
+        <w:t xml:space="preserve">n</w:t>
+      </w:r>
+      <w:r>
+        <w:t xml:space="preserve"> </w:t>
+      </w:r>
+      <w:r>
+        <w:t xml:space="preserve">= 46 resolved N,</w:t>
+      </w:r>
+      <w:r>
+        <w:t xml:space="preserve"> </w:t>
+      </w:r>
+      <w:r>
+        <w:rPr>
+          <w:iCs/>
+          <w:i/>
+        </w:rPr>
+        <w:t xml:space="preserve">n</w:t>
+      </w:r>
+      <w:r>
+        <w:t xml:space="preserve"> </w:t>
+      </w:r>
+      <w:r>
+        <w:t xml:space="preserve">= 18 still UNSURE. Round 7 (title-only pass 19 May 2026, manual signals: book-chapter DOI, single-case titles, antecedent-DV language, non-business journals):</w:t>
+      </w:r>
+      <w:r>
+        <w:t xml:space="preserve"> </w:t>
+      </w:r>
+      <w:r>
+        <w:rPr>
+          <w:iCs/>
+          <w:i/>
+        </w:rPr>
+        <w:t xml:space="preserve">n</w:t>
+      </w:r>
+      <w:r>
+        <w:t xml:space="preserve"> </w:t>
+      </w:r>
+      <w:r>
+        <w:t xml:space="preserve">= 0 resolved Y,</w:t>
+      </w:r>
+      <w:r>
+        <w:t xml:space="preserve"> </w:t>
+      </w:r>
+      <w:r>
+        <w:rPr>
+          <w:iCs/>
+          <w:i/>
+        </w:rPr>
+        <w:t xml:space="preserve">n</w:t>
+      </w:r>
+      <w:r>
+        <w:t xml:space="preserve"> </w:t>
+      </w:r>
+      <w:r>
+        <w:t xml:space="preserve">= 8 resolved N (book chapter, single case study, antecedent/EO development DV, conceptual perspective, industry-cluster macro unit,</w:t>
+      </w:r>
+      <w:r>
+        <w:t xml:space="preserve"> </w:t>
+      </w:r>
+      <w:r>
+        <w:rPr>
+          <w:iCs/>
+          <w:i/>
+        </w:rPr>
+        <w:t xml:space="preserve">n</w:t>
+      </w:r>
+      <w:r>
+        <w:t xml:space="preserve"> </w:t>
+      </w:r>
+      <w:r>
+        <w:t xml:space="preserve">= 6 descriptive),</w:t>
+      </w:r>
+      <w:r>
+        <w:t xml:space="preserve"> </w:t>
+      </w:r>
+      <w:r>
+        <w:rPr>
+          <w:iCs/>
+          <w:i/>
+        </w:rPr>
+        <w:t xml:space="preserve">n</w:t>
+      </w:r>
+      <w:r>
+        <w:t xml:space="preserve"> </w:t>
+      </w:r>
+      <w:r>
+        <w:t xml:space="preserve">= 10 still UNSURE. Round 8 (WebSearch-assisted abstract retrieval pass, 19 May 2026, applying I→P eligibility criteria to all 10 remaining UNSURE records):</w:t>
+      </w:r>
+      <w:r>
+        <w:t xml:space="preserve"> </w:t>
+      </w:r>
+      <w:r>
+        <w:rPr>
+          <w:iCs/>
+          <w:i/>
+        </w:rPr>
+        <w:t xml:space="preserve">n</w:t>
+      </w:r>
+      <w:r>
+        <w:t xml:space="preserve"> </w:t>
+      </w:r>
+      <w:r>
+        <w:t xml:space="preserve">= 3 resolved Y (S0129 — India textile Born Globals I→P M-curve; S0240 — SME internationalization speed → firm performance with organizational learning mediator; S0683 — Latin American EMNEs multinationality → performance with business group diversification moderator),</w:t>
+      </w:r>
+      <w:r>
+        <w:t xml:space="preserve"> </w:t>
+      </w:r>
+      <w:r>
+        <w:rPr>
+          <w:iCs/>
+          <w:i/>
+        </w:rPr>
+        <w:t xml:space="preserve">n</w:t>
+      </w:r>
+      <w:r>
+        <w:t xml:space="preserve"> </w:t>
+      </w:r>
+      <w:r>
+        <w:t xml:space="preserve">= 7 resolved N (cross-border R&amp;D knowledge sourcing/non-standard I measure; exporting-as-DV antecedent study; innovation-exports nexus/wrong DV; game-theory M&amp;A paper; family firm acquisition propensity/DV; MNE expansion patterns/DV; spillover study/domestic focal unit),</w:t>
+      </w:r>
+      <w:r>
+        <w:t xml:space="preserve"> </w:t>
+      </w:r>
+      <w:r>
+        <w:rPr>
+          <w:iCs/>
+          <w:i/>
+        </w:rPr>
+        <w:t xml:space="preserve">n</w:t>
+      </w:r>
+      <w:r>
+        <w:t xml:space="preserve"> </w:t>
+      </w:r>
+      <w:r>
+        <w:t xml:space="preserve">= 0 still UNSURE. Total L2 Y (WoS arm):</w:t>
+      </w:r>
+      <w:r>
+        <w:t xml:space="preserve"> </w:t>
+      </w:r>
+      <w:r>
+        <w:rPr>
+          <w:iCs/>
+          <w:i/>
+        </w:rPr>
+        <w:t xml:space="preserve">n</w:t>
+      </w:r>
+      <w:r>
+        <w:t xml:space="preserve"> </w:t>
+      </w:r>
+      <w:r>
+        <w:t xml:space="preserve">= 565 (= 345 + 135 + 30 + 25 + 15 + 4 + 8 + 0 + 3). Active extraction pool:</w:t>
+      </w:r>
+      <w:r>
+        <w:t xml:space="preserve"> </w:t>
+      </w:r>
+      <w:r>
+        <w:rPr>
+          <w:iCs/>
+          <w:i/>
+        </w:rPr>
+        <w:t xml:space="preserve">n</w:t>
+      </w:r>
+      <w:r>
+        <w:t xml:space="preserve"> </w:t>
+      </w:r>
+      <w:r>
+        <w:t xml:space="preserve">= 535 records reviewed;</w:t>
+      </w:r>
+      <w:r>
+        <w:t xml:space="preserve"> </w:t>
+      </w:r>
+      <w:r>
+        <w:rPr>
+          <w:bCs/>
+          <w:b/>
+        </w:rPr>
+        <w:t xml:space="preserve">eligible for extraction</w:t>
+      </w:r>
+      <w:r>
+        <w:t xml:space="preserve">:</w:t>
+      </w:r>
+      <w:r>
+        <w:t xml:space="preserve"> </w:t>
+      </w:r>
+      <w:r>
+        <w:rPr>
+          <w:iCs/>
+          <w:i/>
+        </w:rPr>
+        <w:t xml:space="preserve">n</w:t>
+      </w:r>
+      <w:r>
+        <w:t xml:space="preserve"> </w:t>
+      </w:r>
+      <w:r>
+        <w:t xml:space="preserve">= 435 (rule-based pre-screen v5, 19 May 2026: Y = 435 [81.3%], N = 100 [18.7%], UNSURE = 0); canonical working file:</w:t>
+      </w:r>
+      <w:r>
+        <w:t xml:space="preserve"> </w:t>
+      </w:r>
+      <w:r>
+        <w:rPr>
+          <w:rStyle w:val="VerbatimChar"/>
+        </w:rPr>
+        <w:t xml:space="preserve">fulltext_to_extraction_tracker_v2.csv</w:t>
+      </w:r>
+      <w:r>
+        <w:t xml:space="preserve"> </w:t>
+      </w:r>
+      <w:r>
+        <w:t xml:space="preserve">(435 rows × 58 cols;</w:t>
+      </w:r>
+      <w:r>
+        <w:t xml:space="preserve"> </w:t>
+      </w:r>
+      <w:r>
+        <w:rPr>
+          <w:rStyle w:val="VerbatimChar"/>
+        </w:rPr>
+        <w:t xml:space="preserve">extraction_priority</w:t>
+      </w:r>
+      <w:r>
+        <w:t xml:space="preserve">: 310</w:t>
+      </w:r>
+      <w:r>
+        <w:t xml:space="preserve"> </w:t>
+      </w:r>
+      <w:r>
+        <w:rPr>
+          <w:rStyle w:val="VerbatimChar"/>
+        </w:rPr>
+        <w:t xml:space="preserve">1_DOI_FIRST</w:t>
+      </w:r>
+      <w:r>
+        <w:t xml:space="preserve"> </w:t>
+      </w:r>
+      <w:r>
+        <w:t xml:space="preserve">+ 125</w:t>
+      </w:r>
+      <w:r>
+        <w:t xml:space="preserve"> </w:t>
+      </w:r>
+      <w:r>
+        <w:rPr>
+          <w:rStyle w:val="VerbatimChar"/>
+        </w:rPr>
+        <w:t xml:space="preserve">2_NO_DOI_MANUAL</w:t>
+      </w:r>
+      <w:r>
+        <w:t xml:space="preserve">). Final included</w:t>
+      </w:r>
+      <w:r>
+        <w:t xml:space="preserve"> </w:t>
+      </w:r>
+      <w:r>
+        <w:rPr>
+          <w:iCs/>
+          <w:i/>
+        </w:rPr>
+        <w:t xml:space="preserve">k</w:t>
+      </w:r>
+      <w:r>
+        <w:t xml:space="preserve"> </w:t>
+      </w:r>
+      <w:r>
+        <w:t xml:space="preserve">= TBD;</w:t>
       </w:r>
       <w:r>
         <w:t xml:space="preserve"> </w:t>
@@ -2796,7 +3557,7 @@
         <w:t xml:space="preserve"> </w:t>
       </w:r>
       <w:r>
-        <w:t xml:space="preserve">= TBD effect sizes]. Detailed exclusion reasons at each screening stage are reported in Appendix A (PRISMA 2020 flow diagram). The current working database (</w:t>
+        <w:t xml:space="preserve">= TBD (pending effect-size extraction). Detailed exclusion reasons at each screening stage are reported in Appendix A (PRISMA 2020 flow diagram). The prior working database (</w:t>
       </w:r>
       <w:r>
         <w:rPr>
@@ -2809,7 +3570,7 @@
         <w:t xml:space="preserve"> </w:t>
       </w:r>
       <w:r>
-        <w:t xml:space="preserve">= 237 coded studies;</w:t>
+        <w:t xml:space="preserve">= 238 coded studies;</w:t>
       </w:r>
       <w:r>
         <w:t xml:space="preserve"> </w:t>
@@ -2825,11 +3586,11 @@
         <w:t xml:space="preserve"> </w:t>
       </w:r>
       <w:r>
-        <w:t xml:space="preserve">= 287 effect sizes) was assembled from backward citation screening and hand-search prior to the formal database search; all counts will be updated to confirmed figures after the formal WoS/Scopus search is completed.</w:t>
-      </w:r>
-    </w:p>
-    <w:bookmarkEnd w:id="30"/>
-    <w:bookmarkStart w:id="34" w:name="X1d41e663e785934d4feadbd21b81f03c51339a8"/>
+        <w:t xml:space="preserve">= 288 effect sizes) assembled from backward citation screening and hand-search constitutes the baseline; all counts will be updated to confirmed figures after Scopus search and extraction are completed.</w:t>
+      </w:r>
+    </w:p>
+    <w:bookmarkEnd w:id="34"/>
+    <w:bookmarkStart w:id="38" w:name="X1d41e663e785934d4feadbd21b81f03c51339a8"/>
     <w:p>
       <w:pPr>
         <w:pStyle w:val="Heading3"/>
@@ -2838,7 +3599,7 @@
         <w:t xml:space="preserve">3.3 Data Extraction and Quality Assurance</w:t>
       </w:r>
     </w:p>
-    <w:bookmarkStart w:id="31" w:name="X08ffec85c6ae73d1d7d5bae8230a193cc0c32b0"/>
+    <w:bookmarkStart w:id="35" w:name="X08ffec85c6ae73d1d7d5bae8230a193cc0c32b0"/>
     <w:p>
       <w:pPr>
         <w:pStyle w:val="Heading4"/>
@@ -3249,8 +4010,8 @@
         <w:t xml:space="preserve">All extracted and coded records were entered into the permanent study database and subject to double-entry verification as part of the inter-coder reliability protocol described in §3.3.2.</w:t>
       </w:r>
     </w:p>
-    <w:bookmarkEnd w:id="31"/>
-    <w:bookmarkStart w:id="32" w:name="X8e0743bf85a4a1c5fca32f939ca3f33e412fd3d"/>
+    <w:bookmarkEnd w:id="35"/>
+    <w:bookmarkStart w:id="36" w:name="X8e0743bf85a4a1c5fca32f939ca3f33e412fd3d"/>
     <w:p>
       <w:pPr>
         <w:pStyle w:val="Heading4"/>
@@ -3336,8 +4097,8 @@
         <w:t xml:space="preserve">ICR was assessed using Cohen's κ for categorical variables (ICRV regime, DPL phase, industry sector, DOI measure type, performance measure type) and the two-way random-effects ICC(2,1) for continuous cDAI scores. The target threshold of κ ≥ 0.70 follows Landis and Koch's (1977) "substantial agreement" criterion, which represents the minimum acceptable level for meta-analytic coding in IB research (Aguinis et al., 2011). ICR statistics are reported in Table 3.1 (see Results, §4.1); all targets were met prior to commencing coding of the remaining 80% of the corpus.</w:t>
       </w:r>
     </w:p>
-    <w:bookmarkEnd w:id="32"/>
-    <w:bookmarkStart w:id="33" w:name="X5be2e0a2ca6cb65463b6962be6810bfed28508c"/>
+    <w:bookmarkEnd w:id="36"/>
+    <w:bookmarkStart w:id="37" w:name="X5be2e0a2ca6cb65463b6962be6810bfed28508c"/>
     <w:p>
       <w:pPr>
         <w:pStyle w:val="Heading4"/>
@@ -3354,9 +4115,9 @@
         <w:t xml:space="preserve">Consistent with established practice in internationalization–performance meta-analysis (Bausch &amp; Krist, 2007; Marano et al., 2016), no formal study-level risk-of-bias instrument (e.g., RoB 2, ROBINS-I) was applied to individual primary studies. The I→P corpus is composed exclusively of peer-reviewed observational survey studies; the threats most relevant to this literature — publication bias, omitted-variable bias, and measurement heterogeneity in the DOI operationalization — are addressed at the synthesis level rather than the study level. Publication bias is assessed via Egger's regression test, Begg and Mazumdar's (1994) rank-correlation test, and Duval and Tweedie's (2000) trim-and-fill procedure (§3.6). Measurement heterogeneity is addressed through moderator coding of DOI type (FSTS, FATA, entropy, count) and performance type, and through the three-level model's explicit decomposition of within-study variance attributable to multiple specifications per study.</w:t>
       </w:r>
     </w:p>
-    <w:bookmarkEnd w:id="33"/>
-    <w:bookmarkEnd w:id="34"/>
-    <w:bookmarkStart w:id="35" w:name="X601957e051aebf49785be7eb6f4c3dde13d76da"/>
+    <w:bookmarkEnd w:id="37"/>
+    <w:bookmarkEnd w:id="38"/>
+    <w:bookmarkStart w:id="39" w:name="X601957e051aebf49785be7eb6f4c3dde13d76da"/>
     <w:p>
       <w:pPr>
         <w:pStyle w:val="Heading3"/>
@@ -3563,8 +4324,8 @@
         <w:t xml:space="preserve">— "Precede": data collection predominantly prior to 2009 (median data year &lt; 2009); "Span": data collection spans 2005–2014 or cannot be classified as predominantly Precede or Follow; "Follow": data collection predominantly post-2014 (median data year ≥ 2015). Studies where data years cannot be determined from the paper are coded as "Span" by default and flagged.</w:t>
       </w:r>
     </w:p>
-    <w:bookmarkEnd w:id="35"/>
-    <w:bookmarkStart w:id="36" w:name="X39398803b6212107b1d34889a3ed87f1d2a89f2"/>
+    <w:bookmarkEnd w:id="39"/>
+    <w:bookmarkStart w:id="40" w:name="X39398803b6212107b1d34889a3ed87f1d2a89f2"/>
     <w:p>
       <w:pPr>
         <w:pStyle w:val="Heading3"/>
@@ -5140,8 +5901,8 @@
         <w:t xml:space="preserve">-test.</w:t>
       </w:r>
     </w:p>
-    <w:bookmarkEnd w:id="36"/>
-    <w:bookmarkStart w:id="37" w:name="X2f1abb1755f8cc5892d8e5725c0dbd361d50806"/>
+    <w:bookmarkEnd w:id="40"/>
+    <w:bookmarkStart w:id="41" w:name="X2f1abb1755f8cc5892d8e5725c0dbd361d50806"/>
     <w:p>
       <w:pPr>
         <w:pStyle w:val="Heading3"/>
@@ -5336,8 +6097,8 @@
         <w:t xml:space="preserve">(Stanley &amp; Doucouliagos, 2014) is applied as a model-based publication bias correction: the precision-effect test (PET) regresses effect sizes on their standard errors; if significant, the precision-effect estimate with standard error (PEESE) substitutes the standard error squared as the regressor, providing an estimate of the true effect after correcting for small-study bias.</w:t>
       </w:r>
     </w:p>
-    <w:bookmarkEnd w:id="37"/>
-    <w:bookmarkStart w:id="38" w:name="Xe36430cf7d8e0a8c6df93020e9507d5e203e939"/>
+    <w:bookmarkEnd w:id="41"/>
+    <w:bookmarkStart w:id="42" w:name="Xe36430cf7d8e0a8c6df93020e9507d5e203e939"/>
     <w:p>
       <w:pPr>
         <w:pStyle w:val="Heading3"/>
@@ -5539,9 +6300,9 @@
         </w:pict>
       </w:r>
     </w:p>
-    <w:bookmarkEnd w:id="38"/>
-    <w:bookmarkEnd w:id="39"/>
-    <w:bookmarkStart w:id="47" w:name="X121719332867ee227f0a04b486098cee978c6e6"/>
+    <w:bookmarkEnd w:id="42"/>
+    <w:bookmarkEnd w:id="43"/>
+    <w:bookmarkStart w:id="63" w:name="X121719332867ee227f0a04b486098cee978c6e6"/>
     <w:p>
       <w:pPr>
         <w:pStyle w:val="Heading2"/>
@@ -5550,7 +6311,7 @@
         <w:t xml:space="preserve">4. Results</w:t>
       </w:r>
     </w:p>
-    <w:bookmarkStart w:id="40" w:name="X404e116a6fc5d40bc82ca2b5ca0e91216768dfb"/>
+    <w:bookmarkStart w:id="44" w:name="X404e116a6fc5d40bc82ca2b5ca0e91216768dfb"/>
     <w:p>
       <w:pPr>
         <w:pStyle w:val="Heading3"/>
@@ -5574,7 +6335,7 @@
         <w:t xml:space="preserve"> </w:t>
       </w:r>
       <w:r>
-        <w:t xml:space="preserve">= 237 studies (coded),</w:t>
+        <w:t xml:space="preserve">= 238 studies (coded),</w:t>
       </w:r>
       <w:r>
         <w:t xml:space="preserve"> </w:t>
@@ -5590,7 +6351,7 @@
         <w:t xml:space="preserve"> </w:t>
       </w:r>
       <w:r>
-        <w:t xml:space="preserve">= 287 effect sizes (working database, pre-formal-search).</w:t>
+        <w:t xml:space="preserve">= 288 effect sizes (working database, pre-formal-search).</w:t>
       </w:r>
     </w:p>
     <w:p>
@@ -6219,7 +6980,7 @@
           <w:iCs/>
           <w:i/>
         </w:rPr>
-        <w:t xml:space="preserve">= 287 effect sizes, k = 237 coded studies)</w:t>
+        <w:t xml:space="preserve">= 288 effect sizes, k = 238 coded studies)</w:t>
       </w:r>
     </w:p>
     <w:tbl>
@@ -6392,19 +7153,19 @@
               <w:jc w:val="left"/>
             </w:pPr>
             <w:r>
-              <w:t xml:space="preserve">90</w:t>
-            </w:r>
-          </w:p>
-        </w:tc>
-        <w:tc>
-          <w:tcPr/>
-          <w:p>
-            <w:pPr>
-              <w:pStyle w:val="Compact"/>
-              <w:jc w:val="left"/>
-            </w:pPr>
-            <w:r>
-              <w:t xml:space="preserve">78</w:t>
+              <w:t xml:space="preserve">91</w:t>
+            </w:r>
+          </w:p>
+        </w:tc>
+        <w:tc>
+          <w:tcPr/>
+          <w:p>
+            <w:pPr>
+              <w:pStyle w:val="Compact"/>
+              <w:jc w:val="left"/>
+            </w:pPr>
+            <w:r>
+              <w:t xml:space="preserve">79</w:t>
             </w:r>
           </w:p>
         </w:tc>
@@ -6560,7 +7321,7 @@
                 <w:bCs/>
                 <w:b/>
               </w:rPr>
-              <w:t xml:space="preserve">287</w:t>
+              <w:t xml:space="preserve">288</w:t>
             </w:r>
           </w:p>
         </w:tc>
@@ -6576,7 +7337,7 @@
                 <w:bCs/>
                 <w:b/>
               </w:rPr>
-              <w:t xml:space="preserve">237</w:t>
+              <w:t xml:space="preserve">238</w:t>
             </w:r>
           </w:p>
         </w:tc>
@@ -7138,7 +7899,7 @@
         <w:t xml:space="preserve">p6/results/forest_data.csv</w:t>
       </w:r>
       <w:r>
-        <w:t xml:space="preserve">, K=287 rows, k=237 unique study IDs, updated 15/05/2026). ICRV</w:t>
+        <w:t xml:space="preserve">, K=288 rows, k=238 unique study IDs, updated 15/05/2026). ICRV</w:t>
       </w:r>
       <w:r>
         <w:t xml:space="preserve"> </w:t>
@@ -7183,8 +7944,8 @@
         <w:t xml:space="preserve">) counts by cDAI/DPL are reported after multi-effect deduplication.</w:t>
       </w:r>
     </w:p>
-    <w:bookmarkEnd w:id="40"/>
-    <w:bookmarkStart w:id="41" w:name="X484949e7994e09bd70500137e9d7c8f884b58c1"/>
+    <w:bookmarkEnd w:id="44"/>
+    <w:bookmarkStart w:id="45" w:name="X484949e7994e09bd70500137e9d7c8f884b58c1"/>
     <w:p>
       <w:pPr>
         <w:pStyle w:val="Heading3"/>
@@ -7202,7 +7963,7 @@
           <w:bCs/>
           <w:b/>
         </w:rPr>
-        <w:t xml:space="preserve">ICBEF 2025 single-level baseline (MetaEssentials 1.5, k = 113):</w:t>
+        <w:t xml:space="preserve">ICBEF 2024 single-level baseline (MetaEssentials 1.5, k = 113):</w:t>
       </w:r>
     </w:p>
     <w:p>
@@ -7515,7 +8276,7 @@
         <w:t xml:space="preserve"> </w:t>
       </w:r>
       <w:r>
-        <w:t xml:space="preserve">(metafor REML, k = 237 studies, K = 287 effects):</w:t>
+        <w:t xml:space="preserve">(metafor REML, k = 238 studies, K = 288 effects):</w:t>
       </w:r>
     </w:p>
     <w:tbl>
@@ -7704,7 +8465,7 @@
               <w:jc w:val="left"/>
             </w:pPr>
             <w:r>
-              <w:t xml:space="preserve">62.5%</w:t>
+              <w:t xml:space="preserve">62.4%</w:t>
             </w:r>
           </w:p>
         </w:tc>
@@ -7776,7 +8537,7 @@
               <w:jc w:val="left"/>
             </w:pPr>
             <w:r>
-              <w:t xml:space="preserve">1,895.58 (</w:t>
+              <w:t xml:space="preserve">1,909.42 (</w:t>
             </w:r>
             <w:r>
               <w:rPr>
@@ -7789,7 +8550,7 @@
               <w:t xml:space="preserve"> </w:t>
             </w:r>
             <w:r>
-              <w:t xml:space="preserve">= 286,</w:t>
+              <w:t xml:space="preserve">= 287,</w:t>
             </w:r>
             <w:r>
               <w:t xml:space="preserve"> </w:t>
@@ -7829,7 +8590,7 @@
         <w:t xml:space="preserve"> </w:t>
       </w:r>
       <w:r>
-        <w:t xml:space="preserve">= 0.074) is consistent with the ICBEF 2025 single-level baseline (</w:t>
+        <w:t xml:space="preserve">= 0.074) is consistent with the ICBEF 2024 single-level baseline (</w:t>
       </w:r>
       <w:r>
         <w:rPr>
@@ -7881,11 +8642,11 @@
         <w:t xml:space="preserve">I</w:t>
       </w:r>
       <w:r>
-        <w:t xml:space="preserve">² = 62.5%, indicating substantial heterogeneity beyond sampling error — the motivation for moderator analysis, though the moderator analyses in §§4.3–4.5 do not resolve this heterogeneity significantly.</w:t>
-      </w:r>
-    </w:p>
-    <w:bookmarkEnd w:id="41"/>
-    <w:bookmarkStart w:id="42" w:name="Xa97dc1af7f7d522b04ad4b6d2a4fed8000451ef"/>
+        <w:t xml:space="preserve">² = 62.4%, indicating substantial heterogeneity beyond sampling error — the motivation for moderator analysis, though the moderator analyses in §§4.3–4.5 do not resolve this heterogeneity significantly.</w:t>
+      </w:r>
+    </w:p>
+    <w:bookmarkEnd w:id="45"/>
+    <w:bookmarkStart w:id="49" w:name="Xa97dc1af7f7d522b04ad4b6d2a4fed8000451ef"/>
     <w:p>
       <w:pPr>
         <w:pStyle w:val="Heading3"/>
@@ -7992,17 +8753,17 @@
           <w:bCs/>
           <w:b/>
         </w:rPr>
-        <w:t xml:space="preserve">Table 4.1 — ICRV regime subgroup results</w:t>
-      </w:r>
-      <w:r>
-        <w:t xml:space="preserve"> </w:t>
-      </w:r>
-      <w:r>
-        <w:rPr>
-          <w:iCs/>
-          <w:i/>
-        </w:rPr>
-        <w:t xml:space="preserve">(actual MARA output, k=237/K=287)</w:t>
+        <w:t xml:space="preserve">Table 4.2 — ICRV regime subgroup results</w:t>
+      </w:r>
+      <w:r>
+        <w:t xml:space="preserve"> </w:t>
+      </w:r>
+      <w:r>
+        <w:rPr>
+          <w:iCs/>
+          <w:i/>
+        </w:rPr>
+        <w:t xml:space="preserve">(actual MARA output, k=238/K=288)</w:t>
       </w:r>
     </w:p>
     <w:tbl>
@@ -8253,19 +9014,19 @@
               <w:jc w:val="left"/>
             </w:pPr>
             <w:r>
-              <w:t xml:space="preserve">90</w:t>
-            </w:r>
-          </w:p>
-        </w:tc>
-        <w:tc>
-          <w:tcPr/>
-          <w:p>
-            <w:pPr>
-              <w:pStyle w:val="Compact"/>
-              <w:jc w:val="left"/>
-            </w:pPr>
-            <w:r>
-              <w:t xml:space="preserve">0.068</w:t>
+              <w:t xml:space="preserve">91</w:t>
+            </w:r>
+          </w:p>
+        </w:tc>
+        <w:tc>
+          <w:tcPr/>
+          <w:p>
+            <w:pPr>
+              <w:pStyle w:val="Compact"/>
+              <w:jc w:val="left"/>
+            </w:pPr>
+            <w:r>
+              <w:t xml:space="preserve">0.069</w:t>
             </w:r>
           </w:p>
         </w:tc>
@@ -8504,7 +9265,46 @@
         <w:pStyle w:val="BodyText"/>
       </w:pPr>
       <w:r>
-        <w:t xml:space="preserve">Figure 2: ICRV 5-regime forest plot — subgroup pooled effects with 95% CI</w:t>
+        <w:drawing>
+          <wp:inline>
+            <wp:extent cx="5753100" cy="3430252"/>
+            <wp:effectExtent b="0" l="0" r="0" t="0"/>
+            <wp:docPr descr="Figure 2: ICRV 5-regime forest plot — subgroup pooled effects with 95% CI" title="" id="47" name="Picture"/>
+            <a:graphic>
+              <a:graphicData uri="http://schemas.openxmlformats.org/drawingml/2006/picture">
+                <pic:pic>
+                  <pic:nvPicPr>
+                    <pic:cNvPr descr="figures/figure2_icrv_forest.png" id="48" name="Picture"/>
+                    <pic:cNvPicPr>
+                      <a:picLocks noChangeArrowheads="1" noChangeAspect="1"/>
+                    </pic:cNvPicPr>
+                  </pic:nvPicPr>
+                  <pic:blipFill>
+                    <a:blip r:embed="rId46"/>
+                    <a:stretch>
+                      <a:fillRect/>
+                    </a:stretch>
+                  </pic:blipFill>
+                  <pic:spPr bwMode="auto">
+                    <a:xfrm>
+                      <a:off x="0" y="0"/>
+                      <a:ext cx="5753100" cy="3430252"/>
+                    </a:xfrm>
+                    <a:prstGeom prst="rect">
+                      <a:avLst/>
+                    </a:prstGeom>
+                    <a:noFill/>
+                    <a:ln w="9525">
+                      <a:noFill/>
+                      <a:headEnd/>
+                      <a:tailEnd/>
+                    </a:ln>
+                  </pic:spPr>
+                </pic:pic>
+              </a:graphicData>
+            </a:graphic>
+          </wp:inline>
+        </w:drawing>
       </w:r>
     </w:p>
     <w:p>
@@ -8680,7 +9480,7 @@
         <w:t xml:space="preserve"> </w:t>
       </w:r>
       <w:r>
-        <w:t xml:space="preserve">= 0.079), and Group III (k=90, Emerging) shows</w:t>
+        <w:t xml:space="preserve">= 0.079), and Group III (k=91, Emerging) shows</w:t>
       </w:r>
       <w:r>
         <w:t xml:space="preserve"> </w:t>
@@ -8696,7 +9496,7 @@
         <w:t xml:space="preserve"> </w:t>
       </w:r>
       <w:r>
-        <w:t xml:space="preserve">= 0.068 — a difference of 0.011 that is directionally consistent with CIMT but not statistically significant given within-group heterogeneity. H1 (between-regime heterogeneity</w:t>
+        <w:t xml:space="preserve">= 0.069 — a difference of 0.011 that is directionally consistent with CIMT but not statistically significant given within-group heterogeneity. H1 (between-regime heterogeneity</w:t>
       </w:r>
       <w:r>
         <w:t xml:space="preserve"> </w:t>
@@ -8744,8 +9544,8 @@
         <w:t xml:space="preserve">per regime before they can be properly tested.</w:t>
       </w:r>
     </w:p>
-    <w:bookmarkEnd w:id="42"/>
-    <w:bookmarkStart w:id="43" w:name="X541c92fe8ae9c523bbb1875dcc9c5525c218523"/>
+    <w:bookmarkEnd w:id="49"/>
+    <w:bookmarkStart w:id="50" w:name="X541c92fe8ae9c523bbb1875dcc9c5525c218523"/>
     <w:p>
       <w:pPr>
         <w:pStyle w:val="Heading3"/>
@@ -8857,7 +9657,7 @@
           <w:bCs/>
           <w:b/>
         </w:rPr>
-        <w:t xml:space="preserve">Table 4.2 — cDAI subgroup</w:t>
+        <w:t xml:space="preserve">Table 4.3 — cDAI subgroup</w:t>
       </w:r>
       <w:r>
         <w:t xml:space="preserve"> </w:t>
@@ -9040,7 +9840,7 @@
               <w:jc w:val="left"/>
             </w:pPr>
             <w:r>
-              <w:t xml:space="preserve">75</w:t>
+              <w:t xml:space="preserve">76</w:t>
             </w:r>
           </w:p>
         </w:tc>
@@ -9210,11 +10010,11 @@
         <w:t xml:space="preserve"> </w:t>
       </w:r>
       <w:r>
-        <w:t xml:space="preserve">= 237 sample. A larger sample with better resolution across the cDAI spectrum is required to test the CDCM gradient hypothesis.</w:t>
-      </w:r>
-    </w:p>
-    <w:bookmarkEnd w:id="43"/>
-    <w:bookmarkStart w:id="44" w:name="X0f13fb15b20194b37c5b9d050ad7a7079c0644a"/>
+        <w:t xml:space="preserve">= 238 sample. A larger sample with better resolution across the cDAI spectrum is required to test the CDCM gradient hypothesis.</w:t>
+      </w:r>
+    </w:p>
+    <w:bookmarkEnd w:id="50"/>
+    <w:bookmarkStart w:id="54" w:name="X0f13fb15b20194b37c5b9d050ad7a7079c0644a"/>
     <w:p>
       <w:pPr>
         <w:pStyle w:val="Heading3"/>
@@ -9289,7 +10089,7 @@
           <w:bCs/>
           <w:b/>
         </w:rPr>
-        <w:t xml:space="preserve">Table 4.3 — DPL phase subgroup</w:t>
+        <w:t xml:space="preserve">Table 4.4 — DPL phase subgroup</w:t>
       </w:r>
       <w:r>
         <w:t xml:space="preserve"> </w:t>
@@ -9509,19 +10309,19 @@
               <w:jc w:val="left"/>
             </w:pPr>
             <w:r>
-              <w:t xml:space="preserve">107</w:t>
-            </w:r>
-          </w:p>
-        </w:tc>
-        <w:tc>
-          <w:tcPr/>
-          <w:p>
-            <w:pPr>
-              <w:pStyle w:val="Compact"/>
-              <w:jc w:val="left"/>
-            </w:pPr>
-            <w:r>
-              <w:t xml:space="preserve">0.068</w:t>
+              <w:t xml:space="preserve">108</w:t>
+            </w:r>
+          </w:p>
+        </w:tc>
+        <w:tc>
+          <w:tcPr/>
+          <w:p>
+            <w:pPr>
+              <w:pStyle w:val="Compact"/>
+              <w:jc w:val="left"/>
+            </w:pPr>
+            <w:r>
+              <w:t xml:space="preserve">0.069</w:t>
             </w:r>
           </w:p>
         </w:tc>
@@ -9773,7 +10573,7 @@
         <w:t xml:space="preserve"> </w:t>
       </w:r>
       <w:r>
-        <w:t xml:space="preserve">= 237 sample does not have sufficient power to detect small temporal trends, that DPL phase is confounded with ICRV composition (pre-2009 studies concentrated in advanced economies), or that the Digital Paradox Lifecycle inflection does not manifest at meta-analytic resolution with the current sample size. H2 is not supported.</w:t>
+        <w:t xml:space="preserve">= 238 sample does not have sufficient power to detect small temporal trends, that DPL phase is confounded with ICRV composition (pre-2009 studies concentrated in advanced economies), or that the Digital Paradox Lifecycle inflection does not manifest at meta-analytic resolution with the current sample size. H2 is not supported.</w:t>
       </w:r>
     </w:p>
     <w:p>
@@ -9781,7 +10581,46 @@
         <w:pStyle w:val="BodyText"/>
       </w:pPr>
       <w:r>
-        <w:t xml:space="preserve">Figure 3: DPL phase moderation — pooled I→P effect by digital adoption epoch</w:t>
+        <w:drawing>
+          <wp:inline>
+            <wp:extent cx="5753100" cy="4403829"/>
+            <wp:effectExtent b="0" l="0" r="0" t="0"/>
+            <wp:docPr descr="Figure 3: DPL phase moderation — pooled I→P effect by digital adoption epoch" title="" id="52" name="Picture"/>
+            <a:graphic>
+              <a:graphicData uri="http://schemas.openxmlformats.org/drawingml/2006/picture">
+                <pic:pic>
+                  <pic:nvPicPr>
+                    <pic:cNvPr descr="figures/figure3_dpl_phase.png" id="53" name="Picture"/>
+                    <pic:cNvPicPr>
+                      <a:picLocks noChangeArrowheads="1" noChangeAspect="1"/>
+                    </pic:cNvPicPr>
+                  </pic:nvPicPr>
+                  <pic:blipFill>
+                    <a:blip r:embed="rId51"/>
+                    <a:stretch>
+                      <a:fillRect/>
+                    </a:stretch>
+                  </pic:blipFill>
+                  <pic:spPr bwMode="auto">
+                    <a:xfrm>
+                      <a:off x="0" y="0"/>
+                      <a:ext cx="5753100" cy="4403829"/>
+                    </a:xfrm>
+                    <a:prstGeom prst="rect">
+                      <a:avLst/>
+                    </a:prstGeom>
+                    <a:noFill/>
+                    <a:ln w="9525">
+                      <a:noFill/>
+                      <a:headEnd/>
+                      <a:tailEnd/>
+                    </a:ln>
+                  </pic:spPr>
+                </pic:pic>
+              </a:graphicData>
+            </a:graphic>
+          </wp:inline>
+        </w:drawing>
       </w:r>
     </w:p>
     <w:p>
@@ -9802,8 +10641,8 @@
         <w:t xml:space="preserve">DPL phase subgroup results. Pooled effect sizes by Precede / Span / Follow epoch with 95% CI. The between-phase differences are small and non-significant.</w:t>
       </w:r>
     </w:p>
-    <w:bookmarkEnd w:id="44"/>
-    <w:bookmarkStart w:id="45" w:name="X19c46ecf699f27e790e5a8fa6520cb51f104e4a"/>
+    <w:bookmarkEnd w:id="54"/>
+    <w:bookmarkStart w:id="58" w:name="X19c46ecf699f27e790e5a8fa6520cb51f104e4a"/>
     <w:p>
       <w:pPr>
         <w:pStyle w:val="Heading3"/>
@@ -9864,7 +10703,7 @@
         <w:t xml:space="preserve"> </w:t>
       </w:r>
       <w:r>
-        <w:t xml:space="preserve">= 0.487 (</w:t>
+        <w:t xml:space="preserve">= 0.475 (</w:t>
       </w:r>
       <w:r>
         <w:rPr>
@@ -9893,7 +10732,7 @@
         <w:t xml:space="preserve"> </w:t>
       </w:r>
       <w:r>
-        <w:t xml:space="preserve">= .052) — just above the conventional α = .05 threshold; this criterion does not reach statistical significance, and funnel asymmetry by Egger's test alone is not confirmed.</w:t>
+        <w:t xml:space="preserve">= .057) — just above the conventional α = .05 threshold; this criterion does not reach statistical significance, and funnel asymmetry by Egger's test alone is not confirmed.</w:t>
       </w:r>
     </w:p>
     <w:p>
@@ -9911,7 +10750,7 @@
         <w:t xml:space="preserve"> </w:t>
       </w:r>
       <w:r>
-        <w:t xml:space="preserve">(Kendall's τ): τ = −0.132,</w:t>
+        <w:t xml:space="preserve">(Kendall's τ): τ = −0.134,</w:t>
       </w:r>
       <w:r>
         <w:t xml:space="preserve"> </w:t>
@@ -9927,7 +10766,7 @@
         <w:t xml:space="preserve"> </w:t>
       </w:r>
       <w:r>
-        <w:t xml:space="preserve">= .001 — significant funnel asymmetry; studies with larger standard errors (smaller</w:t>
+        <w:t xml:space="preserve">= .0007 — significant funnel asymmetry; studies with larger standard errors (smaller</w:t>
       </w:r>
       <w:r>
         <w:t xml:space="preserve"> </w:t>
@@ -9971,7 +10810,7 @@
         <w:t xml:space="preserve"> </w:t>
       </w:r>
       <w:r>
-        <w:t xml:space="preserve">= 57 missing studies (left side); adjusted pooled</w:t>
+        <w:t xml:space="preserve">= 58 missing studies (left side); adjusted pooled</w:t>
       </w:r>
       <w:r>
         <w:t xml:space="preserve"> </w:t>
@@ -9987,7 +10826,7 @@
         <w:t xml:space="preserve"> </w:t>
       </w:r>
       <w:r>
-        <w:t xml:space="preserve">= 0.035 (95% CI [0.018, 0.051]) — a conservative lower bound. The effect remains positive and significant but is substantially attenuated from the raw estimate (0.074 → 0.035).</w:t>
+        <w:t xml:space="preserve">= 0.035 (95% CI [0.019, 0.051]) — a conservative lower bound. The effect remains positive and significant but is substantially attenuated from the raw estimate (0.074 → 0.035).</w:t>
       </w:r>
     </w:p>
     <w:p>
@@ -10037,7 +10876,7 @@
         <w:t xml:space="preserve"> </w:t>
       </w:r>
       <w:r>
-        <w:t xml:space="preserve">= 44,782, far exceeding the criterion of 5</w:t>
+        <w:t xml:space="preserve">= 45,848, far exceeding the criterion of 5</w:t>
       </w:r>
       <w:r>
         <w:rPr>
@@ -10050,7 +10889,7 @@
         <w:t xml:space="preserve"> </w:t>
       </w:r>
       <w:r>
-        <w:t xml:space="preserve">+ 10 = 1,195; even under extreme publication suppression assumptions, a trivially small effect would require 44,782 unpublished null studies — implausible.</w:t>
+        <w:t xml:space="preserve">+ 10 = 1,200; even under extreme publication suppression assumptions, a trivially small effect would require 45,848 unpublished null studies — implausible.</w:t>
       </w:r>
     </w:p>
     <w:p>
@@ -10071,7 +10910,7 @@
         <w:t xml:space="preserve"> </w:t>
       </w:r>
       <w:r>
-        <w:t xml:space="preserve">= 57 imputed, adj.</w:t>
+        <w:t xml:space="preserve">= 58 imputed, adj.</w:t>
       </w:r>
       <w:r>
         <w:t xml:space="preserve"> </w:t>
@@ -10113,7 +10952,7 @@
         <w:t xml:space="preserve">I</w:t>
       </w:r>
       <w:r>
-        <w:t xml:space="preserve">² = 62.5%) and non-significant moderator tests (§§4.3–4.5), the publication bias evidence suggests that the apparent average I→P effect is upwardly inflated in the published literature. The true population effect may be closer to</w:t>
+        <w:t xml:space="preserve">² = 62.4%) and non-significant moderator tests (§§4.3–4.5), the publication bias evidence suggests that the apparent average I→P effect is upwardly inflated in the published literature. The true population effect may be closer to</w:t>
       </w:r>
       <w:r>
         <w:t xml:space="preserve"> </w:t>
@@ -10137,7 +10976,46 @@
         <w:pStyle w:val="BodyText"/>
       </w:pPr>
       <w:r>
-        <w:t xml:space="preserve">Figure 5: Funnel plot with trim-and-fill imputed studies</w:t>
+        <w:drawing>
+          <wp:inline>
+            <wp:extent cx="5753100" cy="4601444"/>
+            <wp:effectExtent b="0" l="0" r="0" t="0"/>
+            <wp:docPr descr="Figure 5: Funnel plot with trim-and-fill imputed studies" title="" id="56" name="Picture"/>
+            <a:graphic>
+              <a:graphicData uri="http://schemas.openxmlformats.org/drawingml/2006/picture">
+                <pic:pic>
+                  <pic:nvPicPr>
+                    <pic:cNvPr descr="figures/figure5_funnel_plot.png" id="57" name="Picture"/>
+                    <pic:cNvPicPr>
+                      <a:picLocks noChangeArrowheads="1" noChangeAspect="1"/>
+                    </pic:cNvPicPr>
+                  </pic:nvPicPr>
+                  <pic:blipFill>
+                    <a:blip r:embed="rId55"/>
+                    <a:stretch>
+                      <a:fillRect/>
+                    </a:stretch>
+                  </pic:blipFill>
+                  <pic:spPr bwMode="auto">
+                    <a:xfrm>
+                      <a:off x="0" y="0"/>
+                      <a:ext cx="5753100" cy="4601444"/>
+                    </a:xfrm>
+                    <a:prstGeom prst="rect">
+                      <a:avLst/>
+                    </a:prstGeom>
+                    <a:noFill/>
+                    <a:ln w="9525">
+                      <a:noFill/>
+                      <a:headEnd/>
+                      <a:tailEnd/>
+                    </a:ln>
+                  </pic:spPr>
+                </pic:pic>
+              </a:graphicData>
+            </a:graphic>
+          </wp:inline>
+        </w:drawing>
       </w:r>
     </w:p>
     <w:p>
@@ -10168,7 +11046,7 @@
         <w:t xml:space="preserve"> </w:t>
       </w:r>
       <w:r>
-        <w:t xml:space="preserve">= 57). Substantial left-side asymmetry is visible; the adjusted pooled effect is</w:t>
+        <w:t xml:space="preserve">= 58). Substantial left-side asymmetry is visible; the adjusted pooled effect is</w:t>
       </w:r>
       <w:r>
         <w:t xml:space="preserve"> </w:t>
@@ -10187,8 +11065,8 @@
         <w:t xml:space="preserve">= 0.035.</w:t>
       </w:r>
     </w:p>
-    <w:bookmarkEnd w:id="45"/>
-    <w:bookmarkStart w:id="46" w:name="X2944bef6cd2d25cd29d80b35f2bf895bc8ca4c2"/>
+    <w:bookmarkEnd w:id="58"/>
+    <w:bookmarkStart w:id="62" w:name="X2944bef6cd2d25cd29d80b35f2bf895bc8ca4c2"/>
     <w:p>
       <w:pPr>
         <w:pStyle w:val="Heading3"/>
@@ -10301,7 +11179,7 @@
               <w:jc w:val="left"/>
             </w:pPr>
             <w:r>
-              <w:t xml:space="preserve">287</w:t>
+              <w:t xml:space="preserve">288</w:t>
             </w:r>
           </w:p>
         </w:tc>
@@ -10379,7 +11257,7 @@
               <w:jc w:val="left"/>
             </w:pPr>
             <w:r>
-              <w:t xml:space="preserve">240</w:t>
+              <w:t xml:space="preserve">241</w:t>
             </w:r>
           </w:p>
         </w:tc>
@@ -10457,7 +11335,7 @@
               <w:jc w:val="left"/>
             </w:pPr>
             <w:r>
-              <w:t xml:space="preserve">285</w:t>
+              <w:t xml:space="preserve">286</w:t>
             </w:r>
           </w:p>
         </w:tc>
@@ -10519,7 +11397,7 @@
               <w:jc w:val="left"/>
             </w:pPr>
             <w:r>
-              <w:t xml:space="preserve">246</w:t>
+              <w:t xml:space="preserve">247</w:t>
             </w:r>
           </w:p>
         </w:tc>
@@ -10581,7 +11459,7 @@
               <w:jc w:val="left"/>
             </w:pPr>
             <w:r>
-              <w:t xml:space="preserve">137</w:t>
+              <w:t xml:space="preserve">138</w:t>
             </w:r>
           </w:p>
         </w:tc>
@@ -10643,7 +11521,7 @@
               <w:jc w:val="left"/>
             </w:pPr>
             <w:r>
-              <w:t xml:space="preserve">287</w:t>
+              <w:t xml:space="preserve">288</w:t>
             </w:r>
           </w:p>
         </w:tc>
@@ -10667,7 +11545,7 @@
               <w:jc w:val="left"/>
             </w:pPr>
             <w:r>
-              <w:t xml:space="preserve">[0.061, 0.086]</w:t>
+              <w:t xml:space="preserve">[0.061, 0.087]</w:t>
             </w:r>
           </w:p>
         </w:tc>
@@ -10718,19 +11596,19 @@
               <w:jc w:val="left"/>
             </w:pPr>
             <w:r>
-              <w:t xml:space="preserve">287</w:t>
-            </w:r>
-          </w:p>
-        </w:tc>
-        <w:tc>
-          <w:tcPr/>
-          <w:p>
-            <w:pPr>
-              <w:pStyle w:val="Compact"/>
-              <w:jc w:val="left"/>
-            </w:pPr>
-            <w:r>
-              <w:t xml:space="preserve">[0.071, 0.075]</w:t>
+              <w:t xml:space="preserve">288</w:t>
+            </w:r>
+          </w:p>
+        </w:tc>
+        <w:tc>
+          <w:tcPr/>
+          <w:p>
+            <w:pPr>
+              <w:pStyle w:val="Compact"/>
+              <w:jc w:val="left"/>
+            </w:pPr>
+            <w:r>
+              <w:t xml:space="preserve">[0.071, 0.076]</w:t>
             </w:r>
           </w:p>
         </w:tc>
@@ -10754,7 +11632,7 @@
               <w:jc w:val="left"/>
             </w:pPr>
             <w:r>
-              <w:t xml:space="preserve">0/287 change direction</w:t>
+              <w:t xml:space="preserve">0/288 change direction</w:t>
             </w:r>
           </w:p>
         </w:tc>
@@ -10781,7 +11659,7 @@
         <w:t xml:space="preserve"> </w:t>
       </w:r>
       <w:r>
-        <w:t xml:space="preserve">= 0.074 is robust across all sensitivity checks. The leave-one-out range [0.071, 0.075] confirms no single study drives the result. The DL two-level estimator gives an identical point estimate (0.074), confirming that three-level nesting adds precision without biasing the pooled effect. The FSTS-only restriction (</w:t>
+        <w:t xml:space="preserve">= 0.074 is robust across all sensitivity checks. The leave-one-out range [0.071, 0.076] confirms no single study drives the result. The DL two-level estimator gives an identical point estimate (0.074), confirming that three-level nesting adds precision without biasing the pooled effect. The FSTS-only restriction (</w:t>
       </w:r>
       <w:r>
         <w:rPr>
@@ -10802,23 +11680,46 @@
         <w:pStyle w:val="BodyText"/>
       </w:pPr>
       <w:r>
-        <w:t xml:space="preserve">Figure 4: Leave-one-out sensitivity — pooled</w:t>
-      </w:r>
-      <w:r>
-        <w:t xml:space="preserve"> </w:t>
-      </w:r>
-      <w:r>
-        <w:rPr>
-          <w:iCs/>
-          <w:i/>
-        </w:rPr>
-        <w:t xml:space="preserve">r̄</w:t>
-      </w:r>
-      <w:r>
-        <w:t xml:space="preserve"> </w:t>
-      </w:r>
-      <w:r>
-        <w:t xml:space="preserve">range across leave-one-out iterations</w:t>
+        <w:drawing>
+          <wp:inline>
+            <wp:extent cx="5753100" cy="2528953"/>
+            <wp:effectExtent b="0" l="0" r="0" t="0"/>
+            <wp:docPr descr="Figure 4: Leave-one-out sensitivity — pooled r̄ range across leave-one-out iterations" title="" id="60" name="Picture"/>
+            <a:graphic>
+              <a:graphicData uri="http://schemas.openxmlformats.org/drawingml/2006/picture">
+                <pic:pic>
+                  <pic:nvPicPr>
+                    <pic:cNvPr descr="figures/figure4_sensitivity.png" id="61" name="Picture"/>
+                    <pic:cNvPicPr>
+                      <a:picLocks noChangeArrowheads="1" noChangeAspect="1"/>
+                    </pic:cNvPicPr>
+                  </pic:nvPicPr>
+                  <pic:blipFill>
+                    <a:blip r:embed="rId59"/>
+                    <a:stretch>
+                      <a:fillRect/>
+                    </a:stretch>
+                  </pic:blipFill>
+                  <pic:spPr bwMode="auto">
+                    <a:xfrm>
+                      <a:off x="0" y="0"/>
+                      <a:ext cx="5753100" cy="2528953"/>
+                    </a:xfrm>
+                    <a:prstGeom prst="rect">
+                      <a:avLst/>
+                    </a:prstGeom>
+                    <a:noFill/>
+                    <a:ln w="9525">
+                      <a:noFill/>
+                      <a:headEnd/>
+                      <a:tailEnd/>
+                    </a:ln>
+                  </pic:spPr>
+                </pic:pic>
+              </a:graphicData>
+            </a:graphic>
+          </wp:inline>
+        </w:drawing>
       </w:r>
     </w:p>
     <w:p>
@@ -10862,9 +11763,9 @@
         </w:pict>
       </w:r>
     </w:p>
-    <w:bookmarkEnd w:id="46"/>
-    <w:bookmarkEnd w:id="47"/>
-    <w:bookmarkStart w:id="52" w:name="X735612638e4e736e4693e459c258977262c0dfc"/>
+    <w:bookmarkEnd w:id="62"/>
+    <w:bookmarkEnd w:id="63"/>
+    <w:bookmarkStart w:id="68" w:name="X735612638e4e736e4693e459c258977262c0dfc"/>
     <w:p>
       <w:pPr>
         <w:pStyle w:val="Heading2"/>
@@ -10873,7 +11774,7 @@
         <w:t xml:space="preserve">5. Discussion</w:t>
       </w:r>
     </w:p>
-    <w:bookmarkStart w:id="48" w:name="X358d8a6bfbc612aa554abb1739dd28765579392"/>
+    <w:bookmarkStart w:id="64" w:name="X358d8a6bfbc612aa554abb1739dd28765579392"/>
     <w:p>
       <w:pPr>
         <w:pStyle w:val="Heading3"/>
@@ -10916,7 +11817,7 @@
         <w:t xml:space="preserve"> </w:t>
       </w:r>
       <w:r>
-        <w:t xml:space="preserve">= 237, 49 economies) is consistent with country-level evidence from across the global study corpus, including the Asia-Pacific primary studies underlying the ICBEF 2025 baseline (Do &amp; Phan, 2024). The pooled effect is positive and significant, confirming that export-intensive firms tend to outperform domestically focused peers even after adjusting for firm size, age, and industry.</w:t>
+        <w:t xml:space="preserve">= 238, 49 economies) is consistent with country-level evidence from across the global study corpus, including the Asia-Pacific primary studies underlying the ICBEF 2024 baseline (Do &amp; Phan, 2024). The pooled effect is positive and significant, confirming that export-intensive firms tend to outperform domestically focused peers even after adjusting for firm size, age, and industry.</w:t>
       </w:r>
     </w:p>
     <w:p>
@@ -11002,7 +11903,7 @@
           <w:bCs/>
           <w:b/>
         </w:rPr>
-        <w:t xml:space="preserve">Emerging contexts (Group III, k = 90;</w:t>
+        <w:t xml:space="preserve">Emerging contexts (Group III, k = 91;</w:t>
       </w:r>
       <w:r>
         <w:rPr>
@@ -11032,7 +11933,7 @@
           <w:bCs/>
           <w:b/>
         </w:rPr>
-        <w:t xml:space="preserve">= 0.068):</w:t>
+        <w:t xml:space="preserve">= 0.069):</w:t>
       </w:r>
       <w:r>
         <w:t xml:space="preserve"> </w:t>
@@ -11054,7 +11955,7 @@
         <w:t xml:space="preserve"> </w:t>
       </w:r>
       <w:r>
-        <w:t xml:space="preserve">= 0.068 — directionally below the Advanced group, consistent with CIMT's institutional friction argument. At the primary-study level, Do &amp; Phan (2025) document a negative aggregate DOI coefficient on 380 Indian WBES firms (FGLS estimation), with manager experience and female top-management leadership as positive moderating factors — a pattern consistent with CIMT's prediction that firm-level compensating resources partially offset institutional friction in Emerging environments.</w:t>
+        <w:t xml:space="preserve">= 0.069 — directionally below the Advanced group, consistent with CIMT's institutional friction argument. At the primary-study level, Do &amp; Phan (2025) document a negative aggregate DOI coefficient on 380 Indian WBES firms (FGLS estimation), with manager experience and female top-management leadership as positive moderating factors — a pattern consistent with CIMT's prediction that firm-level compensating resources partially offset institutional friction in Emerging environments.</w:t>
       </w:r>
     </w:p>
     <w:p>
@@ -11252,11 +12153,11 @@
         <w:t xml:space="preserve"> </w:t>
       </w:r>
       <w:r>
-        <w:t xml:space="preserve">= 0.079 vs. 0.068) does not reach significance — a result that bounds, rather than refutes, CIMT's institutional gradient prediction.</w:t>
-      </w:r>
-    </w:p>
-    <w:bookmarkEnd w:id="48"/>
-    <w:bookmarkStart w:id="49" w:name="X688563909f8febb75275ad832e560c448093230"/>
+        <w:t xml:space="preserve">= 0.079 vs. 0.069) does not reach significance — a result that bounds, rather than refutes, CIMT's institutional gradient prediction.</w:t>
+      </w:r>
+    </w:p>
+    <w:bookmarkEnd w:id="64"/>
+    <w:bookmarkStart w:id="65" w:name="X688563909f8febb75275ad832e560c448093230"/>
     <w:p>
       <w:pPr>
         <w:pStyle w:val="Heading3"/>
@@ -11296,7 +12197,7 @@
         <w:t xml:space="preserve"> </w:t>
       </w:r>
       <w:r>
-        <w:t xml:space="preserve">= 237 studies from 49 economies (</w:t>
+        <w:t xml:space="preserve">= 238 studies from 49 economies (</w:t>
       </w:r>
       <w:r>
         <w:rPr>
@@ -11309,7 +12210,7 @@
         <w:t xml:space="preserve"> </w:t>
       </w:r>
       <w:r>
-        <w:t xml:space="preserve">= 287 effects) is the most comprehensive quantitative synthesis of I→P evidence to apply three-level modeling, extending the ICBEF 2025 Asia-Pacific baseline (</w:t>
+        <w:t xml:space="preserve">= 288 effects) is the most comprehensive quantitative synthesis of I→P evidence to apply three-level modeling, extending the ICBEF 2024 Asia-Pacific baseline (</w:t>
       </w:r>
       <w:r>
         <w:rPr>
@@ -11398,7 +12299,7 @@
         <w:t xml:space="preserve"> </w:t>
       </w:r>
       <w:r>
-        <w:t xml:space="preserve">= 237 sample lacks sufficient between-regime variation (particularly Frontier,</w:t>
+        <w:t xml:space="preserve">= 238 sample lacks sufficient between-regime variation (particularly Frontier,</w:t>
       </w:r>
       <w:r>
         <w:t xml:space="preserve"> </w:t>
@@ -11477,7 +12378,7 @@
         <w:t xml:space="preserve"> </w:t>
       </w:r>
       <w:r>
-        <w:t xml:space="preserve">= 57 imputed studies) and significant Begg's τ (</w:t>
+        <w:t xml:space="preserve">= 58 imputed studies) and significant Begg's τ (</w:t>
       </w:r>
       <w:r>
         <w:rPr>
@@ -11490,7 +12391,7 @@
         <w:t xml:space="preserve"> </w:t>
       </w:r>
       <w:r>
-        <w:t xml:space="preserve">= .001) together indicate that the I→P literature has a substantial positive publication bias. The raw pooled effect (</w:t>
+        <w:t xml:space="preserve">= .0007) together indicate that the I→P literature has a substantial positive publication bias. The raw pooled effect (</w:t>
       </w:r>
       <w:r>
         <w:rPr>
@@ -11519,8 +12420,8 @@
         <w:t xml:space="preserve">= 0.035) providing a conservative lower bound. This finding — from the most globally comprehensive three-level MARA of I→P to date — is the most actionable theoretical contribution: it suggests that the IB literature's widely cited "positive I→P relationship" is partially an artifact of selective publication rather than a robust phenomenon.</w:t>
       </w:r>
     </w:p>
-    <w:bookmarkEnd w:id="49"/>
-    <w:bookmarkStart w:id="50" w:name="Xb1fcf2c8d5f0b973be8539a5c4cf4005bf85f3d"/>
+    <w:bookmarkEnd w:id="65"/>
+    <w:bookmarkStart w:id="66" w:name="Xb1fcf2c8d5f0b973be8539a5c4cf4005bf85f3d"/>
     <w:p>
       <w:pPr>
         <w:pStyle w:val="Heading3"/>
@@ -11612,7 +12513,7 @@
         <w:t xml:space="preserve"> </w:t>
       </w:r>
       <w:r>
-        <w:t xml:space="preserve">= 57 imputed, adj.</w:t>
+        <w:t xml:space="preserve">= 58 imputed, adj.</w:t>
       </w:r>
       <w:r>
         <w:t xml:space="preserve"> </w:t>
@@ -11659,11 +12560,11 @@
         <w:t xml:space="preserve"> </w:t>
       </w:r>
       <w:r>
-        <w:t xml:space="preserve">= 0.079 vs. 0.068, non-significant) is not large enough to justify institutional quality as the primary determinant of export-led productivity. Export promotion programs should target firm-level capabilities (technological, managerial) as much as institutional reform, given that the institution-performance gradient is not meta-analytically confirmed at current sample sizes.</w:t>
-      </w:r>
-    </w:p>
-    <w:bookmarkEnd w:id="50"/>
-    <w:bookmarkStart w:id="51" w:name="X0f6e89d87400594fb1abd2d07a881153acd68bb"/>
+        <w:t xml:space="preserve">= 0.079 vs. 0.069, non-significant) is not large enough to justify institutional quality as the primary determinant of export-led productivity. Export promotion programs should target firm-level capabilities (technological, managerial) as much as institutional reform, given that the institution-performance gradient is not meta-analytically confirmed at current sample sizes.</w:t>
+      </w:r>
+    </w:p>
+    <w:bookmarkEnd w:id="66"/>
+    <w:bookmarkStart w:id="67" w:name="X0f6e89d87400594fb1abd2d07a881153acd68bb"/>
     <w:p>
       <w:pPr>
         <w:pStyle w:val="Heading3"/>
@@ -11767,9 +12668,9 @@
         </w:pict>
       </w:r>
     </w:p>
-    <w:bookmarkEnd w:id="51"/>
-    <w:bookmarkEnd w:id="52"/>
-    <w:bookmarkStart w:id="53" w:name="X6b297cc947e0db5526be369b1f0f4ddc67b2415"/>
+    <w:bookmarkEnd w:id="67"/>
+    <w:bookmarkEnd w:id="68"/>
+    <w:bookmarkStart w:id="69" w:name="X6b297cc947e0db5526be369b1f0f4ddc67b2415"/>
     <w:p>
       <w:pPr>
         <w:pStyle w:val="Heading2"/>
@@ -11783,7 +12684,7 @@
         <w:pStyle w:val="FirstParagraph"/>
       </w:pPr>
       <w:r>
-        <w:t xml:space="preserve">This paper presents the first three-level MARA of the internationalization–performance relationship drawing on a globally representative corpus, extending the ICBEF 2025 Asia-Pacific baseline from</w:t>
+        <w:t xml:space="preserve">This paper presents the first three-level MARA of the internationalization–performance relationship drawing on a globally representative corpus, extending the ICBEF 2024 Asia-Pacific baseline from</w:t>
       </w:r>
       <w:r>
         <w:t xml:space="preserve"> </w:t>
@@ -11815,7 +12716,7 @@
         <w:t xml:space="preserve"> </w:t>
       </w:r>
       <w:r>
-        <w:t xml:space="preserve">= 237 studies from 49 economies (</w:t>
+        <w:t xml:space="preserve">= 238 studies from 49 economies (</w:t>
       </w:r>
       <w:r>
         <w:rPr>
@@ -11828,7 +12729,7 @@
         <w:t xml:space="preserve"> </w:t>
       </w:r>
       <w:r>
-        <w:t xml:space="preserve">= 287 effects) and introducing three novel moderators for formal meta-analytic testing: ICRV institutional regime, country-level digital adoption (cDAI), and Digital Paradox Lifecycle (DPL) phase. The three-level pooled effect (</w:t>
+        <w:t xml:space="preserve">= 288 effects) and introducing three novel moderators for formal meta-analytic testing: ICRV institutional regime, country-level digital adoption (cDAI), and Digital Paradox Lifecycle (DPL) phase. The three-level pooled effect (</w:t>
       </w:r>
       <w:r>
         <w:rPr>
@@ -11854,7 +12755,7 @@
         <w:t xml:space="preserve">I</w:t>
       </w:r>
       <w:r>
-        <w:t xml:space="preserve">²_total = 62.5%) confirms a small but consistent positive I→P relationship globally, robust across seven sensitivity checks.</w:t>
+        <w:t xml:space="preserve">²_total = 62.4%) confirms a small but consistent positive I→P relationship globally, robust across seven sensitivity checks.</w:t>
       </w:r>
     </w:p>
     <w:p>
@@ -11917,7 +12818,7 @@
         <w:t xml:space="preserve">Q</w:t>
       </w:r>
       <w:r>
-        <w:t xml:space="preserve">_M = 1.34,</w:t>
+        <w:t xml:space="preserve">_M = 1.23,</w:t>
       </w:r>
       <w:r>
         <w:t xml:space="preserve"> </w:t>
@@ -11933,7 +12834,7 @@
         <w:t xml:space="preserve"> </w:t>
       </w:r>
       <w:r>
-        <w:t xml:space="preserve">= .513) and DPL phase (H2:</w:t>
+        <w:t xml:space="preserve">= .541) and DPL phase (H2:</w:t>
       </w:r>
       <w:r>
         <w:t xml:space="preserve"> </w:t>
@@ -11946,7 +12847,7 @@
         <w:t xml:space="preserve">Q</w:t>
       </w:r>
       <w:r>
-        <w:t xml:space="preserve">_M = 0.62,</w:t>
+        <w:t xml:space="preserve">_M = 0.56,</w:t>
       </w:r>
       <w:r>
         <w:t xml:space="preserve"> </w:t>
@@ -11962,7 +12863,7 @@
         <w:t xml:space="preserve"> </w:t>
       </w:r>
       <w:r>
-        <w:t xml:space="preserve">= .734) moderators do not explain between-study heterogeneity in the current sample. The CIMT institutional gradient (E1a/E1b), digital infrastructure amplification (H3), and DPL temporal moderation (H2) remain theoretically motivated but empirically unconfirmed at</w:t>
+        <w:t xml:space="preserve">= .755) moderators do not explain between-study heterogeneity in the current sample. The CIMT institutional gradient (E1a/E1b), digital infrastructure amplification (H3), and DPL temporal moderation (H2) remain theoretically motivated but empirically unconfirmed at</w:t>
       </w:r>
       <w:r>
         <w:t xml:space="preserve"> </w:t>
@@ -11978,7 +12879,7 @@
         <w:t xml:space="preserve"> </w:t>
       </w:r>
       <w:r>
-        <w:t xml:space="preserve">= 237 — null results that should inform future pre-registered replications with targeted regime-level sampling.</w:t>
+        <w:t xml:space="preserve">= 238 — null results that should inform future pre-registered replications with targeted regime-level sampling.</w:t>
       </w:r>
     </w:p>
     <w:p>
@@ -12002,7 +12903,7 @@
         <w:t xml:space="preserve"> </w:t>
       </w:r>
       <w:r>
-        <w:t xml:space="preserve">= 57 missing studies, reducing the bias-corrected pooled effect to</w:t>
+        <w:t xml:space="preserve">= 58 missing studies, reducing the bias-corrected pooled effect to</w:t>
       </w:r>
       <w:r>
         <w:t xml:space="preserve"> </w:t>
@@ -12018,7 +12919,7 @@
         <w:t xml:space="preserve"> </w:t>
       </w:r>
       <w:r>
-        <w:t xml:space="preserve">= 0.035 (95% CI [0.018, 0.051]) — positive but considerably attenuated. This suggests that the I→P field's published literature over-represents positive results, and that the true average performance return to internationalization is closer to</w:t>
+        <w:t xml:space="preserve">= 0.035 (95% CI [0.019, 0.051]) — positive but considerably attenuated. This suggests that the I→P field's published literature over-represents positive results, and that the true average performance return to internationalization is closer to</w:t>
       </w:r>
       <w:r>
         <w:t xml:space="preserve"> </w:t>
@@ -12044,7 +12945,7 @@
         <w:t xml:space="preserve">I</w:t>
       </w:r>
       <w:r>
-        <w:t xml:space="preserve">² = 62.5%) remains largely unresolved, with within-study variance (Level 2, 54.1%) dominating between-study variance (Level 3, 8.4%), suggesting that DOI operationalization and performance measure choices within papers are more important sources of heterogeneity than cross-country institutional differences.</w:t>
+        <w:t xml:space="preserve">² = 62.4%) remains largely unresolved, with within-study variance (Level 2, 54.1%) dominating between-study variance (Level 3, 8.4%), suggesting that DOI operationalization and performance measure choices within papers are more important sources of heterogeneity than cross-country institutional differences.</w:t>
       </w:r>
     </w:p>
     <w:p>
@@ -12078,7 +12979,7 @@
         <w:t xml:space="preserve"> </w:t>
       </w:r>
       <w:r>
-        <w:t xml:space="preserve">= 237 working database; this may reflect insufficient regime-level</w:t>
+        <w:t xml:space="preserve">= 238 working database; this may reflect insufficient regime-level</w:t>
       </w:r>
       <w:r>
         <w:t xml:space="preserve"> </w:t>
@@ -12231,7 +13132,7 @@
         <w:t xml:space="preserve"> </w:t>
       </w:r>
       <w:r>
-        <w:t xml:space="preserve">= 57 imputed, adj.</w:t>
+        <w:t xml:space="preserve">= 58 imputed, adj.</w:t>
       </w:r>
       <w:r>
         <w:t xml:space="preserve"> </w:t>
@@ -12257,8 +13158,8 @@
         </w:pict>
       </w:r>
     </w:p>
-    <w:bookmarkEnd w:id="53"/>
-    <w:bookmarkStart w:id="54" w:name="funding"/>
+    <w:bookmarkEnd w:id="69"/>
+    <w:bookmarkStart w:id="70" w:name="funding"/>
     <w:p>
       <w:pPr>
         <w:pStyle w:val="Heading2"/>
@@ -12275,8 +13176,8 @@
         <w:t xml:space="preserve">This research received no specific grant from any funding agency in the public, commercial, or not-for-profit sectors.</w:t>
       </w:r>
     </w:p>
-    <w:bookmarkEnd w:id="54"/>
-    <w:bookmarkStart w:id="55" w:name="competing-interests"/>
+    <w:bookmarkEnd w:id="70"/>
+    <w:bookmarkStart w:id="71" w:name="competing-interests"/>
     <w:p>
       <w:pPr>
         <w:pStyle w:val="Heading2"/>
@@ -12293,8 +13194,8 @@
         <w:t xml:space="preserve">The authors declare no conflict of interest.</w:t>
       </w:r>
     </w:p>
-    <w:bookmarkEnd w:id="55"/>
-    <w:bookmarkStart w:id="56" w:name="data-availability"/>
+    <w:bookmarkEnd w:id="71"/>
+    <w:bookmarkStart w:id="72" w:name="data-availability"/>
     <w:p>
       <w:pPr>
         <w:pStyle w:val="Heading2"/>
@@ -12336,8 +13237,8 @@
         </w:pict>
       </w:r>
     </w:p>
-    <w:bookmarkEnd w:id="56"/>
-    <w:bookmarkStart w:id="60" w:name="references"/>
+    <w:bookmarkEnd w:id="72"/>
+    <w:bookmarkStart w:id="76" w:name="references"/>
     <w:p>
       <w:pPr>
         <w:pStyle w:val="Heading2"/>
@@ -12675,7 +13576,7 @@
       <w:r>
         <w:t xml:space="preserve"> </w:t>
       </w:r>
-      <w:hyperlink r:id="rId57">
+      <w:hyperlink r:id="rId73">
         <w:r>
           <w:rPr>
             <w:rStyle w:val="Hyperlink"/>
@@ -13064,7 +13965,7 @@
       <w:r>
         <w:t xml:space="preserve"> </w:t>
       </w:r>
-      <w:hyperlink r:id="rId58">
+      <w:hyperlink r:id="rId74">
         <w:r>
           <w:rPr>
             <w:rStyle w:val="Hyperlink"/>
@@ -13420,7 +14321,7 @@
       <w:r>
         <w:t xml:space="preserve"> </w:t>
       </w:r>
-      <w:hyperlink r:id="rId59">
+      <w:hyperlink r:id="rId75">
         <w:r>
           <w:rPr>
             <w:rStyle w:val="Hyperlink"/>
@@ -13478,8 +14379,8 @@
         </w:pict>
       </w:r>
     </w:p>
-    <w:bookmarkEnd w:id="60"/>
-    <w:bookmarkStart w:id="61" w:name="appendix-a--prisma-2020-flow-diagram"/>
+    <w:bookmarkEnd w:id="76"/>
+    <w:bookmarkStart w:id="77" w:name="appendix-a--prisma-2020-flow-diagram"/>
     <w:p>
       <w:pPr>
         <w:pStyle w:val="Heading2"/>
@@ -13497,13 +14398,13 @@
           <w:bCs/>
           <w:b/>
         </w:rPr>
-        <w:t xml:space="preserve">⚠️ All counts marked [TBD] will be confirmed after formal WoS + Scopus search.</w:t>
-      </w:r>
-      <w:r>
-        <w:t xml:space="preserve"> </w:t>
-      </w:r>
-      <w:r>
-        <w:t xml:space="preserve">The diagram below follows PRISMA 2020 (Page et al., 2021).</w:t>
+        <w:t xml:space="preserve">WoS + Scopus arms confirmed (20 May 2026). Final k/K pending full-text screening and extraction.</w:t>
+      </w:r>
+      <w:r>
+        <w:br/>
+      </w:r>
+      <w:r>
+        <w:t xml:space="preserve">Follows PRISMA 2020 (Page et al., 2021). Numbers marked ✓ are confirmed; [TBD] remain pending extraction.</w:t>
       </w:r>
     </w:p>
     <w:p>
@@ -13532,7 +14433,7 @@
         <w:rPr>
           <w:rStyle w:val="VerbatimChar"/>
         </w:rPr>
-        <w:t xml:space="preserve">Records from electronic databases (WoS Core Collection + Scopus):</w:t>
+        <w:t xml:space="preserve">Records from electronic databases (full search, 20 May 2026):</w:t>
       </w:r>
       <w:r>
         <w:br/>
@@ -13541,7 +14442,7 @@
         <w:rPr>
           <w:rStyle w:val="VerbatimChar"/>
         </w:rPr>
-        <w:t xml:space="preserve">  [n = TBD]</w:t>
+        <w:t xml:space="preserve">  Web of Science Core Collection (SSCI+SCI-E+ESCI): n = 2,180 ✓</w:t>
       </w:r>
       <w:r>
         <w:br/>
@@ -13550,7 +14451,7 @@
         <w:rPr>
           <w:rStyle w:val="VerbatimChar"/>
         </w:rPr>
-        <w:t xml:space="preserve">Records from supplementary methods</w:t>
+        <w:t xml:space="preserve">  Scopus (All Subject Areas, 1977–2026):             n = 1,083 ✓</w:t>
       </w:r>
       <w:r>
         <w:br/>
@@ -13559,7 +14460,7 @@
         <w:rPr>
           <w:rStyle w:val="VerbatimChar"/>
         </w:rPr>
-        <w:t xml:space="preserve">  Backward citation scan (5 anchor meta-analyses): [n = TBD]</w:t>
+        <w:t xml:space="preserve">  ─────────────────────────────────────────────────────</w:t>
       </w:r>
       <w:r>
         <w:br/>
@@ -13568,16 +14469,19 @@
         <w:rPr>
           <w:rStyle w:val="VerbatimChar"/>
         </w:rPr>
-        <w:t xml:space="preserve">  Hand-search (author's corpus, 2020–2026): n = 19</w:t>
+        <w:t xml:space="preserve">  Total from databases:                              n = 3,263 ✓</w:t>
       </w:r>
       <w:r>
         <w:br/>
       </w:r>
       <w:r>
+        <w:br/>
+      </w:r>
+      <w:r>
         <w:rPr>
           <w:rStyle w:val="VerbatimChar"/>
         </w:rPr>
-        <w:t xml:space="preserve">  ──────────────────────────────────────</w:t>
+        <w:t xml:space="preserve">After cross-database deduplication (DOI-exact + title-fuzzy ≥85%):</w:t>
       </w:r>
       <w:r>
         <w:br/>
@@ -13586,19 +14490,25 @@
         <w:rPr>
           <w:rStyle w:val="VerbatimChar"/>
         </w:rPr>
-        <w:t xml:space="preserve">  Total identified: [N = TBD]</w:t>
+        <w:t xml:space="preserve">  Duplicate records removed:                         n =   795  ✓</w:t>
       </w:r>
       <w:r>
         <w:br/>
       </w:r>
       <w:r>
+        <w:rPr>
+          <w:rStyle w:val="VerbatimChar"/>
+        </w:rPr>
+        <w:t xml:space="preserve">  Unique records:                                    n = 2,468  ✓</w:t>
+      </w:r>
+      <w:r>
         <w:br/>
       </w:r>
       <w:r>
         <w:rPr>
           <w:rStyle w:val="VerbatimChar"/>
         </w:rPr>
-        <w:t xml:space="preserve">SCREENING — Level 1 (Title / Abstract)</w:t>
+        <w:t xml:space="preserve">  Already in existing tracker (prior database):      n =   435  ✓</w:t>
       </w:r>
       <w:r>
         <w:br/>
@@ -13607,6 +14517,93 @@
         <w:rPr>
           <w:rStyle w:val="VerbatimChar"/>
         </w:rPr>
+        <w:t xml:space="preserve">  New candidates for L2 screening:                   n = 2,032  ✓</w:t>
+      </w:r>
+      <w:r>
+        <w:br/>
+      </w:r>
+      <w:r>
+        <w:rPr>
+          <w:rStyle w:val="VerbatimChar"/>
+        </w:rPr>
+        <w:t xml:space="preserve">    — with DOI (CrossRef enriched, 20 May 2026):     n = 1,512 (74.4%) ✓</w:t>
+      </w:r>
+      <w:r>
+        <w:br/>
+      </w:r>
+      <w:r>
+        <w:rPr>
+          <w:rStyle w:val="VerbatimChar"/>
+        </w:rPr>
+        <w:t xml:space="preserve">    — no DOI (manual retrieval required):            n =   520 (25.6%) ✓</w:t>
+      </w:r>
+      <w:r>
+        <w:br/>
+      </w:r>
+      <w:r>
+        <w:br/>
+      </w:r>
+      <w:r>
+        <w:rPr>
+          <w:rStyle w:val="VerbatimChar"/>
+        </w:rPr>
+        <w:t xml:space="preserve">Records from supplementary methods:</w:t>
+      </w:r>
+      <w:r>
+        <w:br/>
+      </w:r>
+      <w:r>
+        <w:rPr>
+          <w:rStyle w:val="VerbatimChar"/>
+        </w:rPr>
+        <w:t xml:space="preserve">  Backward citation scan (5 anchor meta-analyses):  n ≈ 478 screened</w:t>
+      </w:r>
+      <w:r>
+        <w:br/>
+      </w:r>
+      <w:r>
+        <w:rPr>
+          <w:rStyle w:val="VerbatimChar"/>
+        </w:rPr>
+        <w:t xml:space="preserve">  Hand-search (author corpus, 2024–2026):           n = 19</w:t>
+      </w:r>
+      <w:r>
+        <w:br/>
+      </w:r>
+      <w:r>
+        <w:rPr>
+          <w:rStyle w:val="VerbatimChar"/>
+        </w:rPr>
+        <w:t xml:space="preserve">  ─────────────────────────────────────────────────────</w:t>
+      </w:r>
+      <w:r>
+        <w:br/>
+      </w:r>
+      <w:r>
+        <w:rPr>
+          <w:rStyle w:val="VerbatimChar"/>
+        </w:rPr>
+        <w:t xml:space="preserve">  Total records identified:                         N = 3,263 (databases) + ≈497 (supplementary) ✓</w:t>
+      </w:r>
+      <w:r>
+        <w:br/>
+      </w:r>
+      <w:r>
+        <w:br/>
+      </w:r>
+      <w:r>
+        <w:rPr>
+          <w:rStyle w:val="VerbatimChar"/>
+        </w:rPr>
+        <w:t xml:space="preserve">SCREENING — Level 1 (Title / Keyword Pre-screen)</w:t>
+      </w:r>
+      <w:r>
+        <w:br/>
+      </w:r>
+      <w:r>
+        <w:rPr>
+          <w:rStyle w:val="VerbatimChar"/>
+        </w:rPr>
         <w:t xml:space="preserve">─────────────────────────────────────────────────────────────────</w:t>
       </w:r>
       <w:r>
@@ -13616,7 +14613,7 @@
         <w:rPr>
           <w:rStyle w:val="VerbatimChar"/>
         </w:rPr>
-        <w:t xml:space="preserve">After deduplication: [n = TBD]</w:t>
+        <w:t xml:space="preserve">After within-WoS deduplication:                      n = 2,179  (1 duplicate removed)</w:t>
       </w:r>
       <w:r>
         <w:br/>
@@ -13625,7 +14622,7 @@
         <w:rPr>
           <w:rStyle w:val="VerbatimChar"/>
         </w:rPr>
-        <w:t xml:space="preserve">  Excluded (title/abstract screen): [n = TBD]</w:t>
+        <w:t xml:space="preserve">  Excluded at L1 (title clearly outside I→P domain): n = 1,397</w:t>
       </w:r>
       <w:r>
         <w:br/>
@@ -13634,7 +14631,7 @@
         <w:rPr>
           <w:rStyle w:val="VerbatimChar"/>
         </w:rPr>
-        <w:t xml:space="preserve">    - Does not examine I→P relationship: [n = TBD]</w:t>
+        <w:t xml:space="preserve">    - No internationalization × performance signal  : n ≈ 1,200</w:t>
       </w:r>
       <w:r>
         <w:br/>
@@ -13643,7 +14640,7 @@
         <w:rPr>
           <w:rStyle w:val="VerbatimChar"/>
         </w:rPr>
-        <w:t xml:space="preserve">    - Not firm-level analysis: [n = TBD]</w:t>
+        <w:t xml:space="preserve">    - Systematic reviews / meta-analyses            : n ≈   97</w:t>
       </w:r>
       <w:r>
         <w:br/>
@@ -13652,7 +14649,7 @@
         <w:rPr>
           <w:rStyle w:val="VerbatimChar"/>
         </w:rPr>
-        <w:t xml:space="preserve">    - Non-English, no convertible ES in abstract: [n = TBD]</w:t>
+        <w:t xml:space="preserve">    - Qualitative / conceptual / medical            : n ≈  100</w:t>
       </w:r>
       <w:r>
         <w:br/>
@@ -13661,28 +14658,37 @@
         <w:rPr>
           <w:rStyle w:val="VerbatimChar"/>
         </w:rPr>
-        <w:t xml:space="preserve">    - Qualitative / conceptual only: [n = TBD]</w:t>
+        <w:t xml:space="preserve">  Retained for Level-2 title screen:                 n =   782  ✓</w:t>
       </w:r>
       <w:r>
         <w:br/>
       </w:r>
       <w:r>
+        <w:br/>
+      </w:r>
+      <w:r>
         <w:rPr>
           <w:rStyle w:val="VerbatimChar"/>
         </w:rPr>
-        <w:t xml:space="preserve">  Retained for full-text review: [n = TBD]</w:t>
+        <w:t xml:space="preserve">SCREENING — Level 2 (Title Screen + UNSURE Resolution)</w:t>
       </w:r>
       <w:r>
         <w:br/>
       </w:r>
       <w:r>
+        <w:rPr>
+          <w:rStyle w:val="VerbatimChar"/>
+        </w:rPr>
+        <w:t xml:space="preserve">─────────────────────────────────────────────────────────────────</w:t>
+      </w:r>
+      <w:r>
         <w:br/>
       </w:r>
       <w:r>
         <w:rPr>
           <w:rStyle w:val="VerbatimChar"/>
         </w:rPr>
-        <w:t xml:space="preserve">ELIGIBILITY — Level 2 (Full Text)</w:t>
+        <w:t xml:space="preserve">Records screened at L2 (title):                      n =   782</w:t>
       </w:r>
       <w:r>
         <w:br/>
@@ -13691,6 +14697,534 @@
         <w:rPr>
           <w:rStyle w:val="VerbatimChar"/>
         </w:rPr>
+        <w:t xml:space="preserve">  Initial decisions (18 May 2026):</w:t>
+      </w:r>
+      <w:r>
+        <w:br/>
+      </w:r>
+      <w:r>
+        <w:rPr>
+          <w:rStyle w:val="VerbatimChar"/>
+        </w:rPr>
+        <w:t xml:space="preserve">    Y (clearly eligible):                            n =   345</w:t>
+      </w:r>
+      <w:r>
+        <w:br/>
+      </w:r>
+      <w:r>
+        <w:rPr>
+          <w:rStyle w:val="VerbatimChar"/>
+        </w:rPr>
+        <w:t xml:space="preserve">    N (clearly excluded):                            n =    35</w:t>
+      </w:r>
+      <w:r>
+        <w:br/>
+      </w:r>
+      <w:r>
+        <w:rPr>
+          <w:rStyle w:val="VerbatimChar"/>
+        </w:rPr>
+        <w:t xml:space="preserve">      E1: Conceptual / editorial                     n =     4</w:t>
+      </w:r>
+      <w:r>
+        <w:br/>
+      </w:r>
+      <w:r>
+        <w:rPr>
+          <w:rStyle w:val="VerbatimChar"/>
+        </w:rPr>
+        <w:t xml:space="preserve">      E2: Qualitative / case study                   n =     8</w:t>
+      </w:r>
+      <w:r>
+        <w:br/>
+      </w:r>
+      <w:r>
+        <w:rPr>
+          <w:rStyle w:val="VerbatimChar"/>
+        </w:rPr>
+        <w:t xml:space="preserve">      E3: Macro-level / country-level analysis       n =     6</w:t>
+      </w:r>
+      <w:r>
+        <w:br/>
+      </w:r>
+      <w:r>
+        <w:rPr>
+          <w:rStyle w:val="VerbatimChar"/>
+        </w:rPr>
+        <w:t xml:space="preserve">      E5: Export as DV (not IV→performance)          n =    17</w:t>
+      </w:r>
+      <w:r>
+        <w:br/>
+      </w:r>
+      <w:r>
+        <w:rPr>
+          <w:rStyle w:val="VerbatimChar"/>
+        </w:rPr>
+        <w:t xml:space="preserve">    UNSURE (title insufficient):                     n =   402</w:t>
+      </w:r>
+      <w:r>
+        <w:br/>
+      </w:r>
+      <w:r>
+        <w:br/>
+      </w:r>
+      <w:r>
+        <w:rPr>
+          <w:rStyle w:val="VerbatimChar"/>
+        </w:rPr>
+        <w:t xml:space="preserve">  UNSURE title-only re-screen — Round 1 (script 14):</w:t>
+      </w:r>
+      <w:r>
+        <w:br/>
+      </w:r>
+      <w:r>
+        <w:rPr>
+          <w:rStyle w:val="VerbatimChar"/>
+        </w:rPr>
+        <w:t xml:space="preserve">    Resolved Y:                                      n =   135</w:t>
+      </w:r>
+      <w:r>
+        <w:br/>
+      </w:r>
+      <w:r>
+        <w:rPr>
+          <w:rStyle w:val="VerbatimChar"/>
+        </w:rPr>
+        <w:t xml:space="preserve">      Genuinely new (not in existing k=287):         n =   129  ✓</w:t>
+      </w:r>
+      <w:r>
+        <w:br/>
+      </w:r>
+      <w:r>
+        <w:rPr>
+          <w:rStyle w:val="VerbatimChar"/>
+        </w:rPr>
+        <w:t xml:space="preserve">      Duplicates of existing database:               n =     6  → excluded</w:t>
+      </w:r>
+      <w:r>
+        <w:br/>
+      </w:r>
+      <w:r>
+        <w:rPr>
+          <w:rStyle w:val="VerbatimChar"/>
+        </w:rPr>
+        <w:t xml:space="preserve">    Resolved N:                                      n =     3</w:t>
+      </w:r>
+      <w:r>
+        <w:br/>
+      </w:r>
+      <w:r>
+        <w:rPr>
+          <w:rStyle w:val="VerbatimChar"/>
+        </w:rPr>
+        <w:t xml:space="preserve">    Still UNSURE after R1:                           n =   263</w:t>
+      </w:r>
+      <w:r>
+        <w:br/>
+      </w:r>
+      <w:r>
+        <w:br/>
+      </w:r>
+      <w:r>
+        <w:rPr>
+          <w:rStyle w:val="VerbatimChar"/>
+        </w:rPr>
+        <w:t xml:space="preserve">  UNSURE title-only re-screen — Round 2 (script 18, two-tier rules):</w:t>
+      </w:r>
+      <w:r>
+        <w:br/>
+      </w:r>
+      <w:r>
+        <w:rPr>
+          <w:rStyle w:val="VerbatimChar"/>
+        </w:rPr>
+        <w:t xml:space="preserve">    Resolved Y (all genuinely new):                  n =    30  ✓</w:t>
+      </w:r>
+      <w:r>
+        <w:br/>
+      </w:r>
+      <w:r>
+        <w:rPr>
+          <w:rStyle w:val="VerbatimChar"/>
+        </w:rPr>
+        <w:t xml:space="preserve">    Resolved N:                                      n =    29</w:t>
+      </w:r>
+      <w:r>
+        <w:br/>
+      </w:r>
+      <w:r>
+        <w:rPr>
+          <w:rStyle w:val="VerbatimChar"/>
+        </w:rPr>
+        <w:t xml:space="preserve">    Still UNSURE after R2:                           n =   204</w:t>
+      </w:r>
+      <w:r>
+        <w:br/>
+      </w:r>
+      <w:r>
+        <w:br/>
+      </w:r>
+      <w:r>
+        <w:rPr>
+          <w:rStyle w:val="VerbatimChar"/>
+        </w:rPr>
+        <w:t xml:space="preserve">  UNSURE title-only re-screen — Round 3 (script 20, extended patterns):</w:t>
+      </w:r>
+      <w:r>
+        <w:br/>
+      </w:r>
+      <w:r>
+        <w:rPr>
+          <w:rStyle w:val="VerbatimChar"/>
+        </w:rPr>
+        <w:t xml:space="preserve">    Resolved Y (all genuinely new):                  n =    25  ✓</w:t>
+      </w:r>
+      <w:r>
+        <w:br/>
+      </w:r>
+      <w:r>
+        <w:rPr>
+          <w:rStyle w:val="VerbatimChar"/>
+        </w:rPr>
+        <w:t xml:space="preserve">    Resolved N:                                      n =    43</w:t>
+      </w:r>
+      <w:r>
+        <w:br/>
+      </w:r>
+      <w:r>
+        <w:rPr>
+          <w:rStyle w:val="VerbatimChar"/>
+        </w:rPr>
+        <w:t xml:space="preserve">    Still UNSURE after R3:                           n =   136</w:t>
+      </w:r>
+      <w:r>
+        <w:br/>
+      </w:r>
+      <w:r>
+        <w:br/>
+      </w:r>
+      <w:r>
+        <w:rPr>
+          <w:rStyle w:val="VerbatimChar"/>
+        </w:rPr>
+        <w:t xml:space="preserve">  UNSURE title-only re-screen — Round 4 (script 22, capital structure / location</w:t>
+      </w:r>
+      <w:r>
+        <w:br/>
+      </w:r>
+      <w:r>
+        <w:rPr>
+          <w:rStyle w:val="VerbatimChar"/>
+        </w:rPr>
+        <w:t xml:space="preserve">      strategy / antecedent/determinant exclusions; performance consequences /</w:t>
+      </w:r>
+      <w:r>
+        <w:br/>
+      </w:r>
+      <w:r>
+        <w:rPr>
+          <w:rStyle w:val="VerbatimChar"/>
+        </w:rPr>
+        <w:t xml:space="preserve">      optimal multinationality / crisis resilience inclusions):</w:t>
+      </w:r>
+      <w:r>
+        <w:br/>
+      </w:r>
+      <w:r>
+        <w:rPr>
+          <w:rStyle w:val="VerbatimChar"/>
+        </w:rPr>
+        <w:t xml:space="preserve">    Resolved Y (all genuinely new):                  n =    15  ✓</w:t>
+      </w:r>
+      <w:r>
+        <w:br/>
+      </w:r>
+      <w:r>
+        <w:rPr>
+          <w:rStyle w:val="VerbatimChar"/>
+        </w:rPr>
+        <w:t xml:space="preserve">    Resolved N:                                      n =    34</w:t>
+      </w:r>
+      <w:r>
+        <w:br/>
+      </w:r>
+      <w:r>
+        <w:rPr>
+          <w:rStyle w:val="VerbatimChar"/>
+        </w:rPr>
+        <w:t xml:space="preserve">    Still UNSURE:                                    n =    87</w:t>
+      </w:r>
+      <w:r>
+        <w:br/>
+      </w:r>
+      <w:r>
+        <w:br/>
+      </w:r>
+      <w:r>
+        <w:rPr>
+          <w:rStyle w:val="VerbatimChar"/>
+        </w:rPr>
+        <w:t xml:space="preserve">  UNSURE title-only re-screen — Round 5 (first-author manual pass, 19/05/2026):</w:t>
+      </w:r>
+      <w:r>
+        <w:br/>
+      </w:r>
+      <w:r>
+        <w:rPr>
+          <w:rStyle w:val="VerbatimChar"/>
+        </w:rPr>
+        <w:t xml:space="preserve">    Resolved Y (all genuinely new):                  n =     4  ✓</w:t>
+      </w:r>
+      <w:r>
+        <w:br/>
+      </w:r>
+      <w:r>
+        <w:rPr>
+          <w:rStyle w:val="VerbatimChar"/>
+        </w:rPr>
+        <w:t xml:space="preserve">    Resolved N:                                      n =    11</w:t>
+      </w:r>
+      <w:r>
+        <w:br/>
+      </w:r>
+      <w:r>
+        <w:rPr>
+          <w:rStyle w:val="VerbatimChar"/>
+        </w:rPr>
+        <w:t xml:space="preserve">    Still UNSURE:                                    n =    72</w:t>
+      </w:r>
+      <w:r>
+        <w:br/>
+      </w:r>
+      <w:r>
+        <w:br/>
+      </w:r>
+      <w:r>
+        <w:rPr>
+          <w:rStyle w:val="VerbatimChar"/>
+        </w:rPr>
+        <w:t xml:space="preserve">  UNSURE title-only re-screen — Round 6 (first-author manual pass, 19/05/2026):</w:t>
+      </w:r>
+      <w:r>
+        <w:br/>
+      </w:r>
+      <w:r>
+        <w:rPr>
+          <w:rStyle w:val="VerbatimChar"/>
+        </w:rPr>
+        <w:t xml:space="preserve">    Resolved Y (all genuinely new):                  n =     8  ✓</w:t>
+      </w:r>
+      <w:r>
+        <w:br/>
+      </w:r>
+      <w:r>
+        <w:rPr>
+          <w:rStyle w:val="VerbatimChar"/>
+        </w:rPr>
+        <w:t xml:space="preserve">    Resolved N:                                      n =    46</w:t>
+      </w:r>
+      <w:r>
+        <w:br/>
+      </w:r>
+      <w:r>
+        <w:rPr>
+          <w:rStyle w:val="VerbatimChar"/>
+        </w:rPr>
+        <w:t xml:space="preserve">    Still UNSURE:                                    n =    18</w:t>
+      </w:r>
+      <w:r>
+        <w:br/>
+      </w:r>
+      <w:r>
+        <w:br/>
+      </w:r>
+      <w:r>
+        <w:rPr>
+          <w:rStyle w:val="VerbatimChar"/>
+        </w:rPr>
+        <w:t xml:space="preserve">  UNSURE title-only re-screen — Round 7 (manual signals: book-chapter DOI,</w:t>
+      </w:r>
+      <w:r>
+        <w:br/>
+      </w:r>
+      <w:r>
+        <w:rPr>
+          <w:rStyle w:val="VerbatimChar"/>
+        </w:rPr>
+        <w:t xml:space="preserve">      single-case, antecedent-DV, non-business journal, macro unit):</w:t>
+      </w:r>
+      <w:r>
+        <w:br/>
+      </w:r>
+      <w:r>
+        <w:rPr>
+          <w:rStyle w:val="VerbatimChar"/>
+        </w:rPr>
+        <w:t xml:space="preserve">    Resolved Y:                                      n =     0</w:t>
+      </w:r>
+      <w:r>
+        <w:br/>
+      </w:r>
+      <w:r>
+        <w:rPr>
+          <w:rStyle w:val="VerbatimChar"/>
+        </w:rPr>
+        <w:t xml:space="preserve">    Resolved N:                                      n =     8</w:t>
+      </w:r>
+      <w:r>
+        <w:br/>
+      </w:r>
+      <w:r>
+        <w:rPr>
+          <w:rStyle w:val="VerbatimChar"/>
+        </w:rPr>
+        <w:t xml:space="preserve">    Still UNSURE:                                    n =    10</w:t>
+      </w:r>
+      <w:r>
+        <w:br/>
+      </w:r>
+      <w:r>
+        <w:br/>
+      </w:r>
+      <w:r>
+        <w:rPr>
+          <w:rStyle w:val="VerbatimChar"/>
+        </w:rPr>
+        <w:t xml:space="preserve">  UNSURE WebSearch abstract pass — Round 8 (19/05/2026, I→P eligibility</w:t>
+      </w:r>
+      <w:r>
+        <w:br/>
+      </w:r>
+      <w:r>
+        <w:rPr>
+          <w:rStyle w:val="VerbatimChar"/>
+        </w:rPr>
+        <w:t xml:space="preserve">      criteria applied via web-sourced abstracts for all 10 remaining):</w:t>
+      </w:r>
+      <w:r>
+        <w:br/>
+      </w:r>
+      <w:r>
+        <w:rPr>
+          <w:rStyle w:val="VerbatimChar"/>
+        </w:rPr>
+        <w:t xml:space="preserve">    Resolved Y (S0129, S0240, S0683):                n =     3</w:t>
+      </w:r>
+      <w:r>
+        <w:br/>
+      </w:r>
+      <w:r>
+        <w:rPr>
+          <w:rStyle w:val="VerbatimChar"/>
+        </w:rPr>
+        <w:t xml:space="preserve">    Resolved N (wrong I measure/DV/focal unit):      n =     7</w:t>
+      </w:r>
+      <w:r>
+        <w:br/>
+      </w:r>
+      <w:r>
+        <w:rPr>
+          <w:rStyle w:val="VerbatimChar"/>
+        </w:rPr>
+        <w:t xml:space="preserve">    Still UNSURE:                                    n =     0  ← ALL RESOLVED ✓</w:t>
+      </w:r>
+      <w:r>
+        <w:br/>
+      </w:r>
+      <w:r>
+        <w:br/>
+      </w:r>
+      <w:r>
+        <w:rPr>
+          <w:rStyle w:val="VerbatimChar"/>
+        </w:rPr>
+        <w:t xml:space="preserve">  Total L2 Y (WoS arm):                             n =   565  ✓</w:t>
+      </w:r>
+      <w:r>
+        <w:br/>
+      </w:r>
+      <w:r>
+        <w:rPr>
+          <w:rStyle w:val="VerbatimChar"/>
+        </w:rPr>
+        <w:t xml:space="preserve">    (= 345 L2 Y + 135 R1 + 30 R2 + 25 R3 + 15 R4 + 4 R5 + 8 R6 + 0 R7 + 3 R8)</w:t>
+      </w:r>
+      <w:r>
+        <w:br/>
+      </w:r>
+      <w:r>
+        <w:br/>
+      </w:r>
+      <w:r>
+        <w:rPr>
+          <w:rStyle w:val="VerbatimChar"/>
+        </w:rPr>
+        <w:t xml:space="preserve">  Extraction pre-screen — Round 9 (worklist v11→v12, 19/05/2026,</w:t>
+      </w:r>
+      <w:r>
+        <w:br/>
+      </w:r>
+      <w:r>
+        <w:rPr>
+          <w:rStyle w:val="VerbatimChar"/>
+        </w:rPr>
+        <w:t xml:space="preserve">      title-pattern analysis for 92 unresolved prescreen flags):</w:t>
+      </w:r>
+      <w:r>
+        <w:br/>
+      </w:r>
+      <w:r>
+        <w:rPr>
+          <w:rStyle w:val="VerbatimChar"/>
+        </w:rPr>
+        <w:t xml:space="preserve">    Y (include for extraction):                       n =    41  ✓</w:t>
+      </w:r>
+      <w:r>
+        <w:br/>
+      </w:r>
+      <w:r>
+        <w:rPr>
+          <w:rStyle w:val="VerbatimChar"/>
+        </w:rPr>
+        <w:t xml:space="preserve">    N (exclude from extraction priority):             n =    51</w:t>
+      </w:r>
+      <w:r>
+        <w:br/>
+      </w:r>
+      <w:r>
+        <w:rPr>
+          <w:rStyle w:val="VerbatimChar"/>
+        </w:rPr>
+        <w:t xml:space="preserve">    Still UNSURE:                                     n =     0  ← ALL RESOLVED ✓</w:t>
+      </w:r>
+      <w:r>
+        <w:br/>
+      </w:r>
+      <w:r>
+        <w:rPr>
+          <w:rStyle w:val="VerbatimChar"/>
+        </w:rPr>
+        <w:t xml:space="preserve">  Extraction pool prescreen: Y=435 (81.3%), N=100 (18.7%), UNSURE=0</w:t>
+      </w:r>
+      <w:r>
+        <w:br/>
+      </w:r>
+      <w:r>
+        <w:br/>
+      </w:r>
+      <w:r>
+        <w:rPr>
+          <w:rStyle w:val="VerbatimChar"/>
+        </w:rPr>
+        <w:t xml:space="preserve">ELIGIBILITY — Deduplication vs. Prior Database</w:t>
+      </w:r>
+      <w:r>
+        <w:br/>
+      </w:r>
+      <w:r>
+        <w:rPr>
+          <w:rStyle w:val="VerbatimChar"/>
+        </w:rPr>
         <w:t xml:space="preserve">─────────────────────────────────────────────────────────────────</w:t>
       </w:r>
       <w:r>
@@ -13700,7 +15234,7 @@
         <w:rPr>
           <w:rStyle w:val="VerbatimChar"/>
         </w:rPr>
-        <w:t xml:space="preserve">Full texts assessed: [n = TBD]</w:t>
+        <w:t xml:space="preserve">Deduplicated against existing k=287 coded studies:</w:t>
       </w:r>
       <w:r>
         <w:br/>
@@ -13709,7 +15243,7 @@
         <w:rPr>
           <w:rStyle w:val="VerbatimChar"/>
         </w:rPr>
-        <w:t xml:space="preserve">  Excluded: [n = TBD]</w:t>
+        <w:t xml:space="preserve">  Confirmed genuinely new (R1):                      n =   321  ✓</w:t>
       </w:r>
       <w:r>
         <w:br/>
@@ -13718,7 +15252,7 @@
         <w:rPr>
           <w:rStyle w:val="VerbatimChar"/>
         </w:rPr>
-        <w:t xml:space="preserve">    - No effect size convertible to r: [n = TBD]</w:t>
+        <w:t xml:space="preserve">  Confirmed new (R1-R8):                             n =   214  (129+30+25+15+4+8+0+3)</w:t>
       </w:r>
       <w:r>
         <w:br/>
@@ -13727,7 +15261,7 @@
         <w:rPr>
           <w:rStyle w:val="VerbatimChar"/>
         </w:rPr>
-        <w:t xml:space="preserve">    - No DOI measure meeting PICO I criterion: [n = TBD]</w:t>
+        <w:t xml:space="preserve">  Active extraction pool (worklist v12):             n =   535  ✓</w:t>
       </w:r>
       <w:r>
         <w:br/>
@@ -13736,7 +15270,7 @@
         <w:rPr>
           <w:rStyle w:val="VerbatimChar"/>
         </w:rPr>
-        <w:t xml:space="preserve">    - State-owned enterprise / government-controlled sample: [n = TBD]</w:t>
+        <w:t xml:space="preserve">  Priority extraction candidates (prescreen Y):      n =   435  (310 with DOI; 125 no-DOI)</w:t>
       </w:r>
       <w:r>
         <w:br/>
@@ -13745,7 +15279,7 @@
         <w:rPr>
           <w:rStyle w:val="VerbatimChar"/>
         </w:rPr>
-        <w:t xml:space="preserve">    - Duplicate sample (smaller/older retained for exclusion): [n = TBD]</w:t>
+        <w:t xml:space="preserve">  Full-text excluded (reasons pending extraction):   n = [TBD]</w:t>
       </w:r>
       <w:r>
         <w:br/>
@@ -13754,7 +15288,7 @@
         <w:rPr>
           <w:rStyle w:val="VerbatimChar"/>
         </w:rPr>
-        <w:t xml:space="preserve">    - Meta-analysis or review (not primary study): [n = TBD]</w:t>
+        <w:t xml:space="preserve">    - No calculable r or convertible statistic</w:t>
       </w:r>
       <w:r>
         <w:br/>
@@ -13763,18 +15297,111 @@
         <w:rPr>
           <w:rStyle w:val="VerbatimChar"/>
         </w:rPr>
-        <w:t xml:space="preserve">    - Conference paper / thesis / working paper: [n = TBD]</w:t>
+        <w:t xml:space="preserve">    - Unit of analysis not firm-level</w:t>
       </w:r>
       <w:r>
         <w:br/>
       </w:r>
       <w:r>
+        <w:rPr>
+          <w:rStyle w:val="VerbatimChar"/>
+        </w:rPr>
+        <w:t xml:space="preserve">    - Conference paper / thesis / working paper</w:t>
+      </w:r>
+      <w:r>
         <w:br/>
       </w:r>
       <w:r>
         <w:rPr>
           <w:rStyle w:val="VerbatimChar"/>
         </w:rPr>
+        <w:t xml:space="preserve">    - Duplicate sample</w:t>
+      </w:r>
+      <w:r>
+        <w:br/>
+      </w:r>
+      <w:r>
+        <w:br/>
+      </w:r>
+      <w:r>
+        <w:rPr>
+          <w:rStyle w:val="VerbatimChar"/>
+        </w:rPr>
+        <w:t xml:space="preserve">NEW CANDIDATES (20 May 2026 full search, pending L2 screening):</w:t>
+      </w:r>
+      <w:r>
+        <w:br/>
+      </w:r>
+      <w:r>
+        <w:rPr>
+          <w:rStyle w:val="VerbatimChar"/>
+        </w:rPr>
+        <w:t xml:space="preserve">─────────────────────────────────────────────────────────────────</w:t>
+      </w:r>
+      <w:r>
+        <w:br/>
+      </w:r>
+      <w:r>
+        <w:rPr>
+          <w:rStyle w:val="VerbatimChar"/>
+        </w:rPr>
+        <w:t xml:space="preserve">  New candidates added to tracker v3:               n = 2,032  ✓</w:t>
+      </w:r>
+      <w:r>
+        <w:br/>
+      </w:r>
+      <w:r>
+        <w:rPr>
+          <w:rStyle w:val="VerbatimChar"/>
+        </w:rPr>
+        <w:t xml:space="preserve">    1_DOI_FIRST (CrossRef DOI recovered):            n = 1,512  ✓</w:t>
+      </w:r>
+      <w:r>
+        <w:br/>
+      </w:r>
+      <w:r>
+        <w:rPr>
+          <w:rStyle w:val="VerbatimChar"/>
+        </w:rPr>
+        <w:t xml:space="preserve">    2_NO_DOI_MANUAL (title/GS search required):      n =   520  ✓</w:t>
+      </w:r>
+      <w:r>
+        <w:br/>
+      </w:r>
+      <w:r>
+        <w:rPr>
+          <w:rStyle w:val="VerbatimChar"/>
+        </w:rPr>
+        <w:t xml:space="preserve">  Working file:  fulltext_to_extraction_tracker_v3.csv</w:t>
+      </w:r>
+      <w:r>
+        <w:br/>
+      </w:r>
+      <w:r>
+        <w:rPr>
+          <w:rStyle w:val="VerbatimChar"/>
+        </w:rPr>
+        <w:t xml:space="preserve">                 (2,467 rows = 435 prior + 2,032 new; 58 cols)</w:t>
+      </w:r>
+      <w:r>
+        <w:br/>
+      </w:r>
+      <w:r>
+        <w:rPr>
+          <w:rStyle w:val="VerbatimChar"/>
+        </w:rPr>
+        <w:t xml:space="preserve">  Status: L2 full-text screening pending (OSF pre-registration confirmed)</w:t>
+      </w:r>
+      <w:r>
+        <w:br/>
+      </w:r>
+      <w:r>
+        <w:br/>
+      </w:r>
+      <w:r>
+        <w:rPr>
+          <w:rStyle w:val="VerbatimChar"/>
+        </w:rPr>
         <w:t xml:space="preserve">INCLUDED</w:t>
       </w:r>
       <w:r>
@@ -13793,7 +15420,7 @@
         <w:rPr>
           <w:rStyle w:val="VerbatimChar"/>
         </w:rPr>
-        <w:t xml:space="preserve">Studies included in meta-analysis: k = [TBD]</w:t>
+        <w:t xml:space="preserve">Studies included in meta-analysis:   k = [TBD] (prior DB: k = 238)</w:t>
       </w:r>
       <w:r>
         <w:br/>
@@ -13802,16 +15429,28 @@
         <w:rPr>
           <w:rStyle w:val="VerbatimChar"/>
         </w:rPr>
-        <w:t xml:space="preserve">Effect sizes coded: K = [TBD]</w:t>
+        <w:t xml:space="preserve">Effect sizes coded:                  K = [TBD] (prior DB: K = 288)</w:t>
       </w:r>
       <w:r>
         <w:br/>
       </w:r>
       <w:r>
+        <w:br/>
+      </w:r>
+      <w:r>
         <w:rPr>
           <w:rStyle w:val="VerbatimChar"/>
         </w:rPr>
-        <w:t xml:space="preserve">  (Current working database prior to formal search: k = 237, K = 287)</w:t>
+        <w:t xml:space="preserve">Note: Final k/K will reflect: existing k=238 + confirmed new studies from</w:t>
+      </w:r>
+      <w:r>
+        <w:br/>
+      </w:r>
+      <w:r>
+        <w:rPr>
+          <w:rStyle w:val="VerbatimChar"/>
+        </w:rPr>
+        <w:t xml:space="preserve">2,032 new candidates after full-text L2 screening and effect-size extraction.</w:t>
       </w:r>
     </w:p>
     <w:p>
@@ -13833,8 +15472,8 @@
         </w:pict>
       </w:r>
     </w:p>
-    <w:bookmarkEnd w:id="61"/>
-    <w:bookmarkStart w:id="62" w:name="appendix-b--coding-protocol-7-moderators"/>
+    <w:bookmarkEnd w:id="77"/>
+    <w:bookmarkStart w:id="78" w:name="appendix-b--coding-protocol-7-moderators"/>
     <w:p>
       <w:pPr>
         <w:pStyle w:val="Heading2"/>
@@ -14170,8 +15809,8 @@
         </w:pict>
       </w:r>
     </w:p>
-    <w:bookmarkEnd w:id="62"/>
-    <w:bookmarkStart w:id="63" w:name="X268400b3423c0b4852b72f307f2ef855f61e7ea"/>
+    <w:bookmarkEnd w:id="78"/>
+    <w:bookmarkStart w:id="79" w:name="X268400b3423c0b4852b72f307f2ef855f61e7ea"/>
     <w:p>
       <w:pPr>
         <w:pStyle w:val="Heading2"/>
@@ -14225,19 +15864,19 @@
               <w:jc w:val="left"/>
             </w:pPr>
             <w:r>
-              <w:t xml:space="preserve">MetaEssentials 1.5 (ICBEF 2025)</w:t>
-            </w:r>
-          </w:p>
-        </w:tc>
-        <w:tc>
-          <w:tcPr/>
-          <w:p>
-            <w:pPr>
-              <w:pStyle w:val="Compact"/>
-              <w:jc w:val="left"/>
-            </w:pPr>
-            <w:r>
-              <w:t xml:space="preserve">metafor REML (3-level, k=237)</w:t>
+              <w:t xml:space="preserve">MetaEssentials 1.5 (ICBEF 2024)</w:t>
+            </w:r>
+          </w:p>
+        </w:tc>
+        <w:tc>
+          <w:tcPr/>
+          <w:p>
+            <w:pPr>
+              <w:pStyle w:val="Compact"/>
+              <w:jc w:val="left"/>
+            </w:pPr>
+            <w:r>
+              <w:t xml:space="preserve">metafor REML (3-level, k=238)</w:t>
             </w:r>
           </w:p>
         </w:tc>
@@ -14368,7 +16007,7 @@
               <w:jc w:val="left"/>
             </w:pPr>
             <w:r>
-              <w:t xml:space="preserve">62.5%</w:t>
+              <w:t xml:space="preserve">62.4%</w:t>
             </w:r>
           </w:p>
         </w:tc>
@@ -14689,7 +16328,7 @@
         <w:t xml:space="preserve"> </w:t>
       </w:r>
       <w:r>
-        <w:t xml:space="preserve">Lower total I² in the three-level model (62.5% vs. 87.92%) reflects the expanded</w:t>
+        <w:t xml:space="preserve">Lower total I² in the three-level model (62.4% vs. 87.92%) reflects the expanded</w:t>
       </w:r>
       <w:r>
         <w:t xml:space="preserve"> </w:t>
@@ -14705,7 +16344,7 @@
         <w:t xml:space="preserve"> </w:t>
       </w:r>
       <w:r>
-        <w:t xml:space="preserve">= 237 sample and the three-level structure that partitions variance across levels correctly. The narrower 95% CI reflects the precision gain from 237 vs. 113 studies. The three-level model is theoretically preferred as it accounts for multiple effect sizes nested within studies.</w:t>
+        <w:t xml:space="preserve">= 238 sample and the three-level structure that partitions variance across levels correctly. The narrower 95% CI reflects the precision gain from 237 vs. 113 studies. The three-level model is theoretically preferred as it accounts for multiple effect sizes nested within studies.</w:t>
       </w:r>
     </w:p>
     <w:p>
@@ -14737,8 +16376,8 @@
         <w:t xml:space="preserve">Target journal: International Business Review (IBR, Elsevier, IF ≈ 5.5, ABS-3). IBR requires 8,000–10,000 words for empirical articles; the manuscript will reach range after §3–§4 expansion with confirmed metafor output once formal effect-size extraction from p6_study_database_coded.md is complete using the standardized coding protocol (Appendix B).</w:t>
       </w:r>
     </w:p>
-    <w:bookmarkEnd w:id="63"/>
-    <w:bookmarkEnd w:id="64"/>
+    <w:bookmarkEnd w:id="79"/>
+    <w:bookmarkEnd w:id="80"/>
     <w:sectPr>
       <w:pgSz w:h="16838" w:w="11906"/>
       <w:pgMar w:bottom="1417" w:left="1417" w:right="1417" w:top="1417"/>
